--- a/AnniePlayer-LXversion安妮洛雪/《章鱼科技：安妮播放器全功能说明书》.docx
+++ b/AnniePlayer-LXversion安妮洛雪/《章鱼科技：安妮播放器全功能说明书》.docx
@@ -82,7 +82,7 @@
         <w:rPr>
           <w:rFonts w:hint="eastAsia"/>
         </w:rPr>
-        <w:t xml:space="preserve">：V4.3.17</w:t>
+        <w:t xml:space="preserve">：V4.3.21</w:t>
       </w:r>
       <w:r>
         <w:t xml:space="preserve"> </w:t>
@@ -1064,7 +1064,52 @@
         <w:rPr>
           <w:rFonts w:hint="eastAsia"/>
         </w:rPr>
-        <w:t xml:space="preserve">可全库预分析），结果可播放/下一首播放/存为列表</w:t>
+        <w:t xml:space="preserve">可全库预分析），结果可播放/下一首播放/存为列表；正在播放的歌曲</w:t>
+      </w:r>
+      <w:r>
+        <w:t xml:space="preserve"> ⊕ </w:t>
+      </w:r>
+      <w:r>
+        <w:rPr>
+          <w:rFonts w:hint="eastAsia"/>
+        </w:rPr>
+        <w:t xml:space="preserve">菜单「生成歌词海报」：竖版分享图（封面虚化底</w:t>
+      </w:r>
+      <w:r>
+        <w:t xml:space="preserve"> + </w:t>
+      </w:r>
+      <w:r>
+        <w:rPr>
+          <w:rFonts w:hint="eastAsia"/>
+        </w:rPr>
+        <w:t xml:space="preserve">封面卡片</w:t>
+      </w:r>
+      <w:r>
+        <w:t xml:space="preserve"> + </w:t>
+      </w:r>
+      <w:r>
+        <w:rPr>
+          <w:rFonts w:hint="eastAsia"/>
+        </w:rPr>
+        <w:t xml:space="preserve">节选歌词当前行高亮</w:t>
+      </w:r>
+      <w:r>
+        <w:t xml:space="preserve"> + </w:t>
+      </w:r>
+      <w:r>
+        <w:rPr>
+          <w:rFonts w:hint="eastAsia"/>
+        </w:rPr>
+        <w:t xml:space="preserve">音质徽标</w:t>
+      </w:r>
+      <w:r>
+        <w:t xml:space="preserve"> + </w:t>
+      </w:r>
+      <w:r>
+        <w:rPr>
+          <w:rFonts w:hint="eastAsia"/>
+        </w:rPr>
+        <w:t xml:space="preserve">版本号）</w:t>
       </w:r>
     </w:p>
     <w:p>
@@ -2536,7 +2581,7 @@
         <w:rPr>
           <w:rFonts w:hint="eastAsia"/>
         </w:rPr>
-        <w:t xml:space="preserve">可点击进度条</w:t>
+        <w:t xml:space="preserve">可点击进度条；切歌时右下角短暂弹出格式卡片（编码/位深/采样率/输出链，在线歌显示平台·音质）</w:t>
       </w:r>
     </w:p>
     <w:p>
@@ -4784,6 +4829,15 @@
         <w:rPr>
           <w:rFonts w:hint="eastAsia"/>
         </w:rPr>
+        <w:t xml:space="preserve">配置备份（设置/歌单/收藏/统计导出导入，换机迁移，导入自动留兜底并重启）/</w:t>
+      </w:r>
+      <w:r>
+        <w:t xml:space="preserve"> </w:t>
+      </w:r>
+      <w:r>
+        <w:rPr>
+          <w:rFonts w:hint="eastAsia"/>
+        </w:rPr>
         <w:t xml:space="preserve">导出诊断包（zip）/</w:t>
       </w:r>
       <w:r>
@@ -5405,7 +5459,7 @@
         <w:rPr>
           <w:rFonts w:hint="eastAsia"/>
         </w:rPr>
-        <w:t xml:space="preserve">位配对码即可遥控：封面/进度（点按跳转）/播放暂停/上下首/音量/播放模式/实时歌词（含翻译）。配对码可重置（已配对设备全部失效）</w:t>
+        <w:t xml:space="preserve">位配对码即可遥控：封面/进度（点按跳转）/播放暂停/上下首/音量/播放模式/实时歌词（含翻译）。「曲库点播」页签可搜索本地曲库（歌名/歌手/专辑）点歌。配对码可重置（已配对设备全部失效）</w:t>
       </w:r>
     </w:p>
     <w:p>
@@ -6367,7 +6421,61 @@
         <w:rPr>
           <w:rFonts w:hint="eastAsia"/>
         </w:rPr>
-        <w:t xml:space="preserve">等测量来源）；支持中文品牌名（森海/索尼/水月雨等）与无空格型号（HD650）；低架/高架滤波以峰值滤波近似，AutoEq</w:t>
+        <w:t xml:space="preserve">等测量来源）；支持中文品牌名（森海/索尼/水月雨等）与无空格型号（HD650）；「导入结果文件…」可直接吃</w:t>
+      </w:r>
+      <w:r>
+        <w:t xml:space="preserve"> AutoEq </w:t>
+      </w:r>
+      <w:r>
+        <w:rPr>
+          <w:rFonts w:hint="eastAsia"/>
+        </w:rPr>
+        <w:t xml:space="preserve">网页版的</w:t>
+      </w:r>
+      <w:r>
+        <w:t xml:space="preserve"> </w:t>
+      </w:r>
+      <w:r>
+        <w:rPr>
+          <w:rFonts w:hint="eastAsia"/>
+        </w:rPr>
+        <w:t xml:space="preserve">ParametricEQ（→</w:t>
+      </w:r>
+      <w:r>
+        <w:t xml:space="preserve"> PEQ </w:t>
+      </w:r>
+      <w:r>
+        <w:rPr>
+          <w:rFonts w:hint="eastAsia"/>
+        </w:rPr>
+        <w:t xml:space="preserve">频段）/</w:t>
+      </w:r>
+      <w:r>
+        <w:t xml:space="preserve"> GraphicEQ </w:t>
+      </w:r>
+      <w:r>
+        <w:rPr>
+          <w:rFonts w:hint="eastAsia"/>
+        </w:rPr>
+        <w:t xml:space="preserve">或「频率,增益」CSV（→</w:t>
+      </w:r>
+      <w:r>
+        <w:t xml:space="preserve"> 15 </w:t>
+      </w:r>
+      <w:r>
+        <w:rPr>
+          <w:rFonts w:hint="eastAsia"/>
+        </w:rPr>
+        <w:t xml:space="preserve">段</w:t>
+      </w:r>
+      <w:r>
+        <w:t xml:space="preserve"> </w:t>
+      </w:r>
+      <w:r>
+        <w:rPr>
+          <w:rFonts w:hint="eastAsia"/>
+        </w:rPr>
+        <w:t xml:space="preserve">EQ）；低架/高架滤波以峰值滤波近似，AutoEq</w:t>
       </w:r>
       <w:r>
         <w:t xml:space="preserve"> </w:t>
@@ -6864,6 +6972,274 @@
           <w:rFonts w:hint="eastAsia"/>
         </w:rPr>
         <w:t xml:space="preserve">版本更新</w:t>
+      </w:r>
+    </w:p>
+    <w:p>
+      <w:pPr>
+        <w:pStyle w:val="Compact"/>
+        <w:numPr>
+          <w:ilvl w:val="0"/>
+          <w:numId w:val="1010"/>
+        </w:numPr>
+      </w:pPr>
+      <w:r>
+        <w:rPr>
+          <w:b/>
+          <w:bCs/>
+        </w:rPr>
+        <w:t xml:space="preserve">V4.3.21</w:t>
+      </w:r>
+      <w:r>
+        <w:rPr>
+          <w:rFonts w:hint="eastAsia"/>
+        </w:rPr>
+        <w:t xml:space="preserve">：一键电台：歌曲行</w:t>
+      </w:r>
+      <w:r>
+        <w:t xml:space="preserve"> ⊕ </w:t>
+      </w:r>
+      <w:r>
+        <w:rPr>
+          <w:rFonts w:hint="eastAsia"/>
+        </w:rPr>
+        <w:t xml:space="preserve">菜单或右键「一键电台」，以该曲为种子自动续播相似歌曲（BPM/响度/流派综合，队尾快播完自动追加）；AM</w:t>
+      </w:r>
+      <w:r>
+        <w:t xml:space="preserve"> </w:t>
+      </w:r>
+      <w:r>
+        <w:rPr>
+          <w:rFonts w:hint="eastAsia"/>
+        </w:rPr>
+        <w:t xml:space="preserve">歌曲行支持右键直接打开功能菜单；修复找相似歌曲点击无反应；修复顶栏音量条悬停抽搐；修复迷你模式/待播清单中无标签歌曲封面显示成别的封面</w:t>
+      </w:r>
+    </w:p>
+    <w:p>
+      <w:pPr>
+        <w:pStyle w:val="Compact"/>
+        <w:numPr>
+          <w:ilvl w:val="0"/>
+          <w:numId w:val="1010"/>
+        </w:numPr>
+      </w:pPr>
+      <w:r>
+        <w:rPr>
+          <w:b/>
+          <w:bCs/>
+        </w:rPr>
+        <w:t xml:space="preserve">V4.3.20</w:t>
+      </w:r>
+      <w:r>
+        <w:rPr>
+          <w:rFonts w:hint="eastAsia"/>
+        </w:rPr>
+        <w:t xml:space="preserve">：文件夹视图重构为逐级浏览：第一层是媒体库根文件夹，点入后逐层深入子文件夹，每层显示该层子文件夹与直属音频，「‹</w:t>
+      </w:r>
+      <w:r>
+        <w:t xml:space="preserve"> </w:t>
+      </w:r>
+      <w:r>
+        <w:rPr>
+          <w:rFonts w:hint="eastAsia"/>
+        </w:rPr>
+        <w:t xml:space="preserve">返回上级」逐层回退；修复部分</w:t>
+      </w:r>
+      <w:r>
+        <w:t xml:space="preserve"> </w:t>
+      </w:r>
+      <w:r>
+        <w:rPr>
+          <w:rFonts w:hint="eastAsia"/>
+        </w:rPr>
+        <w:t xml:space="preserve">m4a（HLS</w:t>
+      </w:r>
+      <w:r>
+        <w:t xml:space="preserve"> </w:t>
+      </w:r>
+      <w:r>
+        <w:rPr>
+          <w:rFonts w:hint="eastAsia"/>
+        </w:rPr>
+        <w:t xml:space="preserve">转存的</w:t>
+      </w:r>
+      <w:r>
+        <w:t xml:space="preserve"> CMAF </w:t>
+      </w:r>
+      <w:r>
+        <w:rPr>
+          <w:rFonts w:hint="eastAsia"/>
+        </w:rPr>
+        <w:t xml:space="preserve">结构）标签和封面不识别（ffprobe/ffmpeg</w:t>
+      </w:r>
+      <w:r>
+        <w:t xml:space="preserve"> </w:t>
+      </w:r>
+      <w:r>
+        <w:rPr>
+          <w:rFonts w:hint="eastAsia"/>
+        </w:rPr>
+        <w:t xml:space="preserve">兜底，含内嵌封面提取）；修复沉浸模式评论面板在浅色主题下文字看不清</w:t>
+      </w:r>
+    </w:p>
+    <w:p>
+      <w:pPr>
+        <w:pStyle w:val="Compact"/>
+        <w:numPr>
+          <w:ilvl w:val="0"/>
+          <w:numId w:val="1010"/>
+        </w:numPr>
+      </w:pPr>
+      <w:r>
+        <w:rPr>
+          <w:b/>
+          <w:bCs/>
+        </w:rPr>
+        <w:t xml:space="preserve">V4.3.19</w:t>
+      </w:r>
+      <w:r>
+        <w:rPr>
+          <w:rFonts w:hint="eastAsia"/>
+        </w:rPr>
+        <w:t xml:space="preserve">：歌词海报：正在播放的歌曲</w:t>
+      </w:r>
+      <w:r>
+        <w:t xml:space="preserve"> ⊕ </w:t>
+      </w:r>
+      <w:r>
+        <w:rPr>
+          <w:rFonts w:hint="eastAsia"/>
+        </w:rPr>
+        <w:t xml:space="preserve">菜单「生成歌词海报」，竖版分享图（封面虚化底</w:t>
+      </w:r>
+      <w:r>
+        <w:t xml:space="preserve"> + </w:t>
+      </w:r>
+      <w:r>
+        <w:rPr>
+          <w:rFonts w:hint="eastAsia"/>
+        </w:rPr>
+        <w:t xml:space="preserve">音质徽标</w:t>
+      </w:r>
+      <w:r>
+        <w:t xml:space="preserve"> + </w:t>
+      </w:r>
+      <w:r>
+        <w:rPr>
+          <w:rFonts w:hint="eastAsia"/>
+        </w:rPr>
+        <w:t xml:space="preserve">节选歌词当前行高亮</w:t>
+      </w:r>
+      <w:r>
+        <w:t xml:space="preserve"> + </w:t>
+      </w:r>
+      <w:r>
+        <w:rPr>
+          <w:rFonts w:hint="eastAsia"/>
+        </w:rPr>
+        <w:t xml:space="preserve">版本号）；切歌格式</w:t>
+      </w:r>
+      <w:r>
+        <w:t xml:space="preserve"> </w:t>
+      </w:r>
+      <w:r>
+        <w:rPr>
+          <w:rFonts w:hint="eastAsia"/>
+        </w:rPr>
+        <w:t xml:space="preserve">OSD：切歌时底部短暂弹出格式卡片（编码/位深/采样率/输出链，在线歌显示平台·音质）；配置备份：设置</w:t>
+      </w:r>
+      <w:r>
+        <w:t xml:space="preserve"> → </w:t>
+      </w:r>
+      <w:r>
+        <w:rPr>
+          <w:rFonts w:hint="eastAsia"/>
+        </w:rPr>
+        <w:t xml:space="preserve">曲库工具导出/导入（设置/歌单/收藏/统计，换机迁移，导入自动留兜底并重启）；AutoEq</w:t>
+      </w:r>
+      <w:r>
+        <w:t xml:space="preserve"> </w:t>
+      </w:r>
+      <w:r>
+        <w:rPr>
+          <w:rFonts w:hint="eastAsia"/>
+        </w:rPr>
+        <w:t xml:space="preserve">支持导入结果文件（ParametricEQ</w:t>
+      </w:r>
+      <w:r>
+        <w:t xml:space="preserve"> → PEQ </w:t>
+      </w:r>
+      <w:r>
+        <w:rPr>
+          <w:rFonts w:hint="eastAsia"/>
+        </w:rPr>
+        <w:t xml:space="preserve">频段，GraphicEQ/CSV</w:t>
+      </w:r>
+      <w:r>
+        <w:t xml:space="preserve"> → 15 </w:t>
+      </w:r>
+      <w:r>
+        <w:rPr>
+          <w:rFonts w:hint="eastAsia"/>
+        </w:rPr>
+        <w:t xml:space="preserve">段</w:t>
+      </w:r>
+      <w:r>
+        <w:t xml:space="preserve"> </w:t>
+      </w:r>
+      <w:r>
+        <w:rPr>
+          <w:rFonts w:hint="eastAsia"/>
+        </w:rPr>
+        <w:t xml:space="preserve">EQ）；联系我们：设置</w:t>
+      </w:r>
+      <w:r>
+        <w:t xml:space="preserve"> → </w:t>
+      </w:r>
+      <w:r>
+        <w:rPr>
+          <w:rFonts w:hint="eastAsia"/>
+        </w:rPr>
+        <w:t xml:space="preserve">更新与关于</w:t>
+      </w:r>
+      <w:r>
+        <w:t xml:space="preserve"> + </w:t>
+      </w:r>
+      <w:r>
+        <w:rPr>
+          <w:rFonts w:hint="eastAsia"/>
+        </w:rPr>
+        <w:t xml:space="preserve">首启/更新弹窗内置</w:t>
+      </w:r>
+      <w:r>
+        <w:t xml:space="preserve"> QQ </w:t>
+      </w:r>
+      <w:r>
+        <w:rPr>
+          <w:rFonts w:hint="eastAsia"/>
+        </w:rPr>
+        <w:t xml:space="preserve">群二维码</w:t>
+      </w:r>
+    </w:p>
+    <w:p>
+      <w:pPr>
+        <w:pStyle w:val="Compact"/>
+        <w:numPr>
+          <w:ilvl w:val="0"/>
+          <w:numId w:val="1010"/>
+        </w:numPr>
+      </w:pPr>
+      <w:r>
+        <w:rPr>
+          <w:b/>
+          <w:bCs/>
+        </w:rPr>
+        <w:t xml:space="preserve">V4.3.18</w:t>
+      </w:r>
+      <w:r>
+        <w:rPr>
+          <w:rFonts w:hint="eastAsia"/>
+        </w:rPr>
+        <w:t xml:space="preserve">：手机遥控二期：面板新增「曲库点播」页签，手机搜索本地曲库（歌名/歌手/专辑）点歌即播；曲库封面磁盘缓存（二次启动封面免整文件解析，加载明显变快）</w:t>
       </w:r>
     </w:p>
     <w:p>

--- a/AnniePlayer-LXversion安妮洛雪/《章鱼科技：安妮播放器全功能说明书》.docx
+++ b/AnniePlayer-LXversion安妮洛雪/《章鱼科技：安妮播放器全功能说明书》.docx
@@ -82,7 +82,7 @@
         <w:rPr>
           <w:rFonts w:hint="eastAsia"/>
         </w:rPr>
-        <w:t xml:space="preserve">：V4.3.21</w:t>
+        <w:t xml:space="preserve">：V4.3.22</w:t>
       </w:r>
       <w:r>
         <w:t xml:space="preserve"> </w:t>
@@ -2830,6 +2830,15 @@
         <w:t xml:space="preserve">在线音乐</w:t>
       </w:r>
       <w:r>
+        <w:t xml:space="preserve"> / ⬇ </w:t>
+      </w:r>
+      <w:r>
+        <w:rPr>
+          <w:rFonts w:hint="eastAsia"/>
+        </w:rPr>
+        <w:t xml:space="preserve">下载情况</w:t>
+      </w:r>
+      <w:r>
         <w:t xml:space="preserve"> / </w:t>
       </w:r>
       <w:r>
@@ -2908,7 +2917,43 @@
         <w:rPr>
           <w:rFonts w:hint="eastAsia"/>
         </w:rPr>
-        <w:t xml:space="preserve">随机播放；在线歌单：☁️</w:t>
+        <w:t xml:space="preserve">随机播放、📥</w:t>
+      </w:r>
+      <w:r>
+        <w:t xml:space="preserve"> </w:t>
+      </w:r>
+      <w:r>
+        <w:rPr>
+          <w:rFonts w:hint="eastAsia"/>
+        </w:rPr>
+        <w:t xml:space="preserve">导入</w:t>
+      </w:r>
+      <w:r>
+        <w:t xml:space="preserve"> FPL </w:t>
+      </w:r>
+      <w:r>
+        <w:rPr>
+          <w:rFonts w:hint="eastAsia"/>
+        </w:rPr>
+        <w:t xml:space="preserve">播放列表（foobar2000</w:t>
+      </w:r>
+      <w:r>
+        <w:t xml:space="preserve"> </w:t>
+      </w:r>
+      <w:r>
+        <w:rPr>
+          <w:rFonts w:hint="eastAsia"/>
+        </w:rPr>
+        <w:t xml:space="preserve">歌单，扫描媒体库时自动识别</w:t>
+      </w:r>
+      <w:r>
+        <w:t xml:space="preserve"> .fpl </w:t>
+      </w:r>
+      <w:r>
+        <w:rPr>
+          <w:rFonts w:hint="eastAsia"/>
+        </w:rPr>
+        <w:t xml:space="preserve">文件）；在线歌单：☁️</w:t>
       </w:r>
       <w:r>
         <w:t xml:space="preserve"> </w:t>
@@ -3032,6 +3077,29 @@
           <w:b/>
           <w:bCs/>
         </w:rPr>
+        <w:t xml:space="preserve">视图内搜索</w:t>
+      </w:r>
+      <w:r>
+        <w:rPr>
+          <w:rFonts w:hint="eastAsia"/>
+        </w:rPr>
+        <w:t xml:space="preserve">：歌曲/专辑/喜爱歌曲三视图头部均带搜索框，即时过滤当前视图（搜索基于当前排序结果）；专辑支持名称/艺人/曲目数排序，喜爱歌曲支持添加时间/标题/艺人/专辑/时长/大小/播放次数排序</w:t>
+      </w:r>
+    </w:p>
+    <w:p>
+      <w:pPr>
+        <w:pStyle w:val="Compact"/>
+        <w:numPr>
+          <w:ilvl w:val="0"/>
+          <w:numId w:val="1004"/>
+        </w:numPr>
+      </w:pPr>
+      <w:r>
+        <w:rPr>
+          <w:rFonts w:hint="eastAsia"/>
+          <w:b/>
+          <w:bCs/>
+        </w:rPr>
         <w:t xml:space="preserve">歌曲列表</w:t>
       </w:r>
       <w:r>
@@ -3071,16 +3139,7 @@
         <w:rPr>
           <w:rFonts w:hint="eastAsia"/>
         </w:rPr>
-        <w:t xml:space="preserve">菜单（AM</w:t>
-      </w:r>
-      <w:r>
-        <w:t xml:space="preserve"> </w:t>
-      </w:r>
-      <w:r>
-        <w:rPr>
-          <w:rFonts w:hint="eastAsia"/>
-        </w:rPr>
-        <w:t xml:space="preserve">无右键菜单，这是唯一上下文入口）：编辑标签</w:t>
+        <w:t xml:space="preserve">菜单（也可右键直接打开）：编辑标签</w:t>
       </w:r>
       <w:r>
         <w:t xml:space="preserve"> / </w:t>
@@ -3109,6 +3168,42 @@
         </w:rPr>
         <w:t xml:space="preserve">新建播放列表</w:t>
       </w:r>
+      <w:r>
+        <w:t xml:space="preserve"> / 📻 </w:t>
+      </w:r>
+      <w:r>
+        <w:rPr>
+          <w:rFonts w:hint="eastAsia"/>
+        </w:rPr>
+        <w:t xml:space="preserve">一键电台</w:t>
+      </w:r>
+      <w:r>
+        <w:t xml:space="preserve"> / </w:t>
+      </w:r>
+      <w:r>
+        <w:rPr>
+          <w:rFonts w:hint="eastAsia"/>
+        </w:rPr>
+        <w:t xml:space="preserve">查看所在专辑（跳转专辑视图定位）/</w:t>
+      </w:r>
+      <w:r>
+        <w:t xml:space="preserve"> ☑ </w:t>
+      </w:r>
+      <w:r>
+        <w:rPr>
+          <w:rFonts w:hint="eastAsia"/>
+        </w:rPr>
+        <w:t xml:space="preserve">多选</w:t>
+      </w:r>
+      <w:r>
+        <w:t xml:space="preserve"> / 🗑 </w:t>
+      </w:r>
+      <w:r>
+        <w:rPr>
+          <w:rFonts w:hint="eastAsia"/>
+        </w:rPr>
+        <w:t xml:space="preserve">删除</w:t>
+      </w:r>
     </w:p>
     <w:p>
       <w:pPr>
@@ -3124,6 +3219,79 @@
           <w:b/>
           <w:bCs/>
         </w:rPr>
+        <w:t xml:space="preserve">多选与删除</w:t>
+      </w:r>
+      <w:r>
+        <w:rPr>
+          <w:rFonts w:hint="eastAsia"/>
+        </w:rPr>
+        <w:t xml:space="preserve">：⊕</w:t>
+      </w:r>
+      <w:r>
+        <w:t xml:space="preserve"> </w:t>
+      </w:r>
+      <w:r>
+        <w:rPr>
+          <w:rFonts w:hint="eastAsia"/>
+        </w:rPr>
+        <w:t xml:space="preserve">菜单「☑</w:t>
+      </w:r>
+      <w:r>
+        <w:t xml:space="preserve"> </w:t>
+      </w:r>
+      <w:r>
+        <w:rPr>
+          <w:rFonts w:hint="eastAsia"/>
+        </w:rPr>
+        <w:t xml:space="preserve">多选」进入多选模式（行首复选框，工具条全选/删除选中/退出）；🗑</w:t>
+      </w:r>
+      <w:r>
+        <w:t xml:space="preserve"> </w:t>
+      </w:r>
+      <w:r>
+        <w:rPr>
+          <w:rFonts w:hint="eastAsia"/>
+        </w:rPr>
+        <w:t xml:space="preserve">删除前弹窗确认：仅移出曲库显示（不删文件）或同时删除源文件（移入系统回收站可恢复）；专辑网格右键卡片可整专删除</w:t>
+      </w:r>
+    </w:p>
+    <w:p>
+      <w:pPr>
+        <w:pStyle w:val="Compact"/>
+        <w:numPr>
+          <w:ilvl w:val="0"/>
+          <w:numId w:val="1004"/>
+        </w:numPr>
+      </w:pPr>
+      <w:r>
+        <w:rPr>
+          <w:rFonts w:hint="eastAsia"/>
+          <w:b/>
+          <w:bCs/>
+        </w:rPr>
+        <w:t xml:space="preserve">播放列表拖拽排序</w:t>
+      </w:r>
+      <w:r>
+        <w:rPr>
+          <w:rFonts w:hint="eastAsia"/>
+        </w:rPr>
+        <w:t xml:space="preserve">：本地自建播放列表内直接拖动歌曲行调整顺序（落点行高亮提示，松手插入该行之前），顺序自动保存，重开软件保持</w:t>
+      </w:r>
+    </w:p>
+    <w:p>
+      <w:pPr>
+        <w:pStyle w:val="Compact"/>
+        <w:numPr>
+          <w:ilvl w:val="0"/>
+          <w:numId w:val="1004"/>
+        </w:numPr>
+      </w:pPr>
+      <w:r>
+        <w:rPr>
+          <w:rFonts w:hint="eastAsia"/>
+          <w:b/>
+          <w:bCs/>
+        </w:rPr>
         <w:t xml:space="preserve">沉浸式播放页（⤢）</w:t>
       </w:r>
       <w:r>
@@ -3451,7 +3619,16 @@
         <w:rPr>
           <w:rFonts w:hint="eastAsia"/>
         </w:rPr>
-        <w:t xml:space="preserve">直达；专辑页签搜专辑名、点卡片看全碟曲目（支持酷狗/酷我/QQ/网易四平台）；搜索历史自动记忆；批量下载已加载结果；歌曲行</w:t>
+        <w:t xml:space="preserve">直达；专辑页签搜专辑名、点卡片看全碟曲目（支持酷狗/酷我/QQ/网易四平台）；搜索历史自动记忆；批量下载已加载结果；右键「☑</w:t>
+      </w:r>
+      <w:r>
+        <w:t xml:space="preserve"> </w:t>
+      </w:r>
+      <w:r>
+        <w:rPr>
+          <w:rFonts w:hint="eastAsia"/>
+        </w:rPr>
+        <w:t xml:space="preserve">多选」进入多选模式批量勾选下载；歌曲行</w:t>
       </w:r>
       <w:r>
         <w:t xml:space="preserve"> ♥ </w:t>
@@ -3495,6 +3672,56 @@
           <w:b/>
           <w:bCs/>
         </w:rPr>
+        <w:t xml:space="preserve">下载情况页（⬇）</w:t>
+      </w:r>
+      <w:r>
+        <w:rPr>
+          <w:rFonts w:hint="eastAsia"/>
+        </w:rPr>
+        <w:t xml:space="preserve">：侧栏「下载情况」统一管理所有下载任务：所有任务/正在下载/已暂停/出错/下载完成五标签切换；任务可暂停/继续/重试/移除/打开所在文件夹，进度条实时显示；出错标签一键重试，完成标签一键清空；重启软件后未完成任务自动转为已暂停可继续；并发数与文件命名等在</w:t>
+      </w:r>
+      <w:r>
+        <w:t xml:space="preserve"> </w:t>
+      </w:r>
+      <w:r>
+        <w:rPr>
+          <w:rFonts w:hint="eastAsia"/>
+        </w:rPr>
+        <w:t xml:space="preserve">设置</w:t>
+      </w:r>
+      <w:r>
+        <w:t xml:space="preserve"> → </w:t>
+      </w:r>
+      <w:r>
+        <w:rPr>
+          <w:rFonts w:hint="eastAsia"/>
+        </w:rPr>
+        <w:t xml:space="preserve">下载</w:t>
+      </w:r>
+      <w:r>
+        <w:t xml:space="preserve"> </w:t>
+      </w:r>
+      <w:r>
+        <w:rPr>
+          <w:rFonts w:hint="eastAsia"/>
+        </w:rPr>
+        <w:t xml:space="preserve">调整</w:t>
+      </w:r>
+    </w:p>
+    <w:p>
+      <w:pPr>
+        <w:pStyle w:val="Compact"/>
+        <w:numPr>
+          <w:ilvl w:val="0"/>
+          <w:numId w:val="1004"/>
+        </w:numPr>
+      </w:pPr>
+      <w:r>
+        <w:rPr>
+          <w:rFonts w:hint="eastAsia"/>
+          <w:b/>
+          <w:bCs/>
+        </w:rPr>
         <w:t xml:space="preserve">在线歌单（流媒体收藏）</w:t>
       </w:r>
       <w:r>
@@ -3918,7 +4145,48 @@
         <w:rPr>
           <w:rFonts w:hint="eastAsia"/>
         </w:rPr>
-        <w:t xml:space="preserve">歌词虚化开关（非当前行模糊，默认开）；主界面、沉浸页、迷你三处同步</w:t>
+        <w:t xml:space="preserve">歌词虚化开关（非当前行模糊，默认开）/</w:t>
+      </w:r>
+      <w:r>
+        <w:t xml:space="preserve"> </w:t>
+      </w:r>
+      <w:r>
+        <w:rPr>
+          <w:rFonts w:hint="eastAsia"/>
+        </w:rPr>
+        <w:t xml:space="preserve">面板封面开关（歌词栏顶部显示当前专辑封面，默认开）；主界面、沉浸页、迷你三处同步</w:t>
+      </w:r>
+    </w:p>
+    <w:p>
+      <w:pPr>
+        <w:pStyle w:val="Compact"/>
+        <w:numPr>
+          <w:ilvl w:val="0"/>
+          <w:numId w:val="1004"/>
+        </w:numPr>
+      </w:pPr>
+      <w:r>
+        <w:rPr>
+          <w:rFonts w:hint="eastAsia"/>
+          <w:b/>
+          <w:bCs/>
+        </w:rPr>
+        <w:t xml:space="preserve">歌词栏折叠</w:t>
+      </w:r>
+      <w:r>
+        <w:rPr>
+          <w:rFonts w:hint="eastAsia"/>
+        </w:rPr>
+        <w:t xml:space="preserve">：歌词栏右缘（展开时左缘）小标签</w:t>
+      </w:r>
+      <w:r>
+        <w:t xml:space="preserve"> ❮/❯ </w:t>
+      </w:r>
+      <w:r>
+        <w:rPr>
+          <w:rFonts w:hint="eastAsia"/>
+        </w:rPr>
+        <w:t xml:space="preserve">一键收起/展开歌词面板，收起后内容区占满全宽</w:t>
       </w:r>
     </w:p>
     <w:p>
@@ -4879,7 +5147,34 @@
         <w:rPr>
           <w:rFonts w:hint="eastAsia"/>
         </w:rPr>
-        <w:t xml:space="preserve">：下载目录更改/恢复默认；保存歌词/封面开关（嵌入标签始终执行）</w:t>
+        <w:t xml:space="preserve">：下载目录更改/恢复默认；同时下载任务数（1–10）；同名文件已存在时跳过；文件命名方式（艺术家-歌曲名/歌曲名-艺术家/歌曲名）；嵌入封面</w:t>
+      </w:r>
+      <w:r>
+        <w:t xml:space="preserve"> / </w:t>
+      </w:r>
+      <w:r>
+        <w:rPr>
+          <w:rFonts w:hint="eastAsia"/>
+        </w:rPr>
+        <w:t xml:space="preserve">嵌入歌词</w:t>
+      </w:r>
+      <w:r>
+        <w:t xml:space="preserve"> / </w:t>
+      </w:r>
+      <w:r>
+        <w:rPr>
+          <w:rFonts w:hint="eastAsia"/>
+        </w:rPr>
+        <w:t xml:space="preserve">同时嵌入翻译歌词开关；旁挂歌词含翻译；歌词文件编码</w:t>
+      </w:r>
+      <w:r>
+        <w:t xml:space="preserve"> </w:t>
+      </w:r>
+      <w:r>
+        <w:rPr>
+          <w:rFonts w:hint="eastAsia"/>
+        </w:rPr>
+        <w:t xml:space="preserve">UTF-8/GBK（兼容旧设备/车载）</w:t>
       </w:r>
     </w:p>
     <w:p>
@@ -6972,6 +7267,91 @@
           <w:rFonts w:hint="eastAsia"/>
         </w:rPr>
         <w:t xml:space="preserve">版本更新</w:t>
+      </w:r>
+    </w:p>
+    <w:p>
+      <w:pPr>
+        <w:pStyle w:val="Compact"/>
+        <w:numPr>
+          <w:ilvl w:val="0"/>
+          <w:numId w:val="1010"/>
+        </w:numPr>
+      </w:pPr>
+      <w:r>
+        <w:rPr>
+          <w:b/>
+          <w:bCs/>
+        </w:rPr>
+        <w:t xml:space="preserve">V4.3.22</w:t>
+      </w:r>
+      <w:r>
+        <w:rPr>
+          <w:rFonts w:hint="eastAsia"/>
+        </w:rPr>
+        <w:t xml:space="preserve">：AM</w:t>
+      </w:r>
+      <w:r>
+        <w:t xml:space="preserve"> </w:t>
+      </w:r>
+      <w:r>
+        <w:rPr>
+          <w:rFonts w:hint="eastAsia"/>
+        </w:rPr>
+        <w:t xml:space="preserve">下载情况页（五标签：所有任务/正在下载/已暂停/出错/下载完成）统一管理下载任务，支持暂停/继续/重试/打开文件夹；在线音乐多选模式批量下载；下载设置对齐洛雪（同时下载任务数/文件命名/嵌入封面歌词/翻译歌词/GBK</w:t>
+      </w:r>
+      <w:r>
+        <w:t xml:space="preserve"> </w:t>
+      </w:r>
+      <w:r>
+        <w:rPr>
+          <w:rFonts w:hint="eastAsia"/>
+        </w:rPr>
+        <w:t xml:space="preserve">歌词编码），修复下载歌曲无标签无封面；AM</w:t>
+      </w:r>
+      <w:r>
+        <w:t xml:space="preserve"> </w:t>
+      </w:r>
+      <w:r>
+        <w:rPr>
+          <w:rFonts w:hint="eastAsia"/>
+        </w:rPr>
+        <w:t xml:space="preserve">三视图头部搜索框</w:t>
+      </w:r>
+      <w:r>
+        <w:t xml:space="preserve"> + </w:t>
+      </w:r>
+      <w:r>
+        <w:rPr>
+          <w:rFonts w:hint="eastAsia"/>
+        </w:rPr>
+        <w:t xml:space="preserve">专辑/喜爱歌曲多排序；右键「查看所在专辑」；自动识别</w:t>
+      </w:r>
+      <w:r>
+        <w:t xml:space="preserve"> foobar2000 .fpl </w:t>
+      </w:r>
+      <w:r>
+        <w:rPr>
+          <w:rFonts w:hint="eastAsia"/>
+        </w:rPr>
+        <w:t xml:space="preserve">播放列表（随扫描自动导入，也可手动导入）；本地曲库删除（仅移出显示或删源文件入回收站，支持多选）；播放列表歌曲拖拽排序；AM</w:t>
+      </w:r>
+      <w:r>
+        <w:t xml:space="preserve"> </w:t>
+      </w:r>
+      <w:r>
+        <w:rPr>
+          <w:rFonts w:hint="eastAsia"/>
+        </w:rPr>
+        <w:t xml:space="preserve">歌词面板顶部专辑封面</w:t>
+      </w:r>
+      <w:r>
+        <w:t xml:space="preserve"> + </w:t>
+      </w:r>
+      <w:r>
+        <w:rPr>
+          <w:rFonts w:hint="eastAsia"/>
+        </w:rPr>
+        <w:t xml:space="preserve">全局折叠按钮</w:t>
       </w:r>
     </w:p>
     <w:p>

--- a/AnniePlayer-LXversion安妮洛雪/《章鱼科技：安妮播放器全功能说明书》.docx
+++ b/AnniePlayer-LXversion安妮洛雪/《章鱼科技：安妮播放器全功能说明书》.docx
@@ -82,7 +82,7 @@
         <w:rPr>
           <w:rFonts w:hint="eastAsia"/>
         </w:rPr>
-        <w:t xml:space="preserve">：V4.3.22</w:t>
+        <w:t xml:space="preserve">：V4.3.25</w:t>
       </w:r>
       <w:r>
         <w:t xml:space="preserve"> </w:t>
@@ -2899,7 +2899,7 @@
         <w:rPr>
           <w:rFonts w:hint="eastAsia"/>
         </w:rPr>
-        <w:t xml:space="preserve">删除、点列表名直接改名、▶</w:t>
+        <w:t xml:space="preserve">删除、右键歌单可导出、点列表名直接改名、▶</w:t>
       </w:r>
       <w:r>
         <w:t xml:space="preserve"> </w:t>
@@ -2953,7 +2953,16 @@
         <w:rPr>
           <w:rFonts w:hint="eastAsia"/>
         </w:rPr>
-        <w:t xml:space="preserve">文件）；在线歌单：☁️</w:t>
+        <w:t xml:space="preserve">文件）、📦</w:t>
+      </w:r>
+      <w:r>
+        <w:t xml:space="preserve"> </w:t>
+      </w:r>
+      <w:r>
+        <w:rPr>
+          <w:rFonts w:hint="eastAsia"/>
+        </w:rPr>
+        <w:t xml:space="preserve">导入安妮歌单（.anniepl，换机复现）；在线歌单：☁️</w:t>
       </w:r>
       <w:r>
         <w:t xml:space="preserve"> </w:t>
@@ -3276,6 +3285,107 @@
           <w:rFonts w:hint="eastAsia"/>
         </w:rPr>
         <w:t xml:space="preserve">：本地自建播放列表内直接拖动歌曲行调整顺序（落点行高亮提示，松手插入该行之前），顺序自动保存，重开软件保持</w:t>
+      </w:r>
+    </w:p>
+    <w:p>
+      <w:pPr>
+        <w:pStyle w:val="Compact"/>
+        <w:numPr>
+          <w:ilvl w:val="0"/>
+          <w:numId w:val="1004"/>
+        </w:numPr>
+      </w:pPr>
+      <w:r>
+        <w:rPr>
+          <w:rFonts w:hint="eastAsia"/>
+          <w:b/>
+          <w:bCs/>
+        </w:rPr>
+        <w:t xml:space="preserve">歌单导出</w:t>
+      </w:r>
+      <w:r>
+        <w:rPr>
+          <w:b/>
+          <w:bCs/>
+        </w:rPr>
+        <w:t xml:space="preserve"> / </w:t>
+      </w:r>
+      <w:r>
+        <w:rPr>
+          <w:rFonts w:hint="eastAsia"/>
+          <w:b/>
+          <w:bCs/>
+        </w:rPr>
+        <w:t xml:space="preserve">换机导入</w:t>
+      </w:r>
+      <w:r>
+        <w:rPr>
+          <w:rFonts w:hint="eastAsia"/>
+        </w:rPr>
+        <w:t xml:space="preserve">：右键侧栏任一自建歌单</w:t>
+      </w:r>
+      <w:r>
+        <w:t xml:space="preserve"> →「📤 </w:t>
+      </w:r>
+      <w:r>
+        <w:rPr>
+          <w:rFonts w:hint="eastAsia"/>
+        </w:rPr>
+        <w:t xml:space="preserve">导出歌单文件…」生成</w:t>
+      </w:r>
+      <w:r>
+        <w:t xml:space="preserve"> </w:t>
+      </w:r>
+      <w:r>
+        <w:rPr>
+          <w:rFonts w:hint="eastAsia"/>
+        </w:rPr>
+        <w:t xml:space="preserve">.anniepl（含每首歌的路径、文件名、大小、时长、标题艺人等指纹）；把文件拷到另一台电脑，侧栏「📦</w:t>
+      </w:r>
+      <w:r>
+        <w:t xml:space="preserve"> </w:t>
+      </w:r>
+      <w:r>
+        <w:rPr>
+          <w:rFonts w:hint="eastAsia"/>
+        </w:rPr>
+        <w:t xml:space="preserve">导入安妮歌单…」（可多选）即可复现。导入时按「绝对路径</w:t>
+      </w:r>
+      <w:r>
+        <w:t xml:space="preserve"> → </w:t>
+      </w:r>
+      <w:r>
+        <w:rPr>
+          <w:rFonts w:hint="eastAsia"/>
+        </w:rPr>
+        <w:t xml:space="preserve">相对媒体库路径</w:t>
+      </w:r>
+      <w:r>
+        <w:t xml:space="preserve"> → </w:t>
+      </w:r>
+      <w:r>
+        <w:rPr>
+          <w:rFonts w:hint="eastAsia"/>
+        </w:rPr>
+        <w:t xml:space="preserve">文件名+大小</w:t>
+      </w:r>
+      <w:r>
+        <w:t xml:space="preserve"> → </w:t>
+      </w:r>
+      <w:r>
+        <w:rPr>
+          <w:rFonts w:hint="eastAsia"/>
+        </w:rPr>
+        <w:t xml:space="preserve">文件名+时长</w:t>
+      </w:r>
+      <w:r>
+        <w:t xml:space="preserve"> → </w:t>
+      </w:r>
+      <w:r>
+        <w:rPr>
+          <w:rFonts w:hint="eastAsia"/>
+        </w:rPr>
+        <w:t xml:space="preserve">标题艺人+时长」五级智能匹配本机曲库，盘符/用户名/目录不同也能对上；匹配不到的曲目会在导入后列清单告知</w:t>
       </w:r>
     </w:p>
     <w:p>
@@ -5115,16 +5225,120 @@
         <w:rPr>
           <w:rFonts w:hint="eastAsia"/>
         </w:rPr>
-        <w:t xml:space="preserve">复制诊断摘要（轻量报障直接粘贴）/</w:t>
-      </w:r>
-      <w:r>
-        <w:t xml:space="preserve"> </w:t>
-      </w:r>
-      <w:r>
-        <w:rPr>
-          <w:rFonts w:hint="eastAsia"/>
-        </w:rPr>
-        <w:t xml:space="preserve">听歌报告</w:t>
+        <w:t xml:space="preserve">复制诊断摘要（轻量报障直接粘贴）</w:t>
+      </w:r>
+    </w:p>
+    <w:p>
+      <w:pPr>
+        <w:pStyle w:val="Compact"/>
+        <w:numPr>
+          <w:ilvl w:val="0"/>
+          <w:numId w:val="1005"/>
+        </w:numPr>
+      </w:pPr>
+      <w:r>
+        <w:rPr>
+          <w:rFonts w:hint="eastAsia"/>
+          <w:b/>
+          <w:bCs/>
+        </w:rPr>
+        <w:t xml:space="preserve">听歌统计</w:t>
+      </w:r>
+      <w:r>
+        <w:rPr>
+          <w:rFonts w:hint="eastAsia"/>
+        </w:rPr>
+        <w:t xml:space="preserve">：设置</w:t>
+      </w:r>
+      <w:r>
+        <w:t xml:space="preserve"> → </w:t>
+      </w:r>
+      <w:r>
+        <w:rPr>
+          <w:rFonts w:hint="eastAsia"/>
+        </w:rPr>
+        <w:t xml:space="preserve">听歌统计（独立分页，软件内直接查看）：累计收听时长/播放次数/最爱时段、近半年</w:t>
+      </w:r>
+      <w:r>
+        <w:t xml:space="preserve"> GitHub </w:t>
+      </w:r>
+      <w:r>
+        <w:rPr>
+          <w:rFonts w:hint="eastAsia"/>
+        </w:rPr>
+        <w:t xml:space="preserve">风格收听热力图、Top</w:t>
+      </w:r>
+      <w:r>
+        <w:t xml:space="preserve"> </w:t>
+      </w:r>
+      <w:r>
+        <w:rPr>
+          <w:rFonts w:hint="eastAsia"/>
+        </w:rPr>
+        <w:t xml:space="preserve">歌曲/艺术家/专辑</w:t>
+      </w:r>
+      <w:r>
+        <w:t xml:space="preserve"> </w:t>
+      </w:r>
+      <w:r>
+        <w:rPr>
+          <w:rFonts w:hint="eastAsia"/>
+        </w:rPr>
+        <w:t xml:space="preserve">Top8；收听构成（切歌即判定：听到</w:t>
+      </w:r>
+      <w:r>
+        <w:t xml:space="preserve"> 80% </w:t>
+      </w:r>
+      <w:r>
+        <w:rPr>
+          <w:rFonts w:hint="eastAsia"/>
+        </w:rPr>
+        <w:t xml:space="preserve">或末尾算完整、不足</w:t>
+      </w:r>
+      <w:r>
+        <w:t xml:space="preserve"> 1/3 </w:t>
+      </w:r>
+      <w:r>
+        <w:rPr>
+          <w:rFonts w:hint="eastAsia"/>
+        </w:rPr>
+        <w:t xml:space="preserve">算跳过、之间算部分）给出完整播放率/跳过率；曲风分布</w:t>
+      </w:r>
+      <w:r>
+        <w:t xml:space="preserve"> Top </w:t>
+      </w:r>
+      <w:r>
+        <w:rPr>
+          <w:rFonts w:hint="eastAsia"/>
+        </w:rPr>
+        <w:t xml:space="preserve">8（读歌曲流派标签，支持多分隔符，每首最多</w:t>
+      </w:r>
+      <w:r>
+        <w:t xml:space="preserve"> 3 </w:t>
+      </w:r>
+      <w:r>
+        <w:rPr>
+          <w:rFonts w:hint="eastAsia"/>
+        </w:rPr>
+        <w:t xml:space="preserve">项）与年度统计条形图；「复制报告」分享文本、「生成分享图」复制</w:t>
+      </w:r>
+      <w:r>
+        <w:t xml:space="preserve"> PNG </w:t>
+      </w:r>
+      <w:r>
+        <w:rPr>
+          <w:rFonts w:hint="eastAsia"/>
+        </w:rPr>
+        <w:t xml:space="preserve">直接粘贴发群；数据仅存本机，可一键清空，播放中页面每</w:t>
+      </w:r>
+      <w:r>
+        <w:t xml:space="preserve"> 4 </w:t>
+      </w:r>
+      <w:r>
+        <w:rPr>
+          <w:rFonts w:hint="eastAsia"/>
+        </w:rPr>
+        <w:t xml:space="preserve">秒自动刷新</w:t>
       </w:r>
     </w:p>
     <w:p>
@@ -6463,7 +6677,7 @@
           <w:b/>
           <w:bCs/>
         </w:rPr>
-        <w:t xml:space="preserve">听歌报告</w:t>
+        <w:t xml:space="preserve">听歌统计（听歌报告）</w:t>
       </w:r>
       <w:r>
         <w:rPr>
@@ -6478,16 +6692,34 @@
         <w:rPr>
           <w:rFonts w:hint="eastAsia"/>
         </w:rPr>
-        <w:t xml:space="preserve">曲库工具：Top</w:t>
-      </w:r>
-      <w:r>
-        <w:t xml:space="preserve"> </w:t>
-      </w:r>
-      <w:r>
-        <w:rPr>
-          <w:rFonts w:hint="eastAsia"/>
-        </w:rPr>
-        <w:t xml:space="preserve">歌曲/艺术家/专辑、累计收听时长、最爱时段、近半年收听热力图；「复制报告」发文本、「生成分享图」直接粘贴图片发群；数据仅存本机，可一键清空</w:t>
+        <w:t xml:space="preserve">听歌统计独立分页：除原</w:t>
+      </w:r>
+      <w:r>
+        <w:t xml:space="preserve"> Top </w:t>
+      </w:r>
+      <w:r>
+        <w:rPr>
+          <w:rFonts w:hint="eastAsia"/>
+        </w:rPr>
+        <w:t xml:space="preserve">歌曲/艺术家/专辑、累计时长、最爱时段、近半年热力图外，新增完整播放率/跳过率（听到</w:t>
+      </w:r>
+      <w:r>
+        <w:t xml:space="preserve"> 80% </w:t>
+      </w:r>
+      <w:r>
+        <w:rPr>
+          <w:rFonts w:hint="eastAsia"/>
+        </w:rPr>
+        <w:t xml:space="preserve">算完整、不足</w:t>
+      </w:r>
+      <w:r>
+        <w:t xml:space="preserve"> 1/3 </w:t>
+      </w:r>
+      <w:r>
+        <w:rPr>
+          <w:rFonts w:hint="eastAsia"/>
+        </w:rPr>
+        <w:t xml:space="preserve">算跳过）、曲风分布与年度统计；「复制报告」发文本、「生成分享图」直接粘贴图片发群；数据仅存本机，可一键清空</w:t>
       </w:r>
     </w:p>
     <w:p>
@@ -7267,6 +7499,279 @@
           <w:rFonts w:hint="eastAsia"/>
         </w:rPr>
         <w:t xml:space="preserve">版本更新</w:t>
+      </w:r>
+    </w:p>
+    <w:p>
+      <w:pPr>
+        <w:pStyle w:val="Compact"/>
+        <w:numPr>
+          <w:ilvl w:val="0"/>
+          <w:numId w:val="1010"/>
+        </w:numPr>
+      </w:pPr>
+      <w:r>
+        <w:rPr>
+          <w:b/>
+          <w:bCs/>
+        </w:rPr>
+        <w:t xml:space="preserve">V4.3.25</w:t>
+      </w:r>
+      <w:r>
+        <w:rPr>
+          <w:rFonts w:hint="eastAsia"/>
+        </w:rPr>
+        <w:t xml:space="preserve">：自建歌单导出/导入换机复现：右键侧栏任一自建歌单「导出歌单文件…」生成</w:t>
+      </w:r>
+      <w:r>
+        <w:t xml:space="preserve"> </w:t>
+      </w:r>
+      <w:r>
+        <w:rPr>
+          <w:rFonts w:hint="eastAsia"/>
+        </w:rPr>
+        <w:t xml:space="preserve">.anniepl（含每首歌的路径、相对媒体库路径、文件名、大小、时长、标题艺人多重指纹）；拷到另一台电脑后侧栏「导入安妮歌单…」即可复现（支持多选批量导入、重名自动编号），导入按「绝对路径</w:t>
+      </w:r>
+      <w:r>
+        <w:t xml:space="preserve"> → </w:t>
+      </w:r>
+      <w:r>
+        <w:rPr>
+          <w:rFonts w:hint="eastAsia"/>
+        </w:rPr>
+        <w:t xml:space="preserve">相对媒体库路径</w:t>
+      </w:r>
+      <w:r>
+        <w:t xml:space="preserve"> → </w:t>
+      </w:r>
+      <w:r>
+        <w:rPr>
+          <w:rFonts w:hint="eastAsia"/>
+        </w:rPr>
+        <w:t xml:space="preserve">文件名+大小</w:t>
+      </w:r>
+      <w:r>
+        <w:t xml:space="preserve"> → </w:t>
+      </w:r>
+      <w:r>
+        <w:rPr>
+          <w:rFonts w:hint="eastAsia"/>
+        </w:rPr>
+        <w:t xml:space="preserve">文件名+时长</w:t>
+      </w:r>
+      <w:r>
+        <w:t xml:space="preserve"> → </w:t>
+      </w:r>
+      <w:r>
+        <w:rPr>
+          <w:rFonts w:hint="eastAsia"/>
+        </w:rPr>
+        <w:t xml:space="preserve">标题艺人+时长」五级智能匹配，盘符/用户名/目录不同也能对上，匹配不到的曲目导入后列清单告知；修复</w:t>
+      </w:r>
+      <w:r>
+        <w:t xml:space="preserve"> AM </w:t>
+      </w:r>
+      <w:r>
+        <w:rPr>
+          <w:rFonts w:hint="eastAsia"/>
+        </w:rPr>
+        <w:t xml:space="preserve">搜索框无法输入中文——此前输入即索引的实时重绘会销毁重建搜索框、掐断输入法组词会话，表现为拼音只能逐字母上屏、每上屏或删一个字就得重新点输入框，现改为头部</w:t>
+      </w:r>
+      <w:r>
+        <w:t xml:space="preserve"> DOM </w:t>
+      </w:r>
+      <w:r>
+        <w:rPr>
+          <w:rFonts w:hint="eastAsia"/>
+        </w:rPr>
+        <w:t xml:space="preserve">原位复用</w:t>
+      </w:r>
+      <w:r>
+        <w:t xml:space="preserve"> + </w:t>
+      </w:r>
+      <w:r>
+        <w:rPr>
+          <w:rFonts w:hint="eastAsia"/>
+        </w:rPr>
+        <w:t xml:space="preserve">拼音组词期间暂停重绘，侧栏全局搜索同步修复</w:t>
+      </w:r>
+    </w:p>
+    <w:p>
+      <w:pPr>
+        <w:pStyle w:val="Compact"/>
+        <w:numPr>
+          <w:ilvl w:val="0"/>
+          <w:numId w:val="1010"/>
+        </w:numPr>
+      </w:pPr>
+      <w:r>
+        <w:rPr>
+          <w:b/>
+          <w:bCs/>
+        </w:rPr>
+        <w:t xml:space="preserve">V4.3.24</w:t>
+      </w:r>
+      <w:r>
+        <w:rPr>
+          <w:rFonts w:hint="eastAsia"/>
+        </w:rPr>
+        <w:t xml:space="preserve">：设置中心新增「听歌统计」独立分页（原「曲库工具</w:t>
+      </w:r>
+      <w:r>
+        <w:t xml:space="preserve"> → </w:t>
+      </w:r>
+      <w:r>
+        <w:rPr>
+          <w:rFonts w:hint="eastAsia"/>
+        </w:rPr>
+        <w:t xml:space="preserve">听歌报告」弹窗升级）：六张总览卡片（累计收听/播放次数/最爱时段/完整播放/跳过/部分收听）、近半年</w:t>
+      </w:r>
+      <w:r>
+        <w:t xml:space="preserve"> GitHub </w:t>
+      </w:r>
+      <w:r>
+        <w:rPr>
+          <w:rFonts w:hint="eastAsia"/>
+        </w:rPr>
+        <w:t xml:space="preserve">风格收听热力图、Top</w:t>
+      </w:r>
+      <w:r>
+        <w:t xml:space="preserve"> </w:t>
+      </w:r>
+      <w:r>
+        <w:rPr>
+          <w:rFonts w:hint="eastAsia"/>
+        </w:rPr>
+        <w:t xml:space="preserve">歌曲/艺术家/专辑</w:t>
+      </w:r>
+      <w:r>
+        <w:t xml:space="preserve"> </w:t>
+      </w:r>
+      <w:r>
+        <w:rPr>
+          <w:rFonts w:hint="eastAsia"/>
+        </w:rPr>
+        <w:t xml:space="preserve">Top8；新增收听构成（切歌自动判定：听到</w:t>
+      </w:r>
+      <w:r>
+        <w:t xml:space="preserve"> 80% </w:t>
+      </w:r>
+      <w:r>
+        <w:rPr>
+          <w:rFonts w:hint="eastAsia"/>
+        </w:rPr>
+        <w:t xml:space="preserve">或末尾算完整、不足</w:t>
+      </w:r>
+      <w:r>
+        <w:t xml:space="preserve"> 1/3 </w:t>
+      </w:r>
+      <w:r>
+        <w:rPr>
+          <w:rFonts w:hint="eastAsia"/>
+        </w:rPr>
+        <w:t xml:space="preserve">算跳过、之间算部分）堆叠条与完整播放率/跳过率、曲风分布</w:t>
+      </w:r>
+      <w:r>
+        <w:t xml:space="preserve"> Top </w:t>
+      </w:r>
+      <w:r>
+        <w:rPr>
+          <w:rFonts w:hint="eastAsia"/>
+        </w:rPr>
+        <w:t xml:space="preserve">8（读流派标签，支持多分隔符每首最多</w:t>
+      </w:r>
+      <w:r>
+        <w:t xml:space="preserve"> 3 </w:t>
+      </w:r>
+      <w:r>
+        <w:rPr>
+          <w:rFonts w:hint="eastAsia"/>
+        </w:rPr>
+        <w:t xml:space="preserve">项）、年度统计条形图；播放中停留该页每</w:t>
+      </w:r>
+      <w:r>
+        <w:t xml:space="preserve"> 4 </w:t>
+      </w:r>
+      <w:r>
+        <w:rPr>
+          <w:rFonts w:hint="eastAsia"/>
+        </w:rPr>
+        <w:t xml:space="preserve">秒自动刷新（数据无变化不重绘），「复制报告」文本与「生成分享图」PNG</w:t>
+      </w:r>
+      <w:r>
+        <w:t xml:space="preserve"> </w:t>
+      </w:r>
+      <w:r>
+        <w:rPr>
+          <w:rFonts w:hint="eastAsia"/>
+        </w:rPr>
+        <w:t xml:space="preserve">同步带上新维度</w:t>
+      </w:r>
+    </w:p>
+    <w:p>
+      <w:pPr>
+        <w:pStyle w:val="Compact"/>
+        <w:numPr>
+          <w:ilvl w:val="0"/>
+          <w:numId w:val="1010"/>
+        </w:numPr>
+      </w:pPr>
+      <w:r>
+        <w:rPr>
+          <w:b/>
+          <w:bCs/>
+        </w:rPr>
+        <w:t xml:space="preserve">V4.3.23</w:t>
+      </w:r>
+      <w:r>
+        <w:rPr>
+          <w:rFonts w:hint="eastAsia"/>
+        </w:rPr>
+        <w:t xml:space="preserve">：修复</w:t>
+      </w:r>
+      <w:r>
+        <w:t xml:space="preserve"> Qobuz </w:t>
+      </w:r>
+      <w:r>
+        <w:rPr>
+          <w:rFonts w:hint="eastAsia"/>
+        </w:rPr>
+        <w:t xml:space="preserve">无法登录：全部网络请求改走系统代理通道（此前网络层不读</w:t>
+      </w:r>
+      <w:r>
+        <w:t xml:space="preserve"> Windows </w:t>
+      </w:r>
+      <w:r>
+        <w:rPr>
+          <w:rFonts w:hint="eastAsia"/>
+        </w:rPr>
+        <w:t xml:space="preserve">系统代理，挂代理软件的用户照样连不上），新增</w:t>
+      </w:r>
+      <w:r>
+        <w:t xml:space="preserve"> 20 </w:t>
+      </w:r>
+      <w:r>
+        <w:rPr>
+          <w:rFonts w:hint="eastAsia"/>
+        </w:rPr>
+        <w:t xml:space="preserve">秒连接超时与明确的中文报错，登录失败写入日志；修复</w:t>
+      </w:r>
+      <w:r>
+        <w:t xml:space="preserve"> AM </w:t>
+      </w:r>
+      <w:r>
+        <w:rPr>
+          <w:rFonts w:hint="eastAsia"/>
+        </w:rPr>
+        <w:t xml:space="preserve">顶栏音量条悬停手感：图标与音量条之间的空隙会让悬停状态断裂、音量条提前消失，现在离开后音量条再保持</w:t>
+      </w:r>
+      <w:r>
+        <w:t xml:space="preserve"> 600ms </w:t>
+      </w:r>
+      <w:r>
+        <w:rPr>
+          <w:rFonts w:hint="eastAsia"/>
+        </w:rPr>
+        <w:t xml:space="preserve">余量；用鼠标拖动滑块调节结束后音量条能正常自动隐藏</w:t>
       </w:r>
     </w:p>
     <w:p>

--- a/AnniePlayer-LXversion安妮洛雪/《章鱼科技：安妮播放器全功能说明书》.docx
+++ b/AnniePlayer-LXversion安妮洛雪/《章鱼科技：安妮播放器全功能说明书》.docx
@@ -97,7 +97,7 @@
           <w:rFonts w:hint="eastAsia"/>
           <w:lang w:val="zh-CN"/>
         </w:rPr>
-        <w:t xml:space="preserve">：V4.3.26</w:t>
+        <w:t xml:space="preserve">：V4.3.28</w:t>
       </w:r>
       <w:r>
         <w:rPr>
@@ -467,7 +467,39 @@
           <w:rFonts w:hint="eastAsia"/>
           <w:lang w:val="zh-CN"/>
         </w:rPr>
-        <w:t xml:space="preserve">即时切换，播放不中断</w:t>
+        <w:t xml:space="preserve">即时切换：全屏过渡动画</w:t>
+      </w:r>
+      <w:r>
+        <w:rPr>
+          <w:lang w:val="zh-CN"/>
+        </w:rPr>
+        <w:t xml:space="preserve"> + </w:t>
+      </w:r>
+      <w:r>
+        <w:rPr>
+          <w:rFonts w:hint="eastAsia"/>
+          <w:lang w:val="zh-CN"/>
+        </w:rPr>
+        <w:t xml:space="preserve">音量渐出，新界面顶部「⏵</w:t>
+      </w:r>
+      <w:r>
+        <w:rPr>
+          <w:lang w:val="zh-CN"/>
+        </w:rPr>
+        <w:t xml:space="preserve"> </w:t>
+      </w:r>
+      <w:r>
+        <w:rPr>
+          <w:rFonts w:hint="eastAsia"/>
+          <w:lang w:val="zh-CN"/>
+        </w:rPr>
+        <w:t xml:space="preserve">续播」条可从断点恢复播放（暂停中切换也保留断点）；非当前主题彻底冻结释放</w:t>
+      </w:r>
+      <w:r>
+        <w:rPr>
+          <w:lang w:val="zh-CN"/>
+        </w:rPr>
+        <w:t xml:space="preserve"> GPU</w:t>
       </w:r>
     </w:p>
     <w:p>
@@ -1496,7 +1528,33 @@
           <w:rFonts w:hint="eastAsia"/>
           <w:lang w:val="zh-CN"/>
         </w:rPr>
-        <w:t xml:space="preserve">收藏；拖放文件到列表上/下半插入对应位置</w:t>
+        <w:t xml:space="preserve">收藏；拖放文件到列表上/下半插入对应位置；Ctrl/Shift</w:t>
+      </w:r>
+      <w:r>
+        <w:rPr>
+          <w:lang w:val="zh-CN"/>
+        </w:rPr>
+        <w:t xml:space="preserve"> </w:t>
+      </w:r>
+      <w:r>
+        <w:rPr>
+          <w:rFonts w:hint="eastAsia"/>
+          <w:lang w:val="zh-CN"/>
+        </w:rPr>
+        <w:t xml:space="preserve">多选</w:t>
+      </w:r>
+      <w:r>
+        <w:rPr>
+          <w:lang w:val="zh-CN"/>
+        </w:rPr>
+        <w:t xml:space="preserve"> + </w:t>
+      </w:r>
+      <w:r>
+        <w:rPr>
+          <w:rFonts w:hint="eastAsia"/>
+          <w:lang w:val="zh-CN"/>
+        </w:rPr>
+        <w:t xml:space="preserve">右键菜单（播放/批量喜爱/加到歌单/在文件管理器中定位）；时长列；切歌自动滚动回中到播放行</w:t>
       </w:r>
     </w:p>
     <w:p>
@@ -2871,6 +2929,19 @@
           <w:rFonts w:hint="eastAsia"/>
           <w:lang w:val="zh-CN"/>
         </w:rPr>
+        <w:t xml:space="preserve">在文件夹中显示</w:t>
+      </w:r>
+      <w:r>
+        <w:rPr>
+          <w:lang w:val="zh-CN"/>
+        </w:rPr>
+        <w:t xml:space="preserve"> / </w:t>
+      </w:r>
+      <w:r>
+        <w:rPr>
+          <w:rFonts w:hint="eastAsia"/>
+          <w:lang w:val="zh-CN"/>
+        </w:rPr>
         <w:t xml:space="preserve">编辑标签</w:t>
       </w:r>
       <w:r>
@@ -3132,6 +3203,121 @@
         <w:t xml:space="preserve">进度条悬停预览时间拖拽跳转</w:t>
       </w:r>
     </w:p>
+    <w:p>
+      <w:pPr>
+        <w:pStyle w:val="Compact"/>
+        <w:numPr>
+          <w:ilvl w:val="0"/>
+          <w:numId w:val="1003"/>
+        </w:numPr>
+      </w:pPr>
+      <w:r>
+        <w:rPr>
+          <w:rFonts w:hint="eastAsia"/>
+          <w:b/>
+          <w:bCs/>
+          <w:lang w:val="zh-CN"/>
+        </w:rPr>
+        <w:t xml:space="preserve">在线歌单与流媒体</w:t>
+      </w:r>
+      <w:r>
+        <w:rPr>
+          <w:rFonts w:hint="eastAsia"/>
+          <w:lang w:val="zh-CN"/>
+        </w:rPr>
+        <w:t xml:space="preserve">：侧栏「在线歌单」分组与</w:t>
+      </w:r>
+      <w:r>
+        <w:rPr>
+          <w:lang w:val="zh-CN"/>
+        </w:rPr>
+        <w:t xml:space="preserve"> AM </w:t>
+      </w:r>
+      <w:r>
+        <w:rPr>
+          <w:rFonts w:hint="eastAsia"/>
+          <w:lang w:val="zh-CN"/>
+        </w:rPr>
+        <w:t xml:space="preserve">同一份数据（旧数据自动迁移）：流媒体曲目双击现解析播放，歌词（含译文轨）进右栏歌词面板、点击歌词行跳转；右键加到在线歌单/从歌单移除；播放模式与睡眠定时联动；歌单导入导出（.anniepl/.anniespl）换机复现</w:t>
+      </w:r>
+    </w:p>
+    <w:p>
+      <w:pPr>
+        <w:pStyle w:val="Compact"/>
+        <w:numPr>
+          <w:ilvl w:val="0"/>
+          <w:numId w:val="1003"/>
+        </w:numPr>
+      </w:pPr>
+      <w:r>
+        <w:rPr>
+          <w:rFonts w:hint="eastAsia"/>
+          <w:b/>
+          <w:bCs/>
+          <w:lang w:val="zh-CN"/>
+        </w:rPr>
+        <w:t xml:space="preserve">列表增强</w:t>
+      </w:r>
+      <w:r>
+        <w:rPr>
+          <w:rFonts w:hint="eastAsia"/>
+          <w:lang w:val="zh-CN"/>
+        </w:rPr>
+        <w:t xml:space="preserve">：表头列宽拖拽（持久记忆）；歌单节点拖拽排序；左侧搜索框合并为单一实时过滤框；暗色模式可在</w:t>
+      </w:r>
+      <w:r>
+        <w:rPr>
+          <w:lang w:val="zh-CN"/>
+        </w:rPr>
+        <w:t xml:space="preserve"> </w:t>
+      </w:r>
+      <w:r>
+        <w:rPr>
+          <w:rFonts w:hint="eastAsia"/>
+          <w:lang w:val="zh-CN"/>
+        </w:rPr>
+        <w:t xml:space="preserve">设置</w:t>
+      </w:r>
+      <w:r>
+        <w:rPr>
+          <w:lang w:val="zh-CN"/>
+        </w:rPr>
+        <w:t xml:space="preserve"> → FB2K </w:t>
+      </w:r>
+      <w:r>
+        <w:rPr>
+          <w:rFonts w:hint="eastAsia"/>
+          <w:lang w:val="zh-CN"/>
+        </w:rPr>
+        <w:t xml:space="preserve">界面</w:t>
+      </w:r>
+      <w:r>
+        <w:rPr>
+          <w:lang w:val="zh-CN"/>
+        </w:rPr>
+        <w:t xml:space="preserve"> </w:t>
+      </w:r>
+      <w:r>
+        <w:rPr>
+          <w:rFonts w:hint="eastAsia"/>
+          <w:lang w:val="zh-CN"/>
+        </w:rPr>
+        <w:t xml:space="preserve">调整（与工具栏</w:t>
+      </w:r>
+      <w:r>
+        <w:rPr>
+          <w:lang w:val="zh-CN"/>
+        </w:rPr>
+        <w:t xml:space="preserve"> 🌙 </w:t>
+      </w:r>
+      <w:r>
+        <w:rPr>
+          <w:rFonts w:hint="eastAsia"/>
+          <w:lang w:val="zh-CN"/>
+        </w:rPr>
+        <w:t xml:space="preserve">联动）；全面接入强调色体系</w:t>
+      </w:r>
+    </w:p>
     <w:bookmarkEnd w:id="11"/>
     <w:bookmarkStart w:id="12" w:name="_ebd3dac526f3589a20eed85c40e2e30e60d5176"/>
     <w:p>
@@ -4133,6 +4319,32 @@
         <w:rPr>
           <w:lang w:val="zh-CN"/>
         </w:rPr>
+        <w:t xml:space="preserve"> / 💿 </w:t>
+      </w:r>
+      <w:r>
+        <w:rPr>
+          <w:rFonts w:hint="eastAsia"/>
+          <w:lang w:val="zh-CN"/>
+        </w:rPr>
+        <w:t xml:space="preserve">查看所在专辑</w:t>
+      </w:r>
+      <w:r>
+        <w:rPr>
+          <w:lang w:val="zh-CN"/>
+        </w:rPr>
+        <w:t xml:space="preserve"> / 📂 </w:t>
+      </w:r>
+      <w:r>
+        <w:rPr>
+          <w:rFonts w:hint="eastAsia"/>
+          <w:lang w:val="zh-CN"/>
+        </w:rPr>
+        <w:t xml:space="preserve">打开文件位置</w:t>
+      </w:r>
+      <w:r>
+        <w:rPr>
+          <w:lang w:val="zh-CN"/>
+        </w:rPr>
         <w:t xml:space="preserve"> / </w:t>
       </w:r>
       <w:r>
@@ -4172,20 +4384,7 @@
         <w:rPr>
           <w:lang w:val="zh-CN"/>
         </w:rPr>
-        <w:t xml:space="preserve"> / </w:t>
-      </w:r>
-      <w:r>
-        <w:rPr>
-          <w:rFonts w:hint="eastAsia"/>
-          <w:lang w:val="zh-CN"/>
-        </w:rPr>
-        <w:t xml:space="preserve">查看所在专辑（跳转专辑视图定位）/</w:t>
-      </w:r>
-      <w:r>
-        <w:rPr>
-          <w:lang w:val="zh-CN"/>
-        </w:rPr>
-        <w:t xml:space="preserve"> ☑ </w:t>
+        <w:t xml:space="preserve"> / ☑ </w:t>
       </w:r>
       <w:r>
         <w:rPr>
@@ -4307,7 +4506,7 @@
           <w:rFonts w:hint="eastAsia"/>
           <w:lang w:val="zh-CN"/>
         </w:rPr>
-        <w:t xml:space="preserve">秒进入拖拽，拖到目标歌单上半/下半插入其前/后，落点高亮）</w:t>
+        <w:t xml:space="preserve">秒进入拖拽，拖到目标歌单上半/下半插入其前/后，落点高亮）；从文件管理器把音频文件直接拖到侧栏歌单名上或打开的歌单视图任意位置，即可批量加入该歌单（重复自动跳过）</w:t>
       </w:r>
     </w:p>
     <w:p>
@@ -4556,7 +4755,20 @@
           <w:rFonts w:hint="eastAsia"/>
           <w:lang w:val="zh-CN"/>
         </w:rPr>
-        <w:t xml:space="preserve">退出</w:t>
+        <w:t xml:space="preserve">退出。默认窗口最大化；设置</w:t>
+      </w:r>
+      <w:r>
+        <w:rPr>
+          <w:lang w:val="zh-CN"/>
+        </w:rPr>
+        <w:t xml:space="preserve"> → AM </w:t>
+      </w:r>
+      <w:r>
+        <w:rPr>
+          <w:rFonts w:hint="eastAsia"/>
+          <w:lang w:val="zh-CN"/>
+        </w:rPr>
+        <w:t xml:space="preserve">界面「沉浸模式真全屏」开启后进入沉浸即隐藏任务栏（真全屏），沉浸中切换开关立即生效</w:t>
       </w:r>
     </w:p>
     <w:p>
@@ -5737,96 +5949,40 @@
           <w:bCs/>
           <w:lang w:val="zh-CN"/>
         </w:rPr>
-        <w:t xml:space="preserve">歌词偏移（歌词栏</w:t>
-      </w:r>
-      <w:r>
-        <w:rPr>
-          <w:b/>
-          <w:bCs/>
-          <w:lang w:val="zh-CN"/>
-        </w:rPr>
-        <w:t xml:space="preserve"> </w:t>
-      </w:r>
-      <w:r>
-        <w:rPr>
-          <w:rFonts w:hint="eastAsia"/>
-          <w:b/>
-          <w:bCs/>
-          <w:lang w:val="zh-CN"/>
-        </w:rPr>
-        <w:t xml:space="preserve">⚙）</w:t>
-      </w:r>
-      <w:r>
-        <w:rPr>
-          <w:rFonts w:hint="eastAsia"/>
-          <w:lang w:val="zh-CN"/>
-        </w:rPr>
-        <w:t xml:space="preserve">：−/＋</w:t>
-      </w:r>
-      <w:r>
-        <w:rPr>
-          <w:lang w:val="zh-CN"/>
-        </w:rPr>
-        <w:t xml:space="preserve"> </w:t>
-      </w:r>
-      <w:r>
-        <w:rPr>
-          <w:rFonts w:hint="eastAsia"/>
-          <w:lang w:val="zh-CN"/>
-        </w:rPr>
-        <w:t xml:space="preserve">按</w:t>
-      </w:r>
-      <w:r>
-        <w:rPr>
-          <w:lang w:val="zh-CN"/>
-        </w:rPr>
-        <w:t xml:space="preserve"> 0.5s </w:t>
-      </w:r>
-      <w:r>
-        <w:rPr>
-          <w:rFonts w:hint="eastAsia"/>
-          <w:lang w:val="zh-CN"/>
-        </w:rPr>
-        <w:t xml:space="preserve">步进微调当前曲歌词时间轴（±30s），↺</w:t>
-      </w:r>
-      <w:r>
-        <w:rPr>
-          <w:lang w:val="zh-CN"/>
-        </w:rPr>
-        <w:t xml:space="preserve"> </w:t>
-      </w:r>
-      <w:r>
-        <w:rPr>
-          <w:rFonts w:hint="eastAsia"/>
-          <w:lang w:val="zh-CN"/>
-        </w:rPr>
-        <w:t xml:space="preserve">归零；按曲目记忆，AM</w:t>
-      </w:r>
-      <w:r>
-        <w:rPr>
-          <w:lang w:val="zh-CN"/>
-        </w:rPr>
-        <w:t xml:space="preserve"> </w:t>
-      </w:r>
-      <w:r>
-        <w:rPr>
-          <w:rFonts w:hint="eastAsia"/>
-          <w:lang w:val="zh-CN"/>
-        </w:rPr>
-        <w:t xml:space="preserve">面板、FB2K</w:t>
-      </w:r>
-      <w:r>
-        <w:rPr>
-          <w:lang w:val="zh-CN"/>
-        </w:rPr>
-        <w:t xml:space="preserve"> </w:t>
-      </w:r>
-      <w:r>
-        <w:rPr>
-          <w:rFonts w:hint="eastAsia"/>
-          <w:lang w:val="zh-CN"/>
-        </w:rPr>
-        <w:t xml:space="preserve">侧栏、桌面歌词同步生效</w:t>
+        <w:t xml:space="preserve">歌词栏滚动浏览</w:t>
+      </w:r>
+      <w:r>
+        <w:rPr>
+          <w:rFonts w:hint="eastAsia"/>
+          <w:lang w:val="zh-CN"/>
+        </w:rPr>
+        <w:t xml:space="preserve">：鼠标滚动歌词上下翻看时进入</w:t>
+      </w:r>
+      <w:r>
+        <w:rPr>
+          <w:lang w:val="zh-CN"/>
+        </w:rPr>
+        <w:t xml:space="preserve"> 5 </w:t>
+      </w:r>
+      <w:r>
+        <w:rPr>
+          <w:rFonts w:hint="eastAsia"/>
+          <w:lang w:val="zh-CN"/>
+        </w:rPr>
+        <w:t xml:space="preserve">秒浏览保护期，播放到下一行不会强制拉回（期间当前行高亮与逐字进度照常更新），停止滚动</w:t>
+      </w:r>
+      <w:r>
+        <w:rPr>
+          <w:lang w:val="zh-CN"/>
+        </w:rPr>
+        <w:t xml:space="preserve"> 5 </w:t>
+      </w:r>
+      <w:r>
+        <w:rPr>
+          <w:rFonts w:hint="eastAsia"/>
+          <w:lang w:val="zh-CN"/>
+        </w:rPr>
+        <w:t xml:space="preserve">秒后自动恢复跟随</w:t>
       </w:r>
     </w:p>
     <w:p>
@@ -5839,6 +5995,383 @@
       </w:pPr>
       <w:r>
         <w:rPr>
+          <w:b/>
+          <w:bCs/>
+          <w:lang w:val="zh-CN"/>
+        </w:rPr>
+        <w:t xml:space="preserve">AM </w:t>
+      </w:r>
+      <w:r>
+        <w:rPr>
+          <w:rFonts w:hint="eastAsia"/>
+          <w:b/>
+          <w:bCs/>
+          <w:lang w:val="zh-CN"/>
+        </w:rPr>
+        <w:t xml:space="preserve">界面设置</w:t>
+      </w:r>
+      <w:r>
+        <w:rPr>
+          <w:rFonts w:hint="eastAsia"/>
+          <w:lang w:val="zh-CN"/>
+        </w:rPr>
+        <w:t xml:space="preserve">：设置</w:t>
+      </w:r>
+      <w:r>
+        <w:rPr>
+          <w:lang w:val="zh-CN"/>
+        </w:rPr>
+        <w:t xml:space="preserve"> → AM </w:t>
+      </w:r>
+      <w:r>
+        <w:rPr>
+          <w:rFonts w:hint="eastAsia"/>
+          <w:lang w:val="zh-CN"/>
+        </w:rPr>
+        <w:t xml:space="preserve">界面：顶栏置底（窗口三键钉右上角玻璃角标）；沉浸模式真全屏（隐藏任务栏，默认窗口最大化）；沉浸模式样式（经典双栏</w:t>
+      </w:r>
+      <w:r>
+        <w:rPr>
+          <w:lang w:val="zh-CN"/>
+        </w:rPr>
+        <w:t xml:space="preserve"> / </w:t>
+      </w:r>
+      <w:r>
+        <w:rPr>
+          <w:rFonts w:hint="eastAsia"/>
+          <w:lang w:val="zh-CN"/>
+        </w:rPr>
+        <w:t xml:space="preserve">彩胶唱片，沉浸中切换立即生效）；AM</w:t>
+      </w:r>
+      <w:r>
+        <w:rPr>
+          <w:lang w:val="zh-CN"/>
+        </w:rPr>
+        <w:t xml:space="preserve"> </w:t>
+      </w:r>
+      <w:r>
+        <w:rPr>
+          <w:rFonts w:hint="eastAsia"/>
+          <w:lang w:val="zh-CN"/>
+        </w:rPr>
+        <w:t xml:space="preserve">歌词样式（字号/行距等）迁入本页统一调整</w:t>
+      </w:r>
+    </w:p>
+    <w:p>
+      <w:pPr>
+        <w:pStyle w:val="Compact"/>
+        <w:numPr>
+          <w:ilvl w:val="0"/>
+          <w:numId w:val="1004"/>
+        </w:numPr>
+      </w:pPr>
+      <w:r>
+        <w:rPr>
+          <w:rFonts w:hint="eastAsia"/>
+          <w:b/>
+          <w:bCs/>
+          <w:lang w:val="zh-CN"/>
+        </w:rPr>
+        <w:t xml:space="preserve">沉浸模式</w:t>
+      </w:r>
+      <w:r>
+        <w:rPr>
+          <w:b/>
+          <w:bCs/>
+          <w:lang w:val="zh-CN"/>
+        </w:rPr>
+        <w:t xml:space="preserve"> · </w:t>
+      </w:r>
+      <w:r>
+        <w:rPr>
+          <w:rFonts w:hint="eastAsia"/>
+          <w:b/>
+          <w:bCs/>
+          <w:lang w:val="zh-CN"/>
+        </w:rPr>
+        <w:t xml:space="preserve">彩胶唱片</w:t>
+      </w:r>
+      <w:r>
+        <w:rPr>
+          <w:rFonts w:hint="eastAsia"/>
+          <w:lang w:val="zh-CN"/>
+        </w:rPr>
+        <w:t xml:space="preserve">：设置</w:t>
+      </w:r>
+      <w:r>
+        <w:rPr>
+          <w:lang w:val="zh-CN"/>
+        </w:rPr>
+        <w:t xml:space="preserve"> → AM </w:t>
+      </w:r>
+      <w:r>
+        <w:rPr>
+          <w:rFonts w:hint="eastAsia"/>
+          <w:lang w:val="zh-CN"/>
+        </w:rPr>
+        <w:t xml:space="preserve">界面「沉浸模式样式」选彩胶唱片：右侧旋转彩胶——封面截成圆形标签随盘旋转，盘体磨砂亚克力半透明、刻纹颜色从封面实时提取（黑白封面回落主题强调色），播放时转、暂停时停；左侧常驻大歌词；底部全宽进度条（可拖拽）+</w:t>
+      </w:r>
+      <w:r>
+        <w:rPr>
+          <w:lang w:val="zh-CN"/>
+        </w:rPr>
+        <w:t xml:space="preserve"> </w:t>
+      </w:r>
+      <w:r>
+        <w:rPr>
+          <w:rFonts w:hint="eastAsia"/>
+          <w:lang w:val="zh-CN"/>
+        </w:rPr>
+        <w:t xml:space="preserve">传输/音量/待播清单；背景与全局统一（封面氛围或自定义壁纸照常生效）。沉浸界面右上角</w:t>
+      </w:r>
+      <w:r>
+        <w:rPr>
+          <w:lang w:val="zh-CN"/>
+        </w:rPr>
+        <w:t xml:space="preserve"> 💿 </w:t>
+      </w:r>
+      <w:r>
+        <w:rPr>
+          <w:rFonts w:hint="eastAsia"/>
+          <w:lang w:val="zh-CN"/>
+        </w:rPr>
+        <w:t xml:space="preserve">打开「彩胶外观」：封面大小（50–90%，胶圈宽度随之反向）/</w:t>
+      </w:r>
+      <w:r>
+        <w:rPr>
+          <w:lang w:val="zh-CN"/>
+        </w:rPr>
+        <w:t xml:space="preserve"> </w:t>
+      </w:r>
+      <w:r>
+        <w:rPr>
+          <w:rFonts w:hint="eastAsia"/>
+          <w:lang w:val="zh-CN"/>
+        </w:rPr>
+        <w:t xml:space="preserve">盘体大小（最大</w:t>
+      </w:r>
+      <w:r>
+        <w:rPr>
+          <w:lang w:val="zh-CN"/>
+        </w:rPr>
+        <w:t xml:space="preserve"> </w:t>
+      </w:r>
+      <w:r>
+        <w:rPr>
+          <w:rFonts w:hint="eastAsia"/>
+          <w:lang w:val="zh-CN"/>
+        </w:rPr>
+        <w:t xml:space="preserve">160%）/</w:t>
+      </w:r>
+      <w:r>
+        <w:rPr>
+          <w:lang w:val="zh-CN"/>
+        </w:rPr>
+        <w:t xml:space="preserve"> </w:t>
+      </w:r>
+      <w:r>
+        <w:rPr>
+          <w:rFonts w:hint="eastAsia"/>
+          <w:lang w:val="zh-CN"/>
+        </w:rPr>
+        <w:t xml:space="preserve">盘体不透明度</w:t>
+      </w:r>
+      <w:r>
+        <w:rPr>
+          <w:lang w:val="zh-CN"/>
+        </w:rPr>
+        <w:t xml:space="preserve"> / </w:t>
+      </w:r>
+      <w:r>
+        <w:rPr>
+          <w:rFonts w:hint="eastAsia"/>
+          <w:lang w:val="zh-CN"/>
+        </w:rPr>
+        <w:t xml:space="preserve">转速（4–60</w:t>
+      </w:r>
+      <w:r>
+        <w:rPr>
+          <w:lang w:val="zh-CN"/>
+        </w:rPr>
+        <w:t xml:space="preserve"> </w:t>
+      </w:r>
+      <w:r>
+        <w:rPr>
+          <w:rFonts w:hint="eastAsia"/>
+          <w:lang w:val="zh-CN"/>
+        </w:rPr>
+        <w:t xml:space="preserve">秒/圈）滑杆，唱片位置「居中</w:t>
+      </w:r>
+      <w:r>
+        <w:rPr>
+          <w:lang w:val="zh-CN"/>
+        </w:rPr>
+        <w:t xml:space="preserve"> / </w:t>
+      </w:r>
+      <w:r>
+        <w:rPr>
+          <w:rFonts w:hint="eastAsia"/>
+          <w:lang w:val="zh-CN"/>
+        </w:rPr>
+        <w:t xml:space="preserve">右上悬挂」（QQ</w:t>
+      </w:r>
+      <w:r>
+        <w:rPr>
+          <w:lang w:val="zh-CN"/>
+        </w:rPr>
+        <w:t xml:space="preserve"> </w:t>
+      </w:r>
+      <w:r>
+        <w:rPr>
+          <w:rFonts w:hint="eastAsia"/>
+          <w:lang w:val="zh-CN"/>
+        </w:rPr>
+        <w:t xml:space="preserve">音乐式探出屏幕右上），轴心孔可开关，🎲</w:t>
+      </w:r>
+      <w:r>
+        <w:rPr>
+          <w:lang w:val="zh-CN"/>
+        </w:rPr>
+        <w:t xml:space="preserve"> </w:t>
+      </w:r>
+      <w:r>
+        <w:rPr>
+          <w:rFonts w:hint="eastAsia"/>
+          <w:lang w:val="zh-CN"/>
+        </w:rPr>
+        <w:t xml:space="preserve">换一组随机纹路（宽度/明暗/哑光圈随机生成，固定半径起铺、不受封面大小影响），↺</w:t>
+      </w:r>
+      <w:r>
+        <w:rPr>
+          <w:lang w:val="zh-CN"/>
+        </w:rPr>
+        <w:t xml:space="preserve"> </w:t>
+      </w:r>
+      <w:r>
+        <w:rPr>
+          <w:rFonts w:hint="eastAsia"/>
+          <w:lang w:val="zh-CN"/>
+        </w:rPr>
+        <w:t xml:space="preserve">一键恢复默认；全部即时生效并记忆。拖动底部进度条时唱片像表把一样跟手转动（前拽顺时针、后拽逆时针，暂停时也生效），点击跳转时唱片朝跳转方向加速甩一下再恢复正常转速</w:t>
+      </w:r>
+    </w:p>
+    <w:p>
+      <w:pPr>
+        <w:pStyle w:val="Compact"/>
+        <w:numPr>
+          <w:ilvl w:val="0"/>
+          <w:numId w:val="1004"/>
+        </w:numPr>
+      </w:pPr>
+      <w:r>
+        <w:rPr>
+          <w:rFonts w:hint="eastAsia"/>
+          <w:b/>
+          <w:bCs/>
+          <w:lang w:val="zh-CN"/>
+        </w:rPr>
+        <w:t xml:space="preserve">歌词偏移（歌词栏</w:t>
+      </w:r>
+      <w:r>
+        <w:rPr>
+          <w:b/>
+          <w:bCs/>
+          <w:lang w:val="zh-CN"/>
+        </w:rPr>
+        <w:t xml:space="preserve"> </w:t>
+      </w:r>
+      <w:r>
+        <w:rPr>
+          <w:rFonts w:hint="eastAsia"/>
+          <w:b/>
+          <w:bCs/>
+          <w:lang w:val="zh-CN"/>
+        </w:rPr>
+        <w:t xml:space="preserve">⚙）</w:t>
+      </w:r>
+      <w:r>
+        <w:rPr>
+          <w:rFonts w:hint="eastAsia"/>
+          <w:lang w:val="zh-CN"/>
+        </w:rPr>
+        <w:t xml:space="preserve">：−/＋</w:t>
+      </w:r>
+      <w:r>
+        <w:rPr>
+          <w:lang w:val="zh-CN"/>
+        </w:rPr>
+        <w:t xml:space="preserve"> </w:t>
+      </w:r>
+      <w:r>
+        <w:rPr>
+          <w:rFonts w:hint="eastAsia"/>
+          <w:lang w:val="zh-CN"/>
+        </w:rPr>
+        <w:t xml:space="preserve">按</w:t>
+      </w:r>
+      <w:r>
+        <w:rPr>
+          <w:lang w:val="zh-CN"/>
+        </w:rPr>
+        <w:t xml:space="preserve"> 0.5s </w:t>
+      </w:r>
+      <w:r>
+        <w:rPr>
+          <w:rFonts w:hint="eastAsia"/>
+          <w:lang w:val="zh-CN"/>
+        </w:rPr>
+        <w:t xml:space="preserve">步进微调当前曲歌词时间轴（±30s），↺</w:t>
+      </w:r>
+      <w:r>
+        <w:rPr>
+          <w:lang w:val="zh-CN"/>
+        </w:rPr>
+        <w:t xml:space="preserve"> </w:t>
+      </w:r>
+      <w:r>
+        <w:rPr>
+          <w:rFonts w:hint="eastAsia"/>
+          <w:lang w:val="zh-CN"/>
+        </w:rPr>
+        <w:t xml:space="preserve">归零；按曲目记忆，AM</w:t>
+      </w:r>
+      <w:r>
+        <w:rPr>
+          <w:lang w:val="zh-CN"/>
+        </w:rPr>
+        <w:t xml:space="preserve"> </w:t>
+      </w:r>
+      <w:r>
+        <w:rPr>
+          <w:rFonts w:hint="eastAsia"/>
+          <w:lang w:val="zh-CN"/>
+        </w:rPr>
+        <w:t xml:space="preserve">面板、FB2K</w:t>
+      </w:r>
+      <w:r>
+        <w:rPr>
+          <w:lang w:val="zh-CN"/>
+        </w:rPr>
+        <w:t xml:space="preserve"> </w:t>
+      </w:r>
+      <w:r>
+        <w:rPr>
+          <w:rFonts w:hint="eastAsia"/>
+          <w:lang w:val="zh-CN"/>
+        </w:rPr>
+        <w:t xml:space="preserve">侧栏、桌面歌词同步生效</w:t>
+      </w:r>
+    </w:p>
+    <w:p>
+      <w:pPr>
+        <w:pStyle w:val="Compact"/>
+        <w:numPr>
+          <w:ilvl w:val="0"/>
+          <w:numId w:val="1004"/>
+        </w:numPr>
+      </w:pPr>
+      <w:r>
+        <w:rPr>
           <w:rFonts w:hint="eastAsia"/>
           <w:b/>
           <w:bCs/>
@@ -6188,7 +6721,46 @@
           <w:rFonts w:hint="eastAsia"/>
           <w:lang w:val="zh-CN"/>
         </w:rPr>
-        <w:t xml:space="preserve">界面动效三档（完整/精简/关闭）</w:t>
+        <w:t xml:space="preserve">界面动效三档（完整/精简/关闭）/</w:t>
+      </w:r>
+      <w:r>
+        <w:rPr>
+          <w:lang w:val="zh-CN"/>
+        </w:rPr>
+        <w:t xml:space="preserve"> </w:t>
+      </w:r>
+      <w:r>
+        <w:rPr>
+          <w:rFonts w:hint="eastAsia"/>
+          <w:lang w:val="zh-CN"/>
+        </w:rPr>
+        <w:t xml:space="preserve">任务栏小组件（AnnieFlyout：任务栏封面卡片</w:t>
+      </w:r>
+      <w:r>
+        <w:rPr>
+          <w:lang w:val="zh-CN"/>
+        </w:rPr>
+        <w:t xml:space="preserve"> + </w:t>
+      </w:r>
+      <w:r>
+        <w:rPr>
+          <w:rFonts w:hint="eastAsia"/>
+          <w:lang w:val="zh-CN"/>
+        </w:rPr>
+        <w:t xml:space="preserve">切歌弹窗</w:t>
+      </w:r>
+      <w:r>
+        <w:rPr>
+          <w:lang w:val="zh-CN"/>
+        </w:rPr>
+        <w:t xml:space="preserve"> + </w:t>
+      </w:r>
+      <w:r>
+        <w:rPr>
+          <w:rFonts w:hint="eastAsia"/>
+          <w:lang w:val="zh-CN"/>
+        </w:rPr>
+        <w:t xml:space="preserve">任务栏频谱条）</w:t>
       </w:r>
     </w:p>
     <w:p>
@@ -6729,7 +7301,20 @@
           <w:rFonts w:hint="eastAsia"/>
           <w:lang w:val="zh-CN"/>
         </w:rPr>
-        <w:t xml:space="preserve">：13</w:t>
+        <w:t xml:space="preserve">：设置</w:t>
+      </w:r>
+      <w:r>
+        <w:rPr>
+          <w:lang w:val="zh-CN"/>
+        </w:rPr>
+        <w:t xml:space="preserve"> → </w:t>
+      </w:r>
+      <w:r>
+        <w:rPr>
+          <w:rFonts w:hint="eastAsia"/>
+          <w:lang w:val="zh-CN"/>
+        </w:rPr>
+        <w:t xml:space="preserve">粒子舞台：13</w:t>
       </w:r>
       <w:r>
         <w:rPr>
@@ -6755,7 +7340,7 @@
           <w:rFonts w:hint="eastAsia"/>
           <w:lang w:val="zh-CN"/>
         </w:rPr>
-        <w:t xml:space="preserve">粒子强度/大小/速度/扭曲/飘散/色彩/节拍震屏/封面粒子密度微调</w:t>
+        <w:t xml:space="preserve">粒子强度/大小/速度/扭曲/飘散/色彩/节拍震屏/封面粒子密度微调；节拍律动分析开关（弱机可关省解码，结果落盘缓存、二次播放免等待）</w:t>
       </w:r>
     </w:p>
     <w:p>
@@ -6773,79 +7358,27 @@
           <w:bCs/>
           <w:lang w:val="zh-CN"/>
         </w:rPr>
-        <w:t xml:space="preserve">媒体库</w:t>
-      </w:r>
-      <w:r>
-        <w:rPr>
-          <w:rFonts w:hint="eastAsia"/>
-          <w:lang w:val="zh-CN"/>
-        </w:rPr>
-        <w:t xml:space="preserve">：文件夹管理</w:t>
-      </w:r>
-      <w:r>
-        <w:rPr>
-          <w:lang w:val="zh-CN"/>
-        </w:rPr>
-        <w:t xml:space="preserve"> + </w:t>
-      </w:r>
-      <w:r>
-        <w:rPr>
-          <w:rFonts w:hint="eastAsia"/>
-          <w:lang w:val="zh-CN"/>
-        </w:rPr>
-        <w:t xml:space="preserve">重扫；文件夹自动监听：拷入/删除歌曲约</w:t>
-      </w:r>
-      <w:r>
-        <w:rPr>
-          <w:lang w:val="zh-CN"/>
-        </w:rPr>
-        <w:t xml:space="preserve"> 3 </w:t>
-      </w:r>
-      <w:r>
-        <w:rPr>
-          <w:rFonts w:hint="eastAsia"/>
-          <w:lang w:val="zh-CN"/>
-        </w:rPr>
-        <w:t xml:space="preserve">秒自动刷新（V4.3.10</w:t>
-      </w:r>
-      <w:r>
-        <w:rPr>
-          <w:lang w:val="zh-CN"/>
-        </w:rPr>
-        <w:t xml:space="preserve"> </w:t>
-      </w:r>
-      <w:r>
-        <w:rPr>
-          <w:rFonts w:hint="eastAsia"/>
-          <w:lang w:val="zh-CN"/>
-        </w:rPr>
-        <w:t xml:space="preserve">起监听扫描在后台线程执行+30</w:t>
-      </w:r>
-      <w:r>
-        <w:rPr>
-          <w:lang w:val="zh-CN"/>
-        </w:rPr>
-        <w:t xml:space="preserve"> </w:t>
-      </w:r>
-      <w:r>
-        <w:rPr>
-          <w:rFonts w:hint="eastAsia"/>
-          <w:lang w:val="zh-CN"/>
-        </w:rPr>
-        <w:t xml:space="preserve">秒限频，大曲库不卡界面）；请勿把整个盘符（如</w:t>
-      </w:r>
-      <w:r>
-        <w:rPr>
-          <w:lang w:val="zh-CN"/>
-        </w:rPr>
-        <w:t xml:space="preserve"> </w:t>
-      </w:r>
-      <w:r>
-        <w:rPr>
-          <w:rFonts w:hint="eastAsia"/>
-          <w:lang w:val="zh-CN"/>
-        </w:rPr>
-        <w:t xml:space="preserve">F:\）添加为媒体库——会弹警告，整盘扫描/监听极易卡顿</w:t>
+        <w:t xml:space="preserve">自定义壁纸</w:t>
+      </w:r>
+      <w:r>
+        <w:rPr>
+          <w:rFonts w:hint="eastAsia"/>
+          <w:lang w:val="zh-CN"/>
+        </w:rPr>
+        <w:t xml:space="preserve">：设置中心三主题页均可设置：选图/清除、历史壁纸条最多</w:t>
+      </w:r>
+      <w:r>
+        <w:rPr>
+          <w:lang w:val="zh-CN"/>
+        </w:rPr>
+        <w:t xml:space="preserve"> 12 </w:t>
+      </w:r>
+      <w:r>
+        <w:rPr>
+          <w:rFonts w:hint="eastAsia"/>
+          <w:lang w:val="zh-CN"/>
+        </w:rPr>
+        <w:t xml:space="preserve">张一键切回、模糊/压暗滑杆实时预览、沉浸模式联动开关；三主题共用同步，图片仅存本机</w:t>
       </w:r>
     </w:p>
     <w:p>
@@ -6858,110 +7391,53 @@
       </w:pPr>
       <w:r>
         <w:rPr>
-          <w:rFonts w:hint="eastAsia"/>
-          <w:b/>
-          <w:bCs/>
-          <w:lang w:val="zh-CN"/>
-        </w:rPr>
-        <w:t xml:space="preserve">曲库工具</w:t>
-      </w:r>
-      <w:r>
-        <w:rPr>
-          <w:rFonts w:hint="eastAsia"/>
-          <w:lang w:val="zh-CN"/>
-        </w:rPr>
-        <w:t xml:space="preserve">：响度补算</w:t>
-      </w:r>
-      <w:r>
-        <w:rPr>
-          <w:lang w:val="zh-CN"/>
-        </w:rPr>
-        <w:t xml:space="preserve"> / </w:t>
-      </w:r>
-      <w:r>
-        <w:rPr>
-          <w:rFonts w:hint="eastAsia"/>
-          <w:lang w:val="zh-CN"/>
-        </w:rPr>
-        <w:t xml:space="preserve">无损鉴别（整库/文件夹/单曲三种范围，四方法加权融合，可导出</w:t>
-      </w:r>
-      <w:r>
-        <w:rPr>
-          <w:lang w:val="zh-CN"/>
-        </w:rPr>
-        <w:t xml:space="preserve"> CSV/HTML </w:t>
-      </w:r>
-      <w:r>
-        <w:rPr>
-          <w:rFonts w:hint="eastAsia"/>
-          <w:lang w:val="zh-CN"/>
-        </w:rPr>
-        <w:t xml:space="preserve">报告，不在列表打标记；启动检测前会提示结果仅供参考，建议用</w:t>
-      </w:r>
-      <w:r>
-        <w:rPr>
-          <w:lang w:val="zh-CN"/>
-        </w:rPr>
-        <w:t xml:space="preserve"> Q </w:t>
-      </w:r>
-      <w:r>
-        <w:rPr>
-          <w:rFonts w:hint="eastAsia"/>
-          <w:lang w:val="zh-CN"/>
-        </w:rPr>
-        <w:t xml:space="preserve">群专用检测工具）/</w:t>
-      </w:r>
-      <w:r>
-        <w:rPr>
-          <w:lang w:val="zh-CN"/>
-        </w:rPr>
-        <w:t xml:space="preserve"> </w:t>
-      </w:r>
-      <w:r>
-        <w:rPr>
-          <w:rFonts w:hint="eastAsia"/>
-          <w:lang w:val="zh-CN"/>
-        </w:rPr>
-        <w:t xml:space="preserve">重复歌曲清理（移回收站可恢复）/</w:t>
-      </w:r>
-      <w:r>
-        <w:rPr>
-          <w:lang w:val="zh-CN"/>
-        </w:rPr>
-        <w:t xml:space="preserve"> </w:t>
-      </w:r>
-      <w:r>
-        <w:rPr>
-          <w:rFonts w:hint="eastAsia"/>
-          <w:lang w:val="zh-CN"/>
-        </w:rPr>
-        <w:t xml:space="preserve">配置备份（设置/歌单/收藏/统计导出导入，换机迁移，导入自动留兜底并重启）/</w:t>
-      </w:r>
-      <w:r>
-        <w:rPr>
-          <w:lang w:val="zh-CN"/>
-        </w:rPr>
-        <w:t xml:space="preserve"> </w:t>
-      </w:r>
-      <w:r>
-        <w:rPr>
-          <w:rFonts w:hint="eastAsia"/>
-          <w:lang w:val="zh-CN"/>
-        </w:rPr>
-        <w:t xml:space="preserve">导出诊断包（zip）/</w:t>
-      </w:r>
-      <w:r>
-        <w:rPr>
-          <w:lang w:val="zh-CN"/>
-        </w:rPr>
-        <w:t xml:space="preserve"> </w:t>
-      </w:r>
-      <w:r>
-        <w:rPr>
-          <w:rFonts w:hint="eastAsia"/>
-          <w:lang w:val="zh-CN"/>
-        </w:rPr>
-        <w:t xml:space="preserve">复制诊断摘要（轻量报障直接粘贴）</w:t>
+          <w:b/>
+          <w:bCs/>
+          <w:lang w:val="zh-CN"/>
+        </w:rPr>
+        <w:t xml:space="preserve">FB2K </w:t>
+      </w:r>
+      <w:r>
+        <w:rPr>
+          <w:rFonts w:hint="eastAsia"/>
+          <w:b/>
+          <w:bCs/>
+          <w:lang w:val="zh-CN"/>
+        </w:rPr>
+        <w:t xml:space="preserve">界面</w:t>
+      </w:r>
+      <w:r>
+        <w:rPr>
+          <w:rFonts w:hint="eastAsia"/>
+          <w:lang w:val="zh-CN"/>
+        </w:rPr>
+        <w:t xml:space="preserve">：暗色模式开关（与工具栏</w:t>
+      </w:r>
+      <w:r>
+        <w:rPr>
+          <w:lang w:val="zh-CN"/>
+        </w:rPr>
+        <w:t xml:space="preserve"> 🌙 </w:t>
+      </w:r>
+      <w:r>
+        <w:rPr>
+          <w:rFonts w:hint="eastAsia"/>
+          <w:lang w:val="zh-CN"/>
+        </w:rPr>
+        <w:t xml:space="preserve">联动）；FB2K</w:t>
+      </w:r>
+      <w:r>
+        <w:rPr>
+          <w:lang w:val="zh-CN"/>
+        </w:rPr>
+        <w:t xml:space="preserve"> </w:t>
+      </w:r>
+      <w:r>
+        <w:rPr>
+          <w:rFonts w:hint="eastAsia"/>
+          <w:lang w:val="zh-CN"/>
+        </w:rPr>
+        <w:t xml:space="preserve">主题已接入强调色体系</w:t>
       </w:r>
     </w:p>
     <w:p>
@@ -6979,105 +7455,27 @@
           <w:bCs/>
           <w:lang w:val="zh-CN"/>
         </w:rPr>
-        <w:t xml:space="preserve">听歌统计</w:t>
-      </w:r>
-      <w:r>
-        <w:rPr>
-          <w:rFonts w:hint="eastAsia"/>
-          <w:lang w:val="zh-CN"/>
-        </w:rPr>
-        <w:t xml:space="preserve">：设置</w:t>
-      </w:r>
-      <w:r>
-        <w:rPr>
-          <w:lang w:val="zh-CN"/>
-        </w:rPr>
-        <w:t xml:space="preserve"> → </w:t>
-      </w:r>
-      <w:r>
-        <w:rPr>
-          <w:rFonts w:hint="eastAsia"/>
-          <w:lang w:val="zh-CN"/>
-        </w:rPr>
-        <w:t xml:space="preserve">听歌统计（独立分页，软件内直接查看）：累计收听时长/播放次数/最爱时段、近半年</w:t>
-      </w:r>
-      <w:r>
-        <w:rPr>
-          <w:lang w:val="zh-CN"/>
-        </w:rPr>
-        <w:t xml:space="preserve"> GitHub </w:t>
-      </w:r>
-      <w:r>
-        <w:rPr>
-          <w:rFonts w:hint="eastAsia"/>
-          <w:lang w:val="zh-CN"/>
-        </w:rPr>
-        <w:t xml:space="preserve">风格收听热力图、Top</w:t>
-      </w:r>
-      <w:r>
-        <w:rPr>
-          <w:lang w:val="zh-CN"/>
-        </w:rPr>
-        <w:t xml:space="preserve"> </w:t>
-      </w:r>
-      <w:r>
-        <w:rPr>
-          <w:rFonts w:hint="eastAsia"/>
-          <w:lang w:val="zh-CN"/>
-        </w:rPr>
-        <w:t xml:space="preserve">歌曲/艺术家/专辑</w:t>
-      </w:r>
-      <w:r>
-        <w:rPr>
-          <w:lang w:val="zh-CN"/>
-        </w:rPr>
-        <w:t xml:space="preserve"> </w:t>
-      </w:r>
-      <w:r>
-        <w:rPr>
-          <w:rFonts w:hint="eastAsia"/>
-          <w:lang w:val="zh-CN"/>
-        </w:rPr>
-        <w:t xml:space="preserve">Top8；收听构成（切歌即判定：听到</w:t>
-      </w:r>
-      <w:r>
-        <w:rPr>
-          <w:lang w:val="zh-CN"/>
-        </w:rPr>
-        <w:t xml:space="preserve"> 80% </w:t>
-      </w:r>
-      <w:r>
-        <w:rPr>
-          <w:rFonts w:hint="eastAsia"/>
-          <w:lang w:val="zh-CN"/>
-        </w:rPr>
-        <w:t xml:space="preserve">或末尾算完整、不足</w:t>
-      </w:r>
-      <w:r>
-        <w:rPr>
-          <w:lang w:val="zh-CN"/>
-        </w:rPr>
-        <w:t xml:space="preserve"> 1/3 </w:t>
-      </w:r>
-      <w:r>
-        <w:rPr>
-          <w:rFonts w:hint="eastAsia"/>
-          <w:lang w:val="zh-CN"/>
-        </w:rPr>
-        <w:t xml:space="preserve">算跳过、之间算部分）给出完整播放率/跳过率；曲风分布</w:t>
-      </w:r>
-      <w:r>
-        <w:rPr>
-          <w:lang w:val="zh-CN"/>
-        </w:rPr>
-        <w:t xml:space="preserve"> Top </w:t>
-      </w:r>
-      <w:r>
-        <w:rPr>
-          <w:rFonts w:hint="eastAsia"/>
-          <w:lang w:val="zh-CN"/>
-        </w:rPr>
-        <w:t xml:space="preserve">8（读歌曲流派标签，支持多分隔符，每首最多</w:t>
+        <w:t xml:space="preserve">媒体库</w:t>
+      </w:r>
+      <w:r>
+        <w:rPr>
+          <w:rFonts w:hint="eastAsia"/>
+          <w:lang w:val="zh-CN"/>
+        </w:rPr>
+        <w:t xml:space="preserve">：文件夹管理</w:t>
+      </w:r>
+      <w:r>
+        <w:rPr>
+          <w:lang w:val="zh-CN"/>
+        </w:rPr>
+        <w:t xml:space="preserve"> + </w:t>
+      </w:r>
+      <w:r>
+        <w:rPr>
+          <w:rFonts w:hint="eastAsia"/>
+          <w:lang w:val="zh-CN"/>
+        </w:rPr>
+        <w:t xml:space="preserve">重扫；文件夹自动监听：拷入/删除歌曲约</w:t>
       </w:r>
       <w:r>
         <w:rPr>
@@ -7090,33 +7488,46 @@
           <w:rFonts w:hint="eastAsia"/>
           <w:lang w:val="zh-CN"/>
         </w:rPr>
-        <w:t xml:space="preserve">项）与年度统计条形图；「复制报告」分享文本、「生成分享图」复制</w:t>
-      </w:r>
-      <w:r>
-        <w:rPr>
-          <w:lang w:val="zh-CN"/>
-        </w:rPr>
-        <w:t xml:space="preserve"> PNG </w:t>
-      </w:r>
-      <w:r>
-        <w:rPr>
-          <w:rFonts w:hint="eastAsia"/>
-          <w:lang w:val="zh-CN"/>
-        </w:rPr>
-        <w:t xml:space="preserve">直接粘贴发群；数据仅存本机，可一键清空，播放中页面每</w:t>
-      </w:r>
-      <w:r>
-        <w:rPr>
-          <w:lang w:val="zh-CN"/>
-        </w:rPr>
-        <w:t xml:space="preserve"> 4 </w:t>
-      </w:r>
-      <w:r>
-        <w:rPr>
-          <w:rFonts w:hint="eastAsia"/>
-          <w:lang w:val="zh-CN"/>
-        </w:rPr>
-        <w:t xml:space="preserve">秒自动刷新</w:t>
+        <w:t xml:space="preserve">秒自动刷新（V4.3.10</w:t>
+      </w:r>
+      <w:r>
+        <w:rPr>
+          <w:lang w:val="zh-CN"/>
+        </w:rPr>
+        <w:t xml:space="preserve"> </w:t>
+      </w:r>
+      <w:r>
+        <w:rPr>
+          <w:rFonts w:hint="eastAsia"/>
+          <w:lang w:val="zh-CN"/>
+        </w:rPr>
+        <w:t xml:space="preserve">起监听扫描在后台线程执行+30</w:t>
+      </w:r>
+      <w:r>
+        <w:rPr>
+          <w:lang w:val="zh-CN"/>
+        </w:rPr>
+        <w:t xml:space="preserve"> </w:t>
+      </w:r>
+      <w:r>
+        <w:rPr>
+          <w:rFonts w:hint="eastAsia"/>
+          <w:lang w:val="zh-CN"/>
+        </w:rPr>
+        <w:t xml:space="preserve">秒限频，大曲库不卡界面）；请勿把整个盘符（如</w:t>
+      </w:r>
+      <w:r>
+        <w:rPr>
+          <w:lang w:val="zh-CN"/>
+        </w:rPr>
+        <w:t xml:space="preserve"> </w:t>
+      </w:r>
+      <w:r>
+        <w:rPr>
+          <w:rFonts w:hint="eastAsia"/>
+          <w:lang w:val="zh-CN"/>
+        </w:rPr>
+        <w:t xml:space="preserve">F:\）添加为媒体库——会弹警告，整盘扫描/监听极易卡顿</w:t>
       </w:r>
     </w:p>
     <w:p>
@@ -7134,14 +7545,14 @@
           <w:bCs/>
           <w:lang w:val="zh-CN"/>
         </w:rPr>
-        <w:t xml:space="preserve">下载</w:t>
-      </w:r>
-      <w:r>
-        <w:rPr>
-          <w:rFonts w:hint="eastAsia"/>
-          <w:lang w:val="zh-CN"/>
-        </w:rPr>
-        <w:t xml:space="preserve">：下载目录更改/恢复默认；同时下载任务数（1–10）；同名文件已存在时跳过；文件命名方式（艺术家-歌曲名/歌曲名-艺术家/歌曲名）；嵌入封面</w:t>
+        <w:t xml:space="preserve">曲库工具</w:t>
+      </w:r>
+      <w:r>
+        <w:rPr>
+          <w:rFonts w:hint="eastAsia"/>
+          <w:lang w:val="zh-CN"/>
+        </w:rPr>
+        <w:t xml:space="preserve">：响度补算</w:t>
       </w:r>
       <w:r>
         <w:rPr>
@@ -7154,33 +7565,85 @@
           <w:rFonts w:hint="eastAsia"/>
           <w:lang w:val="zh-CN"/>
         </w:rPr>
-        <w:t xml:space="preserve">嵌入歌词</w:t>
-      </w:r>
-      <w:r>
-        <w:rPr>
-          <w:lang w:val="zh-CN"/>
-        </w:rPr>
-        <w:t xml:space="preserve"> / </w:t>
-      </w:r>
-      <w:r>
-        <w:rPr>
-          <w:rFonts w:hint="eastAsia"/>
-          <w:lang w:val="zh-CN"/>
-        </w:rPr>
-        <w:t xml:space="preserve">同时嵌入翻译歌词开关；旁挂歌词含翻译；歌词文件编码</w:t>
-      </w:r>
-      <w:r>
-        <w:rPr>
-          <w:lang w:val="zh-CN"/>
-        </w:rPr>
-        <w:t xml:space="preserve"> </w:t>
-      </w:r>
-      <w:r>
-        <w:rPr>
-          <w:rFonts w:hint="eastAsia"/>
-          <w:lang w:val="zh-CN"/>
-        </w:rPr>
-        <w:t xml:space="preserve">UTF-8/GBK（兼容旧设备/车载）</w:t>
+        <w:t xml:space="preserve">无损鉴别（整库/文件夹/单曲三种范围，四方法加权融合，可导出</w:t>
+      </w:r>
+      <w:r>
+        <w:rPr>
+          <w:lang w:val="zh-CN"/>
+        </w:rPr>
+        <w:t xml:space="preserve"> CSV/HTML </w:t>
+      </w:r>
+      <w:r>
+        <w:rPr>
+          <w:rFonts w:hint="eastAsia"/>
+          <w:lang w:val="zh-CN"/>
+        </w:rPr>
+        <w:t xml:space="preserve">报告，不在列表打标记；启动检测前会提示结果仅供参考，建议用</w:t>
+      </w:r>
+      <w:r>
+        <w:rPr>
+          <w:lang w:val="zh-CN"/>
+        </w:rPr>
+        <w:t xml:space="preserve"> Q </w:t>
+      </w:r>
+      <w:r>
+        <w:rPr>
+          <w:rFonts w:hint="eastAsia"/>
+          <w:lang w:val="zh-CN"/>
+        </w:rPr>
+        <w:t xml:space="preserve">群专用检测工具）/</w:t>
+      </w:r>
+      <w:r>
+        <w:rPr>
+          <w:lang w:val="zh-CN"/>
+        </w:rPr>
+        <w:t xml:space="preserve"> </w:t>
+      </w:r>
+      <w:r>
+        <w:rPr>
+          <w:rFonts w:hint="eastAsia"/>
+          <w:lang w:val="zh-CN"/>
+        </w:rPr>
+        <w:t xml:space="preserve">重复歌曲清理（移回收站可恢复）/</w:t>
+      </w:r>
+      <w:r>
+        <w:rPr>
+          <w:lang w:val="zh-CN"/>
+        </w:rPr>
+        <w:t xml:space="preserve"> </w:t>
+      </w:r>
+      <w:r>
+        <w:rPr>
+          <w:rFonts w:hint="eastAsia"/>
+          <w:lang w:val="zh-CN"/>
+        </w:rPr>
+        <w:t xml:space="preserve">配置备份（设置/歌单/收藏/统计导出导入，换机迁移，导入自动留兜底并重启）/</w:t>
+      </w:r>
+      <w:r>
+        <w:rPr>
+          <w:lang w:val="zh-CN"/>
+        </w:rPr>
+        <w:t xml:space="preserve"> </w:t>
+      </w:r>
+      <w:r>
+        <w:rPr>
+          <w:rFonts w:hint="eastAsia"/>
+          <w:lang w:val="zh-CN"/>
+        </w:rPr>
+        <w:t xml:space="preserve">导出诊断包（zip）/</w:t>
+      </w:r>
+      <w:r>
+        <w:rPr>
+          <w:lang w:val="zh-CN"/>
+        </w:rPr>
+        <w:t xml:space="preserve"> </w:t>
+      </w:r>
+      <w:r>
+        <w:rPr>
+          <w:rFonts w:hint="eastAsia"/>
+          <w:lang w:val="zh-CN"/>
+        </w:rPr>
+        <w:t xml:space="preserve">复制诊断摘要（轻量报障直接粘贴）</w:t>
       </w:r>
     </w:p>
     <w:p>
@@ -7198,27 +7661,27 @@
           <w:bCs/>
           <w:lang w:val="zh-CN"/>
         </w:rPr>
-        <w:t xml:space="preserve">更新与关于</w:t>
-      </w:r>
-      <w:r>
-        <w:rPr>
-          <w:rFonts w:hint="eastAsia"/>
-          <w:lang w:val="zh-CN"/>
-        </w:rPr>
-        <w:t xml:space="preserve">：检查更新（差量更新，只下载变化分块）/</w:t>
-      </w:r>
-      <w:r>
-        <w:rPr>
-          <w:lang w:val="zh-CN"/>
-        </w:rPr>
-        <w:t xml:space="preserve"> </w:t>
-      </w:r>
-      <w:r>
-        <w:rPr>
-          <w:rFonts w:hint="eastAsia"/>
-          <w:lang w:val="zh-CN"/>
-        </w:rPr>
-        <w:t xml:space="preserve">更新后首次启动自动弹「本版新变化」/</w:t>
+        <w:t xml:space="preserve">听歌统计</w:t>
+      </w:r>
+      <w:r>
+        <w:rPr>
+          <w:rFonts w:hint="eastAsia"/>
+          <w:lang w:val="zh-CN"/>
+        </w:rPr>
+        <w:t xml:space="preserve">：设置</w:t>
+      </w:r>
+      <w:r>
+        <w:rPr>
+          <w:lang w:val="zh-CN"/>
+        </w:rPr>
+        <w:t xml:space="preserve"> → </w:t>
+      </w:r>
+      <w:r>
+        <w:rPr>
+          <w:rFonts w:hint="eastAsia"/>
+          <w:lang w:val="zh-CN"/>
+        </w:rPr>
+        <w:t xml:space="preserve">听歌统计（独立分页，软件内直接查看）：累计收听时长/播放次数/最爱时段、近半年</w:t>
       </w:r>
       <w:r>
         <w:rPr>
@@ -7231,20 +7694,111 @@
           <w:rFonts w:hint="eastAsia"/>
           <w:lang w:val="zh-CN"/>
         </w:rPr>
-        <w:t xml:space="preserve">仓库</w:t>
-      </w:r>
-      <w:r>
-        <w:rPr>
-          <w:lang w:val="zh-CN"/>
-        </w:rPr>
-        <w:t xml:space="preserve"> / </w:t>
-      </w:r>
-      <w:r>
-        <w:rPr>
-          <w:rFonts w:hint="eastAsia"/>
-          <w:lang w:val="zh-CN"/>
-        </w:rPr>
-        <w:t xml:space="preserve">鸣谢</w:t>
+        <w:t xml:space="preserve">风格收听热力图、Top</w:t>
+      </w:r>
+      <w:r>
+        <w:rPr>
+          <w:lang w:val="zh-CN"/>
+        </w:rPr>
+        <w:t xml:space="preserve"> </w:t>
+      </w:r>
+      <w:r>
+        <w:rPr>
+          <w:rFonts w:hint="eastAsia"/>
+          <w:lang w:val="zh-CN"/>
+        </w:rPr>
+        <w:t xml:space="preserve">歌曲/艺术家/专辑</w:t>
+      </w:r>
+      <w:r>
+        <w:rPr>
+          <w:lang w:val="zh-CN"/>
+        </w:rPr>
+        <w:t xml:space="preserve"> </w:t>
+      </w:r>
+      <w:r>
+        <w:rPr>
+          <w:rFonts w:hint="eastAsia"/>
+          <w:lang w:val="zh-CN"/>
+        </w:rPr>
+        <w:t xml:space="preserve">Top8；收听构成（切歌即判定：听到</w:t>
+      </w:r>
+      <w:r>
+        <w:rPr>
+          <w:lang w:val="zh-CN"/>
+        </w:rPr>
+        <w:t xml:space="preserve"> 80% </w:t>
+      </w:r>
+      <w:r>
+        <w:rPr>
+          <w:rFonts w:hint="eastAsia"/>
+          <w:lang w:val="zh-CN"/>
+        </w:rPr>
+        <w:t xml:space="preserve">或末尾算完整、不足</w:t>
+      </w:r>
+      <w:r>
+        <w:rPr>
+          <w:lang w:val="zh-CN"/>
+        </w:rPr>
+        <w:t xml:space="preserve"> 1/3 </w:t>
+      </w:r>
+      <w:r>
+        <w:rPr>
+          <w:rFonts w:hint="eastAsia"/>
+          <w:lang w:val="zh-CN"/>
+        </w:rPr>
+        <w:t xml:space="preserve">算跳过、之间算部分）给出完整播放率/跳过率；曲风分布</w:t>
+      </w:r>
+      <w:r>
+        <w:rPr>
+          <w:lang w:val="zh-CN"/>
+        </w:rPr>
+        <w:t xml:space="preserve"> Top </w:t>
+      </w:r>
+      <w:r>
+        <w:rPr>
+          <w:rFonts w:hint="eastAsia"/>
+          <w:lang w:val="zh-CN"/>
+        </w:rPr>
+        <w:t xml:space="preserve">8（读歌曲流派标签，支持多分隔符，每首最多</w:t>
+      </w:r>
+      <w:r>
+        <w:rPr>
+          <w:lang w:val="zh-CN"/>
+        </w:rPr>
+        <w:t xml:space="preserve"> 3 </w:t>
+      </w:r>
+      <w:r>
+        <w:rPr>
+          <w:rFonts w:hint="eastAsia"/>
+          <w:lang w:val="zh-CN"/>
+        </w:rPr>
+        <w:t xml:space="preserve">项）与年度统计条形图；「复制报告」分享文本、「生成分享图」复制</w:t>
+      </w:r>
+      <w:r>
+        <w:rPr>
+          <w:lang w:val="zh-CN"/>
+        </w:rPr>
+        <w:t xml:space="preserve"> PNG </w:t>
+      </w:r>
+      <w:r>
+        <w:rPr>
+          <w:rFonts w:hint="eastAsia"/>
+          <w:lang w:val="zh-CN"/>
+        </w:rPr>
+        <w:t xml:space="preserve">直接粘贴发群；数据仅存本机，可一键清空，播放中页面每</w:t>
+      </w:r>
+      <w:r>
+        <w:rPr>
+          <w:lang w:val="zh-CN"/>
+        </w:rPr>
+        <w:t xml:space="preserve"> 4 </w:t>
+      </w:r>
+      <w:r>
+        <w:rPr>
+          <w:rFonts w:hint="eastAsia"/>
+          <w:lang w:val="zh-CN"/>
+        </w:rPr>
+        <w:t xml:space="preserve">秒自动刷新</w:t>
       </w:r>
     </w:p>
     <w:p>
@@ -7262,40 +7816,53 @@
           <w:bCs/>
           <w:lang w:val="zh-CN"/>
         </w:rPr>
-        <w:t xml:space="preserve">扩展</w:t>
-      </w:r>
-      <w:r>
-        <w:rPr>
-          <w:rFonts w:hint="eastAsia"/>
-          <w:lang w:val="zh-CN"/>
-        </w:rPr>
-        <w:t xml:space="preserve">：洛雪自定义音源脚本导入/启停/删除，支持本地</w:t>
-      </w:r>
-      <w:r>
-        <w:rPr>
-          <w:lang w:val="zh-CN"/>
-        </w:rPr>
-        <w:t xml:space="preserve"> .js </w:t>
-      </w:r>
-      <w:r>
-        <w:rPr>
-          <w:rFonts w:hint="eastAsia"/>
-          <w:lang w:val="zh-CN"/>
-        </w:rPr>
-        <w:t xml:space="preserve">文件与「在线导入」粘贴链接两种方式；导入后播放与歌词优先走音源，多音源自动回退。安全提示：音源脚本在隔离沙箱子进程中运行（已禁用</w:t>
-      </w:r>
-      <w:r>
-        <w:rPr>
-          <w:lang w:val="zh-CN"/>
-        </w:rPr>
-        <w:t xml:space="preserve"> eval/Function </w:t>
-      </w:r>
-      <w:r>
-        <w:rPr>
-          <w:rFonts w:hint="eastAsia"/>
-          <w:lang w:val="zh-CN"/>
-        </w:rPr>
-        <w:t xml:space="preserve">代码生成），但仍请只导入可信来源的脚本</w:t>
+        <w:t xml:space="preserve">下载</w:t>
+      </w:r>
+      <w:r>
+        <w:rPr>
+          <w:rFonts w:hint="eastAsia"/>
+          <w:lang w:val="zh-CN"/>
+        </w:rPr>
+        <w:t xml:space="preserve">：下载目录更改/恢复默认；同时下载任务数（1–10）；同名文件已存在时跳过；文件命名方式（艺术家-歌曲名/歌曲名-艺术家/歌曲名）；嵌入封面</w:t>
+      </w:r>
+      <w:r>
+        <w:rPr>
+          <w:lang w:val="zh-CN"/>
+        </w:rPr>
+        <w:t xml:space="preserve"> / </w:t>
+      </w:r>
+      <w:r>
+        <w:rPr>
+          <w:rFonts w:hint="eastAsia"/>
+          <w:lang w:val="zh-CN"/>
+        </w:rPr>
+        <w:t xml:space="preserve">嵌入歌词</w:t>
+      </w:r>
+      <w:r>
+        <w:rPr>
+          <w:lang w:val="zh-CN"/>
+        </w:rPr>
+        <w:t xml:space="preserve"> / </w:t>
+      </w:r>
+      <w:r>
+        <w:rPr>
+          <w:rFonts w:hint="eastAsia"/>
+          <w:lang w:val="zh-CN"/>
+        </w:rPr>
+        <w:t xml:space="preserve">同时嵌入翻译歌词开关；旁挂歌词含翻译；歌词文件编码</w:t>
+      </w:r>
+      <w:r>
+        <w:rPr>
+          <w:lang w:val="zh-CN"/>
+        </w:rPr>
+        <w:t xml:space="preserve"> </w:t>
+      </w:r>
+      <w:r>
+        <w:rPr>
+          <w:rFonts w:hint="eastAsia"/>
+          <w:lang w:val="zh-CN"/>
+        </w:rPr>
+        <w:t xml:space="preserve">UTF-8/GBK（兼容旧设备/车载）</w:t>
       </w:r>
     </w:p>
     <w:p>
@@ -7313,6 +7880,121 @@
           <w:bCs/>
           <w:lang w:val="zh-CN"/>
         </w:rPr>
+        <w:t xml:space="preserve">更新与关于</w:t>
+      </w:r>
+      <w:r>
+        <w:rPr>
+          <w:rFonts w:hint="eastAsia"/>
+          <w:lang w:val="zh-CN"/>
+        </w:rPr>
+        <w:t xml:space="preserve">：检查更新（差量更新，只下载变化分块）/</w:t>
+      </w:r>
+      <w:r>
+        <w:rPr>
+          <w:lang w:val="zh-CN"/>
+        </w:rPr>
+        <w:t xml:space="preserve"> </w:t>
+      </w:r>
+      <w:r>
+        <w:rPr>
+          <w:rFonts w:hint="eastAsia"/>
+          <w:lang w:val="zh-CN"/>
+        </w:rPr>
+        <w:t xml:space="preserve">更新后首次启动自动弹「本版新变化」/</w:t>
+      </w:r>
+      <w:r>
+        <w:rPr>
+          <w:lang w:val="zh-CN"/>
+        </w:rPr>
+        <w:t xml:space="preserve"> GitHub </w:t>
+      </w:r>
+      <w:r>
+        <w:rPr>
+          <w:rFonts w:hint="eastAsia"/>
+          <w:lang w:val="zh-CN"/>
+        </w:rPr>
+        <w:t xml:space="preserve">仓库</w:t>
+      </w:r>
+      <w:r>
+        <w:rPr>
+          <w:lang w:val="zh-CN"/>
+        </w:rPr>
+        <w:t xml:space="preserve"> / </w:t>
+      </w:r>
+      <w:r>
+        <w:rPr>
+          <w:rFonts w:hint="eastAsia"/>
+          <w:lang w:val="zh-CN"/>
+        </w:rPr>
+        <w:t xml:space="preserve">鸣谢</w:t>
+      </w:r>
+    </w:p>
+    <w:p>
+      <w:pPr>
+        <w:pStyle w:val="Compact"/>
+        <w:numPr>
+          <w:ilvl w:val="0"/>
+          <w:numId w:val="1005"/>
+        </w:numPr>
+      </w:pPr>
+      <w:r>
+        <w:rPr>
+          <w:rFonts w:hint="eastAsia"/>
+          <w:b/>
+          <w:bCs/>
+          <w:lang w:val="zh-CN"/>
+        </w:rPr>
+        <w:t xml:space="preserve">扩展</w:t>
+      </w:r>
+      <w:r>
+        <w:rPr>
+          <w:rFonts w:hint="eastAsia"/>
+          <w:lang w:val="zh-CN"/>
+        </w:rPr>
+        <w:t xml:space="preserve">：洛雪自定义音源脚本导入/启停/删除，支持本地</w:t>
+      </w:r>
+      <w:r>
+        <w:rPr>
+          <w:lang w:val="zh-CN"/>
+        </w:rPr>
+        <w:t xml:space="preserve"> .js </w:t>
+      </w:r>
+      <w:r>
+        <w:rPr>
+          <w:rFonts w:hint="eastAsia"/>
+          <w:lang w:val="zh-CN"/>
+        </w:rPr>
+        <w:t xml:space="preserve">文件与「在线导入」粘贴链接两种方式；导入后播放与歌词优先走音源，多音源自动回退。安全提示：音源脚本在隔离沙箱子进程中运行（已禁用</w:t>
+      </w:r>
+      <w:r>
+        <w:rPr>
+          <w:lang w:val="zh-CN"/>
+        </w:rPr>
+        <w:t xml:space="preserve"> eval/Function </w:t>
+      </w:r>
+      <w:r>
+        <w:rPr>
+          <w:rFonts w:hint="eastAsia"/>
+          <w:lang w:val="zh-CN"/>
+        </w:rPr>
+        <w:t xml:space="preserve">代码生成），但仍请只导入可信来源的脚本</w:t>
+      </w:r>
+    </w:p>
+    <w:p>
+      <w:pPr>
+        <w:pStyle w:val="Compact"/>
+        <w:numPr>
+          <w:ilvl w:val="0"/>
+          <w:numId w:val="1005"/>
+        </w:numPr>
+      </w:pPr>
+      <w:r>
+        <w:rPr>
+          <w:rFonts w:hint="eastAsia"/>
+          <w:b/>
+          <w:bCs/>
+          <w:lang w:val="zh-CN"/>
+        </w:rPr>
         <w:t xml:space="preserve">使用说明</w:t>
       </w:r>
       <w:r>
@@ -8006,118 +8688,66 @@
           <w:bCs/>
           <w:lang w:val="zh-CN"/>
         </w:rPr>
-        <w:t xml:space="preserve">窗口快捷键</w:t>
-      </w:r>
-      <w:r>
-        <w:rPr>
-          <w:rFonts w:hint="eastAsia"/>
-          <w:lang w:val="zh-CN"/>
-        </w:rPr>
-        <w:t xml:space="preserve">：Space</w:t>
-      </w:r>
-      <w:r>
-        <w:rPr>
-          <w:lang w:val="zh-CN"/>
-        </w:rPr>
-        <w:t xml:space="preserve"> </w:t>
-      </w:r>
-      <w:r>
-        <w:rPr>
-          <w:rFonts w:hint="eastAsia"/>
-          <w:lang w:val="zh-CN"/>
-        </w:rPr>
-        <w:t xml:space="preserve">播放暂停</w:t>
-      </w:r>
-      <w:r>
-        <w:rPr>
-          <w:lang w:val="zh-CN"/>
-        </w:rPr>
-        <w:t xml:space="preserve"> / ←→ </w:t>
-      </w:r>
-      <w:r>
-        <w:rPr>
-          <w:rFonts w:hint="eastAsia"/>
-          <w:lang w:val="zh-CN"/>
-        </w:rPr>
-        <w:t xml:space="preserve">快进快退</w:t>
-      </w:r>
-      <w:r>
-        <w:rPr>
-          <w:lang w:val="zh-CN"/>
-        </w:rPr>
-        <w:t xml:space="preserve"> 5s / ↑↓ </w:t>
-      </w:r>
-      <w:r>
-        <w:rPr>
-          <w:rFonts w:hint="eastAsia"/>
-          <w:lang w:val="zh-CN"/>
-        </w:rPr>
-        <w:t xml:space="preserve">音量</w:t>
-      </w:r>
-      <w:r>
-        <w:rPr>
-          <w:lang w:val="zh-CN"/>
-        </w:rPr>
-        <w:t xml:space="preserve"> / N Now Playing / Ctrl+M </w:t>
-      </w:r>
-      <w:r>
-        <w:rPr>
-          <w:rFonts w:hint="eastAsia"/>
-          <w:lang w:val="zh-CN"/>
-        </w:rPr>
-        <w:t xml:space="preserve">迷你模式</w:t>
-      </w:r>
-      <w:r>
-        <w:rPr>
-          <w:lang w:val="zh-CN"/>
-        </w:rPr>
-        <w:t xml:space="preserve"> / Ctrl+Shift+V </w:t>
-      </w:r>
-      <w:r>
-        <w:rPr>
-          <w:rFonts w:hint="eastAsia"/>
-          <w:lang w:val="zh-CN"/>
-        </w:rPr>
-        <w:t xml:space="preserve">氛围模式</w:t>
-      </w:r>
-      <w:r>
-        <w:rPr>
-          <w:lang w:val="zh-CN"/>
-        </w:rPr>
-        <w:t xml:space="preserve"> / Ctrl+K </w:t>
-      </w:r>
-      <w:r>
-        <w:rPr>
-          <w:rFonts w:hint="eastAsia"/>
-          <w:lang w:val="zh-CN"/>
-        </w:rPr>
-        <w:t xml:space="preserve">命令面板</w:t>
-      </w:r>
-      <w:r>
-        <w:rPr>
-          <w:lang w:val="zh-CN"/>
-        </w:rPr>
-        <w:t xml:space="preserve"> / Ctrl+, </w:t>
-      </w:r>
-      <w:r>
-        <w:rPr>
-          <w:rFonts w:hint="eastAsia"/>
-          <w:lang w:val="zh-CN"/>
-        </w:rPr>
-        <w:t xml:space="preserve">设置</w:t>
-      </w:r>
-      <w:r>
-        <w:rPr>
-          <w:lang w:val="zh-CN"/>
-        </w:rPr>
-        <w:t xml:space="preserve"> / Esc </w:t>
-      </w:r>
-      <w:r>
-        <w:rPr>
-          <w:rFonts w:hint="eastAsia"/>
-          <w:lang w:val="zh-CN"/>
-        </w:rPr>
-        <w:t xml:space="preserve">关闭弹层</w:t>
+        <w:t xml:space="preserve">任务栏媒体小组件</w:t>
+      </w:r>
+      <w:r>
+        <w:rPr>
+          <w:rFonts w:hint="eastAsia"/>
+          <w:lang w:val="zh-CN"/>
+        </w:rPr>
+        <w:t xml:space="preserve">：设置</w:t>
+      </w:r>
+      <w:r>
+        <w:rPr>
+          <w:lang w:val="zh-CN"/>
+        </w:rPr>
+        <w:t xml:space="preserve"> → </w:t>
+      </w:r>
+      <w:r>
+        <w:rPr>
+          <w:rFonts w:hint="eastAsia"/>
+          <w:lang w:val="zh-CN"/>
+        </w:rPr>
+        <w:t xml:space="preserve">常规</w:t>
+      </w:r>
+      <w:r>
+        <w:rPr>
+          <w:lang w:val="zh-CN"/>
+        </w:rPr>
+        <w:t xml:space="preserve"> → </w:t>
+      </w:r>
+      <w:r>
+        <w:rPr>
+          <w:rFonts w:hint="eastAsia"/>
+          <w:lang w:val="zh-CN"/>
+        </w:rPr>
+        <w:t xml:space="preserve">任务栏小组件开启后，伴侣组件</w:t>
+      </w:r>
+      <w:r>
+        <w:rPr>
+          <w:lang w:val="zh-CN"/>
+        </w:rPr>
+        <w:t xml:space="preserve"> AnnieFlyout </w:t>
+      </w:r>
+      <w:r>
+        <w:rPr>
+          <w:rFonts w:hint="eastAsia"/>
+          <w:lang w:val="zh-CN"/>
+        </w:rPr>
+        <w:t xml:space="preserve">随播放器启动：任务栏嵌入封面+曲名小组件（悬停弹出控制浮层，进度条可直接拖拽跳转）；切歌/按媒体键时屏幕弹出曲目卡片（同样可拖进度条）；自动切歌时弹「下一曲」预告；附任务栏实时频谱条。以上信息在独占/ASIO</w:t>
+      </w:r>
+      <w:r>
+        <w:rPr>
+          <w:lang w:val="zh-CN"/>
+        </w:rPr>
+        <w:t xml:space="preserve"> </w:t>
+      </w:r>
+      <w:r>
+        <w:rPr>
+          <w:rFonts w:hint="eastAsia"/>
+          <w:lang w:val="zh-CN"/>
+        </w:rPr>
+        <w:t xml:space="preserve">输出下也照常显示（不走音频管线）</w:t>
       </w:r>
     </w:p>
     <w:p>
@@ -8135,27 +8765,53 @@
           <w:bCs/>
           <w:lang w:val="zh-CN"/>
         </w:rPr>
-        <w:t xml:space="preserve">命令面板（Ctrl+K）</w:t>
-      </w:r>
-      <w:r>
-        <w:rPr>
-          <w:rFonts w:hint="eastAsia"/>
-          <w:lang w:val="zh-CN"/>
-        </w:rPr>
-        <w:t xml:space="preserve">：搜索执行：播放控制、EQ</w:t>
-      </w:r>
-      <w:r>
-        <w:rPr>
-          <w:lang w:val="zh-CN"/>
-        </w:rPr>
-        <w:t xml:space="preserve"> </w:t>
-      </w:r>
-      <w:r>
-        <w:rPr>
-          <w:rFonts w:hint="eastAsia"/>
-          <w:lang w:val="zh-CN"/>
-        </w:rPr>
-        <w:t xml:space="preserve">预设、切主题配色、扫描曲库、假无损检测、响度均衡、DSD、迷你模式、桌面歌词、氛围模式等</w:t>
+        <w:t xml:space="preserve">任务栏频谱条限制</w:t>
+      </w:r>
+      <w:r>
+        <w:rPr>
+          <w:rFonts w:hint="eastAsia"/>
+          <w:lang w:val="zh-CN"/>
+        </w:rPr>
+        <w:t xml:space="preserve">：频谱条录制的是「系统默认输出设备」的回环混音：ASIO</w:t>
+      </w:r>
+      <w:r>
+        <w:rPr>
+          <w:lang w:val="zh-CN"/>
+        </w:rPr>
+        <w:t xml:space="preserve"> </w:t>
+      </w:r>
+      <w:r>
+        <w:rPr>
+          <w:rFonts w:hint="eastAsia"/>
+          <w:lang w:val="zh-CN"/>
+        </w:rPr>
+        <w:t xml:space="preserve">或</w:t>
+      </w:r>
+      <w:r>
+        <w:rPr>
+          <w:lang w:val="zh-CN"/>
+        </w:rPr>
+        <w:t xml:space="preserve"> WASAPI </w:t>
+      </w:r>
+      <w:r>
+        <w:rPr>
+          <w:rFonts w:hint="eastAsia"/>
+          <w:lang w:val="zh-CN"/>
+        </w:rPr>
+        <w:t xml:space="preserve">独占输出时音频绕过系统混音器，频谱静止属正常物理限制（无软件解）；WASAPI</w:t>
+      </w:r>
+      <w:r>
+        <w:rPr>
+          <w:lang w:val="zh-CN"/>
+        </w:rPr>
+        <w:t xml:space="preserve"> </w:t>
+      </w:r>
+      <w:r>
+        <w:rPr>
+          <w:rFonts w:hint="eastAsia"/>
+          <w:lang w:val="zh-CN"/>
+        </w:rPr>
+        <w:t xml:space="preserve">共享模式且输出设备即系统默认设备时频谱正常跳动</w:t>
       </w:r>
     </w:p>
     <w:p>
@@ -8173,66 +8829,118 @@
           <w:bCs/>
           <w:lang w:val="zh-CN"/>
         </w:rPr>
+        <w:t xml:space="preserve">窗口快捷键</w:t>
+      </w:r>
+      <w:r>
+        <w:rPr>
+          <w:rFonts w:hint="eastAsia"/>
+          <w:lang w:val="zh-CN"/>
+        </w:rPr>
+        <w:t xml:space="preserve">：Space</w:t>
+      </w:r>
+      <w:r>
+        <w:rPr>
+          <w:lang w:val="zh-CN"/>
+        </w:rPr>
+        <w:t xml:space="preserve"> </w:t>
+      </w:r>
+      <w:r>
+        <w:rPr>
+          <w:rFonts w:hint="eastAsia"/>
+          <w:lang w:val="zh-CN"/>
+        </w:rPr>
+        <w:t xml:space="preserve">播放暂停</w:t>
+      </w:r>
+      <w:r>
+        <w:rPr>
+          <w:lang w:val="zh-CN"/>
+        </w:rPr>
+        <w:t xml:space="preserve"> / ←→ </w:t>
+      </w:r>
+      <w:r>
+        <w:rPr>
+          <w:rFonts w:hint="eastAsia"/>
+          <w:lang w:val="zh-CN"/>
+        </w:rPr>
+        <w:t xml:space="preserve">快进快退</w:t>
+      </w:r>
+      <w:r>
+        <w:rPr>
+          <w:lang w:val="zh-CN"/>
+        </w:rPr>
+        <w:t xml:space="preserve"> 5s / ↑↓ </w:t>
+      </w:r>
+      <w:r>
+        <w:rPr>
+          <w:rFonts w:hint="eastAsia"/>
+          <w:lang w:val="zh-CN"/>
+        </w:rPr>
+        <w:t xml:space="preserve">音量</w:t>
+      </w:r>
+      <w:r>
+        <w:rPr>
+          <w:lang w:val="zh-CN"/>
+        </w:rPr>
+        <w:t xml:space="preserve"> / N Now Playing / Ctrl+M </w:t>
+      </w:r>
+      <w:r>
+        <w:rPr>
+          <w:rFonts w:hint="eastAsia"/>
+          <w:lang w:val="zh-CN"/>
+        </w:rPr>
+        <w:t xml:space="preserve">迷你模式</w:t>
+      </w:r>
+      <w:r>
+        <w:rPr>
+          <w:lang w:val="zh-CN"/>
+        </w:rPr>
+        <w:t xml:space="preserve"> / Ctrl+Shift+V </w:t>
+      </w:r>
+      <w:r>
+        <w:rPr>
+          <w:rFonts w:hint="eastAsia"/>
+          <w:lang w:val="zh-CN"/>
+        </w:rPr>
         <w:t xml:space="preserve">氛围模式</w:t>
       </w:r>
       <w:r>
         <w:rPr>
-          <w:rFonts w:hint="eastAsia"/>
-          <w:lang w:val="zh-CN"/>
-        </w:rPr>
-        <w:t xml:space="preserve">：全屏实时频谱</w:t>
-      </w:r>
-      <w:r>
-        <w:rPr>
-          <w:lang w:val="zh-CN"/>
-        </w:rPr>
-        <w:t xml:space="preserve"> + </w:t>
-      </w:r>
-      <w:r>
-        <w:rPr>
-          <w:rFonts w:hint="eastAsia"/>
-          <w:lang w:val="zh-CN"/>
-        </w:rPr>
-        <w:t xml:space="preserve">当前曲目信息（跟随强调色）；AM</w:t>
-      </w:r>
-      <w:r>
-        <w:rPr>
-          <w:lang w:val="zh-CN"/>
-        </w:rPr>
-        <w:t xml:space="preserve"> </w:t>
-      </w:r>
-      <w:r>
-        <w:rPr>
-          <w:rFonts w:hint="eastAsia"/>
-          <w:lang w:val="zh-CN"/>
-        </w:rPr>
-        <w:t xml:space="preserve">点底部频谱条</w:t>
-      </w:r>
-      <w:r>
-        <w:rPr>
-          <w:lang w:val="zh-CN"/>
-        </w:rPr>
-        <w:t xml:space="preserve"> / Ctrl+Shift+V / </w:t>
-      </w:r>
-      <w:r>
-        <w:rPr>
-          <w:rFonts w:hint="eastAsia"/>
-          <w:lang w:val="zh-CN"/>
-        </w:rPr>
-        <w:t xml:space="preserve">设置中心进入；ESC</w:t>
-      </w:r>
-      <w:r>
-        <w:rPr>
-          <w:lang w:val="zh-CN"/>
-        </w:rPr>
-        <w:t xml:space="preserve"> </w:t>
-      </w:r>
-      <w:r>
-        <w:rPr>
-          <w:rFonts w:hint="eastAsia"/>
-          <w:lang w:val="zh-CN"/>
-        </w:rPr>
-        <w:t xml:space="preserve">或单击退出</w:t>
+          <w:lang w:val="zh-CN"/>
+        </w:rPr>
+        <w:t xml:space="preserve"> / Ctrl+K </w:t>
+      </w:r>
+      <w:r>
+        <w:rPr>
+          <w:rFonts w:hint="eastAsia"/>
+          <w:lang w:val="zh-CN"/>
+        </w:rPr>
+        <w:t xml:space="preserve">命令面板</w:t>
+      </w:r>
+      <w:r>
+        <w:rPr>
+          <w:lang w:val="zh-CN"/>
+        </w:rPr>
+        <w:t xml:space="preserve"> / Ctrl+, </w:t>
+      </w:r>
+      <w:r>
+        <w:rPr>
+          <w:rFonts w:hint="eastAsia"/>
+          <w:lang w:val="zh-CN"/>
+        </w:rPr>
+        <w:t xml:space="preserve">设置</w:t>
+      </w:r>
+      <w:r>
+        <w:rPr>
+          <w:lang w:val="zh-CN"/>
+        </w:rPr>
+        <w:t xml:space="preserve"> / Esc </w:t>
+      </w:r>
+      <w:r>
+        <w:rPr>
+          <w:rFonts w:hint="eastAsia"/>
+          <w:lang w:val="zh-CN"/>
+        </w:rPr>
+        <w:t xml:space="preserve">关闭弹层</w:t>
       </w:r>
     </w:p>
     <w:p>
@@ -8250,92 +8958,27 @@
           <w:bCs/>
           <w:lang w:val="zh-CN"/>
         </w:rPr>
-        <w:t xml:space="preserve">系统托盘</w:t>
-      </w:r>
-      <w:r>
-        <w:rPr>
-          <w:rFonts w:hint="eastAsia"/>
-          <w:lang w:val="zh-CN"/>
-        </w:rPr>
-        <w:t xml:space="preserve">：单击显示主窗口；右键菜单</w:t>
-      </w:r>
-      <w:r>
-        <w:rPr>
-          <w:lang w:val="zh-CN"/>
-        </w:rPr>
-        <w:t xml:space="preserve"> </w:t>
-      </w:r>
-      <w:r>
-        <w:rPr>
-          <w:rFonts w:hint="eastAsia"/>
-          <w:lang w:val="zh-CN"/>
-        </w:rPr>
-        <w:t xml:space="preserve">显示/退出；点窗口</w:t>
-      </w:r>
-      <w:r>
-        <w:rPr>
-          <w:lang w:val="zh-CN"/>
-        </w:rPr>
-        <w:t xml:space="preserve"> ✕ </w:t>
-      </w:r>
-      <w:r>
-        <w:rPr>
-          <w:rFonts w:hint="eastAsia"/>
-          <w:lang w:val="zh-CN"/>
-        </w:rPr>
-        <w:t xml:space="preserve">默认弹窗询问（最小化到托盘/彻底退出，可勾选「以后都这样执行」），可在</w:t>
-      </w:r>
-      <w:r>
-        <w:rPr>
-          <w:lang w:val="zh-CN"/>
-        </w:rPr>
-        <w:t xml:space="preserve"> </w:t>
-      </w:r>
-      <w:r>
-        <w:rPr>
-          <w:rFonts w:hint="eastAsia"/>
-          <w:lang w:val="zh-CN"/>
-        </w:rPr>
-        <w:t xml:space="preserve">设置</w:t>
-      </w:r>
-      <w:r>
-        <w:rPr>
-          <w:lang w:val="zh-CN"/>
-        </w:rPr>
-        <w:t xml:space="preserve"> → </w:t>
-      </w:r>
-      <w:r>
-        <w:rPr>
-          <w:rFonts w:hint="eastAsia"/>
-          <w:lang w:val="zh-CN"/>
-        </w:rPr>
-        <w:t xml:space="preserve">常规</w:t>
-      </w:r>
-      <w:r>
-        <w:rPr>
-          <w:lang w:val="zh-CN"/>
-        </w:rPr>
-        <w:t xml:space="preserve"> → </w:t>
-      </w:r>
-      <w:r>
-        <w:rPr>
-          <w:rFonts w:hint="eastAsia"/>
-          <w:lang w:val="zh-CN"/>
-        </w:rPr>
-        <w:t xml:space="preserve">关闭按钮行为</w:t>
-      </w:r>
-      <w:r>
-        <w:rPr>
-          <w:lang w:val="zh-CN"/>
-        </w:rPr>
-        <w:t xml:space="preserve"> </w:t>
-      </w:r>
-      <w:r>
-        <w:rPr>
-          <w:rFonts w:hint="eastAsia"/>
-          <w:lang w:val="zh-CN"/>
-        </w:rPr>
-        <w:t xml:space="preserve">修改</w:t>
+        <w:t xml:space="preserve">命令面板（Ctrl+K）</w:t>
+      </w:r>
+      <w:r>
+        <w:rPr>
+          <w:rFonts w:hint="eastAsia"/>
+          <w:lang w:val="zh-CN"/>
+        </w:rPr>
+        <w:t xml:space="preserve">：搜索执行：播放控制、EQ</w:t>
+      </w:r>
+      <w:r>
+        <w:rPr>
+          <w:lang w:val="zh-CN"/>
+        </w:rPr>
+        <w:t xml:space="preserve"> </w:t>
+      </w:r>
+      <w:r>
+        <w:rPr>
+          <w:rFonts w:hint="eastAsia"/>
+          <w:lang w:val="zh-CN"/>
+        </w:rPr>
+        <w:t xml:space="preserve">预设、切主题配色、扫描曲库、假无损检测、响度均衡、DSD、迷你模式、桌面歌词、氛围模式等</w:t>
       </w:r>
     </w:p>
     <w:p>
@@ -8353,170 +8996,66 @@
           <w:bCs/>
           <w:lang w:val="zh-CN"/>
         </w:rPr>
-        <w:t xml:space="preserve">桌面歌词</w:t>
-      </w:r>
-      <w:r>
-        <w:rPr>
-          <w:rFonts w:hint="eastAsia"/>
-          <w:lang w:val="zh-CN"/>
-        </w:rPr>
-        <w:t xml:space="preserve">：屏幕上方悬浮歌词条，逐字卡拉OK</w:t>
-      </w:r>
-      <w:r>
-        <w:rPr>
-          <w:lang w:val="zh-CN"/>
-        </w:rPr>
-        <w:t xml:space="preserve"> </w:t>
-      </w:r>
-      <w:r>
-        <w:rPr>
-          <w:rFonts w:hint="eastAsia"/>
-          <w:lang w:val="zh-CN"/>
-        </w:rPr>
-        <w:t xml:space="preserve">填充，支持流媒体/Qobuz</w:t>
-      </w:r>
-      <w:r>
-        <w:rPr>
-          <w:lang w:val="zh-CN"/>
-        </w:rPr>
-        <w:t xml:space="preserve"> </w:t>
-      </w:r>
-      <w:r>
-        <w:rPr>
-          <w:rFonts w:hint="eastAsia"/>
-          <w:lang w:val="zh-CN"/>
-        </w:rPr>
-        <w:t xml:space="preserve">歌词（含翻译）；悬停工具钮：🔒</w:t>
-      </w:r>
-      <w:r>
-        <w:rPr>
-          <w:lang w:val="zh-CN"/>
-        </w:rPr>
-        <w:t xml:space="preserve"> </w:t>
-      </w:r>
-      <w:r>
-        <w:rPr>
-          <w:rFonts w:hint="eastAsia"/>
-          <w:lang w:val="zh-CN"/>
-        </w:rPr>
-        <w:t xml:space="preserve">锁定（鼠标穿透）/</w:t>
-      </w:r>
-      <w:r>
-        <w:rPr>
-          <w:lang w:val="zh-CN"/>
-        </w:rPr>
-        <w:t xml:space="preserve"> A−A+ </w:t>
-      </w:r>
-      <w:r>
-        <w:rPr>
-          <w:rFonts w:hint="eastAsia"/>
-          <w:lang w:val="zh-CN"/>
-        </w:rPr>
-        <w:t xml:space="preserve">字号</w:t>
-      </w:r>
-      <w:r>
-        <w:rPr>
-          <w:lang w:val="zh-CN"/>
-        </w:rPr>
-        <w:t xml:space="preserve"> / ◐ </w:t>
-      </w:r>
-      <w:r>
-        <w:rPr>
-          <w:rFonts w:hint="eastAsia"/>
-          <w:lang w:val="zh-CN"/>
-        </w:rPr>
-        <w:t xml:space="preserve">透明度</w:t>
-      </w:r>
-      <w:r>
-        <w:rPr>
-          <w:lang w:val="zh-CN"/>
-        </w:rPr>
-        <w:t xml:space="preserve"> / ⚙ </w:t>
-      </w:r>
-      <w:r>
-        <w:rPr>
-          <w:rFonts w:hint="eastAsia"/>
-          <w:lang w:val="zh-CN"/>
-        </w:rPr>
-        <w:t xml:space="preserve">自定义面板</w:t>
-      </w:r>
-      <w:r>
-        <w:rPr>
-          <w:lang w:val="zh-CN"/>
-        </w:rPr>
-        <w:t xml:space="preserve"> / ✕ </w:t>
-      </w:r>
-      <w:r>
-        <w:rPr>
-          <w:rFonts w:hint="eastAsia"/>
-          <w:lang w:val="zh-CN"/>
-        </w:rPr>
-        <w:t xml:space="preserve">关闭；外观自定义（当前行颜色/未唱色/对齐/单双行/字号/背景深浅）也可在设置</w:t>
-      </w:r>
-      <w:r>
-        <w:rPr>
-          <w:lang w:val="zh-CN"/>
-        </w:rPr>
-        <w:t xml:space="preserve"> → </w:t>
-      </w:r>
-      <w:r>
-        <w:rPr>
-          <w:rFonts w:hint="eastAsia"/>
-          <w:lang w:val="zh-CN"/>
-        </w:rPr>
-        <w:t xml:space="preserve">歌词</w:t>
-      </w:r>
-      <w:r>
-        <w:rPr>
-          <w:lang w:val="zh-CN"/>
-        </w:rPr>
-        <w:t xml:space="preserve"> → </w:t>
-      </w:r>
-      <w:r>
-        <w:rPr>
-          <w:rFonts w:hint="eastAsia"/>
-          <w:lang w:val="zh-CN"/>
-        </w:rPr>
-        <w:t xml:space="preserve">桌面歌词外观统一调整，实时同步；入口：AM</w:t>
-      </w:r>
-      <w:r>
-        <w:rPr>
-          <w:lang w:val="zh-CN"/>
-        </w:rPr>
-        <w:t xml:space="preserve"> </w:t>
-      </w:r>
-      <w:r>
-        <w:rPr>
-          <w:rFonts w:hint="eastAsia"/>
-          <w:lang w:val="zh-CN"/>
-        </w:rPr>
-        <w:t xml:space="preserve">顶栏</w:t>
-      </w:r>
-      <w:r>
-        <w:rPr>
-          <w:lang w:val="zh-CN"/>
-        </w:rPr>
-        <w:t xml:space="preserve"> 🎤 / </w:t>
-      </w:r>
-      <w:r>
-        <w:rPr>
-          <w:rFonts w:hint="eastAsia"/>
-          <w:lang w:val="zh-CN"/>
-        </w:rPr>
-        <w:t xml:space="preserve">设置歌词页</w:t>
-      </w:r>
-      <w:r>
-        <w:rPr>
-          <w:lang w:val="zh-CN"/>
-        </w:rPr>
-        <w:t xml:space="preserve"> / </w:t>
-      </w:r>
-      <w:r>
-        <w:rPr>
-          <w:rFonts w:hint="eastAsia"/>
-          <w:lang w:val="zh-CN"/>
-        </w:rPr>
-        <w:t xml:space="preserve">命令面板</w:t>
+        <w:t xml:space="preserve">氛围模式</w:t>
+      </w:r>
+      <w:r>
+        <w:rPr>
+          <w:rFonts w:hint="eastAsia"/>
+          <w:lang w:val="zh-CN"/>
+        </w:rPr>
+        <w:t xml:space="preserve">：全屏实时频谱</w:t>
+      </w:r>
+      <w:r>
+        <w:rPr>
+          <w:lang w:val="zh-CN"/>
+        </w:rPr>
+        <w:t xml:space="preserve"> + </w:t>
+      </w:r>
+      <w:r>
+        <w:rPr>
+          <w:rFonts w:hint="eastAsia"/>
+          <w:lang w:val="zh-CN"/>
+        </w:rPr>
+        <w:t xml:space="preserve">当前曲目信息（跟随强调色）；AM</w:t>
+      </w:r>
+      <w:r>
+        <w:rPr>
+          <w:lang w:val="zh-CN"/>
+        </w:rPr>
+        <w:t xml:space="preserve"> </w:t>
+      </w:r>
+      <w:r>
+        <w:rPr>
+          <w:rFonts w:hint="eastAsia"/>
+          <w:lang w:val="zh-CN"/>
+        </w:rPr>
+        <w:t xml:space="preserve">点底部频谱条</w:t>
+      </w:r>
+      <w:r>
+        <w:rPr>
+          <w:lang w:val="zh-CN"/>
+        </w:rPr>
+        <w:t xml:space="preserve"> / Ctrl+Shift+V / </w:t>
+      </w:r>
+      <w:r>
+        <w:rPr>
+          <w:rFonts w:hint="eastAsia"/>
+          <w:lang w:val="zh-CN"/>
+        </w:rPr>
+        <w:t xml:space="preserve">设置中心进入；ESC</w:t>
+      </w:r>
+      <w:r>
+        <w:rPr>
+          <w:lang w:val="zh-CN"/>
+        </w:rPr>
+        <w:t xml:space="preserve"> </w:t>
+      </w:r>
+      <w:r>
+        <w:rPr>
+          <w:rFonts w:hint="eastAsia"/>
+          <w:lang w:val="zh-CN"/>
+        </w:rPr>
+        <w:t xml:space="preserve">或单击退出</w:t>
       </w:r>
     </w:p>
     <w:p>
@@ -8534,6 +9073,290 @@
           <w:bCs/>
           <w:lang w:val="zh-CN"/>
         </w:rPr>
+        <w:t xml:space="preserve">系统托盘</w:t>
+      </w:r>
+      <w:r>
+        <w:rPr>
+          <w:rFonts w:hint="eastAsia"/>
+          <w:lang w:val="zh-CN"/>
+        </w:rPr>
+        <w:t xml:space="preserve">：单击显示主窗口；右键菜单</w:t>
+      </w:r>
+      <w:r>
+        <w:rPr>
+          <w:lang w:val="zh-CN"/>
+        </w:rPr>
+        <w:t xml:space="preserve"> </w:t>
+      </w:r>
+      <w:r>
+        <w:rPr>
+          <w:rFonts w:hint="eastAsia"/>
+          <w:lang w:val="zh-CN"/>
+        </w:rPr>
+        <w:t xml:space="preserve">显示/退出；点窗口</w:t>
+      </w:r>
+      <w:r>
+        <w:rPr>
+          <w:lang w:val="zh-CN"/>
+        </w:rPr>
+        <w:t xml:space="preserve"> ✕ </w:t>
+      </w:r>
+      <w:r>
+        <w:rPr>
+          <w:rFonts w:hint="eastAsia"/>
+          <w:lang w:val="zh-CN"/>
+        </w:rPr>
+        <w:t xml:space="preserve">默认弹窗询问（最小化到托盘/彻底退出，可勾选「以后都这样执行」），可在</w:t>
+      </w:r>
+      <w:r>
+        <w:rPr>
+          <w:lang w:val="zh-CN"/>
+        </w:rPr>
+        <w:t xml:space="preserve"> </w:t>
+      </w:r>
+      <w:r>
+        <w:rPr>
+          <w:rFonts w:hint="eastAsia"/>
+          <w:lang w:val="zh-CN"/>
+        </w:rPr>
+        <w:t xml:space="preserve">设置</w:t>
+      </w:r>
+      <w:r>
+        <w:rPr>
+          <w:lang w:val="zh-CN"/>
+        </w:rPr>
+        <w:t xml:space="preserve"> → </w:t>
+      </w:r>
+      <w:r>
+        <w:rPr>
+          <w:rFonts w:hint="eastAsia"/>
+          <w:lang w:val="zh-CN"/>
+        </w:rPr>
+        <w:t xml:space="preserve">常规</w:t>
+      </w:r>
+      <w:r>
+        <w:rPr>
+          <w:lang w:val="zh-CN"/>
+        </w:rPr>
+        <w:t xml:space="preserve"> → </w:t>
+      </w:r>
+      <w:r>
+        <w:rPr>
+          <w:rFonts w:hint="eastAsia"/>
+          <w:lang w:val="zh-CN"/>
+        </w:rPr>
+        <w:t xml:space="preserve">关闭按钮行为</w:t>
+      </w:r>
+      <w:r>
+        <w:rPr>
+          <w:lang w:val="zh-CN"/>
+        </w:rPr>
+        <w:t xml:space="preserve"> </w:t>
+      </w:r>
+      <w:r>
+        <w:rPr>
+          <w:rFonts w:hint="eastAsia"/>
+          <w:lang w:val="zh-CN"/>
+        </w:rPr>
+        <w:t xml:space="preserve">修改</w:t>
+      </w:r>
+    </w:p>
+    <w:p>
+      <w:pPr>
+        <w:pStyle w:val="Compact"/>
+        <w:numPr>
+          <w:ilvl w:val="0"/>
+          <w:numId w:val="1007"/>
+        </w:numPr>
+      </w:pPr>
+      <w:r>
+        <w:rPr>
+          <w:rFonts w:hint="eastAsia"/>
+          <w:b/>
+          <w:bCs/>
+          <w:lang w:val="zh-CN"/>
+        </w:rPr>
+        <w:t xml:space="preserve">桌面歌词</w:t>
+      </w:r>
+      <w:r>
+        <w:rPr>
+          <w:rFonts w:hint="eastAsia"/>
+          <w:lang w:val="zh-CN"/>
+        </w:rPr>
+        <w:t xml:space="preserve">：屏幕上方悬浮歌词条，逐字卡拉OK</w:t>
+      </w:r>
+      <w:r>
+        <w:rPr>
+          <w:lang w:val="zh-CN"/>
+        </w:rPr>
+        <w:t xml:space="preserve"> </w:t>
+      </w:r>
+      <w:r>
+        <w:rPr>
+          <w:rFonts w:hint="eastAsia"/>
+          <w:lang w:val="zh-CN"/>
+        </w:rPr>
+        <w:t xml:space="preserve">填充，支持流媒体/Qobuz</w:t>
+      </w:r>
+      <w:r>
+        <w:rPr>
+          <w:lang w:val="zh-CN"/>
+        </w:rPr>
+        <w:t xml:space="preserve"> </w:t>
+      </w:r>
+      <w:r>
+        <w:rPr>
+          <w:rFonts w:hint="eastAsia"/>
+          <w:lang w:val="zh-CN"/>
+        </w:rPr>
+        <w:t xml:space="preserve">歌词（含翻译）；悬停工具钮：🔒</w:t>
+      </w:r>
+      <w:r>
+        <w:rPr>
+          <w:lang w:val="zh-CN"/>
+        </w:rPr>
+        <w:t xml:space="preserve"> </w:t>
+      </w:r>
+      <w:r>
+        <w:rPr>
+          <w:rFonts w:hint="eastAsia"/>
+          <w:lang w:val="zh-CN"/>
+        </w:rPr>
+        <w:t xml:space="preserve">锁定（鼠标穿透）/</w:t>
+      </w:r>
+      <w:r>
+        <w:rPr>
+          <w:lang w:val="zh-CN"/>
+        </w:rPr>
+        <w:t xml:space="preserve"> A−A+ </w:t>
+      </w:r>
+      <w:r>
+        <w:rPr>
+          <w:rFonts w:hint="eastAsia"/>
+          <w:lang w:val="zh-CN"/>
+        </w:rPr>
+        <w:t xml:space="preserve">字号</w:t>
+      </w:r>
+      <w:r>
+        <w:rPr>
+          <w:lang w:val="zh-CN"/>
+        </w:rPr>
+        <w:t xml:space="preserve"> / ◐ </w:t>
+      </w:r>
+      <w:r>
+        <w:rPr>
+          <w:rFonts w:hint="eastAsia"/>
+          <w:lang w:val="zh-CN"/>
+        </w:rPr>
+        <w:t xml:space="preserve">透明度</w:t>
+      </w:r>
+      <w:r>
+        <w:rPr>
+          <w:lang w:val="zh-CN"/>
+        </w:rPr>
+        <w:t xml:space="preserve"> / ⚙ </w:t>
+      </w:r>
+      <w:r>
+        <w:rPr>
+          <w:rFonts w:hint="eastAsia"/>
+          <w:lang w:val="zh-CN"/>
+        </w:rPr>
+        <w:t xml:space="preserve">自定义面板</w:t>
+      </w:r>
+      <w:r>
+        <w:rPr>
+          <w:lang w:val="zh-CN"/>
+        </w:rPr>
+        <w:t xml:space="preserve"> / ✕ </w:t>
+      </w:r>
+      <w:r>
+        <w:rPr>
+          <w:rFonts w:hint="eastAsia"/>
+          <w:lang w:val="zh-CN"/>
+        </w:rPr>
+        <w:t xml:space="preserve">关闭；外观自定义（当前行颜色/未唱色/对齐/单双行/字号/背景深浅）也可在设置</w:t>
+      </w:r>
+      <w:r>
+        <w:rPr>
+          <w:lang w:val="zh-CN"/>
+        </w:rPr>
+        <w:t xml:space="preserve"> → </w:t>
+      </w:r>
+      <w:r>
+        <w:rPr>
+          <w:rFonts w:hint="eastAsia"/>
+          <w:lang w:val="zh-CN"/>
+        </w:rPr>
+        <w:t xml:space="preserve">歌词</w:t>
+      </w:r>
+      <w:r>
+        <w:rPr>
+          <w:lang w:val="zh-CN"/>
+        </w:rPr>
+        <w:t xml:space="preserve"> → </w:t>
+      </w:r>
+      <w:r>
+        <w:rPr>
+          <w:rFonts w:hint="eastAsia"/>
+          <w:lang w:val="zh-CN"/>
+        </w:rPr>
+        <w:t xml:space="preserve">桌面歌词外观统一调整，实时同步；入口：AM</w:t>
+      </w:r>
+      <w:r>
+        <w:rPr>
+          <w:lang w:val="zh-CN"/>
+        </w:rPr>
+        <w:t xml:space="preserve"> </w:t>
+      </w:r>
+      <w:r>
+        <w:rPr>
+          <w:rFonts w:hint="eastAsia"/>
+          <w:lang w:val="zh-CN"/>
+        </w:rPr>
+        <w:t xml:space="preserve">顶栏</w:t>
+      </w:r>
+      <w:r>
+        <w:rPr>
+          <w:lang w:val="zh-CN"/>
+        </w:rPr>
+        <w:t xml:space="preserve"> 🎤 / </w:t>
+      </w:r>
+      <w:r>
+        <w:rPr>
+          <w:rFonts w:hint="eastAsia"/>
+          <w:lang w:val="zh-CN"/>
+        </w:rPr>
+        <w:t xml:space="preserve">设置歌词页</w:t>
+      </w:r>
+      <w:r>
+        <w:rPr>
+          <w:lang w:val="zh-CN"/>
+        </w:rPr>
+        <w:t xml:space="preserve"> / </w:t>
+      </w:r>
+      <w:r>
+        <w:rPr>
+          <w:rFonts w:hint="eastAsia"/>
+          <w:lang w:val="zh-CN"/>
+        </w:rPr>
+        <w:t xml:space="preserve">命令面板</w:t>
+      </w:r>
+    </w:p>
+    <w:p>
+      <w:pPr>
+        <w:pStyle w:val="Compact"/>
+        <w:numPr>
+          <w:ilvl w:val="0"/>
+          <w:numId w:val="1007"/>
+        </w:numPr>
+      </w:pPr>
+      <w:r>
+        <w:rPr>
+          <w:rFonts w:hint="eastAsia"/>
+          <w:b/>
+          <w:bCs/>
+          <w:lang w:val="zh-CN"/>
+        </w:rPr>
         <w:t xml:space="preserve">在线更新</w:t>
       </w:r>
       <w:r>
@@ -9902,6 +10725,301 @@
           <w:lang w:val="zh-CN"/>
         </w:rPr>
         <w:t xml:space="preserve">版本更新</w:t>
+      </w:r>
+    </w:p>
+    <w:p>
+      <w:pPr>
+        <w:pStyle w:val="Compact"/>
+        <w:numPr>
+          <w:ilvl w:val="0"/>
+          <w:numId w:val="1010"/>
+        </w:numPr>
+      </w:pPr>
+      <w:r>
+        <w:rPr>
+          <w:b/>
+          <w:bCs/>
+          <w:lang w:val="zh-CN"/>
+        </w:rPr>
+        <w:t xml:space="preserve">V4.3.28</w:t>
+      </w:r>
+      <w:r>
+        <w:rPr>
+          <w:rFonts w:hint="eastAsia"/>
+          <w:lang w:val="zh-CN"/>
+        </w:rPr>
+        <w:t xml:space="preserve">：沉浸模式「彩胶唱片」样式（设置</w:t>
+      </w:r>
+      <w:r>
+        <w:rPr>
+          <w:lang w:val="zh-CN"/>
+        </w:rPr>
+        <w:t xml:space="preserve"> → AM </w:t>
+      </w:r>
+      <w:r>
+        <w:rPr>
+          <w:rFonts w:hint="eastAsia"/>
+          <w:lang w:val="zh-CN"/>
+        </w:rPr>
+        <w:t xml:space="preserve">界面切换）：磨砂亚克力彩胶旋转（封面圆形标签随盘转、刻纹随封面取色、随机纹路明暗交错，播放转暂停停）+</w:t>
+      </w:r>
+      <w:r>
+        <w:rPr>
+          <w:lang w:val="zh-CN"/>
+        </w:rPr>
+        <w:t xml:space="preserve"> </w:t>
+      </w:r>
+      <w:r>
+        <w:rPr>
+          <w:rFonts w:hint="eastAsia"/>
+          <w:lang w:val="zh-CN"/>
+        </w:rPr>
+        <w:t xml:space="preserve">左侧常驻大歌词</w:t>
+      </w:r>
+      <w:r>
+        <w:rPr>
+          <w:lang w:val="zh-CN"/>
+        </w:rPr>
+        <w:t xml:space="preserve"> + </w:t>
+      </w:r>
+      <w:r>
+        <w:rPr>
+          <w:rFonts w:hint="eastAsia"/>
+          <w:lang w:val="zh-CN"/>
+        </w:rPr>
+        <w:t xml:space="preserve">底部全宽功能栏；沉浸界面</w:t>
+      </w:r>
+      <w:r>
+        <w:rPr>
+          <w:lang w:val="zh-CN"/>
+        </w:rPr>
+        <w:t xml:space="preserve"> 💿 </w:t>
+      </w:r>
+      <w:r>
+        <w:rPr>
+          <w:rFonts w:hint="eastAsia"/>
+          <w:lang w:val="zh-CN"/>
+        </w:rPr>
+        <w:t xml:space="preserve">彩胶外观弹层：封面大小/盘体大小/不透明度/转速四滑杆</w:t>
+      </w:r>
+      <w:r>
+        <w:rPr>
+          <w:lang w:val="zh-CN"/>
+        </w:rPr>
+        <w:t xml:space="preserve"> + </w:t>
+      </w:r>
+      <w:r>
+        <w:rPr>
+          <w:rFonts w:hint="eastAsia"/>
+          <w:lang w:val="zh-CN"/>
+        </w:rPr>
+        <w:t xml:space="preserve">唱片位置（居中/右上悬挂）+</w:t>
+      </w:r>
+      <w:r>
+        <w:rPr>
+          <w:lang w:val="zh-CN"/>
+        </w:rPr>
+        <w:t xml:space="preserve"> </w:t>
+      </w:r>
+      <w:r>
+        <w:rPr>
+          <w:rFonts w:hint="eastAsia"/>
+          <w:lang w:val="zh-CN"/>
+        </w:rPr>
+        <w:t xml:space="preserve">轴心孔开关</w:t>
+      </w:r>
+      <w:r>
+        <w:rPr>
+          <w:lang w:val="zh-CN"/>
+        </w:rPr>
+        <w:t xml:space="preserve"> + 🎲 </w:t>
+      </w:r>
+      <w:r>
+        <w:rPr>
+          <w:rFonts w:hint="eastAsia"/>
+          <w:lang w:val="zh-CN"/>
+        </w:rPr>
+        <w:t xml:space="preserve">换纹路；拖进度条唱片像表把跟手转、点击跳转与歌词点跳朝方向甩碟；沉浸模式真全屏开关（隐藏任务栏）；拖文件到侧栏歌单/歌单视图直接加入歌单；歌曲右键新增「打开文件位置」（AM/FB2K）；修复彩胶模式歌词不跟随</w:t>
+      </w:r>
+    </w:p>
+    <w:p>
+      <w:pPr>
+        <w:pStyle w:val="Compact"/>
+        <w:numPr>
+          <w:ilvl w:val="0"/>
+          <w:numId w:val="1010"/>
+        </w:numPr>
+      </w:pPr>
+      <w:r>
+        <w:rPr>
+          <w:b/>
+          <w:bCs/>
+          <w:lang w:val="zh-CN"/>
+        </w:rPr>
+        <w:t xml:space="preserve">V4.3.27</w:t>
+      </w:r>
+      <w:r>
+        <w:rPr>
+          <w:rFonts w:hint="eastAsia"/>
+          <w:lang w:val="zh-CN"/>
+        </w:rPr>
+        <w:t xml:space="preserve">：任务栏媒体小组件</w:t>
+      </w:r>
+      <w:r>
+        <w:rPr>
+          <w:lang w:val="zh-CN"/>
+        </w:rPr>
+        <w:t xml:space="preserve"> </w:t>
+      </w:r>
+      <w:r>
+        <w:rPr>
+          <w:rFonts w:hint="eastAsia"/>
+          <w:lang w:val="zh-CN"/>
+        </w:rPr>
+        <w:t xml:space="preserve">AnnieFlyout（任务栏封面卡片+悬停控制浮层+切歌弹窗+任务栏频谱条，进度条可拖拽跳转）；全局自定义壁纸（三主题共用，历史</w:t>
+      </w:r>
+      <w:r>
+        <w:rPr>
+          <w:lang w:val="zh-CN"/>
+        </w:rPr>
+        <w:t xml:space="preserve"> 12 </w:t>
+      </w:r>
+      <w:r>
+        <w:rPr>
+          <w:rFonts w:hint="eastAsia"/>
+          <w:lang w:val="zh-CN"/>
+        </w:rPr>
+        <w:t xml:space="preserve">张/模糊压暗可调/沉浸联动）；主题切换改版：过渡动画+音量渐出+「⏵</w:t>
+      </w:r>
+      <w:r>
+        <w:rPr>
+          <w:lang w:val="zh-CN"/>
+        </w:rPr>
+        <w:t xml:space="preserve"> </w:t>
+      </w:r>
+      <w:r>
+        <w:rPr>
+          <w:rFonts w:hint="eastAsia"/>
+          <w:lang w:val="zh-CN"/>
+        </w:rPr>
+        <w:t xml:space="preserve">续播」断点恢复；FB2K</w:t>
+      </w:r>
+      <w:r>
+        <w:rPr>
+          <w:lang w:val="zh-CN"/>
+        </w:rPr>
+        <w:t xml:space="preserve"> </w:t>
+      </w:r>
+      <w:r>
+        <w:rPr>
+          <w:rFonts w:hint="eastAsia"/>
+          <w:lang w:val="zh-CN"/>
+        </w:rPr>
+        <w:t xml:space="preserve">完整接入在线歌单与流媒体播放（歌单与</w:t>
+      </w:r>
+      <w:r>
+        <w:rPr>
+          <w:lang w:val="zh-CN"/>
+        </w:rPr>
+        <w:t xml:space="preserve"> AM </w:t>
+      </w:r>
+      <w:r>
+        <w:rPr>
+          <w:rFonts w:hint="eastAsia"/>
+          <w:lang w:val="zh-CN"/>
+        </w:rPr>
+        <w:t xml:space="preserve">统一共享、旧数据自动迁移，歌词含译文、右键收藏）；FB2K</w:t>
+      </w:r>
+      <w:r>
+        <w:rPr>
+          <w:lang w:val="zh-CN"/>
+        </w:rPr>
+        <w:t xml:space="preserve"> </w:t>
+      </w:r>
+      <w:r>
+        <w:rPr>
+          <w:rFonts w:hint="eastAsia"/>
+          <w:lang w:val="zh-CN"/>
+        </w:rPr>
+        <w:t xml:space="preserve">列宽拖拽+暗色模式进设置；AM</w:t>
+      </w:r>
+      <w:r>
+        <w:rPr>
+          <w:lang w:val="zh-CN"/>
+        </w:rPr>
+        <w:t xml:space="preserve"> </w:t>
+      </w:r>
+      <w:r>
+        <w:rPr>
+          <w:rFonts w:hint="eastAsia"/>
+          <w:lang w:val="zh-CN"/>
+        </w:rPr>
+        <w:t xml:space="preserve">顶栏可置底；粒子舞台曲目多选+右键菜单+时长列；节拍律动落盘缓存（二次播放免解码，可开关）；非当前主题彻底冻结释放</w:t>
+      </w:r>
+      <w:r>
+        <w:rPr>
+          <w:lang w:val="zh-CN"/>
+        </w:rPr>
+        <w:t xml:space="preserve"> </w:t>
+      </w:r>
+      <w:r>
+        <w:rPr>
+          <w:rFonts w:hint="eastAsia"/>
+          <w:lang w:val="zh-CN"/>
+        </w:rPr>
+        <w:t xml:space="preserve">GPU；粒子舞台美学重做（封面氛围全窗+磨砂玻璃+SVG</w:t>
+      </w:r>
+      <w:r>
+        <w:rPr>
+          <w:lang w:val="zh-CN"/>
+        </w:rPr>
+        <w:t xml:space="preserve"> </w:t>
+      </w:r>
+      <w:r>
+        <w:rPr>
+          <w:rFonts w:hint="eastAsia"/>
+          <w:lang w:val="zh-CN"/>
+        </w:rPr>
+        <w:t xml:space="preserve">图标）；修复</w:t>
+      </w:r>
+      <w:r>
+        <w:rPr>
+          <w:lang w:val="zh-CN"/>
+        </w:rPr>
+        <w:t xml:space="preserve"> AM </w:t>
+      </w:r>
+      <w:r>
+        <w:rPr>
+          <w:rFonts w:hint="eastAsia"/>
+          <w:lang w:val="zh-CN"/>
+        </w:rPr>
+        <w:t xml:space="preserve">歌词手动滚动被强制回滚（5</w:t>
+      </w:r>
+      <w:r>
+        <w:rPr>
+          <w:lang w:val="zh-CN"/>
+        </w:rPr>
+        <w:t xml:space="preserve"> </w:t>
+      </w:r>
+      <w:r>
+        <w:rPr>
+          <w:rFonts w:hint="eastAsia"/>
+          <w:lang w:val="zh-CN"/>
+        </w:rPr>
+        <w:t xml:space="preserve">秒保护期）、CUE</w:t>
+      </w:r>
+      <w:r>
+        <w:rPr>
+          <w:lang w:val="zh-CN"/>
+        </w:rPr>
+        <w:t xml:space="preserve"> </w:t>
+      </w:r>
+      <w:r>
+        <w:rPr>
+          <w:rFonts w:hint="eastAsia"/>
+          <w:lang w:val="zh-CN"/>
+        </w:rPr>
+        <w:t xml:space="preserve">分轨播完绕过单曲循环/睡眠定时、本地与流媒体播放互相劫持、在线搜索切平台卡死、退出迷你模式列表空白、防息屏未生效、多项设置重启丢失</w:t>
       </w:r>
     </w:p>
     <w:p>

--- a/AnniePlayer-LXversion安妮洛雪/《章鱼科技：安妮播放器全功能说明书》.docx
+++ b/AnniePlayer-LXversion安妮洛雪/《章鱼科技：安妮播放器全功能说明书》.docx
@@ -97,7 +97,7 @@
           <w:rFonts w:hint="eastAsia"/>
           <w:lang w:val="zh-CN"/>
         </w:rPr>
-        <w:t xml:space="preserve">：V4.3.28</w:t>
+        <w:t xml:space="preserve">：V4.3.29</w:t>
       </w:r>
       <w:r>
         <w:rPr>
@@ -4404,7 +4404,20 @@
           <w:rFonts w:hint="eastAsia"/>
           <w:lang w:val="zh-CN"/>
         </w:rPr>
-        <w:t xml:space="preserve">删除</w:t>
+        <w:t xml:space="preserve">从曲库删除（播放列表视图内另提供「✕</w:t>
+      </w:r>
+      <w:r>
+        <w:rPr>
+          <w:lang w:val="zh-CN"/>
+        </w:rPr>
+        <w:t xml:space="preserve"> </w:t>
+      </w:r>
+      <w:r>
+        <w:rPr>
+          <w:rFonts w:hint="eastAsia"/>
+          <w:lang w:val="zh-CN"/>
+        </w:rPr>
+        <w:t xml:space="preserve">从本播放列表移除」，只移出当前歌单、不影响曲库和其他歌单）</w:t>
       </w:r>
     </w:p>
     <w:p>
@@ -4429,46 +4442,46 @@
           <w:rFonts w:hint="eastAsia"/>
           <w:lang w:val="zh-CN"/>
         </w:rPr>
-        <w:t xml:space="preserve">：⊕</w:t>
-      </w:r>
-      <w:r>
-        <w:rPr>
-          <w:lang w:val="zh-CN"/>
-        </w:rPr>
-        <w:t xml:space="preserve"> </w:t>
-      </w:r>
-      <w:r>
-        <w:rPr>
-          <w:rFonts w:hint="eastAsia"/>
-          <w:lang w:val="zh-CN"/>
-        </w:rPr>
-        <w:t xml:space="preserve">菜单「☑</w:t>
-      </w:r>
-      <w:r>
-        <w:rPr>
-          <w:lang w:val="zh-CN"/>
-        </w:rPr>
-        <w:t xml:space="preserve"> </w:t>
-      </w:r>
-      <w:r>
-        <w:rPr>
-          <w:rFonts w:hint="eastAsia"/>
-          <w:lang w:val="zh-CN"/>
-        </w:rPr>
-        <w:t xml:space="preserve">多选」进入多选模式（行首复选框，工具条全选/删除选中/退出）；🗑</w:t>
-      </w:r>
-      <w:r>
-        <w:rPr>
-          <w:lang w:val="zh-CN"/>
-        </w:rPr>
-        <w:t xml:space="preserve"> </w:t>
-      </w:r>
-      <w:r>
-        <w:rPr>
-          <w:rFonts w:hint="eastAsia"/>
-          <w:lang w:val="zh-CN"/>
-        </w:rPr>
-        <w:t xml:space="preserve">删除前弹窗确认：仅移出曲库显示（不删文件）或同时删除源文件（移入系统回收站可恢复）；专辑网格右键卡片可整专删除</w:t>
+        <w:t xml:space="preserve">：歌曲/专辑详情/喜爱歌曲/播放列表视图均支持快速多选：Ctrl+单击逐首切换选中、Shift+单击从上一次点击行连选、在列表空白处按住拖出选框框选（Ctrl</w:t>
+      </w:r>
+      <w:r>
+        <w:rPr>
+          <w:lang w:val="zh-CN"/>
+        </w:rPr>
+        <w:t xml:space="preserve"> </w:t>
+      </w:r>
+      <w:r>
+        <w:rPr>
+          <w:rFonts w:hint="eastAsia"/>
+          <w:lang w:val="zh-CN"/>
+        </w:rPr>
+        <w:t xml:space="preserve">追加）；选中后顶部出现工具条（全选/加入播放列表/批量删除/取消选择，播放列表视图为「从本歌单移除」只动当前歌单）；选中多首后右键任一选中行，加入歌单/编辑标签/删除等操作均作用于整组选中（菜单头部显示「已选</w:t>
+      </w:r>
+      <w:r>
+        <w:rPr>
+          <w:lang w:val="zh-CN"/>
+        </w:rPr>
+        <w:t xml:space="preserve"> N </w:t>
+      </w:r>
+      <w:r>
+        <w:rPr>
+          <w:rFonts w:hint="eastAsia"/>
+          <w:lang w:val="zh-CN"/>
+        </w:rPr>
+        <w:t xml:space="preserve">首」）；右键「☑</w:t>
+      </w:r>
+      <w:r>
+        <w:rPr>
+          <w:lang w:val="zh-CN"/>
+        </w:rPr>
+        <w:t xml:space="preserve"> </w:t>
+      </w:r>
+      <w:r>
+        <w:rPr>
+          <w:rFonts w:hint="eastAsia"/>
+          <w:lang w:val="zh-CN"/>
+        </w:rPr>
+        <w:t xml:space="preserve">多选」进入复选框模式（点击行即勾选）；删除前弹窗确认：仅移出曲库显示（不删文件）或同时删除源文件（移入系统回收站可恢复）；专辑网格右键卡片可整专删除</w:t>
       </w:r>
     </w:p>
     <w:p>
@@ -4486,27 +4499,53 @@
           <w:bCs/>
           <w:lang w:val="zh-CN"/>
         </w:rPr>
-        <w:t xml:space="preserve">播放列表拖拽排序</w:t>
-      </w:r>
-      <w:r>
-        <w:rPr>
-          <w:rFonts w:hint="eastAsia"/>
-          <w:lang w:val="zh-CN"/>
-        </w:rPr>
-        <w:t xml:space="preserve">：本地自建播放列表内直接拖动歌曲行调整顺序（落点行高亮提示，松手插入该行之前），顺序自动保存，重开软件保持；侧栏歌单本身也支持长按拖拽调整顺序（长按约</w:t>
-      </w:r>
-      <w:r>
-        <w:rPr>
-          <w:lang w:val="zh-CN"/>
-        </w:rPr>
-        <w:t xml:space="preserve"> 0.4 </w:t>
-      </w:r>
-      <w:r>
-        <w:rPr>
-          <w:rFonts w:hint="eastAsia"/>
-          <w:lang w:val="zh-CN"/>
-        </w:rPr>
-        <w:t xml:space="preserve">秒进入拖拽，拖到目标歌单上半/下半插入其前/后，落点高亮）；从文件管理器把音频文件直接拖到侧栏歌单名上或打开的歌单视图任意位置，即可批量加入该歌单（重复自动跳过）</w:t>
+        <w:t xml:space="preserve">播放缓存（在线播放）</w:t>
+      </w:r>
+      <w:r>
+        <w:rPr>
+          <w:rFonts w:hint="eastAsia"/>
+          <w:lang w:val="zh-CN"/>
+        </w:rPr>
+        <w:t xml:space="preserve">：国内流媒体在线播放支持边播边存：首次播放正常联网，完整听过后会保存在本地，下次播放命中缓存可直接开始并减少流量；设置</w:t>
+      </w:r>
+      <w:r>
+        <w:rPr>
+          <w:lang w:val="zh-CN"/>
+        </w:rPr>
+        <w:t xml:space="preserve"> → </w:t>
+      </w:r>
+      <w:r>
+        <w:rPr>
+          <w:rFonts w:hint="eastAsia"/>
+          <w:lang w:val="zh-CN"/>
+        </w:rPr>
+        <w:t xml:space="preserve">下载</w:t>
+      </w:r>
+      <w:r>
+        <w:rPr>
+          <w:lang w:val="zh-CN"/>
+        </w:rPr>
+        <w:t xml:space="preserve"> → </w:t>
+      </w:r>
+      <w:r>
+        <w:rPr>
+          <w:rFonts w:hint="eastAsia"/>
+          <w:lang w:val="zh-CN"/>
+        </w:rPr>
+        <w:t xml:space="preserve">播放缓存（在线播放）可开关、选择缓存目录、设置</w:t>
+      </w:r>
+      <w:r>
+        <w:rPr>
+          <w:lang w:val="zh-CN"/>
+        </w:rPr>
+        <w:t xml:space="preserve"> 512MB–20GB </w:t>
+      </w:r>
+      <w:r>
+        <w:rPr>
+          <w:rFonts w:hint="eastAsia"/>
+          <w:lang w:val="zh-CN"/>
+        </w:rPr>
+        <w:t xml:space="preserve">上限、查看占用并一键清空；缓存按平台/歌曲/音质区分，超限自动清理最久未使用的内容，播放地址失效不影响已缓存歌曲</w:t>
       </w:r>
     </w:p>
     <w:p>
@@ -4524,122 +4563,27 @@
           <w:bCs/>
           <w:lang w:val="zh-CN"/>
         </w:rPr>
-        <w:t xml:space="preserve">歌单导出</w:t>
-      </w:r>
-      <w:r>
-        <w:rPr>
-          <w:b/>
-          <w:bCs/>
-          <w:lang w:val="zh-CN"/>
-        </w:rPr>
-        <w:t xml:space="preserve"> / </w:t>
-      </w:r>
-      <w:r>
-        <w:rPr>
-          <w:rFonts w:hint="eastAsia"/>
-          <w:b/>
-          <w:bCs/>
-          <w:lang w:val="zh-CN"/>
-        </w:rPr>
-        <w:t xml:space="preserve">换机导入</w:t>
-      </w:r>
-      <w:r>
-        <w:rPr>
-          <w:rFonts w:hint="eastAsia"/>
-          <w:lang w:val="zh-CN"/>
-        </w:rPr>
-        <w:t xml:space="preserve">：右键侧栏任一自建歌单</w:t>
-      </w:r>
-      <w:r>
-        <w:rPr>
-          <w:lang w:val="zh-CN"/>
-        </w:rPr>
-        <w:t xml:space="preserve"> →「📤 </w:t>
-      </w:r>
-      <w:r>
-        <w:rPr>
-          <w:rFonts w:hint="eastAsia"/>
-          <w:lang w:val="zh-CN"/>
-        </w:rPr>
-        <w:t xml:space="preserve">导出歌单文件…」生成</w:t>
-      </w:r>
-      <w:r>
-        <w:rPr>
-          <w:lang w:val="zh-CN"/>
-        </w:rPr>
-        <w:t xml:space="preserve"> </w:t>
-      </w:r>
-      <w:r>
-        <w:rPr>
-          <w:rFonts w:hint="eastAsia"/>
-          <w:lang w:val="zh-CN"/>
-        </w:rPr>
-        <w:t xml:space="preserve">.anniepl（含每首歌的路径、文件名、大小、时长、标题艺人等指纹）；把文件拷到另一台电脑，侧栏「📦</w:t>
-      </w:r>
-      <w:r>
-        <w:rPr>
-          <w:lang w:val="zh-CN"/>
-        </w:rPr>
-        <w:t xml:space="preserve"> </w:t>
-      </w:r>
-      <w:r>
-        <w:rPr>
-          <w:rFonts w:hint="eastAsia"/>
-          <w:lang w:val="zh-CN"/>
-        </w:rPr>
-        <w:t xml:space="preserve">导入安妮歌单…」（可多选）即可复现。导入时按「绝对路径</w:t>
-      </w:r>
-      <w:r>
-        <w:rPr>
-          <w:lang w:val="zh-CN"/>
-        </w:rPr>
-        <w:t xml:space="preserve"> → </w:t>
-      </w:r>
-      <w:r>
-        <w:rPr>
-          <w:rFonts w:hint="eastAsia"/>
-          <w:lang w:val="zh-CN"/>
-        </w:rPr>
-        <w:t xml:space="preserve">相对媒体库路径</w:t>
-      </w:r>
-      <w:r>
-        <w:rPr>
-          <w:lang w:val="zh-CN"/>
-        </w:rPr>
-        <w:t xml:space="preserve"> → </w:t>
-      </w:r>
-      <w:r>
-        <w:rPr>
-          <w:rFonts w:hint="eastAsia"/>
-          <w:lang w:val="zh-CN"/>
-        </w:rPr>
-        <w:t xml:space="preserve">文件名+大小</w:t>
-      </w:r>
-      <w:r>
-        <w:rPr>
-          <w:lang w:val="zh-CN"/>
-        </w:rPr>
-        <w:t xml:space="preserve"> → </w:t>
-      </w:r>
-      <w:r>
-        <w:rPr>
-          <w:rFonts w:hint="eastAsia"/>
-          <w:lang w:val="zh-CN"/>
-        </w:rPr>
-        <w:t xml:space="preserve">文件名+时长</w:t>
-      </w:r>
-      <w:r>
-        <w:rPr>
-          <w:lang w:val="zh-CN"/>
-        </w:rPr>
-        <w:t xml:space="preserve"> → </w:t>
-      </w:r>
-      <w:r>
-        <w:rPr>
-          <w:rFonts w:hint="eastAsia"/>
-          <w:lang w:val="zh-CN"/>
-        </w:rPr>
-        <w:t xml:space="preserve">标题艺人+时长」五级智能匹配本机曲库，盘符/用户名/目录不同也能对上；匹配不到的曲目会在导入后列清单告知</w:t>
+        <w:t xml:space="preserve">播放列表拖拽排序</w:t>
+      </w:r>
+      <w:r>
+        <w:rPr>
+          <w:rFonts w:hint="eastAsia"/>
+          <w:lang w:val="zh-CN"/>
+        </w:rPr>
+        <w:t xml:space="preserve">：本地自建播放列表内直接拖动歌曲行调整顺序（落点行高亮提示，松手插入该行之前），顺序自动保存，重开软件保持；侧栏歌单本身也支持长按拖拽调整顺序（长按约</w:t>
+      </w:r>
+      <w:r>
+        <w:rPr>
+          <w:lang w:val="zh-CN"/>
+        </w:rPr>
+        <w:t xml:space="preserve"> 0.4 </w:t>
+      </w:r>
+      <w:r>
+        <w:rPr>
+          <w:rFonts w:hint="eastAsia"/>
+          <w:lang w:val="zh-CN"/>
+        </w:rPr>
+        <w:t xml:space="preserve">秒进入拖拽，拖到目标歌单上半/下半插入其前/后，落点高亮）；从文件管理器把音频文件直接拖到侧栏歌单名上或打开的歌单视图任意位置，即可批量加入该歌单——拖到某一行上会插入该行之前（落点行高亮），拖到空白处追加到底部（重复自动跳过）；拖入的文件即使不在曲库里也能正常显示与播放</w:t>
       </w:r>
     </w:p>
     <w:p>
@@ -4657,69 +4601,12 @@
           <w:bCs/>
           <w:lang w:val="zh-CN"/>
         </w:rPr>
-        <w:t xml:space="preserve">沉浸式播放页（⤢）</w:t>
-      </w:r>
-      <w:r>
-        <w:rPr>
-          <w:rFonts w:hint="eastAsia"/>
-          <w:lang w:val="zh-CN"/>
-        </w:rPr>
-        <w:t xml:space="preserve">：封面模糊背景</w:t>
-      </w:r>
-      <w:r>
-        <w:rPr>
-          <w:lang w:val="zh-CN"/>
-        </w:rPr>
-        <w:t xml:space="preserve"> + </w:t>
-      </w:r>
-      <w:r>
-        <w:rPr>
-          <w:rFonts w:hint="eastAsia"/>
-          <w:lang w:val="zh-CN"/>
-        </w:rPr>
-        <w:t xml:space="preserve">大封面</w:t>
-      </w:r>
-      <w:r>
-        <w:rPr>
-          <w:lang w:val="zh-CN"/>
-        </w:rPr>
-        <w:t xml:space="preserve"> + </w:t>
-      </w:r>
-      <w:r>
-        <w:rPr>
-          <w:rFonts w:hint="eastAsia"/>
-          <w:lang w:val="zh-CN"/>
-        </w:rPr>
-        <w:t xml:space="preserve">音质行；大歌词栏逐字卡拉OK，点击歌词行跳转；左封面右歌词两栏以屏幕中轴对称居中；☰</w:t>
-      </w:r>
-      <w:r>
-        <w:rPr>
-          <w:lang w:val="zh-CN"/>
-        </w:rPr>
-        <w:t xml:space="preserve"> </w:t>
-      </w:r>
-      <w:r>
-        <w:rPr>
-          <w:rFonts w:hint="eastAsia"/>
-          <w:lang w:val="zh-CN"/>
-        </w:rPr>
-        <w:t xml:space="preserve">面板三页签：待播清单（可拖拽编辑）/</w:t>
-      </w:r>
-      <w:r>
-        <w:rPr>
-          <w:lang w:val="zh-CN"/>
-        </w:rPr>
-        <w:t xml:space="preserve"> </w:t>
-      </w:r>
-      <w:r>
-        <w:rPr>
-          <w:rFonts w:hint="eastAsia"/>
-          <w:lang w:val="zh-CN"/>
-        </w:rPr>
-        <w:t xml:space="preserve">历史记录</w:t>
-      </w:r>
-      <w:r>
-        <w:rPr>
+        <w:t xml:space="preserve">歌单导出</w:t>
+      </w:r>
+      <w:r>
+        <w:rPr>
+          <w:b/>
+          <w:bCs/>
           <w:lang w:val="zh-CN"/>
         </w:rPr>
         <w:t xml:space="preserve"> / </w:t>
@@ -4727,48 +4614,109 @@
       <w:r>
         <w:rPr>
           <w:rFonts w:hint="eastAsia"/>
-          <w:lang w:val="zh-CN"/>
-        </w:rPr>
-        <w:t xml:space="preserve">评论（网易云热门评论，本地曲目自动按歌名+歌手匹配），面板左缘外侧</w:t>
-      </w:r>
-      <w:r>
-        <w:rPr>
-          <w:lang w:val="zh-CN"/>
-        </w:rPr>
-        <w:t xml:space="preserve"> ❯ </w:t>
-      </w:r>
-      <w:r>
-        <w:rPr>
-          <w:rFonts w:hint="eastAsia"/>
-          <w:lang w:val="zh-CN"/>
-        </w:rPr>
-        <w:t xml:space="preserve">小标签一键收回；⤡</w:t>
-      </w:r>
-      <w:r>
-        <w:rPr>
-          <w:lang w:val="zh-CN"/>
-        </w:rPr>
-        <w:t xml:space="preserve"> </w:t>
-      </w:r>
-      <w:r>
-        <w:rPr>
-          <w:rFonts w:hint="eastAsia"/>
-          <w:lang w:val="zh-CN"/>
-        </w:rPr>
-        <w:t xml:space="preserve">退出。默认窗口最大化；设置</w:t>
-      </w:r>
-      <w:r>
-        <w:rPr>
-          <w:lang w:val="zh-CN"/>
-        </w:rPr>
-        <w:t xml:space="preserve"> → AM </w:t>
-      </w:r>
-      <w:r>
-        <w:rPr>
-          <w:rFonts w:hint="eastAsia"/>
-          <w:lang w:val="zh-CN"/>
-        </w:rPr>
-        <w:t xml:space="preserve">界面「沉浸模式真全屏」开启后进入沉浸即隐藏任务栏（真全屏），沉浸中切换开关立即生效</w:t>
+          <w:b/>
+          <w:bCs/>
+          <w:lang w:val="zh-CN"/>
+        </w:rPr>
+        <w:t xml:space="preserve">换机导入</w:t>
+      </w:r>
+      <w:r>
+        <w:rPr>
+          <w:rFonts w:hint="eastAsia"/>
+          <w:lang w:val="zh-CN"/>
+        </w:rPr>
+        <w:t xml:space="preserve">：右键侧栏任一自建歌单</w:t>
+      </w:r>
+      <w:r>
+        <w:rPr>
+          <w:lang w:val="zh-CN"/>
+        </w:rPr>
+        <w:t xml:space="preserve"> →「📤 </w:t>
+      </w:r>
+      <w:r>
+        <w:rPr>
+          <w:rFonts w:hint="eastAsia"/>
+          <w:lang w:val="zh-CN"/>
+        </w:rPr>
+        <w:t xml:space="preserve">导出歌单文件…」生成</w:t>
+      </w:r>
+      <w:r>
+        <w:rPr>
+          <w:lang w:val="zh-CN"/>
+        </w:rPr>
+        <w:t xml:space="preserve"> </w:t>
+      </w:r>
+      <w:r>
+        <w:rPr>
+          <w:rFonts w:hint="eastAsia"/>
+          <w:lang w:val="zh-CN"/>
+        </w:rPr>
+        <w:t xml:space="preserve">.anniepl（含每首歌的路径、文件名、大小、时长、标题艺人等指纹）；把文件拷到另一台电脑，侧栏「📦</w:t>
+      </w:r>
+      <w:r>
+        <w:rPr>
+          <w:lang w:val="zh-CN"/>
+        </w:rPr>
+        <w:t xml:space="preserve"> </w:t>
+      </w:r>
+      <w:r>
+        <w:rPr>
+          <w:rFonts w:hint="eastAsia"/>
+          <w:lang w:val="zh-CN"/>
+        </w:rPr>
+        <w:t xml:space="preserve">导入安妮歌单…」（可多选）即可复现。导入时按「绝对路径</w:t>
+      </w:r>
+      <w:r>
+        <w:rPr>
+          <w:lang w:val="zh-CN"/>
+        </w:rPr>
+        <w:t xml:space="preserve"> → </w:t>
+      </w:r>
+      <w:r>
+        <w:rPr>
+          <w:rFonts w:hint="eastAsia"/>
+          <w:lang w:val="zh-CN"/>
+        </w:rPr>
+        <w:t xml:space="preserve">相对媒体库路径</w:t>
+      </w:r>
+      <w:r>
+        <w:rPr>
+          <w:lang w:val="zh-CN"/>
+        </w:rPr>
+        <w:t xml:space="preserve"> → </w:t>
+      </w:r>
+      <w:r>
+        <w:rPr>
+          <w:rFonts w:hint="eastAsia"/>
+          <w:lang w:val="zh-CN"/>
+        </w:rPr>
+        <w:t xml:space="preserve">文件名+大小</w:t>
+      </w:r>
+      <w:r>
+        <w:rPr>
+          <w:lang w:val="zh-CN"/>
+        </w:rPr>
+        <w:t xml:space="preserve"> → </w:t>
+      </w:r>
+      <w:r>
+        <w:rPr>
+          <w:rFonts w:hint="eastAsia"/>
+          <w:lang w:val="zh-CN"/>
+        </w:rPr>
+        <w:t xml:space="preserve">文件名+时长</w:t>
+      </w:r>
+      <w:r>
+        <w:rPr>
+          <w:lang w:val="zh-CN"/>
+        </w:rPr>
+        <w:t xml:space="preserve"> → </w:t>
+      </w:r>
+      <w:r>
+        <w:rPr>
+          <w:rFonts w:hint="eastAsia"/>
+          <w:lang w:val="zh-CN"/>
+        </w:rPr>
+        <w:t xml:space="preserve">标题艺人+时长」五级智能匹配本机曲库，盘符/用户名/目录不同也能对上；匹配不到的曲目会在导入后列清单告知</w:t>
       </w:r>
     </w:p>
     <w:p>
@@ -4786,27 +4734,118 @@
           <w:bCs/>
           <w:lang w:val="zh-CN"/>
         </w:rPr>
-        <w:t xml:space="preserve">待播清单编辑</w:t>
-      </w:r>
-      <w:r>
-        <w:rPr>
-          <w:rFonts w:hint="eastAsia"/>
-          <w:lang w:val="zh-CN"/>
-        </w:rPr>
-        <w:t xml:space="preserve">：沉浸页/迷你待播清单：拖拽调整顺序、✕</w:t>
-      </w:r>
-      <w:r>
-        <w:rPr>
-          <w:lang w:val="zh-CN"/>
-        </w:rPr>
-        <w:t xml:space="preserve"> </w:t>
-      </w:r>
-      <w:r>
-        <w:rPr>
-          <w:rFonts w:hint="eastAsia"/>
-          <w:lang w:val="zh-CN"/>
-        </w:rPr>
-        <w:t xml:space="preserve">移除（移除当前行自动顺位播放）</w:t>
+        <w:t xml:space="preserve">沉浸式播放页（⤢）</w:t>
+      </w:r>
+      <w:r>
+        <w:rPr>
+          <w:rFonts w:hint="eastAsia"/>
+          <w:lang w:val="zh-CN"/>
+        </w:rPr>
+        <w:t xml:space="preserve">：封面模糊背景</w:t>
+      </w:r>
+      <w:r>
+        <w:rPr>
+          <w:lang w:val="zh-CN"/>
+        </w:rPr>
+        <w:t xml:space="preserve"> + </w:t>
+      </w:r>
+      <w:r>
+        <w:rPr>
+          <w:rFonts w:hint="eastAsia"/>
+          <w:lang w:val="zh-CN"/>
+        </w:rPr>
+        <w:t xml:space="preserve">大封面</w:t>
+      </w:r>
+      <w:r>
+        <w:rPr>
+          <w:lang w:val="zh-CN"/>
+        </w:rPr>
+        <w:t xml:space="preserve"> + </w:t>
+      </w:r>
+      <w:r>
+        <w:rPr>
+          <w:rFonts w:hint="eastAsia"/>
+          <w:lang w:val="zh-CN"/>
+        </w:rPr>
+        <w:t xml:space="preserve">音质行；大歌词栏逐字卡拉OK，点击歌词行跳转；左封面右歌词两栏以屏幕中轴对称居中；☰</w:t>
+      </w:r>
+      <w:r>
+        <w:rPr>
+          <w:lang w:val="zh-CN"/>
+        </w:rPr>
+        <w:t xml:space="preserve"> </w:t>
+      </w:r>
+      <w:r>
+        <w:rPr>
+          <w:rFonts w:hint="eastAsia"/>
+          <w:lang w:val="zh-CN"/>
+        </w:rPr>
+        <w:t xml:space="preserve">面板三页签：待播清单（可拖拽编辑）/</w:t>
+      </w:r>
+      <w:r>
+        <w:rPr>
+          <w:lang w:val="zh-CN"/>
+        </w:rPr>
+        <w:t xml:space="preserve"> </w:t>
+      </w:r>
+      <w:r>
+        <w:rPr>
+          <w:rFonts w:hint="eastAsia"/>
+          <w:lang w:val="zh-CN"/>
+        </w:rPr>
+        <w:t xml:space="preserve">历史记录</w:t>
+      </w:r>
+      <w:r>
+        <w:rPr>
+          <w:lang w:val="zh-CN"/>
+        </w:rPr>
+        <w:t xml:space="preserve"> / </w:t>
+      </w:r>
+      <w:r>
+        <w:rPr>
+          <w:rFonts w:hint="eastAsia"/>
+          <w:lang w:val="zh-CN"/>
+        </w:rPr>
+        <w:t xml:space="preserve">评论（网易云热门评论，本地曲目自动按歌名+歌手匹配），面板左缘外侧</w:t>
+      </w:r>
+      <w:r>
+        <w:rPr>
+          <w:lang w:val="zh-CN"/>
+        </w:rPr>
+        <w:t xml:space="preserve"> ❯ </w:t>
+      </w:r>
+      <w:r>
+        <w:rPr>
+          <w:rFonts w:hint="eastAsia"/>
+          <w:lang w:val="zh-CN"/>
+        </w:rPr>
+        <w:t xml:space="preserve">小标签一键收回；⤡</w:t>
+      </w:r>
+      <w:r>
+        <w:rPr>
+          <w:lang w:val="zh-CN"/>
+        </w:rPr>
+        <w:t xml:space="preserve"> </w:t>
+      </w:r>
+      <w:r>
+        <w:rPr>
+          <w:rFonts w:hint="eastAsia"/>
+          <w:lang w:val="zh-CN"/>
+        </w:rPr>
+        <w:t xml:space="preserve">退出。默认窗口最大化；设置</w:t>
+      </w:r>
+      <w:r>
+        <w:rPr>
+          <w:lang w:val="zh-CN"/>
+        </w:rPr>
+        <w:t xml:space="preserve"> → AM </w:t>
+      </w:r>
+      <w:r>
+        <w:rPr>
+          <w:rFonts w:hint="eastAsia"/>
+          <w:lang w:val="zh-CN"/>
+        </w:rPr>
+        <w:t xml:space="preserve">界面「沉浸模式真全屏」开启后进入沉浸即隐藏任务栏（真全屏），沉浸中切换开关立即生效</w:t>
       </w:r>
     </w:p>
     <w:p>
@@ -4824,79 +4863,27 @@
           <w:bCs/>
           <w:lang w:val="zh-CN"/>
         </w:rPr>
-        <w:t xml:space="preserve">迷你模式（🗕）</w:t>
-      </w:r>
-      <w:r>
-        <w:rPr>
-          <w:rFonts w:hint="eastAsia"/>
-          <w:lang w:val="zh-CN"/>
-        </w:rPr>
-        <w:t xml:space="preserve">：置顶小窗：封面</w:t>
-      </w:r>
-      <w:r>
-        <w:rPr>
-          <w:lang w:val="zh-CN"/>
-        </w:rPr>
-        <w:t xml:space="preserve"> + </w:t>
-      </w:r>
-      <w:r>
-        <w:rPr>
-          <w:rFonts w:hint="eastAsia"/>
-          <w:lang w:val="zh-CN"/>
-        </w:rPr>
-        <w:t xml:space="preserve">进度</w:t>
-      </w:r>
-      <w:r>
-        <w:rPr>
-          <w:lang w:val="zh-CN"/>
-        </w:rPr>
-        <w:t xml:space="preserve"> + </w:t>
-      </w:r>
-      <w:r>
-        <w:rPr>
-          <w:rFonts w:hint="eastAsia"/>
-          <w:lang w:val="zh-CN"/>
-        </w:rPr>
-        <w:t xml:space="preserve">传输</w:t>
-      </w:r>
-      <w:r>
-        <w:rPr>
-          <w:lang w:val="zh-CN"/>
-        </w:rPr>
-        <w:t xml:space="preserve"> + 💬 </w:t>
-      </w:r>
-      <w:r>
-        <w:rPr>
-          <w:rFonts w:hint="eastAsia"/>
-          <w:lang w:val="zh-CN"/>
-        </w:rPr>
-        <w:t xml:space="preserve">迷你歌词（点击跳转）+</w:t>
-      </w:r>
-      <w:r>
-        <w:rPr>
-          <w:lang w:val="zh-CN"/>
-        </w:rPr>
-        <w:t xml:space="preserve"> ☰ </w:t>
-      </w:r>
-      <w:r>
-        <w:rPr>
-          <w:rFonts w:hint="eastAsia"/>
-          <w:lang w:val="zh-CN"/>
-        </w:rPr>
-        <w:t xml:space="preserve">待播/历史</w:t>
-      </w:r>
-      <w:r>
-        <w:rPr>
-          <w:lang w:val="zh-CN"/>
-        </w:rPr>
-        <w:t xml:space="preserve"> + 📌 </w:t>
-      </w:r>
-      <w:r>
-        <w:rPr>
-          <w:rFonts w:hint="eastAsia"/>
-          <w:lang w:val="zh-CN"/>
-        </w:rPr>
-        <w:t xml:space="preserve">一键置顶（默认开，可取消）；位置记忆</w:t>
+        <w:t xml:space="preserve">待播清单编辑</w:t>
+      </w:r>
+      <w:r>
+        <w:rPr>
+          <w:rFonts w:hint="eastAsia"/>
+          <w:lang w:val="zh-CN"/>
+        </w:rPr>
+        <w:t xml:space="preserve">：沉浸页/迷你待播清单：拖拽调整顺序、✕</w:t>
+      </w:r>
+      <w:r>
+        <w:rPr>
+          <w:lang w:val="zh-CN"/>
+        </w:rPr>
+        <w:t xml:space="preserve"> </w:t>
+      </w:r>
+      <w:r>
+        <w:rPr>
+          <w:rFonts w:hint="eastAsia"/>
+          <w:lang w:val="zh-CN"/>
+        </w:rPr>
+        <w:t xml:space="preserve">移除（移除当前行自动顺位播放）</w:t>
       </w:r>
     </w:p>
     <w:p>
@@ -4914,53 +4901,14 @@
           <w:bCs/>
           <w:lang w:val="zh-CN"/>
         </w:rPr>
-        <w:t xml:space="preserve">在线音乐页</w:t>
-      </w:r>
-      <w:r>
-        <w:rPr>
-          <w:rFonts w:hint="eastAsia"/>
-          <w:lang w:val="zh-CN"/>
-        </w:rPr>
-        <w:t xml:space="preserve">：搜索</w:t>
-      </w:r>
-      <w:r>
-        <w:rPr>
-          <w:lang w:val="zh-CN"/>
-        </w:rPr>
-        <w:t xml:space="preserve"> / </w:t>
-      </w:r>
-      <w:r>
-        <w:rPr>
-          <w:rFonts w:hint="eastAsia"/>
-          <w:lang w:val="zh-CN"/>
-        </w:rPr>
-        <w:t xml:space="preserve">排行榜</w:t>
-      </w:r>
-      <w:r>
-        <w:rPr>
-          <w:lang w:val="zh-CN"/>
-        </w:rPr>
-        <w:t xml:space="preserve"> / </w:t>
-      </w:r>
-      <w:r>
-        <w:rPr>
-          <w:rFonts w:hint="eastAsia"/>
-          <w:lang w:val="zh-CN"/>
-        </w:rPr>
-        <w:t xml:space="preserve">歌单广场</w:t>
-      </w:r>
-      <w:r>
-        <w:rPr>
-          <w:lang w:val="zh-CN"/>
-        </w:rPr>
-        <w:t xml:space="preserve"> / </w:t>
-      </w:r>
-      <w:r>
-        <w:rPr>
-          <w:rFonts w:hint="eastAsia"/>
-          <w:lang w:val="zh-CN"/>
-        </w:rPr>
-        <w:t xml:space="preserve">专辑四页签</w:t>
+        <w:t xml:space="preserve">迷你模式（🗕）</w:t>
+      </w:r>
+      <w:r>
+        <w:rPr>
+          <w:rFonts w:hint="eastAsia"/>
+          <w:lang w:val="zh-CN"/>
+        </w:rPr>
+        <w:t xml:space="preserve">：置顶小窗：封面</w:t>
       </w:r>
       <w:r>
         <w:rPr>
@@ -4973,7 +4921,7 @@
           <w:rFonts w:hint="eastAsia"/>
           <w:lang w:val="zh-CN"/>
         </w:rPr>
-        <w:t xml:space="preserve">五平台切换</w:t>
+        <w:t xml:space="preserve">进度</w:t>
       </w:r>
       <w:r>
         <w:rPr>
@@ -4986,202 +4934,46 @@
           <w:rFonts w:hint="eastAsia"/>
           <w:lang w:val="zh-CN"/>
         </w:rPr>
-        <w:t xml:space="preserve">音质下拉；音质列只显示按当前选择实际会播的档位（选</w:t>
-      </w:r>
-      <w:r>
-        <w:rPr>
-          <w:lang w:val="zh-CN"/>
-        </w:rPr>
-        <w:t xml:space="preserve"> FLAC </w:t>
-      </w:r>
-      <w:r>
-        <w:rPr>
-          <w:rFonts w:hint="eastAsia"/>
-          <w:lang w:val="zh-CN"/>
-        </w:rPr>
-        <w:t xml:space="preserve">时没有无损的歌曲自动降级显示</w:t>
-      </w:r>
-      <w:r>
-        <w:rPr>
-          <w:lang w:val="zh-CN"/>
-        </w:rPr>
-        <w:t xml:space="preserve"> </w:t>
-      </w:r>
-      <w:r>
-        <w:rPr>
-          <w:rFonts w:hint="eastAsia"/>
-          <w:lang w:val="zh-CN"/>
-        </w:rPr>
-        <w:t xml:space="preserve">320K/128K）；外文歌词自动显示中文翻译（源自带译文轨，设置</w:t>
-      </w:r>
-      <w:r>
-        <w:rPr>
-          <w:lang w:val="zh-CN"/>
-        </w:rPr>
-        <w:t xml:space="preserve"> → </w:t>
-      </w:r>
-      <w:r>
-        <w:rPr>
-          <w:rFonts w:hint="eastAsia"/>
-          <w:lang w:val="zh-CN"/>
-        </w:rPr>
-        <w:t xml:space="preserve">歌词「显示翻译行」可关）；歌单广场可按关键词搜索当前平台歌单（结果分页加载，✕</w:t>
-      </w:r>
-      <w:r>
-        <w:rPr>
-          <w:lang w:val="zh-CN"/>
-        </w:rPr>
-        <w:t xml:space="preserve"> </w:t>
-      </w:r>
-      <w:r>
-        <w:rPr>
-          <w:rFonts w:hint="eastAsia"/>
-          <w:lang w:val="zh-CN"/>
-        </w:rPr>
-        <w:t xml:space="preserve">清除回广场）；歌曲列表上方「列表内筛选」框可在已加载结果（搜索/榜单/歌单详情/收藏歌单/专辑曲目）中再过滤定位；歌曲行</w:t>
-      </w:r>
-      <w:r>
-        <w:rPr>
-          <w:lang w:val="zh-CN"/>
-        </w:rPr>
-        <w:t xml:space="preserve"> 🔗 </w:t>
-      </w:r>
-      <w:r>
-        <w:rPr>
-          <w:rFonts w:hint="eastAsia"/>
-          <w:lang w:val="zh-CN"/>
-        </w:rPr>
-        <w:t xml:space="preserve">复制平台分享链接（顶栏</w:t>
-      </w:r>
-      <w:r>
-        <w:rPr>
-          <w:lang w:val="zh-CN"/>
-        </w:rPr>
-        <w:t xml:space="preserve"> 🔗 </w:t>
-      </w:r>
-      <w:r>
-        <w:rPr>
-          <w:rFonts w:hint="eastAsia"/>
-          <w:lang w:val="zh-CN"/>
-        </w:rPr>
-        <w:t xml:space="preserve">复制播放中的歌；歌单详情</w:t>
-      </w:r>
-      <w:r>
-        <w:rPr>
-          <w:lang w:val="zh-CN"/>
-        </w:rPr>
-        <w:t xml:space="preserve"> 🔗 </w:t>
-      </w:r>
-      <w:r>
-        <w:rPr>
-          <w:rFonts w:hint="eastAsia"/>
-          <w:lang w:val="zh-CN"/>
-        </w:rPr>
-        <w:t xml:space="preserve">复制整个歌单链接，发群友直接点开）；歌单详情</w:t>
-      </w:r>
-      <w:r>
-        <w:rPr>
-          <w:lang w:val="zh-CN"/>
-        </w:rPr>
-        <w:t xml:space="preserve"> ☆ </w:t>
-      </w:r>
-      <w:r>
-        <w:rPr>
-          <w:rFonts w:hint="eastAsia"/>
-          <w:lang w:val="zh-CN"/>
-        </w:rPr>
-        <w:t xml:space="preserve">收藏（跨启动保留，侧栏「收藏的歌单」分组直达，✕</w:t>
-      </w:r>
-      <w:r>
-        <w:rPr>
-          <w:lang w:val="zh-CN"/>
-        </w:rPr>
-        <w:t xml:space="preserve"> </w:t>
-      </w:r>
-      <w:r>
-        <w:rPr>
-          <w:rFonts w:hint="eastAsia"/>
-          <w:lang w:val="zh-CN"/>
-        </w:rPr>
-        <w:t xml:space="preserve">取消）；「导入歌单」粘贴五大平台链接或纯数字</w:t>
-      </w:r>
-      <w:r>
-        <w:rPr>
-          <w:lang w:val="zh-CN"/>
-        </w:rPr>
-        <w:t xml:space="preserve"> ID </w:t>
-      </w:r>
-      <w:r>
-        <w:rPr>
-          <w:rFonts w:hint="eastAsia"/>
-          <w:lang w:val="zh-CN"/>
-        </w:rPr>
-        <w:t xml:space="preserve">直达；专辑页签搜专辑名、点卡片看全碟曲目（支持酷狗/酷我/QQ/网易四平台）；搜索历史自动记忆；批量下载已加载结果；右键「☑</w:t>
-      </w:r>
-      <w:r>
-        <w:rPr>
-          <w:lang w:val="zh-CN"/>
-        </w:rPr>
-        <w:t xml:space="preserve"> </w:t>
-      </w:r>
-      <w:r>
-        <w:rPr>
-          <w:rFonts w:hint="eastAsia"/>
-          <w:lang w:val="zh-CN"/>
-        </w:rPr>
-        <w:t xml:space="preserve">多选」进入多选模式批量勾选下载</w:t>
-      </w:r>
-      <w:r>
-        <w:rPr>
-          <w:lang w:val="zh-CN"/>
-        </w:rPr>
-        <w:t xml:space="preserve"> / </w:t>
-      </w:r>
-      <w:r>
-        <w:rPr>
-          <w:rFonts w:hint="eastAsia"/>
-          <w:lang w:val="zh-CN"/>
-        </w:rPr>
-        <w:t xml:space="preserve">批量加到在线歌单；歌曲行</w:t>
-      </w:r>
-      <w:r>
-        <w:rPr>
-          <w:lang w:val="zh-CN"/>
-        </w:rPr>
-        <w:t xml:space="preserve"> ♥ </w:t>
-      </w:r>
-      <w:r>
-        <w:rPr>
-          <w:rFonts w:hint="eastAsia"/>
-          <w:lang w:val="zh-CN"/>
-        </w:rPr>
-        <w:t xml:space="preserve">收藏到在线歌单、专辑详情「♥</w:t>
-      </w:r>
-      <w:r>
-        <w:rPr>
-          <w:lang w:val="zh-CN"/>
-        </w:rPr>
-        <w:t xml:space="preserve"> </w:t>
-      </w:r>
-      <w:r>
-        <w:rPr>
-          <w:rFonts w:hint="eastAsia"/>
-          <w:lang w:val="zh-CN"/>
-        </w:rPr>
-        <w:t xml:space="preserve">收藏整专」、顶栏</w:t>
-      </w:r>
-      <w:r>
-        <w:rPr>
-          <w:lang w:val="zh-CN"/>
-        </w:rPr>
-        <w:t xml:space="preserve"> ♥ </w:t>
-      </w:r>
-      <w:r>
-        <w:rPr>
-          <w:rFonts w:hint="eastAsia"/>
-          <w:lang w:val="zh-CN"/>
-        </w:rPr>
-        <w:t xml:space="preserve">收藏播放中的在线歌</w:t>
+        <w:t xml:space="preserve">传输</w:t>
+      </w:r>
+      <w:r>
+        <w:rPr>
+          <w:lang w:val="zh-CN"/>
+        </w:rPr>
+        <w:t xml:space="preserve"> + 💬 </w:t>
+      </w:r>
+      <w:r>
+        <w:rPr>
+          <w:rFonts w:hint="eastAsia"/>
+          <w:lang w:val="zh-CN"/>
+        </w:rPr>
+        <w:t xml:space="preserve">迷你歌词（点击跳转）+</w:t>
+      </w:r>
+      <w:r>
+        <w:rPr>
+          <w:lang w:val="zh-CN"/>
+        </w:rPr>
+        <w:t xml:space="preserve"> ☰ </w:t>
+      </w:r>
+      <w:r>
+        <w:rPr>
+          <w:rFonts w:hint="eastAsia"/>
+          <w:lang w:val="zh-CN"/>
+        </w:rPr>
+        <w:t xml:space="preserve">待播/历史</w:t>
+      </w:r>
+      <w:r>
+        <w:rPr>
+          <w:lang w:val="zh-CN"/>
+        </w:rPr>
+        <w:t xml:space="preserve"> + 📌 </w:t>
+      </w:r>
+      <w:r>
+        <w:rPr>
+          <w:rFonts w:hint="eastAsia"/>
+          <w:lang w:val="zh-CN"/>
+        </w:rPr>
+        <w:t xml:space="preserve">一键置顶（默认开，可取消）；位置记忆</w:t>
       </w:r>
     </w:p>
     <w:p>
@@ -5199,27 +4991,105 @@
           <w:bCs/>
           <w:lang w:val="zh-CN"/>
         </w:rPr>
-        <w:t xml:space="preserve">下载情况页（⬇）</w:t>
-      </w:r>
-      <w:r>
-        <w:rPr>
-          <w:rFonts w:hint="eastAsia"/>
-          <w:lang w:val="zh-CN"/>
-        </w:rPr>
-        <w:t xml:space="preserve">：侧栏「下载情况」统一管理所有下载任务：所有任务/正在下载/已暂停/出错/下载完成五标签切换；任务可暂停/继续/重试/移除/打开所在文件夹，进度条实时显示；出错标签一键重试，完成标签一键清空；重启软件后未完成任务自动转为已暂停可继续；并发数与文件命名等在</w:t>
-      </w:r>
-      <w:r>
-        <w:rPr>
-          <w:lang w:val="zh-CN"/>
-        </w:rPr>
-        <w:t xml:space="preserve"> </w:t>
-      </w:r>
-      <w:r>
-        <w:rPr>
-          <w:rFonts w:hint="eastAsia"/>
-          <w:lang w:val="zh-CN"/>
-        </w:rPr>
-        <w:t xml:space="preserve">设置</w:t>
+        <w:t xml:space="preserve">在线音乐页</w:t>
+      </w:r>
+      <w:r>
+        <w:rPr>
+          <w:rFonts w:hint="eastAsia"/>
+          <w:lang w:val="zh-CN"/>
+        </w:rPr>
+        <w:t xml:space="preserve">：搜索</w:t>
+      </w:r>
+      <w:r>
+        <w:rPr>
+          <w:lang w:val="zh-CN"/>
+        </w:rPr>
+        <w:t xml:space="preserve"> / </w:t>
+      </w:r>
+      <w:r>
+        <w:rPr>
+          <w:rFonts w:hint="eastAsia"/>
+          <w:lang w:val="zh-CN"/>
+        </w:rPr>
+        <w:t xml:space="preserve">排行榜</w:t>
+      </w:r>
+      <w:r>
+        <w:rPr>
+          <w:lang w:val="zh-CN"/>
+        </w:rPr>
+        <w:t xml:space="preserve"> / </w:t>
+      </w:r>
+      <w:r>
+        <w:rPr>
+          <w:rFonts w:hint="eastAsia"/>
+          <w:lang w:val="zh-CN"/>
+        </w:rPr>
+        <w:t xml:space="preserve">歌单广场</w:t>
+      </w:r>
+      <w:r>
+        <w:rPr>
+          <w:lang w:val="zh-CN"/>
+        </w:rPr>
+        <w:t xml:space="preserve"> / </w:t>
+      </w:r>
+      <w:r>
+        <w:rPr>
+          <w:rFonts w:hint="eastAsia"/>
+          <w:lang w:val="zh-CN"/>
+        </w:rPr>
+        <w:t xml:space="preserve">专辑四页签</w:t>
+      </w:r>
+      <w:r>
+        <w:rPr>
+          <w:lang w:val="zh-CN"/>
+        </w:rPr>
+        <w:t xml:space="preserve"> + </w:t>
+      </w:r>
+      <w:r>
+        <w:rPr>
+          <w:rFonts w:hint="eastAsia"/>
+          <w:lang w:val="zh-CN"/>
+        </w:rPr>
+        <w:t xml:space="preserve">五平台切换</w:t>
+      </w:r>
+      <w:r>
+        <w:rPr>
+          <w:lang w:val="zh-CN"/>
+        </w:rPr>
+        <w:t xml:space="preserve"> + </w:t>
+      </w:r>
+      <w:r>
+        <w:rPr>
+          <w:rFonts w:hint="eastAsia"/>
+          <w:lang w:val="zh-CN"/>
+        </w:rPr>
+        <w:t xml:space="preserve">音质下拉；音质列只显示按当前选择实际会播的档位（选</w:t>
+      </w:r>
+      <w:r>
+        <w:rPr>
+          <w:lang w:val="zh-CN"/>
+        </w:rPr>
+        <w:t xml:space="preserve"> FLAC </w:t>
+      </w:r>
+      <w:r>
+        <w:rPr>
+          <w:rFonts w:hint="eastAsia"/>
+          <w:lang w:val="zh-CN"/>
+        </w:rPr>
+        <w:t xml:space="preserve">时没有无损的歌曲自动降级显示</w:t>
+      </w:r>
+      <w:r>
+        <w:rPr>
+          <w:lang w:val="zh-CN"/>
+        </w:rPr>
+        <w:t xml:space="preserve"> </w:t>
+      </w:r>
+      <w:r>
+        <w:rPr>
+          <w:rFonts w:hint="eastAsia"/>
+          <w:lang w:val="zh-CN"/>
+        </w:rPr>
+        <w:t xml:space="preserve">320K/128K）；外文歌词自动显示中文翻译（源自带译文轨，设置</w:t>
       </w:r>
       <w:r>
         <w:rPr>
@@ -5232,20 +5102,163 @@
           <w:rFonts w:hint="eastAsia"/>
           <w:lang w:val="zh-CN"/>
         </w:rPr>
-        <w:t xml:space="preserve">下载</w:t>
-      </w:r>
-      <w:r>
-        <w:rPr>
-          <w:lang w:val="zh-CN"/>
-        </w:rPr>
-        <w:t xml:space="preserve"> </w:t>
-      </w:r>
-      <w:r>
-        <w:rPr>
-          <w:rFonts w:hint="eastAsia"/>
-          <w:lang w:val="zh-CN"/>
-        </w:rPr>
-        <w:t xml:space="preserve">调整</w:t>
+        <w:t xml:space="preserve">歌词「显示翻译行」可关）；歌单广场可按关键词搜索当前平台歌单（结果分页加载，✕</w:t>
+      </w:r>
+      <w:r>
+        <w:rPr>
+          <w:lang w:val="zh-CN"/>
+        </w:rPr>
+        <w:t xml:space="preserve"> </w:t>
+      </w:r>
+      <w:r>
+        <w:rPr>
+          <w:rFonts w:hint="eastAsia"/>
+          <w:lang w:val="zh-CN"/>
+        </w:rPr>
+        <w:t xml:space="preserve">清除回广场）；歌曲列表上方「列表内筛选」框可在已加载结果（搜索/榜单/歌单详情/收藏歌单/专辑曲目）中再过滤定位；歌曲行</w:t>
+      </w:r>
+      <w:r>
+        <w:rPr>
+          <w:lang w:val="zh-CN"/>
+        </w:rPr>
+        <w:t xml:space="preserve"> 🔗 </w:t>
+      </w:r>
+      <w:r>
+        <w:rPr>
+          <w:rFonts w:hint="eastAsia"/>
+          <w:lang w:val="zh-CN"/>
+        </w:rPr>
+        <w:t xml:space="preserve">复制平台分享链接（顶栏</w:t>
+      </w:r>
+      <w:r>
+        <w:rPr>
+          <w:lang w:val="zh-CN"/>
+        </w:rPr>
+        <w:t xml:space="preserve"> 🔗 </w:t>
+      </w:r>
+      <w:r>
+        <w:rPr>
+          <w:rFonts w:hint="eastAsia"/>
+          <w:lang w:val="zh-CN"/>
+        </w:rPr>
+        <w:t xml:space="preserve">复制播放中的歌；歌单详情</w:t>
+      </w:r>
+      <w:r>
+        <w:rPr>
+          <w:lang w:val="zh-CN"/>
+        </w:rPr>
+        <w:t xml:space="preserve"> 🔗 </w:t>
+      </w:r>
+      <w:r>
+        <w:rPr>
+          <w:rFonts w:hint="eastAsia"/>
+          <w:lang w:val="zh-CN"/>
+        </w:rPr>
+        <w:t xml:space="preserve">复制整个歌单链接，发群友直接点开）；歌单详情</w:t>
+      </w:r>
+      <w:r>
+        <w:rPr>
+          <w:lang w:val="zh-CN"/>
+        </w:rPr>
+        <w:t xml:space="preserve"> ☆ </w:t>
+      </w:r>
+      <w:r>
+        <w:rPr>
+          <w:rFonts w:hint="eastAsia"/>
+          <w:lang w:val="zh-CN"/>
+        </w:rPr>
+        <w:t xml:space="preserve">收藏（跨启动保留，侧栏「收藏的歌单」分组直达，✕</w:t>
+      </w:r>
+      <w:r>
+        <w:rPr>
+          <w:lang w:val="zh-CN"/>
+        </w:rPr>
+        <w:t xml:space="preserve"> </w:t>
+      </w:r>
+      <w:r>
+        <w:rPr>
+          <w:rFonts w:hint="eastAsia"/>
+          <w:lang w:val="zh-CN"/>
+        </w:rPr>
+        <w:t xml:space="preserve">取消）；「导入歌单」粘贴五大平台链接或纯数字</w:t>
+      </w:r>
+      <w:r>
+        <w:rPr>
+          <w:lang w:val="zh-CN"/>
+        </w:rPr>
+        <w:t xml:space="preserve"> ID </w:t>
+      </w:r>
+      <w:r>
+        <w:rPr>
+          <w:rFonts w:hint="eastAsia"/>
+          <w:lang w:val="zh-CN"/>
+        </w:rPr>
+        <w:t xml:space="preserve">直达；专辑页签搜专辑名、点卡片看全碟曲目（支持酷狗/酷我/QQ/网易四平台）；搜索历史自动记忆；批量下载已加载结果；右键「☑</w:t>
+      </w:r>
+      <w:r>
+        <w:rPr>
+          <w:lang w:val="zh-CN"/>
+        </w:rPr>
+        <w:t xml:space="preserve"> </w:t>
+      </w:r>
+      <w:r>
+        <w:rPr>
+          <w:rFonts w:hint="eastAsia"/>
+          <w:lang w:val="zh-CN"/>
+        </w:rPr>
+        <w:t xml:space="preserve">多选」进入多选模式批量勾选下载</w:t>
+      </w:r>
+      <w:r>
+        <w:rPr>
+          <w:lang w:val="zh-CN"/>
+        </w:rPr>
+        <w:t xml:space="preserve"> / </w:t>
+      </w:r>
+      <w:r>
+        <w:rPr>
+          <w:rFonts w:hint="eastAsia"/>
+          <w:lang w:val="zh-CN"/>
+        </w:rPr>
+        <w:t xml:space="preserve">批量加到在线歌单；歌曲行</w:t>
+      </w:r>
+      <w:r>
+        <w:rPr>
+          <w:lang w:val="zh-CN"/>
+        </w:rPr>
+        <w:t xml:space="preserve"> ♥ </w:t>
+      </w:r>
+      <w:r>
+        <w:rPr>
+          <w:rFonts w:hint="eastAsia"/>
+          <w:lang w:val="zh-CN"/>
+        </w:rPr>
+        <w:t xml:space="preserve">收藏到在线歌单、专辑详情「♥</w:t>
+      </w:r>
+      <w:r>
+        <w:rPr>
+          <w:lang w:val="zh-CN"/>
+        </w:rPr>
+        <w:t xml:space="preserve"> </w:t>
+      </w:r>
+      <w:r>
+        <w:rPr>
+          <w:rFonts w:hint="eastAsia"/>
+          <w:lang w:val="zh-CN"/>
+        </w:rPr>
+        <w:t xml:space="preserve">收藏整专」、顶栏</w:t>
+      </w:r>
+      <w:r>
+        <w:rPr>
+          <w:lang w:val="zh-CN"/>
+        </w:rPr>
+        <w:t xml:space="preserve"> ♥ </w:t>
+      </w:r>
+      <w:r>
+        <w:rPr>
+          <w:rFonts w:hint="eastAsia"/>
+          <w:lang w:val="zh-CN"/>
+        </w:rPr>
+        <w:t xml:space="preserve">收藏播放中的在线歌</w:t>
       </w:r>
     </w:p>
     <w:p>
@@ -5263,144 +5276,53 @@
           <w:bCs/>
           <w:lang w:val="zh-CN"/>
         </w:rPr>
-        <w:t xml:space="preserve">在线歌单（流媒体收藏）</w:t>
-      </w:r>
-      <w:r>
-        <w:rPr>
-          <w:rFonts w:hint="eastAsia"/>
-          <w:lang w:val="zh-CN"/>
-        </w:rPr>
-        <w:t xml:space="preserve">：侧栏「在线歌单」分组：＋</w:t>
-      </w:r>
-      <w:r>
-        <w:rPr>
-          <w:lang w:val="zh-CN"/>
-        </w:rPr>
-        <w:t xml:space="preserve"> </w:t>
-      </w:r>
-      <w:r>
-        <w:rPr>
-          <w:rFonts w:hint="eastAsia"/>
-          <w:lang w:val="zh-CN"/>
-        </w:rPr>
-        <w:t xml:space="preserve">新建、✕</w:t>
-      </w:r>
-      <w:r>
-        <w:rPr>
-          <w:lang w:val="zh-CN"/>
-        </w:rPr>
-        <w:t xml:space="preserve"> </w:t>
-      </w:r>
-      <w:r>
-        <w:rPr>
-          <w:rFonts w:hint="eastAsia"/>
-          <w:lang w:val="zh-CN"/>
-        </w:rPr>
-        <w:t xml:space="preserve">删除、点列表名改名、▶</w:t>
-      </w:r>
-      <w:r>
-        <w:rPr>
-          <w:lang w:val="zh-CN"/>
-        </w:rPr>
-        <w:t xml:space="preserve"> </w:t>
-      </w:r>
-      <w:r>
-        <w:rPr>
-          <w:rFonts w:hint="eastAsia"/>
-          <w:lang w:val="zh-CN"/>
-        </w:rPr>
-        <w:t xml:space="preserve">播放</w:t>
-      </w:r>
-      <w:r>
-        <w:rPr>
-          <w:lang w:val="zh-CN"/>
-        </w:rPr>
-        <w:t xml:space="preserve"> / 🔀 </w:t>
-      </w:r>
-      <w:r>
-        <w:rPr>
-          <w:rFonts w:hint="eastAsia"/>
-          <w:lang w:val="zh-CN"/>
-        </w:rPr>
-        <w:t xml:space="preserve">随机播放、📥</w:t>
-      </w:r>
-      <w:r>
-        <w:rPr>
-          <w:lang w:val="zh-CN"/>
-        </w:rPr>
-        <w:t xml:space="preserve"> </w:t>
-      </w:r>
-      <w:r>
-        <w:rPr>
-          <w:rFonts w:hint="eastAsia"/>
-          <w:lang w:val="zh-CN"/>
-        </w:rPr>
-        <w:t xml:space="preserve">导入在线歌单（.anniespl）；右键歌单可「📤</w:t>
-      </w:r>
-      <w:r>
-        <w:rPr>
-          <w:lang w:val="zh-CN"/>
-        </w:rPr>
-        <w:t xml:space="preserve"> </w:t>
-      </w:r>
-      <w:r>
-        <w:rPr>
-          <w:rFonts w:hint="eastAsia"/>
-          <w:lang w:val="zh-CN"/>
-        </w:rPr>
-        <w:t xml:space="preserve">导出在线歌单…」生成</w:t>
-      </w:r>
-      <w:r>
-        <w:rPr>
-          <w:lang w:val="zh-CN"/>
-        </w:rPr>
-        <w:t xml:space="preserve"> .anniespl </w:t>
-      </w:r>
-      <w:r>
-        <w:rPr>
-          <w:rFonts w:hint="eastAsia"/>
-          <w:lang w:val="zh-CN"/>
-        </w:rPr>
-        <w:t xml:space="preserve">文件——流媒体曲目存平台</w:t>
-      </w:r>
-      <w:r>
-        <w:rPr>
-          <w:lang w:val="zh-CN"/>
-        </w:rPr>
-        <w:t xml:space="preserve"> ID </w:t>
-      </w:r>
-      <w:r>
-        <w:rPr>
-          <w:rFonts w:hint="eastAsia"/>
-          <w:lang w:val="zh-CN"/>
-        </w:rPr>
-        <w:t xml:space="preserve">快照（不依赖本地文件），拷到另一台电脑导入后联网即可播放，重装系统也能恢复；封面默认取第一首曲目封面（整专收藏即专辑封面）；歌单头部搜索框可在歌单内过滤定位；收藏存平台曲目信息（不存播放地址），每次播放现解析</w:t>
-      </w:r>
-      <w:r>
-        <w:rPr>
-          <w:lang w:val="zh-CN"/>
-        </w:rPr>
-        <w:t xml:space="preserve"> URL </w:t>
-      </w:r>
-      <w:r>
-        <w:rPr>
-          <w:rFonts w:hint="eastAsia"/>
-          <w:lang w:val="zh-CN"/>
-        </w:rPr>
-        <w:t xml:space="preserve">不怕过期，歌词/封面/独占输出全自动；与本地播放列表互不相混；行内</w:t>
-      </w:r>
-      <w:r>
-        <w:rPr>
-          <w:lang w:val="zh-CN"/>
-        </w:rPr>
-        <w:t xml:space="preserve"> ✕ </w:t>
-      </w:r>
-      <w:r>
-        <w:rPr>
-          <w:rFonts w:hint="eastAsia"/>
-          <w:lang w:val="zh-CN"/>
-        </w:rPr>
-        <w:t xml:space="preserve">移除单曲；在线播放联动全局播放模式（顺序/随机/单曲循环）</w:t>
+        <w:t xml:space="preserve">下载情况页（⬇）</w:t>
+      </w:r>
+      <w:r>
+        <w:rPr>
+          <w:rFonts w:hint="eastAsia"/>
+          <w:lang w:val="zh-CN"/>
+        </w:rPr>
+        <w:t xml:space="preserve">：侧栏「下载情况」统一管理所有下载任务：所有任务/正在下载/已暂停/出错/下载完成五标签切换；任务可暂停/继续/重试/移除/打开所在文件夹，进度条实时显示；出错标签一键重试，完成标签一键清空；重启软件后未完成任务自动转为已暂停可继续；并发数与文件命名等在</w:t>
+      </w:r>
+      <w:r>
+        <w:rPr>
+          <w:lang w:val="zh-CN"/>
+        </w:rPr>
+        <w:t xml:space="preserve"> </w:t>
+      </w:r>
+      <w:r>
+        <w:rPr>
+          <w:rFonts w:hint="eastAsia"/>
+          <w:lang w:val="zh-CN"/>
+        </w:rPr>
+        <w:t xml:space="preserve">设置</w:t>
+      </w:r>
+      <w:r>
+        <w:rPr>
+          <w:lang w:val="zh-CN"/>
+        </w:rPr>
+        <w:t xml:space="preserve"> → </w:t>
+      </w:r>
+      <w:r>
+        <w:rPr>
+          <w:rFonts w:hint="eastAsia"/>
+          <w:lang w:val="zh-CN"/>
+        </w:rPr>
+        <w:t xml:space="preserve">下载</w:t>
+      </w:r>
+      <w:r>
+        <w:rPr>
+          <w:lang w:val="zh-CN"/>
+        </w:rPr>
+        <w:t xml:space="preserve"> </w:t>
+      </w:r>
+      <w:r>
+        <w:rPr>
+          <w:rFonts w:hint="eastAsia"/>
+          <w:lang w:val="zh-CN"/>
+        </w:rPr>
+        <w:t xml:space="preserve">调整</w:t>
       </w:r>
     </w:p>
     <w:p>
@@ -5418,148 +5340,144 @@
           <w:bCs/>
           <w:lang w:val="zh-CN"/>
         </w:rPr>
-        <w:t xml:space="preserve">Qobuz（侧栏</w:t>
-      </w:r>
-      <w:r>
-        <w:rPr>
-          <w:b/>
-          <w:bCs/>
-          <w:lang w:val="zh-CN"/>
-        </w:rPr>
-        <w:t xml:space="preserve"> </w:t>
-      </w:r>
-      <w:r>
-        <w:rPr>
-          <w:rFonts w:hint="eastAsia"/>
-          <w:b/>
-          <w:bCs/>
-          <w:lang w:val="zh-CN"/>
-        </w:rPr>
-        <w:t xml:space="preserve">🔷）</w:t>
-      </w:r>
-      <w:r>
-        <w:rPr>
-          <w:rFonts w:hint="eastAsia"/>
-          <w:lang w:val="zh-CN"/>
-        </w:rPr>
-        <w:t xml:space="preserve">：登录自己的</w:t>
-      </w:r>
-      <w:r>
-        <w:rPr>
-          <w:lang w:val="zh-CN"/>
-        </w:rPr>
-        <w:t xml:space="preserve"> Qobuz </w:t>
-      </w:r>
-      <w:r>
-        <w:rPr>
-          <w:rFonts w:hint="eastAsia"/>
-          <w:lang w:val="zh-CN"/>
-        </w:rPr>
-        <w:t xml:space="preserve">付费账号（邮箱+密码</w:t>
-      </w:r>
-      <w:r>
-        <w:rPr>
-          <w:lang w:val="zh-CN"/>
-        </w:rPr>
-        <w:t xml:space="preserve"> </w:t>
-      </w:r>
-      <w:r>
-        <w:rPr>
-          <w:rFonts w:hint="eastAsia"/>
-          <w:lang w:val="zh-CN"/>
-        </w:rPr>
-        <w:t xml:space="preserve">或</w:t>
-      </w:r>
-      <w:r>
-        <w:rPr>
-          <w:lang w:val="zh-CN"/>
-        </w:rPr>
-        <w:t xml:space="preserve"> </w:t>
-      </w:r>
-      <w:r>
-        <w:rPr>
-          <w:rFonts w:hint="eastAsia"/>
-          <w:lang w:val="zh-CN"/>
-        </w:rPr>
-        <w:t xml:space="preserve">user_auth_token，凭据仅本机加密保存）：搜索专辑/单曲/歌单，收藏专辑/收藏单曲/我的歌单快捷入口，详情页点曲目即播——最高</w:t>
-      </w:r>
-      <w:r>
-        <w:rPr>
-          <w:lang w:val="zh-CN"/>
-        </w:rPr>
-        <w:t xml:space="preserve"> 24bit/192kHz FLAC </w:t>
-      </w:r>
-      <w:r>
-        <w:rPr>
-          <w:rFonts w:hint="eastAsia"/>
-          <w:lang w:val="zh-CN"/>
-        </w:rPr>
-        <w:t xml:space="preserve">直链，bit-perfect</w:t>
-      </w:r>
-      <w:r>
-        <w:rPr>
-          <w:lang w:val="zh-CN"/>
-        </w:rPr>
-        <w:t xml:space="preserve"> </w:t>
-      </w:r>
-      <w:r>
-        <w:rPr>
-          <w:rFonts w:hint="eastAsia"/>
-          <w:lang w:val="zh-CN"/>
-        </w:rPr>
-        <w:t xml:space="preserve">独占输出与本地同一管线；歌词按标题+艺人走五大平台兜底匹配（Qobuz</w:t>
-      </w:r>
-      <w:r>
-        <w:rPr>
-          <w:lang w:val="zh-CN"/>
-        </w:rPr>
-        <w:t xml:space="preserve"> </w:t>
-      </w:r>
-      <w:r>
-        <w:rPr>
-          <w:rFonts w:hint="eastAsia"/>
-          <w:lang w:val="zh-CN"/>
-        </w:rPr>
-        <w:t xml:space="preserve">无歌词接口，含翻译行）；音质四档可选，顶栏实时显示播放音质；详情页</w:t>
-      </w:r>
-      <w:r>
-        <w:rPr>
-          <w:lang w:val="zh-CN"/>
-        </w:rPr>
-        <w:t xml:space="preserve"> ♥ </w:t>
-      </w:r>
-      <w:r>
-        <w:rPr>
-          <w:rFonts w:hint="eastAsia"/>
-          <w:lang w:val="zh-CN"/>
-        </w:rPr>
-        <w:t xml:space="preserve">收藏专辑/歌单到</w:t>
-      </w:r>
-      <w:r>
-        <w:rPr>
-          <w:lang w:val="zh-CN"/>
-        </w:rPr>
-        <w:t xml:space="preserve"> Qobuz </w:t>
-      </w:r>
-      <w:r>
-        <w:rPr>
-          <w:rFonts w:hint="eastAsia"/>
-          <w:lang w:val="zh-CN"/>
-        </w:rPr>
-        <w:t xml:space="preserve">账号（与官方</w:t>
-      </w:r>
-      <w:r>
-        <w:rPr>
-          <w:lang w:val="zh-CN"/>
-        </w:rPr>
-        <w:t xml:space="preserve"> App </w:t>
-      </w:r>
-      <w:r>
-        <w:rPr>
-          <w:rFonts w:hint="eastAsia"/>
-          <w:lang w:val="zh-CN"/>
-        </w:rPr>
-        <w:t xml:space="preserve">实时同步，再点取消）</w:t>
+        <w:t xml:space="preserve">在线歌单（流媒体收藏）</w:t>
+      </w:r>
+      <w:r>
+        <w:rPr>
+          <w:rFonts w:hint="eastAsia"/>
+          <w:lang w:val="zh-CN"/>
+        </w:rPr>
+        <w:t xml:space="preserve">：侧栏「在线歌单」分组：＋</w:t>
+      </w:r>
+      <w:r>
+        <w:rPr>
+          <w:lang w:val="zh-CN"/>
+        </w:rPr>
+        <w:t xml:space="preserve"> </w:t>
+      </w:r>
+      <w:r>
+        <w:rPr>
+          <w:rFonts w:hint="eastAsia"/>
+          <w:lang w:val="zh-CN"/>
+        </w:rPr>
+        <w:t xml:space="preserve">新建、✕</w:t>
+      </w:r>
+      <w:r>
+        <w:rPr>
+          <w:lang w:val="zh-CN"/>
+        </w:rPr>
+        <w:t xml:space="preserve"> </w:t>
+      </w:r>
+      <w:r>
+        <w:rPr>
+          <w:rFonts w:hint="eastAsia"/>
+          <w:lang w:val="zh-CN"/>
+        </w:rPr>
+        <w:t xml:space="preserve">删除、点列表名改名、▶</w:t>
+      </w:r>
+      <w:r>
+        <w:rPr>
+          <w:lang w:val="zh-CN"/>
+        </w:rPr>
+        <w:t xml:space="preserve"> </w:t>
+      </w:r>
+      <w:r>
+        <w:rPr>
+          <w:rFonts w:hint="eastAsia"/>
+          <w:lang w:val="zh-CN"/>
+        </w:rPr>
+        <w:t xml:space="preserve">播放</w:t>
+      </w:r>
+      <w:r>
+        <w:rPr>
+          <w:lang w:val="zh-CN"/>
+        </w:rPr>
+        <w:t xml:space="preserve"> / 🔀 </w:t>
+      </w:r>
+      <w:r>
+        <w:rPr>
+          <w:rFonts w:hint="eastAsia"/>
+          <w:lang w:val="zh-CN"/>
+        </w:rPr>
+        <w:t xml:space="preserve">随机播放、📥</w:t>
+      </w:r>
+      <w:r>
+        <w:rPr>
+          <w:lang w:val="zh-CN"/>
+        </w:rPr>
+        <w:t xml:space="preserve"> </w:t>
+      </w:r>
+      <w:r>
+        <w:rPr>
+          <w:rFonts w:hint="eastAsia"/>
+          <w:lang w:val="zh-CN"/>
+        </w:rPr>
+        <w:t xml:space="preserve">导入在线歌单（.anniespl）；右键歌单可「📤</w:t>
+      </w:r>
+      <w:r>
+        <w:rPr>
+          <w:lang w:val="zh-CN"/>
+        </w:rPr>
+        <w:t xml:space="preserve"> </w:t>
+      </w:r>
+      <w:r>
+        <w:rPr>
+          <w:rFonts w:hint="eastAsia"/>
+          <w:lang w:val="zh-CN"/>
+        </w:rPr>
+        <w:t xml:space="preserve">导出在线歌单…」生成</w:t>
+      </w:r>
+      <w:r>
+        <w:rPr>
+          <w:lang w:val="zh-CN"/>
+        </w:rPr>
+        <w:t xml:space="preserve"> .anniespl </w:t>
+      </w:r>
+      <w:r>
+        <w:rPr>
+          <w:rFonts w:hint="eastAsia"/>
+          <w:lang w:val="zh-CN"/>
+        </w:rPr>
+        <w:t xml:space="preserve">文件——流媒体曲目存平台</w:t>
+      </w:r>
+      <w:r>
+        <w:rPr>
+          <w:lang w:val="zh-CN"/>
+        </w:rPr>
+        <w:t xml:space="preserve"> ID </w:t>
+      </w:r>
+      <w:r>
+        <w:rPr>
+          <w:rFonts w:hint="eastAsia"/>
+          <w:lang w:val="zh-CN"/>
+        </w:rPr>
+        <w:t xml:space="preserve">快照（不依赖本地文件），拷到另一台电脑导入后联网即可播放，重装系统也能恢复；封面默认取第一首曲目封面（整专收藏即专辑封面）；歌单头部搜索框可在歌单内过滤定位；收藏存平台曲目信息（不存播放地址），每次播放现解析</w:t>
+      </w:r>
+      <w:r>
+        <w:rPr>
+          <w:lang w:val="zh-CN"/>
+        </w:rPr>
+        <w:t xml:space="preserve"> URL </w:t>
+      </w:r>
+      <w:r>
+        <w:rPr>
+          <w:rFonts w:hint="eastAsia"/>
+          <w:lang w:val="zh-CN"/>
+        </w:rPr>
+        <w:t xml:space="preserve">不怕过期，歌词/封面/独占输出全自动；与本地播放列表互不相混；行内</w:t>
+      </w:r>
+      <w:r>
+        <w:rPr>
+          <w:lang w:val="zh-CN"/>
+        </w:rPr>
+        <w:t xml:space="preserve"> ✕ </w:t>
+      </w:r>
+      <w:r>
+        <w:rPr>
+          <w:rFonts w:hint="eastAsia"/>
+          <w:lang w:val="zh-CN"/>
+        </w:rPr>
+        <w:t xml:space="preserve">移除单曲；在线播放联动全局播放模式（顺序/随机/单曲循环）</w:t>
       </w:r>
     </w:p>
     <w:p>
@@ -5572,66 +5490,36 @@
       </w:pPr>
       <w:r>
         <w:rPr>
-          <w:b/>
-          <w:bCs/>
-          <w:lang w:val="zh-CN"/>
-        </w:rPr>
-        <w:t xml:space="preserve">Qobuz </w:t>
-      </w:r>
-      <w:r>
-        <w:rPr>
-          <w:rFonts w:hint="eastAsia"/>
-          <w:b/>
-          <w:bCs/>
-          <w:lang w:val="zh-CN"/>
-        </w:rPr>
-        <w:t xml:space="preserve">下载</w:t>
-      </w:r>
-      <w:r>
-        <w:rPr>
-          <w:rFonts w:hint="eastAsia"/>
-          <w:lang w:val="zh-CN"/>
-        </w:rPr>
-        <w:t xml:space="preserve">：曲目行</w:t>
-      </w:r>
-      <w:r>
-        <w:rPr>
-          <w:lang w:val="zh-CN"/>
-        </w:rPr>
-        <w:t xml:space="preserve"> ⬇ </w:t>
-      </w:r>
-      <w:r>
-        <w:rPr>
-          <w:rFonts w:hint="eastAsia"/>
-          <w:lang w:val="zh-CN"/>
-        </w:rPr>
-        <w:t xml:space="preserve">单曲下载</w:t>
-      </w:r>
-      <w:r>
-        <w:rPr>
-          <w:lang w:val="zh-CN"/>
-        </w:rPr>
-        <w:t xml:space="preserve"> / </w:t>
-      </w:r>
-      <w:r>
-        <w:rPr>
-          <w:rFonts w:hint="eastAsia"/>
-          <w:lang w:val="zh-CN"/>
-        </w:rPr>
-        <w:t xml:space="preserve">详情页「下载全部」/</w:t>
-      </w:r>
-      <w:r>
-        <w:rPr>
-          <w:lang w:val="zh-CN"/>
-        </w:rPr>
-        <w:t xml:space="preserve"> </w:t>
-      </w:r>
-      <w:r>
-        <w:rPr>
-          <w:rFonts w:hint="eastAsia"/>
-          <w:lang w:val="zh-CN"/>
-        </w:rPr>
-        <w:t xml:space="preserve">粘贴</w:t>
+          <w:rFonts w:hint="eastAsia"/>
+          <w:b/>
+          <w:bCs/>
+          <w:lang w:val="zh-CN"/>
+        </w:rPr>
+        <w:t xml:space="preserve">Qobuz（侧栏</w:t>
+      </w:r>
+      <w:r>
+        <w:rPr>
+          <w:b/>
+          <w:bCs/>
+          <w:lang w:val="zh-CN"/>
+        </w:rPr>
+        <w:t xml:space="preserve"> </w:t>
+      </w:r>
+      <w:r>
+        <w:rPr>
+          <w:rFonts w:hint="eastAsia"/>
+          <w:b/>
+          <w:bCs/>
+          <w:lang w:val="zh-CN"/>
+        </w:rPr>
+        <w:t xml:space="preserve">🔷）</w:t>
+      </w:r>
+      <w:r>
+        <w:rPr>
+          <w:rFonts w:hint="eastAsia"/>
+          <w:lang w:val="zh-CN"/>
+        </w:rPr>
+        <w:t xml:space="preserve">：登录自己的</w:t>
       </w:r>
       <w:r>
         <w:rPr>
@@ -5644,98 +5532,111 @@
           <w:rFonts w:hint="eastAsia"/>
           <w:lang w:val="zh-CN"/>
         </w:rPr>
-        <w:t xml:space="preserve">链接或</w:t>
-      </w:r>
-      <w:r>
-        <w:rPr>
-          <w:lang w:val="zh-CN"/>
-        </w:rPr>
-        <w:t xml:space="preserve"> ID </w:t>
-      </w:r>
-      <w:r>
-        <w:rPr>
-          <w:rFonts w:hint="eastAsia"/>
-          <w:lang w:val="zh-CN"/>
-        </w:rPr>
-        <w:t xml:space="preserve">解析下载（专辑/单曲/歌单）；并发</w:t>
-      </w:r>
-      <w:r>
-        <w:rPr>
-          <w:lang w:val="zh-CN"/>
-        </w:rPr>
-        <w:t xml:space="preserve"> 3 + </w:t>
-      </w:r>
-      <w:r>
-        <w:rPr>
-          <w:rFonts w:hint="eastAsia"/>
-          <w:lang w:val="zh-CN"/>
-        </w:rPr>
-        <w:t xml:space="preserve">失败自动重试</w:t>
-      </w:r>
-      <w:r>
-        <w:rPr>
-          <w:lang w:val="zh-CN"/>
-        </w:rPr>
-        <w:t xml:space="preserve"> + </w:t>
-      </w:r>
-      <w:r>
-        <w:rPr>
-          <w:rFonts w:hint="eastAsia"/>
-          <w:lang w:val="zh-CN"/>
-        </w:rPr>
-        <w:t xml:space="preserve">断点续传；专辑自动按「艺人</w:t>
-      </w:r>
-      <w:r>
-        <w:rPr>
-          <w:lang w:val="zh-CN"/>
-        </w:rPr>
-        <w:t xml:space="preserve"> - </w:t>
-      </w:r>
-      <w:r>
-        <w:rPr>
-          <w:rFonts w:hint="eastAsia"/>
-          <w:lang w:val="zh-CN"/>
-        </w:rPr>
-        <w:t xml:space="preserve">专辑</w:t>
-      </w:r>
-      <w:r>
-        <w:rPr>
-          <w:lang w:val="zh-CN"/>
-        </w:rPr>
-        <w:t xml:space="preserve"> / </w:t>
-      </w:r>
-      <w:r>
-        <w:rPr>
-          <w:rFonts w:hint="eastAsia"/>
-          <w:lang w:val="zh-CN"/>
-        </w:rPr>
-        <w:t xml:space="preserve">序号</w:t>
-      </w:r>
-      <w:r>
-        <w:rPr>
-          <w:lang w:val="zh-CN"/>
-        </w:rPr>
-        <w:t xml:space="preserve"> - </w:t>
-      </w:r>
-      <w:r>
-        <w:rPr>
-          <w:rFonts w:hint="eastAsia"/>
-          <w:lang w:val="zh-CN"/>
-        </w:rPr>
-        <w:t xml:space="preserve">标题」归档；账号栏</w:t>
-      </w:r>
-      <w:r>
-        <w:rPr>
-          <w:lang w:val="zh-CN"/>
-        </w:rPr>
-        <w:t xml:space="preserve"> 📁 </w:t>
-      </w:r>
-      <w:r>
-        <w:rPr>
-          <w:rFonts w:hint="eastAsia"/>
-          <w:lang w:val="zh-CN"/>
-        </w:rPr>
-        <w:t xml:space="preserve">自选下载目录（默认与流媒体下载目录相同，可一键恢复默认），同名已存在自动跳过</w:t>
+        <w:t xml:space="preserve">付费账号（邮箱+密码</w:t>
+      </w:r>
+      <w:r>
+        <w:rPr>
+          <w:lang w:val="zh-CN"/>
+        </w:rPr>
+        <w:t xml:space="preserve"> </w:t>
+      </w:r>
+      <w:r>
+        <w:rPr>
+          <w:rFonts w:hint="eastAsia"/>
+          <w:lang w:val="zh-CN"/>
+        </w:rPr>
+        <w:t xml:space="preserve">或</w:t>
+      </w:r>
+      <w:r>
+        <w:rPr>
+          <w:lang w:val="zh-CN"/>
+        </w:rPr>
+        <w:t xml:space="preserve"> </w:t>
+      </w:r>
+      <w:r>
+        <w:rPr>
+          <w:rFonts w:hint="eastAsia"/>
+          <w:lang w:val="zh-CN"/>
+        </w:rPr>
+        <w:t xml:space="preserve">user_auth_token，凭据仅本机加密保存）：搜索专辑/单曲/歌单，收藏专辑/收藏单曲/我的歌单快捷入口，详情页点曲目即播——最高</w:t>
+      </w:r>
+      <w:r>
+        <w:rPr>
+          <w:lang w:val="zh-CN"/>
+        </w:rPr>
+        <w:t xml:space="preserve"> 24bit/192kHz FLAC </w:t>
+      </w:r>
+      <w:r>
+        <w:rPr>
+          <w:rFonts w:hint="eastAsia"/>
+          <w:lang w:val="zh-CN"/>
+        </w:rPr>
+        <w:t xml:space="preserve">直链，bit-perfect</w:t>
+      </w:r>
+      <w:r>
+        <w:rPr>
+          <w:lang w:val="zh-CN"/>
+        </w:rPr>
+        <w:t xml:space="preserve"> </w:t>
+      </w:r>
+      <w:r>
+        <w:rPr>
+          <w:rFonts w:hint="eastAsia"/>
+          <w:lang w:val="zh-CN"/>
+        </w:rPr>
+        <w:t xml:space="preserve">独占输出与本地同一管线；歌词按标题+艺人走五大平台兜底匹配（Qobuz</w:t>
+      </w:r>
+      <w:r>
+        <w:rPr>
+          <w:lang w:val="zh-CN"/>
+        </w:rPr>
+        <w:t xml:space="preserve"> </w:t>
+      </w:r>
+      <w:r>
+        <w:rPr>
+          <w:rFonts w:hint="eastAsia"/>
+          <w:lang w:val="zh-CN"/>
+        </w:rPr>
+        <w:t xml:space="preserve">无歌词接口，含翻译行）；音质四档可选，顶栏实时显示播放音质；详情页</w:t>
+      </w:r>
+      <w:r>
+        <w:rPr>
+          <w:lang w:val="zh-CN"/>
+        </w:rPr>
+        <w:t xml:space="preserve"> ♥ </w:t>
+      </w:r>
+      <w:r>
+        <w:rPr>
+          <w:rFonts w:hint="eastAsia"/>
+          <w:lang w:val="zh-CN"/>
+        </w:rPr>
+        <w:t xml:space="preserve">收藏专辑/歌单到</w:t>
+      </w:r>
+      <w:r>
+        <w:rPr>
+          <w:lang w:val="zh-CN"/>
+        </w:rPr>
+        <w:t xml:space="preserve"> Qobuz </w:t>
+      </w:r>
+      <w:r>
+        <w:rPr>
+          <w:rFonts w:hint="eastAsia"/>
+          <w:lang w:val="zh-CN"/>
+        </w:rPr>
+        <w:t xml:space="preserve">账号（与官方</w:t>
+      </w:r>
+      <w:r>
+        <w:rPr>
+          <w:lang w:val="zh-CN"/>
+        </w:rPr>
+        <w:t xml:space="preserve"> App </w:t>
+      </w:r>
+      <w:r>
+        <w:rPr>
+          <w:rFonts w:hint="eastAsia"/>
+          <w:lang w:val="zh-CN"/>
+        </w:rPr>
+        <w:t xml:space="preserve">实时同步，再点取消）</w:t>
       </w:r>
     </w:p>
     <w:p>
@@ -5748,19 +5649,170 @@
       </w:pPr>
       <w:r>
         <w:rPr>
-          <w:rFonts w:hint="eastAsia"/>
-          <w:b/>
-          <w:bCs/>
-          <w:lang w:val="zh-CN"/>
-        </w:rPr>
-        <w:t xml:space="preserve">亮/暗切换（☀/🌙）</w:t>
-      </w:r>
-      <w:r>
-        <w:rPr>
-          <w:rFonts w:hint="eastAsia"/>
-          <w:lang w:val="zh-CN"/>
-        </w:rPr>
-        <w:t xml:space="preserve">：独立记忆；亮色为柔和暖白，封面氛围背景与沉浸页自动适配</w:t>
+          <w:b/>
+          <w:bCs/>
+          <w:lang w:val="zh-CN"/>
+        </w:rPr>
+        <w:t xml:space="preserve">Qobuz </w:t>
+      </w:r>
+      <w:r>
+        <w:rPr>
+          <w:rFonts w:hint="eastAsia"/>
+          <w:b/>
+          <w:bCs/>
+          <w:lang w:val="zh-CN"/>
+        </w:rPr>
+        <w:t xml:space="preserve">下载</w:t>
+      </w:r>
+      <w:r>
+        <w:rPr>
+          <w:rFonts w:hint="eastAsia"/>
+          <w:lang w:val="zh-CN"/>
+        </w:rPr>
+        <w:t xml:space="preserve">：曲目行</w:t>
+      </w:r>
+      <w:r>
+        <w:rPr>
+          <w:lang w:val="zh-CN"/>
+        </w:rPr>
+        <w:t xml:space="preserve"> ⬇ </w:t>
+      </w:r>
+      <w:r>
+        <w:rPr>
+          <w:rFonts w:hint="eastAsia"/>
+          <w:lang w:val="zh-CN"/>
+        </w:rPr>
+        <w:t xml:space="preserve">单曲下载</w:t>
+      </w:r>
+      <w:r>
+        <w:rPr>
+          <w:lang w:val="zh-CN"/>
+        </w:rPr>
+        <w:t xml:space="preserve"> / </w:t>
+      </w:r>
+      <w:r>
+        <w:rPr>
+          <w:rFonts w:hint="eastAsia"/>
+          <w:lang w:val="zh-CN"/>
+        </w:rPr>
+        <w:t xml:space="preserve">详情页「下载全部」；粘贴</w:t>
+      </w:r>
+      <w:r>
+        <w:rPr>
+          <w:lang w:val="zh-CN"/>
+        </w:rPr>
+        <w:t xml:space="preserve"> Qobuz </w:t>
+      </w:r>
+      <w:r>
+        <w:rPr>
+          <w:rFonts w:hint="eastAsia"/>
+          <w:lang w:val="zh-CN"/>
+        </w:rPr>
+        <w:t xml:space="preserve">链接或</w:t>
+      </w:r>
+      <w:r>
+        <w:rPr>
+          <w:lang w:val="zh-CN"/>
+        </w:rPr>
+        <w:t xml:space="preserve"> ID </w:t>
+      </w:r>
+      <w:r>
+        <w:rPr>
+          <w:rFonts w:hint="eastAsia"/>
+          <w:lang w:val="zh-CN"/>
+        </w:rPr>
+        <w:t xml:space="preserve">解析：专辑/歌单链接直接打开完整曲目详情（可逐首播放、逐首下载，顶部保留「下载全部」与</w:t>
+      </w:r>
+      <w:r>
+        <w:rPr>
+          <w:lang w:val="zh-CN"/>
+        </w:rPr>
+        <w:t xml:space="preserve"> ♥ </w:t>
+      </w:r>
+      <w:r>
+        <w:rPr>
+          <w:rFonts w:hint="eastAsia"/>
+          <w:lang w:val="zh-CN"/>
+        </w:rPr>
+        <w:t xml:space="preserve">收藏），单曲链接仍是横幅一键下载；并发</w:t>
+      </w:r>
+      <w:r>
+        <w:rPr>
+          <w:lang w:val="zh-CN"/>
+        </w:rPr>
+        <w:t xml:space="preserve"> 3 + </w:t>
+      </w:r>
+      <w:r>
+        <w:rPr>
+          <w:rFonts w:hint="eastAsia"/>
+          <w:lang w:val="zh-CN"/>
+        </w:rPr>
+        <w:t xml:space="preserve">失败自动重试</w:t>
+      </w:r>
+      <w:r>
+        <w:rPr>
+          <w:lang w:val="zh-CN"/>
+        </w:rPr>
+        <w:t xml:space="preserve"> + </w:t>
+      </w:r>
+      <w:r>
+        <w:rPr>
+          <w:rFonts w:hint="eastAsia"/>
+          <w:lang w:val="zh-CN"/>
+        </w:rPr>
+        <w:t xml:space="preserve">断点续传；专辑自动按「艺人</w:t>
+      </w:r>
+      <w:r>
+        <w:rPr>
+          <w:lang w:val="zh-CN"/>
+        </w:rPr>
+        <w:t xml:space="preserve"> - </w:t>
+      </w:r>
+      <w:r>
+        <w:rPr>
+          <w:rFonts w:hint="eastAsia"/>
+          <w:lang w:val="zh-CN"/>
+        </w:rPr>
+        <w:t xml:space="preserve">专辑</w:t>
+      </w:r>
+      <w:r>
+        <w:rPr>
+          <w:lang w:val="zh-CN"/>
+        </w:rPr>
+        <w:t xml:space="preserve"> / </w:t>
+      </w:r>
+      <w:r>
+        <w:rPr>
+          <w:rFonts w:hint="eastAsia"/>
+          <w:lang w:val="zh-CN"/>
+        </w:rPr>
+        <w:t xml:space="preserve">序号</w:t>
+      </w:r>
+      <w:r>
+        <w:rPr>
+          <w:lang w:val="zh-CN"/>
+        </w:rPr>
+        <w:t xml:space="preserve"> - </w:t>
+      </w:r>
+      <w:r>
+        <w:rPr>
+          <w:rFonts w:hint="eastAsia"/>
+          <w:lang w:val="zh-CN"/>
+        </w:rPr>
+        <w:t xml:space="preserve">标题」归档；账号栏</w:t>
+      </w:r>
+      <w:r>
+        <w:rPr>
+          <w:lang w:val="zh-CN"/>
+        </w:rPr>
+        <w:t xml:space="preserve"> 📁 </w:t>
+      </w:r>
+      <w:r>
+        <w:rPr>
+          <w:rFonts w:hint="eastAsia"/>
+          <w:lang w:val="zh-CN"/>
+        </w:rPr>
+        <w:t xml:space="preserve">自选下载目录（默认与流媒体下载目录相同，可一键恢复默认），同名已存在自动跳过</w:t>
       </w:r>
     </w:p>
     <w:p>
@@ -5778,122 +5830,14 @@
           <w:bCs/>
           <w:lang w:val="zh-CN"/>
         </w:rPr>
-        <w:t xml:space="preserve">歌词外观（歌词栏</w:t>
-      </w:r>
-      <w:r>
-        <w:rPr>
-          <w:b/>
-          <w:bCs/>
-          <w:lang w:val="zh-CN"/>
-        </w:rPr>
-        <w:t xml:space="preserve"> </w:t>
-      </w:r>
-      <w:r>
-        <w:rPr>
-          <w:rFonts w:hint="eastAsia"/>
-          <w:b/>
-          <w:bCs/>
-          <w:lang w:val="zh-CN"/>
-        </w:rPr>
-        <w:t xml:space="preserve">⚙）</w:t>
-      </w:r>
-      <w:r>
-        <w:rPr>
-          <w:rFonts w:hint="eastAsia"/>
-          <w:lang w:val="zh-CN"/>
-        </w:rPr>
-        <w:t xml:space="preserve">：字号</w:t>
-      </w:r>
-      <w:r>
-        <w:rPr>
-          <w:lang w:val="zh-CN"/>
-        </w:rPr>
-        <w:t xml:space="preserve"> 70–160% / </w:t>
-      </w:r>
-      <w:r>
-        <w:rPr>
-          <w:rFonts w:hint="eastAsia"/>
-          <w:lang w:val="zh-CN"/>
-        </w:rPr>
-        <w:t xml:space="preserve">译文字号</w:t>
-      </w:r>
-      <w:r>
-        <w:rPr>
-          <w:lang w:val="zh-CN"/>
-        </w:rPr>
-        <w:t xml:space="preserve"> </w:t>
-      </w:r>
-      <w:r>
-        <w:rPr>
-          <w:rFonts w:hint="eastAsia"/>
-          <w:lang w:val="zh-CN"/>
-        </w:rPr>
-        <w:t xml:space="preserve">70–160%（独立缩放）/</w:t>
-      </w:r>
-      <w:r>
-        <w:rPr>
-          <w:lang w:val="zh-CN"/>
-        </w:rPr>
-        <w:t xml:space="preserve"> </w:t>
-      </w:r>
-      <w:r>
-        <w:rPr>
-          <w:rFonts w:hint="eastAsia"/>
-          <w:lang w:val="zh-CN"/>
-        </w:rPr>
-        <w:t xml:space="preserve">行距</w:t>
-      </w:r>
-      <w:r>
-        <w:rPr>
-          <w:lang w:val="zh-CN"/>
-        </w:rPr>
-        <w:t xml:space="preserve"> 1.20–2.20 / </w:t>
-      </w:r>
-      <w:r>
-        <w:rPr>
-          <w:rFonts w:hint="eastAsia"/>
-          <w:lang w:val="zh-CN"/>
-        </w:rPr>
-        <w:t xml:space="preserve">每行词数</w:t>
-      </w:r>
-      <w:r>
-        <w:rPr>
-          <w:lang w:val="zh-CN"/>
-        </w:rPr>
-        <w:t xml:space="preserve"> </w:t>
-      </w:r>
-      <w:r>
-        <w:rPr>
-          <w:rFonts w:hint="eastAsia"/>
-          <w:lang w:val="zh-CN"/>
-        </w:rPr>
-        <w:t xml:space="preserve">0–12（0=自动，仅逐字歌词）/</w:t>
-      </w:r>
-      <w:r>
-        <w:rPr>
-          <w:lang w:val="zh-CN"/>
-        </w:rPr>
-        <w:t xml:space="preserve"> </w:t>
-      </w:r>
-      <w:r>
-        <w:rPr>
-          <w:rFonts w:hint="eastAsia"/>
-          <w:lang w:val="zh-CN"/>
-        </w:rPr>
-        <w:t xml:space="preserve">歌词虚化开关（非当前行模糊，默认开）/</w:t>
-      </w:r>
-      <w:r>
-        <w:rPr>
-          <w:lang w:val="zh-CN"/>
-        </w:rPr>
-        <w:t xml:space="preserve"> </w:t>
-      </w:r>
-      <w:r>
-        <w:rPr>
-          <w:rFonts w:hint="eastAsia"/>
-          <w:lang w:val="zh-CN"/>
-        </w:rPr>
-        <w:t xml:space="preserve">面板封面开关（歌词栏顶部显示当前专辑封面，默认开）；封面大小可拖拽右下角把手调节（140–280px，记忆）；主界面、沉浸页、迷你三处同步</w:t>
+        <w:t xml:space="preserve">亮/暗切换（☀/🌙）</w:t>
+      </w:r>
+      <w:r>
+        <w:rPr>
+          <w:rFonts w:hint="eastAsia"/>
+          <w:lang w:val="zh-CN"/>
+        </w:rPr>
+        <w:t xml:space="preserve">：独立记忆；亮色为柔和暖白，封面氛围背景与沉浸页自动适配</w:t>
       </w:r>
     </w:p>
     <w:p>
@@ -5911,27 +5855,122 @@
           <w:bCs/>
           <w:lang w:val="zh-CN"/>
         </w:rPr>
-        <w:t xml:space="preserve">歌词栏折叠</w:t>
-      </w:r>
-      <w:r>
-        <w:rPr>
-          <w:rFonts w:hint="eastAsia"/>
-          <w:lang w:val="zh-CN"/>
-        </w:rPr>
-        <w:t xml:space="preserve">：歌词栏右缘（展开时左缘）小标签</w:t>
-      </w:r>
-      <w:r>
-        <w:rPr>
-          <w:lang w:val="zh-CN"/>
-        </w:rPr>
-        <w:t xml:space="preserve"> ❮/❯ </w:t>
-      </w:r>
-      <w:r>
-        <w:rPr>
-          <w:rFonts w:hint="eastAsia"/>
-          <w:lang w:val="zh-CN"/>
-        </w:rPr>
-        <w:t xml:space="preserve">一键收起/展开歌词面板，收起后内容区占满全宽</w:t>
+        <w:t xml:space="preserve">歌词外观（歌词栏</w:t>
+      </w:r>
+      <w:r>
+        <w:rPr>
+          <w:b/>
+          <w:bCs/>
+          <w:lang w:val="zh-CN"/>
+        </w:rPr>
+        <w:t xml:space="preserve"> </w:t>
+      </w:r>
+      <w:r>
+        <w:rPr>
+          <w:rFonts w:hint="eastAsia"/>
+          <w:b/>
+          <w:bCs/>
+          <w:lang w:val="zh-CN"/>
+        </w:rPr>
+        <w:t xml:space="preserve">⚙）</w:t>
+      </w:r>
+      <w:r>
+        <w:rPr>
+          <w:rFonts w:hint="eastAsia"/>
+          <w:lang w:val="zh-CN"/>
+        </w:rPr>
+        <w:t xml:space="preserve">：字号</w:t>
+      </w:r>
+      <w:r>
+        <w:rPr>
+          <w:lang w:val="zh-CN"/>
+        </w:rPr>
+        <w:t xml:space="preserve"> 70–160% / </w:t>
+      </w:r>
+      <w:r>
+        <w:rPr>
+          <w:rFonts w:hint="eastAsia"/>
+          <w:lang w:val="zh-CN"/>
+        </w:rPr>
+        <w:t xml:space="preserve">译文字号</w:t>
+      </w:r>
+      <w:r>
+        <w:rPr>
+          <w:lang w:val="zh-CN"/>
+        </w:rPr>
+        <w:t xml:space="preserve"> </w:t>
+      </w:r>
+      <w:r>
+        <w:rPr>
+          <w:rFonts w:hint="eastAsia"/>
+          <w:lang w:val="zh-CN"/>
+        </w:rPr>
+        <w:t xml:space="preserve">70–160%（独立缩放）/</w:t>
+      </w:r>
+      <w:r>
+        <w:rPr>
+          <w:lang w:val="zh-CN"/>
+        </w:rPr>
+        <w:t xml:space="preserve"> </w:t>
+      </w:r>
+      <w:r>
+        <w:rPr>
+          <w:rFonts w:hint="eastAsia"/>
+          <w:lang w:val="zh-CN"/>
+        </w:rPr>
+        <w:t xml:space="preserve">行距</w:t>
+      </w:r>
+      <w:r>
+        <w:rPr>
+          <w:lang w:val="zh-CN"/>
+        </w:rPr>
+        <w:t xml:space="preserve"> 1.20–2.20 / </w:t>
+      </w:r>
+      <w:r>
+        <w:rPr>
+          <w:rFonts w:hint="eastAsia"/>
+          <w:lang w:val="zh-CN"/>
+        </w:rPr>
+        <w:t xml:space="preserve">每行词数</w:t>
+      </w:r>
+      <w:r>
+        <w:rPr>
+          <w:lang w:val="zh-CN"/>
+        </w:rPr>
+        <w:t xml:space="preserve"> </w:t>
+      </w:r>
+      <w:r>
+        <w:rPr>
+          <w:rFonts w:hint="eastAsia"/>
+          <w:lang w:val="zh-CN"/>
+        </w:rPr>
+        <w:t xml:space="preserve">0–12（0=自动，仅逐字歌词）/</w:t>
+      </w:r>
+      <w:r>
+        <w:rPr>
+          <w:lang w:val="zh-CN"/>
+        </w:rPr>
+        <w:t xml:space="preserve"> </w:t>
+      </w:r>
+      <w:r>
+        <w:rPr>
+          <w:rFonts w:hint="eastAsia"/>
+          <w:lang w:val="zh-CN"/>
+        </w:rPr>
+        <w:t xml:space="preserve">歌词虚化开关（非当前行模糊，默认开）/</w:t>
+      </w:r>
+      <w:r>
+        <w:rPr>
+          <w:lang w:val="zh-CN"/>
+        </w:rPr>
+        <w:t xml:space="preserve"> </w:t>
+      </w:r>
+      <w:r>
+        <w:rPr>
+          <w:rFonts w:hint="eastAsia"/>
+          <w:lang w:val="zh-CN"/>
+        </w:rPr>
+        <w:t xml:space="preserve">面板封面开关（歌词栏顶部显示当前专辑封面，默认开）；封面大小可拖拽右下角把手调节（140–280px，记忆）；主界面、沉浸页、迷你三处同步</w:t>
       </w:r>
     </w:p>
     <w:p>
@@ -5949,40 +5988,27 @@
           <w:bCs/>
           <w:lang w:val="zh-CN"/>
         </w:rPr>
-        <w:t xml:space="preserve">歌词栏滚动浏览</w:t>
-      </w:r>
-      <w:r>
-        <w:rPr>
-          <w:rFonts w:hint="eastAsia"/>
-          <w:lang w:val="zh-CN"/>
-        </w:rPr>
-        <w:t xml:space="preserve">：鼠标滚动歌词上下翻看时进入</w:t>
-      </w:r>
-      <w:r>
-        <w:rPr>
-          <w:lang w:val="zh-CN"/>
-        </w:rPr>
-        <w:t xml:space="preserve"> 5 </w:t>
-      </w:r>
-      <w:r>
-        <w:rPr>
-          <w:rFonts w:hint="eastAsia"/>
-          <w:lang w:val="zh-CN"/>
-        </w:rPr>
-        <w:t xml:space="preserve">秒浏览保护期，播放到下一行不会强制拉回（期间当前行高亮与逐字进度照常更新），停止滚动</w:t>
-      </w:r>
-      <w:r>
-        <w:rPr>
-          <w:lang w:val="zh-CN"/>
-        </w:rPr>
-        <w:t xml:space="preserve"> 5 </w:t>
-      </w:r>
-      <w:r>
-        <w:rPr>
-          <w:rFonts w:hint="eastAsia"/>
-          <w:lang w:val="zh-CN"/>
-        </w:rPr>
-        <w:t xml:space="preserve">秒后自动恢复跟随</w:t>
+        <w:t xml:space="preserve">歌词栏折叠</w:t>
+      </w:r>
+      <w:r>
+        <w:rPr>
+          <w:rFonts w:hint="eastAsia"/>
+          <w:lang w:val="zh-CN"/>
+        </w:rPr>
+        <w:t xml:space="preserve">：歌词栏右缘（展开时左缘）小标签</w:t>
+      </w:r>
+      <w:r>
+        <w:rPr>
+          <w:lang w:val="zh-CN"/>
+        </w:rPr>
+        <w:t xml:space="preserve"> ❮/❯ </w:t>
+      </w:r>
+      <w:r>
+        <w:rPr>
+          <w:rFonts w:hint="eastAsia"/>
+          <w:lang w:val="zh-CN"/>
+        </w:rPr>
+        <w:t xml:space="preserve">一键收起/展开歌词面板，收起后内容区占满全宽</w:t>
       </w:r>
     </w:p>
     <w:p>
@@ -5995,66 +6021,45 @@
       </w:pPr>
       <w:r>
         <w:rPr>
-          <w:b/>
-          <w:bCs/>
-          <w:lang w:val="zh-CN"/>
-        </w:rPr>
-        <w:t xml:space="preserve">AM </w:t>
-      </w:r>
-      <w:r>
-        <w:rPr>
-          <w:rFonts w:hint="eastAsia"/>
-          <w:b/>
-          <w:bCs/>
-          <w:lang w:val="zh-CN"/>
-        </w:rPr>
-        <w:t xml:space="preserve">界面设置</w:t>
-      </w:r>
-      <w:r>
-        <w:rPr>
-          <w:rFonts w:hint="eastAsia"/>
-          <w:lang w:val="zh-CN"/>
-        </w:rPr>
-        <w:t xml:space="preserve">：设置</w:t>
-      </w:r>
-      <w:r>
-        <w:rPr>
-          <w:lang w:val="zh-CN"/>
-        </w:rPr>
-        <w:t xml:space="preserve"> → AM </w:t>
-      </w:r>
-      <w:r>
-        <w:rPr>
-          <w:rFonts w:hint="eastAsia"/>
-          <w:lang w:val="zh-CN"/>
-        </w:rPr>
-        <w:t xml:space="preserve">界面：顶栏置底（窗口三键钉右上角玻璃角标）；沉浸模式真全屏（隐藏任务栏，默认窗口最大化）；沉浸模式样式（经典双栏</w:t>
-      </w:r>
-      <w:r>
-        <w:rPr>
-          <w:lang w:val="zh-CN"/>
-        </w:rPr>
-        <w:t xml:space="preserve"> / </w:t>
-      </w:r>
-      <w:r>
-        <w:rPr>
-          <w:rFonts w:hint="eastAsia"/>
-          <w:lang w:val="zh-CN"/>
-        </w:rPr>
-        <w:t xml:space="preserve">彩胶唱片，沉浸中切换立即生效）；AM</w:t>
-      </w:r>
-      <w:r>
-        <w:rPr>
-          <w:lang w:val="zh-CN"/>
-        </w:rPr>
-        <w:t xml:space="preserve"> </w:t>
-      </w:r>
-      <w:r>
-        <w:rPr>
-          <w:rFonts w:hint="eastAsia"/>
-          <w:lang w:val="zh-CN"/>
-        </w:rPr>
-        <w:t xml:space="preserve">歌词样式（字号/行距等）迁入本页统一调整</w:t>
+          <w:rFonts w:hint="eastAsia"/>
+          <w:b/>
+          <w:bCs/>
+          <w:lang w:val="zh-CN"/>
+        </w:rPr>
+        <w:t xml:space="preserve">歌词栏滚动浏览</w:t>
+      </w:r>
+      <w:r>
+        <w:rPr>
+          <w:rFonts w:hint="eastAsia"/>
+          <w:lang w:val="zh-CN"/>
+        </w:rPr>
+        <w:t xml:space="preserve">：鼠标滚动歌词上下翻看时进入</w:t>
+      </w:r>
+      <w:r>
+        <w:rPr>
+          <w:lang w:val="zh-CN"/>
+        </w:rPr>
+        <w:t xml:space="preserve"> 5 </w:t>
+      </w:r>
+      <w:r>
+        <w:rPr>
+          <w:rFonts w:hint="eastAsia"/>
+          <w:lang w:val="zh-CN"/>
+        </w:rPr>
+        <w:t xml:space="preserve">秒浏览保护期，播放到下一行不会强制拉回（期间当前行高亮与逐字进度照常更新），停止滚动</w:t>
+      </w:r>
+      <w:r>
+        <w:rPr>
+          <w:lang w:val="zh-CN"/>
+        </w:rPr>
+        <w:t xml:space="preserve"> 5 </w:t>
+      </w:r>
+      <w:r>
+        <w:rPr>
+          <w:rFonts w:hint="eastAsia"/>
+          <w:lang w:val="zh-CN"/>
+        </w:rPr>
+        <w:t xml:space="preserve">秒后自动恢复跟随</w:t>
       </w:r>
     </w:p>
     <w:p>
@@ -6067,29 +6072,20 @@
       </w:pPr>
       <w:r>
         <w:rPr>
-          <w:rFonts w:hint="eastAsia"/>
-          <w:b/>
-          <w:bCs/>
-          <w:lang w:val="zh-CN"/>
-        </w:rPr>
-        <w:t xml:space="preserve">沉浸模式</w:t>
-      </w:r>
-      <w:r>
-        <w:rPr>
-          <w:b/>
-          <w:bCs/>
-          <w:lang w:val="zh-CN"/>
-        </w:rPr>
-        <w:t xml:space="preserve"> · </w:t>
-      </w:r>
-      <w:r>
-        <w:rPr>
-          <w:rFonts w:hint="eastAsia"/>
-          <w:b/>
-          <w:bCs/>
-          <w:lang w:val="zh-CN"/>
-        </w:rPr>
-        <w:t xml:space="preserve">彩胶唱片</w:t>
+          <w:b/>
+          <w:bCs/>
+          <w:lang w:val="zh-CN"/>
+        </w:rPr>
+        <w:t xml:space="preserve">AM </w:t>
+      </w:r>
+      <w:r>
+        <w:rPr>
+          <w:rFonts w:hint="eastAsia"/>
+          <w:b/>
+          <w:bCs/>
+          <w:lang w:val="zh-CN"/>
+        </w:rPr>
+        <w:t xml:space="preserve">界面设置</w:t>
       </w:r>
       <w:r>
         <w:rPr>
@@ -6109,72 +6105,7 @@
           <w:rFonts w:hint="eastAsia"/>
           <w:lang w:val="zh-CN"/>
         </w:rPr>
-        <w:t xml:space="preserve">界面「沉浸模式样式」选彩胶唱片：右侧旋转彩胶——封面截成圆形标签随盘旋转，盘体磨砂亚克力半透明、刻纹颜色从封面实时提取（黑白封面回落主题强调色），播放时转、暂停时停；左侧常驻大歌词；底部全宽进度条（可拖拽）+</w:t>
-      </w:r>
-      <w:r>
-        <w:rPr>
-          <w:lang w:val="zh-CN"/>
-        </w:rPr>
-        <w:t xml:space="preserve"> </w:t>
-      </w:r>
-      <w:r>
-        <w:rPr>
-          <w:rFonts w:hint="eastAsia"/>
-          <w:lang w:val="zh-CN"/>
-        </w:rPr>
-        <w:t xml:space="preserve">传输/音量/待播清单；背景与全局统一（封面氛围或自定义壁纸照常生效）。沉浸界面右上角</w:t>
-      </w:r>
-      <w:r>
-        <w:rPr>
-          <w:lang w:val="zh-CN"/>
-        </w:rPr>
-        <w:t xml:space="preserve"> 💿 </w:t>
-      </w:r>
-      <w:r>
-        <w:rPr>
-          <w:rFonts w:hint="eastAsia"/>
-          <w:lang w:val="zh-CN"/>
-        </w:rPr>
-        <w:t xml:space="preserve">打开「彩胶外观」：封面大小（50–90%，胶圈宽度随之反向）/</w:t>
-      </w:r>
-      <w:r>
-        <w:rPr>
-          <w:lang w:val="zh-CN"/>
-        </w:rPr>
-        <w:t xml:space="preserve"> </w:t>
-      </w:r>
-      <w:r>
-        <w:rPr>
-          <w:rFonts w:hint="eastAsia"/>
-          <w:lang w:val="zh-CN"/>
-        </w:rPr>
-        <w:t xml:space="preserve">盘体大小（最大</w:t>
-      </w:r>
-      <w:r>
-        <w:rPr>
-          <w:lang w:val="zh-CN"/>
-        </w:rPr>
-        <w:t xml:space="preserve"> </w:t>
-      </w:r>
-      <w:r>
-        <w:rPr>
-          <w:rFonts w:hint="eastAsia"/>
-          <w:lang w:val="zh-CN"/>
-        </w:rPr>
-        <w:t xml:space="preserve">160%）/</w:t>
-      </w:r>
-      <w:r>
-        <w:rPr>
-          <w:lang w:val="zh-CN"/>
-        </w:rPr>
-        <w:t xml:space="preserve"> </w:t>
-      </w:r>
-      <w:r>
-        <w:rPr>
-          <w:rFonts w:hint="eastAsia"/>
-          <w:lang w:val="zh-CN"/>
-        </w:rPr>
-        <w:t xml:space="preserve">盘体不透明度</w:t>
+        <w:t xml:space="preserve">界面：顶栏置底（窗口三键钉右上角玻璃角标）；沉浸模式真全屏（隐藏任务栏，默认窗口最大化）；沉浸模式样式（经典双栏</w:t>
       </w:r>
       <w:r>
         <w:rPr>
@@ -6187,72 +6118,20 @@
           <w:rFonts w:hint="eastAsia"/>
           <w:lang w:val="zh-CN"/>
         </w:rPr>
-        <w:t xml:space="preserve">转速（4–60</w:t>
-      </w:r>
-      <w:r>
-        <w:rPr>
-          <w:lang w:val="zh-CN"/>
-        </w:rPr>
-        <w:t xml:space="preserve"> </w:t>
-      </w:r>
-      <w:r>
-        <w:rPr>
-          <w:rFonts w:hint="eastAsia"/>
-          <w:lang w:val="zh-CN"/>
-        </w:rPr>
-        <w:t xml:space="preserve">秒/圈）滑杆，唱片位置「居中</w:t>
-      </w:r>
-      <w:r>
-        <w:rPr>
-          <w:lang w:val="zh-CN"/>
-        </w:rPr>
-        <w:t xml:space="preserve"> / </w:t>
-      </w:r>
-      <w:r>
-        <w:rPr>
-          <w:rFonts w:hint="eastAsia"/>
-          <w:lang w:val="zh-CN"/>
-        </w:rPr>
-        <w:t xml:space="preserve">右上悬挂」（QQ</w:t>
-      </w:r>
-      <w:r>
-        <w:rPr>
-          <w:lang w:val="zh-CN"/>
-        </w:rPr>
-        <w:t xml:space="preserve"> </w:t>
-      </w:r>
-      <w:r>
-        <w:rPr>
-          <w:rFonts w:hint="eastAsia"/>
-          <w:lang w:val="zh-CN"/>
-        </w:rPr>
-        <w:t xml:space="preserve">音乐式探出屏幕右上），轴心孔可开关，🎲</w:t>
-      </w:r>
-      <w:r>
-        <w:rPr>
-          <w:lang w:val="zh-CN"/>
-        </w:rPr>
-        <w:t xml:space="preserve"> </w:t>
-      </w:r>
-      <w:r>
-        <w:rPr>
-          <w:rFonts w:hint="eastAsia"/>
-          <w:lang w:val="zh-CN"/>
-        </w:rPr>
-        <w:t xml:space="preserve">换一组随机纹路（宽度/明暗/哑光圈随机生成，固定半径起铺、不受封面大小影响），↺</w:t>
-      </w:r>
-      <w:r>
-        <w:rPr>
-          <w:lang w:val="zh-CN"/>
-        </w:rPr>
-        <w:t xml:space="preserve"> </w:t>
-      </w:r>
-      <w:r>
-        <w:rPr>
-          <w:rFonts w:hint="eastAsia"/>
-          <w:lang w:val="zh-CN"/>
-        </w:rPr>
-        <w:t xml:space="preserve">一键恢复默认；全部即时生效并记忆。拖动底部进度条时唱片像表把一样跟手转动（前拽顺时针、后拽逆时针，暂停时也生效），点击跳转时唱片朝跳转方向加速甩一下再恢复正常转速</w:t>
+        <w:t xml:space="preserve">彩胶唱片，沉浸中切换立即生效）；AM</w:t>
+      </w:r>
+      <w:r>
+        <w:rPr>
+          <w:lang w:val="zh-CN"/>
+        </w:rPr>
+        <w:t xml:space="preserve"> </w:t>
+      </w:r>
+      <w:r>
+        <w:rPr>
+          <w:rFonts w:hint="eastAsia"/>
+          <w:lang w:val="zh-CN"/>
+        </w:rPr>
+        <w:t xml:space="preserve">歌词样式（字号/行距等）迁入本页统一调整</w:t>
       </w:r>
     </w:p>
     <w:p>
@@ -6270,96 +6149,213 @@
           <w:bCs/>
           <w:lang w:val="zh-CN"/>
         </w:rPr>
-        <w:t xml:space="preserve">歌词偏移（歌词栏</w:t>
-      </w:r>
-      <w:r>
-        <w:rPr>
-          <w:b/>
-          <w:bCs/>
-          <w:lang w:val="zh-CN"/>
-        </w:rPr>
-        <w:t xml:space="preserve"> </w:t>
-      </w:r>
-      <w:r>
-        <w:rPr>
-          <w:rFonts w:hint="eastAsia"/>
-          <w:b/>
-          <w:bCs/>
-          <w:lang w:val="zh-CN"/>
-        </w:rPr>
-        <w:t xml:space="preserve">⚙）</w:t>
-      </w:r>
-      <w:r>
-        <w:rPr>
-          <w:rFonts w:hint="eastAsia"/>
-          <w:lang w:val="zh-CN"/>
-        </w:rPr>
-        <w:t xml:space="preserve">：−/＋</w:t>
-      </w:r>
-      <w:r>
-        <w:rPr>
-          <w:lang w:val="zh-CN"/>
-        </w:rPr>
-        <w:t xml:space="preserve"> </w:t>
-      </w:r>
-      <w:r>
-        <w:rPr>
-          <w:rFonts w:hint="eastAsia"/>
-          <w:lang w:val="zh-CN"/>
-        </w:rPr>
-        <w:t xml:space="preserve">按</w:t>
-      </w:r>
-      <w:r>
-        <w:rPr>
-          <w:lang w:val="zh-CN"/>
-        </w:rPr>
-        <w:t xml:space="preserve"> 0.5s </w:t>
-      </w:r>
-      <w:r>
-        <w:rPr>
-          <w:rFonts w:hint="eastAsia"/>
-          <w:lang w:val="zh-CN"/>
-        </w:rPr>
-        <w:t xml:space="preserve">步进微调当前曲歌词时间轴（±30s），↺</w:t>
-      </w:r>
-      <w:r>
-        <w:rPr>
-          <w:lang w:val="zh-CN"/>
-        </w:rPr>
-        <w:t xml:space="preserve"> </w:t>
-      </w:r>
-      <w:r>
-        <w:rPr>
-          <w:rFonts w:hint="eastAsia"/>
-          <w:lang w:val="zh-CN"/>
-        </w:rPr>
-        <w:t xml:space="preserve">归零；按曲目记忆，AM</w:t>
-      </w:r>
-      <w:r>
-        <w:rPr>
-          <w:lang w:val="zh-CN"/>
-        </w:rPr>
-        <w:t xml:space="preserve"> </w:t>
-      </w:r>
-      <w:r>
-        <w:rPr>
-          <w:rFonts w:hint="eastAsia"/>
-          <w:lang w:val="zh-CN"/>
-        </w:rPr>
-        <w:t xml:space="preserve">面板、FB2K</w:t>
-      </w:r>
-      <w:r>
-        <w:rPr>
-          <w:lang w:val="zh-CN"/>
-        </w:rPr>
-        <w:t xml:space="preserve"> </w:t>
-      </w:r>
-      <w:r>
-        <w:rPr>
-          <w:rFonts w:hint="eastAsia"/>
-          <w:lang w:val="zh-CN"/>
-        </w:rPr>
-        <w:t xml:space="preserve">侧栏、桌面歌词同步生效</w:t>
+        <w:t xml:space="preserve">沉浸模式</w:t>
+      </w:r>
+      <w:r>
+        <w:rPr>
+          <w:b/>
+          <w:bCs/>
+          <w:lang w:val="zh-CN"/>
+        </w:rPr>
+        <w:t xml:space="preserve"> · </w:t>
+      </w:r>
+      <w:r>
+        <w:rPr>
+          <w:rFonts w:hint="eastAsia"/>
+          <w:b/>
+          <w:bCs/>
+          <w:lang w:val="zh-CN"/>
+        </w:rPr>
+        <w:t xml:space="preserve">彩胶唱片</w:t>
+      </w:r>
+      <w:r>
+        <w:rPr>
+          <w:rFonts w:hint="eastAsia"/>
+          <w:lang w:val="zh-CN"/>
+        </w:rPr>
+        <w:t xml:space="preserve">：设置</w:t>
+      </w:r>
+      <w:r>
+        <w:rPr>
+          <w:lang w:val="zh-CN"/>
+        </w:rPr>
+        <w:t xml:space="preserve"> → AM </w:t>
+      </w:r>
+      <w:r>
+        <w:rPr>
+          <w:rFonts w:hint="eastAsia"/>
+          <w:lang w:val="zh-CN"/>
+        </w:rPr>
+        <w:t xml:space="preserve">界面「沉浸模式样式」选彩胶唱片：右侧旋转彩胶——封面截成圆形标签随盘旋转，盘体磨砂亚克力半透明、刻纹颜色从封面实时提取（黑白封面回落主题强调色），播放时转、暂停时停；左侧常驻大歌词；底部全宽进度条（可拖拽）+</w:t>
+      </w:r>
+      <w:r>
+        <w:rPr>
+          <w:lang w:val="zh-CN"/>
+        </w:rPr>
+        <w:t xml:space="preserve"> </w:t>
+      </w:r>
+      <w:r>
+        <w:rPr>
+          <w:rFonts w:hint="eastAsia"/>
+          <w:lang w:val="zh-CN"/>
+        </w:rPr>
+        <w:t xml:space="preserve">传输/音量/待播清单；背景与全局统一（封面氛围或自定义壁纸照常生效）。沉浸界面右上角</w:t>
+      </w:r>
+      <w:r>
+        <w:rPr>
+          <w:lang w:val="zh-CN"/>
+        </w:rPr>
+        <w:t xml:space="preserve"> 💿 </w:t>
+      </w:r>
+      <w:r>
+        <w:rPr>
+          <w:rFonts w:hint="eastAsia"/>
+          <w:lang w:val="zh-CN"/>
+        </w:rPr>
+        <w:t xml:space="preserve">打开「彩胶外观」：封面大小（50–90%，胶圈宽度随之反向）/</w:t>
+      </w:r>
+      <w:r>
+        <w:rPr>
+          <w:lang w:val="zh-CN"/>
+        </w:rPr>
+        <w:t xml:space="preserve"> </w:t>
+      </w:r>
+      <w:r>
+        <w:rPr>
+          <w:rFonts w:hint="eastAsia"/>
+          <w:lang w:val="zh-CN"/>
+        </w:rPr>
+        <w:t xml:space="preserve">盘体大小（最大</w:t>
+      </w:r>
+      <w:r>
+        <w:rPr>
+          <w:lang w:val="zh-CN"/>
+        </w:rPr>
+        <w:t xml:space="preserve"> </w:t>
+      </w:r>
+      <w:r>
+        <w:rPr>
+          <w:rFonts w:hint="eastAsia"/>
+          <w:lang w:val="zh-CN"/>
+        </w:rPr>
+        <w:t xml:space="preserve">160%）/</w:t>
+      </w:r>
+      <w:r>
+        <w:rPr>
+          <w:lang w:val="zh-CN"/>
+        </w:rPr>
+        <w:t xml:space="preserve"> </w:t>
+      </w:r>
+      <w:r>
+        <w:rPr>
+          <w:rFonts w:hint="eastAsia"/>
+          <w:lang w:val="zh-CN"/>
+        </w:rPr>
+        <w:t xml:space="preserve">盘体不透明度</w:t>
+      </w:r>
+      <w:r>
+        <w:rPr>
+          <w:lang w:val="zh-CN"/>
+        </w:rPr>
+        <w:t xml:space="preserve"> / </w:t>
+      </w:r>
+      <w:r>
+        <w:rPr>
+          <w:rFonts w:hint="eastAsia"/>
+          <w:lang w:val="zh-CN"/>
+        </w:rPr>
+        <w:t xml:space="preserve">转速（4–60</w:t>
+      </w:r>
+      <w:r>
+        <w:rPr>
+          <w:lang w:val="zh-CN"/>
+        </w:rPr>
+        <w:t xml:space="preserve"> </w:t>
+      </w:r>
+      <w:r>
+        <w:rPr>
+          <w:rFonts w:hint="eastAsia"/>
+          <w:lang w:val="zh-CN"/>
+        </w:rPr>
+        <w:t xml:space="preserve">秒/圈）滑杆，唱片位置「居中</w:t>
+      </w:r>
+      <w:r>
+        <w:rPr>
+          <w:lang w:val="zh-CN"/>
+        </w:rPr>
+        <w:t xml:space="preserve"> / </w:t>
+      </w:r>
+      <w:r>
+        <w:rPr>
+          <w:rFonts w:hint="eastAsia"/>
+          <w:lang w:val="zh-CN"/>
+        </w:rPr>
+        <w:t xml:space="preserve">右上悬挂」（QQ</w:t>
+      </w:r>
+      <w:r>
+        <w:rPr>
+          <w:lang w:val="zh-CN"/>
+        </w:rPr>
+        <w:t xml:space="preserve"> </w:t>
+      </w:r>
+      <w:r>
+        <w:rPr>
+          <w:rFonts w:hint="eastAsia"/>
+          <w:lang w:val="zh-CN"/>
+        </w:rPr>
+        <w:t xml:space="preserve">音乐式探出屏幕右上），轴心孔可开关，盘面图片可自定义（上传一张图自动智能去边裁切——唱片照片的白边/黑边会自动识别去除，随盘旋转，「盘体不透明」对它同样生效；历史</w:t>
+      </w:r>
+      <w:r>
+        <w:rPr>
+          <w:lang w:val="zh-CN"/>
+        </w:rPr>
+        <w:t xml:space="preserve"> 8 </w:t>
+      </w:r>
+      <w:r>
+        <w:rPr>
+          <w:rFonts w:hint="eastAsia"/>
+          <w:lang w:val="zh-CN"/>
+        </w:rPr>
+        <w:t xml:space="preserve">张缩略图条点按切回、hover</w:t>
+      </w:r>
+      <w:r>
+        <w:rPr>
+          <w:lang w:val="zh-CN"/>
+        </w:rPr>
+        <w:t xml:space="preserve"> ✕ </w:t>
+      </w:r>
+      <w:r>
+        <w:rPr>
+          <w:rFonts w:hint="eastAsia"/>
+          <w:lang w:val="zh-CN"/>
+        </w:rPr>
+        <w:t xml:space="preserve">删除，清除即回封面取色刻纹），🎲</w:t>
+      </w:r>
+      <w:r>
+        <w:rPr>
+          <w:lang w:val="zh-CN"/>
+        </w:rPr>
+        <w:t xml:space="preserve"> </w:t>
+      </w:r>
+      <w:r>
+        <w:rPr>
+          <w:rFonts w:hint="eastAsia"/>
+          <w:lang w:val="zh-CN"/>
+        </w:rPr>
+        <w:t xml:space="preserve">换一组随机纹路（宽度/明暗/哑光圈随机生成，固定半径起铺、不受封面大小影响），↺</w:t>
+      </w:r>
+      <w:r>
+        <w:rPr>
+          <w:lang w:val="zh-CN"/>
+        </w:rPr>
+        <w:t xml:space="preserve"> </w:t>
+      </w:r>
+      <w:r>
+        <w:rPr>
+          <w:rFonts w:hint="eastAsia"/>
+          <w:lang w:val="zh-CN"/>
+        </w:rPr>
+        <w:t xml:space="preserve">一键恢复默认；全部即时生效并记忆。拖动底部进度条时唱片像表把一样跟手转动（前拽顺时针、后拽逆时针，暂停时也生效），点击跳转时唱片朝跳转方向加速甩一下再恢复正常转速</w:t>
       </w:r>
     </w:p>
     <w:p>
@@ -6377,6 +6373,113 @@
           <w:bCs/>
           <w:lang w:val="zh-CN"/>
         </w:rPr>
+        <w:t xml:space="preserve">歌词偏移（歌词栏</w:t>
+      </w:r>
+      <w:r>
+        <w:rPr>
+          <w:b/>
+          <w:bCs/>
+          <w:lang w:val="zh-CN"/>
+        </w:rPr>
+        <w:t xml:space="preserve"> </w:t>
+      </w:r>
+      <w:r>
+        <w:rPr>
+          <w:rFonts w:hint="eastAsia"/>
+          <w:b/>
+          <w:bCs/>
+          <w:lang w:val="zh-CN"/>
+        </w:rPr>
+        <w:t xml:space="preserve">⚙）</w:t>
+      </w:r>
+      <w:r>
+        <w:rPr>
+          <w:rFonts w:hint="eastAsia"/>
+          <w:lang w:val="zh-CN"/>
+        </w:rPr>
+        <w:t xml:space="preserve">：−/＋</w:t>
+      </w:r>
+      <w:r>
+        <w:rPr>
+          <w:lang w:val="zh-CN"/>
+        </w:rPr>
+        <w:t xml:space="preserve"> </w:t>
+      </w:r>
+      <w:r>
+        <w:rPr>
+          <w:rFonts w:hint="eastAsia"/>
+          <w:lang w:val="zh-CN"/>
+        </w:rPr>
+        <w:t xml:space="preserve">按</w:t>
+      </w:r>
+      <w:r>
+        <w:rPr>
+          <w:lang w:val="zh-CN"/>
+        </w:rPr>
+        <w:t xml:space="preserve"> 0.5s </w:t>
+      </w:r>
+      <w:r>
+        <w:rPr>
+          <w:rFonts w:hint="eastAsia"/>
+          <w:lang w:val="zh-CN"/>
+        </w:rPr>
+        <w:t xml:space="preserve">步进微调当前曲歌词时间轴（±30s），↺</w:t>
+      </w:r>
+      <w:r>
+        <w:rPr>
+          <w:lang w:val="zh-CN"/>
+        </w:rPr>
+        <w:t xml:space="preserve"> </w:t>
+      </w:r>
+      <w:r>
+        <w:rPr>
+          <w:rFonts w:hint="eastAsia"/>
+          <w:lang w:val="zh-CN"/>
+        </w:rPr>
+        <w:t xml:space="preserve">归零；按曲目记忆，AM</w:t>
+      </w:r>
+      <w:r>
+        <w:rPr>
+          <w:lang w:val="zh-CN"/>
+        </w:rPr>
+        <w:t xml:space="preserve"> </w:t>
+      </w:r>
+      <w:r>
+        <w:rPr>
+          <w:rFonts w:hint="eastAsia"/>
+          <w:lang w:val="zh-CN"/>
+        </w:rPr>
+        <w:t xml:space="preserve">面板、FB2K</w:t>
+      </w:r>
+      <w:r>
+        <w:rPr>
+          <w:lang w:val="zh-CN"/>
+        </w:rPr>
+        <w:t xml:space="preserve"> </w:t>
+      </w:r>
+      <w:r>
+        <w:rPr>
+          <w:rFonts w:hint="eastAsia"/>
+          <w:lang w:val="zh-CN"/>
+        </w:rPr>
+        <w:t xml:space="preserve">侧栏、桌面歌词同步生效</w:t>
+      </w:r>
+    </w:p>
+    <w:p>
+      <w:pPr>
+        <w:pStyle w:val="Compact"/>
+        <w:numPr>
+          <w:ilvl w:val="0"/>
+          <w:numId w:val="1004"/>
+        </w:numPr>
+      </w:pPr>
+      <w:r>
+        <w:rPr>
+          <w:rFonts w:hint="eastAsia"/>
+          <w:b/>
+          <w:bCs/>
+          <w:lang w:val="zh-CN"/>
+        </w:rPr>
         <w:t xml:space="preserve">底部频谱条</w:t>
       </w:r>
       <w:r>
@@ -6721,46 +6824,7 @@
           <w:rFonts w:hint="eastAsia"/>
           <w:lang w:val="zh-CN"/>
         </w:rPr>
-        <w:t xml:space="preserve">界面动效三档（完整/精简/关闭）/</w:t>
-      </w:r>
-      <w:r>
-        <w:rPr>
-          <w:lang w:val="zh-CN"/>
-        </w:rPr>
-        <w:t xml:space="preserve"> </w:t>
-      </w:r>
-      <w:r>
-        <w:rPr>
-          <w:rFonts w:hint="eastAsia"/>
-          <w:lang w:val="zh-CN"/>
-        </w:rPr>
-        <w:t xml:space="preserve">任务栏小组件（AnnieFlyout：任务栏封面卡片</w:t>
-      </w:r>
-      <w:r>
-        <w:rPr>
-          <w:lang w:val="zh-CN"/>
-        </w:rPr>
-        <w:t xml:space="preserve"> + </w:t>
-      </w:r>
-      <w:r>
-        <w:rPr>
-          <w:rFonts w:hint="eastAsia"/>
-          <w:lang w:val="zh-CN"/>
-        </w:rPr>
-        <w:t xml:space="preserve">切歌弹窗</w:t>
-      </w:r>
-      <w:r>
-        <w:rPr>
-          <w:lang w:val="zh-CN"/>
-        </w:rPr>
-        <w:t xml:space="preserve"> + </w:t>
-      </w:r>
-      <w:r>
-        <w:rPr>
-          <w:rFonts w:hint="eastAsia"/>
-          <w:lang w:val="zh-CN"/>
-        </w:rPr>
-        <w:t xml:space="preserve">任务栏频谱条）</w:t>
+        <w:t xml:space="preserve">界面动效三档（完整/精简/关闭）</w:t>
       </w:r>
     </w:p>
     <w:p>
@@ -7862,7 +7926,20 @@
           <w:rFonts w:hint="eastAsia"/>
           <w:lang w:val="zh-CN"/>
         </w:rPr>
-        <w:t xml:space="preserve">UTF-8/GBK（兼容旧设备/车载）</w:t>
+        <w:t xml:space="preserve">UTF-8/GBK（兼容旧设备/车载）；播放缓存（在线播放）开关/目录/容量上限/清空（详见</w:t>
+      </w:r>
+      <w:r>
+        <w:rPr>
+          <w:lang w:val="zh-CN"/>
+        </w:rPr>
+        <w:t xml:space="preserve"> Apple Music </w:t>
+      </w:r>
+      <w:r>
+        <w:rPr>
+          <w:rFonts w:hint="eastAsia"/>
+          <w:lang w:val="zh-CN"/>
+        </w:rPr>
+        <w:t xml:space="preserve">界面章节）</w:t>
       </w:r>
     </w:p>
     <w:p>
@@ -8367,6 +8444,83 @@
           <w:bCs/>
           <w:lang w:val="zh-CN"/>
         </w:rPr>
+        <w:t xml:space="preserve">播放时自动补齐歌词</w:t>
+      </w:r>
+      <w:r>
+        <w:rPr>
+          <w:rFonts w:hint="eastAsia"/>
+          <w:lang w:val="zh-CN"/>
+        </w:rPr>
+        <w:t xml:space="preserve">：播放到无歌词的本地歌曲时自动五平台实时匹配（≥80%</w:t>
+      </w:r>
+      <w:r>
+        <w:rPr>
+          <w:lang w:val="zh-CN"/>
+        </w:rPr>
+        <w:t xml:space="preserve"> </w:t>
+      </w:r>
+      <w:r>
+        <w:rPr>
+          <w:rFonts w:hint="eastAsia"/>
+          <w:lang w:val="zh-CN"/>
+        </w:rPr>
+        <w:t xml:space="preserve">取最高分），歌词（含翻译行）与封面即时显示——仅本次回显不写盘；缺封面的歌曲也会顺带补显示。设置</w:t>
+      </w:r>
+      <w:r>
+        <w:rPr>
+          <w:lang w:val="zh-CN"/>
+        </w:rPr>
+        <w:t xml:space="preserve"> → </w:t>
+      </w:r>
+      <w:r>
+        <w:rPr>
+          <w:rFonts w:hint="eastAsia"/>
+          <w:lang w:val="zh-CN"/>
+        </w:rPr>
+        <w:t xml:space="preserve">歌词</w:t>
+      </w:r>
+      <w:r>
+        <w:rPr>
+          <w:lang w:val="zh-CN"/>
+        </w:rPr>
+        <w:t xml:space="preserve"> → </w:t>
+      </w:r>
+      <w:r>
+        <w:rPr>
+          <w:rFonts w:hint="eastAsia"/>
+          <w:lang w:val="zh-CN"/>
+        </w:rPr>
+        <w:t xml:space="preserve">在线匹配分区可关；CUE/ISO</w:t>
+      </w:r>
+      <w:r>
+        <w:rPr>
+          <w:lang w:val="zh-CN"/>
+        </w:rPr>
+        <w:t xml:space="preserve"> </w:t>
+      </w:r>
+      <w:r>
+        <w:rPr>
+          <w:rFonts w:hint="eastAsia"/>
+          <w:lang w:val="zh-CN"/>
+        </w:rPr>
+        <w:t xml:space="preserve">分轨不自动匹配</w:t>
+      </w:r>
+    </w:p>
+    <w:p>
+      <w:pPr>
+        <w:pStyle w:val="Compact"/>
+        <w:numPr>
+          <w:ilvl w:val="0"/>
+          <w:numId w:val="1006"/>
+        </w:numPr>
+      </w:pPr>
+      <w:r>
+        <w:rPr>
+          <w:rFonts w:hint="eastAsia"/>
+          <w:b/>
+          <w:bCs/>
+          <w:lang w:val="zh-CN"/>
+        </w:rPr>
         <w:t xml:space="preserve">批量匹配歌词</w:t>
       </w:r>
       <w:r>
@@ -8695,59 +8849,20 @@
           <w:rFonts w:hint="eastAsia"/>
           <w:lang w:val="zh-CN"/>
         </w:rPr>
-        <w:t xml:space="preserve">：设置</w:t>
-      </w:r>
-      <w:r>
-        <w:rPr>
-          <w:lang w:val="zh-CN"/>
-        </w:rPr>
-        <w:t xml:space="preserve"> → </w:t>
-      </w:r>
-      <w:r>
-        <w:rPr>
-          <w:rFonts w:hint="eastAsia"/>
-          <w:lang w:val="zh-CN"/>
-        </w:rPr>
-        <w:t xml:space="preserve">常规</w:t>
-      </w:r>
-      <w:r>
-        <w:rPr>
-          <w:lang w:val="zh-CN"/>
-        </w:rPr>
-        <w:t xml:space="preserve"> → </w:t>
-      </w:r>
-      <w:r>
-        <w:rPr>
-          <w:rFonts w:hint="eastAsia"/>
-          <w:lang w:val="zh-CN"/>
-        </w:rPr>
-        <w:t xml:space="preserve">任务栏小组件开启后，伴侣组件</w:t>
-      </w:r>
-      <w:r>
-        <w:rPr>
-          <w:lang w:val="zh-CN"/>
-        </w:rPr>
-        <w:t xml:space="preserve"> AnnieFlyout </w:t>
-      </w:r>
-      <w:r>
-        <w:rPr>
-          <w:rFonts w:hint="eastAsia"/>
-          <w:lang w:val="zh-CN"/>
-        </w:rPr>
-        <w:t xml:space="preserve">随播放器启动：任务栏嵌入封面+曲名小组件（悬停弹出控制浮层，进度条可直接拖拽跳转）；切歌/按媒体键时屏幕弹出曲目卡片（同样可拖进度条）；自动切歌时弹「下一曲」预告；附任务栏实时频谱条。以上信息在独占/ASIO</w:t>
-      </w:r>
-      <w:r>
-        <w:rPr>
-          <w:lang w:val="zh-CN"/>
-        </w:rPr>
-        <w:t xml:space="preserve"> </w:t>
-      </w:r>
-      <w:r>
-        <w:rPr>
-          <w:rFonts w:hint="eastAsia"/>
-          <w:lang w:val="zh-CN"/>
-        </w:rPr>
-        <w:t xml:space="preserve">输出下也照常显示（不走音频管线）</w:t>
+        <w:t xml:space="preserve">：（V4.3.29</w:t>
+      </w:r>
+      <w:r>
+        <w:rPr>
+          <w:lang w:val="zh-CN"/>
+        </w:rPr>
+        <w:t xml:space="preserve"> </w:t>
+      </w:r>
+      <w:r>
+        <w:rPr>
+          <w:rFonts w:hint="eastAsia"/>
+          <w:lang w:val="zh-CN"/>
+        </w:rPr>
+        <w:t xml:space="preserve">起移除）该功能已下线：任务栏嵌入对系统环境敏感、多数用户机器不可用。历史版本（V4.3.27–4.3.28）中提供过任务栏封面卡片/切歌弹窗/任务栏频谱条</w:t>
       </w:r>
     </w:p>
     <w:p>
@@ -8765,53 +8880,118 @@
           <w:bCs/>
           <w:lang w:val="zh-CN"/>
         </w:rPr>
-        <w:t xml:space="preserve">任务栏频谱条限制</w:t>
-      </w:r>
-      <w:r>
-        <w:rPr>
-          <w:rFonts w:hint="eastAsia"/>
-          <w:lang w:val="zh-CN"/>
-        </w:rPr>
-        <w:t xml:space="preserve">：频谱条录制的是「系统默认输出设备」的回环混音：ASIO</w:t>
-      </w:r>
-      <w:r>
-        <w:rPr>
-          <w:lang w:val="zh-CN"/>
-        </w:rPr>
-        <w:t xml:space="preserve"> </w:t>
-      </w:r>
-      <w:r>
-        <w:rPr>
-          <w:rFonts w:hint="eastAsia"/>
-          <w:lang w:val="zh-CN"/>
-        </w:rPr>
-        <w:t xml:space="preserve">或</w:t>
-      </w:r>
-      <w:r>
-        <w:rPr>
-          <w:lang w:val="zh-CN"/>
-        </w:rPr>
-        <w:t xml:space="preserve"> WASAPI </w:t>
-      </w:r>
-      <w:r>
-        <w:rPr>
-          <w:rFonts w:hint="eastAsia"/>
-          <w:lang w:val="zh-CN"/>
-        </w:rPr>
-        <w:t xml:space="preserve">独占输出时音频绕过系统混音器，频谱静止属正常物理限制（无软件解）；WASAPI</w:t>
-      </w:r>
-      <w:r>
-        <w:rPr>
-          <w:lang w:val="zh-CN"/>
-        </w:rPr>
-        <w:t xml:space="preserve"> </w:t>
-      </w:r>
-      <w:r>
-        <w:rPr>
-          <w:rFonts w:hint="eastAsia"/>
-          <w:lang w:val="zh-CN"/>
-        </w:rPr>
-        <w:t xml:space="preserve">共享模式且输出设备即系统默认设备时频谱正常跳动</w:t>
+        <w:t xml:space="preserve">窗口快捷键</w:t>
+      </w:r>
+      <w:r>
+        <w:rPr>
+          <w:rFonts w:hint="eastAsia"/>
+          <w:lang w:val="zh-CN"/>
+        </w:rPr>
+        <w:t xml:space="preserve">：Space</w:t>
+      </w:r>
+      <w:r>
+        <w:rPr>
+          <w:lang w:val="zh-CN"/>
+        </w:rPr>
+        <w:t xml:space="preserve"> </w:t>
+      </w:r>
+      <w:r>
+        <w:rPr>
+          <w:rFonts w:hint="eastAsia"/>
+          <w:lang w:val="zh-CN"/>
+        </w:rPr>
+        <w:t xml:space="preserve">播放暂停</w:t>
+      </w:r>
+      <w:r>
+        <w:rPr>
+          <w:lang w:val="zh-CN"/>
+        </w:rPr>
+        <w:t xml:space="preserve"> / ←→ </w:t>
+      </w:r>
+      <w:r>
+        <w:rPr>
+          <w:rFonts w:hint="eastAsia"/>
+          <w:lang w:val="zh-CN"/>
+        </w:rPr>
+        <w:t xml:space="preserve">快进快退</w:t>
+      </w:r>
+      <w:r>
+        <w:rPr>
+          <w:lang w:val="zh-CN"/>
+        </w:rPr>
+        <w:t xml:space="preserve"> 5s / ↑↓ </w:t>
+      </w:r>
+      <w:r>
+        <w:rPr>
+          <w:rFonts w:hint="eastAsia"/>
+          <w:lang w:val="zh-CN"/>
+        </w:rPr>
+        <w:t xml:space="preserve">音量</w:t>
+      </w:r>
+      <w:r>
+        <w:rPr>
+          <w:lang w:val="zh-CN"/>
+        </w:rPr>
+        <w:t xml:space="preserve"> / N Now Playing / Ctrl+M </w:t>
+      </w:r>
+      <w:r>
+        <w:rPr>
+          <w:rFonts w:hint="eastAsia"/>
+          <w:lang w:val="zh-CN"/>
+        </w:rPr>
+        <w:t xml:space="preserve">迷你模式</w:t>
+      </w:r>
+      <w:r>
+        <w:rPr>
+          <w:lang w:val="zh-CN"/>
+        </w:rPr>
+        <w:t xml:space="preserve"> / Ctrl+Shift+V </w:t>
+      </w:r>
+      <w:r>
+        <w:rPr>
+          <w:rFonts w:hint="eastAsia"/>
+          <w:lang w:val="zh-CN"/>
+        </w:rPr>
+        <w:t xml:space="preserve">氛围模式</w:t>
+      </w:r>
+      <w:r>
+        <w:rPr>
+          <w:lang w:val="zh-CN"/>
+        </w:rPr>
+        <w:t xml:space="preserve"> / Ctrl+K </w:t>
+      </w:r>
+      <w:r>
+        <w:rPr>
+          <w:rFonts w:hint="eastAsia"/>
+          <w:lang w:val="zh-CN"/>
+        </w:rPr>
+        <w:t xml:space="preserve">命令面板</w:t>
+      </w:r>
+      <w:r>
+        <w:rPr>
+          <w:lang w:val="zh-CN"/>
+        </w:rPr>
+        <w:t xml:space="preserve"> / Ctrl+, </w:t>
+      </w:r>
+      <w:r>
+        <w:rPr>
+          <w:rFonts w:hint="eastAsia"/>
+          <w:lang w:val="zh-CN"/>
+        </w:rPr>
+        <w:t xml:space="preserve">设置</w:t>
+      </w:r>
+      <w:r>
+        <w:rPr>
+          <w:lang w:val="zh-CN"/>
+        </w:rPr>
+        <w:t xml:space="preserve"> / Esc </w:t>
+      </w:r>
+      <w:r>
+        <w:rPr>
+          <w:rFonts w:hint="eastAsia"/>
+          <w:lang w:val="zh-CN"/>
+        </w:rPr>
+        <w:t xml:space="preserve">关闭弹层</w:t>
       </w:r>
     </w:p>
     <w:p>
@@ -8829,118 +9009,27 @@
           <w:bCs/>
           <w:lang w:val="zh-CN"/>
         </w:rPr>
-        <w:t xml:space="preserve">窗口快捷键</w:t>
-      </w:r>
-      <w:r>
-        <w:rPr>
-          <w:rFonts w:hint="eastAsia"/>
-          <w:lang w:val="zh-CN"/>
-        </w:rPr>
-        <w:t xml:space="preserve">：Space</w:t>
-      </w:r>
-      <w:r>
-        <w:rPr>
-          <w:lang w:val="zh-CN"/>
-        </w:rPr>
-        <w:t xml:space="preserve"> </w:t>
-      </w:r>
-      <w:r>
-        <w:rPr>
-          <w:rFonts w:hint="eastAsia"/>
-          <w:lang w:val="zh-CN"/>
-        </w:rPr>
-        <w:t xml:space="preserve">播放暂停</w:t>
-      </w:r>
-      <w:r>
-        <w:rPr>
-          <w:lang w:val="zh-CN"/>
-        </w:rPr>
-        <w:t xml:space="preserve"> / ←→ </w:t>
-      </w:r>
-      <w:r>
-        <w:rPr>
-          <w:rFonts w:hint="eastAsia"/>
-          <w:lang w:val="zh-CN"/>
-        </w:rPr>
-        <w:t xml:space="preserve">快进快退</w:t>
-      </w:r>
-      <w:r>
-        <w:rPr>
-          <w:lang w:val="zh-CN"/>
-        </w:rPr>
-        <w:t xml:space="preserve"> 5s / ↑↓ </w:t>
-      </w:r>
-      <w:r>
-        <w:rPr>
-          <w:rFonts w:hint="eastAsia"/>
-          <w:lang w:val="zh-CN"/>
-        </w:rPr>
-        <w:t xml:space="preserve">音量</w:t>
-      </w:r>
-      <w:r>
-        <w:rPr>
-          <w:lang w:val="zh-CN"/>
-        </w:rPr>
-        <w:t xml:space="preserve"> / N Now Playing / Ctrl+M </w:t>
-      </w:r>
-      <w:r>
-        <w:rPr>
-          <w:rFonts w:hint="eastAsia"/>
-          <w:lang w:val="zh-CN"/>
-        </w:rPr>
-        <w:t xml:space="preserve">迷你模式</w:t>
-      </w:r>
-      <w:r>
-        <w:rPr>
-          <w:lang w:val="zh-CN"/>
-        </w:rPr>
-        <w:t xml:space="preserve"> / Ctrl+Shift+V </w:t>
-      </w:r>
-      <w:r>
-        <w:rPr>
-          <w:rFonts w:hint="eastAsia"/>
-          <w:lang w:val="zh-CN"/>
-        </w:rPr>
-        <w:t xml:space="preserve">氛围模式</w:t>
-      </w:r>
-      <w:r>
-        <w:rPr>
-          <w:lang w:val="zh-CN"/>
-        </w:rPr>
-        <w:t xml:space="preserve"> / Ctrl+K </w:t>
-      </w:r>
-      <w:r>
-        <w:rPr>
-          <w:rFonts w:hint="eastAsia"/>
-          <w:lang w:val="zh-CN"/>
-        </w:rPr>
-        <w:t xml:space="preserve">命令面板</w:t>
-      </w:r>
-      <w:r>
-        <w:rPr>
-          <w:lang w:val="zh-CN"/>
-        </w:rPr>
-        <w:t xml:space="preserve"> / Ctrl+, </w:t>
-      </w:r>
-      <w:r>
-        <w:rPr>
-          <w:rFonts w:hint="eastAsia"/>
-          <w:lang w:val="zh-CN"/>
-        </w:rPr>
-        <w:t xml:space="preserve">设置</w:t>
-      </w:r>
-      <w:r>
-        <w:rPr>
-          <w:lang w:val="zh-CN"/>
-        </w:rPr>
-        <w:t xml:space="preserve"> / Esc </w:t>
-      </w:r>
-      <w:r>
-        <w:rPr>
-          <w:rFonts w:hint="eastAsia"/>
-          <w:lang w:val="zh-CN"/>
-        </w:rPr>
-        <w:t xml:space="preserve">关闭弹层</w:t>
+        <w:t xml:space="preserve">命令面板（Ctrl+K）</w:t>
+      </w:r>
+      <w:r>
+        <w:rPr>
+          <w:rFonts w:hint="eastAsia"/>
+          <w:lang w:val="zh-CN"/>
+        </w:rPr>
+        <w:t xml:space="preserve">：搜索执行：播放控制、EQ</w:t>
+      </w:r>
+      <w:r>
+        <w:rPr>
+          <w:lang w:val="zh-CN"/>
+        </w:rPr>
+        <w:t xml:space="preserve"> </w:t>
+      </w:r>
+      <w:r>
+        <w:rPr>
+          <w:rFonts w:hint="eastAsia"/>
+          <w:lang w:val="zh-CN"/>
+        </w:rPr>
+        <w:t xml:space="preserve">预设、切主题配色、扫描曲库、假无损检测、响度均衡、DSD、迷你模式、桌面歌词、氛围模式等</w:t>
       </w:r>
     </w:p>
     <w:p>
@@ -8958,27 +9047,66 @@
           <w:bCs/>
           <w:lang w:val="zh-CN"/>
         </w:rPr>
-        <w:t xml:space="preserve">命令面板（Ctrl+K）</w:t>
-      </w:r>
-      <w:r>
-        <w:rPr>
-          <w:rFonts w:hint="eastAsia"/>
-          <w:lang w:val="zh-CN"/>
-        </w:rPr>
-        <w:t xml:space="preserve">：搜索执行：播放控制、EQ</w:t>
-      </w:r>
-      <w:r>
-        <w:rPr>
-          <w:lang w:val="zh-CN"/>
-        </w:rPr>
-        <w:t xml:space="preserve"> </w:t>
-      </w:r>
-      <w:r>
-        <w:rPr>
-          <w:rFonts w:hint="eastAsia"/>
-          <w:lang w:val="zh-CN"/>
-        </w:rPr>
-        <w:t xml:space="preserve">预设、切主题配色、扫描曲库、假无损检测、响度均衡、DSD、迷你模式、桌面歌词、氛围模式等</w:t>
+        <w:t xml:space="preserve">氛围模式</w:t>
+      </w:r>
+      <w:r>
+        <w:rPr>
+          <w:rFonts w:hint="eastAsia"/>
+          <w:lang w:val="zh-CN"/>
+        </w:rPr>
+        <w:t xml:space="preserve">：全屏实时频谱</w:t>
+      </w:r>
+      <w:r>
+        <w:rPr>
+          <w:lang w:val="zh-CN"/>
+        </w:rPr>
+        <w:t xml:space="preserve"> + </w:t>
+      </w:r>
+      <w:r>
+        <w:rPr>
+          <w:rFonts w:hint="eastAsia"/>
+          <w:lang w:val="zh-CN"/>
+        </w:rPr>
+        <w:t xml:space="preserve">当前曲目信息（跟随强调色）；AM</w:t>
+      </w:r>
+      <w:r>
+        <w:rPr>
+          <w:lang w:val="zh-CN"/>
+        </w:rPr>
+        <w:t xml:space="preserve"> </w:t>
+      </w:r>
+      <w:r>
+        <w:rPr>
+          <w:rFonts w:hint="eastAsia"/>
+          <w:lang w:val="zh-CN"/>
+        </w:rPr>
+        <w:t xml:space="preserve">点底部频谱条</w:t>
+      </w:r>
+      <w:r>
+        <w:rPr>
+          <w:lang w:val="zh-CN"/>
+        </w:rPr>
+        <w:t xml:space="preserve"> / Ctrl+Shift+V / </w:t>
+      </w:r>
+      <w:r>
+        <w:rPr>
+          <w:rFonts w:hint="eastAsia"/>
+          <w:lang w:val="zh-CN"/>
+        </w:rPr>
+        <w:t xml:space="preserve">设置中心进入；ESC</w:t>
+      </w:r>
+      <w:r>
+        <w:rPr>
+          <w:lang w:val="zh-CN"/>
+        </w:rPr>
+        <w:t xml:space="preserve"> </w:t>
+      </w:r>
+      <w:r>
+        <w:rPr>
+          <w:rFonts w:hint="eastAsia"/>
+          <w:lang w:val="zh-CN"/>
+        </w:rPr>
+        <w:t xml:space="preserve">或单击退出</w:t>
       </w:r>
     </w:p>
     <w:p>
@@ -8996,66 +9124,92 @@
           <w:bCs/>
           <w:lang w:val="zh-CN"/>
         </w:rPr>
-        <w:t xml:space="preserve">氛围模式</w:t>
-      </w:r>
-      <w:r>
-        <w:rPr>
-          <w:rFonts w:hint="eastAsia"/>
-          <w:lang w:val="zh-CN"/>
-        </w:rPr>
-        <w:t xml:space="preserve">：全屏实时频谱</w:t>
-      </w:r>
-      <w:r>
-        <w:rPr>
-          <w:lang w:val="zh-CN"/>
-        </w:rPr>
-        <w:t xml:space="preserve"> + </w:t>
-      </w:r>
-      <w:r>
-        <w:rPr>
-          <w:rFonts w:hint="eastAsia"/>
-          <w:lang w:val="zh-CN"/>
-        </w:rPr>
-        <w:t xml:space="preserve">当前曲目信息（跟随强调色）；AM</w:t>
-      </w:r>
-      <w:r>
-        <w:rPr>
-          <w:lang w:val="zh-CN"/>
-        </w:rPr>
-        <w:t xml:space="preserve"> </w:t>
-      </w:r>
-      <w:r>
-        <w:rPr>
-          <w:rFonts w:hint="eastAsia"/>
-          <w:lang w:val="zh-CN"/>
-        </w:rPr>
-        <w:t xml:space="preserve">点底部频谱条</w:t>
-      </w:r>
-      <w:r>
-        <w:rPr>
-          <w:lang w:val="zh-CN"/>
-        </w:rPr>
-        <w:t xml:space="preserve"> / Ctrl+Shift+V / </w:t>
-      </w:r>
-      <w:r>
-        <w:rPr>
-          <w:rFonts w:hint="eastAsia"/>
-          <w:lang w:val="zh-CN"/>
-        </w:rPr>
-        <w:t xml:space="preserve">设置中心进入；ESC</w:t>
-      </w:r>
-      <w:r>
-        <w:rPr>
-          <w:lang w:val="zh-CN"/>
-        </w:rPr>
-        <w:t xml:space="preserve"> </w:t>
-      </w:r>
-      <w:r>
-        <w:rPr>
-          <w:rFonts w:hint="eastAsia"/>
-          <w:lang w:val="zh-CN"/>
-        </w:rPr>
-        <w:t xml:space="preserve">或单击退出</w:t>
+        <w:t xml:space="preserve">系统托盘</w:t>
+      </w:r>
+      <w:r>
+        <w:rPr>
+          <w:rFonts w:hint="eastAsia"/>
+          <w:lang w:val="zh-CN"/>
+        </w:rPr>
+        <w:t xml:space="preserve">：单击显示主窗口；右键菜单</w:t>
+      </w:r>
+      <w:r>
+        <w:rPr>
+          <w:lang w:val="zh-CN"/>
+        </w:rPr>
+        <w:t xml:space="preserve"> </w:t>
+      </w:r>
+      <w:r>
+        <w:rPr>
+          <w:rFonts w:hint="eastAsia"/>
+          <w:lang w:val="zh-CN"/>
+        </w:rPr>
+        <w:t xml:space="preserve">显示/退出；点窗口</w:t>
+      </w:r>
+      <w:r>
+        <w:rPr>
+          <w:lang w:val="zh-CN"/>
+        </w:rPr>
+        <w:t xml:space="preserve"> ✕ </w:t>
+      </w:r>
+      <w:r>
+        <w:rPr>
+          <w:rFonts w:hint="eastAsia"/>
+          <w:lang w:val="zh-CN"/>
+        </w:rPr>
+        <w:t xml:space="preserve">默认弹窗询问（最小化到托盘/彻底退出，可勾选「以后都这样执行」），可在</w:t>
+      </w:r>
+      <w:r>
+        <w:rPr>
+          <w:lang w:val="zh-CN"/>
+        </w:rPr>
+        <w:t xml:space="preserve"> </w:t>
+      </w:r>
+      <w:r>
+        <w:rPr>
+          <w:rFonts w:hint="eastAsia"/>
+          <w:lang w:val="zh-CN"/>
+        </w:rPr>
+        <w:t xml:space="preserve">设置</w:t>
+      </w:r>
+      <w:r>
+        <w:rPr>
+          <w:lang w:val="zh-CN"/>
+        </w:rPr>
+        <w:t xml:space="preserve"> → </w:t>
+      </w:r>
+      <w:r>
+        <w:rPr>
+          <w:rFonts w:hint="eastAsia"/>
+          <w:lang w:val="zh-CN"/>
+        </w:rPr>
+        <w:t xml:space="preserve">常规</w:t>
+      </w:r>
+      <w:r>
+        <w:rPr>
+          <w:lang w:val="zh-CN"/>
+        </w:rPr>
+        <w:t xml:space="preserve"> → </w:t>
+      </w:r>
+      <w:r>
+        <w:rPr>
+          <w:rFonts w:hint="eastAsia"/>
+          <w:lang w:val="zh-CN"/>
+        </w:rPr>
+        <w:t xml:space="preserve">关闭按钮行为</w:t>
+      </w:r>
+      <w:r>
+        <w:rPr>
+          <w:lang w:val="zh-CN"/>
+        </w:rPr>
+        <w:t xml:space="preserve"> </w:t>
+      </w:r>
+      <w:r>
+        <w:rPr>
+          <w:rFonts w:hint="eastAsia"/>
+          <w:lang w:val="zh-CN"/>
+        </w:rPr>
+        <w:t xml:space="preserve">修改</w:t>
       </w:r>
     </w:p>
     <w:p>
@@ -9073,53 +9227,105 @@
           <w:bCs/>
           <w:lang w:val="zh-CN"/>
         </w:rPr>
-        <w:t xml:space="preserve">系统托盘</w:t>
-      </w:r>
-      <w:r>
-        <w:rPr>
-          <w:rFonts w:hint="eastAsia"/>
-          <w:lang w:val="zh-CN"/>
-        </w:rPr>
-        <w:t xml:space="preserve">：单击显示主窗口；右键菜单</w:t>
-      </w:r>
-      <w:r>
-        <w:rPr>
-          <w:lang w:val="zh-CN"/>
-        </w:rPr>
-        <w:t xml:space="preserve"> </w:t>
-      </w:r>
-      <w:r>
-        <w:rPr>
-          <w:rFonts w:hint="eastAsia"/>
-          <w:lang w:val="zh-CN"/>
-        </w:rPr>
-        <w:t xml:space="preserve">显示/退出；点窗口</w:t>
-      </w:r>
-      <w:r>
-        <w:rPr>
-          <w:lang w:val="zh-CN"/>
-        </w:rPr>
-        <w:t xml:space="preserve"> ✕ </w:t>
-      </w:r>
-      <w:r>
-        <w:rPr>
-          <w:rFonts w:hint="eastAsia"/>
-          <w:lang w:val="zh-CN"/>
-        </w:rPr>
-        <w:t xml:space="preserve">默认弹窗询问（最小化到托盘/彻底退出，可勾选「以后都这样执行」），可在</w:t>
-      </w:r>
-      <w:r>
-        <w:rPr>
-          <w:lang w:val="zh-CN"/>
-        </w:rPr>
-        <w:t xml:space="preserve"> </w:t>
-      </w:r>
-      <w:r>
-        <w:rPr>
-          <w:rFonts w:hint="eastAsia"/>
-          <w:lang w:val="zh-CN"/>
-        </w:rPr>
-        <w:t xml:space="preserve">设置</w:t>
+        <w:t xml:space="preserve">桌面歌词</w:t>
+      </w:r>
+      <w:r>
+        <w:rPr>
+          <w:rFonts w:hint="eastAsia"/>
+          <w:lang w:val="zh-CN"/>
+        </w:rPr>
+        <w:t xml:space="preserve">：屏幕上方悬浮歌词条，逐字卡拉OK</w:t>
+      </w:r>
+      <w:r>
+        <w:rPr>
+          <w:lang w:val="zh-CN"/>
+        </w:rPr>
+        <w:t xml:space="preserve"> </w:t>
+      </w:r>
+      <w:r>
+        <w:rPr>
+          <w:rFonts w:hint="eastAsia"/>
+          <w:lang w:val="zh-CN"/>
+        </w:rPr>
+        <w:t xml:space="preserve">填充，支持流媒体/Qobuz</w:t>
+      </w:r>
+      <w:r>
+        <w:rPr>
+          <w:lang w:val="zh-CN"/>
+        </w:rPr>
+        <w:t xml:space="preserve"> </w:t>
+      </w:r>
+      <w:r>
+        <w:rPr>
+          <w:rFonts w:hint="eastAsia"/>
+          <w:lang w:val="zh-CN"/>
+        </w:rPr>
+        <w:t xml:space="preserve">歌词（含翻译）；悬停工具钮：🔒</w:t>
+      </w:r>
+      <w:r>
+        <w:rPr>
+          <w:lang w:val="zh-CN"/>
+        </w:rPr>
+        <w:t xml:space="preserve"> </w:t>
+      </w:r>
+      <w:r>
+        <w:rPr>
+          <w:rFonts w:hint="eastAsia"/>
+          <w:lang w:val="zh-CN"/>
+        </w:rPr>
+        <w:t xml:space="preserve">锁定（鼠标穿透）/</w:t>
+      </w:r>
+      <w:r>
+        <w:rPr>
+          <w:lang w:val="zh-CN"/>
+        </w:rPr>
+        <w:t xml:space="preserve"> A−A+ </w:t>
+      </w:r>
+      <w:r>
+        <w:rPr>
+          <w:rFonts w:hint="eastAsia"/>
+          <w:lang w:val="zh-CN"/>
+        </w:rPr>
+        <w:t xml:space="preserve">字号</w:t>
+      </w:r>
+      <w:r>
+        <w:rPr>
+          <w:lang w:val="zh-CN"/>
+        </w:rPr>
+        <w:t xml:space="preserve"> / ◐ </w:t>
+      </w:r>
+      <w:r>
+        <w:rPr>
+          <w:rFonts w:hint="eastAsia"/>
+          <w:lang w:val="zh-CN"/>
+        </w:rPr>
+        <w:t xml:space="preserve">透明度</w:t>
+      </w:r>
+      <w:r>
+        <w:rPr>
+          <w:lang w:val="zh-CN"/>
+        </w:rPr>
+        <w:t xml:space="preserve"> / ⚙ </w:t>
+      </w:r>
+      <w:r>
+        <w:rPr>
+          <w:rFonts w:hint="eastAsia"/>
+          <w:lang w:val="zh-CN"/>
+        </w:rPr>
+        <w:t xml:space="preserve">自定义面板</w:t>
+      </w:r>
+      <w:r>
+        <w:rPr>
+          <w:lang w:val="zh-CN"/>
+        </w:rPr>
+        <w:t xml:space="preserve"> / ✕ </w:t>
+      </w:r>
+      <w:r>
+        <w:rPr>
+          <w:rFonts w:hint="eastAsia"/>
+          <w:lang w:val="zh-CN"/>
+        </w:rPr>
+        <w:t xml:space="preserve">关闭；外观自定义（当前行颜色/未唱色/对齐/单双行/字号/背景深浅）也可在设置</w:t>
       </w:r>
       <w:r>
         <w:rPr>
@@ -9132,7 +9338,7 @@
           <w:rFonts w:hint="eastAsia"/>
           <w:lang w:val="zh-CN"/>
         </w:rPr>
-        <w:t xml:space="preserve">常规</w:t>
+        <w:t xml:space="preserve">歌词</w:t>
       </w:r>
       <w:r>
         <w:rPr>
@@ -9145,20 +9351,46 @@
           <w:rFonts w:hint="eastAsia"/>
           <w:lang w:val="zh-CN"/>
         </w:rPr>
-        <w:t xml:space="preserve">关闭按钮行为</w:t>
-      </w:r>
-      <w:r>
-        <w:rPr>
-          <w:lang w:val="zh-CN"/>
-        </w:rPr>
-        <w:t xml:space="preserve"> </w:t>
-      </w:r>
-      <w:r>
-        <w:rPr>
-          <w:rFonts w:hint="eastAsia"/>
-          <w:lang w:val="zh-CN"/>
-        </w:rPr>
-        <w:t xml:space="preserve">修改</w:t>
+        <w:t xml:space="preserve">桌面歌词外观统一调整，实时同步；入口：AM</w:t>
+      </w:r>
+      <w:r>
+        <w:rPr>
+          <w:lang w:val="zh-CN"/>
+        </w:rPr>
+        <w:t xml:space="preserve"> </w:t>
+      </w:r>
+      <w:r>
+        <w:rPr>
+          <w:rFonts w:hint="eastAsia"/>
+          <w:lang w:val="zh-CN"/>
+        </w:rPr>
+        <w:t xml:space="preserve">顶栏</w:t>
+      </w:r>
+      <w:r>
+        <w:rPr>
+          <w:lang w:val="zh-CN"/>
+        </w:rPr>
+        <w:t xml:space="preserve"> 🎤 / </w:t>
+      </w:r>
+      <w:r>
+        <w:rPr>
+          <w:rFonts w:hint="eastAsia"/>
+          <w:lang w:val="zh-CN"/>
+        </w:rPr>
+        <w:t xml:space="preserve">设置歌词页</w:t>
+      </w:r>
+      <w:r>
+        <w:rPr>
+          <w:lang w:val="zh-CN"/>
+        </w:rPr>
+        <w:t xml:space="preserve"> / </w:t>
+      </w:r>
+      <w:r>
+        <w:rPr>
+          <w:rFonts w:hint="eastAsia"/>
+          <w:lang w:val="zh-CN"/>
+        </w:rPr>
+        <w:t xml:space="preserve">命令面板</w:t>
       </w:r>
     </w:p>
     <w:p>
@@ -9176,187 +9408,6 @@
           <w:bCs/>
           <w:lang w:val="zh-CN"/>
         </w:rPr>
-        <w:t xml:space="preserve">桌面歌词</w:t>
-      </w:r>
-      <w:r>
-        <w:rPr>
-          <w:rFonts w:hint="eastAsia"/>
-          <w:lang w:val="zh-CN"/>
-        </w:rPr>
-        <w:t xml:space="preserve">：屏幕上方悬浮歌词条，逐字卡拉OK</w:t>
-      </w:r>
-      <w:r>
-        <w:rPr>
-          <w:lang w:val="zh-CN"/>
-        </w:rPr>
-        <w:t xml:space="preserve"> </w:t>
-      </w:r>
-      <w:r>
-        <w:rPr>
-          <w:rFonts w:hint="eastAsia"/>
-          <w:lang w:val="zh-CN"/>
-        </w:rPr>
-        <w:t xml:space="preserve">填充，支持流媒体/Qobuz</w:t>
-      </w:r>
-      <w:r>
-        <w:rPr>
-          <w:lang w:val="zh-CN"/>
-        </w:rPr>
-        <w:t xml:space="preserve"> </w:t>
-      </w:r>
-      <w:r>
-        <w:rPr>
-          <w:rFonts w:hint="eastAsia"/>
-          <w:lang w:val="zh-CN"/>
-        </w:rPr>
-        <w:t xml:space="preserve">歌词（含翻译）；悬停工具钮：🔒</w:t>
-      </w:r>
-      <w:r>
-        <w:rPr>
-          <w:lang w:val="zh-CN"/>
-        </w:rPr>
-        <w:t xml:space="preserve"> </w:t>
-      </w:r>
-      <w:r>
-        <w:rPr>
-          <w:rFonts w:hint="eastAsia"/>
-          <w:lang w:val="zh-CN"/>
-        </w:rPr>
-        <w:t xml:space="preserve">锁定（鼠标穿透）/</w:t>
-      </w:r>
-      <w:r>
-        <w:rPr>
-          <w:lang w:val="zh-CN"/>
-        </w:rPr>
-        <w:t xml:space="preserve"> A−A+ </w:t>
-      </w:r>
-      <w:r>
-        <w:rPr>
-          <w:rFonts w:hint="eastAsia"/>
-          <w:lang w:val="zh-CN"/>
-        </w:rPr>
-        <w:t xml:space="preserve">字号</w:t>
-      </w:r>
-      <w:r>
-        <w:rPr>
-          <w:lang w:val="zh-CN"/>
-        </w:rPr>
-        <w:t xml:space="preserve"> / ◐ </w:t>
-      </w:r>
-      <w:r>
-        <w:rPr>
-          <w:rFonts w:hint="eastAsia"/>
-          <w:lang w:val="zh-CN"/>
-        </w:rPr>
-        <w:t xml:space="preserve">透明度</w:t>
-      </w:r>
-      <w:r>
-        <w:rPr>
-          <w:lang w:val="zh-CN"/>
-        </w:rPr>
-        <w:t xml:space="preserve"> / ⚙ </w:t>
-      </w:r>
-      <w:r>
-        <w:rPr>
-          <w:rFonts w:hint="eastAsia"/>
-          <w:lang w:val="zh-CN"/>
-        </w:rPr>
-        <w:t xml:space="preserve">自定义面板</w:t>
-      </w:r>
-      <w:r>
-        <w:rPr>
-          <w:lang w:val="zh-CN"/>
-        </w:rPr>
-        <w:t xml:space="preserve"> / ✕ </w:t>
-      </w:r>
-      <w:r>
-        <w:rPr>
-          <w:rFonts w:hint="eastAsia"/>
-          <w:lang w:val="zh-CN"/>
-        </w:rPr>
-        <w:t xml:space="preserve">关闭；外观自定义（当前行颜色/未唱色/对齐/单双行/字号/背景深浅）也可在设置</w:t>
-      </w:r>
-      <w:r>
-        <w:rPr>
-          <w:lang w:val="zh-CN"/>
-        </w:rPr>
-        <w:t xml:space="preserve"> → </w:t>
-      </w:r>
-      <w:r>
-        <w:rPr>
-          <w:rFonts w:hint="eastAsia"/>
-          <w:lang w:val="zh-CN"/>
-        </w:rPr>
-        <w:t xml:space="preserve">歌词</w:t>
-      </w:r>
-      <w:r>
-        <w:rPr>
-          <w:lang w:val="zh-CN"/>
-        </w:rPr>
-        <w:t xml:space="preserve"> → </w:t>
-      </w:r>
-      <w:r>
-        <w:rPr>
-          <w:rFonts w:hint="eastAsia"/>
-          <w:lang w:val="zh-CN"/>
-        </w:rPr>
-        <w:t xml:space="preserve">桌面歌词外观统一调整，实时同步；入口：AM</w:t>
-      </w:r>
-      <w:r>
-        <w:rPr>
-          <w:lang w:val="zh-CN"/>
-        </w:rPr>
-        <w:t xml:space="preserve"> </w:t>
-      </w:r>
-      <w:r>
-        <w:rPr>
-          <w:rFonts w:hint="eastAsia"/>
-          <w:lang w:val="zh-CN"/>
-        </w:rPr>
-        <w:t xml:space="preserve">顶栏</w:t>
-      </w:r>
-      <w:r>
-        <w:rPr>
-          <w:lang w:val="zh-CN"/>
-        </w:rPr>
-        <w:t xml:space="preserve"> 🎤 / </w:t>
-      </w:r>
-      <w:r>
-        <w:rPr>
-          <w:rFonts w:hint="eastAsia"/>
-          <w:lang w:val="zh-CN"/>
-        </w:rPr>
-        <w:t xml:space="preserve">设置歌词页</w:t>
-      </w:r>
-      <w:r>
-        <w:rPr>
-          <w:lang w:val="zh-CN"/>
-        </w:rPr>
-        <w:t xml:space="preserve"> / </w:t>
-      </w:r>
-      <w:r>
-        <w:rPr>
-          <w:rFonts w:hint="eastAsia"/>
-          <w:lang w:val="zh-CN"/>
-        </w:rPr>
-        <w:t xml:space="preserve">命令面板</w:t>
-      </w:r>
-    </w:p>
-    <w:p>
-      <w:pPr>
-        <w:pStyle w:val="Compact"/>
-        <w:numPr>
-          <w:ilvl w:val="0"/>
-          <w:numId w:val="1007"/>
-        </w:numPr>
-      </w:pPr>
-      <w:r>
-        <w:rPr>
-          <w:rFonts w:hint="eastAsia"/>
-          <w:b/>
-          <w:bCs/>
-          <w:lang w:val="zh-CN"/>
-        </w:rPr>
         <w:t xml:space="preserve">在线更新</w:t>
       </w:r>
       <w:r>
@@ -10725,6 +10776,147 @@
           <w:lang w:val="zh-CN"/>
         </w:rPr>
         <w:t xml:space="preserve">版本更新</w:t>
+      </w:r>
+    </w:p>
+    <w:p>
+      <w:pPr>
+        <w:pStyle w:val="Compact"/>
+        <w:numPr>
+          <w:ilvl w:val="0"/>
+          <w:numId w:val="1010"/>
+        </w:numPr>
+      </w:pPr>
+      <w:r>
+        <w:rPr>
+          <w:b/>
+          <w:bCs/>
+          <w:lang w:val="zh-CN"/>
+        </w:rPr>
+        <w:t xml:space="preserve">V4.3.29</w:t>
+      </w:r>
+      <w:r>
+        <w:rPr>
+          <w:rFonts w:hint="eastAsia"/>
+          <w:lang w:val="zh-CN"/>
+        </w:rPr>
+        <w:t xml:space="preserve">：国内流媒体播放缓存：首次播放后台完整落盘、再播直接走本地（链接失效不影响），设置</w:t>
+      </w:r>
+      <w:r>
+        <w:rPr>
+          <w:lang w:val="zh-CN"/>
+        </w:rPr>
+        <w:t xml:space="preserve"> → </w:t>
+      </w:r>
+      <w:r>
+        <w:rPr>
+          <w:rFonts w:hint="eastAsia"/>
+          <w:lang w:val="zh-CN"/>
+        </w:rPr>
+        <w:t xml:space="preserve">下载</w:t>
+      </w:r>
+      <w:r>
+        <w:rPr>
+          <w:lang w:val="zh-CN"/>
+        </w:rPr>
+        <w:t xml:space="preserve"> → </w:t>
+      </w:r>
+      <w:r>
+        <w:rPr>
+          <w:rFonts w:hint="eastAsia"/>
+          <w:lang w:val="zh-CN"/>
+        </w:rPr>
+        <w:t xml:space="preserve">播放缓存可开关、自定义目录、512MB–20GB</w:t>
+      </w:r>
+      <w:r>
+        <w:rPr>
+          <w:lang w:val="zh-CN"/>
+        </w:rPr>
+        <w:t xml:space="preserve"> </w:t>
+      </w:r>
+      <w:r>
+        <w:rPr>
+          <w:rFonts w:hint="eastAsia"/>
+          <w:lang w:val="zh-CN"/>
+        </w:rPr>
+        <w:t xml:space="preserve">上限（超限自动清理最久未用）、查看占用、一键清空；本地无歌词歌曲播放时自动五平台匹配补齐（≥80%，仅回显不写盘，缺封面顺带补，设置可关）；彩胶盘面支持自定义图片（智能去边裁切，历史</w:t>
+      </w:r>
+      <w:r>
+        <w:rPr>
+          <w:lang w:val="zh-CN"/>
+        </w:rPr>
+        <w:t xml:space="preserve"> 8 </w:t>
+      </w:r>
+      <w:r>
+        <w:rPr>
+          <w:rFonts w:hint="eastAsia"/>
+          <w:lang w:val="zh-CN"/>
+        </w:rPr>
+        <w:t xml:space="preserve">张）；Qobuz</w:t>
+      </w:r>
+      <w:r>
+        <w:rPr>
+          <w:lang w:val="zh-CN"/>
+        </w:rPr>
+        <w:t xml:space="preserve"> </w:t>
+      </w:r>
+      <w:r>
+        <w:rPr>
+          <w:rFonts w:hint="eastAsia"/>
+          <w:lang w:val="zh-CN"/>
+        </w:rPr>
+        <w:t xml:space="preserve">专辑/歌单链接解析直接打开完整曲目详情（逐首播放/下载）；AM</w:t>
+      </w:r>
+      <w:r>
+        <w:rPr>
+          <w:lang w:val="zh-CN"/>
+        </w:rPr>
+        <w:t xml:space="preserve"> </w:t>
+      </w:r>
+      <w:r>
+        <w:rPr>
+          <w:rFonts w:hint="eastAsia"/>
+          <w:lang w:val="zh-CN"/>
+        </w:rPr>
+        <w:t xml:space="preserve">快速多选：Ctrl</w:t>
+      </w:r>
+      <w:r>
+        <w:rPr>
+          <w:lang w:val="zh-CN"/>
+        </w:rPr>
+        <w:t xml:space="preserve"> </w:t>
+      </w:r>
+      <w:r>
+        <w:rPr>
+          <w:rFonts w:hint="eastAsia"/>
+          <w:lang w:val="zh-CN"/>
+        </w:rPr>
+        <w:t xml:space="preserve">点选/Shift</w:t>
+      </w:r>
+      <w:r>
+        <w:rPr>
+          <w:lang w:val="zh-CN"/>
+        </w:rPr>
+        <w:t xml:space="preserve"> </w:t>
+      </w:r>
+      <w:r>
+        <w:rPr>
+          <w:rFonts w:hint="eastAsia"/>
+          <w:lang w:val="zh-CN"/>
+        </w:rPr>
+        <w:t xml:space="preserve">连选/鼠标框选（歌曲、专辑、喜爱、播放列表四视图通用），顶部悬浮工具条，右键选中行批量加入歌单/移除/删除/编辑标签；拖文件到歌单视图具体行插入到该位置；歌单右键区分「从本播放列表移除」与「从曲库删除」，修复删歌牵连其他歌单、删除后无法再拖回；移除任务栏媒体小组件</w:t>
+      </w:r>
+      <w:r>
+        <w:rPr>
+          <w:lang w:val="zh-CN"/>
+        </w:rPr>
+        <w:t xml:space="preserve"> </w:t>
+      </w:r>
+      <w:r>
+        <w:rPr>
+          <w:rFonts w:hint="eastAsia"/>
+          <w:lang w:val="zh-CN"/>
+        </w:rPr>
+        <w:t xml:space="preserve">AnnieFlyout（兼容范围有限）；修复框选后列表跳顶/短暂空白、工具条加入歌单菜单透明</w:t>
       </w:r>
     </w:p>
     <w:p>

--- a/AnniePlayer-LXversion安妮洛雪/《章鱼科技：安妮播放器全功能说明书》.docx
+++ b/AnniePlayer-LXversion安妮洛雪/《章鱼科技：安妮播放器全功能说明书》.docx
@@ -97,7 +97,7 @@
           <w:rFonts w:hint="eastAsia"/>
           <w:lang w:val="zh-CN"/>
         </w:rPr>
-        <w:t xml:space="preserve">：V4.3.29</w:t>
+        <w:t xml:space="preserve">：V4.4.0</w:t>
       </w:r>
       <w:r>
         <w:rPr>
@@ -4506,7 +4506,7 @@
           <w:rFonts w:hint="eastAsia"/>
           <w:lang w:val="zh-CN"/>
         </w:rPr>
-        <w:t xml:space="preserve">：国内流媒体在线播放支持边播边存：首次播放正常联网，完整听过后会保存在本地，下次播放命中缓存可直接开始并减少流量；设置</w:t>
+        <w:t xml:space="preserve">：国内流媒体在线播放支持边播边存：首次播放正常联网，完整听过后会保存在本地，下次播放命中缓存可直接开始并减少流量——命中时主界面/沉浸/迷你三处音质徽标变绿带圆点、状态栏提示「本地缓存秒开」；设置</w:t>
       </w:r>
       <w:r>
         <w:rPr>
@@ -4545,7 +4545,20 @@
           <w:rFonts w:hint="eastAsia"/>
           <w:lang w:val="zh-CN"/>
         </w:rPr>
-        <w:t xml:space="preserve">上限、查看占用并一键清空；缓存按平台/歌曲/音质区分，超限自动清理最久未使用的内容，播放地址失效不影响已缓存歌曲</w:t>
+        <w:t xml:space="preserve">上限、查看占用并一键清空；设置页还按平台</w:t>
+      </w:r>
+      <w:r>
+        <w:rPr>
+          <w:lang w:val="zh-CN"/>
+        </w:rPr>
+        <w:t xml:space="preserve"> × </w:t>
+      </w:r>
+      <w:r>
+        <w:rPr>
+          <w:rFonts w:hint="eastAsia"/>
+          <w:lang w:val="zh-CN"/>
+        </w:rPr>
+        <w:t xml:space="preserve">音质分组列出缓存（首数/占用），可只清理某一组；缓存按平台/歌曲/音质区分，超限自动清理最久未使用的内容，播放地址失效不影响已缓存歌曲</w:t>
       </w:r>
     </w:p>
     <w:p>
@@ -4583,7 +4596,7 @@
           <w:rFonts w:hint="eastAsia"/>
           <w:lang w:val="zh-CN"/>
         </w:rPr>
-        <w:t xml:space="preserve">秒进入拖拽，拖到目标歌单上半/下半插入其前/后，落点高亮）；从文件管理器把音频文件直接拖到侧栏歌单名上或打开的歌单视图任意位置，即可批量加入该歌单——拖到某一行上会插入该行之前（落点行高亮），拖到空白处追加到底部（重复自动跳过）；拖入的文件即使不在曲库里也能正常显示与播放</w:t>
+        <w:t xml:space="preserve">秒进入拖拽，拖到目标歌单上半/下半插入其前/后，落点高亮）；从文件管理器把音频文件直接拖到侧栏歌单名上或打开的歌单视图任意位置，即可批量加入该歌单——拖到某一行上会插入该行之前（落点行高亮），拖到空白处追加到底部（重复自动跳过）；拖入的文件即使不在曲库里也能正常显示与播放；多选文件拖入会自动排序：多数文件带曲目号时按专辑/碟号/曲目号排，否则按目录+文件名自然排（解决资源管理器多选拖入顺序随机的问题，首次排序读取的曲目号会缓存，再次拖入免读盘）</w:t>
       </w:r>
     </w:p>
     <w:p>
@@ -4767,7 +4780,7 @@
           <w:rFonts w:hint="eastAsia"/>
           <w:lang w:val="zh-CN"/>
         </w:rPr>
-        <w:t xml:space="preserve">音质行；大歌词栏逐字卡拉OK，点击歌词行跳转；左封面右歌词两栏以屏幕中轴对称居中；☰</w:t>
+        <w:t xml:space="preserve">音质行；大歌词栏逐字卡拉OK，点击歌词行跳转；左封面右歌词两栏以屏幕左右半区中轴对称；☰</w:t>
       </w:r>
       <w:r>
         <w:rPr>
@@ -4845,7 +4858,20 @@
           <w:rFonts w:hint="eastAsia"/>
           <w:lang w:val="zh-CN"/>
         </w:rPr>
-        <w:t xml:space="preserve">界面「沉浸模式真全屏」开启后进入沉浸即隐藏任务栏（真全屏），沉浸中切换开关立即生效</w:t>
+        <w:t xml:space="preserve">界面「沉浸模式真全屏」开启后进入沉浸即隐藏任务栏（真全屏），沉浸中切换开关立即生效；鼠标静止约</w:t>
+      </w:r>
+      <w:r>
+        <w:rPr>
+          <w:lang w:val="zh-CN"/>
+        </w:rPr>
+        <w:t xml:space="preserve"> 2.5 </w:t>
+      </w:r>
+      <w:r>
+        <w:rPr>
+          <w:rFonts w:hint="eastAsia"/>
+          <w:lang w:val="zh-CN"/>
+        </w:rPr>
+        <w:t xml:space="preserve">秒自动隐藏鼠标和顶栏/控制栏（同看视频体验），移动/按键/滚轮立即恢复——静止后把鼠标移到屏幕底部，悬浮玻璃控制栏会淡入（含进度条和上一首/播放/下一首，可直接拖拽点击），鼠标移出窗口自动收起；暂停/恢复播放、调节音量时画面中央有轻量图标提示并自动淡出；切歌时旧封面淡出、新封面从模糊状态淡入；经典双栏与彩胶两种样式各自记住歌词/待播面板展开状态和歌词滚动位置</w:t>
       </w:r>
     </w:p>
     <w:p>
@@ -4901,53 +4927,14 @@
           <w:bCs/>
           <w:lang w:val="zh-CN"/>
         </w:rPr>
-        <w:t xml:space="preserve">迷你模式（🗕）</w:t>
-      </w:r>
-      <w:r>
-        <w:rPr>
-          <w:rFonts w:hint="eastAsia"/>
-          <w:lang w:val="zh-CN"/>
-        </w:rPr>
-        <w:t xml:space="preserve">：置顶小窗：封面</w:t>
-      </w:r>
-      <w:r>
-        <w:rPr>
-          <w:lang w:val="zh-CN"/>
-        </w:rPr>
-        <w:t xml:space="preserve"> + </w:t>
-      </w:r>
-      <w:r>
-        <w:rPr>
-          <w:rFonts w:hint="eastAsia"/>
-          <w:lang w:val="zh-CN"/>
-        </w:rPr>
-        <w:t xml:space="preserve">进度</w:t>
-      </w:r>
-      <w:r>
-        <w:rPr>
-          <w:lang w:val="zh-CN"/>
-        </w:rPr>
-        <w:t xml:space="preserve"> + </w:t>
-      </w:r>
-      <w:r>
-        <w:rPr>
-          <w:rFonts w:hint="eastAsia"/>
-          <w:lang w:val="zh-CN"/>
-        </w:rPr>
-        <w:t xml:space="preserve">传输</w:t>
-      </w:r>
-      <w:r>
-        <w:rPr>
-          <w:lang w:val="zh-CN"/>
-        </w:rPr>
-        <w:t xml:space="preserve"> + 💬 </w:t>
-      </w:r>
-      <w:r>
-        <w:rPr>
-          <w:rFonts w:hint="eastAsia"/>
-          <w:lang w:val="zh-CN"/>
-        </w:rPr>
-        <w:t xml:space="preserve">迷你歌词（点击跳转）+</w:t>
+        <w:t xml:space="preserve">主界面待播清单抽屉（☰）</w:t>
+      </w:r>
+      <w:r>
+        <w:rPr>
+          <w:rFonts w:hint="eastAsia"/>
+          <w:lang w:val="zh-CN"/>
+        </w:rPr>
+        <w:t xml:space="preserve">：顶栏右侧</w:t>
       </w:r>
       <w:r>
         <w:rPr>
@@ -4960,20 +4947,33 @@
           <w:rFonts w:hint="eastAsia"/>
           <w:lang w:val="zh-CN"/>
         </w:rPr>
-        <w:t xml:space="preserve">待播/历史</w:t>
-      </w:r>
-      <w:r>
-        <w:rPr>
-          <w:lang w:val="zh-CN"/>
-        </w:rPr>
-        <w:t xml:space="preserve"> + 📌 </w:t>
-      </w:r>
-      <w:r>
-        <w:rPr>
-          <w:rFonts w:hint="eastAsia"/>
-          <w:lang w:val="zh-CN"/>
-        </w:rPr>
-        <w:t xml:space="preserve">一键置顶（默认开，可取消）；位置记忆</w:t>
+        <w:t xml:space="preserve">按钮从右侧滑出待播清单（与沉浸/迷你共用同一队列面板），实时高亮当前曲、可双击切歌；按钮角标显示剩余待播数（当前曲之后还有几首，99+</w:t>
+      </w:r>
+      <w:r>
+        <w:rPr>
+          <w:lang w:val="zh-CN"/>
+        </w:rPr>
+        <w:t xml:space="preserve"> </w:t>
+      </w:r>
+      <w:r>
+        <w:rPr>
+          <w:rFonts w:hint="eastAsia"/>
+          <w:lang w:val="zh-CN"/>
+        </w:rPr>
+        <w:t xml:space="preserve">封顶），切歌自动刷新，点面板外或再点</w:t>
+      </w:r>
+      <w:r>
+        <w:rPr>
+          <w:lang w:val="zh-CN"/>
+        </w:rPr>
+        <w:t xml:space="preserve"> ☰ </w:t>
+      </w:r>
+      <w:r>
+        <w:rPr>
+          <w:rFonts w:hint="eastAsia"/>
+          <w:lang w:val="zh-CN"/>
+        </w:rPr>
+        <w:t xml:space="preserve">收起</w:t>
       </w:r>
     </w:p>
     <w:p>
@@ -4991,274 +4991,27 @@
           <w:bCs/>
           <w:lang w:val="zh-CN"/>
         </w:rPr>
-        <w:t xml:space="preserve">在线音乐页</w:t>
-      </w:r>
-      <w:r>
-        <w:rPr>
-          <w:rFonts w:hint="eastAsia"/>
-          <w:lang w:val="zh-CN"/>
-        </w:rPr>
-        <w:t xml:space="preserve">：搜索</w:t>
-      </w:r>
-      <w:r>
-        <w:rPr>
-          <w:lang w:val="zh-CN"/>
-        </w:rPr>
-        <w:t xml:space="preserve"> / </w:t>
-      </w:r>
-      <w:r>
-        <w:rPr>
-          <w:rFonts w:hint="eastAsia"/>
-          <w:lang w:val="zh-CN"/>
-        </w:rPr>
-        <w:t xml:space="preserve">排行榜</w:t>
-      </w:r>
-      <w:r>
-        <w:rPr>
-          <w:lang w:val="zh-CN"/>
-        </w:rPr>
-        <w:t xml:space="preserve"> / </w:t>
-      </w:r>
-      <w:r>
-        <w:rPr>
-          <w:rFonts w:hint="eastAsia"/>
-          <w:lang w:val="zh-CN"/>
-        </w:rPr>
-        <w:t xml:space="preserve">歌单广场</w:t>
-      </w:r>
-      <w:r>
-        <w:rPr>
-          <w:lang w:val="zh-CN"/>
-        </w:rPr>
-        <w:t xml:space="preserve"> / </w:t>
-      </w:r>
-      <w:r>
-        <w:rPr>
-          <w:rFonts w:hint="eastAsia"/>
-          <w:lang w:val="zh-CN"/>
-        </w:rPr>
-        <w:t xml:space="preserve">专辑四页签</w:t>
-      </w:r>
-      <w:r>
-        <w:rPr>
-          <w:lang w:val="zh-CN"/>
-        </w:rPr>
-        <w:t xml:space="preserve"> + </w:t>
-      </w:r>
-      <w:r>
-        <w:rPr>
-          <w:rFonts w:hint="eastAsia"/>
-          <w:lang w:val="zh-CN"/>
-        </w:rPr>
-        <w:t xml:space="preserve">五平台切换</w:t>
-      </w:r>
-      <w:r>
-        <w:rPr>
-          <w:lang w:val="zh-CN"/>
-        </w:rPr>
-        <w:t xml:space="preserve"> + </w:t>
-      </w:r>
-      <w:r>
-        <w:rPr>
-          <w:rFonts w:hint="eastAsia"/>
-          <w:lang w:val="zh-CN"/>
-        </w:rPr>
-        <w:t xml:space="preserve">音质下拉；音质列只显示按当前选择实际会播的档位（选</w:t>
-      </w:r>
-      <w:r>
-        <w:rPr>
-          <w:lang w:val="zh-CN"/>
-        </w:rPr>
-        <w:t xml:space="preserve"> FLAC </w:t>
-      </w:r>
-      <w:r>
-        <w:rPr>
-          <w:rFonts w:hint="eastAsia"/>
-          <w:lang w:val="zh-CN"/>
-        </w:rPr>
-        <w:t xml:space="preserve">时没有无损的歌曲自动降级显示</w:t>
-      </w:r>
-      <w:r>
-        <w:rPr>
-          <w:lang w:val="zh-CN"/>
-        </w:rPr>
-        <w:t xml:space="preserve"> </w:t>
-      </w:r>
-      <w:r>
-        <w:rPr>
-          <w:rFonts w:hint="eastAsia"/>
-          <w:lang w:val="zh-CN"/>
-        </w:rPr>
-        <w:t xml:space="preserve">320K/128K）；外文歌词自动显示中文翻译（源自带译文轨，设置</w:t>
-      </w:r>
-      <w:r>
-        <w:rPr>
-          <w:lang w:val="zh-CN"/>
-        </w:rPr>
-        <w:t xml:space="preserve"> → </w:t>
-      </w:r>
-      <w:r>
-        <w:rPr>
-          <w:rFonts w:hint="eastAsia"/>
-          <w:lang w:val="zh-CN"/>
-        </w:rPr>
-        <w:t xml:space="preserve">歌词「显示翻译行」可关）；歌单广场可按关键词搜索当前平台歌单（结果分页加载，✕</w:t>
-      </w:r>
-      <w:r>
-        <w:rPr>
-          <w:lang w:val="zh-CN"/>
-        </w:rPr>
-        <w:t xml:space="preserve"> </w:t>
-      </w:r>
-      <w:r>
-        <w:rPr>
-          <w:rFonts w:hint="eastAsia"/>
-          <w:lang w:val="zh-CN"/>
-        </w:rPr>
-        <w:t xml:space="preserve">清除回广场）；歌曲列表上方「列表内筛选」框可在已加载结果（搜索/榜单/歌单详情/收藏歌单/专辑曲目）中再过滤定位；歌曲行</w:t>
-      </w:r>
-      <w:r>
-        <w:rPr>
-          <w:lang w:val="zh-CN"/>
-        </w:rPr>
-        <w:t xml:space="preserve"> 🔗 </w:t>
-      </w:r>
-      <w:r>
-        <w:rPr>
-          <w:rFonts w:hint="eastAsia"/>
-          <w:lang w:val="zh-CN"/>
-        </w:rPr>
-        <w:t xml:space="preserve">复制平台分享链接（顶栏</w:t>
-      </w:r>
-      <w:r>
-        <w:rPr>
-          <w:lang w:val="zh-CN"/>
-        </w:rPr>
-        <w:t xml:space="preserve"> 🔗 </w:t>
-      </w:r>
-      <w:r>
-        <w:rPr>
-          <w:rFonts w:hint="eastAsia"/>
-          <w:lang w:val="zh-CN"/>
-        </w:rPr>
-        <w:t xml:space="preserve">复制播放中的歌；歌单详情</w:t>
-      </w:r>
-      <w:r>
-        <w:rPr>
-          <w:lang w:val="zh-CN"/>
-        </w:rPr>
-        <w:t xml:space="preserve"> 🔗 </w:t>
-      </w:r>
-      <w:r>
-        <w:rPr>
-          <w:rFonts w:hint="eastAsia"/>
-          <w:lang w:val="zh-CN"/>
-        </w:rPr>
-        <w:t xml:space="preserve">复制整个歌单链接，发群友直接点开）；歌单详情</w:t>
-      </w:r>
-      <w:r>
-        <w:rPr>
-          <w:lang w:val="zh-CN"/>
-        </w:rPr>
-        <w:t xml:space="preserve"> ☆ </w:t>
-      </w:r>
-      <w:r>
-        <w:rPr>
-          <w:rFonts w:hint="eastAsia"/>
-          <w:lang w:val="zh-CN"/>
-        </w:rPr>
-        <w:t xml:space="preserve">收藏（跨启动保留，侧栏「收藏的歌单」分组直达，✕</w:t>
-      </w:r>
-      <w:r>
-        <w:rPr>
-          <w:lang w:val="zh-CN"/>
-        </w:rPr>
-        <w:t xml:space="preserve"> </w:t>
-      </w:r>
-      <w:r>
-        <w:rPr>
-          <w:rFonts w:hint="eastAsia"/>
-          <w:lang w:val="zh-CN"/>
-        </w:rPr>
-        <w:t xml:space="preserve">取消）；「导入歌单」粘贴五大平台链接或纯数字</w:t>
-      </w:r>
-      <w:r>
-        <w:rPr>
-          <w:lang w:val="zh-CN"/>
-        </w:rPr>
-        <w:t xml:space="preserve"> ID </w:t>
-      </w:r>
-      <w:r>
-        <w:rPr>
-          <w:rFonts w:hint="eastAsia"/>
-          <w:lang w:val="zh-CN"/>
-        </w:rPr>
-        <w:t xml:space="preserve">直达；专辑页签搜专辑名、点卡片看全碟曲目（支持酷狗/酷我/QQ/网易四平台）；搜索历史自动记忆；批量下载已加载结果；右键「☑</w:t>
-      </w:r>
-      <w:r>
-        <w:rPr>
-          <w:lang w:val="zh-CN"/>
-        </w:rPr>
-        <w:t xml:space="preserve"> </w:t>
-      </w:r>
-      <w:r>
-        <w:rPr>
-          <w:rFonts w:hint="eastAsia"/>
-          <w:lang w:val="zh-CN"/>
-        </w:rPr>
-        <w:t xml:space="preserve">多选」进入多选模式批量勾选下载</w:t>
-      </w:r>
-      <w:r>
-        <w:rPr>
-          <w:lang w:val="zh-CN"/>
-        </w:rPr>
-        <w:t xml:space="preserve"> / </w:t>
-      </w:r>
-      <w:r>
-        <w:rPr>
-          <w:rFonts w:hint="eastAsia"/>
-          <w:lang w:val="zh-CN"/>
-        </w:rPr>
-        <w:t xml:space="preserve">批量加到在线歌单；歌曲行</w:t>
-      </w:r>
-      <w:r>
-        <w:rPr>
-          <w:lang w:val="zh-CN"/>
-        </w:rPr>
-        <w:t xml:space="preserve"> ♥ </w:t>
-      </w:r>
-      <w:r>
-        <w:rPr>
-          <w:rFonts w:hint="eastAsia"/>
-          <w:lang w:val="zh-CN"/>
-        </w:rPr>
-        <w:t xml:space="preserve">收藏到在线歌单、专辑详情「♥</w:t>
-      </w:r>
-      <w:r>
-        <w:rPr>
-          <w:lang w:val="zh-CN"/>
-        </w:rPr>
-        <w:t xml:space="preserve"> </w:t>
-      </w:r>
-      <w:r>
-        <w:rPr>
-          <w:rFonts w:hint="eastAsia"/>
-          <w:lang w:val="zh-CN"/>
-        </w:rPr>
-        <w:t xml:space="preserve">收藏整专」、顶栏</w:t>
-      </w:r>
-      <w:r>
-        <w:rPr>
-          <w:lang w:val="zh-CN"/>
-        </w:rPr>
-        <w:t xml:space="preserve"> ♥ </w:t>
-      </w:r>
-      <w:r>
-        <w:rPr>
-          <w:rFonts w:hint="eastAsia"/>
-          <w:lang w:val="zh-CN"/>
-        </w:rPr>
-        <w:t xml:space="preserve">收藏播放中的在线歌</w:t>
+        <w:t xml:space="preserve">进度条时间预览</w:t>
+      </w:r>
+      <w:r>
+        <w:rPr>
+          <w:rFonts w:hint="eastAsia"/>
+          <w:lang w:val="zh-CN"/>
+        </w:rPr>
+        <w:t xml:space="preserve">：鼠标悬停主界面/沉浸（含底部悬浮</w:t>
+      </w:r>
+      <w:r>
+        <w:rPr>
+          <w:lang w:val="zh-CN"/>
+        </w:rPr>
+        <w:t xml:space="preserve"> </w:t>
+      </w:r>
+      <w:r>
+        <w:rPr>
+          <w:rFonts w:hint="eastAsia"/>
+          <w:lang w:val="zh-CN"/>
+        </w:rPr>
+        <w:t xml:space="preserve">dock）任意进度条，上方气泡实时显示该位置对应时间；按下拖动时气泡持续跟手，方便精确跳转</w:t>
       </w:r>
     </w:p>
     <w:p>
@@ -5276,14 +5029,14 @@
           <w:bCs/>
           <w:lang w:val="zh-CN"/>
         </w:rPr>
-        <w:t xml:space="preserve">下载情况页（⬇）</w:t>
-      </w:r>
-      <w:r>
-        <w:rPr>
-          <w:rFonts w:hint="eastAsia"/>
-          <w:lang w:val="zh-CN"/>
-        </w:rPr>
-        <w:t xml:space="preserve">：侧栏「下载情况」统一管理所有下载任务：所有任务/正在下载/已暂停/出错/下载完成五标签切换；任务可暂停/继续/重试/移除/打开所在文件夹，进度条实时显示；出错标签一键重试，完成标签一键清空；重启软件后未完成任务自动转为已暂停可继续；并发数与文件命名等在</w:t>
+        <w:t xml:space="preserve">重启恢复上次播放</w:t>
+      </w:r>
+      <w:r>
+        <w:rPr>
+          <w:rFonts w:hint="eastAsia"/>
+          <w:lang w:val="zh-CN"/>
+        </w:rPr>
+        <w:t xml:space="preserve">：软件异常退出或正常关闭后重新打开，自动恢复上次的曲目与播放进度（本地曲目按曲库路径匹配，流媒体按平台曲目快照恢复并恢复所选音质），并还原播放/暂停状态；流媒体缓存仍在则直接本地秒开；可在</w:t>
       </w:r>
       <w:r>
         <w:rPr>
@@ -5302,27 +5055,14 @@
         <w:rPr>
           <w:lang w:val="zh-CN"/>
         </w:rPr>
-        <w:t xml:space="preserve"> → </w:t>
-      </w:r>
-      <w:r>
-        <w:rPr>
-          <w:rFonts w:hint="eastAsia"/>
-          <w:lang w:val="zh-CN"/>
-        </w:rPr>
-        <w:t xml:space="preserve">下载</w:t>
-      </w:r>
-      <w:r>
-        <w:rPr>
-          <w:lang w:val="zh-CN"/>
-        </w:rPr>
-        <w:t xml:space="preserve"> </w:t>
-      </w:r>
-      <w:r>
-        <w:rPr>
-          <w:rFonts w:hint="eastAsia"/>
-          <w:lang w:val="zh-CN"/>
-        </w:rPr>
-        <w:t xml:space="preserve">调整</w:t>
+        <w:t xml:space="preserve"> → AM </w:t>
+      </w:r>
+      <w:r>
+        <w:rPr>
+          <w:rFonts w:hint="eastAsia"/>
+          <w:lang w:val="zh-CN"/>
+        </w:rPr>
+        <w:t xml:space="preserve">界面关闭此功能</w:t>
       </w:r>
     </w:p>
     <w:p>
@@ -5340,131 +5080,79 @@
           <w:bCs/>
           <w:lang w:val="zh-CN"/>
         </w:rPr>
-        <w:t xml:space="preserve">在线歌单（流媒体收藏）</w:t>
-      </w:r>
-      <w:r>
-        <w:rPr>
-          <w:rFonts w:hint="eastAsia"/>
-          <w:lang w:val="zh-CN"/>
-        </w:rPr>
-        <w:t xml:space="preserve">：侧栏「在线歌单」分组：＋</w:t>
-      </w:r>
-      <w:r>
-        <w:rPr>
-          <w:lang w:val="zh-CN"/>
-        </w:rPr>
-        <w:t xml:space="preserve"> </w:t>
-      </w:r>
-      <w:r>
-        <w:rPr>
-          <w:rFonts w:hint="eastAsia"/>
-          <w:lang w:val="zh-CN"/>
-        </w:rPr>
-        <w:t xml:space="preserve">新建、✕</w:t>
-      </w:r>
-      <w:r>
-        <w:rPr>
-          <w:lang w:val="zh-CN"/>
-        </w:rPr>
-        <w:t xml:space="preserve"> </w:t>
-      </w:r>
-      <w:r>
-        <w:rPr>
-          <w:rFonts w:hint="eastAsia"/>
-          <w:lang w:val="zh-CN"/>
-        </w:rPr>
-        <w:t xml:space="preserve">删除、点列表名改名、▶</w:t>
-      </w:r>
-      <w:r>
-        <w:rPr>
-          <w:lang w:val="zh-CN"/>
-        </w:rPr>
-        <w:t xml:space="preserve"> </w:t>
-      </w:r>
-      <w:r>
-        <w:rPr>
-          <w:rFonts w:hint="eastAsia"/>
-          <w:lang w:val="zh-CN"/>
-        </w:rPr>
-        <w:t xml:space="preserve">播放</w:t>
-      </w:r>
-      <w:r>
-        <w:rPr>
-          <w:lang w:val="zh-CN"/>
-        </w:rPr>
-        <w:t xml:space="preserve"> / 🔀 </w:t>
-      </w:r>
-      <w:r>
-        <w:rPr>
-          <w:rFonts w:hint="eastAsia"/>
-          <w:lang w:val="zh-CN"/>
-        </w:rPr>
-        <w:t xml:space="preserve">随机播放、📥</w:t>
-      </w:r>
-      <w:r>
-        <w:rPr>
-          <w:lang w:val="zh-CN"/>
-        </w:rPr>
-        <w:t xml:space="preserve"> </w:t>
-      </w:r>
-      <w:r>
-        <w:rPr>
-          <w:rFonts w:hint="eastAsia"/>
-          <w:lang w:val="zh-CN"/>
-        </w:rPr>
-        <w:t xml:space="preserve">导入在线歌单（.anniespl）；右键歌单可「📤</w:t>
-      </w:r>
-      <w:r>
-        <w:rPr>
-          <w:lang w:val="zh-CN"/>
-        </w:rPr>
-        <w:t xml:space="preserve"> </w:t>
-      </w:r>
-      <w:r>
-        <w:rPr>
-          <w:rFonts w:hint="eastAsia"/>
-          <w:lang w:val="zh-CN"/>
-        </w:rPr>
-        <w:t xml:space="preserve">导出在线歌单…」生成</w:t>
-      </w:r>
-      <w:r>
-        <w:rPr>
-          <w:lang w:val="zh-CN"/>
-        </w:rPr>
-        <w:t xml:space="preserve"> .anniespl </w:t>
-      </w:r>
-      <w:r>
-        <w:rPr>
-          <w:rFonts w:hint="eastAsia"/>
-          <w:lang w:val="zh-CN"/>
-        </w:rPr>
-        <w:t xml:space="preserve">文件——流媒体曲目存平台</w:t>
-      </w:r>
-      <w:r>
-        <w:rPr>
-          <w:lang w:val="zh-CN"/>
-        </w:rPr>
-        <w:t xml:space="preserve"> ID </w:t>
-      </w:r>
-      <w:r>
-        <w:rPr>
-          <w:rFonts w:hint="eastAsia"/>
-          <w:lang w:val="zh-CN"/>
-        </w:rPr>
-        <w:t xml:space="preserve">快照（不依赖本地文件），拷到另一台电脑导入后联网即可播放，重装系统也能恢复；封面默认取第一首曲目封面（整专收藏即专辑封面）；歌单头部搜索框可在歌单内过滤定位；收藏存平台曲目信息（不存播放地址），每次播放现解析</w:t>
-      </w:r>
-      <w:r>
-        <w:rPr>
-          <w:lang w:val="zh-CN"/>
-        </w:rPr>
-        <w:t xml:space="preserve"> URL </w:t>
-      </w:r>
-      <w:r>
-        <w:rPr>
-          <w:rFonts w:hint="eastAsia"/>
-          <w:lang w:val="zh-CN"/>
-        </w:rPr>
-        <w:t xml:space="preserve">不怕过期，歌词/封面/独占输出全自动；与本地播放列表互不相混；行内</w:t>
+        <w:t xml:space="preserve">迷你模式（🗕）</w:t>
+      </w:r>
+      <w:r>
+        <w:rPr>
+          <w:rFonts w:hint="eastAsia"/>
+          <w:lang w:val="zh-CN"/>
+        </w:rPr>
+        <w:t xml:space="preserve">：置顶小窗：封面</w:t>
+      </w:r>
+      <w:r>
+        <w:rPr>
+          <w:lang w:val="zh-CN"/>
+        </w:rPr>
+        <w:t xml:space="preserve"> + </w:t>
+      </w:r>
+      <w:r>
+        <w:rPr>
+          <w:rFonts w:hint="eastAsia"/>
+          <w:lang w:val="zh-CN"/>
+        </w:rPr>
+        <w:t xml:space="preserve">进度</w:t>
+      </w:r>
+      <w:r>
+        <w:rPr>
+          <w:lang w:val="zh-CN"/>
+        </w:rPr>
+        <w:t xml:space="preserve"> + </w:t>
+      </w:r>
+      <w:r>
+        <w:rPr>
+          <w:rFonts w:hint="eastAsia"/>
+          <w:lang w:val="zh-CN"/>
+        </w:rPr>
+        <w:t xml:space="preserve">传输</w:t>
+      </w:r>
+      <w:r>
+        <w:rPr>
+          <w:lang w:val="zh-CN"/>
+        </w:rPr>
+        <w:t xml:space="preserve"> + 💬 </w:t>
+      </w:r>
+      <w:r>
+        <w:rPr>
+          <w:rFonts w:hint="eastAsia"/>
+          <w:lang w:val="zh-CN"/>
+        </w:rPr>
+        <w:t xml:space="preserve">迷你歌词（点击跳转）+</w:t>
+      </w:r>
+      <w:r>
+        <w:rPr>
+          <w:lang w:val="zh-CN"/>
+        </w:rPr>
+        <w:t xml:space="preserve"> ☰ </w:t>
+      </w:r>
+      <w:r>
+        <w:rPr>
+          <w:rFonts w:hint="eastAsia"/>
+          <w:lang w:val="zh-CN"/>
+        </w:rPr>
+        <w:t xml:space="preserve">待播/历史</w:t>
+      </w:r>
+      <w:r>
+        <w:rPr>
+          <w:lang w:val="zh-CN"/>
+        </w:rPr>
+        <w:t xml:space="preserve"> + 📌 </w:t>
+      </w:r>
+      <w:r>
+        <w:rPr>
+          <w:rFonts w:hint="eastAsia"/>
+          <w:lang w:val="zh-CN"/>
+        </w:rPr>
+        <w:t xml:space="preserve">一键置顶（默认开，可取消）；位置记忆；迷你窗内点</w:t>
       </w:r>
       <w:r>
         <w:rPr>
@@ -5477,7 +5165,20 @@
           <w:rFonts w:hint="eastAsia"/>
           <w:lang w:val="zh-CN"/>
         </w:rPr>
-        <w:t xml:space="preserve">移除单曲；在线播放联动全局播放模式（顺序/随机/单曲循环）</w:t>
+        <w:t xml:space="preserve">收进托盘后，再从托盘打开软件直接回到主界面（不会停留在迷你窗）；—</w:t>
+      </w:r>
+      <w:r>
+        <w:rPr>
+          <w:lang w:val="zh-CN"/>
+        </w:rPr>
+        <w:t xml:space="preserve"> </w:t>
+      </w:r>
+      <w:r>
+        <w:rPr>
+          <w:rFonts w:hint="eastAsia"/>
+          <w:lang w:val="zh-CN"/>
+        </w:rPr>
+        <w:t xml:space="preserve">最小化则保持迷你形态</w:t>
       </w:r>
     </w:p>
     <w:p>
@@ -5495,109 +5196,235 @@
           <w:bCs/>
           <w:lang w:val="zh-CN"/>
         </w:rPr>
-        <w:t xml:space="preserve">Qobuz（侧栏</w:t>
-      </w:r>
-      <w:r>
-        <w:rPr>
-          <w:b/>
-          <w:bCs/>
-          <w:lang w:val="zh-CN"/>
-        </w:rPr>
-        <w:t xml:space="preserve"> </w:t>
-      </w:r>
-      <w:r>
-        <w:rPr>
-          <w:rFonts w:hint="eastAsia"/>
-          <w:b/>
-          <w:bCs/>
-          <w:lang w:val="zh-CN"/>
-        </w:rPr>
-        <w:t xml:space="preserve">🔷）</w:t>
-      </w:r>
-      <w:r>
-        <w:rPr>
-          <w:rFonts w:hint="eastAsia"/>
-          <w:lang w:val="zh-CN"/>
-        </w:rPr>
-        <w:t xml:space="preserve">：登录自己的</w:t>
-      </w:r>
-      <w:r>
-        <w:rPr>
-          <w:lang w:val="zh-CN"/>
-        </w:rPr>
-        <w:t xml:space="preserve"> Qobuz </w:t>
-      </w:r>
-      <w:r>
-        <w:rPr>
-          <w:rFonts w:hint="eastAsia"/>
-          <w:lang w:val="zh-CN"/>
-        </w:rPr>
-        <w:t xml:space="preserve">付费账号（邮箱+密码</w:t>
-      </w:r>
-      <w:r>
-        <w:rPr>
-          <w:lang w:val="zh-CN"/>
-        </w:rPr>
-        <w:t xml:space="preserve"> </w:t>
-      </w:r>
-      <w:r>
-        <w:rPr>
-          <w:rFonts w:hint="eastAsia"/>
-          <w:lang w:val="zh-CN"/>
-        </w:rPr>
-        <w:t xml:space="preserve">或</w:t>
-      </w:r>
-      <w:r>
-        <w:rPr>
-          <w:lang w:val="zh-CN"/>
-        </w:rPr>
-        <w:t xml:space="preserve"> </w:t>
-      </w:r>
-      <w:r>
-        <w:rPr>
-          <w:rFonts w:hint="eastAsia"/>
-          <w:lang w:val="zh-CN"/>
-        </w:rPr>
-        <w:t xml:space="preserve">user_auth_token，凭据仅本机加密保存）：搜索专辑/单曲/歌单，收藏专辑/收藏单曲/我的歌单快捷入口，详情页点曲目即播——最高</w:t>
-      </w:r>
-      <w:r>
-        <w:rPr>
-          <w:lang w:val="zh-CN"/>
-        </w:rPr>
-        <w:t xml:space="preserve"> 24bit/192kHz FLAC </w:t>
-      </w:r>
-      <w:r>
-        <w:rPr>
-          <w:rFonts w:hint="eastAsia"/>
-          <w:lang w:val="zh-CN"/>
-        </w:rPr>
-        <w:t xml:space="preserve">直链，bit-perfect</w:t>
-      </w:r>
-      <w:r>
-        <w:rPr>
-          <w:lang w:val="zh-CN"/>
-        </w:rPr>
-        <w:t xml:space="preserve"> </w:t>
-      </w:r>
-      <w:r>
-        <w:rPr>
-          <w:rFonts w:hint="eastAsia"/>
-          <w:lang w:val="zh-CN"/>
-        </w:rPr>
-        <w:t xml:space="preserve">独占输出与本地同一管线；歌词按标题+艺人走五大平台兜底匹配（Qobuz</w:t>
-      </w:r>
-      <w:r>
-        <w:rPr>
-          <w:lang w:val="zh-CN"/>
-        </w:rPr>
-        <w:t xml:space="preserve"> </w:t>
-      </w:r>
-      <w:r>
-        <w:rPr>
-          <w:rFonts w:hint="eastAsia"/>
-          <w:lang w:val="zh-CN"/>
-        </w:rPr>
-        <w:t xml:space="preserve">无歌词接口，含翻译行）；音质四档可选，顶栏实时显示播放音质；详情页</w:t>
+        <w:t xml:space="preserve">在线音乐页</w:t>
+      </w:r>
+      <w:r>
+        <w:rPr>
+          <w:rFonts w:hint="eastAsia"/>
+          <w:lang w:val="zh-CN"/>
+        </w:rPr>
+        <w:t xml:space="preserve">：搜索</w:t>
+      </w:r>
+      <w:r>
+        <w:rPr>
+          <w:lang w:val="zh-CN"/>
+        </w:rPr>
+        <w:t xml:space="preserve"> / </w:t>
+      </w:r>
+      <w:r>
+        <w:rPr>
+          <w:rFonts w:hint="eastAsia"/>
+          <w:lang w:val="zh-CN"/>
+        </w:rPr>
+        <w:t xml:space="preserve">排行榜</w:t>
+      </w:r>
+      <w:r>
+        <w:rPr>
+          <w:lang w:val="zh-CN"/>
+        </w:rPr>
+        <w:t xml:space="preserve"> / </w:t>
+      </w:r>
+      <w:r>
+        <w:rPr>
+          <w:rFonts w:hint="eastAsia"/>
+          <w:lang w:val="zh-CN"/>
+        </w:rPr>
+        <w:t xml:space="preserve">歌单广场</w:t>
+      </w:r>
+      <w:r>
+        <w:rPr>
+          <w:lang w:val="zh-CN"/>
+        </w:rPr>
+        <w:t xml:space="preserve"> / </w:t>
+      </w:r>
+      <w:r>
+        <w:rPr>
+          <w:rFonts w:hint="eastAsia"/>
+          <w:lang w:val="zh-CN"/>
+        </w:rPr>
+        <w:t xml:space="preserve">专辑四页签</w:t>
+      </w:r>
+      <w:r>
+        <w:rPr>
+          <w:lang w:val="zh-CN"/>
+        </w:rPr>
+        <w:t xml:space="preserve"> + </w:t>
+      </w:r>
+      <w:r>
+        <w:rPr>
+          <w:rFonts w:hint="eastAsia"/>
+          <w:lang w:val="zh-CN"/>
+        </w:rPr>
+        <w:t xml:space="preserve">五平台切换</w:t>
+      </w:r>
+      <w:r>
+        <w:rPr>
+          <w:lang w:val="zh-CN"/>
+        </w:rPr>
+        <w:t xml:space="preserve"> + </w:t>
+      </w:r>
+      <w:r>
+        <w:rPr>
+          <w:rFonts w:hint="eastAsia"/>
+          <w:lang w:val="zh-CN"/>
+        </w:rPr>
+        <w:t xml:space="preserve">音质下拉；音质列只显示按当前选择实际会播的档位（选</w:t>
+      </w:r>
+      <w:r>
+        <w:rPr>
+          <w:lang w:val="zh-CN"/>
+        </w:rPr>
+        <w:t xml:space="preserve"> FLAC </w:t>
+      </w:r>
+      <w:r>
+        <w:rPr>
+          <w:rFonts w:hint="eastAsia"/>
+          <w:lang w:val="zh-CN"/>
+        </w:rPr>
+        <w:t xml:space="preserve">时没有无损的歌曲自动降级显示</w:t>
+      </w:r>
+      <w:r>
+        <w:rPr>
+          <w:lang w:val="zh-CN"/>
+        </w:rPr>
+        <w:t xml:space="preserve"> </w:t>
+      </w:r>
+      <w:r>
+        <w:rPr>
+          <w:rFonts w:hint="eastAsia"/>
+          <w:lang w:val="zh-CN"/>
+        </w:rPr>
+        <w:t xml:space="preserve">320K/128K）；外文歌词自动显示中文翻译（源自带译文轨，设置</w:t>
+      </w:r>
+      <w:r>
+        <w:rPr>
+          <w:lang w:val="zh-CN"/>
+        </w:rPr>
+        <w:t xml:space="preserve"> → </w:t>
+      </w:r>
+      <w:r>
+        <w:rPr>
+          <w:rFonts w:hint="eastAsia"/>
+          <w:lang w:val="zh-CN"/>
+        </w:rPr>
+        <w:t xml:space="preserve">歌词「显示翻译行」可关）；歌单广场可按关键词搜索当前平台歌单（结果分页加载，✕</w:t>
+      </w:r>
+      <w:r>
+        <w:rPr>
+          <w:lang w:val="zh-CN"/>
+        </w:rPr>
+        <w:t xml:space="preserve"> </w:t>
+      </w:r>
+      <w:r>
+        <w:rPr>
+          <w:rFonts w:hint="eastAsia"/>
+          <w:lang w:val="zh-CN"/>
+        </w:rPr>
+        <w:t xml:space="preserve">清除回广场）；歌曲列表上方「列表内筛选」框可在已加载结果（搜索/榜单/歌单详情/收藏歌单/专辑曲目）中再过滤定位；歌曲行</w:t>
+      </w:r>
+      <w:r>
+        <w:rPr>
+          <w:lang w:val="zh-CN"/>
+        </w:rPr>
+        <w:t xml:space="preserve"> 🔗 </w:t>
+      </w:r>
+      <w:r>
+        <w:rPr>
+          <w:rFonts w:hint="eastAsia"/>
+          <w:lang w:val="zh-CN"/>
+        </w:rPr>
+        <w:t xml:space="preserve">复制平台分享链接（顶栏</w:t>
+      </w:r>
+      <w:r>
+        <w:rPr>
+          <w:lang w:val="zh-CN"/>
+        </w:rPr>
+        <w:t xml:space="preserve"> 🔗 </w:t>
+      </w:r>
+      <w:r>
+        <w:rPr>
+          <w:rFonts w:hint="eastAsia"/>
+          <w:lang w:val="zh-CN"/>
+        </w:rPr>
+        <w:t xml:space="preserve">复制播放中的歌；歌单详情</w:t>
+      </w:r>
+      <w:r>
+        <w:rPr>
+          <w:lang w:val="zh-CN"/>
+        </w:rPr>
+        <w:t xml:space="preserve"> 🔗 </w:t>
+      </w:r>
+      <w:r>
+        <w:rPr>
+          <w:rFonts w:hint="eastAsia"/>
+          <w:lang w:val="zh-CN"/>
+        </w:rPr>
+        <w:t xml:space="preserve">复制整个歌单链接，发群友直接点开）；歌单详情</w:t>
+      </w:r>
+      <w:r>
+        <w:rPr>
+          <w:lang w:val="zh-CN"/>
+        </w:rPr>
+        <w:t xml:space="preserve"> ☆ </w:t>
+      </w:r>
+      <w:r>
+        <w:rPr>
+          <w:rFonts w:hint="eastAsia"/>
+          <w:lang w:val="zh-CN"/>
+        </w:rPr>
+        <w:t xml:space="preserve">收藏（跨启动保留，侧栏「收藏的歌单」分组直达，✕</w:t>
+      </w:r>
+      <w:r>
+        <w:rPr>
+          <w:lang w:val="zh-CN"/>
+        </w:rPr>
+        <w:t xml:space="preserve"> </w:t>
+      </w:r>
+      <w:r>
+        <w:rPr>
+          <w:rFonts w:hint="eastAsia"/>
+          <w:lang w:val="zh-CN"/>
+        </w:rPr>
+        <w:t xml:space="preserve">取消）；「导入歌单」粘贴五大平台链接或纯数字</w:t>
+      </w:r>
+      <w:r>
+        <w:rPr>
+          <w:lang w:val="zh-CN"/>
+        </w:rPr>
+        <w:t xml:space="preserve"> ID </w:t>
+      </w:r>
+      <w:r>
+        <w:rPr>
+          <w:rFonts w:hint="eastAsia"/>
+          <w:lang w:val="zh-CN"/>
+        </w:rPr>
+        <w:t xml:space="preserve">直达；专辑页签搜专辑名、点卡片看全碟曲目（支持酷狗/酷我/QQ/网易四平台）；搜索历史自动记忆；批量下载已加载结果；右键「☑</w:t>
+      </w:r>
+      <w:r>
+        <w:rPr>
+          <w:lang w:val="zh-CN"/>
+        </w:rPr>
+        <w:t xml:space="preserve"> </w:t>
+      </w:r>
+      <w:r>
+        <w:rPr>
+          <w:rFonts w:hint="eastAsia"/>
+          <w:lang w:val="zh-CN"/>
+        </w:rPr>
+        <w:t xml:space="preserve">多选」进入多选模式批量勾选下载</w:t>
+      </w:r>
+      <w:r>
+        <w:rPr>
+          <w:lang w:val="zh-CN"/>
+        </w:rPr>
+        <w:t xml:space="preserve"> / </w:t>
+      </w:r>
+      <w:r>
+        <w:rPr>
+          <w:rFonts w:hint="eastAsia"/>
+          <w:lang w:val="zh-CN"/>
+        </w:rPr>
+        <w:t xml:space="preserve">批量加到在线歌单；歌曲行</w:t>
       </w:r>
       <w:r>
         <w:rPr>
@@ -5610,33 +5437,33 @@
           <w:rFonts w:hint="eastAsia"/>
           <w:lang w:val="zh-CN"/>
         </w:rPr>
-        <w:t xml:space="preserve">收藏专辑/歌单到</w:t>
-      </w:r>
-      <w:r>
-        <w:rPr>
-          <w:lang w:val="zh-CN"/>
-        </w:rPr>
-        <w:t xml:space="preserve"> Qobuz </w:t>
-      </w:r>
-      <w:r>
-        <w:rPr>
-          <w:rFonts w:hint="eastAsia"/>
-          <w:lang w:val="zh-CN"/>
-        </w:rPr>
-        <w:t xml:space="preserve">账号（与官方</w:t>
-      </w:r>
-      <w:r>
-        <w:rPr>
-          <w:lang w:val="zh-CN"/>
-        </w:rPr>
-        <w:t xml:space="preserve"> App </w:t>
-      </w:r>
-      <w:r>
-        <w:rPr>
-          <w:rFonts w:hint="eastAsia"/>
-          <w:lang w:val="zh-CN"/>
-        </w:rPr>
-        <w:t xml:space="preserve">实时同步，再点取消）</w:t>
+        <w:t xml:space="preserve">收藏到在线歌单、专辑详情「♥</w:t>
+      </w:r>
+      <w:r>
+        <w:rPr>
+          <w:lang w:val="zh-CN"/>
+        </w:rPr>
+        <w:t xml:space="preserve"> </w:t>
+      </w:r>
+      <w:r>
+        <w:rPr>
+          <w:rFonts w:hint="eastAsia"/>
+          <w:lang w:val="zh-CN"/>
+        </w:rPr>
+        <w:t xml:space="preserve">收藏整专」、顶栏</w:t>
+      </w:r>
+      <w:r>
+        <w:rPr>
+          <w:lang w:val="zh-CN"/>
+        </w:rPr>
+        <w:t xml:space="preserve"> ♥ </w:t>
+      </w:r>
+      <w:r>
+        <w:rPr>
+          <w:rFonts w:hint="eastAsia"/>
+          <w:lang w:val="zh-CN"/>
+        </w:rPr>
+        <w:t xml:space="preserve">收藏播放中的在线歌</w:t>
       </w:r>
     </w:p>
     <w:p>
@@ -5649,170 +5476,58 @@
       </w:pPr>
       <w:r>
         <w:rPr>
-          <w:b/>
-          <w:bCs/>
-          <w:lang w:val="zh-CN"/>
-        </w:rPr>
-        <w:t xml:space="preserve">Qobuz </w:t>
-      </w:r>
-      <w:r>
-        <w:rPr>
-          <w:rFonts w:hint="eastAsia"/>
-          <w:b/>
-          <w:bCs/>
+          <w:rFonts w:hint="eastAsia"/>
+          <w:b/>
+          <w:bCs/>
+          <w:lang w:val="zh-CN"/>
+        </w:rPr>
+        <w:t xml:space="preserve">下载情况页（⬇）</w:t>
+      </w:r>
+      <w:r>
+        <w:rPr>
+          <w:rFonts w:hint="eastAsia"/>
+          <w:lang w:val="zh-CN"/>
+        </w:rPr>
+        <w:t xml:space="preserve">：侧栏「下载情况」统一管理所有下载任务：所有任务/正在下载/已暂停/出错/下载完成五标签切换；任务可暂停/继续/重试/移除/打开所在文件夹，进度条实时显示；出错标签一键重试，完成标签一键清空；重启软件后未完成任务自动转为已暂停可继续；并发数与文件命名等在</w:t>
+      </w:r>
+      <w:r>
+        <w:rPr>
+          <w:lang w:val="zh-CN"/>
+        </w:rPr>
+        <w:t xml:space="preserve"> </w:t>
+      </w:r>
+      <w:r>
+        <w:rPr>
+          <w:rFonts w:hint="eastAsia"/>
+          <w:lang w:val="zh-CN"/>
+        </w:rPr>
+        <w:t xml:space="preserve">设置</w:t>
+      </w:r>
+      <w:r>
+        <w:rPr>
+          <w:lang w:val="zh-CN"/>
+        </w:rPr>
+        <w:t xml:space="preserve"> → </w:t>
+      </w:r>
+      <w:r>
+        <w:rPr>
+          <w:rFonts w:hint="eastAsia"/>
           <w:lang w:val="zh-CN"/>
         </w:rPr>
         <w:t xml:space="preserve">下载</w:t>
       </w:r>
       <w:r>
         <w:rPr>
-          <w:rFonts w:hint="eastAsia"/>
-          <w:lang w:val="zh-CN"/>
-        </w:rPr>
-        <w:t xml:space="preserve">：曲目行</w:t>
-      </w:r>
-      <w:r>
-        <w:rPr>
-          <w:lang w:val="zh-CN"/>
-        </w:rPr>
-        <w:t xml:space="preserve"> ⬇ </w:t>
-      </w:r>
-      <w:r>
-        <w:rPr>
-          <w:rFonts w:hint="eastAsia"/>
-          <w:lang w:val="zh-CN"/>
-        </w:rPr>
-        <w:t xml:space="preserve">单曲下载</w:t>
-      </w:r>
-      <w:r>
-        <w:rPr>
-          <w:lang w:val="zh-CN"/>
-        </w:rPr>
-        <w:t xml:space="preserve"> / </w:t>
-      </w:r>
-      <w:r>
-        <w:rPr>
-          <w:rFonts w:hint="eastAsia"/>
-          <w:lang w:val="zh-CN"/>
-        </w:rPr>
-        <w:t xml:space="preserve">详情页「下载全部」；粘贴</w:t>
-      </w:r>
-      <w:r>
-        <w:rPr>
-          <w:lang w:val="zh-CN"/>
-        </w:rPr>
-        <w:t xml:space="preserve"> Qobuz </w:t>
-      </w:r>
-      <w:r>
-        <w:rPr>
-          <w:rFonts w:hint="eastAsia"/>
-          <w:lang w:val="zh-CN"/>
-        </w:rPr>
-        <w:t xml:space="preserve">链接或</w:t>
-      </w:r>
-      <w:r>
-        <w:rPr>
-          <w:lang w:val="zh-CN"/>
-        </w:rPr>
-        <w:t xml:space="preserve"> ID </w:t>
-      </w:r>
-      <w:r>
-        <w:rPr>
-          <w:rFonts w:hint="eastAsia"/>
-          <w:lang w:val="zh-CN"/>
-        </w:rPr>
-        <w:t xml:space="preserve">解析：专辑/歌单链接直接打开完整曲目详情（可逐首播放、逐首下载，顶部保留「下载全部」与</w:t>
-      </w:r>
-      <w:r>
-        <w:rPr>
-          <w:lang w:val="zh-CN"/>
-        </w:rPr>
-        <w:t xml:space="preserve"> ♥ </w:t>
-      </w:r>
-      <w:r>
-        <w:rPr>
-          <w:rFonts w:hint="eastAsia"/>
-          <w:lang w:val="zh-CN"/>
-        </w:rPr>
-        <w:t xml:space="preserve">收藏），单曲链接仍是横幅一键下载；并发</w:t>
-      </w:r>
-      <w:r>
-        <w:rPr>
-          <w:lang w:val="zh-CN"/>
-        </w:rPr>
-        <w:t xml:space="preserve"> 3 + </w:t>
-      </w:r>
-      <w:r>
-        <w:rPr>
-          <w:rFonts w:hint="eastAsia"/>
-          <w:lang w:val="zh-CN"/>
-        </w:rPr>
-        <w:t xml:space="preserve">失败自动重试</w:t>
-      </w:r>
-      <w:r>
-        <w:rPr>
-          <w:lang w:val="zh-CN"/>
-        </w:rPr>
-        <w:t xml:space="preserve"> + </w:t>
-      </w:r>
-      <w:r>
-        <w:rPr>
-          <w:rFonts w:hint="eastAsia"/>
-          <w:lang w:val="zh-CN"/>
-        </w:rPr>
-        <w:t xml:space="preserve">断点续传；专辑自动按「艺人</w:t>
-      </w:r>
-      <w:r>
-        <w:rPr>
-          <w:lang w:val="zh-CN"/>
-        </w:rPr>
-        <w:t xml:space="preserve"> - </w:t>
-      </w:r>
-      <w:r>
-        <w:rPr>
-          <w:rFonts w:hint="eastAsia"/>
-          <w:lang w:val="zh-CN"/>
-        </w:rPr>
-        <w:t xml:space="preserve">专辑</w:t>
-      </w:r>
-      <w:r>
-        <w:rPr>
-          <w:lang w:val="zh-CN"/>
-        </w:rPr>
-        <w:t xml:space="preserve"> / </w:t>
-      </w:r>
-      <w:r>
-        <w:rPr>
-          <w:rFonts w:hint="eastAsia"/>
-          <w:lang w:val="zh-CN"/>
-        </w:rPr>
-        <w:t xml:space="preserve">序号</w:t>
-      </w:r>
-      <w:r>
-        <w:rPr>
-          <w:lang w:val="zh-CN"/>
-        </w:rPr>
-        <w:t xml:space="preserve"> - </w:t>
-      </w:r>
-      <w:r>
-        <w:rPr>
-          <w:rFonts w:hint="eastAsia"/>
-          <w:lang w:val="zh-CN"/>
-        </w:rPr>
-        <w:t xml:space="preserve">标题」归档；账号栏</w:t>
-      </w:r>
-      <w:r>
-        <w:rPr>
-          <w:lang w:val="zh-CN"/>
-        </w:rPr>
-        <w:t xml:space="preserve"> 📁 </w:t>
-      </w:r>
-      <w:r>
-        <w:rPr>
-          <w:rFonts w:hint="eastAsia"/>
-          <w:lang w:val="zh-CN"/>
-        </w:rPr>
-        <w:t xml:space="preserve">自选下载目录（默认与流媒体下载目录相同，可一键恢复默认），同名已存在自动跳过</w:t>
+          <w:lang w:val="zh-CN"/>
+        </w:rPr>
+        <w:t xml:space="preserve"> </w:t>
+      </w:r>
+      <w:r>
+        <w:rPr>
+          <w:rFonts w:hint="eastAsia"/>
+          <w:lang w:val="zh-CN"/>
+        </w:rPr>
+        <w:t xml:space="preserve">调整</w:t>
       </w:r>
     </w:p>
     <w:p>
@@ -5830,14 +5545,144 @@
           <w:bCs/>
           <w:lang w:val="zh-CN"/>
         </w:rPr>
-        <w:t xml:space="preserve">亮/暗切换（☀/🌙）</w:t>
-      </w:r>
-      <w:r>
-        <w:rPr>
-          <w:rFonts w:hint="eastAsia"/>
-          <w:lang w:val="zh-CN"/>
-        </w:rPr>
-        <w:t xml:space="preserve">：独立记忆；亮色为柔和暖白，封面氛围背景与沉浸页自动适配</w:t>
+        <w:t xml:space="preserve">在线歌单（流媒体收藏）</w:t>
+      </w:r>
+      <w:r>
+        <w:rPr>
+          <w:rFonts w:hint="eastAsia"/>
+          <w:lang w:val="zh-CN"/>
+        </w:rPr>
+        <w:t xml:space="preserve">：侧栏「在线歌单」分组：＋</w:t>
+      </w:r>
+      <w:r>
+        <w:rPr>
+          <w:lang w:val="zh-CN"/>
+        </w:rPr>
+        <w:t xml:space="preserve"> </w:t>
+      </w:r>
+      <w:r>
+        <w:rPr>
+          <w:rFonts w:hint="eastAsia"/>
+          <w:lang w:val="zh-CN"/>
+        </w:rPr>
+        <w:t xml:space="preserve">新建、✕</w:t>
+      </w:r>
+      <w:r>
+        <w:rPr>
+          <w:lang w:val="zh-CN"/>
+        </w:rPr>
+        <w:t xml:space="preserve"> </w:t>
+      </w:r>
+      <w:r>
+        <w:rPr>
+          <w:rFonts w:hint="eastAsia"/>
+          <w:lang w:val="zh-CN"/>
+        </w:rPr>
+        <w:t xml:space="preserve">删除、点列表名改名、▶</w:t>
+      </w:r>
+      <w:r>
+        <w:rPr>
+          <w:lang w:val="zh-CN"/>
+        </w:rPr>
+        <w:t xml:space="preserve"> </w:t>
+      </w:r>
+      <w:r>
+        <w:rPr>
+          <w:rFonts w:hint="eastAsia"/>
+          <w:lang w:val="zh-CN"/>
+        </w:rPr>
+        <w:t xml:space="preserve">播放</w:t>
+      </w:r>
+      <w:r>
+        <w:rPr>
+          <w:lang w:val="zh-CN"/>
+        </w:rPr>
+        <w:t xml:space="preserve"> / 🔀 </w:t>
+      </w:r>
+      <w:r>
+        <w:rPr>
+          <w:rFonts w:hint="eastAsia"/>
+          <w:lang w:val="zh-CN"/>
+        </w:rPr>
+        <w:t xml:space="preserve">随机播放、📥</w:t>
+      </w:r>
+      <w:r>
+        <w:rPr>
+          <w:lang w:val="zh-CN"/>
+        </w:rPr>
+        <w:t xml:space="preserve"> </w:t>
+      </w:r>
+      <w:r>
+        <w:rPr>
+          <w:rFonts w:hint="eastAsia"/>
+          <w:lang w:val="zh-CN"/>
+        </w:rPr>
+        <w:t xml:space="preserve">导入在线歌单（.anniespl）；右键歌单可「📤</w:t>
+      </w:r>
+      <w:r>
+        <w:rPr>
+          <w:lang w:val="zh-CN"/>
+        </w:rPr>
+        <w:t xml:space="preserve"> </w:t>
+      </w:r>
+      <w:r>
+        <w:rPr>
+          <w:rFonts w:hint="eastAsia"/>
+          <w:lang w:val="zh-CN"/>
+        </w:rPr>
+        <w:t xml:space="preserve">导出在线歌单…」生成</w:t>
+      </w:r>
+      <w:r>
+        <w:rPr>
+          <w:lang w:val="zh-CN"/>
+        </w:rPr>
+        <w:t xml:space="preserve"> .anniespl </w:t>
+      </w:r>
+      <w:r>
+        <w:rPr>
+          <w:rFonts w:hint="eastAsia"/>
+          <w:lang w:val="zh-CN"/>
+        </w:rPr>
+        <w:t xml:space="preserve">文件——流媒体曲目存平台</w:t>
+      </w:r>
+      <w:r>
+        <w:rPr>
+          <w:lang w:val="zh-CN"/>
+        </w:rPr>
+        <w:t xml:space="preserve"> ID </w:t>
+      </w:r>
+      <w:r>
+        <w:rPr>
+          <w:rFonts w:hint="eastAsia"/>
+          <w:lang w:val="zh-CN"/>
+        </w:rPr>
+        <w:t xml:space="preserve">快照（不依赖本地文件），拷到另一台电脑导入后联网即可播放，重装系统也能恢复；封面默认取第一首曲目封面（整专收藏即专辑封面）；歌单头部搜索框可在歌单内过滤定位；收藏存平台曲目信息（不存播放地址），每次播放现解析</w:t>
+      </w:r>
+      <w:r>
+        <w:rPr>
+          <w:lang w:val="zh-CN"/>
+        </w:rPr>
+        <w:t xml:space="preserve"> URL </w:t>
+      </w:r>
+      <w:r>
+        <w:rPr>
+          <w:rFonts w:hint="eastAsia"/>
+          <w:lang w:val="zh-CN"/>
+        </w:rPr>
+        <w:t xml:space="preserve">不怕过期，歌词/封面/独占输出全自动；与本地播放列表互不相混；行内</w:t>
+      </w:r>
+      <w:r>
+        <w:rPr>
+          <w:lang w:val="zh-CN"/>
+        </w:rPr>
+        <w:t xml:space="preserve"> ✕ </w:t>
+      </w:r>
+      <w:r>
+        <w:rPr>
+          <w:rFonts w:hint="eastAsia"/>
+          <w:lang w:val="zh-CN"/>
+        </w:rPr>
+        <w:t xml:space="preserve">移除单曲；在线播放联动全局播放模式（顺序/随机/单曲循环）</w:t>
       </w:r>
     </w:p>
     <w:p>
@@ -5855,122 +5700,148 @@
           <w:bCs/>
           <w:lang w:val="zh-CN"/>
         </w:rPr>
-        <w:t xml:space="preserve">歌词外观（歌词栏</w:t>
-      </w:r>
-      <w:r>
-        <w:rPr>
-          <w:b/>
-          <w:bCs/>
-          <w:lang w:val="zh-CN"/>
-        </w:rPr>
-        <w:t xml:space="preserve"> </w:t>
-      </w:r>
-      <w:r>
-        <w:rPr>
-          <w:rFonts w:hint="eastAsia"/>
-          <w:b/>
-          <w:bCs/>
-          <w:lang w:val="zh-CN"/>
-        </w:rPr>
-        <w:t xml:space="preserve">⚙）</w:t>
-      </w:r>
-      <w:r>
-        <w:rPr>
-          <w:rFonts w:hint="eastAsia"/>
-          <w:lang w:val="zh-CN"/>
-        </w:rPr>
-        <w:t xml:space="preserve">：字号</w:t>
-      </w:r>
-      <w:r>
-        <w:rPr>
-          <w:lang w:val="zh-CN"/>
-        </w:rPr>
-        <w:t xml:space="preserve"> 70–160% / </w:t>
-      </w:r>
-      <w:r>
-        <w:rPr>
-          <w:rFonts w:hint="eastAsia"/>
-          <w:lang w:val="zh-CN"/>
-        </w:rPr>
-        <w:t xml:space="preserve">译文字号</w:t>
-      </w:r>
-      <w:r>
-        <w:rPr>
-          <w:lang w:val="zh-CN"/>
-        </w:rPr>
-        <w:t xml:space="preserve"> </w:t>
-      </w:r>
-      <w:r>
-        <w:rPr>
-          <w:rFonts w:hint="eastAsia"/>
-          <w:lang w:val="zh-CN"/>
-        </w:rPr>
-        <w:t xml:space="preserve">70–160%（独立缩放）/</w:t>
-      </w:r>
-      <w:r>
-        <w:rPr>
-          <w:lang w:val="zh-CN"/>
-        </w:rPr>
-        <w:t xml:space="preserve"> </w:t>
-      </w:r>
-      <w:r>
-        <w:rPr>
-          <w:rFonts w:hint="eastAsia"/>
-          <w:lang w:val="zh-CN"/>
-        </w:rPr>
-        <w:t xml:space="preserve">行距</w:t>
-      </w:r>
-      <w:r>
-        <w:rPr>
-          <w:lang w:val="zh-CN"/>
-        </w:rPr>
-        <w:t xml:space="preserve"> 1.20–2.20 / </w:t>
-      </w:r>
-      <w:r>
-        <w:rPr>
-          <w:rFonts w:hint="eastAsia"/>
-          <w:lang w:val="zh-CN"/>
-        </w:rPr>
-        <w:t xml:space="preserve">每行词数</w:t>
-      </w:r>
-      <w:r>
-        <w:rPr>
-          <w:lang w:val="zh-CN"/>
-        </w:rPr>
-        <w:t xml:space="preserve"> </w:t>
-      </w:r>
-      <w:r>
-        <w:rPr>
-          <w:rFonts w:hint="eastAsia"/>
-          <w:lang w:val="zh-CN"/>
-        </w:rPr>
-        <w:t xml:space="preserve">0–12（0=自动，仅逐字歌词）/</w:t>
-      </w:r>
-      <w:r>
-        <w:rPr>
-          <w:lang w:val="zh-CN"/>
-        </w:rPr>
-        <w:t xml:space="preserve"> </w:t>
-      </w:r>
-      <w:r>
-        <w:rPr>
-          <w:rFonts w:hint="eastAsia"/>
-          <w:lang w:val="zh-CN"/>
-        </w:rPr>
-        <w:t xml:space="preserve">歌词虚化开关（非当前行模糊，默认开）/</w:t>
-      </w:r>
-      <w:r>
-        <w:rPr>
-          <w:lang w:val="zh-CN"/>
-        </w:rPr>
-        <w:t xml:space="preserve"> </w:t>
-      </w:r>
-      <w:r>
-        <w:rPr>
-          <w:rFonts w:hint="eastAsia"/>
-          <w:lang w:val="zh-CN"/>
-        </w:rPr>
-        <w:t xml:space="preserve">面板封面开关（歌词栏顶部显示当前专辑封面，默认开）；封面大小可拖拽右下角把手调节（140–280px，记忆）；主界面、沉浸页、迷你三处同步</w:t>
+        <w:t xml:space="preserve">Qobuz（侧栏</w:t>
+      </w:r>
+      <w:r>
+        <w:rPr>
+          <w:b/>
+          <w:bCs/>
+          <w:lang w:val="zh-CN"/>
+        </w:rPr>
+        <w:t xml:space="preserve"> </w:t>
+      </w:r>
+      <w:r>
+        <w:rPr>
+          <w:rFonts w:hint="eastAsia"/>
+          <w:b/>
+          <w:bCs/>
+          <w:lang w:val="zh-CN"/>
+        </w:rPr>
+        <w:t xml:space="preserve">🔷）</w:t>
+      </w:r>
+      <w:r>
+        <w:rPr>
+          <w:rFonts w:hint="eastAsia"/>
+          <w:lang w:val="zh-CN"/>
+        </w:rPr>
+        <w:t xml:space="preserve">：登录自己的</w:t>
+      </w:r>
+      <w:r>
+        <w:rPr>
+          <w:lang w:val="zh-CN"/>
+        </w:rPr>
+        <w:t xml:space="preserve"> Qobuz </w:t>
+      </w:r>
+      <w:r>
+        <w:rPr>
+          <w:rFonts w:hint="eastAsia"/>
+          <w:lang w:val="zh-CN"/>
+        </w:rPr>
+        <w:t xml:space="preserve">付费账号（邮箱+密码</w:t>
+      </w:r>
+      <w:r>
+        <w:rPr>
+          <w:lang w:val="zh-CN"/>
+        </w:rPr>
+        <w:t xml:space="preserve"> </w:t>
+      </w:r>
+      <w:r>
+        <w:rPr>
+          <w:rFonts w:hint="eastAsia"/>
+          <w:lang w:val="zh-CN"/>
+        </w:rPr>
+        <w:t xml:space="preserve">或</w:t>
+      </w:r>
+      <w:r>
+        <w:rPr>
+          <w:lang w:val="zh-CN"/>
+        </w:rPr>
+        <w:t xml:space="preserve"> </w:t>
+      </w:r>
+      <w:r>
+        <w:rPr>
+          <w:rFonts w:hint="eastAsia"/>
+          <w:lang w:val="zh-CN"/>
+        </w:rPr>
+        <w:t xml:space="preserve">user_auth_token，凭据仅本机加密保存）：搜索专辑/单曲/歌单，收藏专辑/收藏单曲/我的歌单快捷入口，详情页点曲目即播——最高</w:t>
+      </w:r>
+      <w:r>
+        <w:rPr>
+          <w:lang w:val="zh-CN"/>
+        </w:rPr>
+        <w:t xml:space="preserve"> 24bit/192kHz FLAC </w:t>
+      </w:r>
+      <w:r>
+        <w:rPr>
+          <w:rFonts w:hint="eastAsia"/>
+          <w:lang w:val="zh-CN"/>
+        </w:rPr>
+        <w:t xml:space="preserve">直链，bit-perfect</w:t>
+      </w:r>
+      <w:r>
+        <w:rPr>
+          <w:lang w:val="zh-CN"/>
+        </w:rPr>
+        <w:t xml:space="preserve"> </w:t>
+      </w:r>
+      <w:r>
+        <w:rPr>
+          <w:rFonts w:hint="eastAsia"/>
+          <w:lang w:val="zh-CN"/>
+        </w:rPr>
+        <w:t xml:space="preserve">独占输出与本地同一管线；歌词按标题+艺人走五大平台兜底匹配（Qobuz</w:t>
+      </w:r>
+      <w:r>
+        <w:rPr>
+          <w:lang w:val="zh-CN"/>
+        </w:rPr>
+        <w:t xml:space="preserve"> </w:t>
+      </w:r>
+      <w:r>
+        <w:rPr>
+          <w:rFonts w:hint="eastAsia"/>
+          <w:lang w:val="zh-CN"/>
+        </w:rPr>
+        <w:t xml:space="preserve">无歌词接口，含翻译行）；音质四档可选，顶栏实时显示播放音质；详情页</w:t>
+      </w:r>
+      <w:r>
+        <w:rPr>
+          <w:lang w:val="zh-CN"/>
+        </w:rPr>
+        <w:t xml:space="preserve"> ♥ </w:t>
+      </w:r>
+      <w:r>
+        <w:rPr>
+          <w:rFonts w:hint="eastAsia"/>
+          <w:lang w:val="zh-CN"/>
+        </w:rPr>
+        <w:t xml:space="preserve">收藏专辑/歌单到</w:t>
+      </w:r>
+      <w:r>
+        <w:rPr>
+          <w:lang w:val="zh-CN"/>
+        </w:rPr>
+        <w:t xml:space="preserve"> Qobuz </w:t>
+      </w:r>
+      <w:r>
+        <w:rPr>
+          <w:rFonts w:hint="eastAsia"/>
+          <w:lang w:val="zh-CN"/>
+        </w:rPr>
+        <w:t xml:space="preserve">账号（与官方</w:t>
+      </w:r>
+      <w:r>
+        <w:rPr>
+          <w:lang w:val="zh-CN"/>
+        </w:rPr>
+        <w:t xml:space="preserve"> App </w:t>
+      </w:r>
+      <w:r>
+        <w:rPr>
+          <w:rFonts w:hint="eastAsia"/>
+          <w:lang w:val="zh-CN"/>
+        </w:rPr>
+        <w:t xml:space="preserve">实时同步，再点取消）</w:t>
       </w:r>
     </w:p>
     <w:p>
@@ -5983,32 +5854,170 @@
       </w:pPr>
       <w:r>
         <w:rPr>
-          <w:rFonts w:hint="eastAsia"/>
-          <w:b/>
-          <w:bCs/>
-          <w:lang w:val="zh-CN"/>
-        </w:rPr>
-        <w:t xml:space="preserve">歌词栏折叠</w:t>
-      </w:r>
-      <w:r>
-        <w:rPr>
-          <w:rFonts w:hint="eastAsia"/>
-          <w:lang w:val="zh-CN"/>
-        </w:rPr>
-        <w:t xml:space="preserve">：歌词栏右缘（展开时左缘）小标签</w:t>
-      </w:r>
-      <w:r>
-        <w:rPr>
-          <w:lang w:val="zh-CN"/>
-        </w:rPr>
-        <w:t xml:space="preserve"> ❮/❯ </w:t>
-      </w:r>
-      <w:r>
-        <w:rPr>
-          <w:rFonts w:hint="eastAsia"/>
-          <w:lang w:val="zh-CN"/>
-        </w:rPr>
-        <w:t xml:space="preserve">一键收起/展开歌词面板，收起后内容区占满全宽</w:t>
+          <w:b/>
+          <w:bCs/>
+          <w:lang w:val="zh-CN"/>
+        </w:rPr>
+        <w:t xml:space="preserve">Qobuz </w:t>
+      </w:r>
+      <w:r>
+        <w:rPr>
+          <w:rFonts w:hint="eastAsia"/>
+          <w:b/>
+          <w:bCs/>
+          <w:lang w:val="zh-CN"/>
+        </w:rPr>
+        <w:t xml:space="preserve">下载</w:t>
+      </w:r>
+      <w:r>
+        <w:rPr>
+          <w:rFonts w:hint="eastAsia"/>
+          <w:lang w:val="zh-CN"/>
+        </w:rPr>
+        <w:t xml:space="preserve">：曲目行</w:t>
+      </w:r>
+      <w:r>
+        <w:rPr>
+          <w:lang w:val="zh-CN"/>
+        </w:rPr>
+        <w:t xml:space="preserve"> ⬇ </w:t>
+      </w:r>
+      <w:r>
+        <w:rPr>
+          <w:rFonts w:hint="eastAsia"/>
+          <w:lang w:val="zh-CN"/>
+        </w:rPr>
+        <w:t xml:space="preserve">单曲下载</w:t>
+      </w:r>
+      <w:r>
+        <w:rPr>
+          <w:lang w:val="zh-CN"/>
+        </w:rPr>
+        <w:t xml:space="preserve"> / </w:t>
+      </w:r>
+      <w:r>
+        <w:rPr>
+          <w:rFonts w:hint="eastAsia"/>
+          <w:lang w:val="zh-CN"/>
+        </w:rPr>
+        <w:t xml:space="preserve">详情页「下载全部」；粘贴</w:t>
+      </w:r>
+      <w:r>
+        <w:rPr>
+          <w:lang w:val="zh-CN"/>
+        </w:rPr>
+        <w:t xml:space="preserve"> Qobuz </w:t>
+      </w:r>
+      <w:r>
+        <w:rPr>
+          <w:rFonts w:hint="eastAsia"/>
+          <w:lang w:val="zh-CN"/>
+        </w:rPr>
+        <w:t xml:space="preserve">链接或</w:t>
+      </w:r>
+      <w:r>
+        <w:rPr>
+          <w:lang w:val="zh-CN"/>
+        </w:rPr>
+        <w:t xml:space="preserve"> ID </w:t>
+      </w:r>
+      <w:r>
+        <w:rPr>
+          <w:rFonts w:hint="eastAsia"/>
+          <w:lang w:val="zh-CN"/>
+        </w:rPr>
+        <w:t xml:space="preserve">解析：专辑/歌单链接直接打开完整曲目详情（可逐首播放、逐首下载，顶部保留「下载全部」与</w:t>
+      </w:r>
+      <w:r>
+        <w:rPr>
+          <w:lang w:val="zh-CN"/>
+        </w:rPr>
+        <w:t xml:space="preserve"> ♥ </w:t>
+      </w:r>
+      <w:r>
+        <w:rPr>
+          <w:rFonts w:hint="eastAsia"/>
+          <w:lang w:val="zh-CN"/>
+        </w:rPr>
+        <w:t xml:space="preserve">收藏），单曲链接仍是横幅一键下载；并发</w:t>
+      </w:r>
+      <w:r>
+        <w:rPr>
+          <w:lang w:val="zh-CN"/>
+        </w:rPr>
+        <w:t xml:space="preserve"> 3 + </w:t>
+      </w:r>
+      <w:r>
+        <w:rPr>
+          <w:rFonts w:hint="eastAsia"/>
+          <w:lang w:val="zh-CN"/>
+        </w:rPr>
+        <w:t xml:space="preserve">失败自动重试</w:t>
+      </w:r>
+      <w:r>
+        <w:rPr>
+          <w:lang w:val="zh-CN"/>
+        </w:rPr>
+        <w:t xml:space="preserve"> + </w:t>
+      </w:r>
+      <w:r>
+        <w:rPr>
+          <w:rFonts w:hint="eastAsia"/>
+          <w:lang w:val="zh-CN"/>
+        </w:rPr>
+        <w:t xml:space="preserve">断点续传；专辑自动按「艺人</w:t>
+      </w:r>
+      <w:r>
+        <w:rPr>
+          <w:lang w:val="zh-CN"/>
+        </w:rPr>
+        <w:t xml:space="preserve"> - </w:t>
+      </w:r>
+      <w:r>
+        <w:rPr>
+          <w:rFonts w:hint="eastAsia"/>
+          <w:lang w:val="zh-CN"/>
+        </w:rPr>
+        <w:t xml:space="preserve">专辑</w:t>
+      </w:r>
+      <w:r>
+        <w:rPr>
+          <w:lang w:val="zh-CN"/>
+        </w:rPr>
+        <w:t xml:space="preserve"> / </w:t>
+      </w:r>
+      <w:r>
+        <w:rPr>
+          <w:rFonts w:hint="eastAsia"/>
+          <w:lang w:val="zh-CN"/>
+        </w:rPr>
+        <w:t xml:space="preserve">序号</w:t>
+      </w:r>
+      <w:r>
+        <w:rPr>
+          <w:lang w:val="zh-CN"/>
+        </w:rPr>
+        <w:t xml:space="preserve"> - </w:t>
+      </w:r>
+      <w:r>
+        <w:rPr>
+          <w:rFonts w:hint="eastAsia"/>
+          <w:lang w:val="zh-CN"/>
+        </w:rPr>
+        <w:t xml:space="preserve">标题」归档；账号栏</w:t>
+      </w:r>
+      <w:r>
+        <w:rPr>
+          <w:lang w:val="zh-CN"/>
+        </w:rPr>
+        <w:t xml:space="preserve"> 📁 </w:t>
+      </w:r>
+      <w:r>
+        <w:rPr>
+          <w:rFonts w:hint="eastAsia"/>
+          <w:lang w:val="zh-CN"/>
+        </w:rPr>
+        <w:t xml:space="preserve">自选下载目录（默认与流媒体下载目录相同，可一键恢复默认），同名已存在自动跳过</w:t>
       </w:r>
     </w:p>
     <w:p>
@@ -6026,40 +6035,14 @@
           <w:bCs/>
           <w:lang w:val="zh-CN"/>
         </w:rPr>
-        <w:t xml:space="preserve">歌词栏滚动浏览</w:t>
-      </w:r>
-      <w:r>
-        <w:rPr>
-          <w:rFonts w:hint="eastAsia"/>
-          <w:lang w:val="zh-CN"/>
-        </w:rPr>
-        <w:t xml:space="preserve">：鼠标滚动歌词上下翻看时进入</w:t>
-      </w:r>
-      <w:r>
-        <w:rPr>
-          <w:lang w:val="zh-CN"/>
-        </w:rPr>
-        <w:t xml:space="preserve"> 5 </w:t>
-      </w:r>
-      <w:r>
-        <w:rPr>
-          <w:rFonts w:hint="eastAsia"/>
-          <w:lang w:val="zh-CN"/>
-        </w:rPr>
-        <w:t xml:space="preserve">秒浏览保护期，播放到下一行不会强制拉回（期间当前行高亮与逐字进度照常更新），停止滚动</w:t>
-      </w:r>
-      <w:r>
-        <w:rPr>
-          <w:lang w:val="zh-CN"/>
-        </w:rPr>
-        <w:t xml:space="preserve"> 5 </w:t>
-      </w:r>
-      <w:r>
-        <w:rPr>
-          <w:rFonts w:hint="eastAsia"/>
-          <w:lang w:val="zh-CN"/>
-        </w:rPr>
-        <w:t xml:space="preserve">秒后自动恢复跟随</w:t>
+        <w:t xml:space="preserve">亮/暗切换（☀/🌙）</w:t>
+      </w:r>
+      <w:r>
+        <w:rPr>
+          <w:rFonts w:hint="eastAsia"/>
+          <w:lang w:val="zh-CN"/>
+        </w:rPr>
+        <w:t xml:space="preserve">：独立记忆；亮色为柔和暖白，封面氛围背景与沉浸页自动适配</w:t>
       </w:r>
     </w:p>
     <w:p>
@@ -6072,40 +6055,62 @@
       </w:pPr>
       <w:r>
         <w:rPr>
-          <w:b/>
-          <w:bCs/>
-          <w:lang w:val="zh-CN"/>
-        </w:rPr>
-        <w:t xml:space="preserve">AM </w:t>
-      </w:r>
-      <w:r>
-        <w:rPr>
-          <w:rFonts w:hint="eastAsia"/>
-          <w:b/>
-          <w:bCs/>
-          <w:lang w:val="zh-CN"/>
-        </w:rPr>
-        <w:t xml:space="preserve">界面设置</w:t>
-      </w:r>
-      <w:r>
-        <w:rPr>
-          <w:rFonts w:hint="eastAsia"/>
-          <w:lang w:val="zh-CN"/>
-        </w:rPr>
-        <w:t xml:space="preserve">：设置</w:t>
-      </w:r>
-      <w:r>
-        <w:rPr>
-          <w:lang w:val="zh-CN"/>
-        </w:rPr>
-        <w:t xml:space="preserve"> → AM </w:t>
-      </w:r>
-      <w:r>
-        <w:rPr>
-          <w:rFonts w:hint="eastAsia"/>
-          <w:lang w:val="zh-CN"/>
-        </w:rPr>
-        <w:t xml:space="preserve">界面：顶栏置底（窗口三键钉右上角玻璃角标）；沉浸模式真全屏（隐藏任务栏，默认窗口最大化）；沉浸模式样式（经典双栏</w:t>
+          <w:rFonts w:hint="eastAsia"/>
+          <w:b/>
+          <w:bCs/>
+          <w:lang w:val="zh-CN"/>
+        </w:rPr>
+        <w:t xml:space="preserve">歌词外观（歌词栏</w:t>
+      </w:r>
+      <w:r>
+        <w:rPr>
+          <w:b/>
+          <w:bCs/>
+          <w:lang w:val="zh-CN"/>
+        </w:rPr>
+        <w:t xml:space="preserve"> </w:t>
+      </w:r>
+      <w:r>
+        <w:rPr>
+          <w:rFonts w:hint="eastAsia"/>
+          <w:b/>
+          <w:bCs/>
+          <w:lang w:val="zh-CN"/>
+        </w:rPr>
+        <w:t xml:space="preserve">⚙）</w:t>
+      </w:r>
+      <w:r>
+        <w:rPr>
+          <w:rFonts w:hint="eastAsia"/>
+          <w:lang w:val="zh-CN"/>
+        </w:rPr>
+        <w:t xml:space="preserve">：主界面右栏</w:t>
+      </w:r>
+      <w:r>
+        <w:rPr>
+          <w:lang w:val="zh-CN"/>
+        </w:rPr>
+        <w:t xml:space="preserve"> ⚙ </w:t>
+      </w:r>
+      <w:r>
+        <w:rPr>
+          <w:rFonts w:hint="eastAsia"/>
+          <w:lang w:val="zh-CN"/>
+        </w:rPr>
+        <w:t xml:space="preserve">与沉浸模式右上角</w:t>
+      </w:r>
+      <w:r>
+        <w:rPr>
+          <w:lang w:val="zh-CN"/>
+        </w:rPr>
+        <w:t xml:space="preserve"> ⚙ </w:t>
+      </w:r>
+      <w:r>
+        <w:rPr>
+          <w:rFonts w:hint="eastAsia"/>
+          <w:lang w:val="zh-CN"/>
+        </w:rPr>
+        <w:t xml:space="preserve">是两套独立配置，互不影响（标题分别显示「主界面</w:t>
       </w:r>
       <w:r>
         <w:rPr>
@@ -6118,20 +6123,176 @@
           <w:rFonts w:hint="eastAsia"/>
           <w:lang w:val="zh-CN"/>
         </w:rPr>
-        <w:t xml:space="preserve">彩胶唱片，沉浸中切换立即生效）；AM</w:t>
-      </w:r>
-      <w:r>
-        <w:rPr>
-          <w:lang w:val="zh-CN"/>
-        </w:rPr>
-        <w:t xml:space="preserve"> </w:t>
-      </w:r>
-      <w:r>
-        <w:rPr>
-          <w:rFonts w:hint="eastAsia"/>
-          <w:lang w:val="zh-CN"/>
-        </w:rPr>
-        <w:t xml:space="preserve">歌词样式（字号/行距等）迁入本页统一调整</w:t>
+        <w:t xml:space="preserve">沉浸模式」）：字号</w:t>
+      </w:r>
+      <w:r>
+        <w:rPr>
+          <w:lang w:val="zh-CN"/>
+        </w:rPr>
+        <w:t xml:space="preserve"> 70–160% / </w:t>
+      </w:r>
+      <w:r>
+        <w:rPr>
+          <w:rFonts w:hint="eastAsia"/>
+          <w:lang w:val="zh-CN"/>
+        </w:rPr>
+        <w:t xml:space="preserve">译文字号</w:t>
+      </w:r>
+      <w:r>
+        <w:rPr>
+          <w:lang w:val="zh-CN"/>
+        </w:rPr>
+        <w:t xml:space="preserve"> </w:t>
+      </w:r>
+      <w:r>
+        <w:rPr>
+          <w:rFonts w:hint="eastAsia"/>
+          <w:lang w:val="zh-CN"/>
+        </w:rPr>
+        <w:t xml:space="preserve">70–160%（独立缩放）/</w:t>
+      </w:r>
+      <w:r>
+        <w:rPr>
+          <w:lang w:val="zh-CN"/>
+        </w:rPr>
+        <w:t xml:space="preserve"> </w:t>
+      </w:r>
+      <w:r>
+        <w:rPr>
+          <w:rFonts w:hint="eastAsia"/>
+          <w:lang w:val="zh-CN"/>
+        </w:rPr>
+        <w:t xml:space="preserve">行距</w:t>
+      </w:r>
+      <w:r>
+        <w:rPr>
+          <w:lang w:val="zh-CN"/>
+        </w:rPr>
+        <w:t xml:space="preserve"> 1.20–2.20 / </w:t>
+      </w:r>
+      <w:r>
+        <w:rPr>
+          <w:rFonts w:hint="eastAsia"/>
+          <w:lang w:val="zh-CN"/>
+        </w:rPr>
+        <w:t xml:space="preserve">每行词数</w:t>
+      </w:r>
+      <w:r>
+        <w:rPr>
+          <w:lang w:val="zh-CN"/>
+        </w:rPr>
+        <w:t xml:space="preserve"> </w:t>
+      </w:r>
+      <w:r>
+        <w:rPr>
+          <w:rFonts w:hint="eastAsia"/>
+          <w:lang w:val="zh-CN"/>
+        </w:rPr>
+        <w:t xml:space="preserve">0–12（0=自动，仅逐字歌词）/</w:t>
+      </w:r>
+      <w:r>
+        <w:rPr>
+          <w:lang w:val="zh-CN"/>
+        </w:rPr>
+        <w:t xml:space="preserve"> </w:t>
+      </w:r>
+      <w:r>
+        <w:rPr>
+          <w:rFonts w:hint="eastAsia"/>
+          <w:lang w:val="zh-CN"/>
+        </w:rPr>
+        <w:t xml:space="preserve">歌词虚化开关（非当前行模糊，默认开）；三档一键预设「舒适</w:t>
+      </w:r>
+      <w:r>
+        <w:rPr>
+          <w:lang w:val="zh-CN"/>
+        </w:rPr>
+        <w:t xml:space="preserve"> / </w:t>
+      </w:r>
+      <w:r>
+        <w:rPr>
+          <w:rFonts w:hint="eastAsia"/>
+          <w:lang w:val="zh-CN"/>
+        </w:rPr>
+        <w:t xml:space="preserve">影院</w:t>
+      </w:r>
+      <w:r>
+        <w:rPr>
+          <w:lang w:val="zh-CN"/>
+        </w:rPr>
+        <w:t xml:space="preserve"> / </w:t>
+      </w:r>
+      <w:r>
+        <w:rPr>
+          <w:rFonts w:hint="eastAsia"/>
+          <w:lang w:val="zh-CN"/>
+        </w:rPr>
+        <w:t xml:space="preserve">紧凑」（只覆盖字号/行距/虚化，不动其他调校）；双语模式：上下行（原文上译文下）/</w:t>
+      </w:r>
+      <w:r>
+        <w:rPr>
+          <w:lang w:val="zh-CN"/>
+        </w:rPr>
+        <w:t xml:space="preserve"> </w:t>
+      </w:r>
+      <w:r>
+        <w:rPr>
+          <w:rFonts w:hint="eastAsia"/>
+          <w:lang w:val="zh-CN"/>
+        </w:rPr>
+        <w:t xml:space="preserve">侧行（译文并排右列）/</w:t>
+      </w:r>
+      <w:r>
+        <w:rPr>
+          <w:lang w:val="zh-CN"/>
+        </w:rPr>
+        <w:t xml:space="preserve"> </w:t>
+      </w:r>
+      <w:r>
+        <w:rPr>
+          <w:rFonts w:hint="eastAsia"/>
+          <w:lang w:val="zh-CN"/>
+        </w:rPr>
+        <w:t xml:space="preserve">只原文</w:t>
+      </w:r>
+      <w:r>
+        <w:rPr>
+          <w:lang w:val="zh-CN"/>
+        </w:rPr>
+        <w:t xml:space="preserve"> / </w:t>
+      </w:r>
+      <w:r>
+        <w:rPr>
+          <w:rFonts w:hint="eastAsia"/>
+          <w:lang w:val="zh-CN"/>
+        </w:rPr>
+        <w:t xml:space="preserve">只译文（无译文的曲目自动回退原文）；歌词跟随位置：偏上</w:t>
+      </w:r>
+      <w:r>
+        <w:rPr>
+          <w:lang w:val="zh-CN"/>
+        </w:rPr>
+        <w:t xml:space="preserve"> / </w:t>
+      </w:r>
+      <w:r>
+        <w:rPr>
+          <w:rFonts w:hint="eastAsia"/>
+          <w:lang w:val="zh-CN"/>
+        </w:rPr>
+        <w:t xml:space="preserve">居中</w:t>
+      </w:r>
+      <w:r>
+        <w:rPr>
+          <w:lang w:val="zh-CN"/>
+        </w:rPr>
+        <w:t xml:space="preserve"> / </w:t>
+      </w:r>
+      <w:r>
+        <w:rPr>
+          <w:rFonts w:hint="eastAsia"/>
+          <w:lang w:val="zh-CN"/>
+        </w:rPr>
+        <w:t xml:space="preserve">偏下（当前行相对歌词栏的停留高度）；面板封面开关（歌词栏顶部显示当前专辑封面，默认开）仅主界面；封面大小可拖拽右下角把手调节（140–280px，记忆）；迷你歌词跟随主界面配置；沉浸歌词首次使用自动取主界面现有调校，调过一次后即独立</w:t>
       </w:r>
     </w:p>
     <w:p>
@@ -6149,213 +6310,27 @@
           <w:bCs/>
           <w:lang w:val="zh-CN"/>
         </w:rPr>
-        <w:t xml:space="preserve">沉浸模式</w:t>
-      </w:r>
-      <w:r>
-        <w:rPr>
-          <w:b/>
-          <w:bCs/>
-          <w:lang w:val="zh-CN"/>
-        </w:rPr>
-        <w:t xml:space="preserve"> · </w:t>
-      </w:r>
-      <w:r>
-        <w:rPr>
-          <w:rFonts w:hint="eastAsia"/>
-          <w:b/>
-          <w:bCs/>
-          <w:lang w:val="zh-CN"/>
-        </w:rPr>
-        <w:t xml:space="preserve">彩胶唱片</w:t>
-      </w:r>
-      <w:r>
-        <w:rPr>
-          <w:rFonts w:hint="eastAsia"/>
-          <w:lang w:val="zh-CN"/>
-        </w:rPr>
-        <w:t xml:space="preserve">：设置</w:t>
-      </w:r>
-      <w:r>
-        <w:rPr>
-          <w:lang w:val="zh-CN"/>
-        </w:rPr>
-        <w:t xml:space="preserve"> → AM </w:t>
-      </w:r>
-      <w:r>
-        <w:rPr>
-          <w:rFonts w:hint="eastAsia"/>
-          <w:lang w:val="zh-CN"/>
-        </w:rPr>
-        <w:t xml:space="preserve">界面「沉浸模式样式」选彩胶唱片：右侧旋转彩胶——封面截成圆形标签随盘旋转，盘体磨砂亚克力半透明、刻纹颜色从封面实时提取（黑白封面回落主题强调色），播放时转、暂停时停；左侧常驻大歌词；底部全宽进度条（可拖拽）+</w:t>
-      </w:r>
-      <w:r>
-        <w:rPr>
-          <w:lang w:val="zh-CN"/>
-        </w:rPr>
-        <w:t xml:space="preserve"> </w:t>
-      </w:r>
-      <w:r>
-        <w:rPr>
-          <w:rFonts w:hint="eastAsia"/>
-          <w:lang w:val="zh-CN"/>
-        </w:rPr>
-        <w:t xml:space="preserve">传输/音量/待播清单；背景与全局统一（封面氛围或自定义壁纸照常生效）。沉浸界面右上角</w:t>
-      </w:r>
-      <w:r>
-        <w:rPr>
-          <w:lang w:val="zh-CN"/>
-        </w:rPr>
-        <w:t xml:space="preserve"> 💿 </w:t>
-      </w:r>
-      <w:r>
-        <w:rPr>
-          <w:rFonts w:hint="eastAsia"/>
-          <w:lang w:val="zh-CN"/>
-        </w:rPr>
-        <w:t xml:space="preserve">打开「彩胶外观」：封面大小（50–90%，胶圈宽度随之反向）/</w:t>
-      </w:r>
-      <w:r>
-        <w:rPr>
-          <w:lang w:val="zh-CN"/>
-        </w:rPr>
-        <w:t xml:space="preserve"> </w:t>
-      </w:r>
-      <w:r>
-        <w:rPr>
-          <w:rFonts w:hint="eastAsia"/>
-          <w:lang w:val="zh-CN"/>
-        </w:rPr>
-        <w:t xml:space="preserve">盘体大小（最大</w:t>
-      </w:r>
-      <w:r>
-        <w:rPr>
-          <w:lang w:val="zh-CN"/>
-        </w:rPr>
-        <w:t xml:space="preserve"> </w:t>
-      </w:r>
-      <w:r>
-        <w:rPr>
-          <w:rFonts w:hint="eastAsia"/>
-          <w:lang w:val="zh-CN"/>
-        </w:rPr>
-        <w:t xml:space="preserve">160%）/</w:t>
-      </w:r>
-      <w:r>
-        <w:rPr>
-          <w:lang w:val="zh-CN"/>
-        </w:rPr>
-        <w:t xml:space="preserve"> </w:t>
-      </w:r>
-      <w:r>
-        <w:rPr>
-          <w:rFonts w:hint="eastAsia"/>
-          <w:lang w:val="zh-CN"/>
-        </w:rPr>
-        <w:t xml:space="preserve">盘体不透明度</w:t>
-      </w:r>
-      <w:r>
-        <w:rPr>
-          <w:lang w:val="zh-CN"/>
-        </w:rPr>
-        <w:t xml:space="preserve"> / </w:t>
-      </w:r>
-      <w:r>
-        <w:rPr>
-          <w:rFonts w:hint="eastAsia"/>
-          <w:lang w:val="zh-CN"/>
-        </w:rPr>
-        <w:t xml:space="preserve">转速（4–60</w:t>
-      </w:r>
-      <w:r>
-        <w:rPr>
-          <w:lang w:val="zh-CN"/>
-        </w:rPr>
-        <w:t xml:space="preserve"> </w:t>
-      </w:r>
-      <w:r>
-        <w:rPr>
-          <w:rFonts w:hint="eastAsia"/>
-          <w:lang w:val="zh-CN"/>
-        </w:rPr>
-        <w:t xml:space="preserve">秒/圈）滑杆，唱片位置「居中</w:t>
-      </w:r>
-      <w:r>
-        <w:rPr>
-          <w:lang w:val="zh-CN"/>
-        </w:rPr>
-        <w:t xml:space="preserve"> / </w:t>
-      </w:r>
-      <w:r>
-        <w:rPr>
-          <w:rFonts w:hint="eastAsia"/>
-          <w:lang w:val="zh-CN"/>
-        </w:rPr>
-        <w:t xml:space="preserve">右上悬挂」（QQ</w:t>
-      </w:r>
-      <w:r>
-        <w:rPr>
-          <w:lang w:val="zh-CN"/>
-        </w:rPr>
-        <w:t xml:space="preserve"> </w:t>
-      </w:r>
-      <w:r>
-        <w:rPr>
-          <w:rFonts w:hint="eastAsia"/>
-          <w:lang w:val="zh-CN"/>
-        </w:rPr>
-        <w:t xml:space="preserve">音乐式探出屏幕右上），轴心孔可开关，盘面图片可自定义（上传一张图自动智能去边裁切——唱片照片的白边/黑边会自动识别去除，随盘旋转，「盘体不透明」对它同样生效；历史</w:t>
-      </w:r>
-      <w:r>
-        <w:rPr>
-          <w:lang w:val="zh-CN"/>
-        </w:rPr>
-        <w:t xml:space="preserve"> 8 </w:t>
-      </w:r>
-      <w:r>
-        <w:rPr>
-          <w:rFonts w:hint="eastAsia"/>
-          <w:lang w:val="zh-CN"/>
-        </w:rPr>
-        <w:t xml:space="preserve">张缩略图条点按切回、hover</w:t>
-      </w:r>
-      <w:r>
-        <w:rPr>
-          <w:lang w:val="zh-CN"/>
-        </w:rPr>
-        <w:t xml:space="preserve"> ✕ </w:t>
-      </w:r>
-      <w:r>
-        <w:rPr>
-          <w:rFonts w:hint="eastAsia"/>
-          <w:lang w:val="zh-CN"/>
-        </w:rPr>
-        <w:t xml:space="preserve">删除，清除即回封面取色刻纹），🎲</w:t>
-      </w:r>
-      <w:r>
-        <w:rPr>
-          <w:lang w:val="zh-CN"/>
-        </w:rPr>
-        <w:t xml:space="preserve"> </w:t>
-      </w:r>
-      <w:r>
-        <w:rPr>
-          <w:rFonts w:hint="eastAsia"/>
-          <w:lang w:val="zh-CN"/>
-        </w:rPr>
-        <w:t xml:space="preserve">换一组随机纹路（宽度/明暗/哑光圈随机生成，固定半径起铺、不受封面大小影响），↺</w:t>
-      </w:r>
-      <w:r>
-        <w:rPr>
-          <w:lang w:val="zh-CN"/>
-        </w:rPr>
-        <w:t xml:space="preserve"> </w:t>
-      </w:r>
-      <w:r>
-        <w:rPr>
-          <w:rFonts w:hint="eastAsia"/>
-          <w:lang w:val="zh-CN"/>
-        </w:rPr>
-        <w:t xml:space="preserve">一键恢复默认；全部即时生效并记忆。拖动底部进度条时唱片像表把一样跟手转动（前拽顺时针、后拽逆时针，暂停时也生效），点击跳转时唱片朝跳转方向加速甩一下再恢复正常转速</w:t>
+        <w:t xml:space="preserve">歌词栏折叠</w:t>
+      </w:r>
+      <w:r>
+        <w:rPr>
+          <w:rFonts w:hint="eastAsia"/>
+          <w:lang w:val="zh-CN"/>
+        </w:rPr>
+        <w:t xml:space="preserve">：歌词栏右缘（展开时左缘）小标签</w:t>
+      </w:r>
+      <w:r>
+        <w:rPr>
+          <w:lang w:val="zh-CN"/>
+        </w:rPr>
+        <w:t xml:space="preserve"> ❮/❯ </w:t>
+      </w:r>
+      <w:r>
+        <w:rPr>
+          <w:rFonts w:hint="eastAsia"/>
+          <w:lang w:val="zh-CN"/>
+        </w:rPr>
+        <w:t xml:space="preserve">一键收起/展开歌词面板，收起后内容区占满全宽</w:t>
       </w:r>
     </w:p>
     <w:p>
@@ -6373,96 +6348,40 @@
           <w:bCs/>
           <w:lang w:val="zh-CN"/>
         </w:rPr>
-        <w:t xml:space="preserve">歌词偏移（歌词栏</w:t>
-      </w:r>
-      <w:r>
-        <w:rPr>
-          <w:b/>
-          <w:bCs/>
-          <w:lang w:val="zh-CN"/>
-        </w:rPr>
-        <w:t xml:space="preserve"> </w:t>
-      </w:r>
-      <w:r>
-        <w:rPr>
-          <w:rFonts w:hint="eastAsia"/>
-          <w:b/>
-          <w:bCs/>
-          <w:lang w:val="zh-CN"/>
-        </w:rPr>
-        <w:t xml:space="preserve">⚙）</w:t>
-      </w:r>
-      <w:r>
-        <w:rPr>
-          <w:rFonts w:hint="eastAsia"/>
-          <w:lang w:val="zh-CN"/>
-        </w:rPr>
-        <w:t xml:space="preserve">：−/＋</w:t>
-      </w:r>
-      <w:r>
-        <w:rPr>
-          <w:lang w:val="zh-CN"/>
-        </w:rPr>
-        <w:t xml:space="preserve"> </w:t>
-      </w:r>
-      <w:r>
-        <w:rPr>
-          <w:rFonts w:hint="eastAsia"/>
-          <w:lang w:val="zh-CN"/>
-        </w:rPr>
-        <w:t xml:space="preserve">按</w:t>
-      </w:r>
-      <w:r>
-        <w:rPr>
-          <w:lang w:val="zh-CN"/>
-        </w:rPr>
-        <w:t xml:space="preserve"> 0.5s </w:t>
-      </w:r>
-      <w:r>
-        <w:rPr>
-          <w:rFonts w:hint="eastAsia"/>
-          <w:lang w:val="zh-CN"/>
-        </w:rPr>
-        <w:t xml:space="preserve">步进微调当前曲歌词时间轴（±30s），↺</w:t>
-      </w:r>
-      <w:r>
-        <w:rPr>
-          <w:lang w:val="zh-CN"/>
-        </w:rPr>
-        <w:t xml:space="preserve"> </w:t>
-      </w:r>
-      <w:r>
-        <w:rPr>
-          <w:rFonts w:hint="eastAsia"/>
-          <w:lang w:val="zh-CN"/>
-        </w:rPr>
-        <w:t xml:space="preserve">归零；按曲目记忆，AM</w:t>
-      </w:r>
-      <w:r>
-        <w:rPr>
-          <w:lang w:val="zh-CN"/>
-        </w:rPr>
-        <w:t xml:space="preserve"> </w:t>
-      </w:r>
-      <w:r>
-        <w:rPr>
-          <w:rFonts w:hint="eastAsia"/>
-          <w:lang w:val="zh-CN"/>
-        </w:rPr>
-        <w:t xml:space="preserve">面板、FB2K</w:t>
-      </w:r>
-      <w:r>
-        <w:rPr>
-          <w:lang w:val="zh-CN"/>
-        </w:rPr>
-        <w:t xml:space="preserve"> </w:t>
-      </w:r>
-      <w:r>
-        <w:rPr>
-          <w:rFonts w:hint="eastAsia"/>
-          <w:lang w:val="zh-CN"/>
-        </w:rPr>
-        <w:t xml:space="preserve">侧栏、桌面歌词同步生效</w:t>
+        <w:t xml:space="preserve">歌词栏滚动浏览</w:t>
+      </w:r>
+      <w:r>
+        <w:rPr>
+          <w:rFonts w:hint="eastAsia"/>
+          <w:lang w:val="zh-CN"/>
+        </w:rPr>
+        <w:t xml:space="preserve">：鼠标滚动歌词上下翻看时进入</w:t>
+      </w:r>
+      <w:r>
+        <w:rPr>
+          <w:lang w:val="zh-CN"/>
+        </w:rPr>
+        <w:t xml:space="preserve"> 5 </w:t>
+      </w:r>
+      <w:r>
+        <w:rPr>
+          <w:rFonts w:hint="eastAsia"/>
+          <w:lang w:val="zh-CN"/>
+        </w:rPr>
+        <w:t xml:space="preserve">秒浏览保护期，播放到下一行不会强制拉回（期间当前行高亮与逐字进度照常更新），停止滚动</w:t>
+      </w:r>
+      <w:r>
+        <w:rPr>
+          <w:lang w:val="zh-CN"/>
+        </w:rPr>
+        <w:t xml:space="preserve"> 5 </w:t>
+      </w:r>
+      <w:r>
+        <w:rPr>
+          <w:rFonts w:hint="eastAsia"/>
+          <w:lang w:val="zh-CN"/>
+        </w:rPr>
+        <w:t xml:space="preserve">秒后自动恢复跟随</w:t>
       </w:r>
     </w:p>
     <w:p>
@@ -6475,6 +6394,422 @@
       </w:pPr>
       <w:r>
         <w:rPr>
+          <w:b/>
+          <w:bCs/>
+          <w:lang w:val="zh-CN"/>
+        </w:rPr>
+        <w:t xml:space="preserve">AM </w:t>
+      </w:r>
+      <w:r>
+        <w:rPr>
+          <w:rFonts w:hint="eastAsia"/>
+          <w:b/>
+          <w:bCs/>
+          <w:lang w:val="zh-CN"/>
+        </w:rPr>
+        <w:t xml:space="preserve">界面设置</w:t>
+      </w:r>
+      <w:r>
+        <w:rPr>
+          <w:rFonts w:hint="eastAsia"/>
+          <w:lang w:val="zh-CN"/>
+        </w:rPr>
+        <w:t xml:space="preserve">：设置</w:t>
+      </w:r>
+      <w:r>
+        <w:rPr>
+          <w:lang w:val="zh-CN"/>
+        </w:rPr>
+        <w:t xml:space="preserve"> → AM </w:t>
+      </w:r>
+      <w:r>
+        <w:rPr>
+          <w:rFonts w:hint="eastAsia"/>
+          <w:lang w:val="zh-CN"/>
+        </w:rPr>
+        <w:t xml:space="preserve">界面：顶栏置底（窗口三键钉右上角玻璃角标）；沉浸模式真全屏（隐藏任务栏，默认窗口最大化）；沉浸模式样式（经典双栏</w:t>
+      </w:r>
+      <w:r>
+        <w:rPr>
+          <w:lang w:val="zh-CN"/>
+        </w:rPr>
+        <w:t xml:space="preserve"> / </w:t>
+      </w:r>
+      <w:r>
+        <w:rPr>
+          <w:rFonts w:hint="eastAsia"/>
+          <w:lang w:val="zh-CN"/>
+        </w:rPr>
+        <w:t xml:space="preserve">彩胶唱片，沉浸中切换立即生效）；重启恢复上次播放（曲目+进度+暂停态，默认开，关闭后清除已保存的恢复点）；AM</w:t>
+      </w:r>
+      <w:r>
+        <w:rPr>
+          <w:lang w:val="zh-CN"/>
+        </w:rPr>
+        <w:t xml:space="preserve"> </w:t>
+      </w:r>
+      <w:r>
+        <w:rPr>
+          <w:rFonts w:hint="eastAsia"/>
+          <w:lang w:val="zh-CN"/>
+        </w:rPr>
+        <w:t xml:space="preserve">歌词样式与沉浸歌词样式（字号/行距/每行词数等）各自独立，迁入本页统一调整</w:t>
+      </w:r>
+    </w:p>
+    <w:p>
+      <w:pPr>
+        <w:pStyle w:val="Compact"/>
+        <w:numPr>
+          <w:ilvl w:val="0"/>
+          <w:numId w:val="1004"/>
+        </w:numPr>
+      </w:pPr>
+      <w:r>
+        <w:rPr>
+          <w:rFonts w:hint="eastAsia"/>
+          <w:b/>
+          <w:bCs/>
+          <w:lang w:val="zh-CN"/>
+        </w:rPr>
+        <w:t xml:space="preserve">沉浸模式</w:t>
+      </w:r>
+      <w:r>
+        <w:rPr>
+          <w:b/>
+          <w:bCs/>
+          <w:lang w:val="zh-CN"/>
+        </w:rPr>
+        <w:t xml:space="preserve"> · </w:t>
+      </w:r>
+      <w:r>
+        <w:rPr>
+          <w:rFonts w:hint="eastAsia"/>
+          <w:b/>
+          <w:bCs/>
+          <w:lang w:val="zh-CN"/>
+        </w:rPr>
+        <w:t xml:space="preserve">彩胶唱片</w:t>
+      </w:r>
+      <w:r>
+        <w:rPr>
+          <w:rFonts w:hint="eastAsia"/>
+          <w:lang w:val="zh-CN"/>
+        </w:rPr>
+        <w:t xml:space="preserve">：设置</w:t>
+      </w:r>
+      <w:r>
+        <w:rPr>
+          <w:lang w:val="zh-CN"/>
+        </w:rPr>
+        <w:t xml:space="preserve"> → AM </w:t>
+      </w:r>
+      <w:r>
+        <w:rPr>
+          <w:rFonts w:hint="eastAsia"/>
+          <w:lang w:val="zh-CN"/>
+        </w:rPr>
+        <w:t xml:space="preserve">界面「沉浸模式样式」选彩胶唱片：右侧旋转彩胶——封面截成圆形标签随盘旋转，盘体磨砂亚克力半透明、刻纹颜色从封面实时提取（黑白封面回落主题强调色），播放时柔和加速起转、暂停时带阻尼减速缓缓停稳（rAF</w:t>
+      </w:r>
+      <w:r>
+        <w:rPr>
+          <w:lang w:val="zh-CN"/>
+        </w:rPr>
+        <w:t xml:space="preserve"> </w:t>
+      </w:r>
+      <w:r>
+        <w:rPr>
+          <w:rFonts w:hint="eastAsia"/>
+          <w:lang w:val="zh-CN"/>
+        </w:rPr>
+        <w:t xml:space="preserve">惯性物理，不再是生硬定格），切歌瞬间唱片有一次换碟明暗闪动、盘面叠一层慢速反向流光；左侧常驻大歌词；底部全宽进度条（可拖拽）+</w:t>
+      </w:r>
+      <w:r>
+        <w:rPr>
+          <w:lang w:val="zh-CN"/>
+        </w:rPr>
+        <w:t xml:space="preserve"> </w:t>
+      </w:r>
+      <w:r>
+        <w:rPr>
+          <w:rFonts w:hint="eastAsia"/>
+          <w:lang w:val="zh-CN"/>
+        </w:rPr>
+        <w:t xml:space="preserve">传输/音量/待播清单；背景与全局统一（封面氛围或自定义壁纸照常生效）。沉浸界面右上角</w:t>
+      </w:r>
+      <w:r>
+        <w:rPr>
+          <w:lang w:val="zh-CN"/>
+        </w:rPr>
+        <w:t xml:space="preserve"> 💿 </w:t>
+      </w:r>
+      <w:r>
+        <w:rPr>
+          <w:rFonts w:hint="eastAsia"/>
+          <w:lang w:val="zh-CN"/>
+        </w:rPr>
+        <w:t xml:space="preserve">打开「彩胶外观」：封面大小（50–90%，胶圈宽度随之反向）/</w:t>
+      </w:r>
+      <w:r>
+        <w:rPr>
+          <w:lang w:val="zh-CN"/>
+        </w:rPr>
+        <w:t xml:space="preserve"> </w:t>
+      </w:r>
+      <w:r>
+        <w:rPr>
+          <w:rFonts w:hint="eastAsia"/>
+          <w:lang w:val="zh-CN"/>
+        </w:rPr>
+        <w:t xml:space="preserve">盘体大小（最大</w:t>
+      </w:r>
+      <w:r>
+        <w:rPr>
+          <w:lang w:val="zh-CN"/>
+        </w:rPr>
+        <w:t xml:space="preserve"> </w:t>
+      </w:r>
+      <w:r>
+        <w:rPr>
+          <w:rFonts w:hint="eastAsia"/>
+          <w:lang w:val="zh-CN"/>
+        </w:rPr>
+        <w:t xml:space="preserve">160%）/</w:t>
+      </w:r>
+      <w:r>
+        <w:rPr>
+          <w:lang w:val="zh-CN"/>
+        </w:rPr>
+        <w:t xml:space="preserve"> </w:t>
+      </w:r>
+      <w:r>
+        <w:rPr>
+          <w:rFonts w:hint="eastAsia"/>
+          <w:lang w:val="zh-CN"/>
+        </w:rPr>
+        <w:t xml:space="preserve">盘体不透明度</w:t>
+      </w:r>
+      <w:r>
+        <w:rPr>
+          <w:lang w:val="zh-CN"/>
+        </w:rPr>
+        <w:t xml:space="preserve"> / </w:t>
+      </w:r>
+      <w:r>
+        <w:rPr>
+          <w:rFonts w:hint="eastAsia"/>
+          <w:lang w:val="zh-CN"/>
+        </w:rPr>
+        <w:t xml:space="preserve">转速（4–60</w:t>
+      </w:r>
+      <w:r>
+        <w:rPr>
+          <w:lang w:val="zh-CN"/>
+        </w:rPr>
+        <w:t xml:space="preserve"> </w:t>
+      </w:r>
+      <w:r>
+        <w:rPr>
+          <w:rFonts w:hint="eastAsia"/>
+          <w:lang w:val="zh-CN"/>
+        </w:rPr>
+        <w:t xml:space="preserve">秒/圈）滑杆，唱片位置「居中</w:t>
+      </w:r>
+      <w:r>
+        <w:rPr>
+          <w:lang w:val="zh-CN"/>
+        </w:rPr>
+        <w:t xml:space="preserve"> / </w:t>
+      </w:r>
+      <w:r>
+        <w:rPr>
+          <w:rFonts w:hint="eastAsia"/>
+          <w:lang w:val="zh-CN"/>
+        </w:rPr>
+        <w:t xml:space="preserve">右上悬挂」（QQ</w:t>
+      </w:r>
+      <w:r>
+        <w:rPr>
+          <w:lang w:val="zh-CN"/>
+        </w:rPr>
+        <w:t xml:space="preserve"> </w:t>
+      </w:r>
+      <w:r>
+        <w:rPr>
+          <w:rFonts w:hint="eastAsia"/>
+          <w:lang w:val="zh-CN"/>
+        </w:rPr>
+        <w:t xml:space="preserve">音乐式探出屏幕右上），轴心孔可开关，盘面图片可自定义（上传一张图自动智能去边裁切——唱片照片的白边/黑边会自动识别去除，随盘旋转，「盘体不透明」对它同样生效；历史</w:t>
+      </w:r>
+      <w:r>
+        <w:rPr>
+          <w:lang w:val="zh-CN"/>
+        </w:rPr>
+        <w:t xml:space="preserve"> 8 </w:t>
+      </w:r>
+      <w:r>
+        <w:rPr>
+          <w:rFonts w:hint="eastAsia"/>
+          <w:lang w:val="zh-CN"/>
+        </w:rPr>
+        <w:t xml:space="preserve">张缩略图条点按切回、hover</w:t>
+      </w:r>
+      <w:r>
+        <w:rPr>
+          <w:lang w:val="zh-CN"/>
+        </w:rPr>
+        <w:t xml:space="preserve"> ✕ </w:t>
+      </w:r>
+      <w:r>
+        <w:rPr>
+          <w:rFonts w:hint="eastAsia"/>
+          <w:lang w:val="zh-CN"/>
+        </w:rPr>
+        <w:t xml:space="preserve">删除，清除即回封面取色刻纹），🎲</w:t>
+      </w:r>
+      <w:r>
+        <w:rPr>
+          <w:lang w:val="zh-CN"/>
+        </w:rPr>
+        <w:t xml:space="preserve"> </w:t>
+      </w:r>
+      <w:r>
+        <w:rPr>
+          <w:rFonts w:hint="eastAsia"/>
+          <w:lang w:val="zh-CN"/>
+        </w:rPr>
+        <w:t xml:space="preserve">换一组随机纹路（宽度/明暗/哑光圈随机生成，固定半径起铺、不受封面大小影响），↺</w:t>
+      </w:r>
+      <w:r>
+        <w:rPr>
+          <w:lang w:val="zh-CN"/>
+        </w:rPr>
+        <w:t xml:space="preserve"> </w:t>
+      </w:r>
+      <w:r>
+        <w:rPr>
+          <w:rFonts w:hint="eastAsia"/>
+          <w:lang w:val="zh-CN"/>
+        </w:rPr>
+        <w:t xml:space="preserve">一键恢复默认；全部即时生效并记忆。拖动底部进度条时唱片像表把一样跟手转动（前拽顺时针、后拽逆时针，暂停时也生效），点击跳转时唱片朝跳转方向加速甩一下再恢复正常转速</w:t>
+      </w:r>
+    </w:p>
+    <w:p>
+      <w:pPr>
+        <w:pStyle w:val="Compact"/>
+        <w:numPr>
+          <w:ilvl w:val="0"/>
+          <w:numId w:val="1004"/>
+        </w:numPr>
+      </w:pPr>
+      <w:r>
+        <w:rPr>
+          <w:rFonts w:hint="eastAsia"/>
+          <w:b/>
+          <w:bCs/>
+          <w:lang w:val="zh-CN"/>
+        </w:rPr>
+        <w:t xml:space="preserve">歌词偏移（歌词栏</w:t>
+      </w:r>
+      <w:r>
+        <w:rPr>
+          <w:b/>
+          <w:bCs/>
+          <w:lang w:val="zh-CN"/>
+        </w:rPr>
+        <w:t xml:space="preserve"> </w:t>
+      </w:r>
+      <w:r>
+        <w:rPr>
+          <w:rFonts w:hint="eastAsia"/>
+          <w:b/>
+          <w:bCs/>
+          <w:lang w:val="zh-CN"/>
+        </w:rPr>
+        <w:t xml:space="preserve">⚙）</w:t>
+      </w:r>
+      <w:r>
+        <w:rPr>
+          <w:rFonts w:hint="eastAsia"/>
+          <w:lang w:val="zh-CN"/>
+        </w:rPr>
+        <w:t xml:space="preserve">：−/＋</w:t>
+      </w:r>
+      <w:r>
+        <w:rPr>
+          <w:lang w:val="zh-CN"/>
+        </w:rPr>
+        <w:t xml:space="preserve"> </w:t>
+      </w:r>
+      <w:r>
+        <w:rPr>
+          <w:rFonts w:hint="eastAsia"/>
+          <w:lang w:val="zh-CN"/>
+        </w:rPr>
+        <w:t xml:space="preserve">按</w:t>
+      </w:r>
+      <w:r>
+        <w:rPr>
+          <w:lang w:val="zh-CN"/>
+        </w:rPr>
+        <w:t xml:space="preserve"> 0.5s </w:t>
+      </w:r>
+      <w:r>
+        <w:rPr>
+          <w:rFonts w:hint="eastAsia"/>
+          <w:lang w:val="zh-CN"/>
+        </w:rPr>
+        <w:t xml:space="preserve">步进微调当前曲歌词时间轴（±30s），↺</w:t>
+      </w:r>
+      <w:r>
+        <w:rPr>
+          <w:lang w:val="zh-CN"/>
+        </w:rPr>
+        <w:t xml:space="preserve"> </w:t>
+      </w:r>
+      <w:r>
+        <w:rPr>
+          <w:rFonts w:hint="eastAsia"/>
+          <w:lang w:val="zh-CN"/>
+        </w:rPr>
+        <w:t xml:space="preserve">归零；按曲目记忆，AM</w:t>
+      </w:r>
+      <w:r>
+        <w:rPr>
+          <w:lang w:val="zh-CN"/>
+        </w:rPr>
+        <w:t xml:space="preserve"> </w:t>
+      </w:r>
+      <w:r>
+        <w:rPr>
+          <w:rFonts w:hint="eastAsia"/>
+          <w:lang w:val="zh-CN"/>
+        </w:rPr>
+        <w:t xml:space="preserve">面板、FB2K</w:t>
+      </w:r>
+      <w:r>
+        <w:rPr>
+          <w:lang w:val="zh-CN"/>
+        </w:rPr>
+        <w:t xml:space="preserve"> </w:t>
+      </w:r>
+      <w:r>
+        <w:rPr>
+          <w:rFonts w:hint="eastAsia"/>
+          <w:lang w:val="zh-CN"/>
+        </w:rPr>
+        <w:t xml:space="preserve">侧栏、桌面歌词同步生效</w:t>
+      </w:r>
+    </w:p>
+    <w:p>
+      <w:pPr>
+        <w:pStyle w:val="Compact"/>
+        <w:numPr>
+          <w:ilvl w:val="0"/>
+          <w:numId w:val="1004"/>
+        </w:numPr>
+      </w:pPr>
+      <w:r>
+        <w:rPr>
           <w:rFonts w:hint="eastAsia"/>
           <w:b/>
           <w:bCs/>
@@ -10776,6 +11111,173 @@
           <w:lang w:val="zh-CN"/>
         </w:rPr>
         <w:t xml:space="preserve">版本更新</w:t>
+      </w:r>
+    </w:p>
+    <w:p>
+      <w:pPr>
+        <w:pStyle w:val="Compact"/>
+        <w:numPr>
+          <w:ilvl w:val="0"/>
+          <w:numId w:val="1010"/>
+        </w:numPr>
+      </w:pPr>
+      <w:r>
+        <w:rPr>
+          <w:b/>
+          <w:bCs/>
+          <w:lang w:val="zh-CN"/>
+        </w:rPr>
+        <w:t xml:space="preserve">V4.4</w:t>
+      </w:r>
+      <w:r>
+        <w:rPr>
+          <w:rFonts w:hint="eastAsia"/>
+          <w:lang w:val="zh-CN"/>
+        </w:rPr>
+        <w:t xml:space="preserve">：沉浸体验五大块：①</w:t>
+      </w:r>
+      <w:r>
+        <w:rPr>
+          <w:lang w:val="zh-CN"/>
+        </w:rPr>
+        <w:t xml:space="preserve"> </w:t>
+      </w:r>
+      <w:r>
+        <w:rPr>
+          <w:rFonts w:hint="eastAsia"/>
+          <w:lang w:val="zh-CN"/>
+        </w:rPr>
+        <w:t xml:space="preserve">沉浸模式增强（底部悬浮玻璃控制</w:t>
+      </w:r>
+      <w:r>
+        <w:rPr>
+          <w:lang w:val="zh-CN"/>
+        </w:rPr>
+        <w:t xml:space="preserve"> </w:t>
+      </w:r>
+      <w:r>
+        <w:rPr>
+          <w:rFonts w:hint="eastAsia"/>
+          <w:lang w:val="zh-CN"/>
+        </w:rPr>
+        <w:t xml:space="preserve">dock、暂停/音量/切歌</w:t>
+      </w:r>
+      <w:r>
+        <w:rPr>
+          <w:lang w:val="zh-CN"/>
+        </w:rPr>
+        <w:t xml:space="preserve"> </w:t>
+      </w:r>
+      <w:r>
+        <w:rPr>
+          <w:rFonts w:hint="eastAsia"/>
+          <w:lang w:val="zh-CN"/>
+        </w:rPr>
+        <w:t xml:space="preserve">OSD、经典/彩胶两样式各自记住面板布局与歌词位置、切歌封面交叉淡入淡出）；②</w:t>
+      </w:r>
+      <w:r>
+        <w:rPr>
+          <w:lang w:val="zh-CN"/>
+        </w:rPr>
+        <w:t xml:space="preserve"> </w:t>
+      </w:r>
+      <w:r>
+        <w:rPr>
+          <w:rFonts w:hint="eastAsia"/>
+          <w:lang w:val="zh-CN"/>
+        </w:rPr>
+        <w:t xml:space="preserve">彩胶唱片改为真实惯性物理——播放时柔和加速起转、暂停时带阻尼减速停稳，切歌瞬间换碟光效，盘面新增慢速同向流光（修复盘体与封面不转）；③</w:t>
+      </w:r>
+      <w:r>
+        <w:rPr>
+          <w:lang w:val="zh-CN"/>
+        </w:rPr>
+        <w:t xml:space="preserve"> </w:t>
+      </w:r>
+      <w:r>
+        <w:rPr>
+          <w:rFonts w:hint="eastAsia"/>
+          <w:lang w:val="zh-CN"/>
+        </w:rPr>
+        <w:t xml:space="preserve">歌词体验：字号/行距/虚化三档预设（舒适/影院/紧凑）、双语模式（上下行/侧行/只原文/只译文）、歌词跟随位置（偏上/居中/偏下，主界面与沉浸各自记忆），修复自动跟随时滚动条竖条常亮；④</w:t>
+      </w:r>
+      <w:r>
+        <w:rPr>
+          <w:lang w:val="zh-CN"/>
+        </w:rPr>
+        <w:t xml:space="preserve"> </w:t>
+      </w:r>
+      <w:r>
+        <w:rPr>
+          <w:rFonts w:hint="eastAsia"/>
+          <w:lang w:val="zh-CN"/>
+        </w:rPr>
+        <w:t xml:space="preserve">播放体验：主界面顶栏</w:t>
+      </w:r>
+      <w:r>
+        <w:rPr>
+          <w:lang w:val="zh-CN"/>
+        </w:rPr>
+        <w:t xml:space="preserve"> ☰ </w:t>
+      </w:r>
+      <w:r>
+        <w:rPr>
+          <w:rFonts w:hint="eastAsia"/>
+          <w:lang w:val="zh-CN"/>
+        </w:rPr>
+        <w:t xml:space="preserve">待播清单抽屉（角标实时显示剩余待播数，亮色主题适配）、进度条悬停气泡预览时间点、重启软件恢复上次播放（曲目+进度+播放/暂停态，本地与流媒体均支持，设置</w:t>
+      </w:r>
+      <w:r>
+        <w:rPr>
+          <w:lang w:val="zh-CN"/>
+        </w:rPr>
+        <w:t xml:space="preserve"> → AM </w:t>
+      </w:r>
+      <w:r>
+        <w:rPr>
+          <w:rFonts w:hint="eastAsia"/>
+          <w:lang w:val="zh-CN"/>
+        </w:rPr>
+        <w:t xml:space="preserve">界面可关）、流媒体接近曲尾自动预解析下一首（再切歌秒开）；⑤</w:t>
+      </w:r>
+      <w:r>
+        <w:rPr>
+          <w:lang w:val="zh-CN"/>
+        </w:rPr>
+        <w:t xml:space="preserve"> </w:t>
+      </w:r>
+      <w:r>
+        <w:rPr>
+          <w:rFonts w:hint="eastAsia"/>
+          <w:lang w:val="zh-CN"/>
+        </w:rPr>
+        <w:t xml:space="preserve">缓存管理：命中本地缓存时三处音质徽标变绿带圆点、状态栏提示「本地缓存秒开」，播放缓存设置新增按平台</w:t>
+      </w:r>
+      <w:r>
+        <w:rPr>
+          <w:lang w:val="zh-CN"/>
+        </w:rPr>
+        <w:t xml:space="preserve"> × </w:t>
+      </w:r>
+      <w:r>
+        <w:rPr>
+          <w:rFonts w:hint="eastAsia"/>
+          <w:lang w:val="zh-CN"/>
+        </w:rPr>
+        <w:t xml:space="preserve">音质分组查看占用与单组清理。其他：拖入歌单的多文件自动按曲目号/文件名排序；修复迷你模式</w:t>
+      </w:r>
+      <w:r>
+        <w:rPr>
+          <w:lang w:val="zh-CN"/>
+        </w:rPr>
+        <w:t xml:space="preserve"> ✕ </w:t>
+      </w:r>
+      <w:r>
+        <w:rPr>
+          <w:rFonts w:hint="eastAsia"/>
+          <w:lang w:val="zh-CN"/>
+        </w:rPr>
+        <w:t xml:space="preserve">收进托盘后再打开形态错乱</w:t>
       </w:r>
     </w:p>
     <w:p>

--- a/AnniePlayer-LXversion安妮洛雪/《章鱼科技：安妮播放器全功能说明书》.docx
+++ b/AnniePlayer-LXversion安妮洛雪/《章鱼科技：安妮播放器全功能说明书》.docx
@@ -97,7 +97,7 @@
           <w:rFonts w:hint="eastAsia"/>
           <w:lang w:val="zh-CN"/>
         </w:rPr>
-        <w:t xml:space="preserve">：V4.4.0</w:t>
+        <w:t xml:space="preserve">：V4.4.1</w:t>
       </w:r>
       <w:r>
         <w:rPr>
@@ -11111,6 +11111,290 @@
           <w:lang w:val="zh-CN"/>
         </w:rPr>
         <w:t xml:space="preserve">版本更新</w:t>
+      </w:r>
+    </w:p>
+    <w:p>
+      <w:pPr>
+        <w:pStyle w:val="Compact"/>
+        <w:numPr>
+          <w:ilvl w:val="0"/>
+          <w:numId w:val="1010"/>
+        </w:numPr>
+      </w:pPr>
+      <w:r>
+        <w:rPr>
+          <w:b/>
+          <w:bCs/>
+          <w:lang w:val="zh-CN"/>
+        </w:rPr>
+        <w:t xml:space="preserve">V4.4.1</w:t>
+      </w:r>
+      <w:r>
+        <w:rPr>
+          <w:rFonts w:hint="eastAsia"/>
+          <w:lang w:val="zh-CN"/>
+        </w:rPr>
+        <w:t xml:space="preserve">：可靠性</w:t>
+      </w:r>
+      <w:r>
+        <w:rPr>
+          <w:lang w:val="zh-CN"/>
+        </w:rPr>
+        <w:t xml:space="preserve"> + </w:t>
+      </w:r>
+      <w:r>
+        <w:rPr>
+          <w:rFonts w:hint="eastAsia"/>
+          <w:lang w:val="zh-CN"/>
+        </w:rPr>
+        <w:t xml:space="preserve">拖放</w:t>
+      </w:r>
+      <w:r>
+        <w:rPr>
+          <w:lang w:val="zh-CN"/>
+        </w:rPr>
+        <w:t xml:space="preserve"> + </w:t>
+      </w:r>
+      <w:r>
+        <w:rPr>
+          <w:rFonts w:hint="eastAsia"/>
+          <w:lang w:val="zh-CN"/>
+        </w:rPr>
+        <w:t xml:space="preserve">歌词停留：①</w:t>
+      </w:r>
+      <w:r>
+        <w:rPr>
+          <w:lang w:val="zh-CN"/>
+        </w:rPr>
+        <w:t xml:space="preserve"> </w:t>
+      </w:r>
+      <w:r>
+        <w:rPr>
+          <w:rFonts w:hint="eastAsia"/>
+          <w:lang w:val="zh-CN"/>
+        </w:rPr>
+        <w:t xml:space="preserve">引擎产物自包含门禁（PE/最小体积/禁旁置</w:t>
+      </w:r>
+      <w:r>
+        <w:rPr>
+          <w:lang w:val="zh-CN"/>
+        </w:rPr>
+        <w:t xml:space="preserve"> </w:t>
+      </w:r>
+      <w:r>
+        <w:rPr>
+          <w:rFonts w:hint="eastAsia"/>
+          <w:lang w:val="zh-CN"/>
+        </w:rPr>
+        <w:t xml:space="preserve">runtimeconfig，predist</w:t>
+      </w:r>
+      <w:r>
+        <w:rPr>
+          <w:lang w:val="zh-CN"/>
+        </w:rPr>
+        <w:t xml:space="preserve"> </w:t>
+      </w:r>
+      <w:r>
+        <w:rPr>
+          <w:rFonts w:hint="eastAsia"/>
+          <w:lang w:val="zh-CN"/>
+        </w:rPr>
+        <w:t xml:space="preserve">钩子+CI/Release</w:t>
+      </w:r>
+      <w:r>
+        <w:rPr>
+          <w:lang w:val="zh-CN"/>
+        </w:rPr>
+        <w:t xml:space="preserve"> </w:t>
+      </w:r>
+      <w:r>
+        <w:rPr>
+          <w:rFonts w:hint="eastAsia"/>
+          <w:lang w:val="zh-CN"/>
+        </w:rPr>
+        <w:t xml:space="preserve">双校验，附</w:t>
+      </w:r>
+      <w:r>
+        <w:rPr>
+          <w:lang w:val="zh-CN"/>
+        </w:rPr>
+        <w:t xml:space="preserve"> 5 </w:t>
+      </w:r>
+      <w:r>
+        <w:rPr>
+          <w:rFonts w:hint="eastAsia"/>
+          <w:lang w:val="zh-CN"/>
+        </w:rPr>
+        <w:t xml:space="preserve">个负例）；②</w:t>
+      </w:r>
+      <w:r>
+        <w:rPr>
+          <w:lang w:val="zh-CN"/>
+        </w:rPr>
+        <w:t xml:space="preserve"> </w:t>
+      </w:r>
+      <w:r>
+        <w:rPr>
+          <w:rFonts w:hint="eastAsia"/>
+          <w:lang w:val="zh-CN"/>
+        </w:rPr>
+        <w:t xml:space="preserve">引擎启动故障分类（缺</w:t>
+      </w:r>
+      <w:r>
+        <w:rPr>
+          <w:lang w:val="zh-CN"/>
+        </w:rPr>
+        <w:t xml:space="preserve"> .NET 9=0x80008096 / </w:t>
+      </w:r>
+      <w:r>
+        <w:rPr>
+          <w:rFonts w:hint="eastAsia"/>
+          <w:lang w:val="zh-CN"/>
+        </w:rPr>
+        <w:t xml:space="preserve">缺</w:t>
+      </w:r>
+      <w:r>
+        <w:rPr>
+          <w:lang w:val="zh-CN"/>
+        </w:rPr>
+        <w:t xml:space="preserve"> hostfxr=0x80008083 / exe </w:t>
+      </w:r>
+      <w:r>
+        <w:rPr>
+          <w:rFonts w:hint="eastAsia"/>
+          <w:lang w:val="zh-CN"/>
+        </w:rPr>
+        <w:t xml:space="preserve">被隔离=ENOENT），命中即停止自动重启循环，弹持久故障条（重新检测/下载</w:t>
+      </w:r>
+      <w:r>
+        <w:rPr>
+          <w:lang w:val="zh-CN"/>
+        </w:rPr>
+        <w:t xml:space="preserve"> .NET </w:t>
+      </w:r>
+      <w:r>
+        <w:rPr>
+          <w:rFonts w:hint="eastAsia"/>
+          <w:lang w:val="zh-CN"/>
+        </w:rPr>
+        <w:t xml:space="preserve">9/杀软隔离说明/导出诊断），普通崩溃仍走原熔断；③</w:t>
+      </w:r>
+      <w:r>
+        <w:rPr>
+          <w:lang w:val="zh-CN"/>
+        </w:rPr>
+        <w:t xml:space="preserve"> </w:t>
+      </w:r>
+      <w:r>
+        <w:rPr>
+          <w:rFonts w:hint="eastAsia"/>
+          <w:lang w:val="zh-CN"/>
+        </w:rPr>
+        <w:t xml:space="preserve">文件夹拖到侧栏播放列表区空白处以文件夹名建歌单并递归装歌，拖到歌单按钮或已打开歌单里则展开加进该歌单（AM/FB2K</w:t>
+      </w:r>
+      <w:r>
+        <w:rPr>
+          <w:lang w:val="zh-CN"/>
+        </w:rPr>
+        <w:t xml:space="preserve"> </w:t>
+      </w:r>
+      <w:r>
+        <w:rPr>
+          <w:rFonts w:hint="eastAsia"/>
+          <w:lang w:val="zh-CN"/>
+        </w:rPr>
+        <w:t xml:space="preserve">两主题）；④</w:t>
+      </w:r>
+      <w:r>
+        <w:rPr>
+          <w:lang w:val="zh-CN"/>
+        </w:rPr>
+        <w:t xml:space="preserve"> </w:t>
+      </w:r>
+      <w:r>
+        <w:rPr>
+          <w:rFonts w:hint="eastAsia"/>
+          <w:lang w:val="zh-CN"/>
+        </w:rPr>
+        <w:t xml:space="preserve">歌词手动滑动后</w:t>
+      </w:r>
+      <w:r>
+        <w:rPr>
+          <w:lang w:val="zh-CN"/>
+        </w:rPr>
+        <w:t xml:space="preserve"> 5 </w:t>
+      </w:r>
+      <w:r>
+        <w:rPr>
+          <w:rFonts w:hint="eastAsia"/>
+          <w:lang w:val="zh-CN"/>
+        </w:rPr>
+        <w:t xml:space="preserve">秒内不回弹（AM</w:t>
+      </w:r>
+      <w:r>
+        <w:rPr>
+          <w:lang w:val="zh-CN"/>
+        </w:rPr>
+        <w:t xml:space="preserve"> </w:t>
+      </w:r>
+      <w:r>
+        <w:rPr>
+          <w:rFonts w:hint="eastAsia"/>
+          <w:lang w:val="zh-CN"/>
+        </w:rPr>
+        <w:t xml:space="preserve">主面板之前漏注册、FB2K</w:t>
+      </w:r>
+      <w:r>
+        <w:rPr>
+          <w:lang w:val="zh-CN"/>
+        </w:rPr>
+        <w:t xml:space="preserve"> </w:t>
+      </w:r>
+      <w:r>
+        <w:rPr>
+          <w:rFonts w:hint="eastAsia"/>
+          <w:lang w:val="zh-CN"/>
+        </w:rPr>
+        <w:t xml:space="preserve">本次补齐，程序滚动不误判手动，切歌重置）；⑤</w:t>
+      </w:r>
+      <w:r>
+        <w:rPr>
+          <w:lang w:val="zh-CN"/>
+        </w:rPr>
+        <w:t xml:space="preserve"> state.chain </w:t>
+      </w:r>
+      <w:r>
+        <w:rPr>
+          <w:rFonts w:hint="eastAsia"/>
+          <w:lang w:val="zh-CN"/>
+        </w:rPr>
+        <w:t xml:space="preserve">播放链路单一事实源，停止/引擎死亡清理旧格式徽标；诊断包</w:t>
+      </w:r>
+      <w:r>
+        <w:rPr>
+          <w:lang w:val="zh-CN"/>
+        </w:rPr>
+        <w:t xml:space="preserve"> info.json </w:t>
+      </w:r>
+      <w:r>
+        <w:rPr>
+          <w:rFonts w:hint="eastAsia"/>
+          <w:lang w:val="zh-CN"/>
+        </w:rPr>
+        <w:t xml:space="preserve">增加</w:t>
+      </w:r>
+      <w:r>
+        <w:rPr>
+          <w:lang w:val="zh-CN"/>
+        </w:rPr>
+        <w:t xml:space="preserve"> engine </w:t>
+      </w:r>
+      <w:r>
+        <w:rPr>
+          <w:rFonts w:hint="eastAsia"/>
+          <w:lang w:val="zh-CN"/>
+        </w:rPr>
+        <w:t xml:space="preserve">字段</w:t>
       </w:r>
     </w:p>
     <w:p>

--- a/AnniePlayer-LXversion安妮洛雪/《章鱼科技：安妮播放器全功能说明书》.docx
+++ b/AnniePlayer-LXversion安妮洛雪/《章鱼科技：安妮播放器全功能说明书》.docx
@@ -97,7 +97,7 @@
           <w:rFonts w:hint="eastAsia"/>
           <w:lang w:val="zh-CN"/>
         </w:rPr>
-        <w:t xml:space="preserve">：V4.4.1</w:t>
+        <w:t xml:space="preserve">：V4.4.2</w:t>
       </w:r>
       <w:r>
         <w:rPr>
@@ -5036,7 +5036,7 @@
           <w:rFonts w:hint="eastAsia"/>
           <w:lang w:val="zh-CN"/>
         </w:rPr>
-        <w:t xml:space="preserve">：软件异常退出或正常关闭后重新打开，自动恢复上次的曲目与播放进度（本地曲目按曲库路径匹配，流媒体按平台曲目快照恢复并恢复所选音质），并还原播放/暂停状态；流媒体缓存仍在则直接本地秒开；可在</w:t>
+        <w:t xml:space="preserve">：软件重新打开时弹出续播询问，确认后恢复上次的曲目与播放进度（本地曲目按曲库路径匹配，流媒体按平台曲目快照恢复并恢复所选音质），并还原播放/暂停状态；选「不了」则清除恢复点；流媒体缓存仍在则直接本地秒开；可在</w:t>
       </w:r>
       <w:r>
         <w:rPr>
@@ -6440,7 +6440,7 @@
           <w:rFonts w:hint="eastAsia"/>
           <w:lang w:val="zh-CN"/>
         </w:rPr>
-        <w:t xml:space="preserve">彩胶唱片，沉浸中切换立即生效）；重启恢复上次播放（曲目+进度+暂停态，默认开，关闭后清除已保存的恢复点）；AM</w:t>
+        <w:t xml:space="preserve">彩胶唱片，沉浸中切换立即生效）；重启恢复上次播放（曲目+进度+暂停态，启动时弹窗询问是否续播，默认开，关闭后清除已保存的恢复点）；AM</w:t>
       </w:r>
       <w:r>
         <w:rPr>
@@ -8016,7 +8016,33 @@
           <w:rFonts w:hint="eastAsia"/>
           <w:lang w:val="zh-CN"/>
         </w:rPr>
-        <w:t xml:space="preserve">配置备份（设置/歌单/收藏/统计导出导入，换机迁移，导入自动留兜底并重启）/</w:t>
+        <w:t xml:space="preserve">媒体库体检（一键排查失效曲目/歌单收藏死链/孤儿缓存/不可达文件夹/零字节/缺标签，逐项确认修复</w:t>
+      </w:r>
+      <w:r>
+        <w:rPr>
+          <w:lang w:val="zh-CN"/>
+        </w:rPr>
+        <w:t xml:space="preserve"> + </w:t>
+      </w:r>
+      <w:r>
+        <w:rPr>
+          <w:rFonts w:hint="eastAsia"/>
+          <w:lang w:val="zh-CN"/>
+        </w:rPr>
+        <w:t xml:space="preserve">一键撤销；勾选「深度体检」加查缺封面/不可解码坏文件/封面缓存）/</w:t>
+      </w:r>
+      <w:r>
+        <w:rPr>
+          <w:lang w:val="zh-CN"/>
+        </w:rPr>
+        <w:t xml:space="preserve"> </w:t>
+      </w:r>
+      <w:r>
+        <w:rPr>
+          <w:rFonts w:hint="eastAsia"/>
+          <w:lang w:val="zh-CN"/>
+        </w:rPr>
+        <w:t xml:space="preserve">曲库备份与迁移（按内容勾选导出，导入三步向导含跨机路径重映射与覆盖/合并模式，重启后自动二次匹配死链）/</w:t>
       </w:r>
       <w:r>
         <w:rPr>
@@ -11111,6 +11137,251 @@
           <w:lang w:val="zh-CN"/>
         </w:rPr>
         <w:t xml:space="preserve">版本更新</w:t>
+      </w:r>
+    </w:p>
+    <w:p>
+      <w:pPr>
+        <w:pStyle w:val="Compact"/>
+        <w:numPr>
+          <w:ilvl w:val="0"/>
+          <w:numId w:val="1010"/>
+        </w:numPr>
+      </w:pPr>
+      <w:r>
+        <w:rPr>
+          <w:b/>
+          <w:bCs/>
+          <w:lang w:val="zh-CN"/>
+        </w:rPr>
+        <w:t xml:space="preserve">V4.4.2</w:t>
+      </w:r>
+      <w:r>
+        <w:rPr>
+          <w:rFonts w:hint="eastAsia"/>
+          <w:lang w:val="zh-CN"/>
+        </w:rPr>
+        <w:t xml:space="preserve">：媒体库体检</w:t>
+      </w:r>
+      <w:r>
+        <w:rPr>
+          <w:lang w:val="zh-CN"/>
+        </w:rPr>
+        <w:t xml:space="preserve"> + </w:t>
+      </w:r>
+      <w:r>
+        <w:rPr>
+          <w:rFonts w:hint="eastAsia"/>
+          <w:lang w:val="zh-CN"/>
+        </w:rPr>
+        <w:t xml:space="preserve">备份迁移</w:t>
+      </w:r>
+      <w:r>
+        <w:rPr>
+          <w:lang w:val="zh-CN"/>
+        </w:rPr>
+        <w:t xml:space="preserve"> </w:t>
+      </w:r>
+      <w:r>
+        <w:rPr>
+          <w:rFonts w:hint="eastAsia"/>
+          <w:lang w:val="zh-CN"/>
+        </w:rPr>
+        <w:t xml:space="preserve">2.0：①</w:t>
+      </w:r>
+      <w:r>
+        <w:rPr>
+          <w:lang w:val="zh-CN"/>
+        </w:rPr>
+        <w:t xml:space="preserve"> </w:t>
+      </w:r>
+      <w:r>
+        <w:rPr>
+          <w:rFonts w:hint="eastAsia"/>
+          <w:lang w:val="zh-CN"/>
+        </w:rPr>
+        <w:t xml:space="preserve">设置</w:t>
+      </w:r>
+      <w:r>
+        <w:rPr>
+          <w:lang w:val="zh-CN"/>
+        </w:rPr>
+        <w:t xml:space="preserve"> → </w:t>
+      </w:r>
+      <w:r>
+        <w:rPr>
+          <w:rFonts w:hint="eastAsia"/>
+          <w:lang w:val="zh-CN"/>
+        </w:rPr>
+        <w:t xml:space="preserve">曲库工具「媒体库体检」一键排查失效曲目/歌单收藏死链/孤儿缓存（流媒体临时统计单列）/不可达文件夹/零字节/缺标签/重复/分析覆盖度，只出报告不自动改，逐项确认修复</w:t>
+      </w:r>
+      <w:r>
+        <w:rPr>
+          <w:lang w:val="zh-CN"/>
+        </w:rPr>
+        <w:t xml:space="preserve"> + </w:t>
+      </w:r>
+      <w:r>
+        <w:rPr>
+          <w:rFonts w:hint="eastAsia"/>
+          <w:lang w:val="zh-CN"/>
+        </w:rPr>
+        <w:t xml:space="preserve">一键撤销</w:t>
+      </w:r>
+      <w:r>
+        <w:rPr>
+          <w:lang w:val="zh-CN"/>
+        </w:rPr>
+        <w:t xml:space="preserve"> + </w:t>
+      </w:r>
+      <w:r>
+        <w:rPr>
+          <w:rFonts w:hint="eastAsia"/>
+          <w:lang w:val="zh-CN"/>
+        </w:rPr>
+        <w:t xml:space="preserve">明细导出；勾选「深度体检」再加缺封面/不可解码坏文件（ffmpeg</w:t>
+      </w:r>
+      <w:r>
+        <w:rPr>
+          <w:lang w:val="zh-CN"/>
+        </w:rPr>
+        <w:t xml:space="preserve"> </w:t>
+      </w:r>
+      <w:r>
+        <w:rPr>
+          <w:rFonts w:hint="eastAsia"/>
+          <w:lang w:val="zh-CN"/>
+        </w:rPr>
+        <w:t xml:space="preserve">逐首解码前</w:t>
+      </w:r>
+      <w:r>
+        <w:rPr>
+          <w:lang w:val="zh-CN"/>
+        </w:rPr>
+        <w:t xml:space="preserve"> 5 </w:t>
+      </w:r>
+      <w:r>
+        <w:rPr>
+          <w:rFonts w:hint="eastAsia"/>
+          <w:lang w:val="zh-CN"/>
+        </w:rPr>
+        <w:t xml:space="preserve">秒）/封面缓存清理；②</w:t>
+      </w:r>
+      <w:r>
+        <w:rPr>
+          <w:lang w:val="zh-CN"/>
+        </w:rPr>
+        <w:t xml:space="preserve"> </w:t>
+      </w:r>
+      <w:r>
+        <w:rPr>
+          <w:rFonts w:hint="eastAsia"/>
+          <w:lang w:val="zh-CN"/>
+        </w:rPr>
+        <w:t xml:space="preserve">曲库备份与迁移</w:t>
+      </w:r>
+      <w:r>
+        <w:rPr>
+          <w:lang w:val="zh-CN"/>
+        </w:rPr>
+        <w:t xml:space="preserve"> </w:t>
+      </w:r>
+      <w:r>
+        <w:rPr>
+          <w:rFonts w:hint="eastAsia"/>
+          <w:lang w:val="zh-CN"/>
+        </w:rPr>
+        <w:t xml:space="preserve">2.0：导出按内容勾选（分析数据可选，默认不勾保持小包），导入三步向导——摘要</w:t>
+      </w:r>
+      <w:r>
+        <w:rPr>
+          <w:lang w:val="zh-CN"/>
+        </w:rPr>
+        <w:t xml:space="preserve"> → </w:t>
+      </w:r>
+      <w:r>
+        <w:rPr>
+          <w:rFonts w:hint="eastAsia"/>
+          <w:lang w:val="zh-CN"/>
+        </w:rPr>
+        <w:t xml:space="preserve">路径重映射（换机盘符不同逐根映射，实时预估匹配数）→</w:t>
+      </w:r>
+      <w:r>
+        <w:rPr>
+          <w:lang w:val="zh-CN"/>
+        </w:rPr>
+        <w:t xml:space="preserve"> </w:t>
+      </w:r>
+      <w:r>
+        <w:rPr>
+          <w:rFonts w:hint="eastAsia"/>
+          <w:lang w:val="zh-CN"/>
+        </w:rPr>
+        <w:t xml:space="preserve">覆盖/合并模式，重启自动重扫</w:t>
+      </w:r>
+      <w:r>
+        <w:rPr>
+          <w:lang w:val="zh-CN"/>
+        </w:rPr>
+        <w:t xml:space="preserve"> + </w:t>
+      </w:r>
+      <w:r>
+        <w:rPr>
+          <w:rFonts w:hint="eastAsia"/>
+          <w:lang w:val="zh-CN"/>
+        </w:rPr>
+        <w:t xml:space="preserve">五级智能二次匹配残留死链，未匹配清单可导出；③</w:t>
+      </w:r>
+      <w:r>
+        <w:rPr>
+          <w:lang w:val="zh-CN"/>
+        </w:rPr>
+        <w:t xml:space="preserve"> </w:t>
+      </w:r>
+      <w:r>
+        <w:rPr>
+          <w:rFonts w:hint="eastAsia"/>
+          <w:lang w:val="zh-CN"/>
+        </w:rPr>
+        <w:t xml:space="preserve">启动续播改为弹窗询问（显示上次曲目与进度，「不了」清除恢复点）；④</w:t>
+      </w:r>
+      <w:r>
+        <w:rPr>
+          <w:lang w:val="zh-CN"/>
+        </w:rPr>
+        <w:t xml:space="preserve"> </w:t>
+      </w:r>
+      <w:r>
+        <w:rPr>
+          <w:rFonts w:hint="eastAsia"/>
+          <w:lang w:val="zh-CN"/>
+        </w:rPr>
+        <w:t xml:space="preserve">彩胶外观设置持久化（重启不再重置，随备份迁移）；⑤</w:t>
+      </w:r>
+      <w:r>
+        <w:rPr>
+          <w:lang w:val="zh-CN"/>
+        </w:rPr>
+        <w:t xml:space="preserve"> </w:t>
+      </w:r>
+      <w:r>
+        <w:rPr>
+          <w:rFonts w:hint="eastAsia"/>
+          <w:lang w:val="zh-CN"/>
+        </w:rPr>
+        <w:t xml:space="preserve">歌词手动滑动</w:t>
+      </w:r>
+      <w:r>
+        <w:rPr>
+          <w:lang w:val="zh-CN"/>
+        </w:rPr>
+        <w:t xml:space="preserve"> 5 </w:t>
+      </w:r>
+      <w:r>
+        <w:rPr>
+          <w:rFonts w:hint="eastAsia"/>
+          <w:lang w:val="zh-CN"/>
+        </w:rPr>
+        <w:t xml:space="preserve">秒不回弹补齐沉浸/迷你模式</w:t>
       </w:r>
     </w:p>
     <w:p>

--- a/AnniePlayer-LXversion安妮洛雪/《章鱼科技：安妮播放器全功能说明书》.docx
+++ b/AnniePlayer-LXversion安妮洛雪/《章鱼科技：安妮播放器全功能说明书》.docx
@@ -97,7 +97,7 @@
           <w:rFonts w:hint="eastAsia"/>
           <w:lang w:val="zh-CN"/>
         </w:rPr>
-        <w:t xml:space="preserve">：V4.4.2</w:t>
+        <w:t xml:space="preserve">：V4.4.3</w:t>
       </w:r>
       <w:r>
         <w:rPr>
@@ -5789,7 +5789,33 @@
           <w:rFonts w:hint="eastAsia"/>
           <w:lang w:val="zh-CN"/>
         </w:rPr>
-        <w:t xml:space="preserve">独占输出与本地同一管线；歌词按标题+艺人走五大平台兜底匹配（Qobuz</w:t>
+        <w:t xml:space="preserve">独占输出与本地同一管线；专辑/歌单/搜索结果整表即播放队列，播完自动接下一首（联动全局播放模式：顺序/随机/单曲循环），上一首/下一首按钮正常生效；歌词按「LRCLIB</w:t>
+      </w:r>
+      <w:r>
+        <w:rPr>
+          <w:lang w:val="zh-CN"/>
+        </w:rPr>
+        <w:t xml:space="preserve"> </w:t>
+      </w:r>
+      <w:r>
+        <w:rPr>
+          <w:rFonts w:hint="eastAsia"/>
+          <w:lang w:val="zh-CN"/>
+        </w:rPr>
+        <w:t xml:space="preserve">优先</w:t>
+      </w:r>
+      <w:r>
+        <w:rPr>
+          <w:lang w:val="zh-CN"/>
+        </w:rPr>
+        <w:t xml:space="preserve"> → </w:t>
+      </w:r>
+      <w:r>
+        <w:rPr>
+          <w:rFonts w:hint="eastAsia"/>
+          <w:lang w:val="zh-CN"/>
+        </w:rPr>
+        <w:t xml:space="preserve">五大平台兜底」匹配（Qobuz</w:t>
       </w:r>
       <w:r>
         <w:rPr>
@@ -5965,7 +5991,72 @@
           <w:rFonts w:hint="eastAsia"/>
           <w:lang w:val="zh-CN"/>
         </w:rPr>
-        <w:t xml:space="preserve">断点续传；专辑自动按「艺人</w:t>
+        <w:t xml:space="preserve">断点续传</w:t>
+      </w:r>
+      <w:r>
+        <w:rPr>
+          <w:lang w:val="zh-CN"/>
+        </w:rPr>
+        <w:t xml:space="preserve"> + </w:t>
+      </w:r>
+      <w:r>
+        <w:rPr>
+          <w:rFonts w:hint="eastAsia"/>
+          <w:lang w:val="zh-CN"/>
+        </w:rPr>
+        <w:t xml:space="preserve">落盘校验音频文件头（地区限制拦截不再存成假文件）；落盘自动写入全套标签（标题/艺人/专辑/专辑艺术家/曲目号/碟号/年份/流派/厂牌/作曲家）并嵌入封面，歌词按「LRCLIB</w:t>
+      </w:r>
+      <w:r>
+        <w:rPr>
+          <w:lang w:val="zh-CN"/>
+        </w:rPr>
+        <w:t xml:space="preserve"> </w:t>
+      </w:r>
+      <w:r>
+        <w:rPr>
+          <w:rFonts w:hint="eastAsia"/>
+          <w:lang w:val="zh-CN"/>
+        </w:rPr>
+        <w:t xml:space="preserve">优先</w:t>
+      </w:r>
+      <w:r>
+        <w:rPr>
+          <w:lang w:val="zh-CN"/>
+        </w:rPr>
+        <w:t xml:space="preserve"> → </w:t>
+      </w:r>
+      <w:r>
+        <w:rPr>
+          <w:rFonts w:hint="eastAsia"/>
+          <w:lang w:val="zh-CN"/>
+        </w:rPr>
+        <w:t xml:space="preserve">五大平台兜底」自动补全（嵌入</w:t>
+      </w:r>
+      <w:r>
+        <w:rPr>
+          <w:lang w:val="zh-CN"/>
+        </w:rPr>
+        <w:t xml:space="preserve"> + </w:t>
+      </w:r>
+      <w:r>
+        <w:rPr>
+          <w:rFonts w:hint="eastAsia"/>
+          <w:lang w:val="zh-CN"/>
+        </w:rPr>
+        <w:t xml:space="preserve">旁挂</w:t>
+      </w:r>
+      <w:r>
+        <w:rPr>
+          <w:lang w:val="zh-CN"/>
+        </w:rPr>
+        <w:t xml:space="preserve"> </w:t>
+      </w:r>
+      <w:r>
+        <w:rPr>
+          <w:rFonts w:hint="eastAsia"/>
+          <w:lang w:val="zh-CN"/>
+        </w:rPr>
+        <w:t xml:space="preserve">.lrc，多首都无匹配时只统一提醒一次）；已下载的旧文件重新加入下载队列即可只补标签不重复下载；专辑自动按「艺人</w:t>
       </w:r>
       <w:r>
         <w:rPr>
@@ -6017,7 +6108,7 @@
           <w:rFonts w:hint="eastAsia"/>
           <w:lang w:val="zh-CN"/>
         </w:rPr>
-        <w:t xml:space="preserve">自选下载目录（默认与流媒体下载目录相同，可一键恢复默认），同名已存在自动跳过</w:t>
+        <w:t xml:space="preserve">自选下载目录（默认与流媒体下载目录相同，可一键恢复默认）</w:t>
       </w:r>
     </w:p>
     <w:p>
@@ -8735,7 +8826,46 @@
           <w:rFonts w:hint="eastAsia"/>
           <w:lang w:val="zh-CN"/>
         </w:rPr>
-        <w:t xml:space="preserve">：打开即五平台并行搜索按匹配度排序（≥80%</w:t>
+        <w:t xml:space="preserve">：打开即五平台</w:t>
+      </w:r>
+      <w:r>
+        <w:rPr>
+          <w:lang w:val="zh-CN"/>
+        </w:rPr>
+        <w:t xml:space="preserve"> + </w:t>
+      </w:r>
+      <w:r>
+        <w:rPr>
+          <w:rFonts w:hint="eastAsia"/>
+          <w:lang w:val="zh-CN"/>
+        </w:rPr>
+        <w:t xml:space="preserve">国际源（LRCLIB</w:t>
+      </w:r>
+      <w:r>
+        <w:rPr>
+          <w:lang w:val="zh-CN"/>
+        </w:rPr>
+        <w:t xml:space="preserve"> </w:t>
+      </w:r>
+      <w:r>
+        <w:rPr>
+          <w:rFonts w:hint="eastAsia"/>
+          <w:lang w:val="zh-CN"/>
+        </w:rPr>
+        <w:t xml:space="preserve">同步歌词</w:t>
+      </w:r>
+      <w:r>
+        <w:rPr>
+          <w:lang w:val="zh-CN"/>
+        </w:rPr>
+        <w:t xml:space="preserve"> / MusicBrainz </w:t>
+      </w:r>
+      <w:r>
+        <w:rPr>
+          <w:rFonts w:hint="eastAsia"/>
+          <w:lang w:val="zh-CN"/>
+        </w:rPr>
+        <w:t xml:space="preserve">标签库，可在弹窗关闭）并行搜索按匹配度排序（≥80%</w:t>
       </w:r>
       <w:r>
         <w:rPr>
@@ -8787,7 +8917,46 @@
           <w:rFonts w:hint="eastAsia"/>
           <w:lang w:val="zh-CN"/>
         </w:rPr>
-        <w:t xml:space="preserve">嵌入标签；应用后正在播放的文件自动重载</w:t>
+        <w:t xml:space="preserve">嵌入标签</w:t>
+      </w:r>
+      <w:r>
+        <w:rPr>
+          <w:lang w:val="zh-CN"/>
+        </w:rPr>
+        <w:t xml:space="preserve"> / </w:t>
+      </w:r>
+      <w:r>
+        <w:rPr>
+          <w:rFonts w:hint="eastAsia"/>
+          <w:lang w:val="zh-CN"/>
+        </w:rPr>
+        <w:t xml:space="preserve">写入曲目标签（MusicBrainz</w:t>
+      </w:r>
+      <w:r>
+        <w:rPr>
+          <w:lang w:val="zh-CN"/>
+        </w:rPr>
+        <w:t xml:space="preserve"> </w:t>
+      </w:r>
+      <w:r>
+        <w:rPr>
+          <w:rFonts w:hint="eastAsia"/>
+          <w:lang w:val="zh-CN"/>
+        </w:rPr>
+        <w:t xml:space="preserve">候选写标题/艺人/专辑/专辑艺术家/曲目号/碟号/日期全套，其余来源写三件套，封面用</w:t>
+      </w:r>
+      <w:r>
+        <w:rPr>
+          <w:lang w:val="zh-CN"/>
+        </w:rPr>
+        <w:t xml:space="preserve"> Cover Art Archive </w:t>
+      </w:r>
+      <w:r>
+        <w:rPr>
+          <w:rFonts w:hint="eastAsia"/>
+          <w:lang w:val="zh-CN"/>
+        </w:rPr>
+        <w:t xml:space="preserve">原图）；应用后正在播放的文件自动重载</w:t>
       </w:r>
     </w:p>
     <w:p>
@@ -8812,7 +8981,20 @@
           <w:rFonts w:hint="eastAsia"/>
           <w:lang w:val="zh-CN"/>
         </w:rPr>
-        <w:t xml:space="preserve">：播放到无歌词的本地歌曲时自动五平台实时匹配（≥80%</w:t>
+        <w:t xml:space="preserve">：播放到无歌词的本地歌曲时自动五平台</w:t>
+      </w:r>
+      <w:r>
+        <w:rPr>
+          <w:lang w:val="zh-CN"/>
+        </w:rPr>
+        <w:t xml:space="preserve"> + </w:t>
+      </w:r>
+      <w:r>
+        <w:rPr>
+          <w:rFonts w:hint="eastAsia"/>
+          <w:lang w:val="zh-CN"/>
+        </w:rPr>
+        <w:t xml:space="preserve">国际源（LRCLIB）实时匹配（≥80%</w:t>
       </w:r>
       <w:r>
         <w:rPr>
@@ -8928,7 +9110,20 @@
           <w:rFonts w:hint="eastAsia"/>
           <w:lang w:val="zh-CN"/>
         </w:rPr>
-        <w:t xml:space="preserve">多选右键：五平台搜索取最高分，匹配度</w:t>
+        <w:t xml:space="preserve">多选右键：五平台</w:t>
+      </w:r>
+      <w:r>
+        <w:rPr>
+          <w:lang w:val="zh-CN"/>
+        </w:rPr>
+        <w:t xml:space="preserve"> + </w:t>
+      </w:r>
+      <w:r>
+        <w:rPr>
+          <w:rFonts w:hint="eastAsia"/>
+          <w:lang w:val="zh-CN"/>
+        </w:rPr>
+        <w:t xml:space="preserve">国际源（LRCLIB）搜索取最高分，匹配度</w:t>
       </w:r>
       <w:r>
         <w:rPr>
@@ -11137,6 +11332,277 @@
           <w:lang w:val="zh-CN"/>
         </w:rPr>
         <w:t xml:space="preserve">版本更新</w:t>
+      </w:r>
+    </w:p>
+    <w:p>
+      <w:pPr>
+        <w:pStyle w:val="Compact"/>
+        <w:numPr>
+          <w:ilvl w:val="0"/>
+          <w:numId w:val="1010"/>
+        </w:numPr>
+      </w:pPr>
+      <w:r>
+        <w:rPr>
+          <w:b/>
+          <w:bCs/>
+          <w:lang w:val="zh-CN"/>
+        </w:rPr>
+        <w:t xml:space="preserve">V4.4.3</w:t>
+      </w:r>
+      <w:r>
+        <w:rPr>
+          <w:rFonts w:hint="eastAsia"/>
+          <w:lang w:val="zh-CN"/>
+        </w:rPr>
+        <w:t xml:space="preserve">：Qobuz</w:t>
+      </w:r>
+      <w:r>
+        <w:rPr>
+          <w:lang w:val="zh-CN"/>
+        </w:rPr>
+        <w:t xml:space="preserve"> </w:t>
+      </w:r>
+      <w:r>
+        <w:rPr>
+          <w:rFonts w:hint="eastAsia"/>
+          <w:lang w:val="zh-CN"/>
+        </w:rPr>
+        <w:t xml:space="preserve">连播与下载完善</w:t>
+      </w:r>
+      <w:r>
+        <w:rPr>
+          <w:lang w:val="zh-CN"/>
+        </w:rPr>
+        <w:t xml:space="preserve"> + </w:t>
+      </w:r>
+      <w:r>
+        <w:rPr>
+          <w:rFonts w:hint="eastAsia"/>
+          <w:lang w:val="zh-CN"/>
+        </w:rPr>
+        <w:t xml:space="preserve">国际元数据源：①</w:t>
+      </w:r>
+      <w:r>
+        <w:rPr>
+          <w:lang w:val="zh-CN"/>
+        </w:rPr>
+        <w:t xml:space="preserve"> Qobuz </w:t>
+      </w:r>
+      <w:r>
+        <w:rPr>
+          <w:rFonts w:hint="eastAsia"/>
+          <w:lang w:val="zh-CN"/>
+        </w:rPr>
+        <w:t xml:space="preserve">在线播放支持连播——专辑/歌单/搜索结果整表即队列，播完自动接下一首，上一首/下一首生效，联动全局播放模式；②</w:t>
+      </w:r>
+      <w:r>
+        <w:rPr>
+          <w:lang w:val="zh-CN"/>
+        </w:rPr>
+        <w:t xml:space="preserve"> Qobuz </w:t>
+      </w:r>
+      <w:r>
+        <w:rPr>
+          <w:rFonts w:hint="eastAsia"/>
+          <w:lang w:val="zh-CN"/>
+        </w:rPr>
+        <w:t xml:space="preserve">下载落盘自动写全套标签（标题/艺人/专辑/曲目号/年份/流派/厂牌/作曲家）+</w:t>
+      </w:r>
+      <w:r>
+        <w:rPr>
+          <w:lang w:val="zh-CN"/>
+        </w:rPr>
+        <w:t xml:space="preserve"> </w:t>
+      </w:r>
+      <w:r>
+        <w:rPr>
+          <w:rFonts w:hint="eastAsia"/>
+          <w:lang w:val="zh-CN"/>
+        </w:rPr>
+        <w:t xml:space="preserve">嵌入封面</w:t>
+      </w:r>
+      <w:r>
+        <w:rPr>
+          <w:lang w:val="zh-CN"/>
+        </w:rPr>
+        <w:t xml:space="preserve"> + </w:t>
+      </w:r>
+      <w:r>
+        <w:rPr>
+          <w:rFonts w:hint="eastAsia"/>
+          <w:lang w:val="zh-CN"/>
+        </w:rPr>
+        <w:t xml:space="preserve">歌词补全（LRCLIB</w:t>
+      </w:r>
+      <w:r>
+        <w:rPr>
+          <w:lang w:val="zh-CN"/>
+        </w:rPr>
+        <w:t xml:space="preserve"> </w:t>
+      </w:r>
+      <w:r>
+        <w:rPr>
+          <w:rFonts w:hint="eastAsia"/>
+          <w:lang w:val="zh-CN"/>
+        </w:rPr>
+        <w:t xml:space="preserve">优先</w:t>
+      </w:r>
+      <w:r>
+        <w:rPr>
+          <w:lang w:val="zh-CN"/>
+        </w:rPr>
+        <w:t xml:space="preserve"> → </w:t>
+      </w:r>
+      <w:r>
+        <w:rPr>
+          <w:rFonts w:hint="eastAsia"/>
+          <w:lang w:val="zh-CN"/>
+        </w:rPr>
+        <w:t xml:space="preserve">五平台兜底，嵌入</w:t>
+      </w:r>
+      <w:r>
+        <w:rPr>
+          <w:lang w:val="zh-CN"/>
+        </w:rPr>
+        <w:t xml:space="preserve"> + </w:t>
+      </w:r>
+      <w:r>
+        <w:rPr>
+          <w:rFonts w:hint="eastAsia"/>
+          <w:lang w:val="zh-CN"/>
+        </w:rPr>
+        <w:t xml:space="preserve">旁挂</w:t>
+      </w:r>
+      <w:r>
+        <w:rPr>
+          <w:lang w:val="zh-CN"/>
+        </w:rPr>
+        <w:t xml:space="preserve"> </w:t>
+      </w:r>
+      <w:r>
+        <w:rPr>
+          <w:rFonts w:hint="eastAsia"/>
+          <w:lang w:val="zh-CN"/>
+        </w:rPr>
+        <w:t xml:space="preserve">.lrc，全部未匹配每批只提醒一次），旧文件重新入队即可只补标签；落盘前校验音频文件头，拦截响应不再存成假</w:t>
+      </w:r>
+      <w:r>
+        <w:rPr>
+          <w:lang w:val="zh-CN"/>
+        </w:rPr>
+        <w:t xml:space="preserve"> </w:t>
+      </w:r>
+      <w:r>
+        <w:rPr>
+          <w:rFonts w:hint="eastAsia"/>
+          <w:lang w:val="zh-CN"/>
+        </w:rPr>
+        <w:t xml:space="preserve">FLAC；③</w:t>
+      </w:r>
+      <w:r>
+        <w:rPr>
+          <w:lang w:val="zh-CN"/>
+        </w:rPr>
+        <w:t xml:space="preserve"> </w:t>
+      </w:r>
+      <w:r>
+        <w:rPr>
+          <w:rFonts w:hint="eastAsia"/>
+          <w:lang w:val="zh-CN"/>
+        </w:rPr>
+        <w:t xml:space="preserve">在线匹配新增国际源——LRCLIB</w:t>
+      </w:r>
+      <w:r>
+        <w:rPr>
+          <w:lang w:val="zh-CN"/>
+        </w:rPr>
+        <w:t xml:space="preserve"> </w:t>
+      </w:r>
+      <w:r>
+        <w:rPr>
+          <w:rFonts w:hint="eastAsia"/>
+          <w:lang w:val="zh-CN"/>
+        </w:rPr>
+        <w:t xml:space="preserve">同步歌词</w:t>
+      </w:r>
+      <w:r>
+        <w:rPr>
+          <w:lang w:val="zh-CN"/>
+        </w:rPr>
+        <w:t xml:space="preserve"> / MusicBrainz </w:t>
+      </w:r>
+      <w:r>
+        <w:rPr>
+          <w:rFonts w:hint="eastAsia"/>
+          <w:lang w:val="zh-CN"/>
+        </w:rPr>
+        <w:t xml:space="preserve">标签库</w:t>
+      </w:r>
+      <w:r>
+        <w:rPr>
+          <w:lang w:val="zh-CN"/>
+        </w:rPr>
+        <w:t xml:space="preserve"> / Cover Art Archive </w:t>
+      </w:r>
+      <w:r>
+        <w:rPr>
+          <w:rFonts w:hint="eastAsia"/>
+          <w:lang w:val="zh-CN"/>
+        </w:rPr>
+        <w:t xml:space="preserve">封面进入候选（弹窗可关），新增「写入曲目标签」选项，批量匹配与播放时自动补歌词同链路受益；④</w:t>
+      </w:r>
+      <w:r>
+        <w:rPr>
+          <w:lang w:val="zh-CN"/>
+        </w:rPr>
+        <w:t xml:space="preserve"> </w:t>
+      </w:r>
+      <w:r>
+        <w:rPr>
+          <w:rFonts w:hint="eastAsia"/>
+          <w:lang w:val="zh-CN"/>
+        </w:rPr>
+        <w:t xml:space="preserve">引擎修复网络流手动切歌爆音（crossfade</w:t>
+      </w:r>
+      <w:r>
+        <w:rPr>
+          <w:lang w:val="zh-CN"/>
+        </w:rPr>
+        <w:t xml:space="preserve"> </w:t>
+      </w:r>
+      <w:r>
+        <w:rPr>
+          <w:rFonts w:hint="eastAsia"/>
+          <w:lang w:val="zh-CN"/>
+        </w:rPr>
+        <w:t xml:space="preserve">路径补预缓冲），Qobuz</w:t>
+      </w:r>
+      <w:r>
+        <w:rPr>
+          <w:lang w:val="zh-CN"/>
+        </w:rPr>
+        <w:t xml:space="preserve"> </w:t>
+      </w:r>
+      <w:r>
+        <w:rPr>
+          <w:rFonts w:hint="eastAsia"/>
+          <w:lang w:val="zh-CN"/>
+        </w:rPr>
+        <w:t xml:space="preserve">高码率</w:t>
+      </w:r>
+      <w:r>
+        <w:rPr>
+          <w:lang w:val="zh-CN"/>
+        </w:rPr>
+        <w:t xml:space="preserve"> FLAC </w:t>
+      </w:r>
+      <w:r>
+        <w:rPr>
+          <w:rFonts w:hint="eastAsia"/>
+          <w:lang w:val="zh-CN"/>
+        </w:rPr>
+        <w:t xml:space="preserve">手动下一首不再爆音</w:t>
       </w:r>
     </w:p>
     <w:p>

--- a/AnniePlayer-LXversion安妮洛雪/《章鱼科技：安妮播放器全功能说明书》.docx
+++ b/AnniePlayer-LXversion安妮洛雪/《章鱼科技：安妮播放器全功能说明书》.docx
@@ -97,7 +97,7 @@
           <w:rFonts w:hint="eastAsia"/>
           <w:lang w:val="zh-CN"/>
         </w:rPr>
-        <w:t xml:space="preserve">：V4.4.3</w:t>
+        <w:t xml:space="preserve">：V4.4.6</w:t>
       </w:r>
       <w:r>
         <w:rPr>
@@ -770,7 +770,40 @@
         <w:rPr>
           <w:lang w:val="zh-CN"/>
         </w:rPr>
-        <w:t xml:space="preserve"> PCM</w:t>
+        <w:t xml:space="preserve"> </w:t>
+      </w:r>
+      <w:r>
+        <w:rPr>
+          <w:rFonts w:hint="eastAsia"/>
+          <w:lang w:val="zh-CN"/>
+        </w:rPr>
+        <w:t xml:space="preserve">PCM（V4.4.5</w:t>
+      </w:r>
+      <w:r>
+        <w:rPr>
+          <w:lang w:val="zh-CN"/>
+        </w:rPr>
+        <w:t xml:space="preserve"> </w:t>
+      </w:r>
+      <w:r>
+        <w:rPr>
+          <w:rFonts w:hint="eastAsia"/>
+          <w:lang w:val="zh-CN"/>
+        </w:rPr>
+        <w:t xml:space="preserve">起回落统一钳至</w:t>
+      </w:r>
+      <w:r>
+        <w:rPr>
+          <w:lang w:val="zh-CN"/>
+        </w:rPr>
+        <w:t xml:space="preserve"> 176.4kHz </w:t>
+      </w:r>
+      <w:r>
+        <w:rPr>
+          <w:rFonts w:hint="eastAsia"/>
+          <w:lang w:val="zh-CN"/>
+        </w:rPr>
+        <w:t xml:space="preserve">安全输出，杜绝旧版驱动假初始化导致的沙沙白噪）</w:t>
       </w:r>
     </w:p>
     <w:p>
@@ -1609,7 +1642,33 @@
           <w:rFonts w:hint="eastAsia"/>
           <w:lang w:val="zh-CN"/>
         </w:rPr>
-        <w:t xml:space="preserve">下载；搜索历史自动记忆；「下载已加载</w:t>
+        <w:t xml:space="preserve">下载；搜索框聚焦显示历史记录（每条</w:t>
+      </w:r>
+      <w:r>
+        <w:rPr>
+          <w:lang w:val="zh-CN"/>
+        </w:rPr>
+        <w:t xml:space="preserve"> ✕ </w:t>
+      </w:r>
+      <w:r>
+        <w:rPr>
+          <w:rFonts w:hint="eastAsia"/>
+          <w:lang w:val="zh-CN"/>
+        </w:rPr>
+        <w:t xml:space="preserve">单独删除、底部「清空全部」，最多</w:t>
+      </w:r>
+      <w:r>
+        <w:rPr>
+          <w:lang w:val="zh-CN"/>
+        </w:rPr>
+        <w:t xml:space="preserve"> 15 </w:t>
+      </w:r>
+      <w:r>
+        <w:rPr>
+          <w:rFonts w:hint="eastAsia"/>
+          <w:lang w:val="zh-CN"/>
+        </w:rPr>
+        <w:t xml:space="preserve">条）；「下载已加载</w:t>
       </w:r>
       <w:r>
         <w:rPr>
@@ -4250,57 +4309,83 @@
           <w:bCs/>
           <w:lang w:val="zh-CN"/>
         </w:rPr>
-        <w:t xml:space="preserve">歌曲列表</w:t>
-      </w:r>
-      <w:r>
-        <w:rPr>
-          <w:b/>
-          <w:bCs/>
-          <w:lang w:val="zh-CN"/>
-        </w:rPr>
-        <w:t xml:space="preserve"> ⊕ </w:t>
-      </w:r>
-      <w:r>
-        <w:rPr>
-          <w:rFonts w:hint="eastAsia"/>
-          <w:b/>
-          <w:bCs/>
-          <w:lang w:val="zh-CN"/>
-        </w:rPr>
-        <w:t xml:space="preserve">菜单</w:t>
-      </w:r>
-      <w:r>
-        <w:rPr>
-          <w:rFonts w:hint="eastAsia"/>
-          <w:lang w:val="zh-CN"/>
-        </w:rPr>
-        <w:t xml:space="preserve">：悬停行显现</w:t>
-      </w:r>
-      <w:r>
-        <w:rPr>
-          <w:lang w:val="zh-CN"/>
-        </w:rPr>
-        <w:t xml:space="preserve"> ♥ </w:t>
-      </w:r>
-      <w:r>
-        <w:rPr>
-          <w:rFonts w:hint="eastAsia"/>
-          <w:lang w:val="zh-CN"/>
-        </w:rPr>
-        <w:t xml:space="preserve">喜爱</w:t>
-      </w:r>
-      <w:r>
-        <w:rPr>
-          <w:lang w:val="zh-CN"/>
-        </w:rPr>
-        <w:t xml:space="preserve"> / ⊕ </w:t>
-      </w:r>
-      <w:r>
-        <w:rPr>
-          <w:rFonts w:hint="eastAsia"/>
-          <w:lang w:val="zh-CN"/>
-        </w:rPr>
-        <w:t xml:space="preserve">菜单（也可右键直接打开）：编辑标签</w:t>
+        <w:t xml:space="preserve">专辑详情页</w:t>
+      </w:r>
+      <w:r>
+        <w:rPr>
+          <w:b/>
+          <w:bCs/>
+          <w:lang w:val="zh-CN"/>
+        </w:rPr>
+        <w:t xml:space="preserve"> · </w:t>
+      </w:r>
+      <w:r>
+        <w:rPr>
+          <w:rFonts w:hint="eastAsia"/>
+          <w:b/>
+          <w:bCs/>
+          <w:lang w:val="zh-CN"/>
+        </w:rPr>
+        <w:t xml:space="preserve">排序</w:t>
+      </w:r>
+      <w:r>
+        <w:rPr>
+          <w:rFonts w:hint="eastAsia"/>
+          <w:lang w:val="zh-CN"/>
+        </w:rPr>
+        <w:t xml:space="preserve">：点进某张专辑后头部右侧排序下拉：按专辑发布顺序（默认——多碟专辑先按碟号、碟内按曲目号标签；缺号曲目沉底按文件名；CUE</w:t>
+      </w:r>
+      <w:r>
+        <w:rPr>
+          <w:lang w:val="zh-CN"/>
+        </w:rPr>
+        <w:t xml:space="preserve"> </w:t>
+      </w:r>
+      <w:r>
+        <w:rPr>
+          <w:rFonts w:hint="eastAsia"/>
+          <w:lang w:val="zh-CN"/>
+        </w:rPr>
+        <w:t xml:space="preserve">整轨分轨自动续排）/</w:t>
+      </w:r>
+      <w:r>
+        <w:rPr>
+          <w:lang w:val="zh-CN"/>
+        </w:rPr>
+        <w:t xml:space="preserve"> </w:t>
+      </w:r>
+      <w:r>
+        <w:rPr>
+          <w:rFonts w:hint="eastAsia"/>
+          <w:lang w:val="zh-CN"/>
+        </w:rPr>
+        <w:t xml:space="preserve">标题</w:t>
+      </w:r>
+      <w:r>
+        <w:rPr>
+          <w:lang w:val="zh-CN"/>
+        </w:rPr>
+        <w:t xml:space="preserve"> A–Z / </w:t>
+      </w:r>
+      <w:r>
+        <w:rPr>
+          <w:rFonts w:hint="eastAsia"/>
+          <w:lang w:val="zh-CN"/>
+        </w:rPr>
+        <w:t xml:space="preserve">演唱者</w:t>
+      </w:r>
+      <w:r>
+        <w:rPr>
+          <w:lang w:val="zh-CN"/>
+        </w:rPr>
+        <w:t xml:space="preserve"> A–Z / </w:t>
+      </w:r>
+      <w:r>
+        <w:rPr>
+          <w:rFonts w:hint="eastAsia"/>
+          <w:lang w:val="zh-CN"/>
+        </w:rPr>
+        <w:t xml:space="preserve">文件名</w:t>
       </w:r>
       <w:r>
         <w:rPr>
@@ -4313,111 +4398,7 @@
           <w:rFonts w:hint="eastAsia"/>
           <w:lang w:val="zh-CN"/>
         </w:rPr>
-        <w:t xml:space="preserve">在线匹配歌词封面</w:t>
-      </w:r>
-      <w:r>
-        <w:rPr>
-          <w:lang w:val="zh-CN"/>
-        </w:rPr>
-        <w:t xml:space="preserve"> / 💿 </w:t>
-      </w:r>
-      <w:r>
-        <w:rPr>
-          <w:rFonts w:hint="eastAsia"/>
-          <w:lang w:val="zh-CN"/>
-        </w:rPr>
-        <w:t xml:space="preserve">查看所在专辑</w:t>
-      </w:r>
-      <w:r>
-        <w:rPr>
-          <w:lang w:val="zh-CN"/>
-        </w:rPr>
-        <w:t xml:space="preserve"> / 📂 </w:t>
-      </w:r>
-      <w:r>
-        <w:rPr>
-          <w:rFonts w:hint="eastAsia"/>
-          <w:lang w:val="zh-CN"/>
-        </w:rPr>
-        <w:t xml:space="preserve">打开文件位置</w:t>
-      </w:r>
-      <w:r>
-        <w:rPr>
-          <w:lang w:val="zh-CN"/>
-        </w:rPr>
-        <w:t xml:space="preserve"> / </w:t>
-      </w:r>
-      <w:r>
-        <w:rPr>
-          <w:rFonts w:hint="eastAsia"/>
-          <w:lang w:val="zh-CN"/>
-        </w:rPr>
-        <w:t xml:space="preserve">加入播放列表</w:t>
-      </w:r>
-      <w:r>
-        <w:rPr>
-          <w:lang w:val="zh-CN"/>
-        </w:rPr>
-        <w:t xml:space="preserve"> / </w:t>
-      </w:r>
-      <w:r>
-        <w:rPr>
-          <w:rFonts w:hint="eastAsia"/>
-          <w:lang w:val="zh-CN"/>
-        </w:rPr>
-        <w:t xml:space="preserve">新建播放列表</w:t>
-      </w:r>
-      <w:r>
-        <w:rPr>
-          <w:lang w:val="zh-CN"/>
-        </w:rPr>
-        <w:t xml:space="preserve"> / 📻 </w:t>
-      </w:r>
-      <w:r>
-        <w:rPr>
-          <w:rFonts w:hint="eastAsia"/>
-          <w:lang w:val="zh-CN"/>
-        </w:rPr>
-        <w:t xml:space="preserve">一键电台</w:t>
-      </w:r>
-      <w:r>
-        <w:rPr>
-          <w:lang w:val="zh-CN"/>
-        </w:rPr>
-        <w:t xml:space="preserve"> / ☑ </w:t>
-      </w:r>
-      <w:r>
-        <w:rPr>
-          <w:rFonts w:hint="eastAsia"/>
-          <w:lang w:val="zh-CN"/>
-        </w:rPr>
-        <w:t xml:space="preserve">多选</w:t>
-      </w:r>
-      <w:r>
-        <w:rPr>
-          <w:lang w:val="zh-CN"/>
-        </w:rPr>
-        <w:t xml:space="preserve"> / 🗑 </w:t>
-      </w:r>
-      <w:r>
-        <w:rPr>
-          <w:rFonts w:hint="eastAsia"/>
-          <w:lang w:val="zh-CN"/>
-        </w:rPr>
-        <w:t xml:space="preserve">从曲库删除（播放列表视图内另提供「✕</w:t>
-      </w:r>
-      <w:r>
-        <w:rPr>
-          <w:lang w:val="zh-CN"/>
-        </w:rPr>
-        <w:t xml:space="preserve"> </w:t>
-      </w:r>
-      <w:r>
-        <w:rPr>
-          <w:rFonts w:hint="eastAsia"/>
-          <w:lang w:val="zh-CN"/>
-        </w:rPr>
-        <w:t xml:space="preserve">从本播放列表移除」，只移出当前歌单、不影响曲库和其他歌单）</w:t>
+        <w:t xml:space="preserve">时长（长→短、短→长），选择独立于专辑列表页记忆</w:t>
       </w:r>
     </w:p>
     <w:p>
@@ -4435,53 +4416,174 @@
           <w:bCs/>
           <w:lang w:val="zh-CN"/>
         </w:rPr>
-        <w:t xml:space="preserve">多选与删除</w:t>
-      </w:r>
-      <w:r>
-        <w:rPr>
-          <w:rFonts w:hint="eastAsia"/>
-          <w:lang w:val="zh-CN"/>
-        </w:rPr>
-        <w:t xml:space="preserve">：歌曲/专辑详情/喜爱歌曲/播放列表视图均支持快速多选：Ctrl+单击逐首切换选中、Shift+单击从上一次点击行连选、在列表空白处按住拖出选框框选（Ctrl</w:t>
-      </w:r>
-      <w:r>
-        <w:rPr>
-          <w:lang w:val="zh-CN"/>
-        </w:rPr>
-        <w:t xml:space="preserve"> </w:t>
-      </w:r>
-      <w:r>
-        <w:rPr>
-          <w:rFonts w:hint="eastAsia"/>
-          <w:lang w:val="zh-CN"/>
-        </w:rPr>
-        <w:t xml:space="preserve">追加）；选中后顶部出现工具条（全选/加入播放列表/批量删除/取消选择，播放列表视图为「从本歌单移除」只动当前歌单）；选中多首后右键任一选中行，加入歌单/编辑标签/删除等操作均作用于整组选中（菜单头部显示「已选</w:t>
-      </w:r>
-      <w:r>
-        <w:rPr>
-          <w:lang w:val="zh-CN"/>
-        </w:rPr>
-        <w:t xml:space="preserve"> N </w:t>
-      </w:r>
-      <w:r>
-        <w:rPr>
-          <w:rFonts w:hint="eastAsia"/>
-          <w:lang w:val="zh-CN"/>
-        </w:rPr>
-        <w:t xml:space="preserve">首」）；右键「☑</w:t>
-      </w:r>
-      <w:r>
-        <w:rPr>
-          <w:lang w:val="zh-CN"/>
-        </w:rPr>
-        <w:t xml:space="preserve"> </w:t>
-      </w:r>
-      <w:r>
-        <w:rPr>
-          <w:rFonts w:hint="eastAsia"/>
-          <w:lang w:val="zh-CN"/>
-        </w:rPr>
-        <w:t xml:space="preserve">多选」进入复选框模式（点击行即勾选）；删除前弹窗确认：仅移出曲库显示（不删文件）或同时删除源文件（移入系统回收站可恢复）；专辑网格右键卡片可整专删除</w:t>
+        <w:t xml:space="preserve">歌曲列表</w:t>
+      </w:r>
+      <w:r>
+        <w:rPr>
+          <w:b/>
+          <w:bCs/>
+          <w:lang w:val="zh-CN"/>
+        </w:rPr>
+        <w:t xml:space="preserve"> ⊕ </w:t>
+      </w:r>
+      <w:r>
+        <w:rPr>
+          <w:rFonts w:hint="eastAsia"/>
+          <w:b/>
+          <w:bCs/>
+          <w:lang w:val="zh-CN"/>
+        </w:rPr>
+        <w:t xml:space="preserve">菜单</w:t>
+      </w:r>
+      <w:r>
+        <w:rPr>
+          <w:rFonts w:hint="eastAsia"/>
+          <w:lang w:val="zh-CN"/>
+        </w:rPr>
+        <w:t xml:space="preserve">：悬停行显现</w:t>
+      </w:r>
+      <w:r>
+        <w:rPr>
+          <w:lang w:val="zh-CN"/>
+        </w:rPr>
+        <w:t xml:space="preserve"> ♥ </w:t>
+      </w:r>
+      <w:r>
+        <w:rPr>
+          <w:rFonts w:hint="eastAsia"/>
+          <w:lang w:val="zh-CN"/>
+        </w:rPr>
+        <w:t xml:space="preserve">喜爱</w:t>
+      </w:r>
+      <w:r>
+        <w:rPr>
+          <w:lang w:val="zh-CN"/>
+        </w:rPr>
+        <w:t xml:space="preserve"> / ⊕ </w:t>
+      </w:r>
+      <w:r>
+        <w:rPr>
+          <w:rFonts w:hint="eastAsia"/>
+          <w:lang w:val="zh-CN"/>
+        </w:rPr>
+        <w:t xml:space="preserve">菜单（也可右键直接打开）：编辑标签</w:t>
+      </w:r>
+      <w:r>
+        <w:rPr>
+          <w:lang w:val="zh-CN"/>
+        </w:rPr>
+        <w:t xml:space="preserve"> / </w:t>
+      </w:r>
+      <w:r>
+        <w:rPr>
+          <w:rFonts w:hint="eastAsia"/>
+          <w:lang w:val="zh-CN"/>
+        </w:rPr>
+        <w:t xml:space="preserve">在线匹配歌词封面</w:t>
+      </w:r>
+      <w:r>
+        <w:rPr>
+          <w:lang w:val="zh-CN"/>
+        </w:rPr>
+        <w:t xml:space="preserve"> / 💿 </w:t>
+      </w:r>
+      <w:r>
+        <w:rPr>
+          <w:rFonts w:hint="eastAsia"/>
+          <w:lang w:val="zh-CN"/>
+        </w:rPr>
+        <w:t xml:space="preserve">查看所在专辑</w:t>
+      </w:r>
+      <w:r>
+        <w:rPr>
+          <w:lang w:val="zh-CN"/>
+        </w:rPr>
+        <w:t xml:space="preserve"> / 📂 </w:t>
+      </w:r>
+      <w:r>
+        <w:rPr>
+          <w:rFonts w:hint="eastAsia"/>
+          <w:lang w:val="zh-CN"/>
+        </w:rPr>
+        <w:t xml:space="preserve">打开文件位置</w:t>
+      </w:r>
+      <w:r>
+        <w:rPr>
+          <w:lang w:val="zh-CN"/>
+        </w:rPr>
+        <w:t xml:space="preserve"> / </w:t>
+      </w:r>
+      <w:r>
+        <w:rPr>
+          <w:rFonts w:hint="eastAsia"/>
+          <w:lang w:val="zh-CN"/>
+        </w:rPr>
+        <w:t xml:space="preserve">加入播放列表</w:t>
+      </w:r>
+      <w:r>
+        <w:rPr>
+          <w:lang w:val="zh-CN"/>
+        </w:rPr>
+        <w:t xml:space="preserve"> / </w:t>
+      </w:r>
+      <w:r>
+        <w:rPr>
+          <w:rFonts w:hint="eastAsia"/>
+          <w:lang w:val="zh-CN"/>
+        </w:rPr>
+        <w:t xml:space="preserve">新建播放列表</w:t>
+      </w:r>
+      <w:r>
+        <w:rPr>
+          <w:lang w:val="zh-CN"/>
+        </w:rPr>
+        <w:t xml:space="preserve"> / 📻 </w:t>
+      </w:r>
+      <w:r>
+        <w:rPr>
+          <w:rFonts w:hint="eastAsia"/>
+          <w:lang w:val="zh-CN"/>
+        </w:rPr>
+        <w:t xml:space="preserve">一键电台</w:t>
+      </w:r>
+      <w:r>
+        <w:rPr>
+          <w:lang w:val="zh-CN"/>
+        </w:rPr>
+        <w:t xml:space="preserve"> / ☑ </w:t>
+      </w:r>
+      <w:r>
+        <w:rPr>
+          <w:rFonts w:hint="eastAsia"/>
+          <w:lang w:val="zh-CN"/>
+        </w:rPr>
+        <w:t xml:space="preserve">多选</w:t>
+      </w:r>
+      <w:r>
+        <w:rPr>
+          <w:lang w:val="zh-CN"/>
+        </w:rPr>
+        <w:t xml:space="preserve"> / 🗑 </w:t>
+      </w:r>
+      <w:r>
+        <w:rPr>
+          <w:rFonts w:hint="eastAsia"/>
+          <w:lang w:val="zh-CN"/>
+        </w:rPr>
+        <w:t xml:space="preserve">从曲库删除（播放列表视图内另提供「✕</w:t>
+      </w:r>
+      <w:r>
+        <w:rPr>
+          <w:lang w:val="zh-CN"/>
+        </w:rPr>
+        <w:t xml:space="preserve"> </w:t>
+      </w:r>
+      <w:r>
+        <w:rPr>
+          <w:rFonts w:hint="eastAsia"/>
+          <w:lang w:val="zh-CN"/>
+        </w:rPr>
+        <w:t xml:space="preserve">从本播放列表移除」，只移出当前歌单、不影响曲库和其他歌单）</w:t>
       </w:r>
     </w:p>
     <w:p>
@@ -4499,66 +4601,53 @@
           <w:bCs/>
           <w:lang w:val="zh-CN"/>
         </w:rPr>
-        <w:t xml:space="preserve">播放缓存（在线播放）</w:t>
-      </w:r>
-      <w:r>
-        <w:rPr>
-          <w:rFonts w:hint="eastAsia"/>
-          <w:lang w:val="zh-CN"/>
-        </w:rPr>
-        <w:t xml:space="preserve">：国内流媒体在线播放支持边播边存：首次播放正常联网，完整听过后会保存在本地，下次播放命中缓存可直接开始并减少流量——命中时主界面/沉浸/迷你三处音质徽标变绿带圆点、状态栏提示「本地缓存秒开」；设置</w:t>
-      </w:r>
-      <w:r>
-        <w:rPr>
-          <w:lang w:val="zh-CN"/>
-        </w:rPr>
-        <w:t xml:space="preserve"> → </w:t>
-      </w:r>
-      <w:r>
-        <w:rPr>
-          <w:rFonts w:hint="eastAsia"/>
-          <w:lang w:val="zh-CN"/>
-        </w:rPr>
-        <w:t xml:space="preserve">下载</w:t>
-      </w:r>
-      <w:r>
-        <w:rPr>
-          <w:lang w:val="zh-CN"/>
-        </w:rPr>
-        <w:t xml:space="preserve"> → </w:t>
-      </w:r>
-      <w:r>
-        <w:rPr>
-          <w:rFonts w:hint="eastAsia"/>
-          <w:lang w:val="zh-CN"/>
-        </w:rPr>
-        <w:t xml:space="preserve">播放缓存（在线播放）可开关、选择缓存目录、设置</w:t>
-      </w:r>
-      <w:r>
-        <w:rPr>
-          <w:lang w:val="zh-CN"/>
-        </w:rPr>
-        <w:t xml:space="preserve"> 512MB–20GB </w:t>
-      </w:r>
-      <w:r>
-        <w:rPr>
-          <w:rFonts w:hint="eastAsia"/>
-          <w:lang w:val="zh-CN"/>
-        </w:rPr>
-        <w:t xml:space="preserve">上限、查看占用并一键清空；设置页还按平台</w:t>
-      </w:r>
-      <w:r>
-        <w:rPr>
-          <w:lang w:val="zh-CN"/>
-        </w:rPr>
-        <w:t xml:space="preserve"> × </w:t>
-      </w:r>
-      <w:r>
-        <w:rPr>
-          <w:rFonts w:hint="eastAsia"/>
-          <w:lang w:val="zh-CN"/>
-        </w:rPr>
-        <w:t xml:space="preserve">音质分组列出缓存（首数/占用），可只清理某一组；缓存按平台/歌曲/音质区分，超限自动清理最久未使用的内容，播放地址失效不影响已缓存歌曲</w:t>
+        <w:t xml:space="preserve">多选与删除</w:t>
+      </w:r>
+      <w:r>
+        <w:rPr>
+          <w:rFonts w:hint="eastAsia"/>
+          <w:lang w:val="zh-CN"/>
+        </w:rPr>
+        <w:t xml:space="preserve">：歌曲/专辑详情/喜爱歌曲/播放列表视图均支持快速多选：Ctrl+单击逐首切换选中、Shift+单击从上一次点击行连选、在列表空白处按住拖出选框框选（Ctrl</w:t>
+      </w:r>
+      <w:r>
+        <w:rPr>
+          <w:lang w:val="zh-CN"/>
+        </w:rPr>
+        <w:t xml:space="preserve"> </w:t>
+      </w:r>
+      <w:r>
+        <w:rPr>
+          <w:rFonts w:hint="eastAsia"/>
+          <w:lang w:val="zh-CN"/>
+        </w:rPr>
+        <w:t xml:space="preserve">追加）；选中后顶部出现工具条（全选/加入播放列表/批量删除/取消选择，播放列表视图为「从本歌单移除」只动当前歌单）；选中多首后右键任一选中行，加入歌单/编辑标签/删除等操作均作用于整组选中（菜单头部显示「已选</w:t>
+      </w:r>
+      <w:r>
+        <w:rPr>
+          <w:lang w:val="zh-CN"/>
+        </w:rPr>
+        <w:t xml:space="preserve"> N </w:t>
+      </w:r>
+      <w:r>
+        <w:rPr>
+          <w:rFonts w:hint="eastAsia"/>
+          <w:lang w:val="zh-CN"/>
+        </w:rPr>
+        <w:t xml:space="preserve">首」）；右键「☑</w:t>
+      </w:r>
+      <w:r>
+        <w:rPr>
+          <w:lang w:val="zh-CN"/>
+        </w:rPr>
+        <w:t xml:space="preserve"> </w:t>
+      </w:r>
+      <w:r>
+        <w:rPr>
+          <w:rFonts w:hint="eastAsia"/>
+          <w:lang w:val="zh-CN"/>
+        </w:rPr>
+        <w:t xml:space="preserve">多选」进入复选框模式（点击行即勾选）；删除前弹窗确认：仅移出曲库显示（不删文件）或同时删除源文件（移入系统回收站可恢复）；专辑网格右键卡片可整专删除</w:t>
       </w:r>
     </w:p>
     <w:p>
@@ -4576,27 +4665,66 @@
           <w:bCs/>
           <w:lang w:val="zh-CN"/>
         </w:rPr>
-        <w:t xml:space="preserve">播放列表拖拽排序</w:t>
-      </w:r>
-      <w:r>
-        <w:rPr>
-          <w:rFonts w:hint="eastAsia"/>
-          <w:lang w:val="zh-CN"/>
-        </w:rPr>
-        <w:t xml:space="preserve">：本地自建播放列表内直接拖动歌曲行调整顺序（落点行高亮提示，松手插入该行之前），顺序自动保存，重开软件保持；侧栏歌单本身也支持长按拖拽调整顺序（长按约</w:t>
-      </w:r>
-      <w:r>
-        <w:rPr>
-          <w:lang w:val="zh-CN"/>
-        </w:rPr>
-        <w:t xml:space="preserve"> 0.4 </w:t>
-      </w:r>
-      <w:r>
-        <w:rPr>
-          <w:rFonts w:hint="eastAsia"/>
-          <w:lang w:val="zh-CN"/>
-        </w:rPr>
-        <w:t xml:space="preserve">秒进入拖拽，拖到目标歌单上半/下半插入其前/后，落点高亮）；从文件管理器把音频文件直接拖到侧栏歌单名上或打开的歌单视图任意位置，即可批量加入该歌单——拖到某一行上会插入该行之前（落点行高亮），拖到空白处追加到底部（重复自动跳过）；拖入的文件即使不在曲库里也能正常显示与播放；多选文件拖入会自动排序：多数文件带曲目号时按专辑/碟号/曲目号排，否则按目录+文件名自然排（解决资源管理器多选拖入顺序随机的问题，首次排序读取的曲目号会缓存，再次拖入免读盘）</w:t>
+        <w:t xml:space="preserve">播放缓存（在线播放）</w:t>
+      </w:r>
+      <w:r>
+        <w:rPr>
+          <w:rFonts w:hint="eastAsia"/>
+          <w:lang w:val="zh-CN"/>
+        </w:rPr>
+        <w:t xml:space="preserve">：国内流媒体在线播放支持边播边存：首次播放正常联网，完整听过后会保存在本地，下次播放命中缓存可直接开始并减少流量——命中时主界面/沉浸/迷你三处音质徽标变绿带圆点、状态栏提示「本地缓存秒开」；设置</w:t>
+      </w:r>
+      <w:r>
+        <w:rPr>
+          <w:lang w:val="zh-CN"/>
+        </w:rPr>
+        <w:t xml:space="preserve"> → </w:t>
+      </w:r>
+      <w:r>
+        <w:rPr>
+          <w:rFonts w:hint="eastAsia"/>
+          <w:lang w:val="zh-CN"/>
+        </w:rPr>
+        <w:t xml:space="preserve">下载</w:t>
+      </w:r>
+      <w:r>
+        <w:rPr>
+          <w:lang w:val="zh-CN"/>
+        </w:rPr>
+        <w:t xml:space="preserve"> → </w:t>
+      </w:r>
+      <w:r>
+        <w:rPr>
+          <w:rFonts w:hint="eastAsia"/>
+          <w:lang w:val="zh-CN"/>
+        </w:rPr>
+        <w:t xml:space="preserve">播放缓存（在线播放）可开关、选择缓存目录、设置</w:t>
+      </w:r>
+      <w:r>
+        <w:rPr>
+          <w:lang w:val="zh-CN"/>
+        </w:rPr>
+        <w:t xml:space="preserve"> 512MB–20GB </w:t>
+      </w:r>
+      <w:r>
+        <w:rPr>
+          <w:rFonts w:hint="eastAsia"/>
+          <w:lang w:val="zh-CN"/>
+        </w:rPr>
+        <w:t xml:space="preserve">上限、查看占用并一键清空；设置页还按平台</w:t>
+      </w:r>
+      <w:r>
+        <w:rPr>
+          <w:lang w:val="zh-CN"/>
+        </w:rPr>
+        <w:t xml:space="preserve"> × </w:t>
+      </w:r>
+      <w:r>
+        <w:rPr>
+          <w:rFonts w:hint="eastAsia"/>
+          <w:lang w:val="zh-CN"/>
+        </w:rPr>
+        <w:t xml:space="preserve">音质分组列出缓存（首数/占用），可只清理某一组；缓存按平台/歌曲/音质区分，超限自动清理最久未使用的内容，播放地址失效不影响已缓存歌曲</w:t>
       </w:r>
     </w:p>
     <w:p>
@@ -4614,122 +4742,27 @@
           <w:bCs/>
           <w:lang w:val="zh-CN"/>
         </w:rPr>
-        <w:t xml:space="preserve">歌单导出</w:t>
-      </w:r>
-      <w:r>
-        <w:rPr>
-          <w:b/>
-          <w:bCs/>
-          <w:lang w:val="zh-CN"/>
-        </w:rPr>
-        <w:t xml:space="preserve"> / </w:t>
-      </w:r>
-      <w:r>
-        <w:rPr>
-          <w:rFonts w:hint="eastAsia"/>
-          <w:b/>
-          <w:bCs/>
-          <w:lang w:val="zh-CN"/>
-        </w:rPr>
-        <w:t xml:space="preserve">换机导入</w:t>
-      </w:r>
-      <w:r>
-        <w:rPr>
-          <w:rFonts w:hint="eastAsia"/>
-          <w:lang w:val="zh-CN"/>
-        </w:rPr>
-        <w:t xml:space="preserve">：右键侧栏任一自建歌单</w:t>
-      </w:r>
-      <w:r>
-        <w:rPr>
-          <w:lang w:val="zh-CN"/>
-        </w:rPr>
-        <w:t xml:space="preserve"> →「📤 </w:t>
-      </w:r>
-      <w:r>
-        <w:rPr>
-          <w:rFonts w:hint="eastAsia"/>
-          <w:lang w:val="zh-CN"/>
-        </w:rPr>
-        <w:t xml:space="preserve">导出歌单文件…」生成</w:t>
-      </w:r>
-      <w:r>
-        <w:rPr>
-          <w:lang w:val="zh-CN"/>
-        </w:rPr>
-        <w:t xml:space="preserve"> </w:t>
-      </w:r>
-      <w:r>
-        <w:rPr>
-          <w:rFonts w:hint="eastAsia"/>
-          <w:lang w:val="zh-CN"/>
-        </w:rPr>
-        <w:t xml:space="preserve">.anniepl（含每首歌的路径、文件名、大小、时长、标题艺人等指纹）；把文件拷到另一台电脑，侧栏「📦</w:t>
-      </w:r>
-      <w:r>
-        <w:rPr>
-          <w:lang w:val="zh-CN"/>
-        </w:rPr>
-        <w:t xml:space="preserve"> </w:t>
-      </w:r>
-      <w:r>
-        <w:rPr>
-          <w:rFonts w:hint="eastAsia"/>
-          <w:lang w:val="zh-CN"/>
-        </w:rPr>
-        <w:t xml:space="preserve">导入安妮歌单…」（可多选）即可复现。导入时按「绝对路径</w:t>
-      </w:r>
-      <w:r>
-        <w:rPr>
-          <w:lang w:val="zh-CN"/>
-        </w:rPr>
-        <w:t xml:space="preserve"> → </w:t>
-      </w:r>
-      <w:r>
-        <w:rPr>
-          <w:rFonts w:hint="eastAsia"/>
-          <w:lang w:val="zh-CN"/>
-        </w:rPr>
-        <w:t xml:space="preserve">相对媒体库路径</w:t>
-      </w:r>
-      <w:r>
-        <w:rPr>
-          <w:lang w:val="zh-CN"/>
-        </w:rPr>
-        <w:t xml:space="preserve"> → </w:t>
-      </w:r>
-      <w:r>
-        <w:rPr>
-          <w:rFonts w:hint="eastAsia"/>
-          <w:lang w:val="zh-CN"/>
-        </w:rPr>
-        <w:t xml:space="preserve">文件名+大小</w:t>
-      </w:r>
-      <w:r>
-        <w:rPr>
-          <w:lang w:val="zh-CN"/>
-        </w:rPr>
-        <w:t xml:space="preserve"> → </w:t>
-      </w:r>
-      <w:r>
-        <w:rPr>
-          <w:rFonts w:hint="eastAsia"/>
-          <w:lang w:val="zh-CN"/>
-        </w:rPr>
-        <w:t xml:space="preserve">文件名+时长</w:t>
-      </w:r>
-      <w:r>
-        <w:rPr>
-          <w:lang w:val="zh-CN"/>
-        </w:rPr>
-        <w:t xml:space="preserve"> → </w:t>
-      </w:r>
-      <w:r>
-        <w:rPr>
-          <w:rFonts w:hint="eastAsia"/>
-          <w:lang w:val="zh-CN"/>
-        </w:rPr>
-        <w:t xml:space="preserve">标题艺人+时长」五级智能匹配本机曲库，盘符/用户名/目录不同也能对上；匹配不到的曲目会在导入后列清单告知</w:t>
+        <w:t xml:space="preserve">播放列表拖拽排序</w:t>
+      </w:r>
+      <w:r>
+        <w:rPr>
+          <w:rFonts w:hint="eastAsia"/>
+          <w:lang w:val="zh-CN"/>
+        </w:rPr>
+        <w:t xml:space="preserve">：本地自建播放列表内直接拖动歌曲行调整顺序（落点行高亮提示，松手插入该行之前），顺序自动保存，重开软件保持；侧栏歌单本身也支持长按拖拽调整顺序（长按约</w:t>
+      </w:r>
+      <w:r>
+        <w:rPr>
+          <w:lang w:val="zh-CN"/>
+        </w:rPr>
+        <w:t xml:space="preserve"> 0.4 </w:t>
+      </w:r>
+      <w:r>
+        <w:rPr>
+          <w:rFonts w:hint="eastAsia"/>
+          <w:lang w:val="zh-CN"/>
+        </w:rPr>
+        <w:t xml:space="preserve">秒进入拖拽，拖到目标歌单上半/下半插入其前/后，落点高亮）；从文件管理器把音频文件直接拖到侧栏歌单名上或打开的歌单视图任意位置，即可批量加入该歌单——拖到某一行上会插入该行之前（落点行高亮），拖到空白处追加到底部（重复自动跳过）；拖入的文件即使不在曲库里也能正常显示与播放；多选文件拖入会自动排序：多数文件带曲目号时按专辑/碟号/曲目号排，否则按目录+文件名自然排（解决资源管理器多选拖入顺序随机的问题，首次排序读取的曲目号会缓存，再次拖入免读盘）</w:t>
       </w:r>
     </w:p>
     <w:p>
@@ -4747,69 +4780,12 @@
           <w:bCs/>
           <w:lang w:val="zh-CN"/>
         </w:rPr>
-        <w:t xml:space="preserve">沉浸式播放页（⤢）</w:t>
-      </w:r>
-      <w:r>
-        <w:rPr>
-          <w:rFonts w:hint="eastAsia"/>
-          <w:lang w:val="zh-CN"/>
-        </w:rPr>
-        <w:t xml:space="preserve">：封面模糊背景</w:t>
-      </w:r>
-      <w:r>
-        <w:rPr>
-          <w:lang w:val="zh-CN"/>
-        </w:rPr>
-        <w:t xml:space="preserve"> + </w:t>
-      </w:r>
-      <w:r>
-        <w:rPr>
-          <w:rFonts w:hint="eastAsia"/>
-          <w:lang w:val="zh-CN"/>
-        </w:rPr>
-        <w:t xml:space="preserve">大封面</w:t>
-      </w:r>
-      <w:r>
-        <w:rPr>
-          <w:lang w:val="zh-CN"/>
-        </w:rPr>
-        <w:t xml:space="preserve"> + </w:t>
-      </w:r>
-      <w:r>
-        <w:rPr>
-          <w:rFonts w:hint="eastAsia"/>
-          <w:lang w:val="zh-CN"/>
-        </w:rPr>
-        <w:t xml:space="preserve">音质行；大歌词栏逐字卡拉OK，点击歌词行跳转；左封面右歌词两栏以屏幕左右半区中轴对称；☰</w:t>
-      </w:r>
-      <w:r>
-        <w:rPr>
-          <w:lang w:val="zh-CN"/>
-        </w:rPr>
-        <w:t xml:space="preserve"> </w:t>
-      </w:r>
-      <w:r>
-        <w:rPr>
-          <w:rFonts w:hint="eastAsia"/>
-          <w:lang w:val="zh-CN"/>
-        </w:rPr>
-        <w:t xml:space="preserve">面板三页签：待播清单（可拖拽编辑）/</w:t>
-      </w:r>
-      <w:r>
-        <w:rPr>
-          <w:lang w:val="zh-CN"/>
-        </w:rPr>
-        <w:t xml:space="preserve"> </w:t>
-      </w:r>
-      <w:r>
-        <w:rPr>
-          <w:rFonts w:hint="eastAsia"/>
-          <w:lang w:val="zh-CN"/>
-        </w:rPr>
-        <w:t xml:space="preserve">历史记录</w:t>
-      </w:r>
-      <w:r>
-        <w:rPr>
+        <w:t xml:space="preserve">歌单导出</w:t>
+      </w:r>
+      <w:r>
+        <w:rPr>
+          <w:b/>
+          <w:bCs/>
           <w:lang w:val="zh-CN"/>
         </w:rPr>
         <w:t xml:space="preserve"> / </w:t>
@@ -4817,61 +4793,109 @@
       <w:r>
         <w:rPr>
           <w:rFonts w:hint="eastAsia"/>
-          <w:lang w:val="zh-CN"/>
-        </w:rPr>
-        <w:t xml:space="preserve">评论（网易云热门评论，本地曲目自动按歌名+歌手匹配），面板左缘外侧</w:t>
-      </w:r>
-      <w:r>
-        <w:rPr>
-          <w:lang w:val="zh-CN"/>
-        </w:rPr>
-        <w:t xml:space="preserve"> ❯ </w:t>
-      </w:r>
-      <w:r>
-        <w:rPr>
-          <w:rFonts w:hint="eastAsia"/>
-          <w:lang w:val="zh-CN"/>
-        </w:rPr>
-        <w:t xml:space="preserve">小标签一键收回；⤡</w:t>
-      </w:r>
-      <w:r>
-        <w:rPr>
-          <w:lang w:val="zh-CN"/>
-        </w:rPr>
-        <w:t xml:space="preserve"> </w:t>
-      </w:r>
-      <w:r>
-        <w:rPr>
-          <w:rFonts w:hint="eastAsia"/>
-          <w:lang w:val="zh-CN"/>
-        </w:rPr>
-        <w:t xml:space="preserve">退出。默认窗口最大化；设置</w:t>
-      </w:r>
-      <w:r>
-        <w:rPr>
-          <w:lang w:val="zh-CN"/>
-        </w:rPr>
-        <w:t xml:space="preserve"> → AM </w:t>
-      </w:r>
-      <w:r>
-        <w:rPr>
-          <w:rFonts w:hint="eastAsia"/>
-          <w:lang w:val="zh-CN"/>
-        </w:rPr>
-        <w:t xml:space="preserve">界面「沉浸模式真全屏」开启后进入沉浸即隐藏任务栏（真全屏），沉浸中切换开关立即生效；鼠标静止约</w:t>
-      </w:r>
-      <w:r>
-        <w:rPr>
-          <w:lang w:val="zh-CN"/>
-        </w:rPr>
-        <w:t xml:space="preserve"> 2.5 </w:t>
-      </w:r>
-      <w:r>
-        <w:rPr>
-          <w:rFonts w:hint="eastAsia"/>
-          <w:lang w:val="zh-CN"/>
-        </w:rPr>
-        <w:t xml:space="preserve">秒自动隐藏鼠标和顶栏/控制栏（同看视频体验），移动/按键/滚轮立即恢复——静止后把鼠标移到屏幕底部，悬浮玻璃控制栏会淡入（含进度条和上一首/播放/下一首，可直接拖拽点击），鼠标移出窗口自动收起；暂停/恢复播放、调节音量时画面中央有轻量图标提示并自动淡出；切歌时旧封面淡出、新封面从模糊状态淡入；经典双栏与彩胶两种样式各自记住歌词/待播面板展开状态和歌词滚动位置</w:t>
+          <w:b/>
+          <w:bCs/>
+          <w:lang w:val="zh-CN"/>
+        </w:rPr>
+        <w:t xml:space="preserve">换机导入</w:t>
+      </w:r>
+      <w:r>
+        <w:rPr>
+          <w:rFonts w:hint="eastAsia"/>
+          <w:lang w:val="zh-CN"/>
+        </w:rPr>
+        <w:t xml:space="preserve">：右键侧栏任一自建歌单</w:t>
+      </w:r>
+      <w:r>
+        <w:rPr>
+          <w:lang w:val="zh-CN"/>
+        </w:rPr>
+        <w:t xml:space="preserve"> →「📤 </w:t>
+      </w:r>
+      <w:r>
+        <w:rPr>
+          <w:rFonts w:hint="eastAsia"/>
+          <w:lang w:val="zh-CN"/>
+        </w:rPr>
+        <w:t xml:space="preserve">导出歌单文件…」生成</w:t>
+      </w:r>
+      <w:r>
+        <w:rPr>
+          <w:lang w:val="zh-CN"/>
+        </w:rPr>
+        <w:t xml:space="preserve"> </w:t>
+      </w:r>
+      <w:r>
+        <w:rPr>
+          <w:rFonts w:hint="eastAsia"/>
+          <w:lang w:val="zh-CN"/>
+        </w:rPr>
+        <w:t xml:space="preserve">.anniepl（含每首歌的路径、文件名、大小、时长、标题艺人等指纹）；把文件拷到另一台电脑，侧栏「📦</w:t>
+      </w:r>
+      <w:r>
+        <w:rPr>
+          <w:lang w:val="zh-CN"/>
+        </w:rPr>
+        <w:t xml:space="preserve"> </w:t>
+      </w:r>
+      <w:r>
+        <w:rPr>
+          <w:rFonts w:hint="eastAsia"/>
+          <w:lang w:val="zh-CN"/>
+        </w:rPr>
+        <w:t xml:space="preserve">导入安妮歌单…」（可多选）即可复现。导入时按「绝对路径</w:t>
+      </w:r>
+      <w:r>
+        <w:rPr>
+          <w:lang w:val="zh-CN"/>
+        </w:rPr>
+        <w:t xml:space="preserve"> → </w:t>
+      </w:r>
+      <w:r>
+        <w:rPr>
+          <w:rFonts w:hint="eastAsia"/>
+          <w:lang w:val="zh-CN"/>
+        </w:rPr>
+        <w:t xml:space="preserve">相对媒体库路径</w:t>
+      </w:r>
+      <w:r>
+        <w:rPr>
+          <w:lang w:val="zh-CN"/>
+        </w:rPr>
+        <w:t xml:space="preserve"> → </w:t>
+      </w:r>
+      <w:r>
+        <w:rPr>
+          <w:rFonts w:hint="eastAsia"/>
+          <w:lang w:val="zh-CN"/>
+        </w:rPr>
+        <w:t xml:space="preserve">文件名+大小</w:t>
+      </w:r>
+      <w:r>
+        <w:rPr>
+          <w:lang w:val="zh-CN"/>
+        </w:rPr>
+        <w:t xml:space="preserve"> → </w:t>
+      </w:r>
+      <w:r>
+        <w:rPr>
+          <w:rFonts w:hint="eastAsia"/>
+          <w:lang w:val="zh-CN"/>
+        </w:rPr>
+        <w:t xml:space="preserve">文件名+时长</w:t>
+      </w:r>
+      <w:r>
+        <w:rPr>
+          <w:lang w:val="zh-CN"/>
+        </w:rPr>
+        <w:t xml:space="preserve"> → </w:t>
+      </w:r>
+      <w:r>
+        <w:rPr>
+          <w:rFonts w:hint="eastAsia"/>
+          <w:lang w:val="zh-CN"/>
+        </w:rPr>
+        <w:t xml:space="preserve">标题艺人+时长」五级智能匹配本机曲库，盘符/用户名/目录不同也能对上；匹配不到的曲目会在导入后列清单告知</w:t>
       </w:r>
     </w:p>
     <w:p>
@@ -4889,27 +4913,131 @@
           <w:bCs/>
           <w:lang w:val="zh-CN"/>
         </w:rPr>
-        <w:t xml:space="preserve">待播清单编辑</w:t>
-      </w:r>
-      <w:r>
-        <w:rPr>
-          <w:rFonts w:hint="eastAsia"/>
-          <w:lang w:val="zh-CN"/>
-        </w:rPr>
-        <w:t xml:space="preserve">：沉浸页/迷你待播清单：拖拽调整顺序、✕</w:t>
-      </w:r>
-      <w:r>
-        <w:rPr>
-          <w:lang w:val="zh-CN"/>
-        </w:rPr>
-        <w:t xml:space="preserve"> </w:t>
-      </w:r>
-      <w:r>
-        <w:rPr>
-          <w:rFonts w:hint="eastAsia"/>
-          <w:lang w:val="zh-CN"/>
-        </w:rPr>
-        <w:t xml:space="preserve">移除（移除当前行自动顺位播放）</w:t>
+        <w:t xml:space="preserve">沉浸式播放页（⤢）</w:t>
+      </w:r>
+      <w:r>
+        <w:rPr>
+          <w:rFonts w:hint="eastAsia"/>
+          <w:lang w:val="zh-CN"/>
+        </w:rPr>
+        <w:t xml:space="preserve">：封面模糊背景</w:t>
+      </w:r>
+      <w:r>
+        <w:rPr>
+          <w:lang w:val="zh-CN"/>
+        </w:rPr>
+        <w:t xml:space="preserve"> + </w:t>
+      </w:r>
+      <w:r>
+        <w:rPr>
+          <w:rFonts w:hint="eastAsia"/>
+          <w:lang w:val="zh-CN"/>
+        </w:rPr>
+        <w:t xml:space="preserve">大封面</w:t>
+      </w:r>
+      <w:r>
+        <w:rPr>
+          <w:lang w:val="zh-CN"/>
+        </w:rPr>
+        <w:t xml:space="preserve"> + </w:t>
+      </w:r>
+      <w:r>
+        <w:rPr>
+          <w:rFonts w:hint="eastAsia"/>
+          <w:lang w:val="zh-CN"/>
+        </w:rPr>
+        <w:t xml:space="preserve">音质行；大歌词栏逐字卡拉OK，点击歌词行跳转；左封面右歌词两栏以屏幕左右半区中轴对称；☰</w:t>
+      </w:r>
+      <w:r>
+        <w:rPr>
+          <w:lang w:val="zh-CN"/>
+        </w:rPr>
+        <w:t xml:space="preserve"> </w:t>
+      </w:r>
+      <w:r>
+        <w:rPr>
+          <w:rFonts w:hint="eastAsia"/>
+          <w:lang w:val="zh-CN"/>
+        </w:rPr>
+        <w:t xml:space="preserve">面板三页签：待播清单（可拖拽编辑）/</w:t>
+      </w:r>
+      <w:r>
+        <w:rPr>
+          <w:lang w:val="zh-CN"/>
+        </w:rPr>
+        <w:t xml:space="preserve"> </w:t>
+      </w:r>
+      <w:r>
+        <w:rPr>
+          <w:rFonts w:hint="eastAsia"/>
+          <w:lang w:val="zh-CN"/>
+        </w:rPr>
+        <w:t xml:space="preserve">历史记录</w:t>
+      </w:r>
+      <w:r>
+        <w:rPr>
+          <w:lang w:val="zh-CN"/>
+        </w:rPr>
+        <w:t xml:space="preserve"> / </w:t>
+      </w:r>
+      <w:r>
+        <w:rPr>
+          <w:rFonts w:hint="eastAsia"/>
+          <w:lang w:val="zh-CN"/>
+        </w:rPr>
+        <w:t xml:space="preserve">评论（网易云热门评论，本地曲目自动按歌名+歌手匹配），面板左缘外侧</w:t>
+      </w:r>
+      <w:r>
+        <w:rPr>
+          <w:lang w:val="zh-CN"/>
+        </w:rPr>
+        <w:t xml:space="preserve"> ❯ </w:t>
+      </w:r>
+      <w:r>
+        <w:rPr>
+          <w:rFonts w:hint="eastAsia"/>
+          <w:lang w:val="zh-CN"/>
+        </w:rPr>
+        <w:t xml:space="preserve">小标签一键收回；⤡</w:t>
+      </w:r>
+      <w:r>
+        <w:rPr>
+          <w:lang w:val="zh-CN"/>
+        </w:rPr>
+        <w:t xml:space="preserve"> </w:t>
+      </w:r>
+      <w:r>
+        <w:rPr>
+          <w:rFonts w:hint="eastAsia"/>
+          <w:lang w:val="zh-CN"/>
+        </w:rPr>
+        <w:t xml:space="preserve">退出。默认窗口最大化；设置</w:t>
+      </w:r>
+      <w:r>
+        <w:rPr>
+          <w:lang w:val="zh-CN"/>
+        </w:rPr>
+        <w:t xml:space="preserve"> → AM </w:t>
+      </w:r>
+      <w:r>
+        <w:rPr>
+          <w:rFonts w:hint="eastAsia"/>
+          <w:lang w:val="zh-CN"/>
+        </w:rPr>
+        <w:t xml:space="preserve">界面「沉浸模式真全屏」开启后进入沉浸即隐藏任务栏（真全屏），沉浸中切换开关立即生效；鼠标静止约</w:t>
+      </w:r>
+      <w:r>
+        <w:rPr>
+          <w:lang w:val="zh-CN"/>
+        </w:rPr>
+        <w:t xml:space="preserve"> 2.5 </w:t>
+      </w:r>
+      <w:r>
+        <w:rPr>
+          <w:rFonts w:hint="eastAsia"/>
+          <w:lang w:val="zh-CN"/>
+        </w:rPr>
+        <w:t xml:space="preserve">秒自动隐藏鼠标和顶栏/控制栏（同看视频体验），移动/按键/滚轮立即恢复——静止后把鼠标移到屏幕底部，悬浮玻璃控制栏会淡入（含进度条和上一首/播放/下一首，可直接拖拽点击），鼠标移出窗口自动收起；暂停/恢复播放、调节音量时画面中央有轻量图标提示并自动淡出；切歌时旧封面淡出、新封面从模糊状态淡入；经典双栏与彩胶两种样式各自记住歌词/待播面板展开状态和歌词滚动位置</w:t>
       </w:r>
     </w:p>
     <w:p>
@@ -4927,53 +5055,27 @@
           <w:bCs/>
           <w:lang w:val="zh-CN"/>
         </w:rPr>
-        <w:t xml:space="preserve">主界面待播清单抽屉（☰）</w:t>
-      </w:r>
-      <w:r>
-        <w:rPr>
-          <w:rFonts w:hint="eastAsia"/>
-          <w:lang w:val="zh-CN"/>
-        </w:rPr>
-        <w:t xml:space="preserve">：顶栏右侧</w:t>
-      </w:r>
-      <w:r>
-        <w:rPr>
-          <w:lang w:val="zh-CN"/>
-        </w:rPr>
-        <w:t xml:space="preserve"> ☰ </w:t>
-      </w:r>
-      <w:r>
-        <w:rPr>
-          <w:rFonts w:hint="eastAsia"/>
-          <w:lang w:val="zh-CN"/>
-        </w:rPr>
-        <w:t xml:space="preserve">按钮从右侧滑出待播清单（与沉浸/迷你共用同一队列面板），实时高亮当前曲、可双击切歌；按钮角标显示剩余待播数（当前曲之后还有几首，99+</w:t>
-      </w:r>
-      <w:r>
-        <w:rPr>
-          <w:lang w:val="zh-CN"/>
-        </w:rPr>
-        <w:t xml:space="preserve"> </w:t>
-      </w:r>
-      <w:r>
-        <w:rPr>
-          <w:rFonts w:hint="eastAsia"/>
-          <w:lang w:val="zh-CN"/>
-        </w:rPr>
-        <w:t xml:space="preserve">封顶），切歌自动刷新，点面板外或再点</w:t>
-      </w:r>
-      <w:r>
-        <w:rPr>
-          <w:lang w:val="zh-CN"/>
-        </w:rPr>
-        <w:t xml:space="preserve"> ☰ </w:t>
-      </w:r>
-      <w:r>
-        <w:rPr>
-          <w:rFonts w:hint="eastAsia"/>
-          <w:lang w:val="zh-CN"/>
-        </w:rPr>
-        <w:t xml:space="preserve">收起</w:t>
+        <w:t xml:space="preserve">待播清单编辑</w:t>
+      </w:r>
+      <w:r>
+        <w:rPr>
+          <w:rFonts w:hint="eastAsia"/>
+          <w:lang w:val="zh-CN"/>
+        </w:rPr>
+        <w:t xml:space="preserve">：沉浸页/迷你待播清单：拖拽调整顺序、✕</w:t>
+      </w:r>
+      <w:r>
+        <w:rPr>
+          <w:lang w:val="zh-CN"/>
+        </w:rPr>
+        <w:t xml:space="preserve"> </w:t>
+      </w:r>
+      <w:r>
+        <w:rPr>
+          <w:rFonts w:hint="eastAsia"/>
+          <w:lang w:val="zh-CN"/>
+        </w:rPr>
+        <w:t xml:space="preserve">移除（移除当前行自动顺位播放）</w:t>
       </w:r>
     </w:p>
     <w:p>
@@ -4991,27 +5093,53 @@
           <w:bCs/>
           <w:lang w:val="zh-CN"/>
         </w:rPr>
-        <w:t xml:space="preserve">进度条时间预览</w:t>
-      </w:r>
-      <w:r>
-        <w:rPr>
-          <w:rFonts w:hint="eastAsia"/>
-          <w:lang w:val="zh-CN"/>
-        </w:rPr>
-        <w:t xml:space="preserve">：鼠标悬停主界面/沉浸（含底部悬浮</w:t>
-      </w:r>
-      <w:r>
-        <w:rPr>
-          <w:lang w:val="zh-CN"/>
-        </w:rPr>
-        <w:t xml:space="preserve"> </w:t>
-      </w:r>
-      <w:r>
-        <w:rPr>
-          <w:rFonts w:hint="eastAsia"/>
-          <w:lang w:val="zh-CN"/>
-        </w:rPr>
-        <w:t xml:space="preserve">dock）任意进度条，上方气泡实时显示该位置对应时间；按下拖动时气泡持续跟手，方便精确跳转</w:t>
+        <w:t xml:space="preserve">主界面待播清单抽屉（☰）</w:t>
+      </w:r>
+      <w:r>
+        <w:rPr>
+          <w:rFonts w:hint="eastAsia"/>
+          <w:lang w:val="zh-CN"/>
+        </w:rPr>
+        <w:t xml:space="preserve">：顶栏右侧</w:t>
+      </w:r>
+      <w:r>
+        <w:rPr>
+          <w:lang w:val="zh-CN"/>
+        </w:rPr>
+        <w:t xml:space="preserve"> ☰ </w:t>
+      </w:r>
+      <w:r>
+        <w:rPr>
+          <w:rFonts w:hint="eastAsia"/>
+          <w:lang w:val="zh-CN"/>
+        </w:rPr>
+        <w:t xml:space="preserve">按钮从右侧滑出待播清单（与沉浸/迷你共用同一队列面板），实时高亮当前曲、可双击切歌；按钮角标显示剩余待播数（当前曲之后还有几首，99+</w:t>
+      </w:r>
+      <w:r>
+        <w:rPr>
+          <w:lang w:val="zh-CN"/>
+        </w:rPr>
+        <w:t xml:space="preserve"> </w:t>
+      </w:r>
+      <w:r>
+        <w:rPr>
+          <w:rFonts w:hint="eastAsia"/>
+          <w:lang w:val="zh-CN"/>
+        </w:rPr>
+        <w:t xml:space="preserve">封顶），切歌自动刷新，点面板外或再点</w:t>
+      </w:r>
+      <w:r>
+        <w:rPr>
+          <w:lang w:val="zh-CN"/>
+        </w:rPr>
+        <w:t xml:space="preserve"> ☰ </w:t>
+      </w:r>
+      <w:r>
+        <w:rPr>
+          <w:rFonts w:hint="eastAsia"/>
+          <w:lang w:val="zh-CN"/>
+        </w:rPr>
+        <w:t xml:space="preserve">收起</w:t>
       </w:r>
     </w:p>
     <w:p>
@@ -5029,40 +5157,27 @@
           <w:bCs/>
           <w:lang w:val="zh-CN"/>
         </w:rPr>
-        <w:t xml:space="preserve">重启恢复上次播放</w:t>
-      </w:r>
-      <w:r>
-        <w:rPr>
-          <w:rFonts w:hint="eastAsia"/>
-          <w:lang w:val="zh-CN"/>
-        </w:rPr>
-        <w:t xml:space="preserve">：软件重新打开时弹出续播询问，确认后恢复上次的曲目与播放进度（本地曲目按曲库路径匹配，流媒体按平台曲目快照恢复并恢复所选音质），并还原播放/暂停状态；选「不了」则清除恢复点；流媒体缓存仍在则直接本地秒开；可在</w:t>
-      </w:r>
-      <w:r>
-        <w:rPr>
-          <w:lang w:val="zh-CN"/>
-        </w:rPr>
-        <w:t xml:space="preserve"> </w:t>
-      </w:r>
-      <w:r>
-        <w:rPr>
-          <w:rFonts w:hint="eastAsia"/>
-          <w:lang w:val="zh-CN"/>
-        </w:rPr>
-        <w:t xml:space="preserve">设置</w:t>
-      </w:r>
-      <w:r>
-        <w:rPr>
-          <w:lang w:val="zh-CN"/>
-        </w:rPr>
-        <w:t xml:space="preserve"> → AM </w:t>
-      </w:r>
-      <w:r>
-        <w:rPr>
-          <w:rFonts w:hint="eastAsia"/>
-          <w:lang w:val="zh-CN"/>
-        </w:rPr>
-        <w:t xml:space="preserve">界面关闭此功能</w:t>
+        <w:t xml:space="preserve">进度条时间预览</w:t>
+      </w:r>
+      <w:r>
+        <w:rPr>
+          <w:rFonts w:hint="eastAsia"/>
+          <w:lang w:val="zh-CN"/>
+        </w:rPr>
+        <w:t xml:space="preserve">：鼠标悬停主界面/沉浸（含底部悬浮</w:t>
+      </w:r>
+      <w:r>
+        <w:rPr>
+          <w:lang w:val="zh-CN"/>
+        </w:rPr>
+        <w:t xml:space="preserve"> </w:t>
+      </w:r>
+      <w:r>
+        <w:rPr>
+          <w:rFonts w:hint="eastAsia"/>
+          <w:lang w:val="zh-CN"/>
+        </w:rPr>
+        <w:t xml:space="preserve">dock）任意进度条，上方气泡实时显示该位置对应时间；按下拖动时气泡持续跟手，方便精确跳转</w:t>
       </w:r>
     </w:p>
     <w:p>
@@ -5080,105 +5195,40 @@
           <w:bCs/>
           <w:lang w:val="zh-CN"/>
         </w:rPr>
-        <w:t xml:space="preserve">迷你模式（🗕）</w:t>
-      </w:r>
-      <w:r>
-        <w:rPr>
-          <w:rFonts w:hint="eastAsia"/>
-          <w:lang w:val="zh-CN"/>
-        </w:rPr>
-        <w:t xml:space="preserve">：置顶小窗：封面</w:t>
-      </w:r>
-      <w:r>
-        <w:rPr>
-          <w:lang w:val="zh-CN"/>
-        </w:rPr>
-        <w:t xml:space="preserve"> + </w:t>
-      </w:r>
-      <w:r>
-        <w:rPr>
-          <w:rFonts w:hint="eastAsia"/>
-          <w:lang w:val="zh-CN"/>
-        </w:rPr>
-        <w:t xml:space="preserve">进度</w:t>
-      </w:r>
-      <w:r>
-        <w:rPr>
-          <w:lang w:val="zh-CN"/>
-        </w:rPr>
-        <w:t xml:space="preserve"> + </w:t>
-      </w:r>
-      <w:r>
-        <w:rPr>
-          <w:rFonts w:hint="eastAsia"/>
-          <w:lang w:val="zh-CN"/>
-        </w:rPr>
-        <w:t xml:space="preserve">传输</w:t>
-      </w:r>
-      <w:r>
-        <w:rPr>
-          <w:lang w:val="zh-CN"/>
-        </w:rPr>
-        <w:t xml:space="preserve"> + 💬 </w:t>
-      </w:r>
-      <w:r>
-        <w:rPr>
-          <w:rFonts w:hint="eastAsia"/>
-          <w:lang w:val="zh-CN"/>
-        </w:rPr>
-        <w:t xml:space="preserve">迷你歌词（点击跳转）+</w:t>
-      </w:r>
-      <w:r>
-        <w:rPr>
-          <w:lang w:val="zh-CN"/>
-        </w:rPr>
-        <w:t xml:space="preserve"> ☰ </w:t>
-      </w:r>
-      <w:r>
-        <w:rPr>
-          <w:rFonts w:hint="eastAsia"/>
-          <w:lang w:val="zh-CN"/>
-        </w:rPr>
-        <w:t xml:space="preserve">待播/历史</w:t>
-      </w:r>
-      <w:r>
-        <w:rPr>
-          <w:lang w:val="zh-CN"/>
-        </w:rPr>
-        <w:t xml:space="preserve"> + 📌 </w:t>
-      </w:r>
-      <w:r>
-        <w:rPr>
-          <w:rFonts w:hint="eastAsia"/>
-          <w:lang w:val="zh-CN"/>
-        </w:rPr>
-        <w:t xml:space="preserve">一键置顶（默认开，可取消）；位置记忆；迷你窗内点</w:t>
-      </w:r>
-      <w:r>
-        <w:rPr>
-          <w:lang w:val="zh-CN"/>
-        </w:rPr>
-        <w:t xml:space="preserve"> ✕ </w:t>
-      </w:r>
-      <w:r>
-        <w:rPr>
-          <w:rFonts w:hint="eastAsia"/>
-          <w:lang w:val="zh-CN"/>
-        </w:rPr>
-        <w:t xml:space="preserve">收进托盘后，再从托盘打开软件直接回到主界面（不会停留在迷你窗）；—</w:t>
-      </w:r>
-      <w:r>
-        <w:rPr>
-          <w:lang w:val="zh-CN"/>
-        </w:rPr>
-        <w:t xml:space="preserve"> </w:t>
-      </w:r>
-      <w:r>
-        <w:rPr>
-          <w:rFonts w:hint="eastAsia"/>
-          <w:lang w:val="zh-CN"/>
-        </w:rPr>
-        <w:t xml:space="preserve">最小化则保持迷你形态</w:t>
+        <w:t xml:space="preserve">重启恢复上次播放</w:t>
+      </w:r>
+      <w:r>
+        <w:rPr>
+          <w:rFonts w:hint="eastAsia"/>
+          <w:lang w:val="zh-CN"/>
+        </w:rPr>
+        <w:t xml:space="preserve">：软件重新打开时弹出续播询问，确认后恢复上次的曲目与播放进度（本地曲目按曲库路径匹配，流媒体按平台曲目快照恢复并恢复所选音质），并还原播放/暂停状态；选「不了」则清除恢复点；流媒体缓存仍在则直接本地秒开；可在</w:t>
+      </w:r>
+      <w:r>
+        <w:rPr>
+          <w:lang w:val="zh-CN"/>
+        </w:rPr>
+        <w:t xml:space="preserve"> </w:t>
+      </w:r>
+      <w:r>
+        <w:rPr>
+          <w:rFonts w:hint="eastAsia"/>
+          <w:lang w:val="zh-CN"/>
+        </w:rPr>
+        <w:t xml:space="preserve">设置</w:t>
+      </w:r>
+      <w:r>
+        <w:rPr>
+          <w:lang w:val="zh-CN"/>
+        </w:rPr>
+        <w:t xml:space="preserve"> → AM </w:t>
+      </w:r>
+      <w:r>
+        <w:rPr>
+          <w:rFonts w:hint="eastAsia"/>
+          <w:lang w:val="zh-CN"/>
+        </w:rPr>
+        <w:t xml:space="preserve">界面关闭此功能</w:t>
       </w:r>
     </w:p>
     <w:p>
@@ -5196,53 +5246,14 @@
           <w:bCs/>
           <w:lang w:val="zh-CN"/>
         </w:rPr>
-        <w:t xml:space="preserve">在线音乐页</w:t>
-      </w:r>
-      <w:r>
-        <w:rPr>
-          <w:rFonts w:hint="eastAsia"/>
-          <w:lang w:val="zh-CN"/>
-        </w:rPr>
-        <w:t xml:space="preserve">：搜索</w:t>
-      </w:r>
-      <w:r>
-        <w:rPr>
-          <w:lang w:val="zh-CN"/>
-        </w:rPr>
-        <w:t xml:space="preserve"> / </w:t>
-      </w:r>
-      <w:r>
-        <w:rPr>
-          <w:rFonts w:hint="eastAsia"/>
-          <w:lang w:val="zh-CN"/>
-        </w:rPr>
-        <w:t xml:space="preserve">排行榜</w:t>
-      </w:r>
-      <w:r>
-        <w:rPr>
-          <w:lang w:val="zh-CN"/>
-        </w:rPr>
-        <w:t xml:space="preserve"> / </w:t>
-      </w:r>
-      <w:r>
-        <w:rPr>
-          <w:rFonts w:hint="eastAsia"/>
-          <w:lang w:val="zh-CN"/>
-        </w:rPr>
-        <w:t xml:space="preserve">歌单广场</w:t>
-      </w:r>
-      <w:r>
-        <w:rPr>
-          <w:lang w:val="zh-CN"/>
-        </w:rPr>
-        <w:t xml:space="preserve"> / </w:t>
-      </w:r>
-      <w:r>
-        <w:rPr>
-          <w:rFonts w:hint="eastAsia"/>
-          <w:lang w:val="zh-CN"/>
-        </w:rPr>
-        <w:t xml:space="preserve">专辑四页签</w:t>
+        <w:t xml:space="preserve">迷你模式（🗕）</w:t>
+      </w:r>
+      <w:r>
+        <w:rPr>
+          <w:rFonts w:hint="eastAsia"/>
+          <w:lang w:val="zh-CN"/>
+        </w:rPr>
+        <w:t xml:space="preserve">：置顶小窗：封面</w:t>
       </w:r>
       <w:r>
         <w:rPr>
@@ -5255,7 +5266,7 @@
           <w:rFonts w:hint="eastAsia"/>
           <w:lang w:val="zh-CN"/>
         </w:rPr>
-        <w:t xml:space="preserve">五平台切换</w:t>
+        <w:t xml:space="preserve">进度</w:t>
       </w:r>
       <w:r>
         <w:rPr>
@@ -5268,202 +5279,72 @@
           <w:rFonts w:hint="eastAsia"/>
           <w:lang w:val="zh-CN"/>
         </w:rPr>
-        <w:t xml:space="preserve">音质下拉；音质列只显示按当前选择实际会播的档位（选</w:t>
-      </w:r>
-      <w:r>
-        <w:rPr>
-          <w:lang w:val="zh-CN"/>
-        </w:rPr>
-        <w:t xml:space="preserve"> FLAC </w:t>
-      </w:r>
-      <w:r>
-        <w:rPr>
-          <w:rFonts w:hint="eastAsia"/>
-          <w:lang w:val="zh-CN"/>
-        </w:rPr>
-        <w:t xml:space="preserve">时没有无损的歌曲自动降级显示</w:t>
-      </w:r>
-      <w:r>
-        <w:rPr>
-          <w:lang w:val="zh-CN"/>
-        </w:rPr>
-        <w:t xml:space="preserve"> </w:t>
-      </w:r>
-      <w:r>
-        <w:rPr>
-          <w:rFonts w:hint="eastAsia"/>
-          <w:lang w:val="zh-CN"/>
-        </w:rPr>
-        <w:t xml:space="preserve">320K/128K）；外文歌词自动显示中文翻译（源自带译文轨，设置</w:t>
-      </w:r>
-      <w:r>
-        <w:rPr>
-          <w:lang w:val="zh-CN"/>
-        </w:rPr>
-        <w:t xml:space="preserve"> → </w:t>
-      </w:r>
-      <w:r>
-        <w:rPr>
-          <w:rFonts w:hint="eastAsia"/>
-          <w:lang w:val="zh-CN"/>
-        </w:rPr>
-        <w:t xml:space="preserve">歌词「显示翻译行」可关）；歌单广场可按关键词搜索当前平台歌单（结果分页加载，✕</w:t>
-      </w:r>
-      <w:r>
-        <w:rPr>
-          <w:lang w:val="zh-CN"/>
-        </w:rPr>
-        <w:t xml:space="preserve"> </w:t>
-      </w:r>
-      <w:r>
-        <w:rPr>
-          <w:rFonts w:hint="eastAsia"/>
-          <w:lang w:val="zh-CN"/>
-        </w:rPr>
-        <w:t xml:space="preserve">清除回广场）；歌曲列表上方「列表内筛选」框可在已加载结果（搜索/榜单/歌单详情/收藏歌单/专辑曲目）中再过滤定位；歌曲行</w:t>
-      </w:r>
-      <w:r>
-        <w:rPr>
-          <w:lang w:val="zh-CN"/>
-        </w:rPr>
-        <w:t xml:space="preserve"> 🔗 </w:t>
-      </w:r>
-      <w:r>
-        <w:rPr>
-          <w:rFonts w:hint="eastAsia"/>
-          <w:lang w:val="zh-CN"/>
-        </w:rPr>
-        <w:t xml:space="preserve">复制平台分享链接（顶栏</w:t>
-      </w:r>
-      <w:r>
-        <w:rPr>
-          <w:lang w:val="zh-CN"/>
-        </w:rPr>
-        <w:t xml:space="preserve"> 🔗 </w:t>
-      </w:r>
-      <w:r>
-        <w:rPr>
-          <w:rFonts w:hint="eastAsia"/>
-          <w:lang w:val="zh-CN"/>
-        </w:rPr>
-        <w:t xml:space="preserve">复制播放中的歌；歌单详情</w:t>
-      </w:r>
-      <w:r>
-        <w:rPr>
-          <w:lang w:val="zh-CN"/>
-        </w:rPr>
-        <w:t xml:space="preserve"> 🔗 </w:t>
-      </w:r>
-      <w:r>
-        <w:rPr>
-          <w:rFonts w:hint="eastAsia"/>
-          <w:lang w:val="zh-CN"/>
-        </w:rPr>
-        <w:t xml:space="preserve">复制整个歌单链接，发群友直接点开）；歌单详情</w:t>
-      </w:r>
-      <w:r>
-        <w:rPr>
-          <w:lang w:val="zh-CN"/>
-        </w:rPr>
-        <w:t xml:space="preserve"> ☆ </w:t>
-      </w:r>
-      <w:r>
-        <w:rPr>
-          <w:rFonts w:hint="eastAsia"/>
-          <w:lang w:val="zh-CN"/>
-        </w:rPr>
-        <w:t xml:space="preserve">收藏（跨启动保留，侧栏「收藏的歌单」分组直达，✕</w:t>
-      </w:r>
-      <w:r>
-        <w:rPr>
-          <w:lang w:val="zh-CN"/>
-        </w:rPr>
-        <w:t xml:space="preserve"> </w:t>
-      </w:r>
-      <w:r>
-        <w:rPr>
-          <w:rFonts w:hint="eastAsia"/>
-          <w:lang w:val="zh-CN"/>
-        </w:rPr>
-        <w:t xml:space="preserve">取消）；「导入歌单」粘贴五大平台链接或纯数字</w:t>
-      </w:r>
-      <w:r>
-        <w:rPr>
-          <w:lang w:val="zh-CN"/>
-        </w:rPr>
-        <w:t xml:space="preserve"> ID </w:t>
-      </w:r>
-      <w:r>
-        <w:rPr>
-          <w:rFonts w:hint="eastAsia"/>
-          <w:lang w:val="zh-CN"/>
-        </w:rPr>
-        <w:t xml:space="preserve">直达；专辑页签搜专辑名、点卡片看全碟曲目（支持酷狗/酷我/QQ/网易四平台）；搜索历史自动记忆；批量下载已加载结果；右键「☑</w:t>
-      </w:r>
-      <w:r>
-        <w:rPr>
-          <w:lang w:val="zh-CN"/>
-        </w:rPr>
-        <w:t xml:space="preserve"> </w:t>
-      </w:r>
-      <w:r>
-        <w:rPr>
-          <w:rFonts w:hint="eastAsia"/>
-          <w:lang w:val="zh-CN"/>
-        </w:rPr>
-        <w:t xml:space="preserve">多选」进入多选模式批量勾选下载</w:t>
-      </w:r>
-      <w:r>
-        <w:rPr>
-          <w:lang w:val="zh-CN"/>
-        </w:rPr>
-        <w:t xml:space="preserve"> / </w:t>
-      </w:r>
-      <w:r>
-        <w:rPr>
-          <w:rFonts w:hint="eastAsia"/>
-          <w:lang w:val="zh-CN"/>
-        </w:rPr>
-        <w:t xml:space="preserve">批量加到在线歌单；歌曲行</w:t>
-      </w:r>
-      <w:r>
-        <w:rPr>
-          <w:lang w:val="zh-CN"/>
-        </w:rPr>
-        <w:t xml:space="preserve"> ♥ </w:t>
-      </w:r>
-      <w:r>
-        <w:rPr>
-          <w:rFonts w:hint="eastAsia"/>
-          <w:lang w:val="zh-CN"/>
-        </w:rPr>
-        <w:t xml:space="preserve">收藏到在线歌单、专辑详情「♥</w:t>
-      </w:r>
-      <w:r>
-        <w:rPr>
-          <w:lang w:val="zh-CN"/>
-        </w:rPr>
-        <w:t xml:space="preserve"> </w:t>
-      </w:r>
-      <w:r>
-        <w:rPr>
-          <w:rFonts w:hint="eastAsia"/>
-          <w:lang w:val="zh-CN"/>
-        </w:rPr>
-        <w:t xml:space="preserve">收藏整专」、顶栏</w:t>
-      </w:r>
-      <w:r>
-        <w:rPr>
-          <w:lang w:val="zh-CN"/>
-        </w:rPr>
-        <w:t xml:space="preserve"> ♥ </w:t>
-      </w:r>
-      <w:r>
-        <w:rPr>
-          <w:rFonts w:hint="eastAsia"/>
-          <w:lang w:val="zh-CN"/>
-        </w:rPr>
-        <w:t xml:space="preserve">收藏播放中的在线歌</w:t>
+        <w:t xml:space="preserve">传输</w:t>
+      </w:r>
+      <w:r>
+        <w:rPr>
+          <w:lang w:val="zh-CN"/>
+        </w:rPr>
+        <w:t xml:space="preserve"> + 💬 </w:t>
+      </w:r>
+      <w:r>
+        <w:rPr>
+          <w:rFonts w:hint="eastAsia"/>
+          <w:lang w:val="zh-CN"/>
+        </w:rPr>
+        <w:t xml:space="preserve">迷你歌词（点击跳转）+</w:t>
+      </w:r>
+      <w:r>
+        <w:rPr>
+          <w:lang w:val="zh-CN"/>
+        </w:rPr>
+        <w:t xml:space="preserve"> ☰ </w:t>
+      </w:r>
+      <w:r>
+        <w:rPr>
+          <w:rFonts w:hint="eastAsia"/>
+          <w:lang w:val="zh-CN"/>
+        </w:rPr>
+        <w:t xml:space="preserve">待播/历史</w:t>
+      </w:r>
+      <w:r>
+        <w:rPr>
+          <w:lang w:val="zh-CN"/>
+        </w:rPr>
+        <w:t xml:space="preserve"> + 📌 </w:t>
+      </w:r>
+      <w:r>
+        <w:rPr>
+          <w:rFonts w:hint="eastAsia"/>
+          <w:lang w:val="zh-CN"/>
+        </w:rPr>
+        <w:t xml:space="preserve">一键置顶（默认开，可取消）；位置记忆；迷你窗内点</w:t>
+      </w:r>
+      <w:r>
+        <w:rPr>
+          <w:lang w:val="zh-CN"/>
+        </w:rPr>
+        <w:t xml:space="preserve"> ✕ </w:t>
+      </w:r>
+      <w:r>
+        <w:rPr>
+          <w:rFonts w:hint="eastAsia"/>
+          <w:lang w:val="zh-CN"/>
+        </w:rPr>
+        <w:t xml:space="preserve">收进托盘后，再从托盘打开软件直接回到主界面（不会停留在迷你窗）；—</w:t>
+      </w:r>
+      <w:r>
+        <w:rPr>
+          <w:lang w:val="zh-CN"/>
+        </w:rPr>
+        <w:t xml:space="preserve"> </w:t>
+      </w:r>
+      <w:r>
+        <w:rPr>
+          <w:rFonts w:hint="eastAsia"/>
+          <w:lang w:val="zh-CN"/>
+        </w:rPr>
+        <w:t xml:space="preserve">最小化则保持迷你形态</w:t>
       </w:r>
     </w:p>
     <w:p>
@@ -5481,27 +5362,105 @@
           <w:bCs/>
           <w:lang w:val="zh-CN"/>
         </w:rPr>
-        <w:t xml:space="preserve">下载情况页（⬇）</w:t>
-      </w:r>
-      <w:r>
-        <w:rPr>
-          <w:rFonts w:hint="eastAsia"/>
-          <w:lang w:val="zh-CN"/>
-        </w:rPr>
-        <w:t xml:space="preserve">：侧栏「下载情况」统一管理所有下载任务：所有任务/正在下载/已暂停/出错/下载完成五标签切换；任务可暂停/继续/重试/移除/打开所在文件夹，进度条实时显示；出错标签一键重试，完成标签一键清空；重启软件后未完成任务自动转为已暂停可继续；并发数与文件命名等在</w:t>
-      </w:r>
-      <w:r>
-        <w:rPr>
-          <w:lang w:val="zh-CN"/>
-        </w:rPr>
-        <w:t xml:space="preserve"> </w:t>
-      </w:r>
-      <w:r>
-        <w:rPr>
-          <w:rFonts w:hint="eastAsia"/>
-          <w:lang w:val="zh-CN"/>
-        </w:rPr>
-        <w:t xml:space="preserve">设置</w:t>
+        <w:t xml:space="preserve">在线音乐页</w:t>
+      </w:r>
+      <w:r>
+        <w:rPr>
+          <w:rFonts w:hint="eastAsia"/>
+          <w:lang w:val="zh-CN"/>
+        </w:rPr>
+        <w:t xml:space="preserve">：搜索</w:t>
+      </w:r>
+      <w:r>
+        <w:rPr>
+          <w:lang w:val="zh-CN"/>
+        </w:rPr>
+        <w:t xml:space="preserve"> / </w:t>
+      </w:r>
+      <w:r>
+        <w:rPr>
+          <w:rFonts w:hint="eastAsia"/>
+          <w:lang w:val="zh-CN"/>
+        </w:rPr>
+        <w:t xml:space="preserve">排行榜</w:t>
+      </w:r>
+      <w:r>
+        <w:rPr>
+          <w:lang w:val="zh-CN"/>
+        </w:rPr>
+        <w:t xml:space="preserve"> / </w:t>
+      </w:r>
+      <w:r>
+        <w:rPr>
+          <w:rFonts w:hint="eastAsia"/>
+          <w:lang w:val="zh-CN"/>
+        </w:rPr>
+        <w:t xml:space="preserve">歌单广场</w:t>
+      </w:r>
+      <w:r>
+        <w:rPr>
+          <w:lang w:val="zh-CN"/>
+        </w:rPr>
+        <w:t xml:space="preserve"> / </w:t>
+      </w:r>
+      <w:r>
+        <w:rPr>
+          <w:rFonts w:hint="eastAsia"/>
+          <w:lang w:val="zh-CN"/>
+        </w:rPr>
+        <w:t xml:space="preserve">专辑四页签</w:t>
+      </w:r>
+      <w:r>
+        <w:rPr>
+          <w:lang w:val="zh-CN"/>
+        </w:rPr>
+        <w:t xml:space="preserve"> + </w:t>
+      </w:r>
+      <w:r>
+        <w:rPr>
+          <w:rFonts w:hint="eastAsia"/>
+          <w:lang w:val="zh-CN"/>
+        </w:rPr>
+        <w:t xml:space="preserve">五平台切换</w:t>
+      </w:r>
+      <w:r>
+        <w:rPr>
+          <w:lang w:val="zh-CN"/>
+        </w:rPr>
+        <w:t xml:space="preserve"> + </w:t>
+      </w:r>
+      <w:r>
+        <w:rPr>
+          <w:rFonts w:hint="eastAsia"/>
+          <w:lang w:val="zh-CN"/>
+        </w:rPr>
+        <w:t xml:space="preserve">音质下拉；音质列只显示按当前选择实际会播的档位（选</w:t>
+      </w:r>
+      <w:r>
+        <w:rPr>
+          <w:lang w:val="zh-CN"/>
+        </w:rPr>
+        <w:t xml:space="preserve"> FLAC </w:t>
+      </w:r>
+      <w:r>
+        <w:rPr>
+          <w:rFonts w:hint="eastAsia"/>
+          <w:lang w:val="zh-CN"/>
+        </w:rPr>
+        <w:t xml:space="preserve">时没有无损的歌曲自动降级显示</w:t>
+      </w:r>
+      <w:r>
+        <w:rPr>
+          <w:lang w:val="zh-CN"/>
+        </w:rPr>
+        <w:t xml:space="preserve"> </w:t>
+      </w:r>
+      <w:r>
+        <w:rPr>
+          <w:rFonts w:hint="eastAsia"/>
+          <w:lang w:val="zh-CN"/>
+        </w:rPr>
+        <w:t xml:space="preserve">320K/128K）；外文歌词自动显示中文翻译（源自带译文轨，设置</w:t>
       </w:r>
       <w:r>
         <w:rPr>
@@ -5514,20 +5473,163 @@
           <w:rFonts w:hint="eastAsia"/>
           <w:lang w:val="zh-CN"/>
         </w:rPr>
-        <w:t xml:space="preserve">下载</w:t>
-      </w:r>
-      <w:r>
-        <w:rPr>
-          <w:lang w:val="zh-CN"/>
-        </w:rPr>
-        <w:t xml:space="preserve"> </w:t>
-      </w:r>
-      <w:r>
-        <w:rPr>
-          <w:rFonts w:hint="eastAsia"/>
-          <w:lang w:val="zh-CN"/>
-        </w:rPr>
-        <w:t xml:space="preserve">调整</w:t>
+        <w:t xml:space="preserve">歌词「显示翻译行」可关）；歌单广场可按关键词搜索当前平台歌单（结果分页加载，✕</w:t>
+      </w:r>
+      <w:r>
+        <w:rPr>
+          <w:lang w:val="zh-CN"/>
+        </w:rPr>
+        <w:t xml:space="preserve"> </w:t>
+      </w:r>
+      <w:r>
+        <w:rPr>
+          <w:rFonts w:hint="eastAsia"/>
+          <w:lang w:val="zh-CN"/>
+        </w:rPr>
+        <w:t xml:space="preserve">清除回广场）；歌曲列表上方「列表内筛选」框可在已加载结果（搜索/榜单/歌单详情/收藏歌单/专辑曲目）中再过滤定位；歌曲行</w:t>
+      </w:r>
+      <w:r>
+        <w:rPr>
+          <w:lang w:val="zh-CN"/>
+        </w:rPr>
+        <w:t xml:space="preserve"> 🔗 </w:t>
+      </w:r>
+      <w:r>
+        <w:rPr>
+          <w:rFonts w:hint="eastAsia"/>
+          <w:lang w:val="zh-CN"/>
+        </w:rPr>
+        <w:t xml:space="preserve">复制平台分享链接（顶栏</w:t>
+      </w:r>
+      <w:r>
+        <w:rPr>
+          <w:lang w:val="zh-CN"/>
+        </w:rPr>
+        <w:t xml:space="preserve"> 🔗 </w:t>
+      </w:r>
+      <w:r>
+        <w:rPr>
+          <w:rFonts w:hint="eastAsia"/>
+          <w:lang w:val="zh-CN"/>
+        </w:rPr>
+        <w:t xml:space="preserve">复制播放中的歌；歌单详情</w:t>
+      </w:r>
+      <w:r>
+        <w:rPr>
+          <w:lang w:val="zh-CN"/>
+        </w:rPr>
+        <w:t xml:space="preserve"> 🔗 </w:t>
+      </w:r>
+      <w:r>
+        <w:rPr>
+          <w:rFonts w:hint="eastAsia"/>
+          <w:lang w:val="zh-CN"/>
+        </w:rPr>
+        <w:t xml:space="preserve">复制整个歌单链接，发群友直接点开）；歌单详情</w:t>
+      </w:r>
+      <w:r>
+        <w:rPr>
+          <w:lang w:val="zh-CN"/>
+        </w:rPr>
+        <w:t xml:space="preserve"> ☆ </w:t>
+      </w:r>
+      <w:r>
+        <w:rPr>
+          <w:rFonts w:hint="eastAsia"/>
+          <w:lang w:val="zh-CN"/>
+        </w:rPr>
+        <w:t xml:space="preserve">收藏（跨启动保留，侧栏「收藏的歌单」分组直达，✕</w:t>
+      </w:r>
+      <w:r>
+        <w:rPr>
+          <w:lang w:val="zh-CN"/>
+        </w:rPr>
+        <w:t xml:space="preserve"> </w:t>
+      </w:r>
+      <w:r>
+        <w:rPr>
+          <w:rFonts w:hint="eastAsia"/>
+          <w:lang w:val="zh-CN"/>
+        </w:rPr>
+        <w:t xml:space="preserve">取消）；「导入歌单」粘贴五大平台链接或纯数字</w:t>
+      </w:r>
+      <w:r>
+        <w:rPr>
+          <w:lang w:val="zh-CN"/>
+        </w:rPr>
+        <w:t xml:space="preserve"> ID </w:t>
+      </w:r>
+      <w:r>
+        <w:rPr>
+          <w:rFonts w:hint="eastAsia"/>
+          <w:lang w:val="zh-CN"/>
+        </w:rPr>
+        <w:t xml:space="preserve">直达；专辑页签搜专辑名、点卡片看全碟曲目（支持酷狗/酷我/QQ/网易四平台）；搜索历史自动记忆；批量下载已加载结果；右键「☑</w:t>
+      </w:r>
+      <w:r>
+        <w:rPr>
+          <w:lang w:val="zh-CN"/>
+        </w:rPr>
+        <w:t xml:space="preserve"> </w:t>
+      </w:r>
+      <w:r>
+        <w:rPr>
+          <w:rFonts w:hint="eastAsia"/>
+          <w:lang w:val="zh-CN"/>
+        </w:rPr>
+        <w:t xml:space="preserve">多选」进入多选模式批量勾选下载</w:t>
+      </w:r>
+      <w:r>
+        <w:rPr>
+          <w:lang w:val="zh-CN"/>
+        </w:rPr>
+        <w:t xml:space="preserve"> / </w:t>
+      </w:r>
+      <w:r>
+        <w:rPr>
+          <w:rFonts w:hint="eastAsia"/>
+          <w:lang w:val="zh-CN"/>
+        </w:rPr>
+        <w:t xml:space="preserve">批量加到在线歌单；歌曲行</w:t>
+      </w:r>
+      <w:r>
+        <w:rPr>
+          <w:lang w:val="zh-CN"/>
+        </w:rPr>
+        <w:t xml:space="preserve"> ♥ </w:t>
+      </w:r>
+      <w:r>
+        <w:rPr>
+          <w:rFonts w:hint="eastAsia"/>
+          <w:lang w:val="zh-CN"/>
+        </w:rPr>
+        <w:t xml:space="preserve">收藏到在线歌单、专辑详情「♥</w:t>
+      </w:r>
+      <w:r>
+        <w:rPr>
+          <w:lang w:val="zh-CN"/>
+        </w:rPr>
+        <w:t xml:space="preserve"> </w:t>
+      </w:r>
+      <w:r>
+        <w:rPr>
+          <w:rFonts w:hint="eastAsia"/>
+          <w:lang w:val="zh-CN"/>
+        </w:rPr>
+        <w:t xml:space="preserve">收藏整专」、顶栏</w:t>
+      </w:r>
+      <w:r>
+        <w:rPr>
+          <w:lang w:val="zh-CN"/>
+        </w:rPr>
+        <w:t xml:space="preserve"> ♥ </w:t>
+      </w:r>
+      <w:r>
+        <w:rPr>
+          <w:rFonts w:hint="eastAsia"/>
+          <w:lang w:val="zh-CN"/>
+        </w:rPr>
+        <w:t xml:space="preserve">收藏播放中的在线歌</w:t>
       </w:r>
     </w:p>
     <w:p>
@@ -5545,144 +5647,53 @@
           <w:bCs/>
           <w:lang w:val="zh-CN"/>
         </w:rPr>
-        <w:t xml:space="preserve">在线歌单（流媒体收藏）</w:t>
-      </w:r>
-      <w:r>
-        <w:rPr>
-          <w:rFonts w:hint="eastAsia"/>
-          <w:lang w:val="zh-CN"/>
-        </w:rPr>
-        <w:t xml:space="preserve">：侧栏「在线歌单」分组：＋</w:t>
-      </w:r>
-      <w:r>
-        <w:rPr>
-          <w:lang w:val="zh-CN"/>
-        </w:rPr>
-        <w:t xml:space="preserve"> </w:t>
-      </w:r>
-      <w:r>
-        <w:rPr>
-          <w:rFonts w:hint="eastAsia"/>
-          <w:lang w:val="zh-CN"/>
-        </w:rPr>
-        <w:t xml:space="preserve">新建、✕</w:t>
-      </w:r>
-      <w:r>
-        <w:rPr>
-          <w:lang w:val="zh-CN"/>
-        </w:rPr>
-        <w:t xml:space="preserve"> </w:t>
-      </w:r>
-      <w:r>
-        <w:rPr>
-          <w:rFonts w:hint="eastAsia"/>
-          <w:lang w:val="zh-CN"/>
-        </w:rPr>
-        <w:t xml:space="preserve">删除、点列表名改名、▶</w:t>
-      </w:r>
-      <w:r>
-        <w:rPr>
-          <w:lang w:val="zh-CN"/>
-        </w:rPr>
-        <w:t xml:space="preserve"> </w:t>
-      </w:r>
-      <w:r>
-        <w:rPr>
-          <w:rFonts w:hint="eastAsia"/>
-          <w:lang w:val="zh-CN"/>
-        </w:rPr>
-        <w:t xml:space="preserve">播放</w:t>
-      </w:r>
-      <w:r>
-        <w:rPr>
-          <w:lang w:val="zh-CN"/>
-        </w:rPr>
-        <w:t xml:space="preserve"> / 🔀 </w:t>
-      </w:r>
-      <w:r>
-        <w:rPr>
-          <w:rFonts w:hint="eastAsia"/>
-          <w:lang w:val="zh-CN"/>
-        </w:rPr>
-        <w:t xml:space="preserve">随机播放、📥</w:t>
-      </w:r>
-      <w:r>
-        <w:rPr>
-          <w:lang w:val="zh-CN"/>
-        </w:rPr>
-        <w:t xml:space="preserve"> </w:t>
-      </w:r>
-      <w:r>
-        <w:rPr>
-          <w:rFonts w:hint="eastAsia"/>
-          <w:lang w:val="zh-CN"/>
-        </w:rPr>
-        <w:t xml:space="preserve">导入在线歌单（.anniespl）；右键歌单可「📤</w:t>
-      </w:r>
-      <w:r>
-        <w:rPr>
-          <w:lang w:val="zh-CN"/>
-        </w:rPr>
-        <w:t xml:space="preserve"> </w:t>
-      </w:r>
-      <w:r>
-        <w:rPr>
-          <w:rFonts w:hint="eastAsia"/>
-          <w:lang w:val="zh-CN"/>
-        </w:rPr>
-        <w:t xml:space="preserve">导出在线歌单…」生成</w:t>
-      </w:r>
-      <w:r>
-        <w:rPr>
-          <w:lang w:val="zh-CN"/>
-        </w:rPr>
-        <w:t xml:space="preserve"> .anniespl </w:t>
-      </w:r>
-      <w:r>
-        <w:rPr>
-          <w:rFonts w:hint="eastAsia"/>
-          <w:lang w:val="zh-CN"/>
-        </w:rPr>
-        <w:t xml:space="preserve">文件——流媒体曲目存平台</w:t>
-      </w:r>
-      <w:r>
-        <w:rPr>
-          <w:lang w:val="zh-CN"/>
-        </w:rPr>
-        <w:t xml:space="preserve"> ID </w:t>
-      </w:r>
-      <w:r>
-        <w:rPr>
-          <w:rFonts w:hint="eastAsia"/>
-          <w:lang w:val="zh-CN"/>
-        </w:rPr>
-        <w:t xml:space="preserve">快照（不依赖本地文件），拷到另一台电脑导入后联网即可播放，重装系统也能恢复；封面默认取第一首曲目封面（整专收藏即专辑封面）；歌单头部搜索框可在歌单内过滤定位；收藏存平台曲目信息（不存播放地址），每次播放现解析</w:t>
-      </w:r>
-      <w:r>
-        <w:rPr>
-          <w:lang w:val="zh-CN"/>
-        </w:rPr>
-        <w:t xml:space="preserve"> URL </w:t>
-      </w:r>
-      <w:r>
-        <w:rPr>
-          <w:rFonts w:hint="eastAsia"/>
-          <w:lang w:val="zh-CN"/>
-        </w:rPr>
-        <w:t xml:space="preserve">不怕过期，歌词/封面/独占输出全自动；与本地播放列表互不相混；行内</w:t>
-      </w:r>
-      <w:r>
-        <w:rPr>
-          <w:lang w:val="zh-CN"/>
-        </w:rPr>
-        <w:t xml:space="preserve"> ✕ </w:t>
-      </w:r>
-      <w:r>
-        <w:rPr>
-          <w:rFonts w:hint="eastAsia"/>
-          <w:lang w:val="zh-CN"/>
-        </w:rPr>
-        <w:t xml:space="preserve">移除单曲；在线播放联动全局播放模式（顺序/随机/单曲循环）</w:t>
+        <w:t xml:space="preserve">下载情况页（⬇）</w:t>
+      </w:r>
+      <w:r>
+        <w:rPr>
+          <w:rFonts w:hint="eastAsia"/>
+          <w:lang w:val="zh-CN"/>
+        </w:rPr>
+        <w:t xml:space="preserve">：侧栏「下载情况」统一管理所有下载任务：所有任务/正在下载/已暂停/出错/下载完成五标签切换；任务可暂停/继续/重试/移除/打开所在文件夹，进度条实时显示；出错标签一键重试，完成标签一键清空；重启软件后未完成任务自动转为已暂停可继续；并发数与文件命名等在</w:t>
+      </w:r>
+      <w:r>
+        <w:rPr>
+          <w:lang w:val="zh-CN"/>
+        </w:rPr>
+        <w:t xml:space="preserve"> </w:t>
+      </w:r>
+      <w:r>
+        <w:rPr>
+          <w:rFonts w:hint="eastAsia"/>
+          <w:lang w:val="zh-CN"/>
+        </w:rPr>
+        <w:t xml:space="preserve">设置</w:t>
+      </w:r>
+      <w:r>
+        <w:rPr>
+          <w:lang w:val="zh-CN"/>
+        </w:rPr>
+        <w:t xml:space="preserve"> → </w:t>
+      </w:r>
+      <w:r>
+        <w:rPr>
+          <w:rFonts w:hint="eastAsia"/>
+          <w:lang w:val="zh-CN"/>
+        </w:rPr>
+        <w:t xml:space="preserve">下载</w:t>
+      </w:r>
+      <w:r>
+        <w:rPr>
+          <w:lang w:val="zh-CN"/>
+        </w:rPr>
+        <w:t xml:space="preserve"> </w:t>
+      </w:r>
+      <w:r>
+        <w:rPr>
+          <w:rFonts w:hint="eastAsia"/>
+          <w:lang w:val="zh-CN"/>
+        </w:rPr>
+        <w:t xml:space="preserve">调整</w:t>
       </w:r>
     </w:p>
     <w:p>
@@ -5700,174 +5711,144 @@
           <w:bCs/>
           <w:lang w:val="zh-CN"/>
         </w:rPr>
-        <w:t xml:space="preserve">Qobuz（侧栏</w:t>
-      </w:r>
-      <w:r>
-        <w:rPr>
-          <w:b/>
-          <w:bCs/>
-          <w:lang w:val="zh-CN"/>
-        </w:rPr>
-        <w:t xml:space="preserve"> </w:t>
-      </w:r>
-      <w:r>
-        <w:rPr>
-          <w:rFonts w:hint="eastAsia"/>
-          <w:b/>
-          <w:bCs/>
-          <w:lang w:val="zh-CN"/>
-        </w:rPr>
-        <w:t xml:space="preserve">🔷）</w:t>
-      </w:r>
-      <w:r>
-        <w:rPr>
-          <w:rFonts w:hint="eastAsia"/>
-          <w:lang w:val="zh-CN"/>
-        </w:rPr>
-        <w:t xml:space="preserve">：登录自己的</w:t>
-      </w:r>
-      <w:r>
-        <w:rPr>
-          <w:lang w:val="zh-CN"/>
-        </w:rPr>
-        <w:t xml:space="preserve"> Qobuz </w:t>
-      </w:r>
-      <w:r>
-        <w:rPr>
-          <w:rFonts w:hint="eastAsia"/>
-          <w:lang w:val="zh-CN"/>
-        </w:rPr>
-        <w:t xml:space="preserve">付费账号（邮箱+密码</w:t>
-      </w:r>
-      <w:r>
-        <w:rPr>
-          <w:lang w:val="zh-CN"/>
-        </w:rPr>
-        <w:t xml:space="preserve"> </w:t>
-      </w:r>
-      <w:r>
-        <w:rPr>
-          <w:rFonts w:hint="eastAsia"/>
-          <w:lang w:val="zh-CN"/>
-        </w:rPr>
-        <w:t xml:space="preserve">或</w:t>
-      </w:r>
-      <w:r>
-        <w:rPr>
-          <w:lang w:val="zh-CN"/>
-        </w:rPr>
-        <w:t xml:space="preserve"> </w:t>
-      </w:r>
-      <w:r>
-        <w:rPr>
-          <w:rFonts w:hint="eastAsia"/>
-          <w:lang w:val="zh-CN"/>
-        </w:rPr>
-        <w:t xml:space="preserve">user_auth_token，凭据仅本机加密保存）：搜索专辑/单曲/歌单，收藏专辑/收藏单曲/我的歌单快捷入口，详情页点曲目即播——最高</w:t>
-      </w:r>
-      <w:r>
-        <w:rPr>
-          <w:lang w:val="zh-CN"/>
-        </w:rPr>
-        <w:t xml:space="preserve"> 24bit/192kHz FLAC </w:t>
-      </w:r>
-      <w:r>
-        <w:rPr>
-          <w:rFonts w:hint="eastAsia"/>
-          <w:lang w:val="zh-CN"/>
-        </w:rPr>
-        <w:t xml:space="preserve">直链，bit-perfect</w:t>
-      </w:r>
-      <w:r>
-        <w:rPr>
-          <w:lang w:val="zh-CN"/>
-        </w:rPr>
-        <w:t xml:space="preserve"> </w:t>
-      </w:r>
-      <w:r>
-        <w:rPr>
-          <w:rFonts w:hint="eastAsia"/>
-          <w:lang w:val="zh-CN"/>
-        </w:rPr>
-        <w:t xml:space="preserve">独占输出与本地同一管线；专辑/歌单/搜索结果整表即播放队列，播完自动接下一首（联动全局播放模式：顺序/随机/单曲循环），上一首/下一首按钮正常生效；歌词按「LRCLIB</w:t>
-      </w:r>
-      <w:r>
-        <w:rPr>
-          <w:lang w:val="zh-CN"/>
-        </w:rPr>
-        <w:t xml:space="preserve"> </w:t>
-      </w:r>
-      <w:r>
-        <w:rPr>
-          <w:rFonts w:hint="eastAsia"/>
-          <w:lang w:val="zh-CN"/>
-        </w:rPr>
-        <w:t xml:space="preserve">优先</w:t>
-      </w:r>
-      <w:r>
-        <w:rPr>
-          <w:lang w:val="zh-CN"/>
-        </w:rPr>
-        <w:t xml:space="preserve"> → </w:t>
-      </w:r>
-      <w:r>
-        <w:rPr>
-          <w:rFonts w:hint="eastAsia"/>
-          <w:lang w:val="zh-CN"/>
-        </w:rPr>
-        <w:t xml:space="preserve">五大平台兜底」匹配（Qobuz</w:t>
-      </w:r>
-      <w:r>
-        <w:rPr>
-          <w:lang w:val="zh-CN"/>
-        </w:rPr>
-        <w:t xml:space="preserve"> </w:t>
-      </w:r>
-      <w:r>
-        <w:rPr>
-          <w:rFonts w:hint="eastAsia"/>
-          <w:lang w:val="zh-CN"/>
-        </w:rPr>
-        <w:t xml:space="preserve">无歌词接口，含翻译行）；音质四档可选，顶栏实时显示播放音质；详情页</w:t>
-      </w:r>
-      <w:r>
-        <w:rPr>
-          <w:lang w:val="zh-CN"/>
-        </w:rPr>
-        <w:t xml:space="preserve"> ♥ </w:t>
-      </w:r>
-      <w:r>
-        <w:rPr>
-          <w:rFonts w:hint="eastAsia"/>
-          <w:lang w:val="zh-CN"/>
-        </w:rPr>
-        <w:t xml:space="preserve">收藏专辑/歌单到</w:t>
-      </w:r>
-      <w:r>
-        <w:rPr>
-          <w:lang w:val="zh-CN"/>
-        </w:rPr>
-        <w:t xml:space="preserve"> Qobuz </w:t>
-      </w:r>
-      <w:r>
-        <w:rPr>
-          <w:rFonts w:hint="eastAsia"/>
-          <w:lang w:val="zh-CN"/>
-        </w:rPr>
-        <w:t xml:space="preserve">账号（与官方</w:t>
-      </w:r>
-      <w:r>
-        <w:rPr>
-          <w:lang w:val="zh-CN"/>
-        </w:rPr>
-        <w:t xml:space="preserve"> App </w:t>
-      </w:r>
-      <w:r>
-        <w:rPr>
-          <w:rFonts w:hint="eastAsia"/>
-          <w:lang w:val="zh-CN"/>
-        </w:rPr>
-        <w:t xml:space="preserve">实时同步，再点取消）</w:t>
+        <w:t xml:space="preserve">在线歌单（流媒体收藏）</w:t>
+      </w:r>
+      <w:r>
+        <w:rPr>
+          <w:rFonts w:hint="eastAsia"/>
+          <w:lang w:val="zh-CN"/>
+        </w:rPr>
+        <w:t xml:space="preserve">：侧栏「在线歌单」分组：＋</w:t>
+      </w:r>
+      <w:r>
+        <w:rPr>
+          <w:lang w:val="zh-CN"/>
+        </w:rPr>
+        <w:t xml:space="preserve"> </w:t>
+      </w:r>
+      <w:r>
+        <w:rPr>
+          <w:rFonts w:hint="eastAsia"/>
+          <w:lang w:val="zh-CN"/>
+        </w:rPr>
+        <w:t xml:space="preserve">新建、✕</w:t>
+      </w:r>
+      <w:r>
+        <w:rPr>
+          <w:lang w:val="zh-CN"/>
+        </w:rPr>
+        <w:t xml:space="preserve"> </w:t>
+      </w:r>
+      <w:r>
+        <w:rPr>
+          <w:rFonts w:hint="eastAsia"/>
+          <w:lang w:val="zh-CN"/>
+        </w:rPr>
+        <w:t xml:space="preserve">删除、点列表名改名、▶</w:t>
+      </w:r>
+      <w:r>
+        <w:rPr>
+          <w:lang w:val="zh-CN"/>
+        </w:rPr>
+        <w:t xml:space="preserve"> </w:t>
+      </w:r>
+      <w:r>
+        <w:rPr>
+          <w:rFonts w:hint="eastAsia"/>
+          <w:lang w:val="zh-CN"/>
+        </w:rPr>
+        <w:t xml:space="preserve">播放</w:t>
+      </w:r>
+      <w:r>
+        <w:rPr>
+          <w:lang w:val="zh-CN"/>
+        </w:rPr>
+        <w:t xml:space="preserve"> / 🔀 </w:t>
+      </w:r>
+      <w:r>
+        <w:rPr>
+          <w:rFonts w:hint="eastAsia"/>
+          <w:lang w:val="zh-CN"/>
+        </w:rPr>
+        <w:t xml:space="preserve">随机播放、📥</w:t>
+      </w:r>
+      <w:r>
+        <w:rPr>
+          <w:lang w:val="zh-CN"/>
+        </w:rPr>
+        <w:t xml:space="preserve"> </w:t>
+      </w:r>
+      <w:r>
+        <w:rPr>
+          <w:rFonts w:hint="eastAsia"/>
+          <w:lang w:val="zh-CN"/>
+        </w:rPr>
+        <w:t xml:space="preserve">导入在线歌单（.anniespl）；右键歌单可「📤</w:t>
+      </w:r>
+      <w:r>
+        <w:rPr>
+          <w:lang w:val="zh-CN"/>
+        </w:rPr>
+        <w:t xml:space="preserve"> </w:t>
+      </w:r>
+      <w:r>
+        <w:rPr>
+          <w:rFonts w:hint="eastAsia"/>
+          <w:lang w:val="zh-CN"/>
+        </w:rPr>
+        <w:t xml:space="preserve">导出在线歌单…」生成</w:t>
+      </w:r>
+      <w:r>
+        <w:rPr>
+          <w:lang w:val="zh-CN"/>
+        </w:rPr>
+        <w:t xml:space="preserve"> .anniespl </w:t>
+      </w:r>
+      <w:r>
+        <w:rPr>
+          <w:rFonts w:hint="eastAsia"/>
+          <w:lang w:val="zh-CN"/>
+        </w:rPr>
+        <w:t xml:space="preserve">文件——流媒体曲目存平台</w:t>
+      </w:r>
+      <w:r>
+        <w:rPr>
+          <w:lang w:val="zh-CN"/>
+        </w:rPr>
+        <w:t xml:space="preserve"> ID </w:t>
+      </w:r>
+      <w:r>
+        <w:rPr>
+          <w:rFonts w:hint="eastAsia"/>
+          <w:lang w:val="zh-CN"/>
+        </w:rPr>
+        <w:t xml:space="preserve">快照（不依赖本地文件），拷到另一台电脑导入后联网即可播放，重装系统也能恢复；封面默认取第一首曲目封面（整专收藏即专辑封面）；歌单头部搜索框可在歌单内过滤定位；收藏存平台曲目信息（不存播放地址），每次播放现解析</w:t>
+      </w:r>
+      <w:r>
+        <w:rPr>
+          <w:lang w:val="zh-CN"/>
+        </w:rPr>
+        <w:t xml:space="preserve"> URL </w:t>
+      </w:r>
+      <w:r>
+        <w:rPr>
+          <w:rFonts w:hint="eastAsia"/>
+          <w:lang w:val="zh-CN"/>
+        </w:rPr>
+        <w:t xml:space="preserve">不怕过期，歌词/封面/独占输出全自动；与本地播放列表互不相混；行内</w:t>
+      </w:r>
+      <w:r>
+        <w:rPr>
+          <w:lang w:val="zh-CN"/>
+        </w:rPr>
+        <w:t xml:space="preserve"> ✕ </w:t>
+      </w:r>
+      <w:r>
+        <w:rPr>
+          <w:rFonts w:hint="eastAsia"/>
+          <w:lang w:val="zh-CN"/>
+        </w:rPr>
+        <w:t xml:space="preserve">移除单曲；在线播放联动全局播放模式（顺序/随机/单曲循环）</w:t>
       </w:r>
     </w:p>
     <w:p>
@@ -5880,53 +5861,36 @@
       </w:pPr>
       <w:r>
         <w:rPr>
-          <w:b/>
-          <w:bCs/>
-          <w:lang w:val="zh-CN"/>
-        </w:rPr>
-        <w:t xml:space="preserve">Qobuz </w:t>
-      </w:r>
-      <w:r>
-        <w:rPr>
-          <w:rFonts w:hint="eastAsia"/>
-          <w:b/>
-          <w:bCs/>
-          <w:lang w:val="zh-CN"/>
-        </w:rPr>
-        <w:t xml:space="preserve">下载</w:t>
-      </w:r>
-      <w:r>
-        <w:rPr>
-          <w:rFonts w:hint="eastAsia"/>
-          <w:lang w:val="zh-CN"/>
-        </w:rPr>
-        <w:t xml:space="preserve">：曲目行</w:t>
-      </w:r>
-      <w:r>
-        <w:rPr>
-          <w:lang w:val="zh-CN"/>
-        </w:rPr>
-        <w:t xml:space="preserve"> ⬇ </w:t>
-      </w:r>
-      <w:r>
-        <w:rPr>
-          <w:rFonts w:hint="eastAsia"/>
-          <w:lang w:val="zh-CN"/>
-        </w:rPr>
-        <w:t xml:space="preserve">单曲下载</w:t>
-      </w:r>
-      <w:r>
-        <w:rPr>
-          <w:lang w:val="zh-CN"/>
-        </w:rPr>
-        <w:t xml:space="preserve"> / </w:t>
-      </w:r>
-      <w:r>
-        <w:rPr>
-          <w:rFonts w:hint="eastAsia"/>
-          <w:lang w:val="zh-CN"/>
-        </w:rPr>
-        <w:t xml:space="preserve">详情页「下载全部」；粘贴</w:t>
+          <w:rFonts w:hint="eastAsia"/>
+          <w:b/>
+          <w:bCs/>
+          <w:lang w:val="zh-CN"/>
+        </w:rPr>
+        <w:t xml:space="preserve">Qobuz（侧栏</w:t>
+      </w:r>
+      <w:r>
+        <w:rPr>
+          <w:b/>
+          <w:bCs/>
+          <w:lang w:val="zh-CN"/>
+        </w:rPr>
+        <w:t xml:space="preserve"> </w:t>
+      </w:r>
+      <w:r>
+        <w:rPr>
+          <w:rFonts w:hint="eastAsia"/>
+          <w:b/>
+          <w:bCs/>
+          <w:lang w:val="zh-CN"/>
+        </w:rPr>
+        <w:t xml:space="preserve">🔷）</w:t>
+      </w:r>
+      <w:r>
+        <w:rPr>
+          <w:rFonts w:hint="eastAsia"/>
+          <w:lang w:val="zh-CN"/>
+        </w:rPr>
+        <w:t xml:space="preserve">：登录自己的</w:t>
       </w:r>
       <w:r>
         <w:rPr>
@@ -5939,20 +5903,98 @@
           <w:rFonts w:hint="eastAsia"/>
           <w:lang w:val="zh-CN"/>
         </w:rPr>
-        <w:t xml:space="preserve">链接或</w:t>
-      </w:r>
-      <w:r>
-        <w:rPr>
-          <w:lang w:val="zh-CN"/>
-        </w:rPr>
-        <w:t xml:space="preserve"> ID </w:t>
-      </w:r>
-      <w:r>
-        <w:rPr>
-          <w:rFonts w:hint="eastAsia"/>
-          <w:lang w:val="zh-CN"/>
-        </w:rPr>
-        <w:t xml:space="preserve">解析：专辑/歌单链接直接打开完整曲目详情（可逐首播放、逐首下载，顶部保留「下载全部」与</w:t>
+        <w:t xml:space="preserve">付费账号（邮箱+密码</w:t>
+      </w:r>
+      <w:r>
+        <w:rPr>
+          <w:lang w:val="zh-CN"/>
+        </w:rPr>
+        <w:t xml:space="preserve"> </w:t>
+      </w:r>
+      <w:r>
+        <w:rPr>
+          <w:rFonts w:hint="eastAsia"/>
+          <w:lang w:val="zh-CN"/>
+        </w:rPr>
+        <w:t xml:space="preserve">或</w:t>
+      </w:r>
+      <w:r>
+        <w:rPr>
+          <w:lang w:val="zh-CN"/>
+        </w:rPr>
+        <w:t xml:space="preserve"> </w:t>
+      </w:r>
+      <w:r>
+        <w:rPr>
+          <w:rFonts w:hint="eastAsia"/>
+          <w:lang w:val="zh-CN"/>
+        </w:rPr>
+        <w:t xml:space="preserve">user_auth_token，凭据仅本机加密保存）：搜索专辑/单曲/歌单，收藏专辑/收藏单曲/我的歌单快捷入口，详情页点曲目即播——最高</w:t>
+      </w:r>
+      <w:r>
+        <w:rPr>
+          <w:lang w:val="zh-CN"/>
+        </w:rPr>
+        <w:t xml:space="preserve"> 24bit/192kHz FLAC </w:t>
+      </w:r>
+      <w:r>
+        <w:rPr>
+          <w:rFonts w:hint="eastAsia"/>
+          <w:lang w:val="zh-CN"/>
+        </w:rPr>
+        <w:t xml:space="preserve">直链，bit-perfect</w:t>
+      </w:r>
+      <w:r>
+        <w:rPr>
+          <w:lang w:val="zh-CN"/>
+        </w:rPr>
+        <w:t xml:space="preserve"> </w:t>
+      </w:r>
+      <w:r>
+        <w:rPr>
+          <w:rFonts w:hint="eastAsia"/>
+          <w:lang w:val="zh-CN"/>
+        </w:rPr>
+        <w:t xml:space="preserve">独占输出与本地同一管线；专辑/歌单/搜索结果整表即播放队列，播完自动接下一首（联动全局播放模式：顺序/随机/单曲循环），上一首/下一首按钮正常生效；歌词按「LRCLIB</w:t>
+      </w:r>
+      <w:r>
+        <w:rPr>
+          <w:lang w:val="zh-CN"/>
+        </w:rPr>
+        <w:t xml:space="preserve"> </w:t>
+      </w:r>
+      <w:r>
+        <w:rPr>
+          <w:rFonts w:hint="eastAsia"/>
+          <w:lang w:val="zh-CN"/>
+        </w:rPr>
+        <w:t xml:space="preserve">优先</w:t>
+      </w:r>
+      <w:r>
+        <w:rPr>
+          <w:lang w:val="zh-CN"/>
+        </w:rPr>
+        <w:t xml:space="preserve"> → </w:t>
+      </w:r>
+      <w:r>
+        <w:rPr>
+          <w:rFonts w:hint="eastAsia"/>
+          <w:lang w:val="zh-CN"/>
+        </w:rPr>
+        <w:t xml:space="preserve">五大平台兜底」匹配（Qobuz</w:t>
+      </w:r>
+      <w:r>
+        <w:rPr>
+          <w:lang w:val="zh-CN"/>
+        </w:rPr>
+        <w:t xml:space="preserve"> </w:t>
+      </w:r>
+      <w:r>
+        <w:rPr>
+          <w:rFonts w:hint="eastAsia"/>
+          <w:lang w:val="zh-CN"/>
+        </w:rPr>
+        <w:t xml:space="preserve">无歌词接口，含翻译行）；音质四档可选，顶栏实时显示播放音质；详情页</w:t>
       </w:r>
       <w:r>
         <w:rPr>
@@ -5965,150 +6007,33 @@
           <w:rFonts w:hint="eastAsia"/>
           <w:lang w:val="zh-CN"/>
         </w:rPr>
-        <w:t xml:space="preserve">收藏），单曲链接仍是横幅一键下载；并发</w:t>
-      </w:r>
-      <w:r>
-        <w:rPr>
-          <w:lang w:val="zh-CN"/>
-        </w:rPr>
-        <w:t xml:space="preserve"> 3 + </w:t>
-      </w:r>
-      <w:r>
-        <w:rPr>
-          <w:rFonts w:hint="eastAsia"/>
-          <w:lang w:val="zh-CN"/>
-        </w:rPr>
-        <w:t xml:space="preserve">失败自动重试</w:t>
-      </w:r>
-      <w:r>
-        <w:rPr>
-          <w:lang w:val="zh-CN"/>
-        </w:rPr>
-        <w:t xml:space="preserve"> + </w:t>
-      </w:r>
-      <w:r>
-        <w:rPr>
-          <w:rFonts w:hint="eastAsia"/>
-          <w:lang w:val="zh-CN"/>
-        </w:rPr>
-        <w:t xml:space="preserve">断点续传</w:t>
-      </w:r>
-      <w:r>
-        <w:rPr>
-          <w:lang w:val="zh-CN"/>
-        </w:rPr>
-        <w:t xml:space="preserve"> + </w:t>
-      </w:r>
-      <w:r>
-        <w:rPr>
-          <w:rFonts w:hint="eastAsia"/>
-          <w:lang w:val="zh-CN"/>
-        </w:rPr>
-        <w:t xml:space="preserve">落盘校验音频文件头（地区限制拦截不再存成假文件）；落盘自动写入全套标签（标题/艺人/专辑/专辑艺术家/曲目号/碟号/年份/流派/厂牌/作曲家）并嵌入封面，歌词按「LRCLIB</w:t>
-      </w:r>
-      <w:r>
-        <w:rPr>
-          <w:lang w:val="zh-CN"/>
-        </w:rPr>
-        <w:t xml:space="preserve"> </w:t>
-      </w:r>
-      <w:r>
-        <w:rPr>
-          <w:rFonts w:hint="eastAsia"/>
-          <w:lang w:val="zh-CN"/>
-        </w:rPr>
-        <w:t xml:space="preserve">优先</w:t>
-      </w:r>
-      <w:r>
-        <w:rPr>
-          <w:lang w:val="zh-CN"/>
-        </w:rPr>
-        <w:t xml:space="preserve"> → </w:t>
-      </w:r>
-      <w:r>
-        <w:rPr>
-          <w:rFonts w:hint="eastAsia"/>
-          <w:lang w:val="zh-CN"/>
-        </w:rPr>
-        <w:t xml:space="preserve">五大平台兜底」自动补全（嵌入</w:t>
-      </w:r>
-      <w:r>
-        <w:rPr>
-          <w:lang w:val="zh-CN"/>
-        </w:rPr>
-        <w:t xml:space="preserve"> + </w:t>
-      </w:r>
-      <w:r>
-        <w:rPr>
-          <w:rFonts w:hint="eastAsia"/>
-          <w:lang w:val="zh-CN"/>
-        </w:rPr>
-        <w:t xml:space="preserve">旁挂</w:t>
-      </w:r>
-      <w:r>
-        <w:rPr>
-          <w:lang w:val="zh-CN"/>
-        </w:rPr>
-        <w:t xml:space="preserve"> </w:t>
-      </w:r>
-      <w:r>
-        <w:rPr>
-          <w:rFonts w:hint="eastAsia"/>
-          <w:lang w:val="zh-CN"/>
-        </w:rPr>
-        <w:t xml:space="preserve">.lrc，多首都无匹配时只统一提醒一次）；已下载的旧文件重新加入下载队列即可只补标签不重复下载；专辑自动按「艺人</w:t>
-      </w:r>
-      <w:r>
-        <w:rPr>
-          <w:lang w:val="zh-CN"/>
-        </w:rPr>
-        <w:t xml:space="preserve"> - </w:t>
-      </w:r>
-      <w:r>
-        <w:rPr>
-          <w:rFonts w:hint="eastAsia"/>
-          <w:lang w:val="zh-CN"/>
-        </w:rPr>
-        <w:t xml:space="preserve">专辑</w:t>
-      </w:r>
-      <w:r>
-        <w:rPr>
-          <w:lang w:val="zh-CN"/>
-        </w:rPr>
-        <w:t xml:space="preserve"> / </w:t>
-      </w:r>
-      <w:r>
-        <w:rPr>
-          <w:rFonts w:hint="eastAsia"/>
-          <w:lang w:val="zh-CN"/>
-        </w:rPr>
-        <w:t xml:space="preserve">序号</w:t>
-      </w:r>
-      <w:r>
-        <w:rPr>
-          <w:lang w:val="zh-CN"/>
-        </w:rPr>
-        <w:t xml:space="preserve"> - </w:t>
-      </w:r>
-      <w:r>
-        <w:rPr>
-          <w:rFonts w:hint="eastAsia"/>
-          <w:lang w:val="zh-CN"/>
-        </w:rPr>
-        <w:t xml:space="preserve">标题」归档；账号栏</w:t>
-      </w:r>
-      <w:r>
-        <w:rPr>
-          <w:lang w:val="zh-CN"/>
-        </w:rPr>
-        <w:t xml:space="preserve"> 📁 </w:t>
-      </w:r>
-      <w:r>
-        <w:rPr>
-          <w:rFonts w:hint="eastAsia"/>
-          <w:lang w:val="zh-CN"/>
-        </w:rPr>
-        <w:t xml:space="preserve">自选下载目录（默认与流媒体下载目录相同，可一键恢复默认）</w:t>
+        <w:t xml:space="preserve">收藏专辑/歌单到</w:t>
+      </w:r>
+      <w:r>
+        <w:rPr>
+          <w:lang w:val="zh-CN"/>
+        </w:rPr>
+        <w:t xml:space="preserve"> Qobuz </w:t>
+      </w:r>
+      <w:r>
+        <w:rPr>
+          <w:rFonts w:hint="eastAsia"/>
+          <w:lang w:val="zh-CN"/>
+        </w:rPr>
+        <w:t xml:space="preserve">账号（与官方</w:t>
+      </w:r>
+      <w:r>
+        <w:rPr>
+          <w:lang w:val="zh-CN"/>
+        </w:rPr>
+        <w:t xml:space="preserve"> App </w:t>
+      </w:r>
+      <w:r>
+        <w:rPr>
+          <w:rFonts w:hint="eastAsia"/>
+          <w:lang w:val="zh-CN"/>
+        </w:rPr>
+        <w:t xml:space="preserve">实时同步，再点取消）</w:t>
       </w:r>
     </w:p>
     <w:p>
@@ -6121,19 +6046,235 @@
       </w:pPr>
       <w:r>
         <w:rPr>
-          <w:rFonts w:hint="eastAsia"/>
-          <w:b/>
-          <w:bCs/>
-          <w:lang w:val="zh-CN"/>
-        </w:rPr>
-        <w:t xml:space="preserve">亮/暗切换（☀/🌙）</w:t>
-      </w:r>
-      <w:r>
-        <w:rPr>
-          <w:rFonts w:hint="eastAsia"/>
-          <w:lang w:val="zh-CN"/>
-        </w:rPr>
-        <w:t xml:space="preserve">：独立记忆；亮色为柔和暖白，封面氛围背景与沉浸页自动适配</w:t>
+          <w:b/>
+          <w:bCs/>
+          <w:lang w:val="zh-CN"/>
+        </w:rPr>
+        <w:t xml:space="preserve">Qobuz </w:t>
+      </w:r>
+      <w:r>
+        <w:rPr>
+          <w:rFonts w:hint="eastAsia"/>
+          <w:b/>
+          <w:bCs/>
+          <w:lang w:val="zh-CN"/>
+        </w:rPr>
+        <w:t xml:space="preserve">下载</w:t>
+      </w:r>
+      <w:r>
+        <w:rPr>
+          <w:rFonts w:hint="eastAsia"/>
+          <w:lang w:val="zh-CN"/>
+        </w:rPr>
+        <w:t xml:space="preserve">：曲目行</w:t>
+      </w:r>
+      <w:r>
+        <w:rPr>
+          <w:lang w:val="zh-CN"/>
+        </w:rPr>
+        <w:t xml:space="preserve"> ⬇ </w:t>
+      </w:r>
+      <w:r>
+        <w:rPr>
+          <w:rFonts w:hint="eastAsia"/>
+          <w:lang w:val="zh-CN"/>
+        </w:rPr>
+        <w:t xml:space="preserve">单曲下载</w:t>
+      </w:r>
+      <w:r>
+        <w:rPr>
+          <w:lang w:val="zh-CN"/>
+        </w:rPr>
+        <w:t xml:space="preserve"> / </w:t>
+      </w:r>
+      <w:r>
+        <w:rPr>
+          <w:rFonts w:hint="eastAsia"/>
+          <w:lang w:val="zh-CN"/>
+        </w:rPr>
+        <w:t xml:space="preserve">详情页「下载全部」；粘贴</w:t>
+      </w:r>
+      <w:r>
+        <w:rPr>
+          <w:lang w:val="zh-CN"/>
+        </w:rPr>
+        <w:t xml:space="preserve"> Qobuz </w:t>
+      </w:r>
+      <w:r>
+        <w:rPr>
+          <w:rFonts w:hint="eastAsia"/>
+          <w:lang w:val="zh-CN"/>
+        </w:rPr>
+        <w:t xml:space="preserve">链接或</w:t>
+      </w:r>
+      <w:r>
+        <w:rPr>
+          <w:lang w:val="zh-CN"/>
+        </w:rPr>
+        <w:t xml:space="preserve"> ID </w:t>
+      </w:r>
+      <w:r>
+        <w:rPr>
+          <w:rFonts w:hint="eastAsia"/>
+          <w:lang w:val="zh-CN"/>
+        </w:rPr>
+        <w:t xml:space="preserve">解析：专辑/歌单链接直接打开完整曲目详情（可逐首播放、逐首下载，顶部保留「下载全部」与</w:t>
+      </w:r>
+      <w:r>
+        <w:rPr>
+          <w:lang w:val="zh-CN"/>
+        </w:rPr>
+        <w:t xml:space="preserve"> ♥ </w:t>
+      </w:r>
+      <w:r>
+        <w:rPr>
+          <w:rFonts w:hint="eastAsia"/>
+          <w:lang w:val="zh-CN"/>
+        </w:rPr>
+        <w:t xml:space="preserve">收藏），单曲链接仍是横幅一键下载；并发</w:t>
+      </w:r>
+      <w:r>
+        <w:rPr>
+          <w:lang w:val="zh-CN"/>
+        </w:rPr>
+        <w:t xml:space="preserve"> 3 + </w:t>
+      </w:r>
+      <w:r>
+        <w:rPr>
+          <w:rFonts w:hint="eastAsia"/>
+          <w:lang w:val="zh-CN"/>
+        </w:rPr>
+        <w:t xml:space="preserve">失败自动重试</w:t>
+      </w:r>
+      <w:r>
+        <w:rPr>
+          <w:lang w:val="zh-CN"/>
+        </w:rPr>
+        <w:t xml:space="preserve"> + </w:t>
+      </w:r>
+      <w:r>
+        <w:rPr>
+          <w:rFonts w:hint="eastAsia"/>
+          <w:lang w:val="zh-CN"/>
+        </w:rPr>
+        <w:t xml:space="preserve">断点续传</w:t>
+      </w:r>
+      <w:r>
+        <w:rPr>
+          <w:lang w:val="zh-CN"/>
+        </w:rPr>
+        <w:t xml:space="preserve"> + </w:t>
+      </w:r>
+      <w:r>
+        <w:rPr>
+          <w:rFonts w:hint="eastAsia"/>
+          <w:lang w:val="zh-CN"/>
+        </w:rPr>
+        <w:t xml:space="preserve">落盘校验音频文件头（地区限制拦截不再存成假文件）；落盘自动写入全套标签（标题/艺人/专辑/专辑艺术家/曲目号/碟号/年份/流派/厂牌/作曲家）并嵌入封面，歌词按「LRCLIB</w:t>
+      </w:r>
+      <w:r>
+        <w:rPr>
+          <w:lang w:val="zh-CN"/>
+        </w:rPr>
+        <w:t xml:space="preserve"> </w:t>
+      </w:r>
+      <w:r>
+        <w:rPr>
+          <w:rFonts w:hint="eastAsia"/>
+          <w:lang w:val="zh-CN"/>
+        </w:rPr>
+        <w:t xml:space="preserve">优先</w:t>
+      </w:r>
+      <w:r>
+        <w:rPr>
+          <w:lang w:val="zh-CN"/>
+        </w:rPr>
+        <w:t xml:space="preserve"> → </w:t>
+      </w:r>
+      <w:r>
+        <w:rPr>
+          <w:rFonts w:hint="eastAsia"/>
+          <w:lang w:val="zh-CN"/>
+        </w:rPr>
+        <w:t xml:space="preserve">五大平台兜底」自动补全（嵌入</w:t>
+      </w:r>
+      <w:r>
+        <w:rPr>
+          <w:lang w:val="zh-CN"/>
+        </w:rPr>
+        <w:t xml:space="preserve"> + </w:t>
+      </w:r>
+      <w:r>
+        <w:rPr>
+          <w:rFonts w:hint="eastAsia"/>
+          <w:lang w:val="zh-CN"/>
+        </w:rPr>
+        <w:t xml:space="preserve">旁挂</w:t>
+      </w:r>
+      <w:r>
+        <w:rPr>
+          <w:lang w:val="zh-CN"/>
+        </w:rPr>
+        <w:t xml:space="preserve"> </w:t>
+      </w:r>
+      <w:r>
+        <w:rPr>
+          <w:rFonts w:hint="eastAsia"/>
+          <w:lang w:val="zh-CN"/>
+        </w:rPr>
+        <w:t xml:space="preserve">.lrc，多首都无匹配时只统一提醒一次）；已下载的旧文件重新加入下载队列即可只补标签不重复下载；专辑自动按「艺人</w:t>
+      </w:r>
+      <w:r>
+        <w:rPr>
+          <w:lang w:val="zh-CN"/>
+        </w:rPr>
+        <w:t xml:space="preserve"> - </w:t>
+      </w:r>
+      <w:r>
+        <w:rPr>
+          <w:rFonts w:hint="eastAsia"/>
+          <w:lang w:val="zh-CN"/>
+        </w:rPr>
+        <w:t xml:space="preserve">专辑</w:t>
+      </w:r>
+      <w:r>
+        <w:rPr>
+          <w:lang w:val="zh-CN"/>
+        </w:rPr>
+        <w:t xml:space="preserve"> / </w:t>
+      </w:r>
+      <w:r>
+        <w:rPr>
+          <w:rFonts w:hint="eastAsia"/>
+          <w:lang w:val="zh-CN"/>
+        </w:rPr>
+        <w:t xml:space="preserve">序号</w:t>
+      </w:r>
+      <w:r>
+        <w:rPr>
+          <w:lang w:val="zh-CN"/>
+        </w:rPr>
+        <w:t xml:space="preserve"> - </w:t>
+      </w:r>
+      <w:r>
+        <w:rPr>
+          <w:rFonts w:hint="eastAsia"/>
+          <w:lang w:val="zh-CN"/>
+        </w:rPr>
+        <w:t xml:space="preserve">标题」归档；账号栏</w:t>
+      </w:r>
+      <w:r>
+        <w:rPr>
+          <w:lang w:val="zh-CN"/>
+        </w:rPr>
+        <w:t xml:space="preserve"> 📁 </w:t>
+      </w:r>
+      <w:r>
+        <w:rPr>
+          <w:rFonts w:hint="eastAsia"/>
+          <w:lang w:val="zh-CN"/>
+        </w:rPr>
+        <w:t xml:space="preserve">自选下载目录（默认与流媒体下载目录相同，可一键恢复默认）</w:t>
       </w:r>
     </w:p>
     <w:p>
@@ -6151,239 +6292,14 @@
           <w:bCs/>
           <w:lang w:val="zh-CN"/>
         </w:rPr>
-        <w:t xml:space="preserve">歌词外观（歌词栏</w:t>
-      </w:r>
-      <w:r>
-        <w:rPr>
-          <w:b/>
-          <w:bCs/>
-          <w:lang w:val="zh-CN"/>
-        </w:rPr>
-        <w:t xml:space="preserve"> </w:t>
-      </w:r>
-      <w:r>
-        <w:rPr>
-          <w:rFonts w:hint="eastAsia"/>
-          <w:b/>
-          <w:bCs/>
-          <w:lang w:val="zh-CN"/>
-        </w:rPr>
-        <w:t xml:space="preserve">⚙）</w:t>
-      </w:r>
-      <w:r>
-        <w:rPr>
-          <w:rFonts w:hint="eastAsia"/>
-          <w:lang w:val="zh-CN"/>
-        </w:rPr>
-        <w:t xml:space="preserve">：主界面右栏</w:t>
-      </w:r>
-      <w:r>
-        <w:rPr>
-          <w:lang w:val="zh-CN"/>
-        </w:rPr>
-        <w:t xml:space="preserve"> ⚙ </w:t>
-      </w:r>
-      <w:r>
-        <w:rPr>
-          <w:rFonts w:hint="eastAsia"/>
-          <w:lang w:val="zh-CN"/>
-        </w:rPr>
-        <w:t xml:space="preserve">与沉浸模式右上角</w:t>
-      </w:r>
-      <w:r>
-        <w:rPr>
-          <w:lang w:val="zh-CN"/>
-        </w:rPr>
-        <w:t xml:space="preserve"> ⚙ </w:t>
-      </w:r>
-      <w:r>
-        <w:rPr>
-          <w:rFonts w:hint="eastAsia"/>
-          <w:lang w:val="zh-CN"/>
-        </w:rPr>
-        <w:t xml:space="preserve">是两套独立配置，互不影响（标题分别显示「主界面</w:t>
-      </w:r>
-      <w:r>
-        <w:rPr>
-          <w:lang w:val="zh-CN"/>
-        </w:rPr>
-        <w:t xml:space="preserve"> / </w:t>
-      </w:r>
-      <w:r>
-        <w:rPr>
-          <w:rFonts w:hint="eastAsia"/>
-          <w:lang w:val="zh-CN"/>
-        </w:rPr>
-        <w:t xml:space="preserve">沉浸模式」）：字号</w:t>
-      </w:r>
-      <w:r>
-        <w:rPr>
-          <w:lang w:val="zh-CN"/>
-        </w:rPr>
-        <w:t xml:space="preserve"> 70–160% / </w:t>
-      </w:r>
-      <w:r>
-        <w:rPr>
-          <w:rFonts w:hint="eastAsia"/>
-          <w:lang w:val="zh-CN"/>
-        </w:rPr>
-        <w:t xml:space="preserve">译文字号</w:t>
-      </w:r>
-      <w:r>
-        <w:rPr>
-          <w:lang w:val="zh-CN"/>
-        </w:rPr>
-        <w:t xml:space="preserve"> </w:t>
-      </w:r>
-      <w:r>
-        <w:rPr>
-          <w:rFonts w:hint="eastAsia"/>
-          <w:lang w:val="zh-CN"/>
-        </w:rPr>
-        <w:t xml:space="preserve">70–160%（独立缩放）/</w:t>
-      </w:r>
-      <w:r>
-        <w:rPr>
-          <w:lang w:val="zh-CN"/>
-        </w:rPr>
-        <w:t xml:space="preserve"> </w:t>
-      </w:r>
-      <w:r>
-        <w:rPr>
-          <w:rFonts w:hint="eastAsia"/>
-          <w:lang w:val="zh-CN"/>
-        </w:rPr>
-        <w:t xml:space="preserve">行距</w:t>
-      </w:r>
-      <w:r>
-        <w:rPr>
-          <w:lang w:val="zh-CN"/>
-        </w:rPr>
-        <w:t xml:space="preserve"> 1.20–2.20 / </w:t>
-      </w:r>
-      <w:r>
-        <w:rPr>
-          <w:rFonts w:hint="eastAsia"/>
-          <w:lang w:val="zh-CN"/>
-        </w:rPr>
-        <w:t xml:space="preserve">每行词数</w:t>
-      </w:r>
-      <w:r>
-        <w:rPr>
-          <w:lang w:val="zh-CN"/>
-        </w:rPr>
-        <w:t xml:space="preserve"> </w:t>
-      </w:r>
-      <w:r>
-        <w:rPr>
-          <w:rFonts w:hint="eastAsia"/>
-          <w:lang w:val="zh-CN"/>
-        </w:rPr>
-        <w:t xml:space="preserve">0–12（0=自动，仅逐字歌词）/</w:t>
-      </w:r>
-      <w:r>
-        <w:rPr>
-          <w:lang w:val="zh-CN"/>
-        </w:rPr>
-        <w:t xml:space="preserve"> </w:t>
-      </w:r>
-      <w:r>
-        <w:rPr>
-          <w:rFonts w:hint="eastAsia"/>
-          <w:lang w:val="zh-CN"/>
-        </w:rPr>
-        <w:t xml:space="preserve">歌词虚化开关（非当前行模糊，默认开）；三档一键预设「舒适</w:t>
-      </w:r>
-      <w:r>
-        <w:rPr>
-          <w:lang w:val="zh-CN"/>
-        </w:rPr>
-        <w:t xml:space="preserve"> / </w:t>
-      </w:r>
-      <w:r>
-        <w:rPr>
-          <w:rFonts w:hint="eastAsia"/>
-          <w:lang w:val="zh-CN"/>
-        </w:rPr>
-        <w:t xml:space="preserve">影院</w:t>
-      </w:r>
-      <w:r>
-        <w:rPr>
-          <w:lang w:val="zh-CN"/>
-        </w:rPr>
-        <w:t xml:space="preserve"> / </w:t>
-      </w:r>
-      <w:r>
-        <w:rPr>
-          <w:rFonts w:hint="eastAsia"/>
-          <w:lang w:val="zh-CN"/>
-        </w:rPr>
-        <w:t xml:space="preserve">紧凑」（只覆盖字号/行距/虚化，不动其他调校）；双语模式：上下行（原文上译文下）/</w:t>
-      </w:r>
-      <w:r>
-        <w:rPr>
-          <w:lang w:val="zh-CN"/>
-        </w:rPr>
-        <w:t xml:space="preserve"> </w:t>
-      </w:r>
-      <w:r>
-        <w:rPr>
-          <w:rFonts w:hint="eastAsia"/>
-          <w:lang w:val="zh-CN"/>
-        </w:rPr>
-        <w:t xml:space="preserve">侧行（译文并排右列）/</w:t>
-      </w:r>
-      <w:r>
-        <w:rPr>
-          <w:lang w:val="zh-CN"/>
-        </w:rPr>
-        <w:t xml:space="preserve"> </w:t>
-      </w:r>
-      <w:r>
-        <w:rPr>
-          <w:rFonts w:hint="eastAsia"/>
-          <w:lang w:val="zh-CN"/>
-        </w:rPr>
-        <w:t xml:space="preserve">只原文</w:t>
-      </w:r>
-      <w:r>
-        <w:rPr>
-          <w:lang w:val="zh-CN"/>
-        </w:rPr>
-        <w:t xml:space="preserve"> / </w:t>
-      </w:r>
-      <w:r>
-        <w:rPr>
-          <w:rFonts w:hint="eastAsia"/>
-          <w:lang w:val="zh-CN"/>
-        </w:rPr>
-        <w:t xml:space="preserve">只译文（无译文的曲目自动回退原文）；歌词跟随位置：偏上</w:t>
-      </w:r>
-      <w:r>
-        <w:rPr>
-          <w:lang w:val="zh-CN"/>
-        </w:rPr>
-        <w:t xml:space="preserve"> / </w:t>
-      </w:r>
-      <w:r>
-        <w:rPr>
-          <w:rFonts w:hint="eastAsia"/>
-          <w:lang w:val="zh-CN"/>
-        </w:rPr>
-        <w:t xml:space="preserve">居中</w:t>
-      </w:r>
-      <w:r>
-        <w:rPr>
-          <w:lang w:val="zh-CN"/>
-        </w:rPr>
-        <w:t xml:space="preserve"> / </w:t>
-      </w:r>
-      <w:r>
-        <w:rPr>
-          <w:rFonts w:hint="eastAsia"/>
-          <w:lang w:val="zh-CN"/>
-        </w:rPr>
-        <w:t xml:space="preserve">偏下（当前行相对歌词栏的停留高度）；面板封面开关（歌词栏顶部显示当前专辑封面，默认开）仅主界面；封面大小可拖拽右下角把手调节（140–280px，记忆）；迷你歌词跟随主界面配置；沉浸歌词首次使用自动取主界面现有调校，调过一次后即独立</w:t>
+        <w:t xml:space="preserve">亮/暗切换（☀/🌙）</w:t>
+      </w:r>
+      <w:r>
+        <w:rPr>
+          <w:rFonts w:hint="eastAsia"/>
+          <w:lang w:val="zh-CN"/>
+        </w:rPr>
+        <w:t xml:space="preserve">：独立记忆；亮色为柔和暖白，封面氛围背景与沉浸页自动适配</w:t>
       </w:r>
     </w:p>
     <w:p>
@@ -6401,27 +6317,239 @@
           <w:bCs/>
           <w:lang w:val="zh-CN"/>
         </w:rPr>
-        <w:t xml:space="preserve">歌词栏折叠</w:t>
-      </w:r>
-      <w:r>
-        <w:rPr>
-          <w:rFonts w:hint="eastAsia"/>
-          <w:lang w:val="zh-CN"/>
-        </w:rPr>
-        <w:t xml:space="preserve">：歌词栏右缘（展开时左缘）小标签</w:t>
-      </w:r>
-      <w:r>
-        <w:rPr>
-          <w:lang w:val="zh-CN"/>
-        </w:rPr>
-        <w:t xml:space="preserve"> ❮/❯ </w:t>
-      </w:r>
-      <w:r>
-        <w:rPr>
-          <w:rFonts w:hint="eastAsia"/>
-          <w:lang w:val="zh-CN"/>
-        </w:rPr>
-        <w:t xml:space="preserve">一键收起/展开歌词面板，收起后内容区占满全宽</w:t>
+        <w:t xml:space="preserve">歌词外观（歌词栏</w:t>
+      </w:r>
+      <w:r>
+        <w:rPr>
+          <w:b/>
+          <w:bCs/>
+          <w:lang w:val="zh-CN"/>
+        </w:rPr>
+        <w:t xml:space="preserve"> </w:t>
+      </w:r>
+      <w:r>
+        <w:rPr>
+          <w:rFonts w:hint="eastAsia"/>
+          <w:b/>
+          <w:bCs/>
+          <w:lang w:val="zh-CN"/>
+        </w:rPr>
+        <w:t xml:space="preserve">⚙）</w:t>
+      </w:r>
+      <w:r>
+        <w:rPr>
+          <w:rFonts w:hint="eastAsia"/>
+          <w:lang w:val="zh-CN"/>
+        </w:rPr>
+        <w:t xml:space="preserve">：主界面右栏</w:t>
+      </w:r>
+      <w:r>
+        <w:rPr>
+          <w:lang w:val="zh-CN"/>
+        </w:rPr>
+        <w:t xml:space="preserve"> ⚙ </w:t>
+      </w:r>
+      <w:r>
+        <w:rPr>
+          <w:rFonts w:hint="eastAsia"/>
+          <w:lang w:val="zh-CN"/>
+        </w:rPr>
+        <w:t xml:space="preserve">与沉浸模式右上角</w:t>
+      </w:r>
+      <w:r>
+        <w:rPr>
+          <w:lang w:val="zh-CN"/>
+        </w:rPr>
+        <w:t xml:space="preserve"> ⚙ </w:t>
+      </w:r>
+      <w:r>
+        <w:rPr>
+          <w:rFonts w:hint="eastAsia"/>
+          <w:lang w:val="zh-CN"/>
+        </w:rPr>
+        <w:t xml:space="preserve">是两套独立配置，互不影响（标题分别显示「主界面</w:t>
+      </w:r>
+      <w:r>
+        <w:rPr>
+          <w:lang w:val="zh-CN"/>
+        </w:rPr>
+        <w:t xml:space="preserve"> / </w:t>
+      </w:r>
+      <w:r>
+        <w:rPr>
+          <w:rFonts w:hint="eastAsia"/>
+          <w:lang w:val="zh-CN"/>
+        </w:rPr>
+        <w:t xml:space="preserve">沉浸模式」）：字号</w:t>
+      </w:r>
+      <w:r>
+        <w:rPr>
+          <w:lang w:val="zh-CN"/>
+        </w:rPr>
+        <w:t xml:space="preserve"> 70–160% / </w:t>
+      </w:r>
+      <w:r>
+        <w:rPr>
+          <w:rFonts w:hint="eastAsia"/>
+          <w:lang w:val="zh-CN"/>
+        </w:rPr>
+        <w:t xml:space="preserve">译文字号</w:t>
+      </w:r>
+      <w:r>
+        <w:rPr>
+          <w:lang w:val="zh-CN"/>
+        </w:rPr>
+        <w:t xml:space="preserve"> </w:t>
+      </w:r>
+      <w:r>
+        <w:rPr>
+          <w:rFonts w:hint="eastAsia"/>
+          <w:lang w:val="zh-CN"/>
+        </w:rPr>
+        <w:t xml:space="preserve">70–160%（独立缩放）/</w:t>
+      </w:r>
+      <w:r>
+        <w:rPr>
+          <w:lang w:val="zh-CN"/>
+        </w:rPr>
+        <w:t xml:space="preserve"> </w:t>
+      </w:r>
+      <w:r>
+        <w:rPr>
+          <w:rFonts w:hint="eastAsia"/>
+          <w:lang w:val="zh-CN"/>
+        </w:rPr>
+        <w:t xml:space="preserve">行距</w:t>
+      </w:r>
+      <w:r>
+        <w:rPr>
+          <w:lang w:val="zh-CN"/>
+        </w:rPr>
+        <w:t xml:space="preserve"> 1.20–2.20 / </w:t>
+      </w:r>
+      <w:r>
+        <w:rPr>
+          <w:rFonts w:hint="eastAsia"/>
+          <w:lang w:val="zh-CN"/>
+        </w:rPr>
+        <w:t xml:space="preserve">每行词数</w:t>
+      </w:r>
+      <w:r>
+        <w:rPr>
+          <w:lang w:val="zh-CN"/>
+        </w:rPr>
+        <w:t xml:space="preserve"> </w:t>
+      </w:r>
+      <w:r>
+        <w:rPr>
+          <w:rFonts w:hint="eastAsia"/>
+          <w:lang w:val="zh-CN"/>
+        </w:rPr>
+        <w:t xml:space="preserve">0–12（0=自动，仅逐字歌词）/</w:t>
+      </w:r>
+      <w:r>
+        <w:rPr>
+          <w:lang w:val="zh-CN"/>
+        </w:rPr>
+        <w:t xml:space="preserve"> </w:t>
+      </w:r>
+      <w:r>
+        <w:rPr>
+          <w:rFonts w:hint="eastAsia"/>
+          <w:lang w:val="zh-CN"/>
+        </w:rPr>
+        <w:t xml:space="preserve">歌词虚化开关（非当前行模糊，默认开）；三档一键预设「舒适</w:t>
+      </w:r>
+      <w:r>
+        <w:rPr>
+          <w:lang w:val="zh-CN"/>
+        </w:rPr>
+        <w:t xml:space="preserve"> / </w:t>
+      </w:r>
+      <w:r>
+        <w:rPr>
+          <w:rFonts w:hint="eastAsia"/>
+          <w:lang w:val="zh-CN"/>
+        </w:rPr>
+        <w:t xml:space="preserve">影院</w:t>
+      </w:r>
+      <w:r>
+        <w:rPr>
+          <w:lang w:val="zh-CN"/>
+        </w:rPr>
+        <w:t xml:space="preserve"> / </w:t>
+      </w:r>
+      <w:r>
+        <w:rPr>
+          <w:rFonts w:hint="eastAsia"/>
+          <w:lang w:val="zh-CN"/>
+        </w:rPr>
+        <w:t xml:space="preserve">紧凑」（只覆盖字号/行距/虚化，不动其他调校）；双语模式：上下行（原文上译文下）/</w:t>
+      </w:r>
+      <w:r>
+        <w:rPr>
+          <w:lang w:val="zh-CN"/>
+        </w:rPr>
+        <w:t xml:space="preserve"> </w:t>
+      </w:r>
+      <w:r>
+        <w:rPr>
+          <w:rFonts w:hint="eastAsia"/>
+          <w:lang w:val="zh-CN"/>
+        </w:rPr>
+        <w:t xml:space="preserve">侧行（译文并排右列）/</w:t>
+      </w:r>
+      <w:r>
+        <w:rPr>
+          <w:lang w:val="zh-CN"/>
+        </w:rPr>
+        <w:t xml:space="preserve"> </w:t>
+      </w:r>
+      <w:r>
+        <w:rPr>
+          <w:rFonts w:hint="eastAsia"/>
+          <w:lang w:val="zh-CN"/>
+        </w:rPr>
+        <w:t xml:space="preserve">只原文</w:t>
+      </w:r>
+      <w:r>
+        <w:rPr>
+          <w:lang w:val="zh-CN"/>
+        </w:rPr>
+        <w:t xml:space="preserve"> / </w:t>
+      </w:r>
+      <w:r>
+        <w:rPr>
+          <w:rFonts w:hint="eastAsia"/>
+          <w:lang w:val="zh-CN"/>
+        </w:rPr>
+        <w:t xml:space="preserve">只译文（无译文的曲目自动回退原文）；歌词跟随位置：偏上</w:t>
+      </w:r>
+      <w:r>
+        <w:rPr>
+          <w:lang w:val="zh-CN"/>
+        </w:rPr>
+        <w:t xml:space="preserve"> / </w:t>
+      </w:r>
+      <w:r>
+        <w:rPr>
+          <w:rFonts w:hint="eastAsia"/>
+          <w:lang w:val="zh-CN"/>
+        </w:rPr>
+        <w:t xml:space="preserve">居中</w:t>
+      </w:r>
+      <w:r>
+        <w:rPr>
+          <w:lang w:val="zh-CN"/>
+        </w:rPr>
+        <w:t xml:space="preserve"> / </w:t>
+      </w:r>
+      <w:r>
+        <w:rPr>
+          <w:rFonts w:hint="eastAsia"/>
+          <w:lang w:val="zh-CN"/>
+        </w:rPr>
+        <w:t xml:space="preserve">偏下（当前行相对歌词栏的停留高度）；面板封面开关（歌词栏顶部显示当前专辑封面，默认开）仅主界面；封面大小可拖拽右下角把手调节（140–280px，记忆）；迷你歌词跟随主界面配置；沉浸歌词首次使用自动取主界面现有调校，调过一次后即独立</w:t>
       </w:r>
     </w:p>
     <w:p>
@@ -6439,40 +6567,27 @@
           <w:bCs/>
           <w:lang w:val="zh-CN"/>
         </w:rPr>
-        <w:t xml:space="preserve">歌词栏滚动浏览</w:t>
-      </w:r>
-      <w:r>
-        <w:rPr>
-          <w:rFonts w:hint="eastAsia"/>
-          <w:lang w:val="zh-CN"/>
-        </w:rPr>
-        <w:t xml:space="preserve">：鼠标滚动歌词上下翻看时进入</w:t>
-      </w:r>
-      <w:r>
-        <w:rPr>
-          <w:lang w:val="zh-CN"/>
-        </w:rPr>
-        <w:t xml:space="preserve"> 5 </w:t>
-      </w:r>
-      <w:r>
-        <w:rPr>
-          <w:rFonts w:hint="eastAsia"/>
-          <w:lang w:val="zh-CN"/>
-        </w:rPr>
-        <w:t xml:space="preserve">秒浏览保护期，播放到下一行不会强制拉回（期间当前行高亮与逐字进度照常更新），停止滚动</w:t>
-      </w:r>
-      <w:r>
-        <w:rPr>
-          <w:lang w:val="zh-CN"/>
-        </w:rPr>
-        <w:t xml:space="preserve"> 5 </w:t>
-      </w:r>
-      <w:r>
-        <w:rPr>
-          <w:rFonts w:hint="eastAsia"/>
-          <w:lang w:val="zh-CN"/>
-        </w:rPr>
-        <w:t xml:space="preserve">秒后自动恢复跟随</w:t>
+        <w:t xml:space="preserve">歌词栏折叠</w:t>
+      </w:r>
+      <w:r>
+        <w:rPr>
+          <w:rFonts w:hint="eastAsia"/>
+          <w:lang w:val="zh-CN"/>
+        </w:rPr>
+        <w:t xml:space="preserve">：歌词栏右缘（展开时左缘）小标签</w:t>
+      </w:r>
+      <w:r>
+        <w:rPr>
+          <w:lang w:val="zh-CN"/>
+        </w:rPr>
+        <w:t xml:space="preserve"> ❮/❯ </w:t>
+      </w:r>
+      <w:r>
+        <w:rPr>
+          <w:rFonts w:hint="eastAsia"/>
+          <w:lang w:val="zh-CN"/>
+        </w:rPr>
+        <w:t xml:space="preserve">一键收起/展开歌词面板，收起后内容区占满全宽</w:t>
       </w:r>
     </w:p>
     <w:p>
@@ -6485,66 +6600,45 @@
       </w:pPr>
       <w:r>
         <w:rPr>
-          <w:b/>
-          <w:bCs/>
-          <w:lang w:val="zh-CN"/>
-        </w:rPr>
-        <w:t xml:space="preserve">AM </w:t>
-      </w:r>
-      <w:r>
-        <w:rPr>
-          <w:rFonts w:hint="eastAsia"/>
-          <w:b/>
-          <w:bCs/>
-          <w:lang w:val="zh-CN"/>
-        </w:rPr>
-        <w:t xml:space="preserve">界面设置</w:t>
-      </w:r>
-      <w:r>
-        <w:rPr>
-          <w:rFonts w:hint="eastAsia"/>
-          <w:lang w:val="zh-CN"/>
-        </w:rPr>
-        <w:t xml:space="preserve">：设置</w:t>
-      </w:r>
-      <w:r>
-        <w:rPr>
-          <w:lang w:val="zh-CN"/>
-        </w:rPr>
-        <w:t xml:space="preserve"> → AM </w:t>
-      </w:r>
-      <w:r>
-        <w:rPr>
-          <w:rFonts w:hint="eastAsia"/>
-          <w:lang w:val="zh-CN"/>
-        </w:rPr>
-        <w:t xml:space="preserve">界面：顶栏置底（窗口三键钉右上角玻璃角标）；沉浸模式真全屏（隐藏任务栏，默认窗口最大化）；沉浸模式样式（经典双栏</w:t>
-      </w:r>
-      <w:r>
-        <w:rPr>
-          <w:lang w:val="zh-CN"/>
-        </w:rPr>
-        <w:t xml:space="preserve"> / </w:t>
-      </w:r>
-      <w:r>
-        <w:rPr>
-          <w:rFonts w:hint="eastAsia"/>
-          <w:lang w:val="zh-CN"/>
-        </w:rPr>
-        <w:t xml:space="preserve">彩胶唱片，沉浸中切换立即生效）；重启恢复上次播放（曲目+进度+暂停态，启动时弹窗询问是否续播，默认开，关闭后清除已保存的恢复点）；AM</w:t>
-      </w:r>
-      <w:r>
-        <w:rPr>
-          <w:lang w:val="zh-CN"/>
-        </w:rPr>
-        <w:t xml:space="preserve"> </w:t>
-      </w:r>
-      <w:r>
-        <w:rPr>
-          <w:rFonts w:hint="eastAsia"/>
-          <w:lang w:val="zh-CN"/>
-        </w:rPr>
-        <w:t xml:space="preserve">歌词样式与沉浸歌词样式（字号/行距/每行词数等）各自独立，迁入本页统一调整</w:t>
+          <w:rFonts w:hint="eastAsia"/>
+          <w:b/>
+          <w:bCs/>
+          <w:lang w:val="zh-CN"/>
+        </w:rPr>
+        <w:t xml:space="preserve">歌词栏滚动浏览</w:t>
+      </w:r>
+      <w:r>
+        <w:rPr>
+          <w:rFonts w:hint="eastAsia"/>
+          <w:lang w:val="zh-CN"/>
+        </w:rPr>
+        <w:t xml:space="preserve">：鼠标滚动歌词上下翻看时进入</w:t>
+      </w:r>
+      <w:r>
+        <w:rPr>
+          <w:lang w:val="zh-CN"/>
+        </w:rPr>
+        <w:t xml:space="preserve"> 5 </w:t>
+      </w:r>
+      <w:r>
+        <w:rPr>
+          <w:rFonts w:hint="eastAsia"/>
+          <w:lang w:val="zh-CN"/>
+        </w:rPr>
+        <w:t xml:space="preserve">秒浏览保护期，播放到下一行不会强制拉回（期间当前行高亮与逐字进度照常更新），停止滚动</w:t>
+      </w:r>
+      <w:r>
+        <w:rPr>
+          <w:lang w:val="zh-CN"/>
+        </w:rPr>
+        <w:t xml:space="preserve"> 5 </w:t>
+      </w:r>
+      <w:r>
+        <w:rPr>
+          <w:rFonts w:hint="eastAsia"/>
+          <w:lang w:val="zh-CN"/>
+        </w:rPr>
+        <w:t xml:space="preserve">秒后自动恢复跟随</w:t>
       </w:r>
     </w:p>
     <w:p>
@@ -6557,29 +6651,20 @@
       </w:pPr>
       <w:r>
         <w:rPr>
-          <w:rFonts w:hint="eastAsia"/>
-          <w:b/>
-          <w:bCs/>
-          <w:lang w:val="zh-CN"/>
-        </w:rPr>
-        <w:t xml:space="preserve">沉浸模式</w:t>
-      </w:r>
-      <w:r>
-        <w:rPr>
-          <w:b/>
-          <w:bCs/>
-          <w:lang w:val="zh-CN"/>
-        </w:rPr>
-        <w:t xml:space="preserve"> · </w:t>
-      </w:r>
-      <w:r>
-        <w:rPr>
-          <w:rFonts w:hint="eastAsia"/>
-          <w:b/>
-          <w:bCs/>
-          <w:lang w:val="zh-CN"/>
-        </w:rPr>
-        <w:t xml:space="preserve">彩胶唱片</w:t>
+          <w:b/>
+          <w:bCs/>
+          <w:lang w:val="zh-CN"/>
+        </w:rPr>
+        <w:t xml:space="preserve">AM </w:t>
+      </w:r>
+      <w:r>
+        <w:rPr>
+          <w:rFonts w:hint="eastAsia"/>
+          <w:b/>
+          <w:bCs/>
+          <w:lang w:val="zh-CN"/>
+        </w:rPr>
+        <w:t xml:space="preserve">界面设置</w:t>
       </w:r>
       <w:r>
         <w:rPr>
@@ -6599,85 +6684,7 @@
           <w:rFonts w:hint="eastAsia"/>
           <w:lang w:val="zh-CN"/>
         </w:rPr>
-        <w:t xml:space="preserve">界面「沉浸模式样式」选彩胶唱片：右侧旋转彩胶——封面截成圆形标签随盘旋转，盘体磨砂亚克力半透明、刻纹颜色从封面实时提取（黑白封面回落主题强调色），播放时柔和加速起转、暂停时带阻尼减速缓缓停稳（rAF</w:t>
-      </w:r>
-      <w:r>
-        <w:rPr>
-          <w:lang w:val="zh-CN"/>
-        </w:rPr>
-        <w:t xml:space="preserve"> </w:t>
-      </w:r>
-      <w:r>
-        <w:rPr>
-          <w:rFonts w:hint="eastAsia"/>
-          <w:lang w:val="zh-CN"/>
-        </w:rPr>
-        <w:t xml:space="preserve">惯性物理，不再是生硬定格），切歌瞬间唱片有一次换碟明暗闪动、盘面叠一层慢速反向流光；左侧常驻大歌词；底部全宽进度条（可拖拽）+</w:t>
-      </w:r>
-      <w:r>
-        <w:rPr>
-          <w:lang w:val="zh-CN"/>
-        </w:rPr>
-        <w:t xml:space="preserve"> </w:t>
-      </w:r>
-      <w:r>
-        <w:rPr>
-          <w:rFonts w:hint="eastAsia"/>
-          <w:lang w:val="zh-CN"/>
-        </w:rPr>
-        <w:t xml:space="preserve">传输/音量/待播清单；背景与全局统一（封面氛围或自定义壁纸照常生效）。沉浸界面右上角</w:t>
-      </w:r>
-      <w:r>
-        <w:rPr>
-          <w:lang w:val="zh-CN"/>
-        </w:rPr>
-        <w:t xml:space="preserve"> 💿 </w:t>
-      </w:r>
-      <w:r>
-        <w:rPr>
-          <w:rFonts w:hint="eastAsia"/>
-          <w:lang w:val="zh-CN"/>
-        </w:rPr>
-        <w:t xml:space="preserve">打开「彩胶外观」：封面大小（50–90%，胶圈宽度随之反向）/</w:t>
-      </w:r>
-      <w:r>
-        <w:rPr>
-          <w:lang w:val="zh-CN"/>
-        </w:rPr>
-        <w:t xml:space="preserve"> </w:t>
-      </w:r>
-      <w:r>
-        <w:rPr>
-          <w:rFonts w:hint="eastAsia"/>
-          <w:lang w:val="zh-CN"/>
-        </w:rPr>
-        <w:t xml:space="preserve">盘体大小（最大</w:t>
-      </w:r>
-      <w:r>
-        <w:rPr>
-          <w:lang w:val="zh-CN"/>
-        </w:rPr>
-        <w:t xml:space="preserve"> </w:t>
-      </w:r>
-      <w:r>
-        <w:rPr>
-          <w:rFonts w:hint="eastAsia"/>
-          <w:lang w:val="zh-CN"/>
-        </w:rPr>
-        <w:t xml:space="preserve">160%）/</w:t>
-      </w:r>
-      <w:r>
-        <w:rPr>
-          <w:lang w:val="zh-CN"/>
-        </w:rPr>
-        <w:t xml:space="preserve"> </w:t>
-      </w:r>
-      <w:r>
-        <w:rPr>
-          <w:rFonts w:hint="eastAsia"/>
-          <w:lang w:val="zh-CN"/>
-        </w:rPr>
-        <w:t xml:space="preserve">盘体不透明度</w:t>
+        <w:t xml:space="preserve">界面：顶栏置底（窗口三键钉右上角玻璃角标）；沉浸模式真全屏（隐藏任务栏，默认窗口最大化）；沉浸模式样式（经典双栏</w:t>
       </w:r>
       <w:r>
         <w:rPr>
@@ -6690,98 +6697,20 @@
           <w:rFonts w:hint="eastAsia"/>
           <w:lang w:val="zh-CN"/>
         </w:rPr>
-        <w:t xml:space="preserve">转速（4–60</w:t>
-      </w:r>
-      <w:r>
-        <w:rPr>
-          <w:lang w:val="zh-CN"/>
-        </w:rPr>
-        <w:t xml:space="preserve"> </w:t>
-      </w:r>
-      <w:r>
-        <w:rPr>
-          <w:rFonts w:hint="eastAsia"/>
-          <w:lang w:val="zh-CN"/>
-        </w:rPr>
-        <w:t xml:space="preserve">秒/圈）滑杆，唱片位置「居中</w:t>
-      </w:r>
-      <w:r>
-        <w:rPr>
-          <w:lang w:val="zh-CN"/>
-        </w:rPr>
-        <w:t xml:space="preserve"> / </w:t>
-      </w:r>
-      <w:r>
-        <w:rPr>
-          <w:rFonts w:hint="eastAsia"/>
-          <w:lang w:val="zh-CN"/>
-        </w:rPr>
-        <w:t xml:space="preserve">右上悬挂」（QQ</w:t>
-      </w:r>
-      <w:r>
-        <w:rPr>
-          <w:lang w:val="zh-CN"/>
-        </w:rPr>
-        <w:t xml:space="preserve"> </w:t>
-      </w:r>
-      <w:r>
-        <w:rPr>
-          <w:rFonts w:hint="eastAsia"/>
-          <w:lang w:val="zh-CN"/>
-        </w:rPr>
-        <w:t xml:space="preserve">音乐式探出屏幕右上），轴心孔可开关，盘面图片可自定义（上传一张图自动智能去边裁切——唱片照片的白边/黑边会自动识别去除，随盘旋转，「盘体不透明」对它同样生效；历史</w:t>
-      </w:r>
-      <w:r>
-        <w:rPr>
-          <w:lang w:val="zh-CN"/>
-        </w:rPr>
-        <w:t xml:space="preserve"> 8 </w:t>
-      </w:r>
-      <w:r>
-        <w:rPr>
-          <w:rFonts w:hint="eastAsia"/>
-          <w:lang w:val="zh-CN"/>
-        </w:rPr>
-        <w:t xml:space="preserve">张缩略图条点按切回、hover</w:t>
-      </w:r>
-      <w:r>
-        <w:rPr>
-          <w:lang w:val="zh-CN"/>
-        </w:rPr>
-        <w:t xml:space="preserve"> ✕ </w:t>
-      </w:r>
-      <w:r>
-        <w:rPr>
-          <w:rFonts w:hint="eastAsia"/>
-          <w:lang w:val="zh-CN"/>
-        </w:rPr>
-        <w:t xml:space="preserve">删除，清除即回封面取色刻纹），🎲</w:t>
-      </w:r>
-      <w:r>
-        <w:rPr>
-          <w:lang w:val="zh-CN"/>
-        </w:rPr>
-        <w:t xml:space="preserve"> </w:t>
-      </w:r>
-      <w:r>
-        <w:rPr>
-          <w:rFonts w:hint="eastAsia"/>
-          <w:lang w:val="zh-CN"/>
-        </w:rPr>
-        <w:t xml:space="preserve">换一组随机纹路（宽度/明暗/哑光圈随机生成，固定半径起铺、不受封面大小影响），↺</w:t>
-      </w:r>
-      <w:r>
-        <w:rPr>
-          <w:lang w:val="zh-CN"/>
-        </w:rPr>
-        <w:t xml:space="preserve"> </w:t>
-      </w:r>
-      <w:r>
-        <w:rPr>
-          <w:rFonts w:hint="eastAsia"/>
-          <w:lang w:val="zh-CN"/>
-        </w:rPr>
-        <w:t xml:space="preserve">一键恢复默认；全部即时生效并记忆。拖动底部进度条时唱片像表把一样跟手转动（前拽顺时针、后拽逆时针，暂停时也生效），点击跳转时唱片朝跳转方向加速甩一下再恢复正常转速</w:t>
+        <w:t xml:space="preserve">彩胶唱片，沉浸中切换立即生效）；重启恢复上次播放（曲目+进度+暂停态，启动时弹窗询问是否续播，默认开，关闭后清除已保存的恢复点）；AM</w:t>
+      </w:r>
+      <w:r>
+        <w:rPr>
+          <w:lang w:val="zh-CN"/>
+        </w:rPr>
+        <w:t xml:space="preserve"> </w:t>
+      </w:r>
+      <w:r>
+        <w:rPr>
+          <w:rFonts w:hint="eastAsia"/>
+          <w:lang w:val="zh-CN"/>
+        </w:rPr>
+        <w:t xml:space="preserve">歌词样式与沉浸歌词样式（字号/行距/每行词数等）各自独立，迁入本页统一调整</w:t>
       </w:r>
     </w:p>
     <w:p>
@@ -6799,96 +6728,226 @@
           <w:bCs/>
           <w:lang w:val="zh-CN"/>
         </w:rPr>
-        <w:t xml:space="preserve">歌词偏移（歌词栏</w:t>
-      </w:r>
-      <w:r>
-        <w:rPr>
-          <w:b/>
-          <w:bCs/>
-          <w:lang w:val="zh-CN"/>
-        </w:rPr>
-        <w:t xml:space="preserve"> </w:t>
-      </w:r>
-      <w:r>
-        <w:rPr>
-          <w:rFonts w:hint="eastAsia"/>
-          <w:b/>
-          <w:bCs/>
-          <w:lang w:val="zh-CN"/>
-        </w:rPr>
-        <w:t xml:space="preserve">⚙）</w:t>
-      </w:r>
-      <w:r>
-        <w:rPr>
-          <w:rFonts w:hint="eastAsia"/>
-          <w:lang w:val="zh-CN"/>
-        </w:rPr>
-        <w:t xml:space="preserve">：−/＋</w:t>
-      </w:r>
-      <w:r>
-        <w:rPr>
-          <w:lang w:val="zh-CN"/>
-        </w:rPr>
-        <w:t xml:space="preserve"> </w:t>
-      </w:r>
-      <w:r>
-        <w:rPr>
-          <w:rFonts w:hint="eastAsia"/>
-          <w:lang w:val="zh-CN"/>
-        </w:rPr>
-        <w:t xml:space="preserve">按</w:t>
-      </w:r>
-      <w:r>
-        <w:rPr>
-          <w:lang w:val="zh-CN"/>
-        </w:rPr>
-        <w:t xml:space="preserve"> 0.5s </w:t>
-      </w:r>
-      <w:r>
-        <w:rPr>
-          <w:rFonts w:hint="eastAsia"/>
-          <w:lang w:val="zh-CN"/>
-        </w:rPr>
-        <w:t xml:space="preserve">步进微调当前曲歌词时间轴（±30s），↺</w:t>
-      </w:r>
-      <w:r>
-        <w:rPr>
-          <w:lang w:val="zh-CN"/>
-        </w:rPr>
-        <w:t xml:space="preserve"> </w:t>
-      </w:r>
-      <w:r>
-        <w:rPr>
-          <w:rFonts w:hint="eastAsia"/>
-          <w:lang w:val="zh-CN"/>
-        </w:rPr>
-        <w:t xml:space="preserve">归零；按曲目记忆，AM</w:t>
-      </w:r>
-      <w:r>
-        <w:rPr>
-          <w:lang w:val="zh-CN"/>
-        </w:rPr>
-        <w:t xml:space="preserve"> </w:t>
-      </w:r>
-      <w:r>
-        <w:rPr>
-          <w:rFonts w:hint="eastAsia"/>
-          <w:lang w:val="zh-CN"/>
-        </w:rPr>
-        <w:t xml:space="preserve">面板、FB2K</w:t>
-      </w:r>
-      <w:r>
-        <w:rPr>
-          <w:lang w:val="zh-CN"/>
-        </w:rPr>
-        <w:t xml:space="preserve"> </w:t>
-      </w:r>
-      <w:r>
-        <w:rPr>
-          <w:rFonts w:hint="eastAsia"/>
-          <w:lang w:val="zh-CN"/>
-        </w:rPr>
-        <w:t xml:space="preserve">侧栏、桌面歌词同步生效</w:t>
+        <w:t xml:space="preserve">沉浸模式</w:t>
+      </w:r>
+      <w:r>
+        <w:rPr>
+          <w:b/>
+          <w:bCs/>
+          <w:lang w:val="zh-CN"/>
+        </w:rPr>
+        <w:t xml:space="preserve"> · </w:t>
+      </w:r>
+      <w:r>
+        <w:rPr>
+          <w:rFonts w:hint="eastAsia"/>
+          <w:b/>
+          <w:bCs/>
+          <w:lang w:val="zh-CN"/>
+        </w:rPr>
+        <w:t xml:space="preserve">彩胶唱片</w:t>
+      </w:r>
+      <w:r>
+        <w:rPr>
+          <w:rFonts w:hint="eastAsia"/>
+          <w:lang w:val="zh-CN"/>
+        </w:rPr>
+        <w:t xml:space="preserve">：设置</w:t>
+      </w:r>
+      <w:r>
+        <w:rPr>
+          <w:lang w:val="zh-CN"/>
+        </w:rPr>
+        <w:t xml:space="preserve"> → AM </w:t>
+      </w:r>
+      <w:r>
+        <w:rPr>
+          <w:rFonts w:hint="eastAsia"/>
+          <w:lang w:val="zh-CN"/>
+        </w:rPr>
+        <w:t xml:space="preserve">界面「沉浸模式样式」选彩胶唱片：右侧旋转彩胶——封面截成圆形标签随盘旋转，盘体磨砂亚克力半透明、刻纹颜色从封面实时提取（黑白封面回落主题强调色），播放时柔和加速起转、暂停时带阻尼减速缓缓停稳（rAF</w:t>
+      </w:r>
+      <w:r>
+        <w:rPr>
+          <w:lang w:val="zh-CN"/>
+        </w:rPr>
+        <w:t xml:space="preserve"> </w:t>
+      </w:r>
+      <w:r>
+        <w:rPr>
+          <w:rFonts w:hint="eastAsia"/>
+          <w:lang w:val="zh-CN"/>
+        </w:rPr>
+        <w:t xml:space="preserve">惯性物理，不再是生硬定格），切歌瞬间唱片有一次换碟明暗闪动、盘面叠一层慢速反向流光；左侧常驻大歌词；底部全宽进度条（可拖拽）+</w:t>
+      </w:r>
+      <w:r>
+        <w:rPr>
+          <w:lang w:val="zh-CN"/>
+        </w:rPr>
+        <w:t xml:space="preserve"> </w:t>
+      </w:r>
+      <w:r>
+        <w:rPr>
+          <w:rFonts w:hint="eastAsia"/>
+          <w:lang w:val="zh-CN"/>
+        </w:rPr>
+        <w:t xml:space="preserve">传输/音量/待播清单；背景与全局统一（封面氛围或自定义壁纸照常生效）。沉浸界面右上角</w:t>
+      </w:r>
+      <w:r>
+        <w:rPr>
+          <w:lang w:val="zh-CN"/>
+        </w:rPr>
+        <w:t xml:space="preserve"> 💿 </w:t>
+      </w:r>
+      <w:r>
+        <w:rPr>
+          <w:rFonts w:hint="eastAsia"/>
+          <w:lang w:val="zh-CN"/>
+        </w:rPr>
+        <w:t xml:space="preserve">打开「彩胶外观」：封面大小（50–90%，胶圈宽度随之反向）/</w:t>
+      </w:r>
+      <w:r>
+        <w:rPr>
+          <w:lang w:val="zh-CN"/>
+        </w:rPr>
+        <w:t xml:space="preserve"> </w:t>
+      </w:r>
+      <w:r>
+        <w:rPr>
+          <w:rFonts w:hint="eastAsia"/>
+          <w:lang w:val="zh-CN"/>
+        </w:rPr>
+        <w:t xml:space="preserve">盘体大小（最大</w:t>
+      </w:r>
+      <w:r>
+        <w:rPr>
+          <w:lang w:val="zh-CN"/>
+        </w:rPr>
+        <w:t xml:space="preserve"> </w:t>
+      </w:r>
+      <w:r>
+        <w:rPr>
+          <w:rFonts w:hint="eastAsia"/>
+          <w:lang w:val="zh-CN"/>
+        </w:rPr>
+        <w:t xml:space="preserve">160%）/</w:t>
+      </w:r>
+      <w:r>
+        <w:rPr>
+          <w:lang w:val="zh-CN"/>
+        </w:rPr>
+        <w:t xml:space="preserve"> </w:t>
+      </w:r>
+      <w:r>
+        <w:rPr>
+          <w:rFonts w:hint="eastAsia"/>
+          <w:lang w:val="zh-CN"/>
+        </w:rPr>
+        <w:t xml:space="preserve">盘体不透明度</w:t>
+      </w:r>
+      <w:r>
+        <w:rPr>
+          <w:lang w:val="zh-CN"/>
+        </w:rPr>
+        <w:t xml:space="preserve"> / </w:t>
+      </w:r>
+      <w:r>
+        <w:rPr>
+          <w:rFonts w:hint="eastAsia"/>
+          <w:lang w:val="zh-CN"/>
+        </w:rPr>
+        <w:t xml:space="preserve">转速（4–60</w:t>
+      </w:r>
+      <w:r>
+        <w:rPr>
+          <w:lang w:val="zh-CN"/>
+        </w:rPr>
+        <w:t xml:space="preserve"> </w:t>
+      </w:r>
+      <w:r>
+        <w:rPr>
+          <w:rFonts w:hint="eastAsia"/>
+          <w:lang w:val="zh-CN"/>
+        </w:rPr>
+        <w:t xml:space="preserve">秒/圈）滑杆，唱片位置「居中</w:t>
+      </w:r>
+      <w:r>
+        <w:rPr>
+          <w:lang w:val="zh-CN"/>
+        </w:rPr>
+        <w:t xml:space="preserve"> / </w:t>
+      </w:r>
+      <w:r>
+        <w:rPr>
+          <w:rFonts w:hint="eastAsia"/>
+          <w:lang w:val="zh-CN"/>
+        </w:rPr>
+        <w:t xml:space="preserve">右上悬挂」（QQ</w:t>
+      </w:r>
+      <w:r>
+        <w:rPr>
+          <w:lang w:val="zh-CN"/>
+        </w:rPr>
+        <w:t xml:space="preserve"> </w:t>
+      </w:r>
+      <w:r>
+        <w:rPr>
+          <w:rFonts w:hint="eastAsia"/>
+          <w:lang w:val="zh-CN"/>
+        </w:rPr>
+        <w:t xml:space="preserve">音乐式探出屏幕右上），轴心孔可开关，盘面图片可自定义（上传一张图自动智能去边裁切——唱片照片的白边/黑边会自动识别去除，随盘旋转，「盘体不透明」对它同样生效；历史</w:t>
+      </w:r>
+      <w:r>
+        <w:rPr>
+          <w:lang w:val="zh-CN"/>
+        </w:rPr>
+        <w:t xml:space="preserve"> 8 </w:t>
+      </w:r>
+      <w:r>
+        <w:rPr>
+          <w:rFonts w:hint="eastAsia"/>
+          <w:lang w:val="zh-CN"/>
+        </w:rPr>
+        <w:t xml:space="preserve">张缩略图条点按切回、hover</w:t>
+      </w:r>
+      <w:r>
+        <w:rPr>
+          <w:lang w:val="zh-CN"/>
+        </w:rPr>
+        <w:t xml:space="preserve"> ✕ </w:t>
+      </w:r>
+      <w:r>
+        <w:rPr>
+          <w:rFonts w:hint="eastAsia"/>
+          <w:lang w:val="zh-CN"/>
+        </w:rPr>
+        <w:t xml:space="preserve">删除，清除即回封面取色刻纹），🎲</w:t>
+      </w:r>
+      <w:r>
+        <w:rPr>
+          <w:lang w:val="zh-CN"/>
+        </w:rPr>
+        <w:t xml:space="preserve"> </w:t>
+      </w:r>
+      <w:r>
+        <w:rPr>
+          <w:rFonts w:hint="eastAsia"/>
+          <w:lang w:val="zh-CN"/>
+        </w:rPr>
+        <w:t xml:space="preserve">换一组随机纹路（宽度/明暗/哑光圈随机生成，固定半径起铺、不受封面大小影响），↺</w:t>
+      </w:r>
+      <w:r>
+        <w:rPr>
+          <w:lang w:val="zh-CN"/>
+        </w:rPr>
+        <w:t xml:space="preserve"> </w:t>
+      </w:r>
+      <w:r>
+        <w:rPr>
+          <w:rFonts w:hint="eastAsia"/>
+          <w:lang w:val="zh-CN"/>
+        </w:rPr>
+        <w:t xml:space="preserve">一键恢复默认；全部即时生效并记忆。拖动底部进度条时唱片像表把一样跟手转动（前拽顺时针、后拽逆时针，暂停时也生效），点击跳转时唱片朝跳转方向加速甩一下再恢复正常转速</w:t>
       </w:r>
     </w:p>
     <w:p>
@@ -6906,6 +6965,113 @@
           <w:bCs/>
           <w:lang w:val="zh-CN"/>
         </w:rPr>
+        <w:t xml:space="preserve">歌词偏移（歌词栏</w:t>
+      </w:r>
+      <w:r>
+        <w:rPr>
+          <w:b/>
+          <w:bCs/>
+          <w:lang w:val="zh-CN"/>
+        </w:rPr>
+        <w:t xml:space="preserve"> </w:t>
+      </w:r>
+      <w:r>
+        <w:rPr>
+          <w:rFonts w:hint="eastAsia"/>
+          <w:b/>
+          <w:bCs/>
+          <w:lang w:val="zh-CN"/>
+        </w:rPr>
+        <w:t xml:space="preserve">⚙）</w:t>
+      </w:r>
+      <w:r>
+        <w:rPr>
+          <w:rFonts w:hint="eastAsia"/>
+          <w:lang w:val="zh-CN"/>
+        </w:rPr>
+        <w:t xml:space="preserve">：−/＋</w:t>
+      </w:r>
+      <w:r>
+        <w:rPr>
+          <w:lang w:val="zh-CN"/>
+        </w:rPr>
+        <w:t xml:space="preserve"> </w:t>
+      </w:r>
+      <w:r>
+        <w:rPr>
+          <w:rFonts w:hint="eastAsia"/>
+          <w:lang w:val="zh-CN"/>
+        </w:rPr>
+        <w:t xml:space="preserve">按</w:t>
+      </w:r>
+      <w:r>
+        <w:rPr>
+          <w:lang w:val="zh-CN"/>
+        </w:rPr>
+        <w:t xml:space="preserve"> 0.5s </w:t>
+      </w:r>
+      <w:r>
+        <w:rPr>
+          <w:rFonts w:hint="eastAsia"/>
+          <w:lang w:val="zh-CN"/>
+        </w:rPr>
+        <w:t xml:space="preserve">步进微调当前曲歌词时间轴（±30s），↺</w:t>
+      </w:r>
+      <w:r>
+        <w:rPr>
+          <w:lang w:val="zh-CN"/>
+        </w:rPr>
+        <w:t xml:space="preserve"> </w:t>
+      </w:r>
+      <w:r>
+        <w:rPr>
+          <w:rFonts w:hint="eastAsia"/>
+          <w:lang w:val="zh-CN"/>
+        </w:rPr>
+        <w:t xml:space="preserve">归零；按曲目记忆，AM</w:t>
+      </w:r>
+      <w:r>
+        <w:rPr>
+          <w:lang w:val="zh-CN"/>
+        </w:rPr>
+        <w:t xml:space="preserve"> </w:t>
+      </w:r>
+      <w:r>
+        <w:rPr>
+          <w:rFonts w:hint="eastAsia"/>
+          <w:lang w:val="zh-CN"/>
+        </w:rPr>
+        <w:t xml:space="preserve">面板、FB2K</w:t>
+      </w:r>
+      <w:r>
+        <w:rPr>
+          <w:lang w:val="zh-CN"/>
+        </w:rPr>
+        <w:t xml:space="preserve"> </w:t>
+      </w:r>
+      <w:r>
+        <w:rPr>
+          <w:rFonts w:hint="eastAsia"/>
+          <w:lang w:val="zh-CN"/>
+        </w:rPr>
+        <w:t xml:space="preserve">侧栏、桌面歌词同步生效</w:t>
+      </w:r>
+    </w:p>
+    <w:p>
+      <w:pPr>
+        <w:pStyle w:val="Compact"/>
+        <w:numPr>
+          <w:ilvl w:val="0"/>
+          <w:numId w:val="1004"/>
+        </w:numPr>
+      </w:pPr>
+      <w:r>
+        <w:rPr>
+          <w:rFonts w:hint="eastAsia"/>
+          <w:b/>
+          <w:bCs/>
+          <w:lang w:val="zh-CN"/>
+        </w:rPr>
         <w:t xml:space="preserve">底部频谱条</w:t>
       </w:r>
       <w:r>
@@ -7366,7 +7532,46 @@
           <w:rFonts w:hint="eastAsia"/>
           <w:lang w:val="zh-CN"/>
         </w:rPr>
-        <w:t xml:space="preserve">输出健康卡片（爆音自查先看欠载计数）；插拔耳机/USB</w:t>
+        <w:t xml:space="preserve">输出健康卡片</w:t>
+      </w:r>
+      <w:r>
+        <w:rPr>
+          <w:lang w:val="zh-CN"/>
+        </w:rPr>
+        <w:t xml:space="preserve"> = </w:t>
+      </w:r>
+      <w:r>
+        <w:rPr>
+          <w:rFonts w:hint="eastAsia"/>
+          <w:lang w:val="zh-CN"/>
+        </w:rPr>
+        <w:t xml:space="preserve">播放链路状态（设备/输出模式/独占共享/DSD</w:t>
+      </w:r>
+      <w:r>
+        <w:rPr>
+          <w:lang w:val="zh-CN"/>
+        </w:rPr>
+        <w:t xml:space="preserve"> </w:t>
+      </w:r>
+      <w:r>
+        <w:rPr>
+          <w:rFonts w:hint="eastAsia"/>
+          <w:lang w:val="zh-CN"/>
+        </w:rPr>
+        <w:t xml:space="preserve">处理方式/格式/缓冲水位/欠载限幅计数，停留时</w:t>
+      </w:r>
+      <w:r>
+        <w:rPr>
+          <w:lang w:val="zh-CN"/>
+        </w:rPr>
+        <w:t xml:space="preserve"> 2.5 </w:t>
+      </w:r>
+      <w:r>
+        <w:rPr>
+          <w:rFonts w:hint="eastAsia"/>
+          <w:lang w:val="zh-CN"/>
+        </w:rPr>
+        <w:t xml:space="preserve">秒自动刷新，点链路图看全参数对照）；插拔耳机/USB</w:t>
       </w:r>
       <w:r>
         <w:rPr>
@@ -11332,6 +11537,455 @@
           <w:lang w:val="zh-CN"/>
         </w:rPr>
         <w:t xml:space="preserve">版本更新</w:t>
+      </w:r>
+    </w:p>
+    <w:p>
+      <w:pPr>
+        <w:pStyle w:val="Compact"/>
+        <w:numPr>
+          <w:ilvl w:val="0"/>
+          <w:numId w:val="1010"/>
+        </w:numPr>
+      </w:pPr>
+      <w:r>
+        <w:rPr>
+          <w:b/>
+          <w:bCs/>
+          <w:lang w:val="zh-CN"/>
+        </w:rPr>
+        <w:t xml:space="preserve">V4.4.6</w:t>
+      </w:r>
+      <w:r>
+        <w:rPr>
+          <w:rFonts w:hint="eastAsia"/>
+          <w:lang w:val="zh-CN"/>
+        </w:rPr>
+        <w:t xml:space="preserve">：修复下载的歌曲歌词不滚动：下载落盘写标签时内嵌歌词被误当普通文本字段清洗（换行变空格），整首歌词压成一行导致只有第一句有时间轴；现嵌入歌词保留原始换行，新下载正常滚动；歌词解析兼容单行格式（行内多时间戳自动拆行），已下载的旧歌曲无需重下即可恢复滚动</w:t>
+      </w:r>
+    </w:p>
+    <w:p>
+      <w:pPr>
+        <w:pStyle w:val="Compact"/>
+        <w:numPr>
+          <w:ilvl w:val="0"/>
+          <w:numId w:val="1010"/>
+        </w:numPr>
+      </w:pPr>
+      <w:r>
+        <w:rPr>
+          <w:b/>
+          <w:bCs/>
+          <w:lang w:val="zh-CN"/>
+        </w:rPr>
+        <w:t xml:space="preserve">V4.4.5</w:t>
+      </w:r>
+      <w:r>
+        <w:rPr>
+          <w:rFonts w:hint="eastAsia"/>
+          <w:lang w:val="zh-CN"/>
+        </w:rPr>
+        <w:t xml:space="preserve">：DSD</w:t>
+      </w:r>
+      <w:r>
+        <w:rPr>
+          <w:lang w:val="zh-CN"/>
+        </w:rPr>
+        <w:t xml:space="preserve"> </w:t>
+      </w:r>
+      <w:r>
+        <w:rPr>
+          <w:rFonts w:hint="eastAsia"/>
+          <w:lang w:val="zh-CN"/>
+        </w:rPr>
+        <w:t xml:space="preserve">白噪修复</w:t>
+      </w:r>
+      <w:r>
+        <w:rPr>
+          <w:lang w:val="zh-CN"/>
+        </w:rPr>
+        <w:t xml:space="preserve"> + </w:t>
+      </w:r>
+      <w:r>
+        <w:rPr>
+          <w:rFonts w:hint="eastAsia"/>
+          <w:lang w:val="zh-CN"/>
+        </w:rPr>
+        <w:t xml:space="preserve">播放链路状态</w:t>
+      </w:r>
+      <w:r>
+        <w:rPr>
+          <w:lang w:val="zh-CN"/>
+        </w:rPr>
+        <w:t xml:space="preserve"> + EQ </w:t>
+      </w:r>
+      <w:r>
+        <w:rPr>
+          <w:rFonts w:hint="eastAsia"/>
+          <w:lang w:val="zh-CN"/>
+        </w:rPr>
+        <w:t xml:space="preserve">三修：①</w:t>
+      </w:r>
+      <w:r>
+        <w:rPr>
+          <w:lang w:val="zh-CN"/>
+        </w:rPr>
+        <w:t xml:space="preserve"> </w:t>
+      </w:r>
+      <w:r>
+        <w:rPr>
+          <w:rFonts w:hint="eastAsia"/>
+          <w:lang w:val="zh-CN"/>
+        </w:rPr>
+        <w:t xml:space="preserve">修复</w:t>
+      </w:r>
+      <w:r>
+        <w:rPr>
+          <w:lang w:val="zh-CN"/>
+        </w:rPr>
+        <w:t xml:space="preserve"> ASIO + Native DSD </w:t>
+      </w:r>
+      <w:r>
+        <w:rPr>
+          <w:rFonts w:hint="eastAsia"/>
+          <w:lang w:val="zh-CN"/>
+        </w:rPr>
+        <w:t xml:space="preserve">而驱动不支持时，回退</w:t>
+      </w:r>
+      <w:r>
+        <w:rPr>
+          <w:lang w:val="zh-CN"/>
+        </w:rPr>
+        <w:t xml:space="preserve"> PCM </w:t>
+      </w:r>
+      <w:r>
+        <w:rPr>
+          <w:rFonts w:hint="eastAsia"/>
+          <w:lang w:val="zh-CN"/>
+        </w:rPr>
+        <w:t xml:space="preserve">以超高采样率直开设备导致驱动假初始化、全程沙沙白噪——现统一钳至</w:t>
+      </w:r>
+      <w:r>
+        <w:rPr>
+          <w:lang w:val="zh-CN"/>
+        </w:rPr>
+        <w:t xml:space="preserve"> 176.4kHz </w:t>
+      </w:r>
+      <w:r>
+        <w:rPr>
+          <w:rFonts w:hint="eastAsia"/>
+          <w:lang w:val="zh-CN"/>
+        </w:rPr>
+        <w:t xml:space="preserve">安全输出并弹提示，音质徽标如实显示转</w:t>
+      </w:r>
+      <w:r>
+        <w:rPr>
+          <w:lang w:val="zh-CN"/>
+        </w:rPr>
+        <w:t xml:space="preserve"> </w:t>
+      </w:r>
+      <w:r>
+        <w:rPr>
+          <w:rFonts w:hint="eastAsia"/>
+          <w:lang w:val="zh-CN"/>
+        </w:rPr>
+        <w:t xml:space="preserve">PCM；②</w:t>
+      </w:r>
+      <w:r>
+        <w:rPr>
+          <w:lang w:val="zh-CN"/>
+        </w:rPr>
+        <w:t xml:space="preserve"> </w:t>
+      </w:r>
+      <w:r>
+        <w:rPr>
+          <w:rFonts w:hint="eastAsia"/>
+          <w:lang w:val="zh-CN"/>
+        </w:rPr>
+        <w:t xml:space="preserve">设置</w:t>
+      </w:r>
+      <w:r>
+        <w:rPr>
+          <w:lang w:val="zh-CN"/>
+        </w:rPr>
+        <w:t xml:space="preserve"> → </w:t>
+      </w:r>
+      <w:r>
+        <w:rPr>
+          <w:rFonts w:hint="eastAsia"/>
+          <w:lang w:val="zh-CN"/>
+        </w:rPr>
+        <w:t xml:space="preserve">音频输出</w:t>
+      </w:r>
+      <w:r>
+        <w:rPr>
+          <w:lang w:val="zh-CN"/>
+        </w:rPr>
+        <w:t xml:space="preserve"> → </w:t>
+      </w:r>
+      <w:r>
+        <w:rPr>
+          <w:rFonts w:hint="eastAsia"/>
+          <w:lang w:val="zh-CN"/>
+        </w:rPr>
+        <w:t xml:space="preserve">输出健康升级播放链路状态：新增「音频输出」（WASAPI/ASIO</w:t>
+      </w:r>
+      <w:r>
+        <w:rPr>
+          <w:lang w:val="zh-CN"/>
+        </w:rPr>
+        <w:t xml:space="preserve"> + </w:t>
+      </w:r>
+      <w:r>
+        <w:rPr>
+          <w:rFonts w:hint="eastAsia"/>
+          <w:lang w:val="zh-CN"/>
+        </w:rPr>
+        <w:t xml:space="preserve">独占/共享说明）与「DSD</w:t>
+      </w:r>
+      <w:r>
+        <w:rPr>
+          <w:lang w:val="zh-CN"/>
+        </w:rPr>
+        <w:t xml:space="preserve"> </w:t>
+      </w:r>
+      <w:r>
+        <w:rPr>
+          <w:rFonts w:hint="eastAsia"/>
+          <w:lang w:val="zh-CN"/>
+        </w:rPr>
+        <w:t xml:space="preserve">处理」（Native/DoP/转</w:t>
+      </w:r>
+      <w:r>
+        <w:rPr>
+          <w:lang w:val="zh-CN"/>
+        </w:rPr>
+        <w:t xml:space="preserve"> </w:t>
+      </w:r>
+      <w:r>
+        <w:rPr>
+          <w:rFonts w:hint="eastAsia"/>
+          <w:lang w:val="zh-CN"/>
+        </w:rPr>
+        <w:t xml:space="preserve">PCM）两行，停留面板时</w:t>
+      </w:r>
+      <w:r>
+        <w:rPr>
+          <w:lang w:val="zh-CN"/>
+        </w:rPr>
+        <w:t xml:space="preserve"> 2.5 </w:t>
+      </w:r>
+      <w:r>
+        <w:rPr>
+          <w:rFonts w:hint="eastAsia"/>
+          <w:lang w:val="zh-CN"/>
+        </w:rPr>
+        <w:t xml:space="preserve">秒自动刷新；③</w:t>
+      </w:r>
+      <w:r>
+        <w:rPr>
+          <w:lang w:val="zh-CN"/>
+        </w:rPr>
+        <w:t xml:space="preserve"> </w:t>
+      </w:r>
+      <w:r>
+        <w:rPr>
+          <w:rFonts w:hint="eastAsia"/>
+          <w:lang w:val="zh-CN"/>
+        </w:rPr>
+        <w:t xml:space="preserve">均衡器三修：引擎崩溃重启后</w:t>
+      </w:r>
+      <w:r>
+        <w:rPr>
+          <w:lang w:val="zh-CN"/>
+        </w:rPr>
+        <w:t xml:space="preserve"> EQ </w:t>
+      </w:r>
+      <w:r>
+        <w:rPr>
+          <w:rFonts w:hint="eastAsia"/>
+          <w:lang w:val="zh-CN"/>
+        </w:rPr>
+        <w:t xml:space="preserve">自动恢复（此前静默失效但面板仍显示旧值）、拖动滑块时防削波前级补偿实时跟随、低采样率源高频段加奈奎斯特保护防破音</w:t>
+      </w:r>
+    </w:p>
+    <w:p>
+      <w:pPr>
+        <w:pStyle w:val="Compact"/>
+        <w:numPr>
+          <w:ilvl w:val="0"/>
+          <w:numId w:val="1010"/>
+        </w:numPr>
+      </w:pPr>
+      <w:r>
+        <w:rPr>
+          <w:b/>
+          <w:bCs/>
+          <w:lang w:val="zh-CN"/>
+        </w:rPr>
+        <w:t xml:space="preserve">V4.4.4</w:t>
+      </w:r>
+      <w:r>
+        <w:rPr>
+          <w:rFonts w:hint="eastAsia"/>
+          <w:lang w:val="zh-CN"/>
+        </w:rPr>
+        <w:t xml:space="preserve">：稳定性加固</w:t>
+      </w:r>
+      <w:r>
+        <w:rPr>
+          <w:lang w:val="zh-CN"/>
+        </w:rPr>
+        <w:t xml:space="preserve"> + </w:t>
+      </w:r>
+      <w:r>
+        <w:rPr>
+          <w:rFonts w:hint="eastAsia"/>
+          <w:lang w:val="zh-CN"/>
+        </w:rPr>
+        <w:t xml:space="preserve">专辑排序</w:t>
+      </w:r>
+      <w:r>
+        <w:rPr>
+          <w:lang w:val="zh-CN"/>
+        </w:rPr>
+        <w:t xml:space="preserve"> + </w:t>
+      </w:r>
+      <w:r>
+        <w:rPr>
+          <w:rFonts w:hint="eastAsia"/>
+          <w:lang w:val="zh-CN"/>
+        </w:rPr>
+        <w:t xml:space="preserve">搜索历史管理：①</w:t>
+      </w:r>
+      <w:r>
+        <w:rPr>
+          <w:lang w:val="zh-CN"/>
+        </w:rPr>
+        <w:t xml:space="preserve"> </w:t>
+      </w:r>
+      <w:r>
+        <w:rPr>
+          <w:rFonts w:hint="eastAsia"/>
+          <w:lang w:val="zh-CN"/>
+        </w:rPr>
+        <w:t xml:space="preserve">修复在线歌曲边播边存时网络中断可能导致播放器无提示整个消失，并为主进程加全局未捕获异常兜底（诊断包新增</w:t>
+      </w:r>
+      <w:r>
+        <w:rPr>
+          <w:lang w:val="zh-CN"/>
+        </w:rPr>
+        <w:t xml:space="preserve"> </w:t>
+      </w:r>
+      <w:r>
+        <w:rPr>
+          <w:rFonts w:hint="eastAsia"/>
+          <w:lang w:val="zh-CN"/>
+        </w:rPr>
+        <w:t xml:space="preserve">main-process-errors.txt）；②</w:t>
+      </w:r>
+      <w:r>
+        <w:rPr>
+          <w:lang w:val="zh-CN"/>
+        </w:rPr>
+        <w:t xml:space="preserve"> </w:t>
+      </w:r>
+      <w:r>
+        <w:rPr>
+          <w:rFonts w:hint="eastAsia"/>
+          <w:lang w:val="zh-CN"/>
+        </w:rPr>
+        <w:t xml:space="preserve">专辑详情页（点进某张专辑后）新增排序下拉——默认按专辑发布顺序（多碟先按碟号、碟内按曲目号，CUE</w:t>
+      </w:r>
+      <w:r>
+        <w:rPr>
+          <w:lang w:val="zh-CN"/>
+        </w:rPr>
+        <w:t xml:space="preserve"> </w:t>
+      </w:r>
+      <w:r>
+        <w:rPr>
+          <w:rFonts w:hint="eastAsia"/>
+          <w:lang w:val="zh-CN"/>
+        </w:rPr>
+        <w:t xml:space="preserve">整轨自动续排），另可按标题/演唱者/文件名/时长排序，选择独立记忆；③</w:t>
+      </w:r>
+      <w:r>
+        <w:rPr>
+          <w:lang w:val="zh-CN"/>
+        </w:rPr>
+        <w:t xml:space="preserve"> </w:t>
+      </w:r>
+      <w:r>
+        <w:rPr>
+          <w:rFonts w:hint="eastAsia"/>
+          <w:lang w:val="zh-CN"/>
+        </w:rPr>
+        <w:t xml:space="preserve">在线音乐搜索框历史记录支持每条</w:t>
+      </w:r>
+      <w:r>
+        <w:rPr>
+          <w:lang w:val="zh-CN"/>
+        </w:rPr>
+        <w:t xml:space="preserve"> ✕ </w:t>
+      </w:r>
+      <w:r>
+        <w:rPr>
+          <w:rFonts w:hint="eastAsia"/>
+          <w:lang w:val="zh-CN"/>
+        </w:rPr>
+        <w:t xml:space="preserve">单独删除与「清空全部」，连续删除无需重新点开；④</w:t>
+      </w:r>
+      <w:r>
+        <w:rPr>
+          <w:lang w:val="zh-CN"/>
+        </w:rPr>
+        <w:t xml:space="preserve"> </w:t>
+      </w:r>
+      <w:r>
+        <w:rPr>
+          <w:rFonts w:hint="eastAsia"/>
+          <w:lang w:val="zh-CN"/>
+        </w:rPr>
+        <w:t xml:space="preserve">封面内存缓存统一加上限（三处无界缓存）；⑤</w:t>
+      </w:r>
+      <w:r>
+        <w:rPr>
+          <w:lang w:val="zh-CN"/>
+        </w:rPr>
+        <w:t xml:space="preserve"> FB2K </w:t>
+      </w:r>
+      <w:r>
+        <w:rPr>
+          <w:rFonts w:hint="eastAsia"/>
+          <w:lang w:val="zh-CN"/>
+        </w:rPr>
+        <w:t xml:space="preserve">元信息面板与无损鉴别</w:t>
+      </w:r>
+      <w:r>
+        <w:rPr>
+          <w:lang w:val="zh-CN"/>
+        </w:rPr>
+        <w:t xml:space="preserve"> HTML </w:t>
+      </w:r>
+      <w:r>
+        <w:rPr>
+          <w:rFonts w:hint="eastAsia"/>
+          <w:lang w:val="zh-CN"/>
+        </w:rPr>
+        <w:t xml:space="preserve">报告对含特殊字符文件名做转义（纵深防御）；⑥</w:t>
+      </w:r>
+      <w:r>
+        <w:rPr>
+          <w:lang w:val="zh-CN"/>
+        </w:rPr>
+        <w:t xml:space="preserve"> </w:t>
+      </w:r>
+      <w:r>
+        <w:rPr>
+          <w:rFonts w:hint="eastAsia"/>
+          <w:lang w:val="zh-CN"/>
+        </w:rPr>
+        <w:t xml:space="preserve">清理旧启动器死代码</w:t>
       </w:r>
     </w:p>
     <w:p>

--- a/AnniePlayer-LXversion安妮洛雪/《章鱼科技：安妮播放器全功能说明书》.docx
+++ b/AnniePlayer-LXversion安妮洛雪/《章鱼科技：安妮播放器全功能说明书》.docx
@@ -97,7 +97,7 @@
           <w:rFonts w:hint="eastAsia"/>
           <w:lang w:val="zh-CN"/>
         </w:rPr>
-        <w:t xml:space="preserve">：V4.4.6</w:t>
+        <w:t xml:space="preserve">：V4.4.7</w:t>
       </w:r>
       <w:r>
         <w:rPr>
@@ -3656,20 +3656,85 @@
         <w:rPr>
           <w:lang w:val="zh-CN"/>
         </w:rPr>
-        <w:t xml:space="preserve"> / 🔒 </w:t>
-      </w:r>
-      <w:r>
-        <w:rPr>
-          <w:rFonts w:hint="eastAsia"/>
-          <w:lang w:val="zh-CN"/>
-        </w:rPr>
-        <w:t xml:space="preserve">独占切换</w:t>
-      </w:r>
-      <w:r>
-        <w:rPr>
-          <w:lang w:val="zh-CN"/>
-        </w:rPr>
-        <w:t xml:space="preserve"> / 🎯 </w:t>
+        <w:t xml:space="preserve"> / ☰ </w:t>
+      </w:r>
+      <w:r>
+        <w:rPr>
+          <w:rFonts w:hint="eastAsia"/>
+          <w:lang w:val="zh-CN"/>
+        </w:rPr>
+        <w:t xml:space="preserve">待播清单</w:t>
+      </w:r>
+      <w:r>
+        <w:rPr>
+          <w:lang w:val="zh-CN"/>
+        </w:rPr>
+        <w:t xml:space="preserve"> / </w:t>
+      </w:r>
+      <w:r>
+        <w:rPr>
+          <w:rFonts w:hint="eastAsia"/>
+          <w:lang w:val="zh-CN"/>
+        </w:rPr>
+        <w:t xml:space="preserve">播放模式循环</w:t>
+      </w:r>
+      <w:r>
+        <w:rPr>
+          <w:lang w:val="zh-CN"/>
+        </w:rPr>
+        <w:t xml:space="preserve"> / ⤢ </w:t>
+      </w:r>
+      <w:r>
+        <w:rPr>
+          <w:rFonts w:hint="eastAsia"/>
+          <w:lang w:val="zh-CN"/>
+        </w:rPr>
+        <w:t xml:space="preserve">沉浸模式</w:t>
+      </w:r>
+      <w:r>
+        <w:rPr>
+          <w:lang w:val="zh-CN"/>
+        </w:rPr>
+        <w:t xml:space="preserve"> / 💬 </w:t>
+      </w:r>
+      <w:r>
+        <w:rPr>
+          <w:rFonts w:hint="eastAsia"/>
+          <w:lang w:val="zh-CN"/>
+        </w:rPr>
+        <w:t xml:space="preserve">歌词栏</w:t>
+      </w:r>
+      <w:r>
+        <w:rPr>
+          <w:lang w:val="zh-CN"/>
+        </w:rPr>
+        <w:t xml:space="preserve"> / ⚙ </w:t>
+      </w:r>
+      <w:r>
+        <w:rPr>
+          <w:rFonts w:hint="eastAsia"/>
+          <w:lang w:val="zh-CN"/>
+        </w:rPr>
+        <w:t xml:space="preserve">设置</w:t>
+      </w:r>
+      <w:r>
+        <w:rPr>
+          <w:lang w:val="zh-CN"/>
+        </w:rPr>
+        <w:t xml:space="preserve"> / ⋯ </w:t>
+      </w:r>
+      <w:r>
+        <w:rPr>
+          <w:rFonts w:hint="eastAsia"/>
+          <w:lang w:val="zh-CN"/>
+        </w:rPr>
+        <w:t xml:space="preserve">更多（独占切换</w:t>
+      </w:r>
+      <w:r>
+        <w:rPr>
+          <w:lang w:val="zh-CN"/>
+        </w:rPr>
+        <w:t xml:space="preserve"> / </w:t>
       </w:r>
       <w:r>
         <w:rPr>
@@ -3689,52 +3754,13 @@
           <w:rFonts w:hint="eastAsia"/>
           <w:lang w:val="zh-CN"/>
         </w:rPr>
-        <w:t xml:space="preserve">播放模式循环（5</w:t>
-      </w:r>
-      <w:r>
-        <w:rPr>
-          <w:lang w:val="zh-CN"/>
-        </w:rPr>
-        <w:t xml:space="preserve"> </w:t>
-      </w:r>
-      <w:r>
-        <w:rPr>
-          <w:rFonts w:hint="eastAsia"/>
-          <w:lang w:val="zh-CN"/>
-        </w:rPr>
-        <w:t xml:space="preserve">种）/</w:t>
-      </w:r>
-      <w:r>
-        <w:rPr>
-          <w:lang w:val="zh-CN"/>
-        </w:rPr>
-        <w:t xml:space="preserve"> ⏲ </w:t>
-      </w:r>
-      <w:r>
-        <w:rPr>
-          <w:rFonts w:hint="eastAsia"/>
-          <w:lang w:val="zh-CN"/>
-        </w:rPr>
         <w:t xml:space="preserve">播放定时</w:t>
       </w:r>
       <w:r>
         <w:rPr>
           <w:lang w:val="zh-CN"/>
         </w:rPr>
-        <w:t xml:space="preserve"> / ⤢ </w:t>
-      </w:r>
-      <w:r>
-        <w:rPr>
-          <w:rFonts w:hint="eastAsia"/>
-          <w:lang w:val="zh-CN"/>
-        </w:rPr>
-        <w:t xml:space="preserve">沉浸模式</w:t>
-      </w:r>
-      <w:r>
-        <w:rPr>
-          <w:lang w:val="zh-CN"/>
-        </w:rPr>
-        <w:t xml:space="preserve"> / 🗕 </w:t>
+        <w:t xml:space="preserve"> / </w:t>
       </w:r>
       <w:r>
         <w:rPr>
@@ -3747,7 +3773,7 @@
         <w:rPr>
           <w:lang w:val="zh-CN"/>
         </w:rPr>
-        <w:t xml:space="preserve"> / 🎤 </w:t>
+        <w:t xml:space="preserve"> / </w:t>
       </w:r>
       <w:r>
         <w:rPr>
@@ -3760,66 +3786,53 @@
         <w:rPr>
           <w:lang w:val="zh-CN"/>
         </w:rPr>
-        <w:t xml:space="preserve"> / ♥ </w:t>
-      </w:r>
-      <w:r>
-        <w:rPr>
-          <w:rFonts w:hint="eastAsia"/>
-          <w:lang w:val="zh-CN"/>
-        </w:rPr>
-        <w:t xml:space="preserve">收藏播放中的在线歌曲</w:t>
-      </w:r>
-      <w:r>
-        <w:rPr>
-          <w:lang w:val="zh-CN"/>
-        </w:rPr>
-        <w:t xml:space="preserve"> / ⚙ </w:t>
-      </w:r>
-      <w:r>
-        <w:rPr>
-          <w:rFonts w:hint="eastAsia"/>
-          <w:lang w:val="zh-CN"/>
-        </w:rPr>
-        <w:t xml:space="preserve">设置</w:t>
-      </w:r>
-      <w:r>
-        <w:rPr>
-          <w:lang w:val="zh-CN"/>
-        </w:rPr>
-        <w:t xml:space="preserve"> / 💬 </w:t>
-      </w:r>
-      <w:r>
-        <w:rPr>
-          <w:rFonts w:hint="eastAsia"/>
-          <w:lang w:val="zh-CN"/>
-        </w:rPr>
-        <w:t xml:space="preserve">歌词栏</w:t>
-      </w:r>
-      <w:r>
-        <w:rPr>
-          <w:lang w:val="zh-CN"/>
-        </w:rPr>
-        <w:t xml:space="preserve"> / ☀🌙 </w:t>
-      </w:r>
-      <w:r>
-        <w:rPr>
-          <w:rFonts w:hint="eastAsia"/>
-          <w:lang w:val="zh-CN"/>
-        </w:rPr>
-        <w:t xml:space="preserve">亮暗切换</w:t>
-      </w:r>
-      <w:r>
-        <w:rPr>
-          <w:lang w:val="zh-CN"/>
-        </w:rPr>
-        <w:t xml:space="preserve"> / 🎨 </w:t>
-      </w:r>
-      <w:r>
-        <w:rPr>
-          <w:rFonts w:hint="eastAsia"/>
-          <w:lang w:val="zh-CN"/>
-        </w:rPr>
-        <w:t xml:space="preserve">循环切主题</w:t>
+        <w:t xml:space="preserve"> / </w:t>
+      </w:r>
+      <w:r>
+        <w:rPr>
+          <w:rFonts w:hint="eastAsia"/>
+          <w:lang w:val="zh-CN"/>
+        </w:rPr>
+        <w:t xml:space="preserve">收藏</w:t>
+      </w:r>
+      <w:r>
+        <w:rPr>
+          <w:lang w:val="zh-CN"/>
+        </w:rPr>
+        <w:t xml:space="preserve"> / </w:t>
+      </w:r>
+      <w:r>
+        <w:rPr>
+          <w:rFonts w:hint="eastAsia"/>
+          <w:lang w:val="zh-CN"/>
+        </w:rPr>
+        <w:t xml:space="preserve">分享</w:t>
+      </w:r>
+      <w:r>
+        <w:rPr>
+          <w:lang w:val="zh-CN"/>
+        </w:rPr>
+        <w:t xml:space="preserve"> / </w:t>
+      </w:r>
+      <w:r>
+        <w:rPr>
+          <w:rFonts w:hint="eastAsia"/>
+          <w:lang w:val="zh-CN"/>
+        </w:rPr>
+        <w:t xml:space="preserve">亮暗</w:t>
+      </w:r>
+      <w:r>
+        <w:rPr>
+          <w:lang w:val="zh-CN"/>
+        </w:rPr>
+        <w:t xml:space="preserve"> / </w:t>
+      </w:r>
+      <w:r>
+        <w:rPr>
+          <w:rFonts w:hint="eastAsia"/>
+          <w:lang w:val="zh-CN"/>
+        </w:rPr>
+        <w:t xml:space="preserve">主题切换）</w:t>
       </w:r>
     </w:p>
     <w:p>
@@ -4064,59 +4077,46 @@
           <w:rFonts w:hint="eastAsia"/>
           <w:lang w:val="zh-CN"/>
         </w:rPr>
-        <w:t xml:space="preserve">导入</w:t>
-      </w:r>
-      <w:r>
-        <w:rPr>
-          <w:lang w:val="zh-CN"/>
-        </w:rPr>
-        <w:t xml:space="preserve"> FPL </w:t>
-      </w:r>
-      <w:r>
-        <w:rPr>
-          <w:rFonts w:hint="eastAsia"/>
-          <w:lang w:val="zh-CN"/>
-        </w:rPr>
-        <w:t xml:space="preserve">播放列表（foobar2000</w:t>
-      </w:r>
-      <w:r>
-        <w:rPr>
-          <w:lang w:val="zh-CN"/>
-        </w:rPr>
-        <w:t xml:space="preserve"> </w:t>
-      </w:r>
-      <w:r>
-        <w:rPr>
-          <w:rFonts w:hint="eastAsia"/>
-          <w:lang w:val="zh-CN"/>
-        </w:rPr>
-        <w:t xml:space="preserve">歌单，扫描媒体库时自动识别</w:t>
-      </w:r>
-      <w:r>
-        <w:rPr>
-          <w:lang w:val="zh-CN"/>
-        </w:rPr>
-        <w:t xml:space="preserve"> .fpl </w:t>
-      </w:r>
-      <w:r>
-        <w:rPr>
-          <w:rFonts w:hint="eastAsia"/>
-          <w:lang w:val="zh-CN"/>
-        </w:rPr>
-        <w:t xml:space="preserve">文件）、📦</w:t>
-      </w:r>
-      <w:r>
-        <w:rPr>
-          <w:lang w:val="zh-CN"/>
-        </w:rPr>
-        <w:t xml:space="preserve"> </w:t>
-      </w:r>
-      <w:r>
-        <w:rPr>
-          <w:rFonts w:hint="eastAsia"/>
-          <w:lang w:val="zh-CN"/>
-        </w:rPr>
-        <w:t xml:space="preserve">导入安妮歌单（.anniepl，换机复现）；在线歌单：☁️</w:t>
+        <w:t xml:space="preserve">导入播放列表（弹层选格式：foobar2000</w:t>
+      </w:r>
+      <w:r>
+        <w:rPr>
+          <w:lang w:val="zh-CN"/>
+        </w:rPr>
+        <w:t xml:space="preserve"> .fpl / M3U .m3u/.m3u8 / </w:t>
+      </w:r>
+      <w:r>
+        <w:rPr>
+          <w:rFonts w:hint="eastAsia"/>
+          <w:lang w:val="zh-CN"/>
+        </w:rPr>
+        <w:t xml:space="preserve">安妮歌单</w:t>
+      </w:r>
+      <w:r>
+        <w:rPr>
+          <w:lang w:val="zh-CN"/>
+        </w:rPr>
+        <w:t xml:space="preserve"> </w:t>
+      </w:r>
+      <w:r>
+        <w:rPr>
+          <w:rFonts w:hint="eastAsia"/>
+          <w:lang w:val="zh-CN"/>
+        </w:rPr>
+        <w:t xml:space="preserve">.anniepl，可多选批量导入；扫描媒体库时自动识别</w:t>
+      </w:r>
+      <w:r>
+        <w:rPr>
+          <w:lang w:val="zh-CN"/>
+        </w:rPr>
+        <w:t xml:space="preserve"> </w:t>
+      </w:r>
+      <w:r>
+        <w:rPr>
+          <w:rFonts w:hint="eastAsia"/>
+          <w:lang w:val="zh-CN"/>
+        </w:rPr>
+        <w:t xml:space="preserve">.fpl）；在线歌单：☁️</w:t>
       </w:r>
       <w:r>
         <w:rPr>
@@ -11537,6 +11537,472 @@
           <w:lang w:val="zh-CN"/>
         </w:rPr>
         <w:t xml:space="preserve">版本更新</w:t>
+      </w:r>
+    </w:p>
+    <w:p>
+      <w:pPr>
+        <w:pStyle w:val="Compact"/>
+        <w:numPr>
+          <w:ilvl w:val="0"/>
+          <w:numId w:val="1010"/>
+        </w:numPr>
+      </w:pPr>
+      <w:r>
+        <w:rPr>
+          <w:b/>
+          <w:bCs/>
+          <w:lang w:val="zh-CN"/>
+        </w:rPr>
+        <w:t xml:space="preserve">V4.4.7</w:t>
+      </w:r>
+      <w:r>
+        <w:rPr>
+          <w:rFonts w:hint="eastAsia"/>
+          <w:lang w:val="zh-CN"/>
+        </w:rPr>
+        <w:t xml:space="preserve">：下载封面修复</w:t>
+      </w:r>
+      <w:r>
+        <w:rPr>
+          <w:lang w:val="zh-CN"/>
+        </w:rPr>
+        <w:t xml:space="preserve"> + </w:t>
+      </w:r>
+      <w:r>
+        <w:rPr>
+          <w:rFonts w:hint="eastAsia"/>
+          <w:lang w:val="zh-CN"/>
+        </w:rPr>
+        <w:t xml:space="preserve">排序增强</w:t>
+      </w:r>
+      <w:r>
+        <w:rPr>
+          <w:lang w:val="zh-CN"/>
+        </w:rPr>
+        <w:t xml:space="preserve"> + M3U </w:t>
+      </w:r>
+      <w:r>
+        <w:rPr>
+          <w:rFonts w:hint="eastAsia"/>
+          <w:lang w:val="zh-CN"/>
+        </w:rPr>
+        <w:t xml:space="preserve">导入</w:t>
+      </w:r>
+      <w:r>
+        <w:rPr>
+          <w:lang w:val="zh-CN"/>
+        </w:rPr>
+        <w:t xml:space="preserve"> + </w:t>
+      </w:r>
+      <w:r>
+        <w:rPr>
+          <w:rFonts w:hint="eastAsia"/>
+          <w:lang w:val="zh-CN"/>
+        </w:rPr>
+        <w:t xml:space="preserve">封面缩放：①</w:t>
+      </w:r>
+      <w:r>
+        <w:rPr>
+          <w:lang w:val="zh-CN"/>
+        </w:rPr>
+        <w:t xml:space="preserve"> </w:t>
+      </w:r>
+      <w:r>
+        <w:rPr>
+          <w:rFonts w:hint="eastAsia"/>
+          <w:lang w:val="zh-CN"/>
+        </w:rPr>
+        <w:t xml:space="preserve">修复网易云下载封面张冠李戴（源文件旧封面流被</w:t>
+      </w:r>
+      <w:r>
+        <w:rPr>
+          <w:lang w:val="zh-CN"/>
+        </w:rPr>
+        <w:t xml:space="preserve"> ffmpeg </w:t>
+      </w:r>
+      <w:r>
+        <w:rPr>
+          <w:rFonts w:hint="eastAsia"/>
+          <w:lang w:val="zh-CN"/>
+        </w:rPr>
+        <w:t xml:space="preserve">带出形成双封面，现写入时剔除旧流）+</w:t>
+      </w:r>
+      <w:r>
+        <w:rPr>
+          <w:lang w:val="zh-CN"/>
+        </w:rPr>
+        <w:t xml:space="preserve"> </w:t>
+      </w:r>
+      <w:r>
+        <w:rPr>
+          <w:rFonts w:hint="eastAsia"/>
+          <w:lang w:val="zh-CN"/>
+        </w:rPr>
+        <w:t xml:space="preserve">酷我不嵌封面</w:t>
+      </w:r>
+      <w:r>
+        <w:rPr>
+          <w:lang w:val="zh-CN"/>
+        </w:rPr>
+        <w:t xml:space="preserve"> + HTML </w:t>
+      </w:r>
+      <w:r>
+        <w:rPr>
+          <w:rFonts w:hint="eastAsia"/>
+          <w:lang w:val="zh-CN"/>
+        </w:rPr>
+        <w:t xml:space="preserve">错误页被当封面嵌入；②</w:t>
+      </w:r>
+      <w:r>
+        <w:rPr>
+          <w:lang w:val="zh-CN"/>
+        </w:rPr>
+        <w:t xml:space="preserve"> </w:t>
+      </w:r>
+      <w:r>
+        <w:rPr>
+          <w:rFonts w:hint="eastAsia"/>
+          <w:lang w:val="zh-CN"/>
+        </w:rPr>
+        <w:t xml:space="preserve">超大封面自动降分辨率（&gt;500KB</w:t>
+      </w:r>
+      <w:r>
+        <w:rPr>
+          <w:lang w:val="zh-CN"/>
+        </w:rPr>
+        <w:t xml:space="preserve"> </w:t>
+      </w:r>
+      <w:r>
+        <w:rPr>
+          <w:rFonts w:hint="eastAsia"/>
+          <w:lang w:val="zh-CN"/>
+        </w:rPr>
+        <w:t xml:space="preserve">缩至</w:t>
+      </w:r>
+      <w:r>
+        <w:rPr>
+          <w:lang w:val="zh-CN"/>
+        </w:rPr>
+        <w:t xml:space="preserve"> 640px </w:t>
+      </w:r>
+      <w:r>
+        <w:rPr>
+          <w:rFonts w:hint="eastAsia"/>
+          <w:lang w:val="zh-CN"/>
+        </w:rPr>
+        <w:t xml:space="preserve">JPEG）——修复大封面歌曲封面背景丢失（Chromium</w:t>
+      </w:r>
+      <w:r>
+        <w:rPr>
+          <w:lang w:val="zh-CN"/>
+        </w:rPr>
+        <w:t xml:space="preserve"> CSS url() </w:t>
+      </w:r>
+      <w:r>
+        <w:rPr>
+          <w:rFonts w:hint="eastAsia"/>
+          <w:lang w:val="zh-CN"/>
+        </w:rPr>
+        <w:t xml:space="preserve">长度限制），同时封面磁盘缓存加</w:t>
+      </w:r>
+      <w:r>
+        <w:rPr>
+          <w:lang w:val="zh-CN"/>
+        </w:rPr>
+        <w:t xml:space="preserve"> 512MB </w:t>
+      </w:r>
+      <w:r>
+        <w:rPr>
+          <w:rFonts w:hint="eastAsia"/>
+          <w:lang w:val="zh-CN"/>
+        </w:rPr>
+        <w:t xml:space="preserve">上限</w:t>
+      </w:r>
+      <w:r>
+        <w:rPr>
+          <w:lang w:val="zh-CN"/>
+        </w:rPr>
+        <w:t xml:space="preserve"> + LRU </w:t>
+      </w:r>
+      <w:r>
+        <w:rPr>
+          <w:rFonts w:hint="eastAsia"/>
+          <w:lang w:val="zh-CN"/>
+        </w:rPr>
+        <w:t xml:space="preserve">裁剪；③</w:t>
+      </w:r>
+      <w:r>
+        <w:rPr>
+          <w:lang w:val="zh-CN"/>
+        </w:rPr>
+        <w:t xml:space="preserve"> </w:t>
+      </w:r>
+      <w:r>
+        <w:rPr>
+          <w:rFonts w:hint="eastAsia"/>
+          <w:lang w:val="zh-CN"/>
+        </w:rPr>
+        <w:t xml:space="preserve">播放列表/在线歌单/收藏歌单新增「演唱者</w:t>
+      </w:r>
+      <w:r>
+        <w:rPr>
+          <w:lang w:val="zh-CN"/>
+        </w:rPr>
+        <w:t xml:space="preserve"> </w:t>
+      </w:r>
+      <w:r>
+        <w:rPr>
+          <w:rFonts w:hint="eastAsia"/>
+          <w:lang w:val="zh-CN"/>
+        </w:rPr>
+        <w:t xml:space="preserve">A–Z」排序（同一艺人挨着，拼音首字母分组），在线歌单保留「平台原始排序」；④</w:t>
+      </w:r>
+      <w:r>
+        <w:rPr>
+          <w:lang w:val="zh-CN"/>
+        </w:rPr>
+        <w:t xml:space="preserve"> </w:t>
+      </w:r>
+      <w:r>
+        <w:rPr>
+          <w:rFonts w:hint="eastAsia"/>
+          <w:lang w:val="zh-CN"/>
+        </w:rPr>
+        <w:t xml:space="preserve">支持导入</w:t>
+      </w:r>
+      <w:r>
+        <w:rPr>
+          <w:lang w:val="zh-CN"/>
+        </w:rPr>
+        <w:t xml:space="preserve"> </w:t>
+      </w:r>
+      <w:r>
+        <w:rPr>
+          <w:rFonts w:hint="eastAsia"/>
+          <w:lang w:val="zh-CN"/>
+        </w:rPr>
+        <w:t xml:space="preserve">M3U/M3U8（UTF-8/GBK/相对路径/file://</w:t>
+      </w:r>
+      <w:r>
+        <w:rPr>
+          <w:lang w:val="zh-CN"/>
+        </w:rPr>
+        <w:t xml:space="preserve"> </w:t>
+      </w:r>
+      <w:r>
+        <w:rPr>
+          <w:rFonts w:hint="eastAsia"/>
+          <w:lang w:val="zh-CN"/>
+        </w:rPr>
+        <w:t xml:space="preserve">全兼容），侧栏导入按钮合并为「导入播放列表…」弹层选择；⑤</w:t>
+      </w:r>
+      <w:r>
+        <w:rPr>
+          <w:lang w:val="zh-CN"/>
+        </w:rPr>
+        <w:t xml:space="preserve"> </w:t>
+      </w:r>
+      <w:r>
+        <w:rPr>
+          <w:rFonts w:hint="eastAsia"/>
+          <w:lang w:val="zh-CN"/>
+        </w:rPr>
+        <w:t xml:space="preserve">修复沉浸日文长歌词被错误缩字号（无空格被误判不可折行）；⑥</w:t>
+      </w:r>
+      <w:r>
+        <w:rPr>
+          <w:lang w:val="zh-CN"/>
+        </w:rPr>
+        <w:t xml:space="preserve"> </w:t>
+      </w:r>
+      <w:r>
+        <w:rPr>
+          <w:rFonts w:hint="eastAsia"/>
+          <w:lang w:val="zh-CN"/>
+        </w:rPr>
+        <w:t xml:space="preserve">修复沉浸歌词每</w:t>
+      </w:r>
+      <w:r>
+        <w:rPr>
+          <w:lang w:val="zh-CN"/>
+        </w:rPr>
+        <w:t xml:space="preserve"> 3 </w:t>
+      </w:r>
+      <w:r>
+        <w:rPr>
+          <w:rFonts w:hint="eastAsia"/>
+          <w:lang w:val="zh-CN"/>
+        </w:rPr>
+        <w:t xml:space="preserve">句才跳一次（程序滚动保护窗短于</w:t>
+      </w:r>
+      <w:r>
+        <w:rPr>
+          <w:lang w:val="zh-CN"/>
+        </w:rPr>
+        <w:t xml:space="preserve"> smooth </w:t>
+      </w:r>
+      <w:r>
+        <w:rPr>
+          <w:rFonts w:hint="eastAsia"/>
+          <w:lang w:val="zh-CN"/>
+        </w:rPr>
+        <w:t xml:space="preserve">动画时长，秋野奈定位）；⑦</w:t>
+      </w:r>
+      <w:r>
+        <w:rPr>
+          <w:lang w:val="zh-CN"/>
+        </w:rPr>
+        <w:t xml:space="preserve"> </w:t>
+      </w:r>
+      <w:r>
+        <w:rPr>
+          <w:rFonts w:hint="eastAsia"/>
+          <w:lang w:val="zh-CN"/>
+        </w:rPr>
+        <w:t xml:space="preserve">修复封面取色失败整局不重试</w:t>
+      </w:r>
+      <w:r>
+        <w:rPr>
+          <w:lang w:val="zh-CN"/>
+        </w:rPr>
+        <w:t xml:space="preserve"> + </w:t>
+      </w:r>
+      <w:r>
+        <w:rPr>
+          <w:rFonts w:hint="eastAsia"/>
+          <w:lang w:val="zh-CN"/>
+        </w:rPr>
+        <w:t xml:space="preserve">系统媒体浮层大封面被</w:t>
+      </w:r>
+      <w:r>
+        <w:rPr>
+          <w:lang w:val="zh-CN"/>
+        </w:rPr>
+        <w:t xml:space="preserve"> Chromium </w:t>
+      </w:r>
+      <w:r>
+        <w:rPr>
+          <w:rFonts w:hint="eastAsia"/>
+          <w:lang w:val="zh-CN"/>
+        </w:rPr>
+        <w:t xml:space="preserve">拒收；⑧</w:t>
+      </w:r>
+      <w:r>
+        <w:rPr>
+          <w:lang w:val="zh-CN"/>
+        </w:rPr>
+        <w:t xml:space="preserve"> AM </w:t>
+      </w:r>
+      <w:r>
+        <w:rPr>
+          <w:rFonts w:hint="eastAsia"/>
+          <w:lang w:val="zh-CN"/>
+        </w:rPr>
+        <w:t xml:space="preserve">顶栏从</w:t>
+      </w:r>
+      <w:r>
+        <w:rPr>
+          <w:lang w:val="zh-CN"/>
+        </w:rPr>
+        <w:t xml:space="preserve"> 15 </w:t>
+      </w:r>
+      <w:r>
+        <w:rPr>
+          <w:rFonts w:hint="eastAsia"/>
+          <w:lang w:val="zh-CN"/>
+        </w:rPr>
+        <w:t xml:space="preserve">按钮精简到</w:t>
+      </w:r>
+      <w:r>
+        <w:rPr>
+          <w:lang w:val="zh-CN"/>
+        </w:rPr>
+        <w:t xml:space="preserve"> 7 </w:t>
+      </w:r>
+      <w:r>
+        <w:rPr>
+          <w:rFonts w:hint="eastAsia"/>
+          <w:lang w:val="zh-CN"/>
+        </w:rPr>
+        <w:t xml:space="preserve">个（低频收进</w:t>
+      </w:r>
+      <w:r>
+        <w:rPr>
+          <w:lang w:val="zh-CN"/>
+        </w:rPr>
+        <w:t xml:space="preserve"> ⋯ </w:t>
+      </w:r>
+      <w:r>
+        <w:rPr>
+          <w:rFonts w:hint="eastAsia"/>
+          <w:lang w:val="zh-CN"/>
+        </w:rPr>
+        <w:t xml:space="preserve">菜单）；⑨</w:t>
+      </w:r>
+      <w:r>
+        <w:rPr>
+          <w:lang w:val="zh-CN"/>
+        </w:rPr>
+        <w:t xml:space="preserve"> </w:t>
+      </w:r>
+      <w:r>
+        <w:rPr>
+          <w:rFonts w:hint="eastAsia"/>
+          <w:lang w:val="zh-CN"/>
+        </w:rPr>
+        <w:t xml:space="preserve">合并秋野奈三个</w:t>
+      </w:r>
+      <w:r>
+        <w:rPr>
+          <w:lang w:val="zh-CN"/>
+        </w:rPr>
+        <w:t xml:space="preserve"> </w:t>
+      </w:r>
+      <w:r>
+        <w:rPr>
+          <w:rFonts w:hint="eastAsia"/>
+          <w:lang w:val="zh-CN"/>
+        </w:rPr>
+        <w:t xml:space="preserve">PR：沉浸大屏间距过宽/封面偏小修复、歌词渐隐遮罩</w:t>
+      </w:r>
+      <w:r>
+        <w:rPr>
+          <w:lang w:val="zh-CN"/>
+        </w:rPr>
+        <w:t xml:space="preserve"> + </w:t>
+      </w:r>
+      <w:r>
+        <w:rPr>
+          <w:rFonts w:hint="eastAsia"/>
+          <w:lang w:val="zh-CN"/>
+        </w:rPr>
+        <w:t xml:space="preserve">顶栏最小化按钮</w:t>
+      </w:r>
+      <w:r>
+        <w:rPr>
+          <w:lang w:val="zh-CN"/>
+        </w:rPr>
+        <w:t xml:space="preserve"> + </w:t>
+      </w:r>
+      <w:r>
+        <w:rPr>
+          <w:rFonts w:hint="eastAsia"/>
+          <w:lang w:val="zh-CN"/>
+        </w:rPr>
+        <w:t xml:space="preserve">真全屏开关</w:t>
+      </w:r>
+      <w:r>
+        <w:rPr>
+          <w:lang w:val="zh-CN"/>
+        </w:rPr>
+        <w:t xml:space="preserve"> + </w:t>
+      </w:r>
+      <w:r>
+        <w:rPr>
+          <w:rFonts w:hint="eastAsia"/>
+          <w:lang w:val="zh-CN"/>
+        </w:rPr>
+        <w:t xml:space="preserve">字号随封面缩放、元信息行不再被当译文合并</w:t>
       </w:r>
     </w:p>
     <w:p>

--- a/AnniePlayer-LXversion安妮洛雪/《章鱼科技：安妮播放器全功能说明书》.docx
+++ b/AnniePlayer-LXversion安妮洛雪/《章鱼科技：安妮播放器全功能说明书》.docx
@@ -97,7 +97,7 @@
           <w:rFonts w:hint="eastAsia"/>
           <w:lang w:val="zh-CN"/>
         </w:rPr>
-        <w:t xml:space="preserve">：V4.4.7</w:t>
+        <w:t xml:space="preserve">：V4.4.9</w:t>
       </w:r>
       <w:r>
         <w:rPr>
@@ -11537,6 +11537,353 @@
           <w:lang w:val="zh-CN"/>
         </w:rPr>
         <w:t xml:space="preserve">版本更新</w:t>
+      </w:r>
+    </w:p>
+    <w:p>
+      <w:pPr>
+        <w:pStyle w:val="Compact"/>
+        <w:numPr>
+          <w:ilvl w:val="0"/>
+          <w:numId w:val="1010"/>
+        </w:numPr>
+      </w:pPr>
+      <w:r>
+        <w:rPr>
+          <w:b/>
+          <w:bCs/>
+          <w:lang w:val="zh-CN"/>
+        </w:rPr>
+        <w:t xml:space="preserve">V4.4.9</w:t>
+      </w:r>
+      <w:r>
+        <w:rPr>
+          <w:rFonts w:hint="eastAsia"/>
+          <w:lang w:val="zh-CN"/>
+        </w:rPr>
+        <w:t xml:space="preserve">：彩胶「右上悬挂」重做</w:t>
+      </w:r>
+      <w:r>
+        <w:rPr>
+          <w:lang w:val="zh-CN"/>
+        </w:rPr>
+        <w:t xml:space="preserve"> + </w:t>
+      </w:r>
+      <w:r>
+        <w:rPr>
+          <w:rFonts w:hint="eastAsia"/>
+          <w:lang w:val="zh-CN"/>
+        </w:rPr>
+        <w:t xml:space="preserve">顶栏与徽标修复（秋野奈</w:t>
+      </w:r>
+      <w:r>
+        <w:rPr>
+          <w:lang w:val="zh-CN"/>
+        </w:rPr>
+        <w:t xml:space="preserve"> 3 </w:t>
+      </w:r>
+      <w:r>
+        <w:rPr>
+          <w:rFonts w:hint="eastAsia"/>
+          <w:lang w:val="zh-CN"/>
+        </w:rPr>
+        <w:t xml:space="preserve">个</w:t>
+      </w:r>
+      <w:r>
+        <w:rPr>
+          <w:lang w:val="zh-CN"/>
+        </w:rPr>
+        <w:t xml:space="preserve"> </w:t>
+      </w:r>
+      <w:r>
+        <w:rPr>
+          <w:rFonts w:hint="eastAsia"/>
+          <w:lang w:val="zh-CN"/>
+        </w:rPr>
+        <w:t xml:space="preserve">PR）：①</w:t>
+      </w:r>
+      <w:r>
+        <w:rPr>
+          <w:lang w:val="zh-CN"/>
+        </w:rPr>
+        <w:t xml:space="preserve"> </w:t>
+      </w:r>
+      <w:r>
+        <w:rPr>
+          <w:rFonts w:hint="eastAsia"/>
+          <w:lang w:val="zh-CN"/>
+        </w:rPr>
+        <w:t xml:space="preserve">右上悬挂位置重做——盘体圆心到窗口上边、右边距离精确相等（落在右上角对角线），不再浮在默认位置上方；重启后首次进入彩胶即生效（此前位置/轴心孔样式要再点一次设置才挂上）；②</w:t>
+      </w:r>
+      <w:r>
+        <w:rPr>
+          <w:lang w:val="zh-CN"/>
+        </w:rPr>
+        <w:t xml:space="preserve"> </w:t>
+      </w:r>
+      <w:r>
+        <w:rPr>
+          <w:rFonts w:hint="eastAsia"/>
+          <w:lang w:val="zh-CN"/>
+        </w:rPr>
+        <w:t xml:space="preserve">彩胶左侧文字修复——歌词左边缘对齐底部进度条轨道、开头不再有大块留白，超长歌名最多两行超出省略，不再把标题顶出画面；③</w:t>
+      </w:r>
+      <w:r>
+        <w:rPr>
+          <w:lang w:val="zh-CN"/>
+        </w:rPr>
+        <w:t xml:space="preserve"> </w:t>
+      </w:r>
+      <w:r>
+        <w:rPr>
+          <w:rFonts w:hint="eastAsia"/>
+          <w:lang w:val="zh-CN"/>
+        </w:rPr>
+        <w:t xml:space="preserve">沉浸右上按钮栏与左上信息栏与顶栏窗口按钮精确对齐；④</w:t>
+      </w:r>
+      <w:r>
+        <w:rPr>
+          <w:lang w:val="zh-CN"/>
+        </w:rPr>
+        <w:t xml:space="preserve"> </w:t>
+      </w:r>
+      <w:r>
+        <w:rPr>
+          <w:rFonts w:hint="eastAsia"/>
+          <w:lang w:val="zh-CN"/>
+        </w:rPr>
+        <w:t xml:space="preserve">顶栏中间块（封面/歌名/进度条）固定左侧紧贴传输键，进度时间左对齐与封面同线，展开「更多」时轻微挤压回弹；⑤</w:t>
+      </w:r>
+      <w:r>
+        <w:rPr>
+          <w:lang w:val="zh-CN"/>
+        </w:rPr>
+        <w:t xml:space="preserve"> </w:t>
+      </w:r>
+      <w:r>
+        <w:rPr>
+          <w:rFonts w:hint="eastAsia"/>
+          <w:lang w:val="zh-CN"/>
+        </w:rPr>
+        <w:t xml:space="preserve">修复音质胶囊停止/切歌后消失且不回来（保留上一次已知格式）</w:t>
+      </w:r>
+    </w:p>
+    <w:p>
+      <w:pPr>
+        <w:pStyle w:val="Compact"/>
+        <w:numPr>
+          <w:ilvl w:val="0"/>
+          <w:numId w:val="1010"/>
+        </w:numPr>
+      </w:pPr>
+      <w:r>
+        <w:rPr>
+          <w:b/>
+          <w:bCs/>
+          <w:lang w:val="zh-CN"/>
+        </w:rPr>
+        <w:t xml:space="preserve">V4.4.8</w:t>
+      </w:r>
+      <w:r>
+        <w:rPr>
+          <w:rFonts w:hint="eastAsia"/>
+          <w:lang w:val="zh-CN"/>
+        </w:rPr>
+        <w:t xml:space="preserve">：社区协作版本（合并秋野奈</w:t>
+      </w:r>
+      <w:r>
+        <w:rPr>
+          <w:lang w:val="zh-CN"/>
+        </w:rPr>
+        <w:t xml:space="preserve"> 7 </w:t>
+      </w:r>
+      <w:r>
+        <w:rPr>
+          <w:rFonts w:hint="eastAsia"/>
+          <w:lang w:val="zh-CN"/>
+        </w:rPr>
+        <w:t xml:space="preserve">个</w:t>
+      </w:r>
+      <w:r>
+        <w:rPr>
+          <w:lang w:val="zh-CN"/>
+        </w:rPr>
+        <w:t xml:space="preserve"> </w:t>
+      </w:r>
+      <w:r>
+        <w:rPr>
+          <w:rFonts w:hint="eastAsia"/>
+          <w:lang w:val="zh-CN"/>
+        </w:rPr>
+        <w:t xml:space="preserve">PR）：①</w:t>
+      </w:r>
+      <w:r>
+        <w:rPr>
+          <w:lang w:val="zh-CN"/>
+        </w:rPr>
+        <w:t xml:space="preserve"> </w:t>
+      </w:r>
+      <w:r>
+        <w:rPr>
+          <w:rFonts w:hint="eastAsia"/>
+          <w:lang w:val="zh-CN"/>
+        </w:rPr>
+        <w:t xml:space="preserve">新增系统媒体会话</w:t>
+      </w:r>
+      <w:r>
+        <w:rPr>
+          <w:lang w:val="zh-CN"/>
+        </w:rPr>
+        <w:t xml:space="preserve"> SMTC——Windows </w:t>
+      </w:r>
+      <w:r>
+        <w:rPr>
+          <w:rFonts w:hint="eastAsia"/>
+          <w:lang w:val="zh-CN"/>
+        </w:rPr>
+        <w:t xml:space="preserve">媒体浮层/音频壁纸/歌词挂件可读歌名·歌手·封面，媒体键可控播，设置可开关；②</w:t>
+      </w:r>
+      <w:r>
+        <w:rPr>
+          <w:lang w:val="zh-CN"/>
+        </w:rPr>
+        <w:t xml:space="preserve"> </w:t>
+      </w:r>
+      <w:r>
+        <w:rPr>
+          <w:rFonts w:hint="eastAsia"/>
+          <w:lang w:val="zh-CN"/>
+        </w:rPr>
+        <w:t xml:space="preserve">顶栏交互重构：低频按钮就地横向展开、音量条竖直弹出、窗口三键与收藏改</w:t>
+      </w:r>
+      <w:r>
+        <w:rPr>
+          <w:lang w:val="zh-CN"/>
+        </w:rPr>
+        <w:t xml:space="preserve"> </w:t>
+      </w:r>
+      <w:r>
+        <w:rPr>
+          <w:rFonts w:hint="eastAsia"/>
+          <w:lang w:val="zh-CN"/>
+        </w:rPr>
+        <w:t xml:space="preserve">SVG、排序改自定义弹层、右下角定位当前播放圆钮、拖拽落点改插入线、点顶栏封面进沉浸；③</w:t>
+      </w:r>
+      <w:r>
+        <w:rPr>
+          <w:lang w:val="zh-CN"/>
+        </w:rPr>
+        <w:t xml:space="preserve"> </w:t>
+      </w:r>
+      <w:r>
+        <w:rPr>
+          <w:rFonts w:hint="eastAsia"/>
+          <w:lang w:val="zh-CN"/>
+        </w:rPr>
+        <w:t xml:space="preserve">沉浸模式新增歌曲信息面板（N</w:t>
+      </w:r>
+      <w:r>
+        <w:rPr>
+          <w:lang w:val="zh-CN"/>
+        </w:rPr>
+        <w:t xml:space="preserve"> </w:t>
+      </w:r>
+      <w:r>
+        <w:rPr>
+          <w:rFonts w:hint="eastAsia"/>
+          <w:lang w:val="zh-CN"/>
+        </w:rPr>
+        <w:t xml:space="preserve">键唤出）：全链路参数</w:t>
+      </w:r>
+      <w:r>
+        <w:rPr>
+          <w:lang w:val="zh-CN"/>
+        </w:rPr>
+        <w:t xml:space="preserve"> + </w:t>
+      </w:r>
+      <w:r>
+        <w:rPr>
+          <w:rFonts w:hint="eastAsia"/>
+          <w:lang w:val="zh-CN"/>
+        </w:rPr>
+        <w:t xml:space="preserve">实时频谱</w:t>
+      </w:r>
+      <w:r>
+        <w:rPr>
+          <w:lang w:val="zh-CN"/>
+        </w:rPr>
+        <w:t xml:space="preserve"> + L/R </w:t>
+      </w:r>
+      <w:r>
+        <w:rPr>
+          <w:rFonts w:hint="eastAsia"/>
+          <w:lang w:val="zh-CN"/>
+        </w:rPr>
+        <w:t xml:space="preserve">电平条，普通模式也可用，旧全屏氛围频谱保留共存；④</w:t>
+      </w:r>
+      <w:r>
+        <w:rPr>
+          <w:lang w:val="zh-CN"/>
+        </w:rPr>
+        <w:t xml:space="preserve"> </w:t>
+      </w:r>
+      <w:r>
+        <w:rPr>
+          <w:rFonts w:hint="eastAsia"/>
+          <w:lang w:val="zh-CN"/>
+        </w:rPr>
+        <w:t xml:space="preserve">待播清单封面懒解析</w:t>
+      </w:r>
+      <w:r>
+        <w:rPr>
+          <w:lang w:val="zh-CN"/>
+        </w:rPr>
+        <w:t xml:space="preserve"> + </w:t>
+      </w:r>
+      <w:r>
+        <w:rPr>
+          <w:rFonts w:hint="eastAsia"/>
+          <w:lang w:val="zh-CN"/>
+        </w:rPr>
+        <w:t xml:space="preserve">分帧渲染，上千首队列秒开，角标支持隐藏/圆点/数量三态；⑤</w:t>
+      </w:r>
+      <w:r>
+        <w:rPr>
+          <w:lang w:val="zh-CN"/>
+        </w:rPr>
+        <w:t xml:space="preserve"> </w:t>
+      </w:r>
+      <w:r>
+        <w:rPr>
+          <w:rFonts w:hint="eastAsia"/>
+          <w:lang w:val="zh-CN"/>
+        </w:rPr>
+        <w:t xml:space="preserve">修复三处歌词容器末句无法滚到居中；⑥</w:t>
+      </w:r>
+      <w:r>
+        <w:rPr>
+          <w:lang w:val="zh-CN"/>
+        </w:rPr>
+        <w:t xml:space="preserve"> </w:t>
+      </w:r>
+      <w:r>
+        <w:rPr>
+          <w:rFonts w:hint="eastAsia"/>
+          <w:lang w:val="zh-CN"/>
+        </w:rPr>
+        <w:t xml:space="preserve">黑白封面频谱条改中性灰；⑦</w:t>
+      </w:r>
+      <w:r>
+        <w:rPr>
+          <w:lang w:val="zh-CN"/>
+        </w:rPr>
+        <w:t xml:space="preserve"> </w:t>
+      </w:r>
+      <w:r>
+        <w:rPr>
+          <w:rFonts w:hint="eastAsia"/>
+          <w:lang w:val="zh-CN"/>
+        </w:rPr>
+        <w:t xml:space="preserve">修复右键歌单子菜单位置偏移</w:t>
       </w:r>
     </w:p>
     <w:p>

--- a/AnniePlayer-LXversion安妮洛雪/《章鱼科技：安妮播放器全功能说明书》.docx
+++ b/AnniePlayer-LXversion安妮洛雪/《章鱼科技：安妮播放器全功能说明书》.docx
@@ -97,7 +97,7 @@
           <w:rFonts w:hint="eastAsia"/>
           <w:lang w:val="zh-CN"/>
         </w:rPr>
-        <w:t xml:space="preserve">：V4.4.9</w:t>
+        <w:t xml:space="preserve">：V4.5.0</w:t>
       </w:r>
       <w:r>
         <w:rPr>
@@ -4142,7 +4142,33 @@
           <w:rFonts w:hint="eastAsia"/>
           <w:lang w:val="zh-CN"/>
         </w:rPr>
-        <w:t xml:space="preserve">换机）</w:t>
+        <w:t xml:space="preserve">换机）；V4.5</w:t>
+      </w:r>
+      <w:r>
+        <w:rPr>
+          <w:lang w:val="zh-CN"/>
+        </w:rPr>
+        <w:t xml:space="preserve"> </w:t>
+      </w:r>
+      <w:r>
+        <w:rPr>
+          <w:rFonts w:hint="eastAsia"/>
+          <w:lang w:val="zh-CN"/>
+        </w:rPr>
+        <w:t xml:space="preserve">起：滚动时当前分组的标题以胶囊形式吸顶显示，滚动条为悬浮样式（鼠标进入侧栏出现、停</w:t>
+      </w:r>
+      <w:r>
+        <w:rPr>
+          <w:lang w:val="zh-CN"/>
+        </w:rPr>
+        <w:t xml:space="preserve"> 0.9 </w:t>
+      </w:r>
+      <w:r>
+        <w:rPr>
+          <w:rFonts w:hint="eastAsia"/>
+          <w:lang w:val="zh-CN"/>
+        </w:rPr>
+        <w:t xml:space="preserve">秒自动隐藏、拖动期间常显）</w:t>
       </w:r>
     </w:p>
     <w:p>
@@ -4160,113 +4186,66 @@
           <w:bCs/>
           <w:lang w:val="zh-CN"/>
         </w:rPr>
-        <w:t xml:space="preserve">歌曲视图</w:t>
-      </w:r>
-      <w:r>
-        <w:rPr>
-          <w:b/>
-          <w:bCs/>
-          <w:lang w:val="zh-CN"/>
-        </w:rPr>
-        <w:t xml:space="preserve"> · </w:t>
-      </w:r>
-      <w:r>
-        <w:rPr>
-          <w:rFonts w:hint="eastAsia"/>
-          <w:b/>
-          <w:bCs/>
-          <w:lang w:val="zh-CN"/>
-        </w:rPr>
-        <w:t xml:space="preserve">排序与</w:t>
-      </w:r>
-      <w:r>
-        <w:rPr>
-          <w:b/>
-          <w:bCs/>
-          <w:lang w:val="zh-CN"/>
-        </w:rPr>
-        <w:t xml:space="preserve"> A–Z </w:t>
-      </w:r>
-      <w:r>
-        <w:rPr>
-          <w:rFonts w:hint="eastAsia"/>
-          <w:b/>
-          <w:bCs/>
-          <w:lang w:val="zh-CN"/>
-        </w:rPr>
-        <w:t xml:space="preserve">索引</w:t>
-      </w:r>
-      <w:r>
-        <w:rPr>
-          <w:rFonts w:hint="eastAsia"/>
-          <w:lang w:val="zh-CN"/>
-        </w:rPr>
-        <w:t xml:space="preserve">：标题右侧排序下拉：首字母</w:t>
-      </w:r>
-      <w:r>
-        <w:rPr>
-          <w:lang w:val="zh-CN"/>
-        </w:rPr>
-        <w:t xml:space="preserve"> </w:t>
-      </w:r>
-      <w:r>
-        <w:rPr>
-          <w:rFonts w:hint="eastAsia"/>
-          <w:lang w:val="zh-CN"/>
-        </w:rPr>
-        <w:t xml:space="preserve">A–Z（标题/演唱者）/</w:t>
-      </w:r>
-      <w:r>
-        <w:rPr>
-          <w:lang w:val="zh-CN"/>
-        </w:rPr>
-        <w:t xml:space="preserve"> </w:t>
-      </w:r>
-      <w:r>
-        <w:rPr>
-          <w:rFonts w:hint="eastAsia"/>
-          <w:lang w:val="zh-CN"/>
-        </w:rPr>
-        <w:t xml:space="preserve">文件名</w:t>
-      </w:r>
-      <w:r>
-        <w:rPr>
-          <w:lang w:val="zh-CN"/>
-        </w:rPr>
-        <w:t xml:space="preserve"> / </w:t>
-      </w:r>
-      <w:r>
-        <w:rPr>
-          <w:rFonts w:hint="eastAsia"/>
-          <w:lang w:val="zh-CN"/>
-        </w:rPr>
-        <w:t xml:space="preserve">修改时间（新→旧、旧→新）/</w:t>
-      </w:r>
-      <w:r>
-        <w:rPr>
-          <w:lang w:val="zh-CN"/>
-        </w:rPr>
-        <w:t xml:space="preserve"> </w:t>
-      </w:r>
-      <w:r>
-        <w:rPr>
-          <w:rFonts w:hint="eastAsia"/>
-          <w:lang w:val="zh-CN"/>
-        </w:rPr>
-        <w:t xml:space="preserve">大小（大→小、小→大），选择记忆；两种首字母模式下右侧悬浮</w:t>
-      </w:r>
-      <w:r>
-        <w:rPr>
-          <w:lang w:val="zh-CN"/>
-        </w:rPr>
-        <w:t xml:space="preserve"> A–Z </w:t>
-      </w:r>
-      <w:r>
-        <w:rPr>
-          <w:rFonts w:hint="eastAsia"/>
-          <w:lang w:val="zh-CN"/>
-        </w:rPr>
-        <w:t xml:space="preserve">索引栏：点击平滑跳转、滚动时当前字母高亮、无曲目的字母置灰；其他排序为平铺列表，索引栏自动隐藏</w:t>
+        <w:t xml:space="preserve">窗口分栏拖拽</w:t>
+      </w:r>
+      <w:r>
+        <w:rPr>
+          <w:rFonts w:hint="eastAsia"/>
+          <w:lang w:val="zh-CN"/>
+        </w:rPr>
+        <w:t xml:space="preserve">：侧栏与内容区、内容区与歌词面板之间的分界线可直接拖拽调宽（侧栏</w:t>
+      </w:r>
+      <w:r>
+        <w:rPr>
+          <w:lang w:val="zh-CN"/>
+        </w:rPr>
+        <w:t xml:space="preserve"> </w:t>
+      </w:r>
+      <w:r>
+        <w:rPr>
+          <w:rFonts w:hint="eastAsia"/>
+          <w:lang w:val="zh-CN"/>
+        </w:rPr>
+        <w:t xml:space="preserve">56px～窗口宽</w:t>
+      </w:r>
+      <w:r>
+        <w:rPr>
+          <w:lang w:val="zh-CN"/>
+        </w:rPr>
+        <w:t xml:space="preserve"> </w:t>
+      </w:r>
+      <w:r>
+        <w:rPr>
+          <w:rFonts w:hint="eastAsia"/>
+          <w:lang w:val="zh-CN"/>
+        </w:rPr>
+        <w:t xml:space="preserve">1/3，歌词面板</w:t>
+      </w:r>
+      <w:r>
+        <w:rPr>
+          <w:lang w:val="zh-CN"/>
+        </w:rPr>
+        <w:t xml:space="preserve"> </w:t>
+      </w:r>
+      <w:r>
+        <w:rPr>
+          <w:rFonts w:hint="eastAsia"/>
+          <w:lang w:val="zh-CN"/>
+        </w:rPr>
+        <w:t xml:space="preserve">260–640px），拖到位即记住、重启保持；双击分界线手柄恢复默认宽度；折叠按钮、A–Z</w:t>
+      </w:r>
+      <w:r>
+        <w:rPr>
+          <w:lang w:val="zh-CN"/>
+        </w:rPr>
+        <w:t xml:space="preserve"> </w:t>
+      </w:r>
+      <w:r>
+        <w:rPr>
+          <w:rFonts w:hint="eastAsia"/>
+          <w:lang w:val="zh-CN"/>
+        </w:rPr>
+        <w:t xml:space="preserve">索引条、回顶部圆钮位置随新宽度自动联动</w:t>
       </w:r>
     </w:p>
     <w:p>
@@ -4284,14 +4263,66 @@
           <w:bCs/>
           <w:lang w:val="zh-CN"/>
         </w:rPr>
-        <w:t xml:space="preserve">视图内搜索</w:t>
-      </w:r>
-      <w:r>
-        <w:rPr>
-          <w:rFonts w:hint="eastAsia"/>
-          <w:lang w:val="zh-CN"/>
-        </w:rPr>
-        <w:t xml:space="preserve">：歌曲/专辑/喜爱歌曲三视图头部均带搜索框，即时过滤当前视图（搜索基于当前排序结果）；专辑支持名称/艺人/曲目数排序，喜爱歌曲支持添加时间/标题/艺人/专辑/时长/大小/播放次数排序</w:t>
+        <w:t xml:space="preserve">歌曲分组表头</w:t>
+      </w:r>
+      <w:r>
+        <w:rPr>
+          <w:rFonts w:hint="eastAsia"/>
+          <w:lang w:val="zh-CN"/>
+        </w:rPr>
+        <w:t xml:space="preserve">：按专辑等分组显示时：组头</w:t>
+      </w:r>
+      <w:r>
+        <w:rPr>
+          <w:lang w:val="zh-CN"/>
+        </w:rPr>
+        <w:t xml:space="preserve"> 52px </w:t>
+      </w:r>
+      <w:r>
+        <w:rPr>
+          <w:rFonts w:hint="eastAsia"/>
+          <w:lang w:val="zh-CN"/>
+        </w:rPr>
+        <w:t xml:space="preserve">高，专辑封面</w:t>
+      </w:r>
+      <w:r>
+        <w:rPr>
+          <w:lang w:val="zh-CN"/>
+        </w:rPr>
+        <w:t xml:space="preserve"> 78×78 </w:t>
+      </w:r>
+      <w:r>
+        <w:rPr>
+          <w:rFonts w:hint="eastAsia"/>
+          <w:lang w:val="zh-CN"/>
+        </w:rPr>
+        <w:t xml:space="preserve">与组名顶对齐；收起分组时封面缩为</w:t>
+      </w:r>
+      <w:r>
+        <w:rPr>
+          <w:lang w:val="zh-CN"/>
+        </w:rPr>
+        <w:t xml:space="preserve"> 40×40 </w:t>
+      </w:r>
+      <w:r>
+        <w:rPr>
+          <w:rFonts w:hint="eastAsia"/>
+          <w:lang w:val="zh-CN"/>
+        </w:rPr>
+        <w:t xml:space="preserve">不与下一组重叠；组间</w:t>
+      </w:r>
+      <w:r>
+        <w:rPr>
+          <w:lang w:val="zh-CN"/>
+        </w:rPr>
+        <w:t xml:space="preserve"> 1px </w:t>
+      </w:r>
+      <w:r>
+        <w:rPr>
+          <w:rFonts w:hint="eastAsia"/>
+          <w:lang w:val="zh-CN"/>
+        </w:rPr>
+        <w:t xml:space="preserve">淡入淡出分隔线；右键组头直接弹出多选操作菜单（整组加入歌单/播放等），且保持当前滚动位置不跳顶；多选工具条出现时不遮挡「播放/随机播放」按钮排</w:t>
       </w:r>
     </w:p>
     <w:p>
@@ -4309,7 +4340,7 @@
           <w:bCs/>
           <w:lang w:val="zh-CN"/>
         </w:rPr>
-        <w:t xml:space="preserve">专辑详情页</w:t>
+        <w:t xml:space="preserve">歌曲视图</w:t>
       </w:r>
       <w:r>
         <w:rPr>
@@ -4326,59 +4357,76 @@
           <w:bCs/>
           <w:lang w:val="zh-CN"/>
         </w:rPr>
-        <w:t xml:space="preserve">排序</w:t>
-      </w:r>
-      <w:r>
-        <w:rPr>
-          <w:rFonts w:hint="eastAsia"/>
-          <w:lang w:val="zh-CN"/>
-        </w:rPr>
-        <w:t xml:space="preserve">：点进某张专辑后头部右侧排序下拉：按专辑发布顺序（默认——多碟专辑先按碟号、碟内按曲目号标签；缺号曲目沉底按文件名；CUE</w:t>
-      </w:r>
-      <w:r>
-        <w:rPr>
-          <w:lang w:val="zh-CN"/>
-        </w:rPr>
-        <w:t xml:space="preserve"> </w:t>
-      </w:r>
-      <w:r>
-        <w:rPr>
-          <w:rFonts w:hint="eastAsia"/>
-          <w:lang w:val="zh-CN"/>
-        </w:rPr>
-        <w:t xml:space="preserve">整轨分轨自动续排）/</w:t>
-      </w:r>
-      <w:r>
-        <w:rPr>
-          <w:lang w:val="zh-CN"/>
-        </w:rPr>
-        <w:t xml:space="preserve"> </w:t>
-      </w:r>
-      <w:r>
-        <w:rPr>
-          <w:rFonts w:hint="eastAsia"/>
-          <w:lang w:val="zh-CN"/>
-        </w:rPr>
-        <w:t xml:space="preserve">标题</w:t>
-      </w:r>
-      <w:r>
-        <w:rPr>
-          <w:lang w:val="zh-CN"/>
-        </w:rPr>
-        <w:t xml:space="preserve"> A–Z / </w:t>
-      </w:r>
-      <w:r>
-        <w:rPr>
-          <w:rFonts w:hint="eastAsia"/>
-          <w:lang w:val="zh-CN"/>
-        </w:rPr>
-        <w:t xml:space="preserve">演唱者</w:t>
-      </w:r>
-      <w:r>
-        <w:rPr>
-          <w:lang w:val="zh-CN"/>
-        </w:rPr>
-        <w:t xml:space="preserve"> A–Z / </w:t>
+        <w:t xml:space="preserve">排序与</w:t>
+      </w:r>
+      <w:r>
+        <w:rPr>
+          <w:b/>
+          <w:bCs/>
+          <w:lang w:val="zh-CN"/>
+        </w:rPr>
+        <w:t xml:space="preserve"> A–Z </w:t>
+      </w:r>
+      <w:r>
+        <w:rPr>
+          <w:rFonts w:hint="eastAsia"/>
+          <w:b/>
+          <w:bCs/>
+          <w:lang w:val="zh-CN"/>
+        </w:rPr>
+        <w:t xml:space="preserve">索引</w:t>
+      </w:r>
+      <w:r>
+        <w:rPr>
+          <w:rFonts w:hint="eastAsia"/>
+          <w:lang w:val="zh-CN"/>
+        </w:rPr>
+        <w:t xml:space="preserve">：标题右侧排序下拉：首字母</w:t>
+      </w:r>
+      <w:r>
+        <w:rPr>
+          <w:lang w:val="zh-CN"/>
+        </w:rPr>
+        <w:t xml:space="preserve"> </w:t>
+      </w:r>
+      <w:r>
+        <w:rPr>
+          <w:rFonts w:hint="eastAsia"/>
+          <w:lang w:val="zh-CN"/>
+        </w:rPr>
+        <w:t xml:space="preserve">A–Z（标题/演唱者）/</w:t>
+      </w:r>
+      <w:r>
+        <w:rPr>
+          <w:lang w:val="zh-CN"/>
+        </w:rPr>
+        <w:t xml:space="preserve"> </w:t>
+      </w:r>
+      <w:r>
+        <w:rPr>
+          <w:rFonts w:hint="eastAsia"/>
+          <w:lang w:val="zh-CN"/>
+        </w:rPr>
+        <w:t xml:space="preserve">专辑名</w:t>
+      </w:r>
+      <w:r>
+        <w:rPr>
+          <w:lang w:val="zh-CN"/>
+        </w:rPr>
+        <w:t xml:space="preserve"> </w:t>
+      </w:r>
+      <w:r>
+        <w:rPr>
+          <w:rFonts w:hint="eastAsia"/>
+          <w:lang w:val="zh-CN"/>
+        </w:rPr>
+        <w:t xml:space="preserve">A–Z（拉丁→数字→中文拼音）/</w:t>
+      </w:r>
+      <w:r>
+        <w:rPr>
+          <w:lang w:val="zh-CN"/>
+        </w:rPr>
+        <w:t xml:space="preserve"> </w:t>
       </w:r>
       <w:r>
         <w:rPr>
@@ -4398,7 +4446,46 @@
           <w:rFonts w:hint="eastAsia"/>
           <w:lang w:val="zh-CN"/>
         </w:rPr>
-        <w:t xml:space="preserve">时长（长→短、短→长），选择独立于专辑列表页记忆</w:t>
+        <w:t xml:space="preserve">修改时间（新→旧、旧→新）/</w:t>
+      </w:r>
+      <w:r>
+        <w:rPr>
+          <w:lang w:val="zh-CN"/>
+        </w:rPr>
+        <w:t xml:space="preserve"> </w:t>
+      </w:r>
+      <w:r>
+        <w:rPr>
+          <w:rFonts w:hint="eastAsia"/>
+          <w:lang w:val="zh-CN"/>
+        </w:rPr>
+        <w:t xml:space="preserve">创建时间（新→旧、旧→新，读取文件创建时间，老曲库需重扫一次后生效）/</w:t>
+      </w:r>
+      <w:r>
+        <w:rPr>
+          <w:lang w:val="zh-CN"/>
+        </w:rPr>
+        <w:t xml:space="preserve"> </w:t>
+      </w:r>
+      <w:r>
+        <w:rPr>
+          <w:rFonts w:hint="eastAsia"/>
+          <w:lang w:val="zh-CN"/>
+        </w:rPr>
+        <w:t xml:space="preserve">大小（大→小、小→大），选择记忆；首字母模式下右侧悬浮</w:t>
+      </w:r>
+      <w:r>
+        <w:rPr>
+          <w:lang w:val="zh-CN"/>
+        </w:rPr>
+        <w:t xml:space="preserve"> A–Z </w:t>
+      </w:r>
+      <w:r>
+        <w:rPr>
+          <w:rFonts w:hint="eastAsia"/>
+          <w:lang w:val="zh-CN"/>
+        </w:rPr>
+        <w:t xml:space="preserve">索引栏：点击平滑跳转、滚动时当前字母高亮、无曲目的字母置灰；其他排序为平铺列表，索引栏自动隐藏</w:t>
       </w:r>
     </w:p>
     <w:p>
@@ -4416,174 +4503,27 @@
           <w:bCs/>
           <w:lang w:val="zh-CN"/>
         </w:rPr>
-        <w:t xml:space="preserve">歌曲列表</w:t>
-      </w:r>
-      <w:r>
-        <w:rPr>
-          <w:b/>
-          <w:bCs/>
-          <w:lang w:val="zh-CN"/>
-        </w:rPr>
-        <w:t xml:space="preserve"> ⊕ </w:t>
-      </w:r>
-      <w:r>
-        <w:rPr>
-          <w:rFonts w:hint="eastAsia"/>
-          <w:b/>
-          <w:bCs/>
-          <w:lang w:val="zh-CN"/>
-        </w:rPr>
-        <w:t xml:space="preserve">菜单</w:t>
-      </w:r>
-      <w:r>
-        <w:rPr>
-          <w:rFonts w:hint="eastAsia"/>
-          <w:lang w:val="zh-CN"/>
-        </w:rPr>
-        <w:t xml:space="preserve">：悬停行显现</w:t>
-      </w:r>
-      <w:r>
-        <w:rPr>
-          <w:lang w:val="zh-CN"/>
-        </w:rPr>
-        <w:t xml:space="preserve"> ♥ </w:t>
-      </w:r>
-      <w:r>
-        <w:rPr>
-          <w:rFonts w:hint="eastAsia"/>
-          <w:lang w:val="zh-CN"/>
-        </w:rPr>
-        <w:t xml:space="preserve">喜爱</w:t>
-      </w:r>
-      <w:r>
-        <w:rPr>
-          <w:lang w:val="zh-CN"/>
-        </w:rPr>
-        <w:t xml:space="preserve"> / ⊕ </w:t>
-      </w:r>
-      <w:r>
-        <w:rPr>
-          <w:rFonts w:hint="eastAsia"/>
-          <w:lang w:val="zh-CN"/>
-        </w:rPr>
-        <w:t xml:space="preserve">菜单（也可右键直接打开）：编辑标签</w:t>
-      </w:r>
-      <w:r>
-        <w:rPr>
-          <w:lang w:val="zh-CN"/>
-        </w:rPr>
-        <w:t xml:space="preserve"> / </w:t>
-      </w:r>
-      <w:r>
-        <w:rPr>
-          <w:rFonts w:hint="eastAsia"/>
-          <w:lang w:val="zh-CN"/>
-        </w:rPr>
-        <w:t xml:space="preserve">在线匹配歌词封面</w:t>
-      </w:r>
-      <w:r>
-        <w:rPr>
-          <w:lang w:val="zh-CN"/>
-        </w:rPr>
-        <w:t xml:space="preserve"> / 💿 </w:t>
-      </w:r>
-      <w:r>
-        <w:rPr>
-          <w:rFonts w:hint="eastAsia"/>
-          <w:lang w:val="zh-CN"/>
-        </w:rPr>
-        <w:t xml:space="preserve">查看所在专辑</w:t>
-      </w:r>
-      <w:r>
-        <w:rPr>
-          <w:lang w:val="zh-CN"/>
-        </w:rPr>
-        <w:t xml:space="preserve"> / 📂 </w:t>
-      </w:r>
-      <w:r>
-        <w:rPr>
-          <w:rFonts w:hint="eastAsia"/>
-          <w:lang w:val="zh-CN"/>
-        </w:rPr>
-        <w:t xml:space="preserve">打开文件位置</w:t>
-      </w:r>
-      <w:r>
-        <w:rPr>
-          <w:lang w:val="zh-CN"/>
-        </w:rPr>
-        <w:t xml:space="preserve"> / </w:t>
-      </w:r>
-      <w:r>
-        <w:rPr>
-          <w:rFonts w:hint="eastAsia"/>
-          <w:lang w:val="zh-CN"/>
-        </w:rPr>
-        <w:t xml:space="preserve">加入播放列表</w:t>
-      </w:r>
-      <w:r>
-        <w:rPr>
-          <w:lang w:val="zh-CN"/>
-        </w:rPr>
-        <w:t xml:space="preserve"> / </w:t>
-      </w:r>
-      <w:r>
-        <w:rPr>
-          <w:rFonts w:hint="eastAsia"/>
-          <w:lang w:val="zh-CN"/>
-        </w:rPr>
-        <w:t xml:space="preserve">新建播放列表</w:t>
-      </w:r>
-      <w:r>
-        <w:rPr>
-          <w:lang w:val="zh-CN"/>
-        </w:rPr>
-        <w:t xml:space="preserve"> / 📻 </w:t>
-      </w:r>
-      <w:r>
-        <w:rPr>
-          <w:rFonts w:hint="eastAsia"/>
-          <w:lang w:val="zh-CN"/>
-        </w:rPr>
-        <w:t xml:space="preserve">一键电台</w:t>
-      </w:r>
-      <w:r>
-        <w:rPr>
-          <w:lang w:val="zh-CN"/>
-        </w:rPr>
-        <w:t xml:space="preserve"> / ☑ </w:t>
-      </w:r>
-      <w:r>
-        <w:rPr>
-          <w:rFonts w:hint="eastAsia"/>
-          <w:lang w:val="zh-CN"/>
-        </w:rPr>
-        <w:t xml:space="preserve">多选</w:t>
-      </w:r>
-      <w:r>
-        <w:rPr>
-          <w:lang w:val="zh-CN"/>
-        </w:rPr>
-        <w:t xml:space="preserve"> / 🗑 </w:t>
-      </w:r>
-      <w:r>
-        <w:rPr>
-          <w:rFonts w:hint="eastAsia"/>
-          <w:lang w:val="zh-CN"/>
-        </w:rPr>
-        <w:t xml:space="preserve">从曲库删除（播放列表视图内另提供「✕</w:t>
-      </w:r>
-      <w:r>
-        <w:rPr>
-          <w:lang w:val="zh-CN"/>
-        </w:rPr>
-        <w:t xml:space="preserve"> </w:t>
-      </w:r>
-      <w:r>
-        <w:rPr>
-          <w:rFonts w:hint="eastAsia"/>
-          <w:lang w:val="zh-CN"/>
-        </w:rPr>
-        <w:t xml:space="preserve">从本播放列表移除」，只移出当前歌单、不影响曲库和其他歌单）</w:t>
+        <w:t xml:space="preserve">拖动保护与列表稳定</w:t>
+      </w:r>
+      <w:r>
+        <w:rPr>
+          <w:rFonts w:hint="eastAsia"/>
+          <w:lang w:val="zh-CN"/>
+        </w:rPr>
+        <w:t xml:space="preserve">：拖动歌曲行/列宽/待播清单条目途中发生切歌（含自动切歌）时，拖动不再被中断——列表重绘延迟到松手后补做；切歌只切换当前行高亮，不重建整表（队列封面不闪烁、列表不跳动）；播放后立即手动滚动时，1.5</w:t>
+      </w:r>
+      <w:r>
+        <w:rPr>
+          <w:lang w:val="zh-CN"/>
+        </w:rPr>
+        <w:t xml:space="preserve"> </w:t>
+      </w:r>
+      <w:r>
+        <w:rPr>
+          <w:rFonts w:hint="eastAsia"/>
+          <w:lang w:val="zh-CN"/>
+        </w:rPr>
+        <w:t xml:space="preserve">秒内不会被自动定位拉回当前播放行</w:t>
       </w:r>
     </w:p>
     <w:p>
@@ -4601,53 +4541,14 @@
           <w:bCs/>
           <w:lang w:val="zh-CN"/>
         </w:rPr>
-        <w:t xml:space="preserve">多选与删除</w:t>
-      </w:r>
-      <w:r>
-        <w:rPr>
-          <w:rFonts w:hint="eastAsia"/>
-          <w:lang w:val="zh-CN"/>
-        </w:rPr>
-        <w:t xml:space="preserve">：歌曲/专辑详情/喜爱歌曲/播放列表视图均支持快速多选：Ctrl+单击逐首切换选中、Shift+单击从上一次点击行连选、在列表空白处按住拖出选框框选（Ctrl</w:t>
-      </w:r>
-      <w:r>
-        <w:rPr>
-          <w:lang w:val="zh-CN"/>
-        </w:rPr>
-        <w:t xml:space="preserve"> </w:t>
-      </w:r>
-      <w:r>
-        <w:rPr>
-          <w:rFonts w:hint="eastAsia"/>
-          <w:lang w:val="zh-CN"/>
-        </w:rPr>
-        <w:t xml:space="preserve">追加）；选中后顶部出现工具条（全选/加入播放列表/批量删除/取消选择，播放列表视图为「从本歌单移除」只动当前歌单）；选中多首后右键任一选中行，加入歌单/编辑标签/删除等操作均作用于整组选中（菜单头部显示「已选</w:t>
-      </w:r>
-      <w:r>
-        <w:rPr>
-          <w:lang w:val="zh-CN"/>
-        </w:rPr>
-        <w:t xml:space="preserve"> N </w:t>
-      </w:r>
-      <w:r>
-        <w:rPr>
-          <w:rFonts w:hint="eastAsia"/>
-          <w:lang w:val="zh-CN"/>
-        </w:rPr>
-        <w:t xml:space="preserve">首」）；右键「☑</w:t>
-      </w:r>
-      <w:r>
-        <w:rPr>
-          <w:lang w:val="zh-CN"/>
-        </w:rPr>
-        <w:t xml:space="preserve"> </w:t>
-      </w:r>
-      <w:r>
-        <w:rPr>
-          <w:rFonts w:hint="eastAsia"/>
-          <w:lang w:val="zh-CN"/>
-        </w:rPr>
-        <w:t xml:space="preserve">多选」进入复选框模式（点击行即勾选）；删除前弹窗确认：仅移出曲库显示（不删文件）或同时删除源文件（移入系统回收站可恢复）；专辑网格右键卡片可整专删除</w:t>
+        <w:t xml:space="preserve">视图内搜索</w:t>
+      </w:r>
+      <w:r>
+        <w:rPr>
+          <w:rFonts w:hint="eastAsia"/>
+          <w:lang w:val="zh-CN"/>
+        </w:rPr>
+        <w:t xml:space="preserve">：歌曲/专辑/喜爱歌曲三视图头部均带搜索框，即时过滤当前视图（搜索基于当前排序结果）；专辑支持名称/艺人/曲目数排序，喜爱歌曲支持添加时间/标题/艺人/专辑/时长/大小/播放次数排序</w:t>
       </w:r>
     </w:p>
     <w:p>
@@ -4665,66 +4566,96 @@
           <w:bCs/>
           <w:lang w:val="zh-CN"/>
         </w:rPr>
-        <w:t xml:space="preserve">播放缓存（在线播放）</w:t>
-      </w:r>
-      <w:r>
-        <w:rPr>
-          <w:rFonts w:hint="eastAsia"/>
-          <w:lang w:val="zh-CN"/>
-        </w:rPr>
-        <w:t xml:space="preserve">：国内流媒体在线播放支持边播边存：首次播放正常联网，完整听过后会保存在本地，下次播放命中缓存可直接开始并减少流量——命中时主界面/沉浸/迷你三处音质徽标变绿带圆点、状态栏提示「本地缓存秒开」；设置</w:t>
-      </w:r>
-      <w:r>
-        <w:rPr>
-          <w:lang w:val="zh-CN"/>
-        </w:rPr>
-        <w:t xml:space="preserve"> → </w:t>
-      </w:r>
-      <w:r>
-        <w:rPr>
-          <w:rFonts w:hint="eastAsia"/>
-          <w:lang w:val="zh-CN"/>
-        </w:rPr>
-        <w:t xml:space="preserve">下载</w:t>
-      </w:r>
-      <w:r>
-        <w:rPr>
-          <w:lang w:val="zh-CN"/>
-        </w:rPr>
-        <w:t xml:space="preserve"> → </w:t>
-      </w:r>
-      <w:r>
-        <w:rPr>
-          <w:rFonts w:hint="eastAsia"/>
-          <w:lang w:val="zh-CN"/>
-        </w:rPr>
-        <w:t xml:space="preserve">播放缓存（在线播放）可开关、选择缓存目录、设置</w:t>
-      </w:r>
-      <w:r>
-        <w:rPr>
-          <w:lang w:val="zh-CN"/>
-        </w:rPr>
-        <w:t xml:space="preserve"> 512MB–20GB </w:t>
-      </w:r>
-      <w:r>
-        <w:rPr>
-          <w:rFonts w:hint="eastAsia"/>
-          <w:lang w:val="zh-CN"/>
-        </w:rPr>
-        <w:t xml:space="preserve">上限、查看占用并一键清空；设置页还按平台</w:t>
-      </w:r>
-      <w:r>
-        <w:rPr>
-          <w:lang w:val="zh-CN"/>
-        </w:rPr>
-        <w:t xml:space="preserve"> × </w:t>
-      </w:r>
-      <w:r>
-        <w:rPr>
-          <w:rFonts w:hint="eastAsia"/>
-          <w:lang w:val="zh-CN"/>
-        </w:rPr>
-        <w:t xml:space="preserve">音质分组列出缓存（首数/占用），可只清理某一组；缓存按平台/歌曲/音质区分，超限自动清理最久未使用的内容，播放地址失效不影响已缓存歌曲</w:t>
+        <w:t xml:space="preserve">专辑详情页</w:t>
+      </w:r>
+      <w:r>
+        <w:rPr>
+          <w:b/>
+          <w:bCs/>
+          <w:lang w:val="zh-CN"/>
+        </w:rPr>
+        <w:t xml:space="preserve"> · </w:t>
+      </w:r>
+      <w:r>
+        <w:rPr>
+          <w:rFonts w:hint="eastAsia"/>
+          <w:b/>
+          <w:bCs/>
+          <w:lang w:val="zh-CN"/>
+        </w:rPr>
+        <w:t xml:space="preserve">排序</w:t>
+      </w:r>
+      <w:r>
+        <w:rPr>
+          <w:rFonts w:hint="eastAsia"/>
+          <w:lang w:val="zh-CN"/>
+        </w:rPr>
+        <w:t xml:space="preserve">：点进某张专辑后头部右侧排序下拉：按专辑发布顺序（默认——多碟专辑先按碟号、碟内按曲目号标签；缺号曲目沉底按文件名；CUE</w:t>
+      </w:r>
+      <w:r>
+        <w:rPr>
+          <w:lang w:val="zh-CN"/>
+        </w:rPr>
+        <w:t xml:space="preserve"> </w:t>
+      </w:r>
+      <w:r>
+        <w:rPr>
+          <w:rFonts w:hint="eastAsia"/>
+          <w:lang w:val="zh-CN"/>
+        </w:rPr>
+        <w:t xml:space="preserve">整轨分轨自动续排）/</w:t>
+      </w:r>
+      <w:r>
+        <w:rPr>
+          <w:lang w:val="zh-CN"/>
+        </w:rPr>
+        <w:t xml:space="preserve"> </w:t>
+      </w:r>
+      <w:r>
+        <w:rPr>
+          <w:rFonts w:hint="eastAsia"/>
+          <w:lang w:val="zh-CN"/>
+        </w:rPr>
+        <w:t xml:space="preserve">标题</w:t>
+      </w:r>
+      <w:r>
+        <w:rPr>
+          <w:lang w:val="zh-CN"/>
+        </w:rPr>
+        <w:t xml:space="preserve"> A–Z / </w:t>
+      </w:r>
+      <w:r>
+        <w:rPr>
+          <w:rFonts w:hint="eastAsia"/>
+          <w:lang w:val="zh-CN"/>
+        </w:rPr>
+        <w:t xml:space="preserve">演唱者</w:t>
+      </w:r>
+      <w:r>
+        <w:rPr>
+          <w:lang w:val="zh-CN"/>
+        </w:rPr>
+        <w:t xml:space="preserve"> A–Z / </w:t>
+      </w:r>
+      <w:r>
+        <w:rPr>
+          <w:rFonts w:hint="eastAsia"/>
+          <w:lang w:val="zh-CN"/>
+        </w:rPr>
+        <w:t xml:space="preserve">文件名</w:t>
+      </w:r>
+      <w:r>
+        <w:rPr>
+          <w:lang w:val="zh-CN"/>
+        </w:rPr>
+        <w:t xml:space="preserve"> / </w:t>
+      </w:r>
+      <w:r>
+        <w:rPr>
+          <w:rFonts w:hint="eastAsia"/>
+          <w:lang w:val="zh-CN"/>
+        </w:rPr>
+        <w:t xml:space="preserve">时长（长→短、短→长），选择独立于专辑列表页记忆</w:t>
       </w:r>
     </w:p>
     <w:p>
@@ -4742,27 +4673,174 @@
           <w:bCs/>
           <w:lang w:val="zh-CN"/>
         </w:rPr>
-        <w:t xml:space="preserve">播放列表拖拽排序</w:t>
-      </w:r>
-      <w:r>
-        <w:rPr>
-          <w:rFonts w:hint="eastAsia"/>
-          <w:lang w:val="zh-CN"/>
-        </w:rPr>
-        <w:t xml:space="preserve">：本地自建播放列表内直接拖动歌曲行调整顺序（落点行高亮提示，松手插入该行之前），顺序自动保存，重开软件保持；侧栏歌单本身也支持长按拖拽调整顺序（长按约</w:t>
-      </w:r>
-      <w:r>
-        <w:rPr>
-          <w:lang w:val="zh-CN"/>
-        </w:rPr>
-        <w:t xml:space="preserve"> 0.4 </w:t>
-      </w:r>
-      <w:r>
-        <w:rPr>
-          <w:rFonts w:hint="eastAsia"/>
-          <w:lang w:val="zh-CN"/>
-        </w:rPr>
-        <w:t xml:space="preserve">秒进入拖拽，拖到目标歌单上半/下半插入其前/后，落点高亮）；从文件管理器把音频文件直接拖到侧栏歌单名上或打开的歌单视图任意位置，即可批量加入该歌单——拖到某一行上会插入该行之前（落点行高亮），拖到空白处追加到底部（重复自动跳过）；拖入的文件即使不在曲库里也能正常显示与播放；多选文件拖入会自动排序：多数文件带曲目号时按专辑/碟号/曲目号排，否则按目录+文件名自然排（解决资源管理器多选拖入顺序随机的问题，首次排序读取的曲目号会缓存，再次拖入免读盘）</w:t>
+        <w:t xml:space="preserve">歌曲列表</w:t>
+      </w:r>
+      <w:r>
+        <w:rPr>
+          <w:b/>
+          <w:bCs/>
+          <w:lang w:val="zh-CN"/>
+        </w:rPr>
+        <w:t xml:space="preserve"> ⊕ </w:t>
+      </w:r>
+      <w:r>
+        <w:rPr>
+          <w:rFonts w:hint="eastAsia"/>
+          <w:b/>
+          <w:bCs/>
+          <w:lang w:val="zh-CN"/>
+        </w:rPr>
+        <w:t xml:space="preserve">菜单</w:t>
+      </w:r>
+      <w:r>
+        <w:rPr>
+          <w:rFonts w:hint="eastAsia"/>
+          <w:lang w:val="zh-CN"/>
+        </w:rPr>
+        <w:t xml:space="preserve">：悬停行显现</w:t>
+      </w:r>
+      <w:r>
+        <w:rPr>
+          <w:lang w:val="zh-CN"/>
+        </w:rPr>
+        <w:t xml:space="preserve"> ♥ </w:t>
+      </w:r>
+      <w:r>
+        <w:rPr>
+          <w:rFonts w:hint="eastAsia"/>
+          <w:lang w:val="zh-CN"/>
+        </w:rPr>
+        <w:t xml:space="preserve">喜爱</w:t>
+      </w:r>
+      <w:r>
+        <w:rPr>
+          <w:lang w:val="zh-CN"/>
+        </w:rPr>
+        <w:t xml:space="preserve"> / ⊕ </w:t>
+      </w:r>
+      <w:r>
+        <w:rPr>
+          <w:rFonts w:hint="eastAsia"/>
+          <w:lang w:val="zh-CN"/>
+        </w:rPr>
+        <w:t xml:space="preserve">菜单（也可右键直接打开）：编辑标签</w:t>
+      </w:r>
+      <w:r>
+        <w:rPr>
+          <w:lang w:val="zh-CN"/>
+        </w:rPr>
+        <w:t xml:space="preserve"> / </w:t>
+      </w:r>
+      <w:r>
+        <w:rPr>
+          <w:rFonts w:hint="eastAsia"/>
+          <w:lang w:val="zh-CN"/>
+        </w:rPr>
+        <w:t xml:space="preserve">在线匹配歌词封面</w:t>
+      </w:r>
+      <w:r>
+        <w:rPr>
+          <w:lang w:val="zh-CN"/>
+        </w:rPr>
+        <w:t xml:space="preserve"> / 💿 </w:t>
+      </w:r>
+      <w:r>
+        <w:rPr>
+          <w:rFonts w:hint="eastAsia"/>
+          <w:lang w:val="zh-CN"/>
+        </w:rPr>
+        <w:t xml:space="preserve">查看所在专辑</w:t>
+      </w:r>
+      <w:r>
+        <w:rPr>
+          <w:lang w:val="zh-CN"/>
+        </w:rPr>
+        <w:t xml:space="preserve"> / 📂 </w:t>
+      </w:r>
+      <w:r>
+        <w:rPr>
+          <w:rFonts w:hint="eastAsia"/>
+          <w:lang w:val="zh-CN"/>
+        </w:rPr>
+        <w:t xml:space="preserve">打开文件位置</w:t>
+      </w:r>
+      <w:r>
+        <w:rPr>
+          <w:lang w:val="zh-CN"/>
+        </w:rPr>
+        <w:t xml:space="preserve"> / </w:t>
+      </w:r>
+      <w:r>
+        <w:rPr>
+          <w:rFonts w:hint="eastAsia"/>
+          <w:lang w:val="zh-CN"/>
+        </w:rPr>
+        <w:t xml:space="preserve">加入播放列表</w:t>
+      </w:r>
+      <w:r>
+        <w:rPr>
+          <w:lang w:val="zh-CN"/>
+        </w:rPr>
+        <w:t xml:space="preserve"> / </w:t>
+      </w:r>
+      <w:r>
+        <w:rPr>
+          <w:rFonts w:hint="eastAsia"/>
+          <w:lang w:val="zh-CN"/>
+        </w:rPr>
+        <w:t xml:space="preserve">新建播放列表</w:t>
+      </w:r>
+      <w:r>
+        <w:rPr>
+          <w:lang w:val="zh-CN"/>
+        </w:rPr>
+        <w:t xml:space="preserve"> / 📻 </w:t>
+      </w:r>
+      <w:r>
+        <w:rPr>
+          <w:rFonts w:hint="eastAsia"/>
+          <w:lang w:val="zh-CN"/>
+        </w:rPr>
+        <w:t xml:space="preserve">一键电台</w:t>
+      </w:r>
+      <w:r>
+        <w:rPr>
+          <w:lang w:val="zh-CN"/>
+        </w:rPr>
+        <w:t xml:space="preserve"> / ☑ </w:t>
+      </w:r>
+      <w:r>
+        <w:rPr>
+          <w:rFonts w:hint="eastAsia"/>
+          <w:lang w:val="zh-CN"/>
+        </w:rPr>
+        <w:t xml:space="preserve">多选</w:t>
+      </w:r>
+      <w:r>
+        <w:rPr>
+          <w:lang w:val="zh-CN"/>
+        </w:rPr>
+        <w:t xml:space="preserve"> / 🗑 </w:t>
+      </w:r>
+      <w:r>
+        <w:rPr>
+          <w:rFonts w:hint="eastAsia"/>
+          <w:lang w:val="zh-CN"/>
+        </w:rPr>
+        <w:t xml:space="preserve">从曲库删除（播放列表视图内另提供「✕</w:t>
+      </w:r>
+      <w:r>
+        <w:rPr>
+          <w:lang w:val="zh-CN"/>
+        </w:rPr>
+        <w:t xml:space="preserve"> </w:t>
+      </w:r>
+      <w:r>
+        <w:rPr>
+          <w:rFonts w:hint="eastAsia"/>
+          <w:lang w:val="zh-CN"/>
+        </w:rPr>
+        <w:t xml:space="preserve">从本播放列表移除」，只移出当前歌单、不影响曲库和其他歌单）</w:t>
       </w:r>
     </w:p>
     <w:p>
@@ -4780,122 +4858,53 @@
           <w:bCs/>
           <w:lang w:val="zh-CN"/>
         </w:rPr>
-        <w:t xml:space="preserve">歌单导出</w:t>
-      </w:r>
-      <w:r>
-        <w:rPr>
-          <w:b/>
-          <w:bCs/>
-          <w:lang w:val="zh-CN"/>
-        </w:rPr>
-        <w:t xml:space="preserve"> / </w:t>
-      </w:r>
-      <w:r>
-        <w:rPr>
-          <w:rFonts w:hint="eastAsia"/>
-          <w:b/>
-          <w:bCs/>
-          <w:lang w:val="zh-CN"/>
-        </w:rPr>
-        <w:t xml:space="preserve">换机导入</w:t>
-      </w:r>
-      <w:r>
-        <w:rPr>
-          <w:rFonts w:hint="eastAsia"/>
-          <w:lang w:val="zh-CN"/>
-        </w:rPr>
-        <w:t xml:space="preserve">：右键侧栏任一自建歌单</w:t>
-      </w:r>
-      <w:r>
-        <w:rPr>
-          <w:lang w:val="zh-CN"/>
-        </w:rPr>
-        <w:t xml:space="preserve"> →「📤 </w:t>
-      </w:r>
-      <w:r>
-        <w:rPr>
-          <w:rFonts w:hint="eastAsia"/>
-          <w:lang w:val="zh-CN"/>
-        </w:rPr>
-        <w:t xml:space="preserve">导出歌单文件…」生成</w:t>
-      </w:r>
-      <w:r>
-        <w:rPr>
-          <w:lang w:val="zh-CN"/>
-        </w:rPr>
-        <w:t xml:space="preserve"> </w:t>
-      </w:r>
-      <w:r>
-        <w:rPr>
-          <w:rFonts w:hint="eastAsia"/>
-          <w:lang w:val="zh-CN"/>
-        </w:rPr>
-        <w:t xml:space="preserve">.anniepl（含每首歌的路径、文件名、大小、时长、标题艺人等指纹）；把文件拷到另一台电脑，侧栏「📦</w:t>
-      </w:r>
-      <w:r>
-        <w:rPr>
-          <w:lang w:val="zh-CN"/>
-        </w:rPr>
-        <w:t xml:space="preserve"> </w:t>
-      </w:r>
-      <w:r>
-        <w:rPr>
-          <w:rFonts w:hint="eastAsia"/>
-          <w:lang w:val="zh-CN"/>
-        </w:rPr>
-        <w:t xml:space="preserve">导入安妮歌单…」（可多选）即可复现。导入时按「绝对路径</w:t>
-      </w:r>
-      <w:r>
-        <w:rPr>
-          <w:lang w:val="zh-CN"/>
-        </w:rPr>
-        <w:t xml:space="preserve"> → </w:t>
-      </w:r>
-      <w:r>
-        <w:rPr>
-          <w:rFonts w:hint="eastAsia"/>
-          <w:lang w:val="zh-CN"/>
-        </w:rPr>
-        <w:t xml:space="preserve">相对媒体库路径</w:t>
-      </w:r>
-      <w:r>
-        <w:rPr>
-          <w:lang w:val="zh-CN"/>
-        </w:rPr>
-        <w:t xml:space="preserve"> → </w:t>
-      </w:r>
-      <w:r>
-        <w:rPr>
-          <w:rFonts w:hint="eastAsia"/>
-          <w:lang w:val="zh-CN"/>
-        </w:rPr>
-        <w:t xml:space="preserve">文件名+大小</w:t>
-      </w:r>
-      <w:r>
-        <w:rPr>
-          <w:lang w:val="zh-CN"/>
-        </w:rPr>
-        <w:t xml:space="preserve"> → </w:t>
-      </w:r>
-      <w:r>
-        <w:rPr>
-          <w:rFonts w:hint="eastAsia"/>
-          <w:lang w:val="zh-CN"/>
-        </w:rPr>
-        <w:t xml:space="preserve">文件名+时长</w:t>
-      </w:r>
-      <w:r>
-        <w:rPr>
-          <w:lang w:val="zh-CN"/>
-        </w:rPr>
-        <w:t xml:space="preserve"> → </w:t>
-      </w:r>
-      <w:r>
-        <w:rPr>
-          <w:rFonts w:hint="eastAsia"/>
-          <w:lang w:val="zh-CN"/>
-        </w:rPr>
-        <w:t xml:space="preserve">标题艺人+时长」五级智能匹配本机曲库，盘符/用户名/目录不同也能对上；匹配不到的曲目会在导入后列清单告知</w:t>
+        <w:t xml:space="preserve">多选与删除</w:t>
+      </w:r>
+      <w:r>
+        <w:rPr>
+          <w:rFonts w:hint="eastAsia"/>
+          <w:lang w:val="zh-CN"/>
+        </w:rPr>
+        <w:t xml:space="preserve">：歌曲/专辑详情/喜爱歌曲/播放列表视图均支持快速多选：Ctrl+单击逐首切换选中、Shift+单击从上一次点击行连选、在列表空白处按住拖出选框框选（Ctrl</w:t>
+      </w:r>
+      <w:r>
+        <w:rPr>
+          <w:lang w:val="zh-CN"/>
+        </w:rPr>
+        <w:t xml:space="preserve"> </w:t>
+      </w:r>
+      <w:r>
+        <w:rPr>
+          <w:rFonts w:hint="eastAsia"/>
+          <w:lang w:val="zh-CN"/>
+        </w:rPr>
+        <w:t xml:space="preserve">追加）；选中后顶部出现工具条（全选/加入播放列表/批量删除/取消选择，播放列表视图为「从本歌单移除」只动当前歌单）；选中多首后右键任一选中行，加入歌单/编辑标签/删除等操作均作用于整组选中（菜单头部显示「已选</w:t>
+      </w:r>
+      <w:r>
+        <w:rPr>
+          <w:lang w:val="zh-CN"/>
+        </w:rPr>
+        <w:t xml:space="preserve"> N </w:t>
+      </w:r>
+      <w:r>
+        <w:rPr>
+          <w:rFonts w:hint="eastAsia"/>
+          <w:lang w:val="zh-CN"/>
+        </w:rPr>
+        <w:t xml:space="preserve">首」）；右键「☑</w:t>
+      </w:r>
+      <w:r>
+        <w:rPr>
+          <w:lang w:val="zh-CN"/>
+        </w:rPr>
+        <w:t xml:space="preserve"> </w:t>
+      </w:r>
+      <w:r>
+        <w:rPr>
+          <w:rFonts w:hint="eastAsia"/>
+          <w:lang w:val="zh-CN"/>
+        </w:rPr>
+        <w:t xml:space="preserve">多选」进入复选框模式（点击行即勾选）；删除前弹窗确认：仅移出曲库显示（不删文件）或同时删除源文件（移入系统回收站可恢复）；专辑网格右键卡片可整专删除</w:t>
       </w:r>
     </w:p>
     <w:p>
@@ -4913,131 +4922,66 @@
           <w:bCs/>
           <w:lang w:val="zh-CN"/>
         </w:rPr>
-        <w:t xml:space="preserve">沉浸式播放页（⤢）</w:t>
-      </w:r>
-      <w:r>
-        <w:rPr>
-          <w:rFonts w:hint="eastAsia"/>
-          <w:lang w:val="zh-CN"/>
-        </w:rPr>
-        <w:t xml:space="preserve">：封面模糊背景</w:t>
-      </w:r>
-      <w:r>
-        <w:rPr>
-          <w:lang w:val="zh-CN"/>
-        </w:rPr>
-        <w:t xml:space="preserve"> + </w:t>
-      </w:r>
-      <w:r>
-        <w:rPr>
-          <w:rFonts w:hint="eastAsia"/>
-          <w:lang w:val="zh-CN"/>
-        </w:rPr>
-        <w:t xml:space="preserve">大封面</w:t>
-      </w:r>
-      <w:r>
-        <w:rPr>
-          <w:lang w:val="zh-CN"/>
-        </w:rPr>
-        <w:t xml:space="preserve"> + </w:t>
-      </w:r>
-      <w:r>
-        <w:rPr>
-          <w:rFonts w:hint="eastAsia"/>
-          <w:lang w:val="zh-CN"/>
-        </w:rPr>
-        <w:t xml:space="preserve">音质行；大歌词栏逐字卡拉OK，点击歌词行跳转；左封面右歌词两栏以屏幕左右半区中轴对称；☰</w:t>
-      </w:r>
-      <w:r>
-        <w:rPr>
-          <w:lang w:val="zh-CN"/>
-        </w:rPr>
-        <w:t xml:space="preserve"> </w:t>
-      </w:r>
-      <w:r>
-        <w:rPr>
-          <w:rFonts w:hint="eastAsia"/>
-          <w:lang w:val="zh-CN"/>
-        </w:rPr>
-        <w:t xml:space="preserve">面板三页签：待播清单（可拖拽编辑）/</w:t>
-      </w:r>
-      <w:r>
-        <w:rPr>
-          <w:lang w:val="zh-CN"/>
-        </w:rPr>
-        <w:t xml:space="preserve"> </w:t>
-      </w:r>
-      <w:r>
-        <w:rPr>
-          <w:rFonts w:hint="eastAsia"/>
-          <w:lang w:val="zh-CN"/>
-        </w:rPr>
-        <w:t xml:space="preserve">历史记录</w:t>
-      </w:r>
-      <w:r>
-        <w:rPr>
-          <w:lang w:val="zh-CN"/>
-        </w:rPr>
-        <w:t xml:space="preserve"> / </w:t>
-      </w:r>
-      <w:r>
-        <w:rPr>
-          <w:rFonts w:hint="eastAsia"/>
-          <w:lang w:val="zh-CN"/>
-        </w:rPr>
-        <w:t xml:space="preserve">评论（网易云热门评论，本地曲目自动按歌名+歌手匹配），面板左缘外侧</w:t>
-      </w:r>
-      <w:r>
-        <w:rPr>
-          <w:lang w:val="zh-CN"/>
-        </w:rPr>
-        <w:t xml:space="preserve"> ❯ </w:t>
-      </w:r>
-      <w:r>
-        <w:rPr>
-          <w:rFonts w:hint="eastAsia"/>
-          <w:lang w:val="zh-CN"/>
-        </w:rPr>
-        <w:t xml:space="preserve">小标签一键收回；⤡</w:t>
-      </w:r>
-      <w:r>
-        <w:rPr>
-          <w:lang w:val="zh-CN"/>
-        </w:rPr>
-        <w:t xml:space="preserve"> </w:t>
-      </w:r>
-      <w:r>
-        <w:rPr>
-          <w:rFonts w:hint="eastAsia"/>
-          <w:lang w:val="zh-CN"/>
-        </w:rPr>
-        <w:t xml:space="preserve">退出。默认窗口最大化；设置</w:t>
-      </w:r>
-      <w:r>
-        <w:rPr>
-          <w:lang w:val="zh-CN"/>
-        </w:rPr>
-        <w:t xml:space="preserve"> → AM </w:t>
-      </w:r>
-      <w:r>
-        <w:rPr>
-          <w:rFonts w:hint="eastAsia"/>
-          <w:lang w:val="zh-CN"/>
-        </w:rPr>
-        <w:t xml:space="preserve">界面「沉浸模式真全屏」开启后进入沉浸即隐藏任务栏（真全屏），沉浸中切换开关立即生效；鼠标静止约</w:t>
-      </w:r>
-      <w:r>
-        <w:rPr>
-          <w:lang w:val="zh-CN"/>
-        </w:rPr>
-        <w:t xml:space="preserve"> 2.5 </w:t>
-      </w:r>
-      <w:r>
-        <w:rPr>
-          <w:rFonts w:hint="eastAsia"/>
-          <w:lang w:val="zh-CN"/>
-        </w:rPr>
-        <w:t xml:space="preserve">秒自动隐藏鼠标和顶栏/控制栏（同看视频体验），移动/按键/滚轮立即恢复——静止后把鼠标移到屏幕底部，悬浮玻璃控制栏会淡入（含进度条和上一首/播放/下一首，可直接拖拽点击），鼠标移出窗口自动收起；暂停/恢复播放、调节音量时画面中央有轻量图标提示并自动淡出；切歌时旧封面淡出、新封面从模糊状态淡入；经典双栏与彩胶两种样式各自记住歌词/待播面板展开状态和歌词滚动位置</w:t>
+        <w:t xml:space="preserve">播放缓存（在线播放）</w:t>
+      </w:r>
+      <w:r>
+        <w:rPr>
+          <w:rFonts w:hint="eastAsia"/>
+          <w:lang w:val="zh-CN"/>
+        </w:rPr>
+        <w:t xml:space="preserve">：国内流媒体在线播放支持边播边存：首次播放正常联网，完整听过后会保存在本地，下次播放命中缓存可直接开始并减少流量——命中时主界面/沉浸/迷你三处音质徽标变绿带圆点、状态栏提示「本地缓存秒开」；设置</w:t>
+      </w:r>
+      <w:r>
+        <w:rPr>
+          <w:lang w:val="zh-CN"/>
+        </w:rPr>
+        <w:t xml:space="preserve"> → </w:t>
+      </w:r>
+      <w:r>
+        <w:rPr>
+          <w:rFonts w:hint="eastAsia"/>
+          <w:lang w:val="zh-CN"/>
+        </w:rPr>
+        <w:t xml:space="preserve">下载</w:t>
+      </w:r>
+      <w:r>
+        <w:rPr>
+          <w:lang w:val="zh-CN"/>
+        </w:rPr>
+        <w:t xml:space="preserve"> → </w:t>
+      </w:r>
+      <w:r>
+        <w:rPr>
+          <w:rFonts w:hint="eastAsia"/>
+          <w:lang w:val="zh-CN"/>
+        </w:rPr>
+        <w:t xml:space="preserve">播放缓存（在线播放）可开关、选择缓存目录、设置</w:t>
+      </w:r>
+      <w:r>
+        <w:rPr>
+          <w:lang w:val="zh-CN"/>
+        </w:rPr>
+        <w:t xml:space="preserve"> 512MB–20GB </w:t>
+      </w:r>
+      <w:r>
+        <w:rPr>
+          <w:rFonts w:hint="eastAsia"/>
+          <w:lang w:val="zh-CN"/>
+        </w:rPr>
+        <w:t xml:space="preserve">上限、查看占用并一键清空；设置页还按平台</w:t>
+      </w:r>
+      <w:r>
+        <w:rPr>
+          <w:lang w:val="zh-CN"/>
+        </w:rPr>
+        <w:t xml:space="preserve"> × </w:t>
+      </w:r>
+      <w:r>
+        <w:rPr>
+          <w:rFonts w:hint="eastAsia"/>
+          <w:lang w:val="zh-CN"/>
+        </w:rPr>
+        <w:t xml:space="preserve">音质分组列出缓存（首数/占用），可只清理某一组；缓存按平台/歌曲/音质区分，超限自动清理最久未使用的内容，播放地址失效不影响已缓存歌曲</w:t>
       </w:r>
     </w:p>
     <w:p>
@@ -5055,27 +4999,27 @@
           <w:bCs/>
           <w:lang w:val="zh-CN"/>
         </w:rPr>
-        <w:t xml:space="preserve">待播清单编辑</w:t>
-      </w:r>
-      <w:r>
-        <w:rPr>
-          <w:rFonts w:hint="eastAsia"/>
-          <w:lang w:val="zh-CN"/>
-        </w:rPr>
-        <w:t xml:space="preserve">：沉浸页/迷你待播清单：拖拽调整顺序、✕</w:t>
-      </w:r>
-      <w:r>
-        <w:rPr>
-          <w:lang w:val="zh-CN"/>
-        </w:rPr>
-        <w:t xml:space="preserve"> </w:t>
-      </w:r>
-      <w:r>
-        <w:rPr>
-          <w:rFonts w:hint="eastAsia"/>
-          <w:lang w:val="zh-CN"/>
-        </w:rPr>
-        <w:t xml:space="preserve">移除（移除当前行自动顺位播放）</w:t>
+        <w:t xml:space="preserve">播放列表拖拽排序</w:t>
+      </w:r>
+      <w:r>
+        <w:rPr>
+          <w:rFonts w:hint="eastAsia"/>
+          <w:lang w:val="zh-CN"/>
+        </w:rPr>
+        <w:t xml:space="preserve">：本地自建播放列表内直接拖动歌曲行调整顺序（落点行高亮提示，松手插入该行之前），顺序自动保存，重开软件保持；侧栏歌单本身也支持长按拖拽调整顺序（长按约</w:t>
+      </w:r>
+      <w:r>
+        <w:rPr>
+          <w:lang w:val="zh-CN"/>
+        </w:rPr>
+        <w:t xml:space="preserve"> 0.4 </w:t>
+      </w:r>
+      <w:r>
+        <w:rPr>
+          <w:rFonts w:hint="eastAsia"/>
+          <w:lang w:val="zh-CN"/>
+        </w:rPr>
+        <w:t xml:space="preserve">秒进入拖拽，拖到目标歌单上半/下半插入其前/后，落点高亮）；从文件管理器把音频文件直接拖到侧栏歌单名上或打开的歌单视图任意位置，即可批量加入该歌单——拖到某一行上会插入该行之前（落点行高亮），拖到空白处追加到底部（重复自动跳过）；拖入的文件即使不在曲库里也能正常显示与播放；多选文件拖入会自动排序：多数文件带曲目号时按专辑/碟号/曲目号排，否则按目录+文件名自然排（解决资源管理器多选拖入顺序随机的问题，首次排序读取的曲目号会缓存，再次拖入免读盘）</w:t>
       </w:r>
     </w:p>
     <w:p>
@@ -5093,53 +5037,122 @@
           <w:bCs/>
           <w:lang w:val="zh-CN"/>
         </w:rPr>
-        <w:t xml:space="preserve">主界面待播清单抽屉（☰）</w:t>
-      </w:r>
-      <w:r>
-        <w:rPr>
-          <w:rFonts w:hint="eastAsia"/>
-          <w:lang w:val="zh-CN"/>
-        </w:rPr>
-        <w:t xml:space="preserve">：顶栏右侧</w:t>
-      </w:r>
-      <w:r>
-        <w:rPr>
-          <w:lang w:val="zh-CN"/>
-        </w:rPr>
-        <w:t xml:space="preserve"> ☰ </w:t>
-      </w:r>
-      <w:r>
-        <w:rPr>
-          <w:rFonts w:hint="eastAsia"/>
-          <w:lang w:val="zh-CN"/>
-        </w:rPr>
-        <w:t xml:space="preserve">按钮从右侧滑出待播清单（与沉浸/迷你共用同一队列面板），实时高亮当前曲、可双击切歌；按钮角标显示剩余待播数（当前曲之后还有几首，99+</w:t>
-      </w:r>
-      <w:r>
-        <w:rPr>
-          <w:lang w:val="zh-CN"/>
-        </w:rPr>
-        <w:t xml:space="preserve"> </w:t>
-      </w:r>
-      <w:r>
-        <w:rPr>
-          <w:rFonts w:hint="eastAsia"/>
-          <w:lang w:val="zh-CN"/>
-        </w:rPr>
-        <w:t xml:space="preserve">封顶），切歌自动刷新，点面板外或再点</w:t>
-      </w:r>
-      <w:r>
-        <w:rPr>
-          <w:lang w:val="zh-CN"/>
-        </w:rPr>
-        <w:t xml:space="preserve"> ☰ </w:t>
-      </w:r>
-      <w:r>
-        <w:rPr>
-          <w:rFonts w:hint="eastAsia"/>
-          <w:lang w:val="zh-CN"/>
-        </w:rPr>
-        <w:t xml:space="preserve">收起</w:t>
+        <w:t xml:space="preserve">歌单导出</w:t>
+      </w:r>
+      <w:r>
+        <w:rPr>
+          <w:b/>
+          <w:bCs/>
+          <w:lang w:val="zh-CN"/>
+        </w:rPr>
+        <w:t xml:space="preserve"> / </w:t>
+      </w:r>
+      <w:r>
+        <w:rPr>
+          <w:rFonts w:hint="eastAsia"/>
+          <w:b/>
+          <w:bCs/>
+          <w:lang w:val="zh-CN"/>
+        </w:rPr>
+        <w:t xml:space="preserve">换机导入</w:t>
+      </w:r>
+      <w:r>
+        <w:rPr>
+          <w:rFonts w:hint="eastAsia"/>
+          <w:lang w:val="zh-CN"/>
+        </w:rPr>
+        <w:t xml:space="preserve">：右键侧栏任一自建歌单</w:t>
+      </w:r>
+      <w:r>
+        <w:rPr>
+          <w:lang w:val="zh-CN"/>
+        </w:rPr>
+        <w:t xml:space="preserve"> →「📤 </w:t>
+      </w:r>
+      <w:r>
+        <w:rPr>
+          <w:rFonts w:hint="eastAsia"/>
+          <w:lang w:val="zh-CN"/>
+        </w:rPr>
+        <w:t xml:space="preserve">导出歌单文件…」生成</w:t>
+      </w:r>
+      <w:r>
+        <w:rPr>
+          <w:lang w:val="zh-CN"/>
+        </w:rPr>
+        <w:t xml:space="preserve"> </w:t>
+      </w:r>
+      <w:r>
+        <w:rPr>
+          <w:rFonts w:hint="eastAsia"/>
+          <w:lang w:val="zh-CN"/>
+        </w:rPr>
+        <w:t xml:space="preserve">.anniepl（含每首歌的路径、文件名、大小、时长、标题艺人等指纹）；把文件拷到另一台电脑，侧栏「📦</w:t>
+      </w:r>
+      <w:r>
+        <w:rPr>
+          <w:lang w:val="zh-CN"/>
+        </w:rPr>
+        <w:t xml:space="preserve"> </w:t>
+      </w:r>
+      <w:r>
+        <w:rPr>
+          <w:rFonts w:hint="eastAsia"/>
+          <w:lang w:val="zh-CN"/>
+        </w:rPr>
+        <w:t xml:space="preserve">导入安妮歌单…」（可多选）即可复现。导入时按「绝对路径</w:t>
+      </w:r>
+      <w:r>
+        <w:rPr>
+          <w:lang w:val="zh-CN"/>
+        </w:rPr>
+        <w:t xml:space="preserve"> → </w:t>
+      </w:r>
+      <w:r>
+        <w:rPr>
+          <w:rFonts w:hint="eastAsia"/>
+          <w:lang w:val="zh-CN"/>
+        </w:rPr>
+        <w:t xml:space="preserve">相对媒体库路径</w:t>
+      </w:r>
+      <w:r>
+        <w:rPr>
+          <w:lang w:val="zh-CN"/>
+        </w:rPr>
+        <w:t xml:space="preserve"> → </w:t>
+      </w:r>
+      <w:r>
+        <w:rPr>
+          <w:rFonts w:hint="eastAsia"/>
+          <w:lang w:val="zh-CN"/>
+        </w:rPr>
+        <w:t xml:space="preserve">文件名+大小</w:t>
+      </w:r>
+      <w:r>
+        <w:rPr>
+          <w:lang w:val="zh-CN"/>
+        </w:rPr>
+        <w:t xml:space="preserve"> → </w:t>
+      </w:r>
+      <w:r>
+        <w:rPr>
+          <w:rFonts w:hint="eastAsia"/>
+          <w:lang w:val="zh-CN"/>
+        </w:rPr>
+        <w:t xml:space="preserve">文件名+时长</w:t>
+      </w:r>
+      <w:r>
+        <w:rPr>
+          <w:lang w:val="zh-CN"/>
+        </w:rPr>
+        <w:t xml:space="preserve"> → </w:t>
+      </w:r>
+      <w:r>
+        <w:rPr>
+          <w:rFonts w:hint="eastAsia"/>
+          <w:lang w:val="zh-CN"/>
+        </w:rPr>
+        <w:t xml:space="preserve">标题艺人+时长」五级智能匹配本机曲库，盘符/用户名/目录不同也能对上；匹配不到的曲目会在导入后列清单告知</w:t>
       </w:r>
     </w:p>
     <w:p>
@@ -5157,27 +5170,131 @@
           <w:bCs/>
           <w:lang w:val="zh-CN"/>
         </w:rPr>
-        <w:t xml:space="preserve">进度条时间预览</w:t>
-      </w:r>
-      <w:r>
-        <w:rPr>
-          <w:rFonts w:hint="eastAsia"/>
-          <w:lang w:val="zh-CN"/>
-        </w:rPr>
-        <w:t xml:space="preserve">：鼠标悬停主界面/沉浸（含底部悬浮</w:t>
-      </w:r>
-      <w:r>
-        <w:rPr>
-          <w:lang w:val="zh-CN"/>
-        </w:rPr>
-        <w:t xml:space="preserve"> </w:t>
-      </w:r>
-      <w:r>
-        <w:rPr>
-          <w:rFonts w:hint="eastAsia"/>
-          <w:lang w:val="zh-CN"/>
-        </w:rPr>
-        <w:t xml:space="preserve">dock）任意进度条，上方气泡实时显示该位置对应时间；按下拖动时气泡持续跟手，方便精确跳转</w:t>
+        <w:t xml:space="preserve">沉浸式播放页（⤢）</w:t>
+      </w:r>
+      <w:r>
+        <w:rPr>
+          <w:rFonts w:hint="eastAsia"/>
+          <w:lang w:val="zh-CN"/>
+        </w:rPr>
+        <w:t xml:space="preserve">：封面模糊背景</w:t>
+      </w:r>
+      <w:r>
+        <w:rPr>
+          <w:lang w:val="zh-CN"/>
+        </w:rPr>
+        <w:t xml:space="preserve"> + </w:t>
+      </w:r>
+      <w:r>
+        <w:rPr>
+          <w:rFonts w:hint="eastAsia"/>
+          <w:lang w:val="zh-CN"/>
+        </w:rPr>
+        <w:t xml:space="preserve">大封面</w:t>
+      </w:r>
+      <w:r>
+        <w:rPr>
+          <w:lang w:val="zh-CN"/>
+        </w:rPr>
+        <w:t xml:space="preserve"> + </w:t>
+      </w:r>
+      <w:r>
+        <w:rPr>
+          <w:rFonts w:hint="eastAsia"/>
+          <w:lang w:val="zh-CN"/>
+        </w:rPr>
+        <w:t xml:space="preserve">音质行；大歌词栏逐字卡拉OK，点击歌词行跳转；左封面右歌词两栏以屏幕左右半区中轴对称；☰</w:t>
+      </w:r>
+      <w:r>
+        <w:rPr>
+          <w:lang w:val="zh-CN"/>
+        </w:rPr>
+        <w:t xml:space="preserve"> </w:t>
+      </w:r>
+      <w:r>
+        <w:rPr>
+          <w:rFonts w:hint="eastAsia"/>
+          <w:lang w:val="zh-CN"/>
+        </w:rPr>
+        <w:t xml:space="preserve">面板三页签：待播清单（可拖拽编辑）/</w:t>
+      </w:r>
+      <w:r>
+        <w:rPr>
+          <w:lang w:val="zh-CN"/>
+        </w:rPr>
+        <w:t xml:space="preserve"> </w:t>
+      </w:r>
+      <w:r>
+        <w:rPr>
+          <w:rFonts w:hint="eastAsia"/>
+          <w:lang w:val="zh-CN"/>
+        </w:rPr>
+        <w:t xml:space="preserve">历史记录</w:t>
+      </w:r>
+      <w:r>
+        <w:rPr>
+          <w:lang w:val="zh-CN"/>
+        </w:rPr>
+        <w:t xml:space="preserve"> / </w:t>
+      </w:r>
+      <w:r>
+        <w:rPr>
+          <w:rFonts w:hint="eastAsia"/>
+          <w:lang w:val="zh-CN"/>
+        </w:rPr>
+        <w:t xml:space="preserve">评论（网易云热门评论，本地曲目自动按歌名+歌手匹配），面板左缘外侧</w:t>
+      </w:r>
+      <w:r>
+        <w:rPr>
+          <w:lang w:val="zh-CN"/>
+        </w:rPr>
+        <w:t xml:space="preserve"> ❯ </w:t>
+      </w:r>
+      <w:r>
+        <w:rPr>
+          <w:rFonts w:hint="eastAsia"/>
+          <w:lang w:val="zh-CN"/>
+        </w:rPr>
+        <w:t xml:space="preserve">小标签一键收回；⤡</w:t>
+      </w:r>
+      <w:r>
+        <w:rPr>
+          <w:lang w:val="zh-CN"/>
+        </w:rPr>
+        <w:t xml:space="preserve"> </w:t>
+      </w:r>
+      <w:r>
+        <w:rPr>
+          <w:rFonts w:hint="eastAsia"/>
+          <w:lang w:val="zh-CN"/>
+        </w:rPr>
+        <w:t xml:space="preserve">退出。默认窗口最大化；设置</w:t>
+      </w:r>
+      <w:r>
+        <w:rPr>
+          <w:lang w:val="zh-CN"/>
+        </w:rPr>
+        <w:t xml:space="preserve"> → AM </w:t>
+      </w:r>
+      <w:r>
+        <w:rPr>
+          <w:rFonts w:hint="eastAsia"/>
+          <w:lang w:val="zh-CN"/>
+        </w:rPr>
+        <w:t xml:space="preserve">界面「沉浸模式真全屏」开启后进入沉浸即隐藏任务栏（真全屏），沉浸中切换开关立即生效；鼠标静止约</w:t>
+      </w:r>
+      <w:r>
+        <w:rPr>
+          <w:lang w:val="zh-CN"/>
+        </w:rPr>
+        <w:t xml:space="preserve"> 2.5 </w:t>
+      </w:r>
+      <w:r>
+        <w:rPr>
+          <w:rFonts w:hint="eastAsia"/>
+          <w:lang w:val="zh-CN"/>
+        </w:rPr>
+        <w:t xml:space="preserve">秒自动隐藏鼠标和顶栏/控制栏（同看视频体验），移动/按键/滚轮立即恢复——静止后把鼠标移到屏幕底部，悬浮玻璃控制栏会淡入（含进度条和上一首/播放/下一首，可直接拖拽点击），鼠标移出窗口自动收起；暂停/恢复播放、调节音量时画面中央有轻量图标提示并自动淡出；切歌时旧封面淡出、新封面从模糊状态淡入；经典双栏与彩胶两种样式各自记住歌词/待播面板展开状态和歌词滚动位置</w:t>
       </w:r>
     </w:p>
     <w:p>
@@ -5195,40 +5312,27 @@
           <w:bCs/>
           <w:lang w:val="zh-CN"/>
         </w:rPr>
-        <w:t xml:space="preserve">重启恢复上次播放</w:t>
-      </w:r>
-      <w:r>
-        <w:rPr>
-          <w:rFonts w:hint="eastAsia"/>
-          <w:lang w:val="zh-CN"/>
-        </w:rPr>
-        <w:t xml:space="preserve">：软件重新打开时弹出续播询问，确认后恢复上次的曲目与播放进度（本地曲目按曲库路径匹配，流媒体按平台曲目快照恢复并恢复所选音质），并还原播放/暂停状态；选「不了」则清除恢复点；流媒体缓存仍在则直接本地秒开；可在</w:t>
-      </w:r>
-      <w:r>
-        <w:rPr>
-          <w:lang w:val="zh-CN"/>
-        </w:rPr>
-        <w:t xml:space="preserve"> </w:t>
-      </w:r>
-      <w:r>
-        <w:rPr>
-          <w:rFonts w:hint="eastAsia"/>
-          <w:lang w:val="zh-CN"/>
-        </w:rPr>
-        <w:t xml:space="preserve">设置</w:t>
-      </w:r>
-      <w:r>
-        <w:rPr>
-          <w:lang w:val="zh-CN"/>
-        </w:rPr>
-        <w:t xml:space="preserve"> → AM </w:t>
-      </w:r>
-      <w:r>
-        <w:rPr>
-          <w:rFonts w:hint="eastAsia"/>
-          <w:lang w:val="zh-CN"/>
-        </w:rPr>
-        <w:t xml:space="preserve">界面关闭此功能</w:t>
+        <w:t xml:space="preserve">待播清单编辑</w:t>
+      </w:r>
+      <w:r>
+        <w:rPr>
+          <w:rFonts w:hint="eastAsia"/>
+          <w:lang w:val="zh-CN"/>
+        </w:rPr>
+        <w:t xml:space="preserve">：沉浸页/迷你待播清单：拖拽调整顺序、✕</w:t>
+      </w:r>
+      <w:r>
+        <w:rPr>
+          <w:lang w:val="zh-CN"/>
+        </w:rPr>
+        <w:t xml:space="preserve"> </w:t>
+      </w:r>
+      <w:r>
+        <w:rPr>
+          <w:rFonts w:hint="eastAsia"/>
+          <w:lang w:val="zh-CN"/>
+        </w:rPr>
+        <w:t xml:space="preserve">移除（移除当前行自动顺位播放）</w:t>
       </w:r>
     </w:p>
     <w:p>
@@ -5246,53 +5350,14 @@
           <w:bCs/>
           <w:lang w:val="zh-CN"/>
         </w:rPr>
-        <w:t xml:space="preserve">迷你模式（🗕）</w:t>
-      </w:r>
-      <w:r>
-        <w:rPr>
-          <w:rFonts w:hint="eastAsia"/>
-          <w:lang w:val="zh-CN"/>
-        </w:rPr>
-        <w:t xml:space="preserve">：置顶小窗：封面</w:t>
-      </w:r>
-      <w:r>
-        <w:rPr>
-          <w:lang w:val="zh-CN"/>
-        </w:rPr>
-        <w:t xml:space="preserve"> + </w:t>
-      </w:r>
-      <w:r>
-        <w:rPr>
-          <w:rFonts w:hint="eastAsia"/>
-          <w:lang w:val="zh-CN"/>
-        </w:rPr>
-        <w:t xml:space="preserve">进度</w:t>
-      </w:r>
-      <w:r>
-        <w:rPr>
-          <w:lang w:val="zh-CN"/>
-        </w:rPr>
-        <w:t xml:space="preserve"> + </w:t>
-      </w:r>
-      <w:r>
-        <w:rPr>
-          <w:rFonts w:hint="eastAsia"/>
-          <w:lang w:val="zh-CN"/>
-        </w:rPr>
-        <w:t xml:space="preserve">传输</w:t>
-      </w:r>
-      <w:r>
-        <w:rPr>
-          <w:lang w:val="zh-CN"/>
-        </w:rPr>
-        <w:t xml:space="preserve"> + 💬 </w:t>
-      </w:r>
-      <w:r>
-        <w:rPr>
-          <w:rFonts w:hint="eastAsia"/>
-          <w:lang w:val="zh-CN"/>
-        </w:rPr>
-        <w:t xml:space="preserve">迷你歌词（点击跳转）+</w:t>
+        <w:t xml:space="preserve">主界面待播清单抽屉（☰）</w:t>
+      </w:r>
+      <w:r>
+        <w:rPr>
+          <w:rFonts w:hint="eastAsia"/>
+          <w:lang w:val="zh-CN"/>
+        </w:rPr>
+        <w:t xml:space="preserve">：顶栏右侧</w:t>
       </w:r>
       <w:r>
         <w:rPr>
@@ -5305,46 +5370,33 @@
           <w:rFonts w:hint="eastAsia"/>
           <w:lang w:val="zh-CN"/>
         </w:rPr>
-        <w:t xml:space="preserve">待播/历史</w:t>
-      </w:r>
-      <w:r>
-        <w:rPr>
-          <w:lang w:val="zh-CN"/>
-        </w:rPr>
-        <w:t xml:space="preserve"> + 📌 </w:t>
-      </w:r>
-      <w:r>
-        <w:rPr>
-          <w:rFonts w:hint="eastAsia"/>
-          <w:lang w:val="zh-CN"/>
-        </w:rPr>
-        <w:t xml:space="preserve">一键置顶（默认开，可取消）；位置记忆；迷你窗内点</w:t>
-      </w:r>
-      <w:r>
-        <w:rPr>
-          <w:lang w:val="zh-CN"/>
-        </w:rPr>
-        <w:t xml:space="preserve"> ✕ </w:t>
-      </w:r>
-      <w:r>
-        <w:rPr>
-          <w:rFonts w:hint="eastAsia"/>
-          <w:lang w:val="zh-CN"/>
-        </w:rPr>
-        <w:t xml:space="preserve">收进托盘后，再从托盘打开软件直接回到主界面（不会停留在迷你窗）；—</w:t>
-      </w:r>
-      <w:r>
-        <w:rPr>
-          <w:lang w:val="zh-CN"/>
-        </w:rPr>
-        <w:t xml:space="preserve"> </w:t>
-      </w:r>
-      <w:r>
-        <w:rPr>
-          <w:rFonts w:hint="eastAsia"/>
-          <w:lang w:val="zh-CN"/>
-        </w:rPr>
-        <w:t xml:space="preserve">最小化则保持迷你形态</w:t>
+        <w:t xml:space="preserve">按钮从右侧滑出待播清单（与沉浸/迷你共用同一队列面板）：渲染完整队列、当前曲高亮并自动滚动到位，可双击切歌；切歌时只切换高亮不重建列表；按钮角标显示剩余待播数（当前曲之后还有几首，99+</w:t>
+      </w:r>
+      <w:r>
+        <w:rPr>
+          <w:lang w:val="zh-CN"/>
+        </w:rPr>
+        <w:t xml:space="preserve"> </w:t>
+      </w:r>
+      <w:r>
+        <w:rPr>
+          <w:rFonts w:hint="eastAsia"/>
+          <w:lang w:val="zh-CN"/>
+        </w:rPr>
+        <w:t xml:space="preserve">封顶），点面板外或再点</w:t>
+      </w:r>
+      <w:r>
+        <w:rPr>
+          <w:lang w:val="zh-CN"/>
+        </w:rPr>
+        <w:t xml:space="preserve"> ☰ </w:t>
+      </w:r>
+      <w:r>
+        <w:rPr>
+          <w:rFonts w:hint="eastAsia"/>
+          <w:lang w:val="zh-CN"/>
+        </w:rPr>
+        <w:t xml:space="preserve">收起</w:t>
       </w:r>
     </w:p>
     <w:p>
@@ -5362,274 +5414,27 @@
           <w:bCs/>
           <w:lang w:val="zh-CN"/>
         </w:rPr>
-        <w:t xml:space="preserve">在线音乐页</w:t>
-      </w:r>
-      <w:r>
-        <w:rPr>
-          <w:rFonts w:hint="eastAsia"/>
-          <w:lang w:val="zh-CN"/>
-        </w:rPr>
-        <w:t xml:space="preserve">：搜索</w:t>
-      </w:r>
-      <w:r>
-        <w:rPr>
-          <w:lang w:val="zh-CN"/>
-        </w:rPr>
-        <w:t xml:space="preserve"> / </w:t>
-      </w:r>
-      <w:r>
-        <w:rPr>
-          <w:rFonts w:hint="eastAsia"/>
-          <w:lang w:val="zh-CN"/>
-        </w:rPr>
-        <w:t xml:space="preserve">排行榜</w:t>
-      </w:r>
-      <w:r>
-        <w:rPr>
-          <w:lang w:val="zh-CN"/>
-        </w:rPr>
-        <w:t xml:space="preserve"> / </w:t>
-      </w:r>
-      <w:r>
-        <w:rPr>
-          <w:rFonts w:hint="eastAsia"/>
-          <w:lang w:val="zh-CN"/>
-        </w:rPr>
-        <w:t xml:space="preserve">歌单广场</w:t>
-      </w:r>
-      <w:r>
-        <w:rPr>
-          <w:lang w:val="zh-CN"/>
-        </w:rPr>
-        <w:t xml:space="preserve"> / </w:t>
-      </w:r>
-      <w:r>
-        <w:rPr>
-          <w:rFonts w:hint="eastAsia"/>
-          <w:lang w:val="zh-CN"/>
-        </w:rPr>
-        <w:t xml:space="preserve">专辑四页签</w:t>
-      </w:r>
-      <w:r>
-        <w:rPr>
-          <w:lang w:val="zh-CN"/>
-        </w:rPr>
-        <w:t xml:space="preserve"> + </w:t>
-      </w:r>
-      <w:r>
-        <w:rPr>
-          <w:rFonts w:hint="eastAsia"/>
-          <w:lang w:val="zh-CN"/>
-        </w:rPr>
-        <w:t xml:space="preserve">五平台切换</w:t>
-      </w:r>
-      <w:r>
-        <w:rPr>
-          <w:lang w:val="zh-CN"/>
-        </w:rPr>
-        <w:t xml:space="preserve"> + </w:t>
-      </w:r>
-      <w:r>
-        <w:rPr>
-          <w:rFonts w:hint="eastAsia"/>
-          <w:lang w:val="zh-CN"/>
-        </w:rPr>
-        <w:t xml:space="preserve">音质下拉；音质列只显示按当前选择实际会播的档位（选</w:t>
-      </w:r>
-      <w:r>
-        <w:rPr>
-          <w:lang w:val="zh-CN"/>
-        </w:rPr>
-        <w:t xml:space="preserve"> FLAC </w:t>
-      </w:r>
-      <w:r>
-        <w:rPr>
-          <w:rFonts w:hint="eastAsia"/>
-          <w:lang w:val="zh-CN"/>
-        </w:rPr>
-        <w:t xml:space="preserve">时没有无损的歌曲自动降级显示</w:t>
-      </w:r>
-      <w:r>
-        <w:rPr>
-          <w:lang w:val="zh-CN"/>
-        </w:rPr>
-        <w:t xml:space="preserve"> </w:t>
-      </w:r>
-      <w:r>
-        <w:rPr>
-          <w:rFonts w:hint="eastAsia"/>
-          <w:lang w:val="zh-CN"/>
-        </w:rPr>
-        <w:t xml:space="preserve">320K/128K）；外文歌词自动显示中文翻译（源自带译文轨，设置</w:t>
-      </w:r>
-      <w:r>
-        <w:rPr>
-          <w:lang w:val="zh-CN"/>
-        </w:rPr>
-        <w:t xml:space="preserve"> → </w:t>
-      </w:r>
-      <w:r>
-        <w:rPr>
-          <w:rFonts w:hint="eastAsia"/>
-          <w:lang w:val="zh-CN"/>
-        </w:rPr>
-        <w:t xml:space="preserve">歌词「显示翻译行」可关）；歌单广场可按关键词搜索当前平台歌单（结果分页加载，✕</w:t>
-      </w:r>
-      <w:r>
-        <w:rPr>
-          <w:lang w:val="zh-CN"/>
-        </w:rPr>
-        <w:t xml:space="preserve"> </w:t>
-      </w:r>
-      <w:r>
-        <w:rPr>
-          <w:rFonts w:hint="eastAsia"/>
-          <w:lang w:val="zh-CN"/>
-        </w:rPr>
-        <w:t xml:space="preserve">清除回广场）；歌曲列表上方「列表内筛选」框可在已加载结果（搜索/榜单/歌单详情/收藏歌单/专辑曲目）中再过滤定位；歌曲行</w:t>
-      </w:r>
-      <w:r>
-        <w:rPr>
-          <w:lang w:val="zh-CN"/>
-        </w:rPr>
-        <w:t xml:space="preserve"> 🔗 </w:t>
-      </w:r>
-      <w:r>
-        <w:rPr>
-          <w:rFonts w:hint="eastAsia"/>
-          <w:lang w:val="zh-CN"/>
-        </w:rPr>
-        <w:t xml:space="preserve">复制平台分享链接（顶栏</w:t>
-      </w:r>
-      <w:r>
-        <w:rPr>
-          <w:lang w:val="zh-CN"/>
-        </w:rPr>
-        <w:t xml:space="preserve"> 🔗 </w:t>
-      </w:r>
-      <w:r>
-        <w:rPr>
-          <w:rFonts w:hint="eastAsia"/>
-          <w:lang w:val="zh-CN"/>
-        </w:rPr>
-        <w:t xml:space="preserve">复制播放中的歌；歌单详情</w:t>
-      </w:r>
-      <w:r>
-        <w:rPr>
-          <w:lang w:val="zh-CN"/>
-        </w:rPr>
-        <w:t xml:space="preserve"> 🔗 </w:t>
-      </w:r>
-      <w:r>
-        <w:rPr>
-          <w:rFonts w:hint="eastAsia"/>
-          <w:lang w:val="zh-CN"/>
-        </w:rPr>
-        <w:t xml:space="preserve">复制整个歌单链接，发群友直接点开）；歌单详情</w:t>
-      </w:r>
-      <w:r>
-        <w:rPr>
-          <w:lang w:val="zh-CN"/>
-        </w:rPr>
-        <w:t xml:space="preserve"> ☆ </w:t>
-      </w:r>
-      <w:r>
-        <w:rPr>
-          <w:rFonts w:hint="eastAsia"/>
-          <w:lang w:val="zh-CN"/>
-        </w:rPr>
-        <w:t xml:space="preserve">收藏（跨启动保留，侧栏「收藏的歌单」分组直达，✕</w:t>
-      </w:r>
-      <w:r>
-        <w:rPr>
-          <w:lang w:val="zh-CN"/>
-        </w:rPr>
-        <w:t xml:space="preserve"> </w:t>
-      </w:r>
-      <w:r>
-        <w:rPr>
-          <w:rFonts w:hint="eastAsia"/>
-          <w:lang w:val="zh-CN"/>
-        </w:rPr>
-        <w:t xml:space="preserve">取消）；「导入歌单」粘贴五大平台链接或纯数字</w:t>
-      </w:r>
-      <w:r>
-        <w:rPr>
-          <w:lang w:val="zh-CN"/>
-        </w:rPr>
-        <w:t xml:space="preserve"> ID </w:t>
-      </w:r>
-      <w:r>
-        <w:rPr>
-          <w:rFonts w:hint="eastAsia"/>
-          <w:lang w:val="zh-CN"/>
-        </w:rPr>
-        <w:t xml:space="preserve">直达；专辑页签搜专辑名、点卡片看全碟曲目（支持酷狗/酷我/QQ/网易四平台）；搜索历史自动记忆；批量下载已加载结果；右键「☑</w:t>
-      </w:r>
-      <w:r>
-        <w:rPr>
-          <w:lang w:val="zh-CN"/>
-        </w:rPr>
-        <w:t xml:space="preserve"> </w:t>
-      </w:r>
-      <w:r>
-        <w:rPr>
-          <w:rFonts w:hint="eastAsia"/>
-          <w:lang w:val="zh-CN"/>
-        </w:rPr>
-        <w:t xml:space="preserve">多选」进入多选模式批量勾选下载</w:t>
-      </w:r>
-      <w:r>
-        <w:rPr>
-          <w:lang w:val="zh-CN"/>
-        </w:rPr>
-        <w:t xml:space="preserve"> / </w:t>
-      </w:r>
-      <w:r>
-        <w:rPr>
-          <w:rFonts w:hint="eastAsia"/>
-          <w:lang w:val="zh-CN"/>
-        </w:rPr>
-        <w:t xml:space="preserve">批量加到在线歌单；歌曲行</w:t>
-      </w:r>
-      <w:r>
-        <w:rPr>
-          <w:lang w:val="zh-CN"/>
-        </w:rPr>
-        <w:t xml:space="preserve"> ♥ </w:t>
-      </w:r>
-      <w:r>
-        <w:rPr>
-          <w:rFonts w:hint="eastAsia"/>
-          <w:lang w:val="zh-CN"/>
-        </w:rPr>
-        <w:t xml:space="preserve">收藏到在线歌单、专辑详情「♥</w:t>
-      </w:r>
-      <w:r>
-        <w:rPr>
-          <w:lang w:val="zh-CN"/>
-        </w:rPr>
-        <w:t xml:space="preserve"> </w:t>
-      </w:r>
-      <w:r>
-        <w:rPr>
-          <w:rFonts w:hint="eastAsia"/>
-          <w:lang w:val="zh-CN"/>
-        </w:rPr>
-        <w:t xml:space="preserve">收藏整专」、顶栏</w:t>
-      </w:r>
-      <w:r>
-        <w:rPr>
-          <w:lang w:val="zh-CN"/>
-        </w:rPr>
-        <w:t xml:space="preserve"> ♥ </w:t>
-      </w:r>
-      <w:r>
-        <w:rPr>
-          <w:rFonts w:hint="eastAsia"/>
-          <w:lang w:val="zh-CN"/>
-        </w:rPr>
-        <w:t xml:space="preserve">收藏播放中的在线歌</w:t>
+        <w:t xml:space="preserve">进度条时间预览</w:t>
+      </w:r>
+      <w:r>
+        <w:rPr>
+          <w:rFonts w:hint="eastAsia"/>
+          <w:lang w:val="zh-CN"/>
+        </w:rPr>
+        <w:t xml:space="preserve">：鼠标悬停主界面/沉浸（含底部悬浮</w:t>
+      </w:r>
+      <w:r>
+        <w:rPr>
+          <w:lang w:val="zh-CN"/>
+        </w:rPr>
+        <w:t xml:space="preserve"> </w:t>
+      </w:r>
+      <w:r>
+        <w:rPr>
+          <w:rFonts w:hint="eastAsia"/>
+          <w:lang w:val="zh-CN"/>
+        </w:rPr>
+        <w:t xml:space="preserve">dock）任意进度条，上方气泡实时显示该位置对应时间；按下拖动时气泡持续跟手，方便精确跳转</w:t>
       </w:r>
     </w:p>
     <w:p>
@@ -5647,14 +5452,27 @@
           <w:bCs/>
           <w:lang w:val="zh-CN"/>
         </w:rPr>
-        <w:t xml:space="preserve">下载情况页（⬇）</w:t>
-      </w:r>
-      <w:r>
-        <w:rPr>
-          <w:rFonts w:hint="eastAsia"/>
-          <w:lang w:val="zh-CN"/>
-        </w:rPr>
-        <w:t xml:space="preserve">：侧栏「下载情况」统一管理所有下载任务：所有任务/正在下载/已暂停/出错/下载完成五标签切换；任务可暂停/继续/重试/移除/打开所在文件夹，进度条实时显示；出错标签一键重试，完成标签一键清空；重启软件后未完成任务自动转为已暂停可继续；并发数与文件命名等在</w:t>
+        <w:t xml:space="preserve">重启恢复上次播放</w:t>
+      </w:r>
+      <w:r>
+        <w:rPr>
+          <w:rFonts w:hint="eastAsia"/>
+          <w:lang w:val="zh-CN"/>
+        </w:rPr>
+        <w:t xml:space="preserve">：软件重新打开时静默恢复上次的曲目与播放进度并停在暂停态（本地曲目按曲库路径匹配，未加入媒体库的播放列表曲目也能恢复并自动补标签；流媒体按平台曲目快照恢复并恢复所选音质）——启动全程无爆音，共享输出模式下不会掐断其他程序的声音；按下播放即从上次的进度继续；流媒体缓存仍在则直接本地秒开。V4.5</w:t>
+      </w:r>
+      <w:r>
+        <w:rPr>
+          <w:lang w:val="zh-CN"/>
+        </w:rPr>
+        <w:t xml:space="preserve"> </w:t>
+      </w:r>
+      <w:r>
+        <w:rPr>
+          <w:rFonts w:hint="eastAsia"/>
+          <w:lang w:val="zh-CN"/>
+        </w:rPr>
+        <w:t xml:space="preserve">起如需旧版弹窗询问，可在</w:t>
       </w:r>
       <w:r>
         <w:rPr>
@@ -5673,27 +5491,27 @@
         <w:rPr>
           <w:lang w:val="zh-CN"/>
         </w:rPr>
-        <w:t xml:space="preserve"> → </w:t>
-      </w:r>
-      <w:r>
-        <w:rPr>
-          <w:rFonts w:hint="eastAsia"/>
-          <w:lang w:val="zh-CN"/>
-        </w:rPr>
-        <w:t xml:space="preserve">下载</w:t>
-      </w:r>
-      <w:r>
-        <w:rPr>
-          <w:lang w:val="zh-CN"/>
-        </w:rPr>
-        <w:t xml:space="preserve"> </w:t>
-      </w:r>
-      <w:r>
-        <w:rPr>
-          <w:rFonts w:hint="eastAsia"/>
-          <w:lang w:val="zh-CN"/>
-        </w:rPr>
-        <w:t xml:space="preserve">调整</w:t>
+        <w:t xml:space="preserve"> → AM </w:t>
+      </w:r>
+      <w:r>
+        <w:rPr>
+          <w:rFonts w:hint="eastAsia"/>
+          <w:lang w:val="zh-CN"/>
+        </w:rPr>
+        <w:t xml:space="preserve">界面</w:t>
+      </w:r>
+      <w:r>
+        <w:rPr>
+          <w:lang w:val="zh-CN"/>
+        </w:rPr>
+        <w:t xml:space="preserve"> </w:t>
+      </w:r>
+      <w:r>
+        <w:rPr>
+          <w:rFonts w:hint="eastAsia"/>
+          <w:lang w:val="zh-CN"/>
+        </w:rPr>
+        <w:t xml:space="preserve">打开「启动时询问是否续播」</w:t>
       </w:r>
     </w:p>
     <w:p>
@@ -5711,131 +5529,79 @@
           <w:bCs/>
           <w:lang w:val="zh-CN"/>
         </w:rPr>
-        <w:t xml:space="preserve">在线歌单（流媒体收藏）</w:t>
-      </w:r>
-      <w:r>
-        <w:rPr>
-          <w:rFonts w:hint="eastAsia"/>
-          <w:lang w:val="zh-CN"/>
-        </w:rPr>
-        <w:t xml:space="preserve">：侧栏「在线歌单」分组：＋</w:t>
-      </w:r>
-      <w:r>
-        <w:rPr>
-          <w:lang w:val="zh-CN"/>
-        </w:rPr>
-        <w:t xml:space="preserve"> </w:t>
-      </w:r>
-      <w:r>
-        <w:rPr>
-          <w:rFonts w:hint="eastAsia"/>
-          <w:lang w:val="zh-CN"/>
-        </w:rPr>
-        <w:t xml:space="preserve">新建、✕</w:t>
-      </w:r>
-      <w:r>
-        <w:rPr>
-          <w:lang w:val="zh-CN"/>
-        </w:rPr>
-        <w:t xml:space="preserve"> </w:t>
-      </w:r>
-      <w:r>
-        <w:rPr>
-          <w:rFonts w:hint="eastAsia"/>
-          <w:lang w:val="zh-CN"/>
-        </w:rPr>
-        <w:t xml:space="preserve">删除、点列表名改名、▶</w:t>
-      </w:r>
-      <w:r>
-        <w:rPr>
-          <w:lang w:val="zh-CN"/>
-        </w:rPr>
-        <w:t xml:space="preserve"> </w:t>
-      </w:r>
-      <w:r>
-        <w:rPr>
-          <w:rFonts w:hint="eastAsia"/>
-          <w:lang w:val="zh-CN"/>
-        </w:rPr>
-        <w:t xml:space="preserve">播放</w:t>
-      </w:r>
-      <w:r>
-        <w:rPr>
-          <w:lang w:val="zh-CN"/>
-        </w:rPr>
-        <w:t xml:space="preserve"> / 🔀 </w:t>
-      </w:r>
-      <w:r>
-        <w:rPr>
-          <w:rFonts w:hint="eastAsia"/>
-          <w:lang w:val="zh-CN"/>
-        </w:rPr>
-        <w:t xml:space="preserve">随机播放、📥</w:t>
-      </w:r>
-      <w:r>
-        <w:rPr>
-          <w:lang w:val="zh-CN"/>
-        </w:rPr>
-        <w:t xml:space="preserve"> </w:t>
-      </w:r>
-      <w:r>
-        <w:rPr>
-          <w:rFonts w:hint="eastAsia"/>
-          <w:lang w:val="zh-CN"/>
-        </w:rPr>
-        <w:t xml:space="preserve">导入在线歌单（.anniespl）；右键歌单可「📤</w:t>
-      </w:r>
-      <w:r>
-        <w:rPr>
-          <w:lang w:val="zh-CN"/>
-        </w:rPr>
-        <w:t xml:space="preserve"> </w:t>
-      </w:r>
-      <w:r>
-        <w:rPr>
-          <w:rFonts w:hint="eastAsia"/>
-          <w:lang w:val="zh-CN"/>
-        </w:rPr>
-        <w:t xml:space="preserve">导出在线歌单…」生成</w:t>
-      </w:r>
-      <w:r>
-        <w:rPr>
-          <w:lang w:val="zh-CN"/>
-        </w:rPr>
-        <w:t xml:space="preserve"> .anniespl </w:t>
-      </w:r>
-      <w:r>
-        <w:rPr>
-          <w:rFonts w:hint="eastAsia"/>
-          <w:lang w:val="zh-CN"/>
-        </w:rPr>
-        <w:t xml:space="preserve">文件——流媒体曲目存平台</w:t>
-      </w:r>
-      <w:r>
-        <w:rPr>
-          <w:lang w:val="zh-CN"/>
-        </w:rPr>
-        <w:t xml:space="preserve"> ID </w:t>
-      </w:r>
-      <w:r>
-        <w:rPr>
-          <w:rFonts w:hint="eastAsia"/>
-          <w:lang w:val="zh-CN"/>
-        </w:rPr>
-        <w:t xml:space="preserve">快照（不依赖本地文件），拷到另一台电脑导入后联网即可播放，重装系统也能恢复；封面默认取第一首曲目封面（整专收藏即专辑封面）；歌单头部搜索框可在歌单内过滤定位；收藏存平台曲目信息（不存播放地址），每次播放现解析</w:t>
-      </w:r>
-      <w:r>
-        <w:rPr>
-          <w:lang w:val="zh-CN"/>
-        </w:rPr>
-        <w:t xml:space="preserve"> URL </w:t>
-      </w:r>
-      <w:r>
-        <w:rPr>
-          <w:rFonts w:hint="eastAsia"/>
-          <w:lang w:val="zh-CN"/>
-        </w:rPr>
-        <w:t xml:space="preserve">不怕过期，歌词/封面/独占输出全自动；与本地播放列表互不相混；行内</w:t>
+        <w:t xml:space="preserve">迷你模式（🗕）</w:t>
+      </w:r>
+      <w:r>
+        <w:rPr>
+          <w:rFonts w:hint="eastAsia"/>
+          <w:lang w:val="zh-CN"/>
+        </w:rPr>
+        <w:t xml:space="preserve">：置顶小窗：封面</w:t>
+      </w:r>
+      <w:r>
+        <w:rPr>
+          <w:lang w:val="zh-CN"/>
+        </w:rPr>
+        <w:t xml:space="preserve"> + </w:t>
+      </w:r>
+      <w:r>
+        <w:rPr>
+          <w:rFonts w:hint="eastAsia"/>
+          <w:lang w:val="zh-CN"/>
+        </w:rPr>
+        <w:t xml:space="preserve">进度</w:t>
+      </w:r>
+      <w:r>
+        <w:rPr>
+          <w:lang w:val="zh-CN"/>
+        </w:rPr>
+        <w:t xml:space="preserve"> + </w:t>
+      </w:r>
+      <w:r>
+        <w:rPr>
+          <w:rFonts w:hint="eastAsia"/>
+          <w:lang w:val="zh-CN"/>
+        </w:rPr>
+        <w:t xml:space="preserve">传输</w:t>
+      </w:r>
+      <w:r>
+        <w:rPr>
+          <w:lang w:val="zh-CN"/>
+        </w:rPr>
+        <w:t xml:space="preserve"> + 💬 </w:t>
+      </w:r>
+      <w:r>
+        <w:rPr>
+          <w:rFonts w:hint="eastAsia"/>
+          <w:lang w:val="zh-CN"/>
+        </w:rPr>
+        <w:t xml:space="preserve">迷你歌词（点击跳转）+</w:t>
+      </w:r>
+      <w:r>
+        <w:rPr>
+          <w:lang w:val="zh-CN"/>
+        </w:rPr>
+        <w:t xml:space="preserve"> ☰ </w:t>
+      </w:r>
+      <w:r>
+        <w:rPr>
+          <w:rFonts w:hint="eastAsia"/>
+          <w:lang w:val="zh-CN"/>
+        </w:rPr>
+        <w:t xml:space="preserve">待播/历史</w:t>
+      </w:r>
+      <w:r>
+        <w:rPr>
+          <w:lang w:val="zh-CN"/>
+        </w:rPr>
+        <w:t xml:space="preserve"> + 📌 </w:t>
+      </w:r>
+      <w:r>
+        <w:rPr>
+          <w:rFonts w:hint="eastAsia"/>
+          <w:lang w:val="zh-CN"/>
+        </w:rPr>
+        <w:t xml:space="preserve">一键置顶（默认开，可取消）；位置记忆；迷你窗内点</w:t>
       </w:r>
       <w:r>
         <w:rPr>
@@ -5848,7 +5614,20 @@
           <w:rFonts w:hint="eastAsia"/>
           <w:lang w:val="zh-CN"/>
         </w:rPr>
-        <w:t xml:space="preserve">移除单曲；在线播放联动全局播放模式（顺序/随机/单曲循环）</w:t>
+        <w:t xml:space="preserve">收进托盘后，再从托盘打开软件直接回到主界面（不会停留在迷你窗）；—</w:t>
+      </w:r>
+      <w:r>
+        <w:rPr>
+          <w:lang w:val="zh-CN"/>
+        </w:rPr>
+        <w:t xml:space="preserve"> </w:t>
+      </w:r>
+      <w:r>
+        <w:rPr>
+          <w:rFonts w:hint="eastAsia"/>
+          <w:lang w:val="zh-CN"/>
+        </w:rPr>
+        <w:t xml:space="preserve">最小化则保持迷你形态</w:t>
       </w:r>
     </w:p>
     <w:p>
@@ -5866,109 +5645,105 @@
           <w:bCs/>
           <w:lang w:val="zh-CN"/>
         </w:rPr>
-        <w:t xml:space="preserve">Qobuz（侧栏</w:t>
-      </w:r>
-      <w:r>
-        <w:rPr>
-          <w:b/>
-          <w:bCs/>
-          <w:lang w:val="zh-CN"/>
-        </w:rPr>
-        <w:t xml:space="preserve"> </w:t>
-      </w:r>
-      <w:r>
-        <w:rPr>
-          <w:rFonts w:hint="eastAsia"/>
-          <w:b/>
-          <w:bCs/>
-          <w:lang w:val="zh-CN"/>
-        </w:rPr>
-        <w:t xml:space="preserve">🔷）</w:t>
-      </w:r>
-      <w:r>
-        <w:rPr>
-          <w:rFonts w:hint="eastAsia"/>
-          <w:lang w:val="zh-CN"/>
-        </w:rPr>
-        <w:t xml:space="preserve">：登录自己的</w:t>
-      </w:r>
-      <w:r>
-        <w:rPr>
-          <w:lang w:val="zh-CN"/>
-        </w:rPr>
-        <w:t xml:space="preserve"> Qobuz </w:t>
-      </w:r>
-      <w:r>
-        <w:rPr>
-          <w:rFonts w:hint="eastAsia"/>
-          <w:lang w:val="zh-CN"/>
-        </w:rPr>
-        <w:t xml:space="preserve">付费账号（邮箱+密码</w:t>
-      </w:r>
-      <w:r>
-        <w:rPr>
-          <w:lang w:val="zh-CN"/>
-        </w:rPr>
-        <w:t xml:space="preserve"> </w:t>
-      </w:r>
-      <w:r>
-        <w:rPr>
-          <w:rFonts w:hint="eastAsia"/>
-          <w:lang w:val="zh-CN"/>
-        </w:rPr>
-        <w:t xml:space="preserve">或</w:t>
-      </w:r>
-      <w:r>
-        <w:rPr>
-          <w:lang w:val="zh-CN"/>
-        </w:rPr>
-        <w:t xml:space="preserve"> </w:t>
-      </w:r>
-      <w:r>
-        <w:rPr>
-          <w:rFonts w:hint="eastAsia"/>
-          <w:lang w:val="zh-CN"/>
-        </w:rPr>
-        <w:t xml:space="preserve">user_auth_token，凭据仅本机加密保存）：搜索专辑/单曲/歌单，收藏专辑/收藏单曲/我的歌单快捷入口，详情页点曲目即播——最高</w:t>
-      </w:r>
-      <w:r>
-        <w:rPr>
-          <w:lang w:val="zh-CN"/>
-        </w:rPr>
-        <w:t xml:space="preserve"> 24bit/192kHz FLAC </w:t>
-      </w:r>
-      <w:r>
-        <w:rPr>
-          <w:rFonts w:hint="eastAsia"/>
-          <w:lang w:val="zh-CN"/>
-        </w:rPr>
-        <w:t xml:space="preserve">直链，bit-perfect</w:t>
-      </w:r>
-      <w:r>
-        <w:rPr>
-          <w:lang w:val="zh-CN"/>
-        </w:rPr>
-        <w:t xml:space="preserve"> </w:t>
-      </w:r>
-      <w:r>
-        <w:rPr>
-          <w:rFonts w:hint="eastAsia"/>
-          <w:lang w:val="zh-CN"/>
-        </w:rPr>
-        <w:t xml:space="preserve">独占输出与本地同一管线；专辑/歌单/搜索结果整表即播放队列，播完自动接下一首（联动全局播放模式：顺序/随机/单曲循环），上一首/下一首按钮正常生效；歌词按「LRCLIB</w:t>
-      </w:r>
-      <w:r>
-        <w:rPr>
-          <w:lang w:val="zh-CN"/>
-        </w:rPr>
-        <w:t xml:space="preserve"> </w:t>
-      </w:r>
-      <w:r>
-        <w:rPr>
-          <w:rFonts w:hint="eastAsia"/>
-          <w:lang w:val="zh-CN"/>
-        </w:rPr>
-        <w:t xml:space="preserve">优先</w:t>
+        <w:t xml:space="preserve">在线音乐页</w:t>
+      </w:r>
+      <w:r>
+        <w:rPr>
+          <w:rFonts w:hint="eastAsia"/>
+          <w:lang w:val="zh-CN"/>
+        </w:rPr>
+        <w:t xml:space="preserve">：搜索</w:t>
+      </w:r>
+      <w:r>
+        <w:rPr>
+          <w:lang w:val="zh-CN"/>
+        </w:rPr>
+        <w:t xml:space="preserve"> / </w:t>
+      </w:r>
+      <w:r>
+        <w:rPr>
+          <w:rFonts w:hint="eastAsia"/>
+          <w:lang w:val="zh-CN"/>
+        </w:rPr>
+        <w:t xml:space="preserve">排行榜</w:t>
+      </w:r>
+      <w:r>
+        <w:rPr>
+          <w:lang w:val="zh-CN"/>
+        </w:rPr>
+        <w:t xml:space="preserve"> / </w:t>
+      </w:r>
+      <w:r>
+        <w:rPr>
+          <w:rFonts w:hint="eastAsia"/>
+          <w:lang w:val="zh-CN"/>
+        </w:rPr>
+        <w:t xml:space="preserve">歌单广场</w:t>
+      </w:r>
+      <w:r>
+        <w:rPr>
+          <w:lang w:val="zh-CN"/>
+        </w:rPr>
+        <w:t xml:space="preserve"> / </w:t>
+      </w:r>
+      <w:r>
+        <w:rPr>
+          <w:rFonts w:hint="eastAsia"/>
+          <w:lang w:val="zh-CN"/>
+        </w:rPr>
+        <w:t xml:space="preserve">专辑四页签</w:t>
+      </w:r>
+      <w:r>
+        <w:rPr>
+          <w:lang w:val="zh-CN"/>
+        </w:rPr>
+        <w:t xml:space="preserve"> + </w:t>
+      </w:r>
+      <w:r>
+        <w:rPr>
+          <w:rFonts w:hint="eastAsia"/>
+          <w:lang w:val="zh-CN"/>
+        </w:rPr>
+        <w:t xml:space="preserve">五平台切换</w:t>
+      </w:r>
+      <w:r>
+        <w:rPr>
+          <w:lang w:val="zh-CN"/>
+        </w:rPr>
+        <w:t xml:space="preserve"> + </w:t>
+      </w:r>
+      <w:r>
+        <w:rPr>
+          <w:rFonts w:hint="eastAsia"/>
+          <w:lang w:val="zh-CN"/>
+        </w:rPr>
+        <w:t xml:space="preserve">音质下拉；音质列只显示按当前选择实际会播的档位（选</w:t>
+      </w:r>
+      <w:r>
+        <w:rPr>
+          <w:lang w:val="zh-CN"/>
+        </w:rPr>
+        <w:t xml:space="preserve"> FLAC </w:t>
+      </w:r>
+      <w:r>
+        <w:rPr>
+          <w:rFonts w:hint="eastAsia"/>
+          <w:lang w:val="zh-CN"/>
+        </w:rPr>
+        <w:t xml:space="preserve">时没有无损的歌曲自动降级显示</w:t>
+      </w:r>
+      <w:r>
+        <w:rPr>
+          <w:lang w:val="zh-CN"/>
+        </w:rPr>
+        <w:t xml:space="preserve"> </w:t>
+      </w:r>
+      <w:r>
+        <w:rPr>
+          <w:rFonts w:hint="eastAsia"/>
+          <w:lang w:val="zh-CN"/>
+        </w:rPr>
+        <w:t xml:space="preserve">320K/128K）；外文歌词自动显示中文翻译（源自带译文轨，设置</w:t>
       </w:r>
       <w:r>
         <w:rPr>
@@ -5981,20 +5756,124 @@
           <w:rFonts w:hint="eastAsia"/>
           <w:lang w:val="zh-CN"/>
         </w:rPr>
-        <w:t xml:space="preserve">五大平台兜底」匹配（Qobuz</w:t>
-      </w:r>
-      <w:r>
-        <w:rPr>
-          <w:lang w:val="zh-CN"/>
-        </w:rPr>
-        <w:t xml:space="preserve"> </w:t>
-      </w:r>
-      <w:r>
-        <w:rPr>
-          <w:rFonts w:hint="eastAsia"/>
-          <w:lang w:val="zh-CN"/>
-        </w:rPr>
-        <w:t xml:space="preserve">无歌词接口，含翻译行）；音质四档可选，顶栏实时显示播放音质；详情页</w:t>
+        <w:t xml:space="preserve">歌词「显示翻译行」可关）；歌单广场可按关键词搜索当前平台歌单（结果分页加载，✕</w:t>
+      </w:r>
+      <w:r>
+        <w:rPr>
+          <w:lang w:val="zh-CN"/>
+        </w:rPr>
+        <w:t xml:space="preserve"> </w:t>
+      </w:r>
+      <w:r>
+        <w:rPr>
+          <w:rFonts w:hint="eastAsia"/>
+          <w:lang w:val="zh-CN"/>
+        </w:rPr>
+        <w:t xml:space="preserve">清除回广场）；歌曲列表上方「列表内筛选」框可在已加载结果（搜索/榜单/歌单详情/收藏歌单/专辑曲目）中再过滤定位；歌曲行</w:t>
+      </w:r>
+      <w:r>
+        <w:rPr>
+          <w:lang w:val="zh-CN"/>
+        </w:rPr>
+        <w:t xml:space="preserve"> 🔗 </w:t>
+      </w:r>
+      <w:r>
+        <w:rPr>
+          <w:rFonts w:hint="eastAsia"/>
+          <w:lang w:val="zh-CN"/>
+        </w:rPr>
+        <w:t xml:space="preserve">复制平台分享链接（顶栏</w:t>
+      </w:r>
+      <w:r>
+        <w:rPr>
+          <w:lang w:val="zh-CN"/>
+        </w:rPr>
+        <w:t xml:space="preserve"> 🔗 </w:t>
+      </w:r>
+      <w:r>
+        <w:rPr>
+          <w:rFonts w:hint="eastAsia"/>
+          <w:lang w:val="zh-CN"/>
+        </w:rPr>
+        <w:t xml:space="preserve">复制播放中的歌；歌单详情</w:t>
+      </w:r>
+      <w:r>
+        <w:rPr>
+          <w:lang w:val="zh-CN"/>
+        </w:rPr>
+        <w:t xml:space="preserve"> 🔗 </w:t>
+      </w:r>
+      <w:r>
+        <w:rPr>
+          <w:rFonts w:hint="eastAsia"/>
+          <w:lang w:val="zh-CN"/>
+        </w:rPr>
+        <w:t xml:space="preserve">复制整个歌单链接，发群友直接点开）；歌单详情</w:t>
+      </w:r>
+      <w:r>
+        <w:rPr>
+          <w:lang w:val="zh-CN"/>
+        </w:rPr>
+        <w:t xml:space="preserve"> ☆ </w:t>
+      </w:r>
+      <w:r>
+        <w:rPr>
+          <w:rFonts w:hint="eastAsia"/>
+          <w:lang w:val="zh-CN"/>
+        </w:rPr>
+        <w:t xml:space="preserve">收藏（跨启动保留，侧栏「收藏的歌单」分组直达，✕</w:t>
+      </w:r>
+      <w:r>
+        <w:rPr>
+          <w:lang w:val="zh-CN"/>
+        </w:rPr>
+        <w:t xml:space="preserve"> </w:t>
+      </w:r>
+      <w:r>
+        <w:rPr>
+          <w:rFonts w:hint="eastAsia"/>
+          <w:lang w:val="zh-CN"/>
+        </w:rPr>
+        <w:t xml:space="preserve">取消）；「导入歌单」粘贴五大平台链接或纯数字</w:t>
+      </w:r>
+      <w:r>
+        <w:rPr>
+          <w:lang w:val="zh-CN"/>
+        </w:rPr>
+        <w:t xml:space="preserve"> ID </w:t>
+      </w:r>
+      <w:r>
+        <w:rPr>
+          <w:rFonts w:hint="eastAsia"/>
+          <w:lang w:val="zh-CN"/>
+        </w:rPr>
+        <w:t xml:space="preserve">直达；专辑页签搜专辑名、点卡片看全碟曲目（支持酷狗/酷我/QQ/网易四平台）；搜索历史自动记忆；批量下载已加载结果；右键「☑</w:t>
+      </w:r>
+      <w:r>
+        <w:rPr>
+          <w:lang w:val="zh-CN"/>
+        </w:rPr>
+        <w:t xml:space="preserve"> </w:t>
+      </w:r>
+      <w:r>
+        <w:rPr>
+          <w:rFonts w:hint="eastAsia"/>
+          <w:lang w:val="zh-CN"/>
+        </w:rPr>
+        <w:t xml:space="preserve">多选」进入多选模式批量勾选下载</w:t>
+      </w:r>
+      <w:r>
+        <w:rPr>
+          <w:lang w:val="zh-CN"/>
+        </w:rPr>
+        <w:t xml:space="preserve"> / </w:t>
+      </w:r>
+      <w:r>
+        <w:rPr>
+          <w:rFonts w:hint="eastAsia"/>
+          <w:lang w:val="zh-CN"/>
+        </w:rPr>
+        <w:t xml:space="preserve">批量加到在线歌单；歌曲行</w:t>
       </w:r>
       <w:r>
         <w:rPr>
@@ -6007,33 +5886,33 @@
           <w:rFonts w:hint="eastAsia"/>
           <w:lang w:val="zh-CN"/>
         </w:rPr>
-        <w:t xml:space="preserve">收藏专辑/歌单到</w:t>
-      </w:r>
-      <w:r>
-        <w:rPr>
-          <w:lang w:val="zh-CN"/>
-        </w:rPr>
-        <w:t xml:space="preserve"> Qobuz </w:t>
-      </w:r>
-      <w:r>
-        <w:rPr>
-          <w:rFonts w:hint="eastAsia"/>
-          <w:lang w:val="zh-CN"/>
-        </w:rPr>
-        <w:t xml:space="preserve">账号（与官方</w:t>
-      </w:r>
-      <w:r>
-        <w:rPr>
-          <w:lang w:val="zh-CN"/>
-        </w:rPr>
-        <w:t xml:space="preserve"> App </w:t>
-      </w:r>
-      <w:r>
-        <w:rPr>
-          <w:rFonts w:hint="eastAsia"/>
-          <w:lang w:val="zh-CN"/>
-        </w:rPr>
-        <w:t xml:space="preserve">实时同步，再点取消）</w:t>
+        <w:t xml:space="preserve">收藏到在线歌单、专辑详情「♥</w:t>
+      </w:r>
+      <w:r>
+        <w:rPr>
+          <w:lang w:val="zh-CN"/>
+        </w:rPr>
+        <w:t xml:space="preserve"> </w:t>
+      </w:r>
+      <w:r>
+        <w:rPr>
+          <w:rFonts w:hint="eastAsia"/>
+          <w:lang w:val="zh-CN"/>
+        </w:rPr>
+        <w:t xml:space="preserve">收藏整专」、顶栏</w:t>
+      </w:r>
+      <w:r>
+        <w:rPr>
+          <w:lang w:val="zh-CN"/>
+        </w:rPr>
+        <w:t xml:space="preserve"> ♥ </w:t>
+      </w:r>
+      <w:r>
+        <w:rPr>
+          <w:rFonts w:hint="eastAsia"/>
+          <w:lang w:val="zh-CN"/>
+        </w:rPr>
+        <w:t xml:space="preserve">收藏播放中的在线歌</w:t>
       </w:r>
     </w:p>
     <w:p>
@@ -6046,235 +5925,58 @@
       </w:pPr>
       <w:r>
         <w:rPr>
-          <w:b/>
-          <w:bCs/>
-          <w:lang w:val="zh-CN"/>
-        </w:rPr>
-        <w:t xml:space="preserve">Qobuz </w:t>
-      </w:r>
-      <w:r>
-        <w:rPr>
-          <w:rFonts w:hint="eastAsia"/>
-          <w:b/>
-          <w:bCs/>
+          <w:rFonts w:hint="eastAsia"/>
+          <w:b/>
+          <w:bCs/>
+          <w:lang w:val="zh-CN"/>
+        </w:rPr>
+        <w:t xml:space="preserve">下载情况页（⬇）</w:t>
+      </w:r>
+      <w:r>
+        <w:rPr>
+          <w:rFonts w:hint="eastAsia"/>
+          <w:lang w:val="zh-CN"/>
+        </w:rPr>
+        <w:t xml:space="preserve">：侧栏「下载情况」统一管理所有下载任务：所有任务/正在下载/已暂停/出错/下载完成五标签切换；任务可暂停/继续/重试/移除/打开所在文件夹，进度条实时显示；出错标签一键重试，完成标签一键清空；重启软件后未完成任务自动转为已暂停可继续；并发数与文件命名等在</w:t>
+      </w:r>
+      <w:r>
+        <w:rPr>
+          <w:lang w:val="zh-CN"/>
+        </w:rPr>
+        <w:t xml:space="preserve"> </w:t>
+      </w:r>
+      <w:r>
+        <w:rPr>
+          <w:rFonts w:hint="eastAsia"/>
+          <w:lang w:val="zh-CN"/>
+        </w:rPr>
+        <w:t xml:space="preserve">设置</w:t>
+      </w:r>
+      <w:r>
+        <w:rPr>
+          <w:lang w:val="zh-CN"/>
+        </w:rPr>
+        <w:t xml:space="preserve"> → </w:t>
+      </w:r>
+      <w:r>
+        <w:rPr>
+          <w:rFonts w:hint="eastAsia"/>
           <w:lang w:val="zh-CN"/>
         </w:rPr>
         <w:t xml:space="preserve">下载</w:t>
       </w:r>
       <w:r>
         <w:rPr>
-          <w:rFonts w:hint="eastAsia"/>
-          <w:lang w:val="zh-CN"/>
-        </w:rPr>
-        <w:t xml:space="preserve">：曲目行</w:t>
-      </w:r>
-      <w:r>
-        <w:rPr>
-          <w:lang w:val="zh-CN"/>
-        </w:rPr>
-        <w:t xml:space="preserve"> ⬇ </w:t>
-      </w:r>
-      <w:r>
-        <w:rPr>
-          <w:rFonts w:hint="eastAsia"/>
-          <w:lang w:val="zh-CN"/>
-        </w:rPr>
-        <w:t xml:space="preserve">单曲下载</w:t>
-      </w:r>
-      <w:r>
-        <w:rPr>
-          <w:lang w:val="zh-CN"/>
-        </w:rPr>
-        <w:t xml:space="preserve"> / </w:t>
-      </w:r>
-      <w:r>
-        <w:rPr>
-          <w:rFonts w:hint="eastAsia"/>
-          <w:lang w:val="zh-CN"/>
-        </w:rPr>
-        <w:t xml:space="preserve">详情页「下载全部」；粘贴</w:t>
-      </w:r>
-      <w:r>
-        <w:rPr>
-          <w:lang w:val="zh-CN"/>
-        </w:rPr>
-        <w:t xml:space="preserve"> Qobuz </w:t>
-      </w:r>
-      <w:r>
-        <w:rPr>
-          <w:rFonts w:hint="eastAsia"/>
-          <w:lang w:val="zh-CN"/>
-        </w:rPr>
-        <w:t xml:space="preserve">链接或</w:t>
-      </w:r>
-      <w:r>
-        <w:rPr>
-          <w:lang w:val="zh-CN"/>
-        </w:rPr>
-        <w:t xml:space="preserve"> ID </w:t>
-      </w:r>
-      <w:r>
-        <w:rPr>
-          <w:rFonts w:hint="eastAsia"/>
-          <w:lang w:val="zh-CN"/>
-        </w:rPr>
-        <w:t xml:space="preserve">解析：专辑/歌单链接直接打开完整曲目详情（可逐首播放、逐首下载，顶部保留「下载全部」与</w:t>
-      </w:r>
-      <w:r>
-        <w:rPr>
-          <w:lang w:val="zh-CN"/>
-        </w:rPr>
-        <w:t xml:space="preserve"> ♥ </w:t>
-      </w:r>
-      <w:r>
-        <w:rPr>
-          <w:rFonts w:hint="eastAsia"/>
-          <w:lang w:val="zh-CN"/>
-        </w:rPr>
-        <w:t xml:space="preserve">收藏），单曲链接仍是横幅一键下载；并发</w:t>
-      </w:r>
-      <w:r>
-        <w:rPr>
-          <w:lang w:val="zh-CN"/>
-        </w:rPr>
-        <w:t xml:space="preserve"> 3 + </w:t>
-      </w:r>
-      <w:r>
-        <w:rPr>
-          <w:rFonts w:hint="eastAsia"/>
-          <w:lang w:val="zh-CN"/>
-        </w:rPr>
-        <w:t xml:space="preserve">失败自动重试</w:t>
-      </w:r>
-      <w:r>
-        <w:rPr>
-          <w:lang w:val="zh-CN"/>
-        </w:rPr>
-        <w:t xml:space="preserve"> + </w:t>
-      </w:r>
-      <w:r>
-        <w:rPr>
-          <w:rFonts w:hint="eastAsia"/>
-          <w:lang w:val="zh-CN"/>
-        </w:rPr>
-        <w:t xml:space="preserve">断点续传</w:t>
-      </w:r>
-      <w:r>
-        <w:rPr>
-          <w:lang w:val="zh-CN"/>
-        </w:rPr>
-        <w:t xml:space="preserve"> + </w:t>
-      </w:r>
-      <w:r>
-        <w:rPr>
-          <w:rFonts w:hint="eastAsia"/>
-          <w:lang w:val="zh-CN"/>
-        </w:rPr>
-        <w:t xml:space="preserve">落盘校验音频文件头（地区限制拦截不再存成假文件）；落盘自动写入全套标签（标题/艺人/专辑/专辑艺术家/曲目号/碟号/年份/流派/厂牌/作曲家）并嵌入封面，歌词按「LRCLIB</w:t>
-      </w:r>
-      <w:r>
-        <w:rPr>
-          <w:lang w:val="zh-CN"/>
-        </w:rPr>
-        <w:t xml:space="preserve"> </w:t>
-      </w:r>
-      <w:r>
-        <w:rPr>
-          <w:rFonts w:hint="eastAsia"/>
-          <w:lang w:val="zh-CN"/>
-        </w:rPr>
-        <w:t xml:space="preserve">优先</w:t>
-      </w:r>
-      <w:r>
-        <w:rPr>
-          <w:lang w:val="zh-CN"/>
-        </w:rPr>
-        <w:t xml:space="preserve"> → </w:t>
-      </w:r>
-      <w:r>
-        <w:rPr>
-          <w:rFonts w:hint="eastAsia"/>
-          <w:lang w:val="zh-CN"/>
-        </w:rPr>
-        <w:t xml:space="preserve">五大平台兜底」自动补全（嵌入</w:t>
-      </w:r>
-      <w:r>
-        <w:rPr>
-          <w:lang w:val="zh-CN"/>
-        </w:rPr>
-        <w:t xml:space="preserve"> + </w:t>
-      </w:r>
-      <w:r>
-        <w:rPr>
-          <w:rFonts w:hint="eastAsia"/>
-          <w:lang w:val="zh-CN"/>
-        </w:rPr>
-        <w:t xml:space="preserve">旁挂</w:t>
-      </w:r>
-      <w:r>
-        <w:rPr>
-          <w:lang w:val="zh-CN"/>
-        </w:rPr>
-        <w:t xml:space="preserve"> </w:t>
-      </w:r>
-      <w:r>
-        <w:rPr>
-          <w:rFonts w:hint="eastAsia"/>
-          <w:lang w:val="zh-CN"/>
-        </w:rPr>
-        <w:t xml:space="preserve">.lrc，多首都无匹配时只统一提醒一次）；已下载的旧文件重新加入下载队列即可只补标签不重复下载；专辑自动按「艺人</w:t>
-      </w:r>
-      <w:r>
-        <w:rPr>
-          <w:lang w:val="zh-CN"/>
-        </w:rPr>
-        <w:t xml:space="preserve"> - </w:t>
-      </w:r>
-      <w:r>
-        <w:rPr>
-          <w:rFonts w:hint="eastAsia"/>
-          <w:lang w:val="zh-CN"/>
-        </w:rPr>
-        <w:t xml:space="preserve">专辑</w:t>
-      </w:r>
-      <w:r>
-        <w:rPr>
-          <w:lang w:val="zh-CN"/>
-        </w:rPr>
-        <w:t xml:space="preserve"> / </w:t>
-      </w:r>
-      <w:r>
-        <w:rPr>
-          <w:rFonts w:hint="eastAsia"/>
-          <w:lang w:val="zh-CN"/>
-        </w:rPr>
-        <w:t xml:space="preserve">序号</w:t>
-      </w:r>
-      <w:r>
-        <w:rPr>
-          <w:lang w:val="zh-CN"/>
-        </w:rPr>
-        <w:t xml:space="preserve"> - </w:t>
-      </w:r>
-      <w:r>
-        <w:rPr>
-          <w:rFonts w:hint="eastAsia"/>
-          <w:lang w:val="zh-CN"/>
-        </w:rPr>
-        <w:t xml:space="preserve">标题」归档；账号栏</w:t>
-      </w:r>
-      <w:r>
-        <w:rPr>
-          <w:lang w:val="zh-CN"/>
-        </w:rPr>
-        <w:t xml:space="preserve"> 📁 </w:t>
-      </w:r>
-      <w:r>
-        <w:rPr>
-          <w:rFonts w:hint="eastAsia"/>
-          <w:lang w:val="zh-CN"/>
-        </w:rPr>
-        <w:t xml:space="preserve">自选下载目录（默认与流媒体下载目录相同，可一键恢复默认）</w:t>
+          <w:lang w:val="zh-CN"/>
+        </w:rPr>
+        <w:t xml:space="preserve"> </w:t>
+      </w:r>
+      <w:r>
+        <w:rPr>
+          <w:rFonts w:hint="eastAsia"/>
+          <w:lang w:val="zh-CN"/>
+        </w:rPr>
+        <w:t xml:space="preserve">调整</w:t>
       </w:r>
     </w:p>
     <w:p>
@@ -6292,14 +5994,144 @@
           <w:bCs/>
           <w:lang w:val="zh-CN"/>
         </w:rPr>
-        <w:t xml:space="preserve">亮/暗切换（☀/🌙）</w:t>
-      </w:r>
-      <w:r>
-        <w:rPr>
-          <w:rFonts w:hint="eastAsia"/>
-          <w:lang w:val="zh-CN"/>
-        </w:rPr>
-        <w:t xml:space="preserve">：独立记忆；亮色为柔和暖白，封面氛围背景与沉浸页自动适配</w:t>
+        <w:t xml:space="preserve">在线歌单（流媒体收藏）</w:t>
+      </w:r>
+      <w:r>
+        <w:rPr>
+          <w:rFonts w:hint="eastAsia"/>
+          <w:lang w:val="zh-CN"/>
+        </w:rPr>
+        <w:t xml:space="preserve">：侧栏「在线歌单」分组：＋</w:t>
+      </w:r>
+      <w:r>
+        <w:rPr>
+          <w:lang w:val="zh-CN"/>
+        </w:rPr>
+        <w:t xml:space="preserve"> </w:t>
+      </w:r>
+      <w:r>
+        <w:rPr>
+          <w:rFonts w:hint="eastAsia"/>
+          <w:lang w:val="zh-CN"/>
+        </w:rPr>
+        <w:t xml:space="preserve">新建、✕</w:t>
+      </w:r>
+      <w:r>
+        <w:rPr>
+          <w:lang w:val="zh-CN"/>
+        </w:rPr>
+        <w:t xml:space="preserve"> </w:t>
+      </w:r>
+      <w:r>
+        <w:rPr>
+          <w:rFonts w:hint="eastAsia"/>
+          <w:lang w:val="zh-CN"/>
+        </w:rPr>
+        <w:t xml:space="preserve">删除、点列表名改名、▶</w:t>
+      </w:r>
+      <w:r>
+        <w:rPr>
+          <w:lang w:val="zh-CN"/>
+        </w:rPr>
+        <w:t xml:space="preserve"> </w:t>
+      </w:r>
+      <w:r>
+        <w:rPr>
+          <w:rFonts w:hint="eastAsia"/>
+          <w:lang w:val="zh-CN"/>
+        </w:rPr>
+        <w:t xml:space="preserve">播放</w:t>
+      </w:r>
+      <w:r>
+        <w:rPr>
+          <w:lang w:val="zh-CN"/>
+        </w:rPr>
+        <w:t xml:space="preserve"> / 🔀 </w:t>
+      </w:r>
+      <w:r>
+        <w:rPr>
+          <w:rFonts w:hint="eastAsia"/>
+          <w:lang w:val="zh-CN"/>
+        </w:rPr>
+        <w:t xml:space="preserve">随机播放、📥</w:t>
+      </w:r>
+      <w:r>
+        <w:rPr>
+          <w:lang w:val="zh-CN"/>
+        </w:rPr>
+        <w:t xml:space="preserve"> </w:t>
+      </w:r>
+      <w:r>
+        <w:rPr>
+          <w:rFonts w:hint="eastAsia"/>
+          <w:lang w:val="zh-CN"/>
+        </w:rPr>
+        <w:t xml:space="preserve">导入在线歌单（.anniespl）；右键歌单可「📤</w:t>
+      </w:r>
+      <w:r>
+        <w:rPr>
+          <w:lang w:val="zh-CN"/>
+        </w:rPr>
+        <w:t xml:space="preserve"> </w:t>
+      </w:r>
+      <w:r>
+        <w:rPr>
+          <w:rFonts w:hint="eastAsia"/>
+          <w:lang w:val="zh-CN"/>
+        </w:rPr>
+        <w:t xml:space="preserve">导出在线歌单…」生成</w:t>
+      </w:r>
+      <w:r>
+        <w:rPr>
+          <w:lang w:val="zh-CN"/>
+        </w:rPr>
+        <w:t xml:space="preserve"> .anniespl </w:t>
+      </w:r>
+      <w:r>
+        <w:rPr>
+          <w:rFonts w:hint="eastAsia"/>
+          <w:lang w:val="zh-CN"/>
+        </w:rPr>
+        <w:t xml:space="preserve">文件——流媒体曲目存平台</w:t>
+      </w:r>
+      <w:r>
+        <w:rPr>
+          <w:lang w:val="zh-CN"/>
+        </w:rPr>
+        <w:t xml:space="preserve"> ID </w:t>
+      </w:r>
+      <w:r>
+        <w:rPr>
+          <w:rFonts w:hint="eastAsia"/>
+          <w:lang w:val="zh-CN"/>
+        </w:rPr>
+        <w:t xml:space="preserve">快照（不依赖本地文件），拷到另一台电脑导入后联网即可播放，重装系统也能恢复；封面默认取第一首曲目封面（整专收藏即专辑封面）；歌单头部搜索框可在歌单内过滤定位；收藏存平台曲目信息（不存播放地址），每次播放现解析</w:t>
+      </w:r>
+      <w:r>
+        <w:rPr>
+          <w:lang w:val="zh-CN"/>
+        </w:rPr>
+        <w:t xml:space="preserve"> URL </w:t>
+      </w:r>
+      <w:r>
+        <w:rPr>
+          <w:rFonts w:hint="eastAsia"/>
+          <w:lang w:val="zh-CN"/>
+        </w:rPr>
+        <w:t xml:space="preserve">不怕过期，歌词/封面/独占输出全自动；与本地播放列表互不相混；行内</w:t>
+      </w:r>
+      <w:r>
+        <w:rPr>
+          <w:lang w:val="zh-CN"/>
+        </w:rPr>
+        <w:t xml:space="preserve"> ✕ </w:t>
+      </w:r>
+      <w:r>
+        <w:rPr>
+          <w:rFonts w:hint="eastAsia"/>
+          <w:lang w:val="zh-CN"/>
+        </w:rPr>
+        <w:t xml:space="preserve">移除单曲；在线播放联动全局播放模式（顺序/随机/单曲循环）</w:t>
       </w:r>
     </w:p>
     <w:p>
@@ -6317,239 +6149,174 @@
           <w:bCs/>
           <w:lang w:val="zh-CN"/>
         </w:rPr>
-        <w:t xml:space="preserve">歌词外观（歌词栏</w:t>
-      </w:r>
-      <w:r>
-        <w:rPr>
-          <w:b/>
-          <w:bCs/>
-          <w:lang w:val="zh-CN"/>
-        </w:rPr>
-        <w:t xml:space="preserve"> </w:t>
-      </w:r>
-      <w:r>
-        <w:rPr>
-          <w:rFonts w:hint="eastAsia"/>
-          <w:b/>
-          <w:bCs/>
-          <w:lang w:val="zh-CN"/>
-        </w:rPr>
-        <w:t xml:space="preserve">⚙）</w:t>
-      </w:r>
-      <w:r>
-        <w:rPr>
-          <w:rFonts w:hint="eastAsia"/>
-          <w:lang w:val="zh-CN"/>
-        </w:rPr>
-        <w:t xml:space="preserve">：主界面右栏</w:t>
-      </w:r>
-      <w:r>
-        <w:rPr>
-          <w:lang w:val="zh-CN"/>
-        </w:rPr>
-        <w:t xml:space="preserve"> ⚙ </w:t>
-      </w:r>
-      <w:r>
-        <w:rPr>
-          <w:rFonts w:hint="eastAsia"/>
-          <w:lang w:val="zh-CN"/>
-        </w:rPr>
-        <w:t xml:space="preserve">与沉浸模式右上角</w:t>
-      </w:r>
-      <w:r>
-        <w:rPr>
-          <w:lang w:val="zh-CN"/>
-        </w:rPr>
-        <w:t xml:space="preserve"> ⚙ </w:t>
-      </w:r>
-      <w:r>
-        <w:rPr>
-          <w:rFonts w:hint="eastAsia"/>
-          <w:lang w:val="zh-CN"/>
-        </w:rPr>
-        <w:t xml:space="preserve">是两套独立配置，互不影响（标题分别显示「主界面</w:t>
-      </w:r>
-      <w:r>
-        <w:rPr>
-          <w:lang w:val="zh-CN"/>
-        </w:rPr>
-        <w:t xml:space="preserve"> / </w:t>
-      </w:r>
-      <w:r>
-        <w:rPr>
-          <w:rFonts w:hint="eastAsia"/>
-          <w:lang w:val="zh-CN"/>
-        </w:rPr>
-        <w:t xml:space="preserve">沉浸模式」）：字号</w:t>
-      </w:r>
-      <w:r>
-        <w:rPr>
-          <w:lang w:val="zh-CN"/>
-        </w:rPr>
-        <w:t xml:space="preserve"> 70–160% / </w:t>
-      </w:r>
-      <w:r>
-        <w:rPr>
-          <w:rFonts w:hint="eastAsia"/>
-          <w:lang w:val="zh-CN"/>
-        </w:rPr>
-        <w:t xml:space="preserve">译文字号</w:t>
-      </w:r>
-      <w:r>
-        <w:rPr>
-          <w:lang w:val="zh-CN"/>
-        </w:rPr>
-        <w:t xml:space="preserve"> </w:t>
-      </w:r>
-      <w:r>
-        <w:rPr>
-          <w:rFonts w:hint="eastAsia"/>
-          <w:lang w:val="zh-CN"/>
-        </w:rPr>
-        <w:t xml:space="preserve">70–160%（独立缩放）/</w:t>
-      </w:r>
-      <w:r>
-        <w:rPr>
-          <w:lang w:val="zh-CN"/>
-        </w:rPr>
-        <w:t xml:space="preserve"> </w:t>
-      </w:r>
-      <w:r>
-        <w:rPr>
-          <w:rFonts w:hint="eastAsia"/>
-          <w:lang w:val="zh-CN"/>
-        </w:rPr>
-        <w:t xml:space="preserve">行距</w:t>
-      </w:r>
-      <w:r>
-        <w:rPr>
-          <w:lang w:val="zh-CN"/>
-        </w:rPr>
-        <w:t xml:space="preserve"> 1.20–2.20 / </w:t>
-      </w:r>
-      <w:r>
-        <w:rPr>
-          <w:rFonts w:hint="eastAsia"/>
-          <w:lang w:val="zh-CN"/>
-        </w:rPr>
-        <w:t xml:space="preserve">每行词数</w:t>
-      </w:r>
-      <w:r>
-        <w:rPr>
-          <w:lang w:val="zh-CN"/>
-        </w:rPr>
-        <w:t xml:space="preserve"> </w:t>
-      </w:r>
-      <w:r>
-        <w:rPr>
-          <w:rFonts w:hint="eastAsia"/>
-          <w:lang w:val="zh-CN"/>
-        </w:rPr>
-        <w:t xml:space="preserve">0–12（0=自动，仅逐字歌词）/</w:t>
-      </w:r>
-      <w:r>
-        <w:rPr>
-          <w:lang w:val="zh-CN"/>
-        </w:rPr>
-        <w:t xml:space="preserve"> </w:t>
-      </w:r>
-      <w:r>
-        <w:rPr>
-          <w:rFonts w:hint="eastAsia"/>
-          <w:lang w:val="zh-CN"/>
-        </w:rPr>
-        <w:t xml:space="preserve">歌词虚化开关（非当前行模糊，默认开）；三档一键预设「舒适</w:t>
-      </w:r>
-      <w:r>
-        <w:rPr>
-          <w:lang w:val="zh-CN"/>
-        </w:rPr>
-        <w:t xml:space="preserve"> / </w:t>
-      </w:r>
-      <w:r>
-        <w:rPr>
-          <w:rFonts w:hint="eastAsia"/>
-          <w:lang w:val="zh-CN"/>
-        </w:rPr>
-        <w:t xml:space="preserve">影院</w:t>
-      </w:r>
-      <w:r>
-        <w:rPr>
-          <w:lang w:val="zh-CN"/>
-        </w:rPr>
-        <w:t xml:space="preserve"> / </w:t>
-      </w:r>
-      <w:r>
-        <w:rPr>
-          <w:rFonts w:hint="eastAsia"/>
-          <w:lang w:val="zh-CN"/>
-        </w:rPr>
-        <w:t xml:space="preserve">紧凑」（只覆盖字号/行距/虚化，不动其他调校）；双语模式：上下行（原文上译文下）/</w:t>
-      </w:r>
-      <w:r>
-        <w:rPr>
-          <w:lang w:val="zh-CN"/>
-        </w:rPr>
-        <w:t xml:space="preserve"> </w:t>
-      </w:r>
-      <w:r>
-        <w:rPr>
-          <w:rFonts w:hint="eastAsia"/>
-          <w:lang w:val="zh-CN"/>
-        </w:rPr>
-        <w:t xml:space="preserve">侧行（译文并排右列）/</w:t>
-      </w:r>
-      <w:r>
-        <w:rPr>
-          <w:lang w:val="zh-CN"/>
-        </w:rPr>
-        <w:t xml:space="preserve"> </w:t>
-      </w:r>
-      <w:r>
-        <w:rPr>
-          <w:rFonts w:hint="eastAsia"/>
-          <w:lang w:val="zh-CN"/>
-        </w:rPr>
-        <w:t xml:space="preserve">只原文</w:t>
-      </w:r>
-      <w:r>
-        <w:rPr>
-          <w:lang w:val="zh-CN"/>
-        </w:rPr>
-        <w:t xml:space="preserve"> / </w:t>
-      </w:r>
-      <w:r>
-        <w:rPr>
-          <w:rFonts w:hint="eastAsia"/>
-          <w:lang w:val="zh-CN"/>
-        </w:rPr>
-        <w:t xml:space="preserve">只译文（无译文的曲目自动回退原文）；歌词跟随位置：偏上</w:t>
-      </w:r>
-      <w:r>
-        <w:rPr>
-          <w:lang w:val="zh-CN"/>
-        </w:rPr>
-        <w:t xml:space="preserve"> / </w:t>
-      </w:r>
-      <w:r>
-        <w:rPr>
-          <w:rFonts w:hint="eastAsia"/>
-          <w:lang w:val="zh-CN"/>
-        </w:rPr>
-        <w:t xml:space="preserve">居中</w:t>
-      </w:r>
-      <w:r>
-        <w:rPr>
-          <w:lang w:val="zh-CN"/>
-        </w:rPr>
-        <w:t xml:space="preserve"> / </w:t>
-      </w:r>
-      <w:r>
-        <w:rPr>
-          <w:rFonts w:hint="eastAsia"/>
-          <w:lang w:val="zh-CN"/>
-        </w:rPr>
-        <w:t xml:space="preserve">偏下（当前行相对歌词栏的停留高度）；面板封面开关（歌词栏顶部显示当前专辑封面，默认开）仅主界面；封面大小可拖拽右下角把手调节（140–280px，记忆）；迷你歌词跟随主界面配置；沉浸歌词首次使用自动取主界面现有调校，调过一次后即独立</w:t>
+        <w:t xml:space="preserve">Qobuz（侧栏</w:t>
+      </w:r>
+      <w:r>
+        <w:rPr>
+          <w:b/>
+          <w:bCs/>
+          <w:lang w:val="zh-CN"/>
+        </w:rPr>
+        <w:t xml:space="preserve"> </w:t>
+      </w:r>
+      <w:r>
+        <w:rPr>
+          <w:rFonts w:hint="eastAsia"/>
+          <w:b/>
+          <w:bCs/>
+          <w:lang w:val="zh-CN"/>
+        </w:rPr>
+        <w:t xml:space="preserve">🔷）</w:t>
+      </w:r>
+      <w:r>
+        <w:rPr>
+          <w:rFonts w:hint="eastAsia"/>
+          <w:lang w:val="zh-CN"/>
+        </w:rPr>
+        <w:t xml:space="preserve">：登录自己的</w:t>
+      </w:r>
+      <w:r>
+        <w:rPr>
+          <w:lang w:val="zh-CN"/>
+        </w:rPr>
+        <w:t xml:space="preserve"> Qobuz </w:t>
+      </w:r>
+      <w:r>
+        <w:rPr>
+          <w:rFonts w:hint="eastAsia"/>
+          <w:lang w:val="zh-CN"/>
+        </w:rPr>
+        <w:t xml:space="preserve">付费账号（邮箱+密码</w:t>
+      </w:r>
+      <w:r>
+        <w:rPr>
+          <w:lang w:val="zh-CN"/>
+        </w:rPr>
+        <w:t xml:space="preserve"> </w:t>
+      </w:r>
+      <w:r>
+        <w:rPr>
+          <w:rFonts w:hint="eastAsia"/>
+          <w:lang w:val="zh-CN"/>
+        </w:rPr>
+        <w:t xml:space="preserve">或</w:t>
+      </w:r>
+      <w:r>
+        <w:rPr>
+          <w:lang w:val="zh-CN"/>
+        </w:rPr>
+        <w:t xml:space="preserve"> </w:t>
+      </w:r>
+      <w:r>
+        <w:rPr>
+          <w:rFonts w:hint="eastAsia"/>
+          <w:lang w:val="zh-CN"/>
+        </w:rPr>
+        <w:t xml:space="preserve">user_auth_token，凭据仅本机加密保存）：搜索专辑/单曲/歌单，收藏专辑/收藏单曲/我的歌单快捷入口，详情页点曲目即播——最高</w:t>
+      </w:r>
+      <w:r>
+        <w:rPr>
+          <w:lang w:val="zh-CN"/>
+        </w:rPr>
+        <w:t xml:space="preserve"> 24bit/192kHz FLAC </w:t>
+      </w:r>
+      <w:r>
+        <w:rPr>
+          <w:rFonts w:hint="eastAsia"/>
+          <w:lang w:val="zh-CN"/>
+        </w:rPr>
+        <w:t xml:space="preserve">直链，bit-perfect</w:t>
+      </w:r>
+      <w:r>
+        <w:rPr>
+          <w:lang w:val="zh-CN"/>
+        </w:rPr>
+        <w:t xml:space="preserve"> </w:t>
+      </w:r>
+      <w:r>
+        <w:rPr>
+          <w:rFonts w:hint="eastAsia"/>
+          <w:lang w:val="zh-CN"/>
+        </w:rPr>
+        <w:t xml:space="preserve">独占输出与本地同一管线；专辑/歌单/搜索结果整表即播放队列，播完自动接下一首（联动全局播放模式：顺序/随机/单曲循环），上一首/下一首按钮正常生效；歌词按「LRCLIB</w:t>
+      </w:r>
+      <w:r>
+        <w:rPr>
+          <w:lang w:val="zh-CN"/>
+        </w:rPr>
+        <w:t xml:space="preserve"> </w:t>
+      </w:r>
+      <w:r>
+        <w:rPr>
+          <w:rFonts w:hint="eastAsia"/>
+          <w:lang w:val="zh-CN"/>
+        </w:rPr>
+        <w:t xml:space="preserve">优先</w:t>
+      </w:r>
+      <w:r>
+        <w:rPr>
+          <w:lang w:val="zh-CN"/>
+        </w:rPr>
+        <w:t xml:space="preserve"> → </w:t>
+      </w:r>
+      <w:r>
+        <w:rPr>
+          <w:rFonts w:hint="eastAsia"/>
+          <w:lang w:val="zh-CN"/>
+        </w:rPr>
+        <w:t xml:space="preserve">五大平台兜底」匹配（Qobuz</w:t>
+      </w:r>
+      <w:r>
+        <w:rPr>
+          <w:lang w:val="zh-CN"/>
+        </w:rPr>
+        <w:t xml:space="preserve"> </w:t>
+      </w:r>
+      <w:r>
+        <w:rPr>
+          <w:rFonts w:hint="eastAsia"/>
+          <w:lang w:val="zh-CN"/>
+        </w:rPr>
+        <w:t xml:space="preserve">无歌词接口，含翻译行）；音质四档可选，顶栏实时显示播放音质；详情页</w:t>
+      </w:r>
+      <w:r>
+        <w:rPr>
+          <w:lang w:val="zh-CN"/>
+        </w:rPr>
+        <w:t xml:space="preserve"> ♥ </w:t>
+      </w:r>
+      <w:r>
+        <w:rPr>
+          <w:rFonts w:hint="eastAsia"/>
+          <w:lang w:val="zh-CN"/>
+        </w:rPr>
+        <w:t xml:space="preserve">收藏专辑/歌单到</w:t>
+      </w:r>
+      <w:r>
+        <w:rPr>
+          <w:lang w:val="zh-CN"/>
+        </w:rPr>
+        <w:t xml:space="preserve"> Qobuz </w:t>
+      </w:r>
+      <w:r>
+        <w:rPr>
+          <w:rFonts w:hint="eastAsia"/>
+          <w:lang w:val="zh-CN"/>
+        </w:rPr>
+        <w:t xml:space="preserve">账号（与官方</w:t>
+      </w:r>
+      <w:r>
+        <w:rPr>
+          <w:lang w:val="zh-CN"/>
+        </w:rPr>
+        <w:t xml:space="preserve"> App </w:t>
+      </w:r>
+      <w:r>
+        <w:rPr>
+          <w:rFonts w:hint="eastAsia"/>
+          <w:lang w:val="zh-CN"/>
+        </w:rPr>
+        <w:t xml:space="preserve">实时同步，再点取消）</w:t>
       </w:r>
     </w:p>
     <w:p>
@@ -6562,32 +6329,235 @@
       </w:pPr>
       <w:r>
         <w:rPr>
-          <w:rFonts w:hint="eastAsia"/>
-          <w:b/>
-          <w:bCs/>
-          <w:lang w:val="zh-CN"/>
-        </w:rPr>
-        <w:t xml:space="preserve">歌词栏折叠</w:t>
-      </w:r>
-      <w:r>
-        <w:rPr>
-          <w:rFonts w:hint="eastAsia"/>
-          <w:lang w:val="zh-CN"/>
-        </w:rPr>
-        <w:t xml:space="preserve">：歌词栏右缘（展开时左缘）小标签</w:t>
-      </w:r>
-      <w:r>
-        <w:rPr>
-          <w:lang w:val="zh-CN"/>
-        </w:rPr>
-        <w:t xml:space="preserve"> ❮/❯ </w:t>
-      </w:r>
-      <w:r>
-        <w:rPr>
-          <w:rFonts w:hint="eastAsia"/>
-          <w:lang w:val="zh-CN"/>
-        </w:rPr>
-        <w:t xml:space="preserve">一键收起/展开歌词面板，收起后内容区占满全宽</w:t>
+          <w:b/>
+          <w:bCs/>
+          <w:lang w:val="zh-CN"/>
+        </w:rPr>
+        <w:t xml:space="preserve">Qobuz </w:t>
+      </w:r>
+      <w:r>
+        <w:rPr>
+          <w:rFonts w:hint="eastAsia"/>
+          <w:b/>
+          <w:bCs/>
+          <w:lang w:val="zh-CN"/>
+        </w:rPr>
+        <w:t xml:space="preserve">下载</w:t>
+      </w:r>
+      <w:r>
+        <w:rPr>
+          <w:rFonts w:hint="eastAsia"/>
+          <w:lang w:val="zh-CN"/>
+        </w:rPr>
+        <w:t xml:space="preserve">：曲目行</w:t>
+      </w:r>
+      <w:r>
+        <w:rPr>
+          <w:lang w:val="zh-CN"/>
+        </w:rPr>
+        <w:t xml:space="preserve"> ⬇ </w:t>
+      </w:r>
+      <w:r>
+        <w:rPr>
+          <w:rFonts w:hint="eastAsia"/>
+          <w:lang w:val="zh-CN"/>
+        </w:rPr>
+        <w:t xml:space="preserve">单曲下载</w:t>
+      </w:r>
+      <w:r>
+        <w:rPr>
+          <w:lang w:val="zh-CN"/>
+        </w:rPr>
+        <w:t xml:space="preserve"> / </w:t>
+      </w:r>
+      <w:r>
+        <w:rPr>
+          <w:rFonts w:hint="eastAsia"/>
+          <w:lang w:val="zh-CN"/>
+        </w:rPr>
+        <w:t xml:space="preserve">详情页「下载全部」；粘贴</w:t>
+      </w:r>
+      <w:r>
+        <w:rPr>
+          <w:lang w:val="zh-CN"/>
+        </w:rPr>
+        <w:t xml:space="preserve"> Qobuz </w:t>
+      </w:r>
+      <w:r>
+        <w:rPr>
+          <w:rFonts w:hint="eastAsia"/>
+          <w:lang w:val="zh-CN"/>
+        </w:rPr>
+        <w:t xml:space="preserve">链接或</w:t>
+      </w:r>
+      <w:r>
+        <w:rPr>
+          <w:lang w:val="zh-CN"/>
+        </w:rPr>
+        <w:t xml:space="preserve"> ID </w:t>
+      </w:r>
+      <w:r>
+        <w:rPr>
+          <w:rFonts w:hint="eastAsia"/>
+          <w:lang w:val="zh-CN"/>
+        </w:rPr>
+        <w:t xml:space="preserve">解析：专辑/歌单链接直接打开完整曲目详情（可逐首播放、逐首下载，顶部保留「下载全部」与</w:t>
+      </w:r>
+      <w:r>
+        <w:rPr>
+          <w:lang w:val="zh-CN"/>
+        </w:rPr>
+        <w:t xml:space="preserve"> ♥ </w:t>
+      </w:r>
+      <w:r>
+        <w:rPr>
+          <w:rFonts w:hint="eastAsia"/>
+          <w:lang w:val="zh-CN"/>
+        </w:rPr>
+        <w:t xml:space="preserve">收藏），单曲链接仍是横幅一键下载；并发</w:t>
+      </w:r>
+      <w:r>
+        <w:rPr>
+          <w:lang w:val="zh-CN"/>
+        </w:rPr>
+        <w:t xml:space="preserve"> 3 + </w:t>
+      </w:r>
+      <w:r>
+        <w:rPr>
+          <w:rFonts w:hint="eastAsia"/>
+          <w:lang w:val="zh-CN"/>
+        </w:rPr>
+        <w:t xml:space="preserve">失败自动重试</w:t>
+      </w:r>
+      <w:r>
+        <w:rPr>
+          <w:lang w:val="zh-CN"/>
+        </w:rPr>
+        <w:t xml:space="preserve"> + </w:t>
+      </w:r>
+      <w:r>
+        <w:rPr>
+          <w:rFonts w:hint="eastAsia"/>
+          <w:lang w:val="zh-CN"/>
+        </w:rPr>
+        <w:t xml:space="preserve">断点续传</w:t>
+      </w:r>
+      <w:r>
+        <w:rPr>
+          <w:lang w:val="zh-CN"/>
+        </w:rPr>
+        <w:t xml:space="preserve"> + </w:t>
+      </w:r>
+      <w:r>
+        <w:rPr>
+          <w:rFonts w:hint="eastAsia"/>
+          <w:lang w:val="zh-CN"/>
+        </w:rPr>
+        <w:t xml:space="preserve">落盘校验音频文件头（地区限制拦截不再存成假文件）；落盘自动写入全套标签（标题/艺人/专辑/专辑艺术家/曲目号/碟号/年份/流派/厂牌/作曲家）并嵌入封面，歌词按「LRCLIB</w:t>
+      </w:r>
+      <w:r>
+        <w:rPr>
+          <w:lang w:val="zh-CN"/>
+        </w:rPr>
+        <w:t xml:space="preserve"> </w:t>
+      </w:r>
+      <w:r>
+        <w:rPr>
+          <w:rFonts w:hint="eastAsia"/>
+          <w:lang w:val="zh-CN"/>
+        </w:rPr>
+        <w:t xml:space="preserve">优先</w:t>
+      </w:r>
+      <w:r>
+        <w:rPr>
+          <w:lang w:val="zh-CN"/>
+        </w:rPr>
+        <w:t xml:space="preserve"> → </w:t>
+      </w:r>
+      <w:r>
+        <w:rPr>
+          <w:rFonts w:hint="eastAsia"/>
+          <w:lang w:val="zh-CN"/>
+        </w:rPr>
+        <w:t xml:space="preserve">五大平台兜底」自动补全（嵌入</w:t>
+      </w:r>
+      <w:r>
+        <w:rPr>
+          <w:lang w:val="zh-CN"/>
+        </w:rPr>
+        <w:t xml:space="preserve"> + </w:t>
+      </w:r>
+      <w:r>
+        <w:rPr>
+          <w:rFonts w:hint="eastAsia"/>
+          <w:lang w:val="zh-CN"/>
+        </w:rPr>
+        <w:t xml:space="preserve">旁挂</w:t>
+      </w:r>
+      <w:r>
+        <w:rPr>
+          <w:lang w:val="zh-CN"/>
+        </w:rPr>
+        <w:t xml:space="preserve"> </w:t>
+      </w:r>
+      <w:r>
+        <w:rPr>
+          <w:rFonts w:hint="eastAsia"/>
+          <w:lang w:val="zh-CN"/>
+        </w:rPr>
+        <w:t xml:space="preserve">.lrc，多首都无匹配时只统一提醒一次）；已下载的旧文件重新加入下载队列即可只补标签不重复下载；专辑自动按「艺人</w:t>
+      </w:r>
+      <w:r>
+        <w:rPr>
+          <w:lang w:val="zh-CN"/>
+        </w:rPr>
+        <w:t xml:space="preserve"> - </w:t>
+      </w:r>
+      <w:r>
+        <w:rPr>
+          <w:rFonts w:hint="eastAsia"/>
+          <w:lang w:val="zh-CN"/>
+        </w:rPr>
+        <w:t xml:space="preserve">专辑</w:t>
+      </w:r>
+      <w:r>
+        <w:rPr>
+          <w:lang w:val="zh-CN"/>
+        </w:rPr>
+        <w:t xml:space="preserve"> / </w:t>
+      </w:r>
+      <w:r>
+        <w:rPr>
+          <w:rFonts w:hint="eastAsia"/>
+          <w:lang w:val="zh-CN"/>
+        </w:rPr>
+        <w:t xml:space="preserve">序号</w:t>
+      </w:r>
+      <w:r>
+        <w:rPr>
+          <w:lang w:val="zh-CN"/>
+        </w:rPr>
+        <w:t xml:space="preserve"> - </w:t>
+      </w:r>
+      <w:r>
+        <w:rPr>
+          <w:rFonts w:hint="eastAsia"/>
+          <w:lang w:val="zh-CN"/>
+        </w:rPr>
+        <w:t xml:space="preserve">标题」归档；账号栏</w:t>
+      </w:r>
+      <w:r>
+        <w:rPr>
+          <w:lang w:val="zh-CN"/>
+        </w:rPr>
+        <w:t xml:space="preserve"> 📁 </w:t>
+      </w:r>
+      <w:r>
+        <w:rPr>
+          <w:rFonts w:hint="eastAsia"/>
+          <w:lang w:val="zh-CN"/>
+        </w:rPr>
+        <w:t xml:space="preserve">自选下载目录（默认与流媒体下载目录相同，可一键恢复默认）</w:t>
       </w:r>
     </w:p>
     <w:p>
@@ -6605,40 +6575,14 @@
           <w:bCs/>
           <w:lang w:val="zh-CN"/>
         </w:rPr>
-        <w:t xml:space="preserve">歌词栏滚动浏览</w:t>
-      </w:r>
-      <w:r>
-        <w:rPr>
-          <w:rFonts w:hint="eastAsia"/>
-          <w:lang w:val="zh-CN"/>
-        </w:rPr>
-        <w:t xml:space="preserve">：鼠标滚动歌词上下翻看时进入</w:t>
-      </w:r>
-      <w:r>
-        <w:rPr>
-          <w:lang w:val="zh-CN"/>
-        </w:rPr>
-        <w:t xml:space="preserve"> 5 </w:t>
-      </w:r>
-      <w:r>
-        <w:rPr>
-          <w:rFonts w:hint="eastAsia"/>
-          <w:lang w:val="zh-CN"/>
-        </w:rPr>
-        <w:t xml:space="preserve">秒浏览保护期，播放到下一行不会强制拉回（期间当前行高亮与逐字进度照常更新），停止滚动</w:t>
-      </w:r>
-      <w:r>
-        <w:rPr>
-          <w:lang w:val="zh-CN"/>
-        </w:rPr>
-        <w:t xml:space="preserve"> 5 </w:t>
-      </w:r>
-      <w:r>
-        <w:rPr>
-          <w:rFonts w:hint="eastAsia"/>
-          <w:lang w:val="zh-CN"/>
-        </w:rPr>
-        <w:t xml:space="preserve">秒后自动恢复跟随</w:t>
+        <w:t xml:space="preserve">亮/暗切换（☀/🌙）</w:t>
+      </w:r>
+      <w:r>
+        <w:rPr>
+          <w:rFonts w:hint="eastAsia"/>
+          <w:lang w:val="zh-CN"/>
+        </w:rPr>
+        <w:t xml:space="preserve">：独立记忆；亮色为柔和暖白，封面氛围背景与沉浸页自动适配</w:t>
       </w:r>
     </w:p>
     <w:p>
@@ -6651,40 +6595,62 @@
       </w:pPr>
       <w:r>
         <w:rPr>
-          <w:b/>
-          <w:bCs/>
-          <w:lang w:val="zh-CN"/>
-        </w:rPr>
-        <w:t xml:space="preserve">AM </w:t>
-      </w:r>
-      <w:r>
-        <w:rPr>
-          <w:rFonts w:hint="eastAsia"/>
-          <w:b/>
-          <w:bCs/>
-          <w:lang w:val="zh-CN"/>
-        </w:rPr>
-        <w:t xml:space="preserve">界面设置</w:t>
-      </w:r>
-      <w:r>
-        <w:rPr>
-          <w:rFonts w:hint="eastAsia"/>
-          <w:lang w:val="zh-CN"/>
-        </w:rPr>
-        <w:t xml:space="preserve">：设置</w:t>
-      </w:r>
-      <w:r>
-        <w:rPr>
-          <w:lang w:val="zh-CN"/>
-        </w:rPr>
-        <w:t xml:space="preserve"> → AM </w:t>
-      </w:r>
-      <w:r>
-        <w:rPr>
-          <w:rFonts w:hint="eastAsia"/>
-          <w:lang w:val="zh-CN"/>
-        </w:rPr>
-        <w:t xml:space="preserve">界面：顶栏置底（窗口三键钉右上角玻璃角标）；沉浸模式真全屏（隐藏任务栏，默认窗口最大化）；沉浸模式样式（经典双栏</w:t>
+          <w:rFonts w:hint="eastAsia"/>
+          <w:b/>
+          <w:bCs/>
+          <w:lang w:val="zh-CN"/>
+        </w:rPr>
+        <w:t xml:space="preserve">歌词外观（歌词栏</w:t>
+      </w:r>
+      <w:r>
+        <w:rPr>
+          <w:b/>
+          <w:bCs/>
+          <w:lang w:val="zh-CN"/>
+        </w:rPr>
+        <w:t xml:space="preserve"> </w:t>
+      </w:r>
+      <w:r>
+        <w:rPr>
+          <w:rFonts w:hint="eastAsia"/>
+          <w:b/>
+          <w:bCs/>
+          <w:lang w:val="zh-CN"/>
+        </w:rPr>
+        <w:t xml:space="preserve">⚙）</w:t>
+      </w:r>
+      <w:r>
+        <w:rPr>
+          <w:rFonts w:hint="eastAsia"/>
+          <w:lang w:val="zh-CN"/>
+        </w:rPr>
+        <w:t xml:space="preserve">：主界面右栏</w:t>
+      </w:r>
+      <w:r>
+        <w:rPr>
+          <w:lang w:val="zh-CN"/>
+        </w:rPr>
+        <w:t xml:space="preserve"> ⚙ </w:t>
+      </w:r>
+      <w:r>
+        <w:rPr>
+          <w:rFonts w:hint="eastAsia"/>
+          <w:lang w:val="zh-CN"/>
+        </w:rPr>
+        <w:t xml:space="preserve">与沉浸模式右上角</w:t>
+      </w:r>
+      <w:r>
+        <w:rPr>
+          <w:lang w:val="zh-CN"/>
+        </w:rPr>
+        <w:t xml:space="preserve"> ⚙ </w:t>
+      </w:r>
+      <w:r>
+        <w:rPr>
+          <w:rFonts w:hint="eastAsia"/>
+          <w:lang w:val="zh-CN"/>
+        </w:rPr>
+        <w:t xml:space="preserve">是两套独立配置，互不影响（标题分别显示「主界面</w:t>
       </w:r>
       <w:r>
         <w:rPr>
@@ -6697,20 +6663,176 @@
           <w:rFonts w:hint="eastAsia"/>
           <w:lang w:val="zh-CN"/>
         </w:rPr>
-        <w:t xml:space="preserve">彩胶唱片，沉浸中切换立即生效）；重启恢复上次播放（曲目+进度+暂停态，启动时弹窗询问是否续播，默认开，关闭后清除已保存的恢复点）；AM</w:t>
-      </w:r>
-      <w:r>
-        <w:rPr>
-          <w:lang w:val="zh-CN"/>
-        </w:rPr>
-        <w:t xml:space="preserve"> </w:t>
-      </w:r>
-      <w:r>
-        <w:rPr>
-          <w:rFonts w:hint="eastAsia"/>
-          <w:lang w:val="zh-CN"/>
-        </w:rPr>
-        <w:t xml:space="preserve">歌词样式与沉浸歌词样式（字号/行距/每行词数等）各自独立，迁入本页统一调整</w:t>
+        <w:t xml:space="preserve">沉浸模式」）：字号</w:t>
+      </w:r>
+      <w:r>
+        <w:rPr>
+          <w:lang w:val="zh-CN"/>
+        </w:rPr>
+        <w:t xml:space="preserve"> 70–160% / </w:t>
+      </w:r>
+      <w:r>
+        <w:rPr>
+          <w:rFonts w:hint="eastAsia"/>
+          <w:lang w:val="zh-CN"/>
+        </w:rPr>
+        <w:t xml:space="preserve">译文字号</w:t>
+      </w:r>
+      <w:r>
+        <w:rPr>
+          <w:lang w:val="zh-CN"/>
+        </w:rPr>
+        <w:t xml:space="preserve"> </w:t>
+      </w:r>
+      <w:r>
+        <w:rPr>
+          <w:rFonts w:hint="eastAsia"/>
+          <w:lang w:val="zh-CN"/>
+        </w:rPr>
+        <w:t xml:space="preserve">70–160%（独立缩放）/</w:t>
+      </w:r>
+      <w:r>
+        <w:rPr>
+          <w:lang w:val="zh-CN"/>
+        </w:rPr>
+        <w:t xml:space="preserve"> </w:t>
+      </w:r>
+      <w:r>
+        <w:rPr>
+          <w:rFonts w:hint="eastAsia"/>
+          <w:lang w:val="zh-CN"/>
+        </w:rPr>
+        <w:t xml:space="preserve">行距</w:t>
+      </w:r>
+      <w:r>
+        <w:rPr>
+          <w:lang w:val="zh-CN"/>
+        </w:rPr>
+        <w:t xml:space="preserve"> 1.20–2.20 / </w:t>
+      </w:r>
+      <w:r>
+        <w:rPr>
+          <w:rFonts w:hint="eastAsia"/>
+          <w:lang w:val="zh-CN"/>
+        </w:rPr>
+        <w:t xml:space="preserve">每行词数</w:t>
+      </w:r>
+      <w:r>
+        <w:rPr>
+          <w:lang w:val="zh-CN"/>
+        </w:rPr>
+        <w:t xml:space="preserve"> </w:t>
+      </w:r>
+      <w:r>
+        <w:rPr>
+          <w:rFonts w:hint="eastAsia"/>
+          <w:lang w:val="zh-CN"/>
+        </w:rPr>
+        <w:t xml:space="preserve">0–12（0=自动，仅逐字歌词）/</w:t>
+      </w:r>
+      <w:r>
+        <w:rPr>
+          <w:lang w:val="zh-CN"/>
+        </w:rPr>
+        <w:t xml:space="preserve"> </w:t>
+      </w:r>
+      <w:r>
+        <w:rPr>
+          <w:rFonts w:hint="eastAsia"/>
+          <w:lang w:val="zh-CN"/>
+        </w:rPr>
+        <w:t xml:space="preserve">歌词虚化开关（非当前行模糊，默认开）；三档一键预设「舒适</w:t>
+      </w:r>
+      <w:r>
+        <w:rPr>
+          <w:lang w:val="zh-CN"/>
+        </w:rPr>
+        <w:t xml:space="preserve"> / </w:t>
+      </w:r>
+      <w:r>
+        <w:rPr>
+          <w:rFonts w:hint="eastAsia"/>
+          <w:lang w:val="zh-CN"/>
+        </w:rPr>
+        <w:t xml:space="preserve">影院</w:t>
+      </w:r>
+      <w:r>
+        <w:rPr>
+          <w:lang w:val="zh-CN"/>
+        </w:rPr>
+        <w:t xml:space="preserve"> / </w:t>
+      </w:r>
+      <w:r>
+        <w:rPr>
+          <w:rFonts w:hint="eastAsia"/>
+          <w:lang w:val="zh-CN"/>
+        </w:rPr>
+        <w:t xml:space="preserve">紧凑」（只覆盖字号/行距/虚化，不动其他调校）；双语模式：上下行（原文上译文下）/</w:t>
+      </w:r>
+      <w:r>
+        <w:rPr>
+          <w:lang w:val="zh-CN"/>
+        </w:rPr>
+        <w:t xml:space="preserve"> </w:t>
+      </w:r>
+      <w:r>
+        <w:rPr>
+          <w:rFonts w:hint="eastAsia"/>
+          <w:lang w:val="zh-CN"/>
+        </w:rPr>
+        <w:t xml:space="preserve">侧行（译文并排右列）/</w:t>
+      </w:r>
+      <w:r>
+        <w:rPr>
+          <w:lang w:val="zh-CN"/>
+        </w:rPr>
+        <w:t xml:space="preserve"> </w:t>
+      </w:r>
+      <w:r>
+        <w:rPr>
+          <w:rFonts w:hint="eastAsia"/>
+          <w:lang w:val="zh-CN"/>
+        </w:rPr>
+        <w:t xml:space="preserve">只原文</w:t>
+      </w:r>
+      <w:r>
+        <w:rPr>
+          <w:lang w:val="zh-CN"/>
+        </w:rPr>
+        <w:t xml:space="preserve"> / </w:t>
+      </w:r>
+      <w:r>
+        <w:rPr>
+          <w:rFonts w:hint="eastAsia"/>
+          <w:lang w:val="zh-CN"/>
+        </w:rPr>
+        <w:t xml:space="preserve">只译文（无译文的曲目自动回退原文）；歌词跟随位置：偏上</w:t>
+      </w:r>
+      <w:r>
+        <w:rPr>
+          <w:lang w:val="zh-CN"/>
+        </w:rPr>
+        <w:t xml:space="preserve"> / </w:t>
+      </w:r>
+      <w:r>
+        <w:rPr>
+          <w:rFonts w:hint="eastAsia"/>
+          <w:lang w:val="zh-CN"/>
+        </w:rPr>
+        <w:t xml:space="preserve">居中</w:t>
+      </w:r>
+      <w:r>
+        <w:rPr>
+          <w:lang w:val="zh-CN"/>
+        </w:rPr>
+        <w:t xml:space="preserve"> / </w:t>
+      </w:r>
+      <w:r>
+        <w:rPr>
+          <w:rFonts w:hint="eastAsia"/>
+          <w:lang w:val="zh-CN"/>
+        </w:rPr>
+        <w:t xml:space="preserve">偏下（当前行相对歌词栏的停留高度）；面板封面开关（歌词栏顶部显示当前专辑封面，默认开）仅主界面；封面大小可拖拽右下角把手调节（140–280px，记忆）；迷你歌词跟随主界面配置；沉浸歌词首次使用自动取主界面现有调校，调过一次后即独立</w:t>
       </w:r>
     </w:p>
     <w:p>
@@ -6728,226 +6850,27 @@
           <w:bCs/>
           <w:lang w:val="zh-CN"/>
         </w:rPr>
-        <w:t xml:space="preserve">沉浸模式</w:t>
-      </w:r>
-      <w:r>
-        <w:rPr>
-          <w:b/>
-          <w:bCs/>
-          <w:lang w:val="zh-CN"/>
-        </w:rPr>
-        <w:t xml:space="preserve"> · </w:t>
-      </w:r>
-      <w:r>
-        <w:rPr>
-          <w:rFonts w:hint="eastAsia"/>
-          <w:b/>
-          <w:bCs/>
-          <w:lang w:val="zh-CN"/>
-        </w:rPr>
-        <w:t xml:space="preserve">彩胶唱片</w:t>
-      </w:r>
-      <w:r>
-        <w:rPr>
-          <w:rFonts w:hint="eastAsia"/>
-          <w:lang w:val="zh-CN"/>
-        </w:rPr>
-        <w:t xml:space="preserve">：设置</w:t>
-      </w:r>
-      <w:r>
-        <w:rPr>
-          <w:lang w:val="zh-CN"/>
-        </w:rPr>
-        <w:t xml:space="preserve"> → AM </w:t>
-      </w:r>
-      <w:r>
-        <w:rPr>
-          <w:rFonts w:hint="eastAsia"/>
-          <w:lang w:val="zh-CN"/>
-        </w:rPr>
-        <w:t xml:space="preserve">界面「沉浸模式样式」选彩胶唱片：右侧旋转彩胶——封面截成圆形标签随盘旋转，盘体磨砂亚克力半透明、刻纹颜色从封面实时提取（黑白封面回落主题强调色），播放时柔和加速起转、暂停时带阻尼减速缓缓停稳（rAF</w:t>
-      </w:r>
-      <w:r>
-        <w:rPr>
-          <w:lang w:val="zh-CN"/>
-        </w:rPr>
-        <w:t xml:space="preserve"> </w:t>
-      </w:r>
-      <w:r>
-        <w:rPr>
-          <w:rFonts w:hint="eastAsia"/>
-          <w:lang w:val="zh-CN"/>
-        </w:rPr>
-        <w:t xml:space="preserve">惯性物理，不再是生硬定格），切歌瞬间唱片有一次换碟明暗闪动、盘面叠一层慢速反向流光；左侧常驻大歌词；底部全宽进度条（可拖拽）+</w:t>
-      </w:r>
-      <w:r>
-        <w:rPr>
-          <w:lang w:val="zh-CN"/>
-        </w:rPr>
-        <w:t xml:space="preserve"> </w:t>
-      </w:r>
-      <w:r>
-        <w:rPr>
-          <w:rFonts w:hint="eastAsia"/>
-          <w:lang w:val="zh-CN"/>
-        </w:rPr>
-        <w:t xml:space="preserve">传输/音量/待播清单；背景与全局统一（封面氛围或自定义壁纸照常生效）。沉浸界面右上角</w:t>
-      </w:r>
-      <w:r>
-        <w:rPr>
-          <w:lang w:val="zh-CN"/>
-        </w:rPr>
-        <w:t xml:space="preserve"> 💿 </w:t>
-      </w:r>
-      <w:r>
-        <w:rPr>
-          <w:rFonts w:hint="eastAsia"/>
-          <w:lang w:val="zh-CN"/>
-        </w:rPr>
-        <w:t xml:space="preserve">打开「彩胶外观」：封面大小（50–90%，胶圈宽度随之反向）/</w:t>
-      </w:r>
-      <w:r>
-        <w:rPr>
-          <w:lang w:val="zh-CN"/>
-        </w:rPr>
-        <w:t xml:space="preserve"> </w:t>
-      </w:r>
-      <w:r>
-        <w:rPr>
-          <w:rFonts w:hint="eastAsia"/>
-          <w:lang w:val="zh-CN"/>
-        </w:rPr>
-        <w:t xml:space="preserve">盘体大小（最大</w:t>
-      </w:r>
-      <w:r>
-        <w:rPr>
-          <w:lang w:val="zh-CN"/>
-        </w:rPr>
-        <w:t xml:space="preserve"> </w:t>
-      </w:r>
-      <w:r>
-        <w:rPr>
-          <w:rFonts w:hint="eastAsia"/>
-          <w:lang w:val="zh-CN"/>
-        </w:rPr>
-        <w:t xml:space="preserve">160%）/</w:t>
-      </w:r>
-      <w:r>
-        <w:rPr>
-          <w:lang w:val="zh-CN"/>
-        </w:rPr>
-        <w:t xml:space="preserve"> </w:t>
-      </w:r>
-      <w:r>
-        <w:rPr>
-          <w:rFonts w:hint="eastAsia"/>
-          <w:lang w:val="zh-CN"/>
-        </w:rPr>
-        <w:t xml:space="preserve">盘体不透明度</w:t>
-      </w:r>
-      <w:r>
-        <w:rPr>
-          <w:lang w:val="zh-CN"/>
-        </w:rPr>
-        <w:t xml:space="preserve"> / </w:t>
-      </w:r>
-      <w:r>
-        <w:rPr>
-          <w:rFonts w:hint="eastAsia"/>
-          <w:lang w:val="zh-CN"/>
-        </w:rPr>
-        <w:t xml:space="preserve">转速（4–60</w:t>
-      </w:r>
-      <w:r>
-        <w:rPr>
-          <w:lang w:val="zh-CN"/>
-        </w:rPr>
-        <w:t xml:space="preserve"> </w:t>
-      </w:r>
-      <w:r>
-        <w:rPr>
-          <w:rFonts w:hint="eastAsia"/>
-          <w:lang w:val="zh-CN"/>
-        </w:rPr>
-        <w:t xml:space="preserve">秒/圈）滑杆，唱片位置「居中</w:t>
-      </w:r>
-      <w:r>
-        <w:rPr>
-          <w:lang w:val="zh-CN"/>
-        </w:rPr>
-        <w:t xml:space="preserve"> / </w:t>
-      </w:r>
-      <w:r>
-        <w:rPr>
-          <w:rFonts w:hint="eastAsia"/>
-          <w:lang w:val="zh-CN"/>
-        </w:rPr>
-        <w:t xml:space="preserve">右上悬挂」（QQ</w:t>
-      </w:r>
-      <w:r>
-        <w:rPr>
-          <w:lang w:val="zh-CN"/>
-        </w:rPr>
-        <w:t xml:space="preserve"> </w:t>
-      </w:r>
-      <w:r>
-        <w:rPr>
-          <w:rFonts w:hint="eastAsia"/>
-          <w:lang w:val="zh-CN"/>
-        </w:rPr>
-        <w:t xml:space="preserve">音乐式探出屏幕右上），轴心孔可开关，盘面图片可自定义（上传一张图自动智能去边裁切——唱片照片的白边/黑边会自动识别去除，随盘旋转，「盘体不透明」对它同样生效；历史</w:t>
-      </w:r>
-      <w:r>
-        <w:rPr>
-          <w:lang w:val="zh-CN"/>
-        </w:rPr>
-        <w:t xml:space="preserve"> 8 </w:t>
-      </w:r>
-      <w:r>
-        <w:rPr>
-          <w:rFonts w:hint="eastAsia"/>
-          <w:lang w:val="zh-CN"/>
-        </w:rPr>
-        <w:t xml:space="preserve">张缩略图条点按切回、hover</w:t>
-      </w:r>
-      <w:r>
-        <w:rPr>
-          <w:lang w:val="zh-CN"/>
-        </w:rPr>
-        <w:t xml:space="preserve"> ✕ </w:t>
-      </w:r>
-      <w:r>
-        <w:rPr>
-          <w:rFonts w:hint="eastAsia"/>
-          <w:lang w:val="zh-CN"/>
-        </w:rPr>
-        <w:t xml:space="preserve">删除，清除即回封面取色刻纹），🎲</w:t>
-      </w:r>
-      <w:r>
-        <w:rPr>
-          <w:lang w:val="zh-CN"/>
-        </w:rPr>
-        <w:t xml:space="preserve"> </w:t>
-      </w:r>
-      <w:r>
-        <w:rPr>
-          <w:rFonts w:hint="eastAsia"/>
-          <w:lang w:val="zh-CN"/>
-        </w:rPr>
-        <w:t xml:space="preserve">换一组随机纹路（宽度/明暗/哑光圈随机生成，固定半径起铺、不受封面大小影响），↺</w:t>
-      </w:r>
-      <w:r>
-        <w:rPr>
-          <w:lang w:val="zh-CN"/>
-        </w:rPr>
-        <w:t xml:space="preserve"> </w:t>
-      </w:r>
-      <w:r>
-        <w:rPr>
-          <w:rFonts w:hint="eastAsia"/>
-          <w:lang w:val="zh-CN"/>
-        </w:rPr>
-        <w:t xml:space="preserve">一键恢复默认；全部即时生效并记忆。拖动底部进度条时唱片像表把一样跟手转动（前拽顺时针、后拽逆时针，暂停时也生效），点击跳转时唱片朝跳转方向加速甩一下再恢复正常转速</w:t>
+        <w:t xml:space="preserve">歌词栏折叠</w:t>
+      </w:r>
+      <w:r>
+        <w:rPr>
+          <w:rFonts w:hint="eastAsia"/>
+          <w:lang w:val="zh-CN"/>
+        </w:rPr>
+        <w:t xml:space="preserve">：歌词栏右缘（展开时左缘）小标签</w:t>
+      </w:r>
+      <w:r>
+        <w:rPr>
+          <w:lang w:val="zh-CN"/>
+        </w:rPr>
+        <w:t xml:space="preserve"> ❮/❯ </w:t>
+      </w:r>
+      <w:r>
+        <w:rPr>
+          <w:rFonts w:hint="eastAsia"/>
+          <w:lang w:val="zh-CN"/>
+        </w:rPr>
+        <w:t xml:space="preserve">一键收起/展开歌词面板，收起后内容区占满全宽</w:t>
       </w:r>
     </w:p>
     <w:p>
@@ -6965,96 +6888,40 @@
           <w:bCs/>
           <w:lang w:val="zh-CN"/>
         </w:rPr>
-        <w:t xml:space="preserve">歌词偏移（歌词栏</w:t>
-      </w:r>
-      <w:r>
-        <w:rPr>
-          <w:b/>
-          <w:bCs/>
-          <w:lang w:val="zh-CN"/>
-        </w:rPr>
-        <w:t xml:space="preserve"> </w:t>
-      </w:r>
-      <w:r>
-        <w:rPr>
-          <w:rFonts w:hint="eastAsia"/>
-          <w:b/>
-          <w:bCs/>
-          <w:lang w:val="zh-CN"/>
-        </w:rPr>
-        <w:t xml:space="preserve">⚙）</w:t>
-      </w:r>
-      <w:r>
-        <w:rPr>
-          <w:rFonts w:hint="eastAsia"/>
-          <w:lang w:val="zh-CN"/>
-        </w:rPr>
-        <w:t xml:space="preserve">：−/＋</w:t>
-      </w:r>
-      <w:r>
-        <w:rPr>
-          <w:lang w:val="zh-CN"/>
-        </w:rPr>
-        <w:t xml:space="preserve"> </w:t>
-      </w:r>
-      <w:r>
-        <w:rPr>
-          <w:rFonts w:hint="eastAsia"/>
-          <w:lang w:val="zh-CN"/>
-        </w:rPr>
-        <w:t xml:space="preserve">按</w:t>
-      </w:r>
-      <w:r>
-        <w:rPr>
-          <w:lang w:val="zh-CN"/>
-        </w:rPr>
-        <w:t xml:space="preserve"> 0.5s </w:t>
-      </w:r>
-      <w:r>
-        <w:rPr>
-          <w:rFonts w:hint="eastAsia"/>
-          <w:lang w:val="zh-CN"/>
-        </w:rPr>
-        <w:t xml:space="preserve">步进微调当前曲歌词时间轴（±30s），↺</w:t>
-      </w:r>
-      <w:r>
-        <w:rPr>
-          <w:lang w:val="zh-CN"/>
-        </w:rPr>
-        <w:t xml:space="preserve"> </w:t>
-      </w:r>
-      <w:r>
-        <w:rPr>
-          <w:rFonts w:hint="eastAsia"/>
-          <w:lang w:val="zh-CN"/>
-        </w:rPr>
-        <w:t xml:space="preserve">归零；按曲目记忆，AM</w:t>
-      </w:r>
-      <w:r>
-        <w:rPr>
-          <w:lang w:val="zh-CN"/>
-        </w:rPr>
-        <w:t xml:space="preserve"> </w:t>
-      </w:r>
-      <w:r>
-        <w:rPr>
-          <w:rFonts w:hint="eastAsia"/>
-          <w:lang w:val="zh-CN"/>
-        </w:rPr>
-        <w:t xml:space="preserve">面板、FB2K</w:t>
-      </w:r>
-      <w:r>
-        <w:rPr>
-          <w:lang w:val="zh-CN"/>
-        </w:rPr>
-        <w:t xml:space="preserve"> </w:t>
-      </w:r>
-      <w:r>
-        <w:rPr>
-          <w:rFonts w:hint="eastAsia"/>
-          <w:lang w:val="zh-CN"/>
-        </w:rPr>
-        <w:t xml:space="preserve">侧栏、桌面歌词同步生效</w:t>
+        <w:t xml:space="preserve">歌词栏滚动浏览</w:t>
+      </w:r>
+      <w:r>
+        <w:rPr>
+          <w:rFonts w:hint="eastAsia"/>
+          <w:lang w:val="zh-CN"/>
+        </w:rPr>
+        <w:t xml:space="preserve">：鼠标滚动歌词上下翻看时进入</w:t>
+      </w:r>
+      <w:r>
+        <w:rPr>
+          <w:lang w:val="zh-CN"/>
+        </w:rPr>
+        <w:t xml:space="preserve"> 5 </w:t>
+      </w:r>
+      <w:r>
+        <w:rPr>
+          <w:rFonts w:hint="eastAsia"/>
+          <w:lang w:val="zh-CN"/>
+        </w:rPr>
+        <w:t xml:space="preserve">秒浏览保护期，播放到下一行不会强制拉回（期间当前行高亮与逐字进度照常更新），停止滚动</w:t>
+      </w:r>
+      <w:r>
+        <w:rPr>
+          <w:lang w:val="zh-CN"/>
+        </w:rPr>
+        <w:t xml:space="preserve"> 5 </w:t>
+      </w:r>
+      <w:r>
+        <w:rPr>
+          <w:rFonts w:hint="eastAsia"/>
+          <w:lang w:val="zh-CN"/>
+        </w:rPr>
+        <w:t xml:space="preserve">秒后自动恢复跟随</w:t>
       </w:r>
     </w:p>
     <w:p>
@@ -7067,6 +6934,474 @@
       </w:pPr>
       <w:r>
         <w:rPr>
+          <w:b/>
+          <w:bCs/>
+          <w:lang w:val="zh-CN"/>
+        </w:rPr>
+        <w:t xml:space="preserve">AM </w:t>
+      </w:r>
+      <w:r>
+        <w:rPr>
+          <w:rFonts w:hint="eastAsia"/>
+          <w:b/>
+          <w:bCs/>
+          <w:lang w:val="zh-CN"/>
+        </w:rPr>
+        <w:t xml:space="preserve">界面设置</w:t>
+      </w:r>
+      <w:r>
+        <w:rPr>
+          <w:rFonts w:hint="eastAsia"/>
+          <w:lang w:val="zh-CN"/>
+        </w:rPr>
+        <w:t xml:space="preserve">：设置</w:t>
+      </w:r>
+      <w:r>
+        <w:rPr>
+          <w:lang w:val="zh-CN"/>
+        </w:rPr>
+        <w:t xml:space="preserve"> → AM </w:t>
+      </w:r>
+      <w:r>
+        <w:rPr>
+          <w:rFonts w:hint="eastAsia"/>
+          <w:lang w:val="zh-CN"/>
+        </w:rPr>
+        <w:t xml:space="preserve">界面：顶栏置底（窗口三键钉右上角玻璃角标）；沉浸模式真全屏（隐藏任务栏，默认窗口最大化）；沉浸模式样式（经典双栏</w:t>
+      </w:r>
+      <w:r>
+        <w:rPr>
+          <w:lang w:val="zh-CN"/>
+        </w:rPr>
+        <w:t xml:space="preserve"> / </w:t>
+      </w:r>
+      <w:r>
+        <w:rPr>
+          <w:rFonts w:hint="eastAsia"/>
+          <w:lang w:val="zh-CN"/>
+        </w:rPr>
+        <w:t xml:space="preserve">彩胶唱片，沉浸中切换立即生效）；启动时询问是否续播（默认关=静默恢复上次曲目与进度并暂停；开=弹窗询问）；系统媒体会话</w:t>
+      </w:r>
+      <w:r>
+        <w:rPr>
+          <w:lang w:val="zh-CN"/>
+        </w:rPr>
+        <w:t xml:space="preserve"> </w:t>
+      </w:r>
+      <w:r>
+        <w:rPr>
+          <w:rFonts w:hint="eastAsia"/>
+          <w:lang w:val="zh-CN"/>
+        </w:rPr>
+        <w:t xml:space="preserve">SMTC（V4.5</w:t>
+      </w:r>
+      <w:r>
+        <w:rPr>
+          <w:lang w:val="zh-CN"/>
+        </w:rPr>
+        <w:t xml:space="preserve"> </w:t>
+      </w:r>
+      <w:r>
+        <w:rPr>
+          <w:rFonts w:hint="eastAsia"/>
+          <w:lang w:val="zh-CN"/>
+        </w:rPr>
+        <w:t xml:space="preserve">起默认关——部分机器上伴随进程推高</w:t>
+      </w:r>
+      <w:r>
+        <w:rPr>
+          <w:lang w:val="zh-CN"/>
+        </w:rPr>
+        <w:t xml:space="preserve"> CPU </w:t>
+      </w:r>
+      <w:r>
+        <w:rPr>
+          <w:rFonts w:hint="eastAsia"/>
+          <w:lang w:val="zh-CN"/>
+        </w:rPr>
+        <w:t xml:space="preserve">温度，需要时在设置中手动开启）；AM</w:t>
+      </w:r>
+      <w:r>
+        <w:rPr>
+          <w:lang w:val="zh-CN"/>
+        </w:rPr>
+        <w:t xml:space="preserve"> </w:t>
+      </w:r>
+      <w:r>
+        <w:rPr>
+          <w:rFonts w:hint="eastAsia"/>
+          <w:lang w:val="zh-CN"/>
+        </w:rPr>
+        <w:t xml:space="preserve">歌词样式与沉浸歌词样式（字号/行距/每行词数等）各自独立，迁入本页统一调整；封面取色权重（按面积/偏冷/偏暖）与搜索框、A–Z</w:t>
+      </w:r>
+      <w:r>
+        <w:rPr>
+          <w:lang w:val="zh-CN"/>
+        </w:rPr>
+        <w:t xml:space="preserve"> </w:t>
+      </w:r>
+      <w:r>
+        <w:rPr>
+          <w:rFonts w:hint="eastAsia"/>
+          <w:lang w:val="zh-CN"/>
+        </w:rPr>
+        <w:t xml:space="preserve">索引条底色来源（跟随封面/跟随频谱主色/不着色）</w:t>
+      </w:r>
+    </w:p>
+    <w:p>
+      <w:pPr>
+        <w:pStyle w:val="Compact"/>
+        <w:numPr>
+          <w:ilvl w:val="0"/>
+          <w:numId w:val="1004"/>
+        </w:numPr>
+      </w:pPr>
+      <w:r>
+        <w:rPr>
+          <w:rFonts w:hint="eastAsia"/>
+          <w:b/>
+          <w:bCs/>
+          <w:lang w:val="zh-CN"/>
+        </w:rPr>
+        <w:t xml:space="preserve">沉浸模式</w:t>
+      </w:r>
+      <w:r>
+        <w:rPr>
+          <w:b/>
+          <w:bCs/>
+          <w:lang w:val="zh-CN"/>
+        </w:rPr>
+        <w:t xml:space="preserve"> · </w:t>
+      </w:r>
+      <w:r>
+        <w:rPr>
+          <w:rFonts w:hint="eastAsia"/>
+          <w:b/>
+          <w:bCs/>
+          <w:lang w:val="zh-CN"/>
+        </w:rPr>
+        <w:t xml:space="preserve">彩胶唱片</w:t>
+      </w:r>
+      <w:r>
+        <w:rPr>
+          <w:rFonts w:hint="eastAsia"/>
+          <w:lang w:val="zh-CN"/>
+        </w:rPr>
+        <w:t xml:space="preserve">：设置</w:t>
+      </w:r>
+      <w:r>
+        <w:rPr>
+          <w:lang w:val="zh-CN"/>
+        </w:rPr>
+        <w:t xml:space="preserve"> → AM </w:t>
+      </w:r>
+      <w:r>
+        <w:rPr>
+          <w:rFonts w:hint="eastAsia"/>
+          <w:lang w:val="zh-CN"/>
+        </w:rPr>
+        <w:t xml:space="preserve">界面「沉浸模式样式」选彩胶唱片：右侧旋转彩胶——封面截成圆形标签随盘旋转，盘体磨砂亚克力半透明、刻纹颜色从封面实时提取（黑白封面回落主题强调色），播放时柔和加速起转、暂停时带阻尼减速缓缓停稳（rAF</w:t>
+      </w:r>
+      <w:r>
+        <w:rPr>
+          <w:lang w:val="zh-CN"/>
+        </w:rPr>
+        <w:t xml:space="preserve"> </w:t>
+      </w:r>
+      <w:r>
+        <w:rPr>
+          <w:rFonts w:hint="eastAsia"/>
+          <w:lang w:val="zh-CN"/>
+        </w:rPr>
+        <w:t xml:space="preserve">惯性物理，不再是生硬定格），切歌瞬间唱片有一次换碟明暗闪动、盘面叠一层慢速反向流光；左侧常驻大歌词；底部全宽进度条（可拖拽）+</w:t>
+      </w:r>
+      <w:r>
+        <w:rPr>
+          <w:lang w:val="zh-CN"/>
+        </w:rPr>
+        <w:t xml:space="preserve"> </w:t>
+      </w:r>
+      <w:r>
+        <w:rPr>
+          <w:rFonts w:hint="eastAsia"/>
+          <w:lang w:val="zh-CN"/>
+        </w:rPr>
+        <w:t xml:space="preserve">传输/音量/待播清单；背景与全局统一（封面氛围或自定义壁纸照常生效）。沉浸界面右上角</w:t>
+      </w:r>
+      <w:r>
+        <w:rPr>
+          <w:lang w:val="zh-CN"/>
+        </w:rPr>
+        <w:t xml:space="preserve"> 💿 </w:t>
+      </w:r>
+      <w:r>
+        <w:rPr>
+          <w:rFonts w:hint="eastAsia"/>
+          <w:lang w:val="zh-CN"/>
+        </w:rPr>
+        <w:t xml:space="preserve">打开「彩胶外观」：封面大小（50–90%，胶圈宽度随之反向）/</w:t>
+      </w:r>
+      <w:r>
+        <w:rPr>
+          <w:lang w:val="zh-CN"/>
+        </w:rPr>
+        <w:t xml:space="preserve"> </w:t>
+      </w:r>
+      <w:r>
+        <w:rPr>
+          <w:rFonts w:hint="eastAsia"/>
+          <w:lang w:val="zh-CN"/>
+        </w:rPr>
+        <w:t xml:space="preserve">盘体大小（最大</w:t>
+      </w:r>
+      <w:r>
+        <w:rPr>
+          <w:lang w:val="zh-CN"/>
+        </w:rPr>
+        <w:t xml:space="preserve"> </w:t>
+      </w:r>
+      <w:r>
+        <w:rPr>
+          <w:rFonts w:hint="eastAsia"/>
+          <w:lang w:val="zh-CN"/>
+        </w:rPr>
+        <w:t xml:space="preserve">160%）/</w:t>
+      </w:r>
+      <w:r>
+        <w:rPr>
+          <w:lang w:val="zh-CN"/>
+        </w:rPr>
+        <w:t xml:space="preserve"> </w:t>
+      </w:r>
+      <w:r>
+        <w:rPr>
+          <w:rFonts w:hint="eastAsia"/>
+          <w:lang w:val="zh-CN"/>
+        </w:rPr>
+        <w:t xml:space="preserve">盘体不透明度</w:t>
+      </w:r>
+      <w:r>
+        <w:rPr>
+          <w:lang w:val="zh-CN"/>
+        </w:rPr>
+        <w:t xml:space="preserve"> / </w:t>
+      </w:r>
+      <w:r>
+        <w:rPr>
+          <w:rFonts w:hint="eastAsia"/>
+          <w:lang w:val="zh-CN"/>
+        </w:rPr>
+        <w:t xml:space="preserve">转速（4–60</w:t>
+      </w:r>
+      <w:r>
+        <w:rPr>
+          <w:lang w:val="zh-CN"/>
+        </w:rPr>
+        <w:t xml:space="preserve"> </w:t>
+      </w:r>
+      <w:r>
+        <w:rPr>
+          <w:rFonts w:hint="eastAsia"/>
+          <w:lang w:val="zh-CN"/>
+        </w:rPr>
+        <w:t xml:space="preserve">秒/圈）滑杆，唱片位置「居中</w:t>
+      </w:r>
+      <w:r>
+        <w:rPr>
+          <w:lang w:val="zh-CN"/>
+        </w:rPr>
+        <w:t xml:space="preserve"> / </w:t>
+      </w:r>
+      <w:r>
+        <w:rPr>
+          <w:rFonts w:hint="eastAsia"/>
+          <w:lang w:val="zh-CN"/>
+        </w:rPr>
+        <w:t xml:space="preserve">右上悬挂」（QQ</w:t>
+      </w:r>
+      <w:r>
+        <w:rPr>
+          <w:lang w:val="zh-CN"/>
+        </w:rPr>
+        <w:t xml:space="preserve"> </w:t>
+      </w:r>
+      <w:r>
+        <w:rPr>
+          <w:rFonts w:hint="eastAsia"/>
+          <w:lang w:val="zh-CN"/>
+        </w:rPr>
+        <w:t xml:space="preserve">音乐式探出屏幕右上），轴心孔可开关，盘面图片可自定义（上传一张图自动智能去边裁切——唱片照片的白边/黑边会自动识别去除，随盘旋转，「盘体不透明」对它同样生效；历史</w:t>
+      </w:r>
+      <w:r>
+        <w:rPr>
+          <w:lang w:val="zh-CN"/>
+        </w:rPr>
+        <w:t xml:space="preserve"> 8 </w:t>
+      </w:r>
+      <w:r>
+        <w:rPr>
+          <w:rFonts w:hint="eastAsia"/>
+          <w:lang w:val="zh-CN"/>
+        </w:rPr>
+        <w:t xml:space="preserve">张缩略图条点按切回、hover</w:t>
+      </w:r>
+      <w:r>
+        <w:rPr>
+          <w:lang w:val="zh-CN"/>
+        </w:rPr>
+        <w:t xml:space="preserve"> ✕ </w:t>
+      </w:r>
+      <w:r>
+        <w:rPr>
+          <w:rFonts w:hint="eastAsia"/>
+          <w:lang w:val="zh-CN"/>
+        </w:rPr>
+        <w:t xml:space="preserve">删除，清除即回封面取色刻纹），🎲</w:t>
+      </w:r>
+      <w:r>
+        <w:rPr>
+          <w:lang w:val="zh-CN"/>
+        </w:rPr>
+        <w:t xml:space="preserve"> </w:t>
+      </w:r>
+      <w:r>
+        <w:rPr>
+          <w:rFonts w:hint="eastAsia"/>
+          <w:lang w:val="zh-CN"/>
+        </w:rPr>
+        <w:t xml:space="preserve">换一组随机纹路（宽度/明暗/哑光圈随机生成，固定半径起铺、不受封面大小影响），↺</w:t>
+      </w:r>
+      <w:r>
+        <w:rPr>
+          <w:lang w:val="zh-CN"/>
+        </w:rPr>
+        <w:t xml:space="preserve"> </w:t>
+      </w:r>
+      <w:r>
+        <w:rPr>
+          <w:rFonts w:hint="eastAsia"/>
+          <w:lang w:val="zh-CN"/>
+        </w:rPr>
+        <w:t xml:space="preserve">一键恢复默认；全部即时生效并记忆。拖动底部进度条时唱片像表把一样跟手转动（前拽顺时针、后拽逆时针，暂停时也生效），点击跳转时唱片朝跳转方向加速甩一下再恢复正常转速</w:t>
+      </w:r>
+    </w:p>
+    <w:p>
+      <w:pPr>
+        <w:pStyle w:val="Compact"/>
+        <w:numPr>
+          <w:ilvl w:val="0"/>
+          <w:numId w:val="1004"/>
+        </w:numPr>
+      </w:pPr>
+      <w:r>
+        <w:rPr>
+          <w:rFonts w:hint="eastAsia"/>
+          <w:b/>
+          <w:bCs/>
+          <w:lang w:val="zh-CN"/>
+        </w:rPr>
+        <w:t xml:space="preserve">歌词偏移（歌词栏</w:t>
+      </w:r>
+      <w:r>
+        <w:rPr>
+          <w:b/>
+          <w:bCs/>
+          <w:lang w:val="zh-CN"/>
+        </w:rPr>
+        <w:t xml:space="preserve"> </w:t>
+      </w:r>
+      <w:r>
+        <w:rPr>
+          <w:rFonts w:hint="eastAsia"/>
+          <w:b/>
+          <w:bCs/>
+          <w:lang w:val="zh-CN"/>
+        </w:rPr>
+        <w:t xml:space="preserve">⚙）</w:t>
+      </w:r>
+      <w:r>
+        <w:rPr>
+          <w:rFonts w:hint="eastAsia"/>
+          <w:lang w:val="zh-CN"/>
+        </w:rPr>
+        <w:t xml:space="preserve">：−/＋</w:t>
+      </w:r>
+      <w:r>
+        <w:rPr>
+          <w:lang w:val="zh-CN"/>
+        </w:rPr>
+        <w:t xml:space="preserve"> </w:t>
+      </w:r>
+      <w:r>
+        <w:rPr>
+          <w:rFonts w:hint="eastAsia"/>
+          <w:lang w:val="zh-CN"/>
+        </w:rPr>
+        <w:t xml:space="preserve">按</w:t>
+      </w:r>
+      <w:r>
+        <w:rPr>
+          <w:lang w:val="zh-CN"/>
+        </w:rPr>
+        <w:t xml:space="preserve"> 0.5s </w:t>
+      </w:r>
+      <w:r>
+        <w:rPr>
+          <w:rFonts w:hint="eastAsia"/>
+          <w:lang w:val="zh-CN"/>
+        </w:rPr>
+        <w:t xml:space="preserve">步进微调当前曲歌词时间轴（±30s），↺</w:t>
+      </w:r>
+      <w:r>
+        <w:rPr>
+          <w:lang w:val="zh-CN"/>
+        </w:rPr>
+        <w:t xml:space="preserve"> </w:t>
+      </w:r>
+      <w:r>
+        <w:rPr>
+          <w:rFonts w:hint="eastAsia"/>
+          <w:lang w:val="zh-CN"/>
+        </w:rPr>
+        <w:t xml:space="preserve">归零；按曲目记忆，AM</w:t>
+      </w:r>
+      <w:r>
+        <w:rPr>
+          <w:lang w:val="zh-CN"/>
+        </w:rPr>
+        <w:t xml:space="preserve"> </w:t>
+      </w:r>
+      <w:r>
+        <w:rPr>
+          <w:rFonts w:hint="eastAsia"/>
+          <w:lang w:val="zh-CN"/>
+        </w:rPr>
+        <w:t xml:space="preserve">面板、FB2K</w:t>
+      </w:r>
+      <w:r>
+        <w:rPr>
+          <w:lang w:val="zh-CN"/>
+        </w:rPr>
+        <w:t xml:space="preserve"> </w:t>
+      </w:r>
+      <w:r>
+        <w:rPr>
+          <w:rFonts w:hint="eastAsia"/>
+          <w:lang w:val="zh-CN"/>
+        </w:rPr>
+        <w:t xml:space="preserve">侧栏、桌面歌词同步生效</w:t>
+      </w:r>
+    </w:p>
+    <w:p>
+      <w:pPr>
+        <w:pStyle w:val="Compact"/>
+        <w:numPr>
+          <w:ilvl w:val="0"/>
+          <w:numId w:val="1004"/>
+        </w:numPr>
+      </w:pPr>
+      <w:r>
+        <w:rPr>
           <w:rFonts w:hint="eastAsia"/>
           <w:b/>
           <w:bCs/>
@@ -9560,7 +9895,85 @@
           <w:rFonts w:hint="eastAsia"/>
           <w:lang w:val="zh-CN"/>
         </w:rPr>
-        <w:t xml:space="preserve">音量浮层/锁屏显示封面与曲目信息，可直接拖进度条</w:t>
+        <w:t xml:space="preserve">音量浮层/锁屏显示封面与曲目信息，可直接拖进度条。V4.5</w:t>
+      </w:r>
+      <w:r>
+        <w:rPr>
+          <w:lang w:val="zh-CN"/>
+        </w:rPr>
+        <w:t xml:space="preserve"> </w:t>
+      </w:r>
+      <w:r>
+        <w:rPr>
+          <w:rFonts w:hint="eastAsia"/>
+          <w:lang w:val="zh-CN"/>
+        </w:rPr>
+        <w:t xml:space="preserve">起默认关闭（部分机器上系统伴随进程频繁拉取封面与曲目信息会推高</w:t>
+      </w:r>
+      <w:r>
+        <w:rPr>
+          <w:lang w:val="zh-CN"/>
+        </w:rPr>
+        <w:t xml:space="preserve"> CPU </w:t>
+      </w:r>
+      <w:r>
+        <w:rPr>
+          <w:rFonts w:hint="eastAsia"/>
+          <w:lang w:val="zh-CN"/>
+        </w:rPr>
+        <w:t xml:space="preserve">温度），可在</w:t>
+      </w:r>
+      <w:r>
+        <w:rPr>
+          <w:lang w:val="zh-CN"/>
+        </w:rPr>
+        <w:t xml:space="preserve"> </w:t>
+      </w:r>
+      <w:r>
+        <w:rPr>
+          <w:rFonts w:hint="eastAsia"/>
+          <w:lang w:val="zh-CN"/>
+        </w:rPr>
+        <w:t xml:space="preserve">设置</w:t>
+      </w:r>
+      <w:r>
+        <w:rPr>
+          <w:lang w:val="zh-CN"/>
+        </w:rPr>
+        <w:t xml:space="preserve"> → AM </w:t>
+      </w:r>
+      <w:r>
+        <w:rPr>
+          <w:rFonts w:hint="eastAsia"/>
+          <w:lang w:val="zh-CN"/>
+        </w:rPr>
+        <w:t xml:space="preserve">界面</w:t>
+      </w:r>
+      <w:r>
+        <w:rPr>
+          <w:lang w:val="zh-CN"/>
+        </w:rPr>
+        <w:t xml:space="preserve"> </w:t>
+      </w:r>
+      <w:r>
+        <w:rPr>
+          <w:rFonts w:hint="eastAsia"/>
+          <w:lang w:val="zh-CN"/>
+        </w:rPr>
+        <w:t xml:space="preserve">手动开启；V4.4.8–4.4.9</w:t>
+      </w:r>
+      <w:r>
+        <w:rPr>
+          <w:lang w:val="zh-CN"/>
+        </w:rPr>
+        <w:t xml:space="preserve"> </w:t>
+      </w:r>
+      <w:r>
+        <w:rPr>
+          <w:rFonts w:hint="eastAsia"/>
+          <w:lang w:val="zh-CN"/>
+        </w:rPr>
+        <w:t xml:space="preserve">期间开启过的用户升级后首次启动会自动迁移为关闭并提示一次，手动再开启过的不受影响</w:t>
       </w:r>
     </w:p>
     <w:p>
@@ -11537,6 +11950,342 @@
           <w:lang w:val="zh-CN"/>
         </w:rPr>
         <w:t xml:space="preserve">版本更新</w:t>
+      </w:r>
+    </w:p>
+    <w:p>
+      <w:pPr>
+        <w:pStyle w:val="Compact"/>
+        <w:numPr>
+          <w:ilvl w:val="0"/>
+          <w:numId w:val="1010"/>
+        </w:numPr>
+      </w:pPr>
+      <w:r>
+        <w:rPr>
+          <w:b/>
+          <w:bCs/>
+          <w:lang w:val="zh-CN"/>
+        </w:rPr>
+        <w:t xml:space="preserve">V4.5.0</w:t>
+      </w:r>
+      <w:r>
+        <w:rPr>
+          <w:rFonts w:hint="eastAsia"/>
+          <w:lang w:val="zh-CN"/>
+        </w:rPr>
+        <w:t xml:space="preserve">：社区协作第二批（秋野奈</w:t>
+      </w:r>
+      <w:r>
+        <w:rPr>
+          <w:lang w:val="zh-CN"/>
+        </w:rPr>
+        <w:t xml:space="preserve"> PR </w:t>
+      </w:r>
+      <w:r>
+        <w:rPr>
+          <w:rFonts w:hint="eastAsia"/>
+          <w:lang w:val="zh-CN"/>
+        </w:rPr>
+        <w:t xml:space="preserve">#17/#18，开发者小组两轮评审</w:t>
+      </w:r>
+      <w:r>
+        <w:rPr>
+          <w:lang w:val="zh-CN"/>
+        </w:rPr>
+        <w:t xml:space="preserve"> + </w:t>
+      </w:r>
+      <w:r>
+        <w:rPr>
+          <w:rFonts w:hint="eastAsia"/>
+          <w:lang w:val="zh-CN"/>
+        </w:rPr>
+        <w:t xml:space="preserve">实机验证后合入）：①</w:t>
+      </w:r>
+      <w:r>
+        <w:rPr>
+          <w:lang w:val="zh-CN"/>
+        </w:rPr>
+        <w:t xml:space="preserve"> </w:t>
+      </w:r>
+      <w:r>
+        <w:rPr>
+          <w:rFonts w:hint="eastAsia"/>
+          <w:lang w:val="zh-CN"/>
+        </w:rPr>
+        <w:t xml:space="preserve">可拖动分栏——侧栏与歌词面板分界线可拖拽调宽，双击恢复默认、重启记忆；②</w:t>
+      </w:r>
+      <w:r>
+        <w:rPr>
+          <w:lang w:val="zh-CN"/>
+        </w:rPr>
+        <w:t xml:space="preserve"> </w:t>
+      </w:r>
+      <w:r>
+        <w:rPr>
+          <w:rFonts w:hint="eastAsia"/>
+          <w:lang w:val="zh-CN"/>
+        </w:rPr>
+        <w:t xml:space="preserve">顶栏图标全部统一为</w:t>
+      </w:r>
+      <w:r>
+        <w:rPr>
+          <w:lang w:val="zh-CN"/>
+        </w:rPr>
+        <w:t xml:space="preserve"> </w:t>
+      </w:r>
+      <w:r>
+        <w:rPr>
+          <w:rFonts w:hint="eastAsia"/>
+          <w:lang w:val="zh-CN"/>
+        </w:rPr>
+        <w:t xml:space="preserve">SVG（修复</w:t>
+      </w:r>
+      <w:r>
+        <w:rPr>
+          <w:lang w:val="zh-CN"/>
+        </w:rPr>
+        <w:t xml:space="preserve"> emoji </w:t>
+      </w:r>
+      <w:r>
+        <w:rPr>
+          <w:rFonts w:hint="eastAsia"/>
+          <w:lang w:val="zh-CN"/>
+        </w:rPr>
+        <w:t xml:space="preserve">大小不一、迷你图标豆腐块），播放模式五图标重绘区分；③</w:t>
+      </w:r>
+      <w:r>
+        <w:rPr>
+          <w:lang w:val="zh-CN"/>
+        </w:rPr>
+        <w:t xml:space="preserve"> </w:t>
+      </w:r>
+      <w:r>
+        <w:rPr>
+          <w:rFonts w:hint="eastAsia"/>
+          <w:lang w:val="zh-CN"/>
+        </w:rPr>
+        <w:t xml:space="preserve">新增「创建时间」（需重扫曲库）与「专辑名</w:t>
+      </w:r>
+      <w:r>
+        <w:rPr>
+          <w:lang w:val="zh-CN"/>
+        </w:rPr>
+        <w:t xml:space="preserve"> </w:t>
+      </w:r>
+      <w:r>
+        <w:rPr>
+          <w:rFonts w:hint="eastAsia"/>
+          <w:lang w:val="zh-CN"/>
+        </w:rPr>
+        <w:t xml:space="preserve">A–Z」排序；④</w:t>
+      </w:r>
+      <w:r>
+        <w:rPr>
+          <w:lang w:val="zh-CN"/>
+        </w:rPr>
+        <w:t xml:space="preserve"> </w:t>
+      </w:r>
+      <w:r>
+        <w:rPr>
+          <w:rFonts w:hint="eastAsia"/>
+          <w:lang w:val="zh-CN"/>
+        </w:rPr>
+        <w:t xml:space="preserve">内存大涨修复——封面取色不再随切歌反复重建渲染图层（实测</w:t>
+      </w:r>
+      <w:r>
+        <w:rPr>
+          <w:lang w:val="zh-CN"/>
+        </w:rPr>
+        <w:t xml:space="preserve"> </w:t>
+      </w:r>
+      <w:r>
+        <w:rPr>
+          <w:rFonts w:hint="eastAsia"/>
+          <w:lang w:val="zh-CN"/>
+        </w:rPr>
+        <w:t xml:space="preserve">1440MB→818MB），封面缩图改系统原生解码首屏提速，坏缓存自愈；⑤</w:t>
+      </w:r>
+      <w:r>
+        <w:rPr>
+          <w:lang w:val="zh-CN"/>
+        </w:rPr>
+        <w:t xml:space="preserve"> </w:t>
+      </w:r>
+      <w:r>
+        <w:rPr>
+          <w:rFonts w:hint="eastAsia"/>
+          <w:lang w:val="zh-CN"/>
+        </w:rPr>
+        <w:t xml:space="preserve">分组表头升级（组头</w:t>
+      </w:r>
+      <w:r>
+        <w:rPr>
+          <w:lang w:val="zh-CN"/>
+        </w:rPr>
+        <w:t xml:space="preserve"> </w:t>
+      </w:r>
+      <w:r>
+        <w:rPr>
+          <w:rFonts w:hint="eastAsia"/>
+          <w:lang w:val="zh-CN"/>
+        </w:rPr>
+        <w:t xml:space="preserve">52px、封面与组名对齐、右键组头开多选菜单不跳顶）+</w:t>
+      </w:r>
+      <w:r>
+        <w:rPr>
+          <w:lang w:val="zh-CN"/>
+        </w:rPr>
+        <w:t xml:space="preserve"> </w:t>
+      </w:r>
+      <w:r>
+        <w:rPr>
+          <w:rFonts w:hint="eastAsia"/>
+          <w:lang w:val="zh-CN"/>
+        </w:rPr>
+        <w:t xml:space="preserve">侧栏吸顶标题胶囊</w:t>
+      </w:r>
+      <w:r>
+        <w:rPr>
+          <w:lang w:val="zh-CN"/>
+        </w:rPr>
+        <w:t xml:space="preserve"> + </w:t>
+      </w:r>
+      <w:r>
+        <w:rPr>
+          <w:rFonts w:hint="eastAsia"/>
+          <w:lang w:val="zh-CN"/>
+        </w:rPr>
+        <w:t xml:space="preserve">悬浮滚动条；⑥</w:t>
+      </w:r>
+      <w:r>
+        <w:rPr>
+          <w:lang w:val="zh-CN"/>
+        </w:rPr>
+        <w:t xml:space="preserve"> </w:t>
+      </w:r>
+      <w:r>
+        <w:rPr>
+          <w:rFonts w:hint="eastAsia"/>
+          <w:lang w:val="zh-CN"/>
+        </w:rPr>
+        <w:t xml:space="preserve">拖动保护——拖动途中切歌不中断，切歌只切高亮不重建列表，播放后立即滚动不被拉回；⑦</w:t>
+      </w:r>
+      <w:r>
+        <w:rPr>
+          <w:lang w:val="zh-CN"/>
+        </w:rPr>
+        <w:t xml:space="preserve"> </w:t>
+      </w:r>
+      <w:r>
+        <w:rPr>
+          <w:rFonts w:hint="eastAsia"/>
+          <w:lang w:val="zh-CN"/>
+        </w:rPr>
+        <w:t xml:space="preserve">待播清单渲染完整队列，未入库曲目重启恢复后标题/封面/歌词正常；⑧</w:t>
+      </w:r>
+      <w:r>
+        <w:rPr>
+          <w:lang w:val="zh-CN"/>
+        </w:rPr>
+        <w:t xml:space="preserve"> </w:t>
+      </w:r>
+      <w:r>
+        <w:rPr>
+          <w:rFonts w:hint="eastAsia"/>
+          <w:lang w:val="zh-CN"/>
+        </w:rPr>
+        <w:t xml:space="preserve">重启续播改静默恢复并暂停（无爆音、不掐其他程序声音），设置</w:t>
+      </w:r>
+      <w:r>
+        <w:rPr>
+          <w:lang w:val="zh-CN"/>
+        </w:rPr>
+        <w:t xml:space="preserve"> → AM </w:t>
+      </w:r>
+      <w:r>
+        <w:rPr>
+          <w:rFonts w:hint="eastAsia"/>
+          <w:lang w:val="zh-CN"/>
+        </w:rPr>
+        <w:t xml:space="preserve">界面新增「启动时询问是否续播」开关；⑨</w:t>
+      </w:r>
+      <w:r>
+        <w:rPr>
+          <w:lang w:val="zh-CN"/>
+        </w:rPr>
+        <w:t xml:space="preserve"> SMTC </w:t>
+      </w:r>
+      <w:r>
+        <w:rPr>
+          <w:rFonts w:hint="eastAsia"/>
+          <w:lang w:val="zh-CN"/>
+        </w:rPr>
+        <w:t xml:space="preserve">默认关闭（部分机器</w:t>
+      </w:r>
+      <w:r>
+        <w:rPr>
+          <w:lang w:val="zh-CN"/>
+        </w:rPr>
+        <w:t xml:space="preserve"> CPU </w:t>
+      </w:r>
+      <w:r>
+        <w:rPr>
+          <w:rFonts w:hint="eastAsia"/>
+          <w:lang w:val="zh-CN"/>
+        </w:rPr>
+        <w:t xml:space="preserve">温度偏高），老用户首启自动迁移并提示；⑩</w:t>
+      </w:r>
+      <w:r>
+        <w:rPr>
+          <w:lang w:val="zh-CN"/>
+        </w:rPr>
+        <w:t xml:space="preserve"> </w:t>
+      </w:r>
+      <w:r>
+        <w:rPr>
+          <w:rFonts w:hint="eastAsia"/>
+          <w:lang w:val="zh-CN"/>
+        </w:rPr>
+        <w:t xml:space="preserve">竖直音量条方向修正。另：安妮播放器自本版起进入稳定维护期，更新节奏放缓、元旦后迎大版本（详见</w:t>
+      </w:r>
+      <w:r>
+        <w:rPr>
+          <w:lang w:val="zh-CN"/>
+        </w:rPr>
+        <w:t xml:space="preserve"> </w:t>
+      </w:r>
+      <w:r>
+        <w:rPr>
+          <w:rFonts w:hint="eastAsia"/>
+          <w:lang w:val="zh-CN"/>
+        </w:rPr>
+        <w:t xml:space="preserve">设置</w:t>
+      </w:r>
+      <w:r>
+        <w:rPr>
+          <w:lang w:val="zh-CN"/>
+        </w:rPr>
+        <w:t xml:space="preserve"> → </w:t>
+      </w:r>
+      <w:r>
+        <w:rPr>
+          <w:rFonts w:hint="eastAsia"/>
+          <w:lang w:val="zh-CN"/>
+        </w:rPr>
+        <w:t xml:space="preserve">更新与关于</w:t>
+      </w:r>
+      <w:r>
+        <w:rPr>
+          <w:lang w:val="zh-CN"/>
+        </w:rPr>
+        <w:t xml:space="preserve"> </w:t>
+      </w:r>
+      <w:r>
+        <w:rPr>
+          <w:rFonts w:hint="eastAsia"/>
+          <w:lang w:val="zh-CN"/>
+        </w:rPr>
+        <w:t xml:space="preserve">或根目录更新日志）</w:t>
       </w:r>
     </w:p>
     <w:p>

--- a/AnniePlayer-LXversion安妮洛雪/《章鱼科技：安妮播放器全功能说明书》.docx
+++ b/AnniePlayer-LXversion安妮洛雪/《章鱼科技：安妮播放器全功能说明书》.docx
@@ -97,7 +97,7 @@
           <w:rFonts w:hint="eastAsia"/>
           <w:lang w:val="zh-CN"/>
         </w:rPr>
-        <w:t xml:space="preserve">：V4.5.0</w:t>
+        <w:t xml:space="preserve">：V4.5.1</w:t>
       </w:r>
       <w:r>
         <w:rPr>
@@ -11950,6 +11950,212 @@
           <w:lang w:val="zh-CN"/>
         </w:rPr>
         <w:t xml:space="preserve">版本更新</w:t>
+      </w:r>
+    </w:p>
+    <w:p>
+      <w:pPr>
+        <w:pStyle w:val="Compact"/>
+        <w:numPr>
+          <w:ilvl w:val="0"/>
+          <w:numId w:val="1010"/>
+        </w:numPr>
+      </w:pPr>
+      <w:r>
+        <w:rPr>
+          <w:b/>
+          <w:bCs/>
+          <w:lang w:val="zh-CN"/>
+        </w:rPr>
+        <w:t xml:space="preserve">V4.5.1</w:t>
+      </w:r>
+      <w:r>
+        <w:rPr>
+          <w:rFonts w:hint="eastAsia"/>
+          <w:lang w:val="zh-CN"/>
+        </w:rPr>
+        <w:t xml:space="preserve">：4.5.0</w:t>
+      </w:r>
+      <w:r>
+        <w:rPr>
+          <w:lang w:val="zh-CN"/>
+        </w:rPr>
+        <w:t xml:space="preserve"> </w:t>
+      </w:r>
+      <w:r>
+        <w:rPr>
+          <w:rFonts w:hint="eastAsia"/>
+          <w:lang w:val="zh-CN"/>
+        </w:rPr>
+        <w:t xml:space="preserve">打磨批次（秋野奈</w:t>
+      </w:r>
+      <w:r>
+        <w:rPr>
+          <w:lang w:val="zh-CN"/>
+        </w:rPr>
+        <w:t xml:space="preserve"> PR #19 + </w:t>
+      </w:r>
+      <w:r>
+        <w:rPr>
+          <w:rFonts w:hint="eastAsia"/>
+          <w:lang w:val="zh-CN"/>
+        </w:rPr>
+        <w:t xml:space="preserve">维护者修复）：①</w:t>
+      </w:r>
+      <w:r>
+        <w:rPr>
+          <w:lang w:val="zh-CN"/>
+        </w:rPr>
+        <w:t xml:space="preserve"> </w:t>
+      </w:r>
+      <w:r>
+        <w:rPr>
+          <w:rFonts w:hint="eastAsia"/>
+          <w:lang w:val="zh-CN"/>
+        </w:rPr>
+        <w:t xml:space="preserve">按专辑分组补上设置入口（设置</w:t>
+      </w:r>
+      <w:r>
+        <w:rPr>
+          <w:lang w:val="zh-CN"/>
+        </w:rPr>
+        <w:t xml:space="preserve"> → AM </w:t>
+      </w:r>
+      <w:r>
+        <w:rPr>
+          <w:rFonts w:hint="eastAsia"/>
+          <w:lang w:val="zh-CN"/>
+        </w:rPr>
+        <w:t xml:space="preserve">界面</w:t>
+      </w:r>
+      <w:r>
+        <w:rPr>
+          <w:lang w:val="zh-CN"/>
+        </w:rPr>
+        <w:t xml:space="preserve"> → </w:t>
+      </w:r>
+      <w:r>
+        <w:rPr>
+          <w:rFonts w:hint="eastAsia"/>
+          <w:lang w:val="zh-CN"/>
+        </w:rPr>
+        <w:t xml:space="preserve">界面布局，勾选立即生效）；②</w:t>
+      </w:r>
+      <w:r>
+        <w:rPr>
+          <w:lang w:val="zh-CN"/>
+        </w:rPr>
+        <w:t xml:space="preserve"> </w:t>
+      </w:r>
+      <w:r>
+        <w:rPr>
+          <w:rFonts w:hint="eastAsia"/>
+          <w:lang w:val="zh-CN"/>
+        </w:rPr>
+        <w:t xml:space="preserve">组级复选框整组多选、右键组头开菜单不跳顶、折叠保持滚动；③</w:t>
+      </w:r>
+      <w:r>
+        <w:rPr>
+          <w:lang w:val="zh-CN"/>
+        </w:rPr>
+        <w:t xml:space="preserve"> </w:t>
+      </w:r>
+      <w:r>
+        <w:rPr>
+          <w:rFonts w:hint="eastAsia"/>
+          <w:lang w:val="zh-CN"/>
+        </w:rPr>
+        <w:t xml:space="preserve">沉浸三连修——快速连按切歌封面不再被旧图残留盖住；窗口拖窄后歌词当前行不再贴顶（废弃</w:t>
+      </w:r>
+      <w:r>
+        <w:rPr>
+          <w:lang w:val="zh-CN"/>
+        </w:rPr>
+        <w:t xml:space="preserve"> zoom </w:t>
+      </w:r>
+      <w:r>
+        <w:rPr>
+          <w:rFonts w:hint="eastAsia"/>
+          <w:lang w:val="zh-CN"/>
+        </w:rPr>
+        <w:t xml:space="preserve">缩放方案）；Esc</w:t>
+      </w:r>
+      <w:r>
+        <w:rPr>
+          <w:lang w:val="zh-CN"/>
+        </w:rPr>
+        <w:t xml:space="preserve"> </w:t>
+      </w:r>
+      <w:r>
+        <w:rPr>
+          <w:rFonts w:hint="eastAsia"/>
+          <w:lang w:val="zh-CN"/>
+        </w:rPr>
+        <w:t xml:space="preserve">一次直接回主界面；④</w:t>
+      </w:r>
+      <w:r>
+        <w:rPr>
+          <w:lang w:val="zh-CN"/>
+        </w:rPr>
+        <w:t xml:space="preserve"> </w:t>
+      </w:r>
+      <w:r>
+        <w:rPr>
+          <w:rFonts w:hint="eastAsia"/>
+          <w:lang w:val="zh-CN"/>
+        </w:rPr>
+        <w:t xml:space="preserve">「沉浸模式真全屏」开关修复——开启后进沉浸自动真全屏，全屏状态按钮/Esc/自动进入三路统一；⑤</w:t>
+      </w:r>
+      <w:r>
+        <w:rPr>
+          <w:lang w:val="zh-CN"/>
+        </w:rPr>
+        <w:t xml:space="preserve"> </w:t>
+      </w:r>
+      <w:r>
+        <w:rPr>
+          <w:rFonts w:hint="eastAsia"/>
+          <w:lang w:val="zh-CN"/>
+        </w:rPr>
+        <w:t xml:space="preserve">修复窗口大小改变时歌词定位被误判手动翻看而卡住；⑥</w:t>
+      </w:r>
+      <w:r>
+        <w:rPr>
+          <w:lang w:val="zh-CN"/>
+        </w:rPr>
+        <w:t xml:space="preserve"> </w:t>
+      </w:r>
+      <w:r>
+        <w:rPr>
+          <w:rFonts w:hint="eastAsia"/>
+          <w:lang w:val="zh-CN"/>
+        </w:rPr>
+        <w:t xml:space="preserve">细节：专辑搜索联动与提速</w:t>
+      </w:r>
+      <w:r>
+        <w:rPr>
+          <w:lang w:val="zh-CN"/>
+        </w:rPr>
+        <w:t xml:space="preserve"> 4 </w:t>
+      </w:r>
+      <w:r>
+        <w:rPr>
+          <w:rFonts w:hint="eastAsia"/>
+          <w:lang w:val="zh-CN"/>
+        </w:rPr>
+        <w:t xml:space="preserve">倍、搜索框清空按钮、Qobuz/在线音乐胶囊下拉、音量条拖动顺滑、封面等比缩放、侧栏图标统一</w:t>
+      </w:r>
+      <w:r>
+        <w:rPr>
+          <w:lang w:val="zh-CN"/>
+        </w:rPr>
+        <w:t xml:space="preserve"> </w:t>
+      </w:r>
+      <w:r>
+        <w:rPr>
+          <w:rFonts w:hint="eastAsia"/>
+          <w:lang w:val="zh-CN"/>
+        </w:rPr>
+        <w:t xml:space="preserve">SVG、滚动位置重启记忆</w:t>
       </w:r>
     </w:p>
     <w:p>

--- a/AnniePlayer-LXversion安妮洛雪/《章鱼科技：安妮播放器全功能说明书》.docx
+++ b/AnniePlayer-LXversion安妮洛雪/《章鱼科技：安妮播放器全功能说明书》.docx
@@ -97,7 +97,7 @@
           <w:rFonts w:hint="eastAsia"/>
           <w:lang w:val="zh-CN"/>
         </w:rPr>
-        <w:t xml:space="preserve">：V4.5.1</w:t>
+        <w:t xml:space="preserve">：V4.6.0</w:t>
       </w:r>
       <w:r>
         <w:rPr>
@@ -6570,19 +6570,148 @@
       </w:pPr>
       <w:r>
         <w:rPr>
-          <w:rFonts w:hint="eastAsia"/>
-          <w:b/>
-          <w:bCs/>
-          <w:lang w:val="zh-CN"/>
-        </w:rPr>
-        <w:t xml:space="preserve">亮/暗切换（☀/🌙）</w:t>
-      </w:r>
-      <w:r>
-        <w:rPr>
-          <w:rFonts w:hint="eastAsia"/>
-          <w:lang w:val="zh-CN"/>
-        </w:rPr>
-        <w:t xml:space="preserve">：独立记忆；亮色为柔和暖白，封面氛围背景与沉浸页自动适配</w:t>
+          <w:b/>
+          <w:bCs/>
+          <w:lang w:val="zh-CN"/>
+        </w:rPr>
+        <w:t xml:space="preserve">Apple Music </w:t>
+      </w:r>
+      <w:r>
+        <w:rPr>
+          <w:rFonts w:hint="eastAsia"/>
+          <w:b/>
+          <w:bCs/>
+          <w:lang w:val="zh-CN"/>
+        </w:rPr>
+        <w:t xml:space="preserve">音源（侧栏</w:t>
+      </w:r>
+      <w:r>
+        <w:rPr>
+          <w:b/>
+          <w:bCs/>
+          <w:lang w:val="zh-CN"/>
+        </w:rPr>
+        <w:t xml:space="preserve"> </w:t>
+      </w:r>
+      <w:r>
+        <w:rPr>
+          <w:rFonts w:hint="eastAsia"/>
+          <w:b/>
+          <w:bCs/>
+          <w:lang w:val="zh-CN"/>
+        </w:rPr>
+        <w:t xml:space="preserve">🍎，实验性）</w:t>
+      </w:r>
+      <w:r>
+        <w:rPr>
+          <w:rFonts w:hint="eastAsia"/>
+          <w:lang w:val="zh-CN"/>
+        </w:rPr>
+        <w:t xml:space="preserve">：（V4.6</w:t>
+      </w:r>
+      <w:r>
+        <w:rPr>
+          <w:lang w:val="zh-CN"/>
+        </w:rPr>
+        <w:t xml:space="preserve"> </w:t>
+      </w:r>
+      <w:r>
+        <w:rPr>
+          <w:rFonts w:hint="eastAsia"/>
+          <w:lang w:val="zh-CN"/>
+        </w:rPr>
+        <w:t xml:space="preserve">新增，实验性功能：开发难度大，实际效果暂时无法保证，请等待后续版本）首次进入按引导登录自己的</w:t>
+      </w:r>
+      <w:r>
+        <w:rPr>
+          <w:lang w:val="zh-CN"/>
+        </w:rPr>
+        <w:t xml:space="preserve"> Apple </w:t>
+      </w:r>
+      <w:r>
+        <w:rPr>
+          <w:rFonts w:hint="eastAsia"/>
+          <w:lang w:val="zh-CN"/>
+        </w:rPr>
+        <w:t xml:space="preserve">账号（支持两步验证，建议专用小号）；之后可搜索歌曲/专辑、粘贴链接解析（单曲/专辑/歌单）；播放音质两档——ALAC</w:t>
+      </w:r>
+      <w:r>
+        <w:rPr>
+          <w:lang w:val="zh-CN"/>
+        </w:rPr>
+        <w:t xml:space="preserve"> </w:t>
+      </w:r>
+      <w:r>
+        <w:rPr>
+          <w:rFonts w:hint="eastAsia"/>
+          <w:lang w:val="zh-CN"/>
+        </w:rPr>
+        <w:t xml:space="preserve">无损（流式，最高</w:t>
+      </w:r>
+      <w:r>
+        <w:rPr>
+          <w:lang w:val="zh-CN"/>
+        </w:rPr>
+        <w:t xml:space="preserve"> </w:t>
+      </w:r>
+      <w:r>
+        <w:rPr>
+          <w:rFonts w:hint="eastAsia"/>
+          <w:lang w:val="zh-CN"/>
+        </w:rPr>
+        <w:t xml:space="preserve">24bit/192kHz）/</w:t>
+      </w:r>
+      <w:r>
+        <w:rPr>
+          <w:lang w:val="zh-CN"/>
+        </w:rPr>
+        <w:t xml:space="preserve"> AAC </w:t>
+      </w:r>
+      <w:r>
+        <w:rPr>
+          <w:rFonts w:hint="eastAsia"/>
+          <w:lang w:val="zh-CN"/>
+        </w:rPr>
+        <w:t xml:space="preserve">256K（起播快，缓冲式）；播放时底部弹出加载进度卡（解析播放列表</w:t>
+      </w:r>
+      <w:r>
+        <w:rPr>
+          <w:lang w:val="zh-CN"/>
+        </w:rPr>
+        <w:t xml:space="preserve"> → </w:t>
+      </w:r>
+      <w:r>
+        <w:rPr>
+          <w:rFonts w:hint="eastAsia"/>
+          <w:lang w:val="zh-CN"/>
+        </w:rPr>
+        <w:t xml:space="preserve">获取密钥</w:t>
+      </w:r>
+      <w:r>
+        <w:rPr>
+          <w:lang w:val="zh-CN"/>
+        </w:rPr>
+        <w:t xml:space="preserve"> → </w:t>
+      </w:r>
+      <w:r>
+        <w:rPr>
+          <w:rFonts w:hint="eastAsia"/>
+          <w:lang w:val="zh-CN"/>
+        </w:rPr>
+        <w:t xml:space="preserve">下载分片逐阶段显示，真正出声后显示「加载成功」）；下载音质五档（AAC</w:t>
+      </w:r>
+      <w:r>
+        <w:rPr>
+          <w:lang w:val="zh-CN"/>
+        </w:rPr>
+        <w:t xml:space="preserve"> 256K/128K、HE-AAC 64K、ALAC </w:t>
+      </w:r>
+      <w:r>
+        <w:rPr>
+          <w:rFonts w:hint="eastAsia"/>
+          <w:lang w:val="zh-CN"/>
+        </w:rPr>
+        <w:t xml:space="preserve">无损、杜比全景声），落盘自动写入全套标签/封面/歌词</w:t>
       </w:r>
     </w:p>
     <w:p>
@@ -6600,239 +6729,70 @@
           <w:bCs/>
           <w:lang w:val="zh-CN"/>
         </w:rPr>
-        <w:t xml:space="preserve">歌词外观（歌词栏</w:t>
-      </w:r>
-      <w:r>
-        <w:rPr>
-          <w:b/>
-          <w:bCs/>
-          <w:lang w:val="zh-CN"/>
-        </w:rPr>
-        <w:t xml:space="preserve"> </w:t>
-      </w:r>
-      <w:r>
-        <w:rPr>
-          <w:rFonts w:hint="eastAsia"/>
-          <w:b/>
-          <w:bCs/>
-          <w:lang w:val="zh-CN"/>
-        </w:rPr>
-        <w:t xml:space="preserve">⚙）</w:t>
-      </w:r>
-      <w:r>
-        <w:rPr>
-          <w:rFonts w:hint="eastAsia"/>
-          <w:lang w:val="zh-CN"/>
-        </w:rPr>
-        <w:t xml:space="preserve">：主界面右栏</w:t>
-      </w:r>
-      <w:r>
-        <w:rPr>
-          <w:lang w:val="zh-CN"/>
-        </w:rPr>
-        <w:t xml:space="preserve"> ⚙ </w:t>
-      </w:r>
-      <w:r>
-        <w:rPr>
-          <w:rFonts w:hint="eastAsia"/>
-          <w:lang w:val="zh-CN"/>
-        </w:rPr>
-        <w:t xml:space="preserve">与沉浸模式右上角</w:t>
-      </w:r>
-      <w:r>
-        <w:rPr>
-          <w:lang w:val="zh-CN"/>
-        </w:rPr>
-        <w:t xml:space="preserve"> ⚙ </w:t>
-      </w:r>
-      <w:r>
-        <w:rPr>
-          <w:rFonts w:hint="eastAsia"/>
-          <w:lang w:val="zh-CN"/>
-        </w:rPr>
-        <w:t xml:space="preserve">是两套独立配置，互不影响（标题分别显示「主界面</w:t>
-      </w:r>
-      <w:r>
-        <w:rPr>
-          <w:lang w:val="zh-CN"/>
-        </w:rPr>
-        <w:t xml:space="preserve"> / </w:t>
-      </w:r>
-      <w:r>
-        <w:rPr>
-          <w:rFonts w:hint="eastAsia"/>
-          <w:lang w:val="zh-CN"/>
-        </w:rPr>
-        <w:t xml:space="preserve">沉浸模式」）：字号</w:t>
-      </w:r>
-      <w:r>
-        <w:rPr>
-          <w:lang w:val="zh-CN"/>
-        </w:rPr>
-        <w:t xml:space="preserve"> 70–160% / </w:t>
-      </w:r>
-      <w:r>
-        <w:rPr>
-          <w:rFonts w:hint="eastAsia"/>
-          <w:lang w:val="zh-CN"/>
-        </w:rPr>
-        <w:t xml:space="preserve">译文字号</w:t>
-      </w:r>
-      <w:r>
-        <w:rPr>
-          <w:lang w:val="zh-CN"/>
-        </w:rPr>
-        <w:t xml:space="preserve"> </w:t>
-      </w:r>
-      <w:r>
-        <w:rPr>
-          <w:rFonts w:hint="eastAsia"/>
-          <w:lang w:val="zh-CN"/>
-        </w:rPr>
-        <w:t xml:space="preserve">70–160%（独立缩放）/</w:t>
-      </w:r>
-      <w:r>
-        <w:rPr>
-          <w:lang w:val="zh-CN"/>
-        </w:rPr>
-        <w:t xml:space="preserve"> </w:t>
-      </w:r>
-      <w:r>
-        <w:rPr>
-          <w:rFonts w:hint="eastAsia"/>
-          <w:lang w:val="zh-CN"/>
-        </w:rPr>
-        <w:t xml:space="preserve">行距</w:t>
-      </w:r>
-      <w:r>
-        <w:rPr>
-          <w:lang w:val="zh-CN"/>
-        </w:rPr>
-        <w:t xml:space="preserve"> 1.20–2.20 / </w:t>
-      </w:r>
-      <w:r>
-        <w:rPr>
-          <w:rFonts w:hint="eastAsia"/>
-          <w:lang w:val="zh-CN"/>
-        </w:rPr>
-        <w:t xml:space="preserve">每行词数</w:t>
-      </w:r>
-      <w:r>
-        <w:rPr>
-          <w:lang w:val="zh-CN"/>
-        </w:rPr>
-        <w:t xml:space="preserve"> </w:t>
-      </w:r>
-      <w:r>
-        <w:rPr>
-          <w:rFonts w:hint="eastAsia"/>
-          <w:lang w:val="zh-CN"/>
-        </w:rPr>
-        <w:t xml:space="preserve">0–12（0=自动，仅逐字歌词）/</w:t>
-      </w:r>
-      <w:r>
-        <w:rPr>
-          <w:lang w:val="zh-CN"/>
-        </w:rPr>
-        <w:t xml:space="preserve"> </w:t>
-      </w:r>
-      <w:r>
-        <w:rPr>
-          <w:rFonts w:hint="eastAsia"/>
-          <w:lang w:val="zh-CN"/>
-        </w:rPr>
-        <w:t xml:space="preserve">歌词虚化开关（非当前行模糊，默认开）；三档一键预设「舒适</w:t>
-      </w:r>
-      <w:r>
-        <w:rPr>
-          <w:lang w:val="zh-CN"/>
-        </w:rPr>
-        <w:t xml:space="preserve"> / </w:t>
-      </w:r>
-      <w:r>
-        <w:rPr>
-          <w:rFonts w:hint="eastAsia"/>
-          <w:lang w:val="zh-CN"/>
-        </w:rPr>
-        <w:t xml:space="preserve">影院</w:t>
-      </w:r>
-      <w:r>
-        <w:rPr>
-          <w:lang w:val="zh-CN"/>
-        </w:rPr>
-        <w:t xml:space="preserve"> / </w:t>
-      </w:r>
-      <w:r>
-        <w:rPr>
-          <w:rFonts w:hint="eastAsia"/>
-          <w:lang w:val="zh-CN"/>
-        </w:rPr>
-        <w:t xml:space="preserve">紧凑」（只覆盖字号/行距/虚化，不动其他调校）；双语模式：上下行（原文上译文下）/</w:t>
-      </w:r>
-      <w:r>
-        <w:rPr>
-          <w:lang w:val="zh-CN"/>
-        </w:rPr>
-        <w:t xml:space="preserve"> </w:t>
-      </w:r>
-      <w:r>
-        <w:rPr>
-          <w:rFonts w:hint="eastAsia"/>
-          <w:lang w:val="zh-CN"/>
-        </w:rPr>
-        <w:t xml:space="preserve">侧行（译文并排右列）/</w:t>
-      </w:r>
-      <w:r>
-        <w:rPr>
-          <w:lang w:val="zh-CN"/>
-        </w:rPr>
-        <w:t xml:space="preserve"> </w:t>
-      </w:r>
-      <w:r>
-        <w:rPr>
-          <w:rFonts w:hint="eastAsia"/>
-          <w:lang w:val="zh-CN"/>
-        </w:rPr>
-        <w:t xml:space="preserve">只原文</w:t>
-      </w:r>
-      <w:r>
-        <w:rPr>
-          <w:lang w:val="zh-CN"/>
-        </w:rPr>
-        <w:t xml:space="preserve"> / </w:t>
-      </w:r>
-      <w:r>
-        <w:rPr>
-          <w:rFonts w:hint="eastAsia"/>
-          <w:lang w:val="zh-CN"/>
-        </w:rPr>
-        <w:t xml:space="preserve">只译文（无译文的曲目自动回退原文）；歌词跟随位置：偏上</w:t>
-      </w:r>
-      <w:r>
-        <w:rPr>
-          <w:lang w:val="zh-CN"/>
-        </w:rPr>
-        <w:t xml:space="preserve"> / </w:t>
-      </w:r>
-      <w:r>
-        <w:rPr>
-          <w:rFonts w:hint="eastAsia"/>
-          <w:lang w:val="zh-CN"/>
-        </w:rPr>
-        <w:t xml:space="preserve">居中</w:t>
-      </w:r>
-      <w:r>
-        <w:rPr>
-          <w:lang w:val="zh-CN"/>
-        </w:rPr>
-        <w:t xml:space="preserve"> / </w:t>
-      </w:r>
-      <w:r>
-        <w:rPr>
-          <w:rFonts w:hint="eastAsia"/>
-          <w:lang w:val="zh-CN"/>
-        </w:rPr>
-        <w:t xml:space="preserve">偏下（当前行相对歌词栏的停留高度）；面板封面开关（歌词栏顶部显示当前专辑封面，默认开）仅主界面；封面大小可拖拽右下角把手调节（140–280px，记忆）；迷你歌词跟随主界面配置；沉浸歌词首次使用自动取主界面现有调校，调过一次后即独立</w:t>
+        <w:t xml:space="preserve">待播清单</w:t>
+      </w:r>
+      <w:r>
+        <w:rPr>
+          <w:b/>
+          <w:bCs/>
+          <w:lang w:val="zh-CN"/>
+        </w:rPr>
+        <w:t xml:space="preserve"> · </w:t>
+      </w:r>
+      <w:r>
+        <w:rPr>
+          <w:rFonts w:hint="eastAsia"/>
+          <w:b/>
+          <w:bCs/>
+          <w:lang w:val="zh-CN"/>
+        </w:rPr>
+        <w:t xml:space="preserve">快速插队</w:t>
+      </w:r>
+      <w:r>
+        <w:rPr>
+          <w:rFonts w:hint="eastAsia"/>
+          <w:lang w:val="zh-CN"/>
+        </w:rPr>
+        <w:t xml:space="preserve">：（V4.6</w:t>
+      </w:r>
+      <w:r>
+        <w:rPr>
+          <w:lang w:val="zh-CN"/>
+        </w:rPr>
+        <w:t xml:space="preserve"> </w:t>
+      </w:r>
+      <w:r>
+        <w:rPr>
+          <w:rFonts w:hint="eastAsia"/>
+          <w:lang w:val="zh-CN"/>
+        </w:rPr>
+        <w:t xml:space="preserve">新增）歌曲右键「▶️</w:t>
+      </w:r>
+      <w:r>
+        <w:rPr>
+          <w:lang w:val="zh-CN"/>
+        </w:rPr>
+        <w:t xml:space="preserve"> </w:t>
+      </w:r>
+      <w:r>
+        <w:rPr>
+          <w:rFonts w:hint="eastAsia"/>
+          <w:lang w:val="zh-CN"/>
+        </w:rPr>
+        <w:t xml:space="preserve">下一首播放」插到当前曲之后；多选后工具条「⏭️</w:t>
+      </w:r>
+      <w:r>
+        <w:rPr>
+          <w:lang w:val="zh-CN"/>
+        </w:rPr>
+        <w:t xml:space="preserve"> </w:t>
+      </w:r>
+      <w:r>
+        <w:rPr>
+          <w:rFonts w:hint="eastAsia"/>
+          <w:lang w:val="zh-CN"/>
+        </w:rPr>
+        <w:t xml:space="preserve">添加到待播清单」追加到队列末尾；队列允许同一首歌出现多次（高亮按行判定）；插入/追加时已打开的待播面板保持滚动位置不跳顶</w:t>
       </w:r>
     </w:p>
     <w:p>
@@ -6850,27 +6810,27 @@
           <w:bCs/>
           <w:lang w:val="zh-CN"/>
         </w:rPr>
-        <w:t xml:space="preserve">歌词栏折叠</w:t>
-      </w:r>
-      <w:r>
-        <w:rPr>
-          <w:rFonts w:hint="eastAsia"/>
-          <w:lang w:val="zh-CN"/>
-        </w:rPr>
-        <w:t xml:space="preserve">：歌词栏右缘（展开时左缘）小标签</w:t>
-      </w:r>
-      <w:r>
-        <w:rPr>
-          <w:lang w:val="zh-CN"/>
-        </w:rPr>
-        <w:t xml:space="preserve"> ❮/❯ </w:t>
-      </w:r>
-      <w:r>
-        <w:rPr>
-          <w:rFonts w:hint="eastAsia"/>
-          <w:lang w:val="zh-CN"/>
-        </w:rPr>
-        <w:t xml:space="preserve">一键收起/展开歌词面板，收起后内容区占满全宽</w:t>
+        <w:t xml:space="preserve">随机播放可见化</w:t>
+      </w:r>
+      <w:r>
+        <w:rPr>
+          <w:rFonts w:hint="eastAsia"/>
+          <w:lang w:val="zh-CN"/>
+        </w:rPr>
+        <w:t xml:space="preserve">：（V4.6</w:t>
+      </w:r>
+      <w:r>
+        <w:rPr>
+          <w:lang w:val="zh-CN"/>
+        </w:rPr>
+        <w:t xml:space="preserve"> </w:t>
+      </w:r>
+      <w:r>
+        <w:rPr>
+          <w:rFonts w:hint="eastAsia"/>
+          <w:lang w:val="zh-CN"/>
+        </w:rPr>
+        <w:t xml:space="preserve">新增）随机模式下待播清单显示真实的洗牌顺序（开始播放时以点的那首为首重洗）；切回顺序/循环模式自动恢复列表原始顺序；随机播到末尾自动再洗一次继续</w:t>
       </w:r>
     </w:p>
     <w:p>
@@ -6888,40 +6848,33 @@
           <w:bCs/>
           <w:lang w:val="zh-CN"/>
         </w:rPr>
-        <w:t xml:space="preserve">歌词栏滚动浏览</w:t>
-      </w:r>
-      <w:r>
-        <w:rPr>
-          <w:rFonts w:hint="eastAsia"/>
-          <w:lang w:val="zh-CN"/>
-        </w:rPr>
-        <w:t xml:space="preserve">：鼠标滚动歌词上下翻看时进入</w:t>
-      </w:r>
-      <w:r>
-        <w:rPr>
-          <w:lang w:val="zh-CN"/>
-        </w:rPr>
-        <w:t xml:space="preserve"> 5 </w:t>
-      </w:r>
-      <w:r>
-        <w:rPr>
-          <w:rFonts w:hint="eastAsia"/>
-          <w:lang w:val="zh-CN"/>
-        </w:rPr>
-        <w:t xml:space="preserve">秒浏览保护期，播放到下一行不会强制拉回（期间当前行高亮与逐字进度照常更新），停止滚动</w:t>
-      </w:r>
-      <w:r>
-        <w:rPr>
-          <w:lang w:val="zh-CN"/>
-        </w:rPr>
-        <w:t xml:space="preserve"> 5 </w:t>
-      </w:r>
-      <w:r>
-        <w:rPr>
-          <w:rFonts w:hint="eastAsia"/>
-          <w:lang w:val="zh-CN"/>
-        </w:rPr>
-        <w:t xml:space="preserve">秒后自动恢复跟随</w:t>
+        <w:t xml:space="preserve">歌词折行（普通歌词）</w:t>
+      </w:r>
+      <w:r>
+        <w:rPr>
+          <w:rFonts w:hint="eastAsia"/>
+          <w:lang w:val="zh-CN"/>
+        </w:rPr>
+        <w:t xml:space="preserve">：（V4.6</w:t>
+      </w:r>
+      <w:r>
+        <w:rPr>
+          <w:lang w:val="zh-CN"/>
+        </w:rPr>
+        <w:t xml:space="preserve"> </w:t>
+      </w:r>
+      <w:r>
+        <w:rPr>
+          <w:rFonts w:hint="eastAsia"/>
+          <w:lang w:val="zh-CN"/>
+        </w:rPr>
+        <w:t xml:space="preserve">新增）「每行词数」设置对普通歌词同样生效（此前仅逐字歌词）：按视觉宽度折算（数值≈每行汉字数，西文不拆词），句读不落行首；上限提升到</w:t>
+      </w:r>
+      <w:r>
+        <w:rPr>
+          <w:lang w:val="zh-CN"/>
+        </w:rPr>
+        <w:t xml:space="preserve"> 17</w:t>
       </w:r>
     </w:p>
     <w:p>
@@ -6934,118 +6887,19 @@
       </w:pPr>
       <w:r>
         <w:rPr>
-          <w:b/>
-          <w:bCs/>
-          <w:lang w:val="zh-CN"/>
-        </w:rPr>
-        <w:t xml:space="preserve">AM </w:t>
-      </w:r>
-      <w:r>
-        <w:rPr>
-          <w:rFonts w:hint="eastAsia"/>
-          <w:b/>
-          <w:bCs/>
-          <w:lang w:val="zh-CN"/>
-        </w:rPr>
-        <w:t xml:space="preserve">界面设置</w:t>
-      </w:r>
-      <w:r>
-        <w:rPr>
-          <w:rFonts w:hint="eastAsia"/>
-          <w:lang w:val="zh-CN"/>
-        </w:rPr>
-        <w:t xml:space="preserve">：设置</w:t>
-      </w:r>
-      <w:r>
-        <w:rPr>
-          <w:lang w:val="zh-CN"/>
-        </w:rPr>
-        <w:t xml:space="preserve"> → AM </w:t>
-      </w:r>
-      <w:r>
-        <w:rPr>
-          <w:rFonts w:hint="eastAsia"/>
-          <w:lang w:val="zh-CN"/>
-        </w:rPr>
-        <w:t xml:space="preserve">界面：顶栏置底（窗口三键钉右上角玻璃角标）；沉浸模式真全屏（隐藏任务栏，默认窗口最大化）；沉浸模式样式（经典双栏</w:t>
-      </w:r>
-      <w:r>
-        <w:rPr>
-          <w:lang w:val="zh-CN"/>
-        </w:rPr>
-        <w:t xml:space="preserve"> / </w:t>
-      </w:r>
-      <w:r>
-        <w:rPr>
-          <w:rFonts w:hint="eastAsia"/>
-          <w:lang w:val="zh-CN"/>
-        </w:rPr>
-        <w:t xml:space="preserve">彩胶唱片，沉浸中切换立即生效）；启动时询问是否续播（默认关=静默恢复上次曲目与进度并暂停；开=弹窗询问）；系统媒体会话</w:t>
-      </w:r>
-      <w:r>
-        <w:rPr>
-          <w:lang w:val="zh-CN"/>
-        </w:rPr>
-        <w:t xml:space="preserve"> </w:t>
-      </w:r>
-      <w:r>
-        <w:rPr>
-          <w:rFonts w:hint="eastAsia"/>
-          <w:lang w:val="zh-CN"/>
-        </w:rPr>
-        <w:t xml:space="preserve">SMTC（V4.5</w:t>
-      </w:r>
-      <w:r>
-        <w:rPr>
-          <w:lang w:val="zh-CN"/>
-        </w:rPr>
-        <w:t xml:space="preserve"> </w:t>
-      </w:r>
-      <w:r>
-        <w:rPr>
-          <w:rFonts w:hint="eastAsia"/>
-          <w:lang w:val="zh-CN"/>
-        </w:rPr>
-        <w:t xml:space="preserve">起默认关——部分机器上伴随进程推高</w:t>
-      </w:r>
-      <w:r>
-        <w:rPr>
-          <w:lang w:val="zh-CN"/>
-        </w:rPr>
-        <w:t xml:space="preserve"> CPU </w:t>
-      </w:r>
-      <w:r>
-        <w:rPr>
-          <w:rFonts w:hint="eastAsia"/>
-          <w:lang w:val="zh-CN"/>
-        </w:rPr>
-        <w:t xml:space="preserve">温度，需要时在设置中手动开启）；AM</w:t>
-      </w:r>
-      <w:r>
-        <w:rPr>
-          <w:lang w:val="zh-CN"/>
-        </w:rPr>
-        <w:t xml:space="preserve"> </w:t>
-      </w:r>
-      <w:r>
-        <w:rPr>
-          <w:rFonts w:hint="eastAsia"/>
-          <w:lang w:val="zh-CN"/>
-        </w:rPr>
-        <w:t xml:space="preserve">歌词样式与沉浸歌词样式（字号/行距/每行词数等）各自独立，迁入本页统一调整；封面取色权重（按面积/偏冷/偏暖）与搜索框、A–Z</w:t>
-      </w:r>
-      <w:r>
-        <w:rPr>
-          <w:lang w:val="zh-CN"/>
-        </w:rPr>
-        <w:t xml:space="preserve"> </w:t>
-      </w:r>
-      <w:r>
-        <w:rPr>
-          <w:rFonts w:hint="eastAsia"/>
-          <w:lang w:val="zh-CN"/>
-        </w:rPr>
-        <w:t xml:space="preserve">索引条底色来源（跟随封面/跟随频谱主色/不着色）</w:t>
+          <w:rFonts w:hint="eastAsia"/>
+          <w:b/>
+          <w:bCs/>
+          <w:lang w:val="zh-CN"/>
+        </w:rPr>
+        <w:t xml:space="preserve">亮/暗切换（☀/🌙）</w:t>
+      </w:r>
+      <w:r>
+        <w:rPr>
+          <w:rFonts w:hint="eastAsia"/>
+          <w:lang w:val="zh-CN"/>
+        </w:rPr>
+        <w:t xml:space="preserve">：独立记忆；亮色为柔和暖白，封面氛围背景与沉浸页自动适配</w:t>
       </w:r>
     </w:p>
     <w:p>
@@ -7063,122 +6917,57 @@
           <w:bCs/>
           <w:lang w:val="zh-CN"/>
         </w:rPr>
-        <w:t xml:space="preserve">沉浸模式</w:t>
-      </w:r>
-      <w:r>
-        <w:rPr>
-          <w:b/>
-          <w:bCs/>
-          <w:lang w:val="zh-CN"/>
-        </w:rPr>
-        <w:t xml:space="preserve"> · </w:t>
-      </w:r>
-      <w:r>
-        <w:rPr>
-          <w:rFonts w:hint="eastAsia"/>
-          <w:b/>
-          <w:bCs/>
-          <w:lang w:val="zh-CN"/>
-        </w:rPr>
-        <w:t xml:space="preserve">彩胶唱片</w:t>
-      </w:r>
-      <w:r>
-        <w:rPr>
-          <w:rFonts w:hint="eastAsia"/>
-          <w:lang w:val="zh-CN"/>
-        </w:rPr>
-        <w:t xml:space="preserve">：设置</w:t>
-      </w:r>
-      <w:r>
-        <w:rPr>
-          <w:lang w:val="zh-CN"/>
-        </w:rPr>
-        <w:t xml:space="preserve"> → AM </w:t>
-      </w:r>
-      <w:r>
-        <w:rPr>
-          <w:rFonts w:hint="eastAsia"/>
-          <w:lang w:val="zh-CN"/>
-        </w:rPr>
-        <w:t xml:space="preserve">界面「沉浸模式样式」选彩胶唱片：右侧旋转彩胶——封面截成圆形标签随盘旋转，盘体磨砂亚克力半透明、刻纹颜色从封面实时提取（黑白封面回落主题强调色），播放时柔和加速起转、暂停时带阻尼减速缓缓停稳（rAF</w:t>
-      </w:r>
-      <w:r>
-        <w:rPr>
-          <w:lang w:val="zh-CN"/>
-        </w:rPr>
-        <w:t xml:space="preserve"> </w:t>
-      </w:r>
-      <w:r>
-        <w:rPr>
-          <w:rFonts w:hint="eastAsia"/>
-          <w:lang w:val="zh-CN"/>
-        </w:rPr>
-        <w:t xml:space="preserve">惯性物理，不再是生硬定格），切歌瞬间唱片有一次换碟明暗闪动、盘面叠一层慢速反向流光；左侧常驻大歌词；底部全宽进度条（可拖拽）+</w:t>
-      </w:r>
-      <w:r>
-        <w:rPr>
-          <w:lang w:val="zh-CN"/>
-        </w:rPr>
-        <w:t xml:space="preserve"> </w:t>
-      </w:r>
-      <w:r>
-        <w:rPr>
-          <w:rFonts w:hint="eastAsia"/>
-          <w:lang w:val="zh-CN"/>
-        </w:rPr>
-        <w:t xml:space="preserve">传输/音量/待播清单；背景与全局统一（封面氛围或自定义壁纸照常生效）。沉浸界面右上角</w:t>
-      </w:r>
-      <w:r>
-        <w:rPr>
-          <w:lang w:val="zh-CN"/>
-        </w:rPr>
-        <w:t xml:space="preserve"> 💿 </w:t>
-      </w:r>
-      <w:r>
-        <w:rPr>
-          <w:rFonts w:hint="eastAsia"/>
-          <w:lang w:val="zh-CN"/>
-        </w:rPr>
-        <w:t xml:space="preserve">打开「彩胶外观」：封面大小（50–90%，胶圈宽度随之反向）/</w:t>
-      </w:r>
-      <w:r>
-        <w:rPr>
-          <w:lang w:val="zh-CN"/>
-        </w:rPr>
-        <w:t xml:space="preserve"> </w:t>
-      </w:r>
-      <w:r>
-        <w:rPr>
-          <w:rFonts w:hint="eastAsia"/>
-          <w:lang w:val="zh-CN"/>
-        </w:rPr>
-        <w:t xml:space="preserve">盘体大小（最大</w:t>
-      </w:r>
-      <w:r>
-        <w:rPr>
-          <w:lang w:val="zh-CN"/>
-        </w:rPr>
-        <w:t xml:space="preserve"> </w:t>
-      </w:r>
-      <w:r>
-        <w:rPr>
-          <w:rFonts w:hint="eastAsia"/>
-          <w:lang w:val="zh-CN"/>
-        </w:rPr>
-        <w:t xml:space="preserve">160%）/</w:t>
-      </w:r>
-      <w:r>
-        <w:rPr>
-          <w:lang w:val="zh-CN"/>
-        </w:rPr>
-        <w:t xml:space="preserve"> </w:t>
-      </w:r>
-      <w:r>
-        <w:rPr>
-          <w:rFonts w:hint="eastAsia"/>
-          <w:lang w:val="zh-CN"/>
-        </w:rPr>
-        <w:t xml:space="preserve">盘体不透明度</w:t>
+        <w:t xml:space="preserve">歌词外观（歌词栏</w:t>
+      </w:r>
+      <w:r>
+        <w:rPr>
+          <w:b/>
+          <w:bCs/>
+          <w:lang w:val="zh-CN"/>
+        </w:rPr>
+        <w:t xml:space="preserve"> </w:t>
+      </w:r>
+      <w:r>
+        <w:rPr>
+          <w:rFonts w:hint="eastAsia"/>
+          <w:b/>
+          <w:bCs/>
+          <w:lang w:val="zh-CN"/>
+        </w:rPr>
+        <w:t xml:space="preserve">⚙）</w:t>
+      </w:r>
+      <w:r>
+        <w:rPr>
+          <w:rFonts w:hint="eastAsia"/>
+          <w:lang w:val="zh-CN"/>
+        </w:rPr>
+        <w:t xml:space="preserve">：主界面右栏</w:t>
+      </w:r>
+      <w:r>
+        <w:rPr>
+          <w:lang w:val="zh-CN"/>
+        </w:rPr>
+        <w:t xml:space="preserve"> ⚙ </w:t>
+      </w:r>
+      <w:r>
+        <w:rPr>
+          <w:rFonts w:hint="eastAsia"/>
+          <w:lang w:val="zh-CN"/>
+        </w:rPr>
+        <w:t xml:space="preserve">与沉浸模式右上角</w:t>
+      </w:r>
+      <w:r>
+        <w:rPr>
+          <w:lang w:val="zh-CN"/>
+        </w:rPr>
+        <w:t xml:space="preserve"> ⚙ </w:t>
+      </w:r>
+      <w:r>
+        <w:rPr>
+          <w:rFonts w:hint="eastAsia"/>
+          <w:lang w:val="zh-CN"/>
+        </w:rPr>
+        <w:t xml:space="preserve">是两套独立配置，互不影响（标题分别显示「主界面</w:t>
       </w:r>
       <w:r>
         <w:rPr>
@@ -7191,20 +6980,98 @@
           <w:rFonts w:hint="eastAsia"/>
           <w:lang w:val="zh-CN"/>
         </w:rPr>
-        <w:t xml:space="preserve">转速（4–60</w:t>
-      </w:r>
-      <w:r>
-        <w:rPr>
-          <w:lang w:val="zh-CN"/>
-        </w:rPr>
-        <w:t xml:space="preserve"> </w:t>
-      </w:r>
-      <w:r>
-        <w:rPr>
-          <w:rFonts w:hint="eastAsia"/>
-          <w:lang w:val="zh-CN"/>
-        </w:rPr>
-        <w:t xml:space="preserve">秒/圈）滑杆，唱片位置「居中</w:t>
+        <w:t xml:space="preserve">沉浸模式」）：字号</w:t>
+      </w:r>
+      <w:r>
+        <w:rPr>
+          <w:lang w:val="zh-CN"/>
+        </w:rPr>
+        <w:t xml:space="preserve"> 70–160% / </w:t>
+      </w:r>
+      <w:r>
+        <w:rPr>
+          <w:rFonts w:hint="eastAsia"/>
+          <w:lang w:val="zh-CN"/>
+        </w:rPr>
+        <w:t xml:space="preserve">译文字号</w:t>
+      </w:r>
+      <w:r>
+        <w:rPr>
+          <w:lang w:val="zh-CN"/>
+        </w:rPr>
+        <w:t xml:space="preserve"> </w:t>
+      </w:r>
+      <w:r>
+        <w:rPr>
+          <w:rFonts w:hint="eastAsia"/>
+          <w:lang w:val="zh-CN"/>
+        </w:rPr>
+        <w:t xml:space="preserve">70–160%（独立缩放）/</w:t>
+      </w:r>
+      <w:r>
+        <w:rPr>
+          <w:lang w:val="zh-CN"/>
+        </w:rPr>
+        <w:t xml:space="preserve"> </w:t>
+      </w:r>
+      <w:r>
+        <w:rPr>
+          <w:rFonts w:hint="eastAsia"/>
+          <w:lang w:val="zh-CN"/>
+        </w:rPr>
+        <w:t xml:space="preserve">行距</w:t>
+      </w:r>
+      <w:r>
+        <w:rPr>
+          <w:lang w:val="zh-CN"/>
+        </w:rPr>
+        <w:t xml:space="preserve"> 1.20–2.20 / </w:t>
+      </w:r>
+      <w:r>
+        <w:rPr>
+          <w:rFonts w:hint="eastAsia"/>
+          <w:lang w:val="zh-CN"/>
+        </w:rPr>
+        <w:t xml:space="preserve">每行词数</w:t>
+      </w:r>
+      <w:r>
+        <w:rPr>
+          <w:lang w:val="zh-CN"/>
+        </w:rPr>
+        <w:t xml:space="preserve"> </w:t>
+      </w:r>
+      <w:r>
+        <w:rPr>
+          <w:rFonts w:hint="eastAsia"/>
+          <w:lang w:val="zh-CN"/>
+        </w:rPr>
+        <w:t xml:space="preserve">0–17（0=自动；逐字歌词按词、普通歌词按字宽，V4.6</w:t>
+      </w:r>
+      <w:r>
+        <w:rPr>
+          <w:lang w:val="zh-CN"/>
+        </w:rPr>
+        <w:t xml:space="preserve"> </w:t>
+      </w:r>
+      <w:r>
+        <w:rPr>
+          <w:rFonts w:hint="eastAsia"/>
+          <w:lang w:val="zh-CN"/>
+        </w:rPr>
+        <w:t xml:space="preserve">起普通歌词也生效）/</w:t>
+      </w:r>
+      <w:r>
+        <w:rPr>
+          <w:lang w:val="zh-CN"/>
+        </w:rPr>
+        <w:t xml:space="preserve"> </w:t>
+      </w:r>
+      <w:r>
+        <w:rPr>
+          <w:rFonts w:hint="eastAsia"/>
+          <w:lang w:val="zh-CN"/>
+        </w:rPr>
+        <w:t xml:space="preserve">歌词虚化开关（非当前行模糊，默认开）；三档一键预设「舒适</w:t>
       </w:r>
       <w:r>
         <w:rPr>
@@ -7217,72 +7084,85 @@
           <w:rFonts w:hint="eastAsia"/>
           <w:lang w:val="zh-CN"/>
         </w:rPr>
-        <w:t xml:space="preserve">右上悬挂」（QQ</w:t>
-      </w:r>
-      <w:r>
-        <w:rPr>
-          <w:lang w:val="zh-CN"/>
-        </w:rPr>
-        <w:t xml:space="preserve"> </w:t>
-      </w:r>
-      <w:r>
-        <w:rPr>
-          <w:rFonts w:hint="eastAsia"/>
-          <w:lang w:val="zh-CN"/>
-        </w:rPr>
-        <w:t xml:space="preserve">音乐式探出屏幕右上），轴心孔可开关，盘面图片可自定义（上传一张图自动智能去边裁切——唱片照片的白边/黑边会自动识别去除，随盘旋转，「盘体不透明」对它同样生效；历史</w:t>
-      </w:r>
-      <w:r>
-        <w:rPr>
-          <w:lang w:val="zh-CN"/>
-        </w:rPr>
-        <w:t xml:space="preserve"> 8 </w:t>
-      </w:r>
-      <w:r>
-        <w:rPr>
-          <w:rFonts w:hint="eastAsia"/>
-          <w:lang w:val="zh-CN"/>
-        </w:rPr>
-        <w:t xml:space="preserve">张缩略图条点按切回、hover</w:t>
-      </w:r>
-      <w:r>
-        <w:rPr>
-          <w:lang w:val="zh-CN"/>
-        </w:rPr>
-        <w:t xml:space="preserve"> ✕ </w:t>
-      </w:r>
-      <w:r>
-        <w:rPr>
-          <w:rFonts w:hint="eastAsia"/>
-          <w:lang w:val="zh-CN"/>
-        </w:rPr>
-        <w:t xml:space="preserve">删除，清除即回封面取色刻纹），🎲</w:t>
-      </w:r>
-      <w:r>
-        <w:rPr>
-          <w:lang w:val="zh-CN"/>
-        </w:rPr>
-        <w:t xml:space="preserve"> </w:t>
-      </w:r>
-      <w:r>
-        <w:rPr>
-          <w:rFonts w:hint="eastAsia"/>
-          <w:lang w:val="zh-CN"/>
-        </w:rPr>
-        <w:t xml:space="preserve">换一组随机纹路（宽度/明暗/哑光圈随机生成，固定半径起铺、不受封面大小影响），↺</w:t>
-      </w:r>
-      <w:r>
-        <w:rPr>
-          <w:lang w:val="zh-CN"/>
-        </w:rPr>
-        <w:t xml:space="preserve"> </w:t>
-      </w:r>
-      <w:r>
-        <w:rPr>
-          <w:rFonts w:hint="eastAsia"/>
-          <w:lang w:val="zh-CN"/>
-        </w:rPr>
-        <w:t xml:space="preserve">一键恢复默认；全部即时生效并记忆。拖动底部进度条时唱片像表把一样跟手转动（前拽顺时针、后拽逆时针，暂停时也生效），点击跳转时唱片朝跳转方向加速甩一下再恢复正常转速</w:t>
+        <w:t xml:space="preserve">影院</w:t>
+      </w:r>
+      <w:r>
+        <w:rPr>
+          <w:lang w:val="zh-CN"/>
+        </w:rPr>
+        <w:t xml:space="preserve"> / </w:t>
+      </w:r>
+      <w:r>
+        <w:rPr>
+          <w:rFonts w:hint="eastAsia"/>
+          <w:lang w:val="zh-CN"/>
+        </w:rPr>
+        <w:t xml:space="preserve">紧凑」（只覆盖字号/行距/虚化，不动其他调校）；双语模式：上下行（原文上译文下）/</w:t>
+      </w:r>
+      <w:r>
+        <w:rPr>
+          <w:lang w:val="zh-CN"/>
+        </w:rPr>
+        <w:t xml:space="preserve"> </w:t>
+      </w:r>
+      <w:r>
+        <w:rPr>
+          <w:rFonts w:hint="eastAsia"/>
+          <w:lang w:val="zh-CN"/>
+        </w:rPr>
+        <w:t xml:space="preserve">侧行（译文并排右列）/</w:t>
+      </w:r>
+      <w:r>
+        <w:rPr>
+          <w:lang w:val="zh-CN"/>
+        </w:rPr>
+        <w:t xml:space="preserve"> </w:t>
+      </w:r>
+      <w:r>
+        <w:rPr>
+          <w:rFonts w:hint="eastAsia"/>
+          <w:lang w:val="zh-CN"/>
+        </w:rPr>
+        <w:t xml:space="preserve">只原文</w:t>
+      </w:r>
+      <w:r>
+        <w:rPr>
+          <w:lang w:val="zh-CN"/>
+        </w:rPr>
+        <w:t xml:space="preserve"> / </w:t>
+      </w:r>
+      <w:r>
+        <w:rPr>
+          <w:rFonts w:hint="eastAsia"/>
+          <w:lang w:val="zh-CN"/>
+        </w:rPr>
+        <w:t xml:space="preserve">只译文（无译文的曲目自动回退原文）；歌词跟随位置：偏上</w:t>
+      </w:r>
+      <w:r>
+        <w:rPr>
+          <w:lang w:val="zh-CN"/>
+        </w:rPr>
+        <w:t xml:space="preserve"> / </w:t>
+      </w:r>
+      <w:r>
+        <w:rPr>
+          <w:rFonts w:hint="eastAsia"/>
+          <w:lang w:val="zh-CN"/>
+        </w:rPr>
+        <w:t xml:space="preserve">居中</w:t>
+      </w:r>
+      <w:r>
+        <w:rPr>
+          <w:lang w:val="zh-CN"/>
+        </w:rPr>
+        <w:t xml:space="preserve"> / </w:t>
+      </w:r>
+      <w:r>
+        <w:rPr>
+          <w:rFonts w:hint="eastAsia"/>
+          <w:lang w:val="zh-CN"/>
+        </w:rPr>
+        <w:t xml:space="preserve">偏下（当前行相对歌词栏的停留高度）；面板封面开关（歌词栏顶部显示当前专辑封面，默认开）仅主界面；封面大小可拖拽右下角把手调节（140–280px，记忆）；迷你歌词跟随主界面配置；沉浸歌词首次使用自动取主界面现有调校，调过一次后即独立</w:t>
       </w:r>
     </w:p>
     <w:p>
@@ -7300,96 +7180,27 @@
           <w:bCs/>
           <w:lang w:val="zh-CN"/>
         </w:rPr>
-        <w:t xml:space="preserve">歌词偏移（歌词栏</w:t>
-      </w:r>
-      <w:r>
-        <w:rPr>
-          <w:b/>
-          <w:bCs/>
-          <w:lang w:val="zh-CN"/>
-        </w:rPr>
-        <w:t xml:space="preserve"> </w:t>
-      </w:r>
-      <w:r>
-        <w:rPr>
-          <w:rFonts w:hint="eastAsia"/>
-          <w:b/>
-          <w:bCs/>
-          <w:lang w:val="zh-CN"/>
-        </w:rPr>
-        <w:t xml:space="preserve">⚙）</w:t>
-      </w:r>
-      <w:r>
-        <w:rPr>
-          <w:rFonts w:hint="eastAsia"/>
-          <w:lang w:val="zh-CN"/>
-        </w:rPr>
-        <w:t xml:space="preserve">：−/＋</w:t>
-      </w:r>
-      <w:r>
-        <w:rPr>
-          <w:lang w:val="zh-CN"/>
-        </w:rPr>
-        <w:t xml:space="preserve"> </w:t>
-      </w:r>
-      <w:r>
-        <w:rPr>
-          <w:rFonts w:hint="eastAsia"/>
-          <w:lang w:val="zh-CN"/>
-        </w:rPr>
-        <w:t xml:space="preserve">按</w:t>
-      </w:r>
-      <w:r>
-        <w:rPr>
-          <w:lang w:val="zh-CN"/>
-        </w:rPr>
-        <w:t xml:space="preserve"> 0.5s </w:t>
-      </w:r>
-      <w:r>
-        <w:rPr>
-          <w:rFonts w:hint="eastAsia"/>
-          <w:lang w:val="zh-CN"/>
-        </w:rPr>
-        <w:t xml:space="preserve">步进微调当前曲歌词时间轴（±30s），↺</w:t>
-      </w:r>
-      <w:r>
-        <w:rPr>
-          <w:lang w:val="zh-CN"/>
-        </w:rPr>
-        <w:t xml:space="preserve"> </w:t>
-      </w:r>
-      <w:r>
-        <w:rPr>
-          <w:rFonts w:hint="eastAsia"/>
-          <w:lang w:val="zh-CN"/>
-        </w:rPr>
-        <w:t xml:space="preserve">归零；按曲目记忆，AM</w:t>
-      </w:r>
-      <w:r>
-        <w:rPr>
-          <w:lang w:val="zh-CN"/>
-        </w:rPr>
-        <w:t xml:space="preserve"> </w:t>
-      </w:r>
-      <w:r>
-        <w:rPr>
-          <w:rFonts w:hint="eastAsia"/>
-          <w:lang w:val="zh-CN"/>
-        </w:rPr>
-        <w:t xml:space="preserve">面板、FB2K</w:t>
-      </w:r>
-      <w:r>
-        <w:rPr>
-          <w:lang w:val="zh-CN"/>
-        </w:rPr>
-        <w:t xml:space="preserve"> </w:t>
-      </w:r>
-      <w:r>
-        <w:rPr>
-          <w:rFonts w:hint="eastAsia"/>
-          <w:lang w:val="zh-CN"/>
-        </w:rPr>
-        <w:t xml:space="preserve">侧栏、桌面歌词同步生效</w:t>
+        <w:t xml:space="preserve">歌词栏折叠</w:t>
+      </w:r>
+      <w:r>
+        <w:rPr>
+          <w:rFonts w:hint="eastAsia"/>
+          <w:lang w:val="zh-CN"/>
+        </w:rPr>
+        <w:t xml:space="preserve">：歌词栏右缘（展开时左缘）小标签</w:t>
+      </w:r>
+      <w:r>
+        <w:rPr>
+          <w:lang w:val="zh-CN"/>
+        </w:rPr>
+        <w:t xml:space="preserve"> ❮/❯ </w:t>
+      </w:r>
+      <w:r>
+        <w:rPr>
+          <w:rFonts w:hint="eastAsia"/>
+          <w:lang w:val="zh-CN"/>
+        </w:rPr>
+        <w:t xml:space="preserve">一键收起/展开歌词面板，收起后内容区占满全宽</w:t>
       </w:r>
     </w:p>
     <w:p>
@@ -7407,6 +7218,525 @@
           <w:bCs/>
           <w:lang w:val="zh-CN"/>
         </w:rPr>
+        <w:t xml:space="preserve">歌词栏滚动浏览</w:t>
+      </w:r>
+      <w:r>
+        <w:rPr>
+          <w:rFonts w:hint="eastAsia"/>
+          <w:lang w:val="zh-CN"/>
+        </w:rPr>
+        <w:t xml:space="preserve">：鼠标滚动歌词上下翻看时进入</w:t>
+      </w:r>
+      <w:r>
+        <w:rPr>
+          <w:lang w:val="zh-CN"/>
+        </w:rPr>
+        <w:t xml:space="preserve"> 5 </w:t>
+      </w:r>
+      <w:r>
+        <w:rPr>
+          <w:rFonts w:hint="eastAsia"/>
+          <w:lang w:val="zh-CN"/>
+        </w:rPr>
+        <w:t xml:space="preserve">秒浏览保护期，播放到下一行不会强制拉回（期间当前行高亮与逐字进度照常更新），停止滚动</w:t>
+      </w:r>
+      <w:r>
+        <w:rPr>
+          <w:lang w:val="zh-CN"/>
+        </w:rPr>
+        <w:t xml:space="preserve"> 5 </w:t>
+      </w:r>
+      <w:r>
+        <w:rPr>
+          <w:rFonts w:hint="eastAsia"/>
+          <w:lang w:val="zh-CN"/>
+        </w:rPr>
+        <w:t xml:space="preserve">秒后自动恢复跟随</w:t>
+      </w:r>
+    </w:p>
+    <w:p>
+      <w:pPr>
+        <w:pStyle w:val="Compact"/>
+        <w:numPr>
+          <w:ilvl w:val="0"/>
+          <w:numId w:val="1004"/>
+        </w:numPr>
+      </w:pPr>
+      <w:r>
+        <w:rPr>
+          <w:b/>
+          <w:bCs/>
+          <w:lang w:val="zh-CN"/>
+        </w:rPr>
+        <w:t xml:space="preserve">AM </w:t>
+      </w:r>
+      <w:r>
+        <w:rPr>
+          <w:rFonts w:hint="eastAsia"/>
+          <w:b/>
+          <w:bCs/>
+          <w:lang w:val="zh-CN"/>
+        </w:rPr>
+        <w:t xml:space="preserve">界面设置</w:t>
+      </w:r>
+      <w:r>
+        <w:rPr>
+          <w:rFonts w:hint="eastAsia"/>
+          <w:lang w:val="zh-CN"/>
+        </w:rPr>
+        <w:t xml:space="preserve">：设置</w:t>
+      </w:r>
+      <w:r>
+        <w:rPr>
+          <w:lang w:val="zh-CN"/>
+        </w:rPr>
+        <w:t xml:space="preserve"> → AM </w:t>
+      </w:r>
+      <w:r>
+        <w:rPr>
+          <w:rFonts w:hint="eastAsia"/>
+          <w:lang w:val="zh-CN"/>
+        </w:rPr>
+        <w:t xml:space="preserve">界面：顶栏置底（窗口三键钉右上角玻璃角标）；沉浸模式真全屏（隐藏任务栏，默认窗口最大化）；沉浸模式样式（经典双栏</w:t>
+      </w:r>
+      <w:r>
+        <w:rPr>
+          <w:lang w:val="zh-CN"/>
+        </w:rPr>
+        <w:t xml:space="preserve"> / </w:t>
+      </w:r>
+      <w:r>
+        <w:rPr>
+          <w:rFonts w:hint="eastAsia"/>
+          <w:lang w:val="zh-CN"/>
+        </w:rPr>
+        <w:t xml:space="preserve">彩胶唱片，沉浸中切换立即生效）；启动时询问是否续播（默认关=静默恢复上次曲目与进度并暂停；开=弹窗询问）；系统媒体会话</w:t>
+      </w:r>
+      <w:r>
+        <w:rPr>
+          <w:lang w:val="zh-CN"/>
+        </w:rPr>
+        <w:t xml:space="preserve"> </w:t>
+      </w:r>
+      <w:r>
+        <w:rPr>
+          <w:rFonts w:hint="eastAsia"/>
+          <w:lang w:val="zh-CN"/>
+        </w:rPr>
+        <w:t xml:space="preserve">SMTC（V4.5</w:t>
+      </w:r>
+      <w:r>
+        <w:rPr>
+          <w:lang w:val="zh-CN"/>
+        </w:rPr>
+        <w:t xml:space="preserve"> </w:t>
+      </w:r>
+      <w:r>
+        <w:rPr>
+          <w:rFonts w:hint="eastAsia"/>
+          <w:lang w:val="zh-CN"/>
+        </w:rPr>
+        <w:t xml:space="preserve">起默认关——部分机器上伴随进程推高</w:t>
+      </w:r>
+      <w:r>
+        <w:rPr>
+          <w:lang w:val="zh-CN"/>
+        </w:rPr>
+        <w:t xml:space="preserve"> CPU </w:t>
+      </w:r>
+      <w:r>
+        <w:rPr>
+          <w:rFonts w:hint="eastAsia"/>
+          <w:lang w:val="zh-CN"/>
+        </w:rPr>
+        <w:t xml:space="preserve">温度，需要时在设置中手动开启）；AM</w:t>
+      </w:r>
+      <w:r>
+        <w:rPr>
+          <w:lang w:val="zh-CN"/>
+        </w:rPr>
+        <w:t xml:space="preserve"> </w:t>
+      </w:r>
+      <w:r>
+        <w:rPr>
+          <w:rFonts w:hint="eastAsia"/>
+          <w:lang w:val="zh-CN"/>
+        </w:rPr>
+        <w:t xml:space="preserve">歌词样式与沉浸歌词样式（字号/行距/每行词数等）各自独立，迁入本页统一调整；封面取色权重（按面积/偏冷/偏暖）与搜索框、A–Z</w:t>
+      </w:r>
+      <w:r>
+        <w:rPr>
+          <w:lang w:val="zh-CN"/>
+        </w:rPr>
+        <w:t xml:space="preserve"> </w:t>
+      </w:r>
+      <w:r>
+        <w:rPr>
+          <w:rFonts w:hint="eastAsia"/>
+          <w:lang w:val="zh-CN"/>
+        </w:rPr>
+        <w:t xml:space="preserve">索引条底色来源（跟随封面/跟随频谱主色/不着色）</w:t>
+      </w:r>
+    </w:p>
+    <w:p>
+      <w:pPr>
+        <w:pStyle w:val="Compact"/>
+        <w:numPr>
+          <w:ilvl w:val="0"/>
+          <w:numId w:val="1004"/>
+        </w:numPr>
+      </w:pPr>
+      <w:r>
+        <w:rPr>
+          <w:rFonts w:hint="eastAsia"/>
+          <w:b/>
+          <w:bCs/>
+          <w:lang w:val="zh-CN"/>
+        </w:rPr>
+        <w:t xml:space="preserve">沉浸模式</w:t>
+      </w:r>
+      <w:r>
+        <w:rPr>
+          <w:b/>
+          <w:bCs/>
+          <w:lang w:val="zh-CN"/>
+        </w:rPr>
+        <w:t xml:space="preserve"> · </w:t>
+      </w:r>
+      <w:r>
+        <w:rPr>
+          <w:rFonts w:hint="eastAsia"/>
+          <w:b/>
+          <w:bCs/>
+          <w:lang w:val="zh-CN"/>
+        </w:rPr>
+        <w:t xml:space="preserve">彩胶唱片</w:t>
+      </w:r>
+      <w:r>
+        <w:rPr>
+          <w:rFonts w:hint="eastAsia"/>
+          <w:lang w:val="zh-CN"/>
+        </w:rPr>
+        <w:t xml:space="preserve">：设置</w:t>
+      </w:r>
+      <w:r>
+        <w:rPr>
+          <w:lang w:val="zh-CN"/>
+        </w:rPr>
+        <w:t xml:space="preserve"> → AM </w:t>
+      </w:r>
+      <w:r>
+        <w:rPr>
+          <w:rFonts w:hint="eastAsia"/>
+          <w:lang w:val="zh-CN"/>
+        </w:rPr>
+        <w:t xml:space="preserve">界面「沉浸模式样式」选彩胶唱片：右侧旋转彩胶——封面截成圆形标签随盘旋转，盘体磨砂亚克力半透明、刻纹颜色从封面实时提取（黑白封面回落主题强调色），播放时柔和加速起转、暂停时带阻尼减速缓缓停稳（rAF</w:t>
+      </w:r>
+      <w:r>
+        <w:rPr>
+          <w:lang w:val="zh-CN"/>
+        </w:rPr>
+        <w:t xml:space="preserve"> </w:t>
+      </w:r>
+      <w:r>
+        <w:rPr>
+          <w:rFonts w:hint="eastAsia"/>
+          <w:lang w:val="zh-CN"/>
+        </w:rPr>
+        <w:t xml:space="preserve">惯性物理，不再是生硬定格），切歌瞬间唱片有一次换碟明暗闪动、盘面叠一层慢速反向流光；左侧常驻大歌词；底部全宽进度条（可拖拽）+</w:t>
+      </w:r>
+      <w:r>
+        <w:rPr>
+          <w:lang w:val="zh-CN"/>
+        </w:rPr>
+        <w:t xml:space="preserve"> </w:t>
+      </w:r>
+      <w:r>
+        <w:rPr>
+          <w:rFonts w:hint="eastAsia"/>
+          <w:lang w:val="zh-CN"/>
+        </w:rPr>
+        <w:t xml:space="preserve">传输/音量/待播清单；背景与全局统一（封面氛围或自定义壁纸照常生效）。沉浸界面右上角</w:t>
+      </w:r>
+      <w:r>
+        <w:rPr>
+          <w:lang w:val="zh-CN"/>
+        </w:rPr>
+        <w:t xml:space="preserve"> 💿 </w:t>
+      </w:r>
+      <w:r>
+        <w:rPr>
+          <w:rFonts w:hint="eastAsia"/>
+          <w:lang w:val="zh-CN"/>
+        </w:rPr>
+        <w:t xml:space="preserve">打开「彩胶外观」：封面大小（50–90%，胶圈宽度随之反向）/</w:t>
+      </w:r>
+      <w:r>
+        <w:rPr>
+          <w:lang w:val="zh-CN"/>
+        </w:rPr>
+        <w:t xml:space="preserve"> </w:t>
+      </w:r>
+      <w:r>
+        <w:rPr>
+          <w:rFonts w:hint="eastAsia"/>
+          <w:lang w:val="zh-CN"/>
+        </w:rPr>
+        <w:t xml:space="preserve">盘体大小（最大</w:t>
+      </w:r>
+      <w:r>
+        <w:rPr>
+          <w:lang w:val="zh-CN"/>
+        </w:rPr>
+        <w:t xml:space="preserve"> </w:t>
+      </w:r>
+      <w:r>
+        <w:rPr>
+          <w:rFonts w:hint="eastAsia"/>
+          <w:lang w:val="zh-CN"/>
+        </w:rPr>
+        <w:t xml:space="preserve">160%）/</w:t>
+      </w:r>
+      <w:r>
+        <w:rPr>
+          <w:lang w:val="zh-CN"/>
+        </w:rPr>
+        <w:t xml:space="preserve"> </w:t>
+      </w:r>
+      <w:r>
+        <w:rPr>
+          <w:rFonts w:hint="eastAsia"/>
+          <w:lang w:val="zh-CN"/>
+        </w:rPr>
+        <w:t xml:space="preserve">盘体不透明度</w:t>
+      </w:r>
+      <w:r>
+        <w:rPr>
+          <w:lang w:val="zh-CN"/>
+        </w:rPr>
+        <w:t xml:space="preserve"> / </w:t>
+      </w:r>
+      <w:r>
+        <w:rPr>
+          <w:rFonts w:hint="eastAsia"/>
+          <w:lang w:val="zh-CN"/>
+        </w:rPr>
+        <w:t xml:space="preserve">转速（4–60</w:t>
+      </w:r>
+      <w:r>
+        <w:rPr>
+          <w:lang w:val="zh-CN"/>
+        </w:rPr>
+        <w:t xml:space="preserve"> </w:t>
+      </w:r>
+      <w:r>
+        <w:rPr>
+          <w:rFonts w:hint="eastAsia"/>
+          <w:lang w:val="zh-CN"/>
+        </w:rPr>
+        <w:t xml:space="preserve">秒/圈）滑杆，唱片位置「居中</w:t>
+      </w:r>
+      <w:r>
+        <w:rPr>
+          <w:lang w:val="zh-CN"/>
+        </w:rPr>
+        <w:t xml:space="preserve"> / </w:t>
+      </w:r>
+      <w:r>
+        <w:rPr>
+          <w:rFonts w:hint="eastAsia"/>
+          <w:lang w:val="zh-CN"/>
+        </w:rPr>
+        <w:t xml:space="preserve">右上悬挂」（QQ</w:t>
+      </w:r>
+      <w:r>
+        <w:rPr>
+          <w:lang w:val="zh-CN"/>
+        </w:rPr>
+        <w:t xml:space="preserve"> </w:t>
+      </w:r>
+      <w:r>
+        <w:rPr>
+          <w:rFonts w:hint="eastAsia"/>
+          <w:lang w:val="zh-CN"/>
+        </w:rPr>
+        <w:t xml:space="preserve">音乐式探出屏幕右上），轴心孔可开关，盘面图片可自定义（上传一张图自动智能去边裁切——唱片照片的白边/黑边会自动识别去除，随盘旋转，「盘体不透明」对它同样生效；历史</w:t>
+      </w:r>
+      <w:r>
+        <w:rPr>
+          <w:lang w:val="zh-CN"/>
+        </w:rPr>
+        <w:t xml:space="preserve"> 8 </w:t>
+      </w:r>
+      <w:r>
+        <w:rPr>
+          <w:rFonts w:hint="eastAsia"/>
+          <w:lang w:val="zh-CN"/>
+        </w:rPr>
+        <w:t xml:space="preserve">张缩略图条点按切回、hover</w:t>
+      </w:r>
+      <w:r>
+        <w:rPr>
+          <w:lang w:val="zh-CN"/>
+        </w:rPr>
+        <w:t xml:space="preserve"> ✕ </w:t>
+      </w:r>
+      <w:r>
+        <w:rPr>
+          <w:rFonts w:hint="eastAsia"/>
+          <w:lang w:val="zh-CN"/>
+        </w:rPr>
+        <w:t xml:space="preserve">删除，清除即回封面取色刻纹），🎲</w:t>
+      </w:r>
+      <w:r>
+        <w:rPr>
+          <w:lang w:val="zh-CN"/>
+        </w:rPr>
+        <w:t xml:space="preserve"> </w:t>
+      </w:r>
+      <w:r>
+        <w:rPr>
+          <w:rFonts w:hint="eastAsia"/>
+          <w:lang w:val="zh-CN"/>
+        </w:rPr>
+        <w:t xml:space="preserve">换一组随机纹路（宽度/明暗/哑光圈随机生成，固定半径起铺、不受封面大小影响），↺</w:t>
+      </w:r>
+      <w:r>
+        <w:rPr>
+          <w:lang w:val="zh-CN"/>
+        </w:rPr>
+        <w:t xml:space="preserve"> </w:t>
+      </w:r>
+      <w:r>
+        <w:rPr>
+          <w:rFonts w:hint="eastAsia"/>
+          <w:lang w:val="zh-CN"/>
+        </w:rPr>
+        <w:t xml:space="preserve">一键恢复默认；全部即时生效并记忆。拖动底部进度条时唱片像表把一样跟手转动（前拽顺时针、后拽逆时针，暂停时也生效），点击跳转时唱片朝跳转方向加速甩一下再恢复正常转速</w:t>
+      </w:r>
+    </w:p>
+    <w:p>
+      <w:pPr>
+        <w:pStyle w:val="Compact"/>
+        <w:numPr>
+          <w:ilvl w:val="0"/>
+          <w:numId w:val="1004"/>
+        </w:numPr>
+      </w:pPr>
+      <w:r>
+        <w:rPr>
+          <w:rFonts w:hint="eastAsia"/>
+          <w:b/>
+          <w:bCs/>
+          <w:lang w:val="zh-CN"/>
+        </w:rPr>
+        <w:t xml:space="preserve">歌词偏移（歌词栏</w:t>
+      </w:r>
+      <w:r>
+        <w:rPr>
+          <w:b/>
+          <w:bCs/>
+          <w:lang w:val="zh-CN"/>
+        </w:rPr>
+        <w:t xml:space="preserve"> </w:t>
+      </w:r>
+      <w:r>
+        <w:rPr>
+          <w:rFonts w:hint="eastAsia"/>
+          <w:b/>
+          <w:bCs/>
+          <w:lang w:val="zh-CN"/>
+        </w:rPr>
+        <w:t xml:space="preserve">⚙）</w:t>
+      </w:r>
+      <w:r>
+        <w:rPr>
+          <w:rFonts w:hint="eastAsia"/>
+          <w:lang w:val="zh-CN"/>
+        </w:rPr>
+        <w:t xml:space="preserve">：−/＋</w:t>
+      </w:r>
+      <w:r>
+        <w:rPr>
+          <w:lang w:val="zh-CN"/>
+        </w:rPr>
+        <w:t xml:space="preserve"> </w:t>
+      </w:r>
+      <w:r>
+        <w:rPr>
+          <w:rFonts w:hint="eastAsia"/>
+          <w:lang w:val="zh-CN"/>
+        </w:rPr>
+        <w:t xml:space="preserve">按</w:t>
+      </w:r>
+      <w:r>
+        <w:rPr>
+          <w:lang w:val="zh-CN"/>
+        </w:rPr>
+        <w:t xml:space="preserve"> 0.5s </w:t>
+      </w:r>
+      <w:r>
+        <w:rPr>
+          <w:rFonts w:hint="eastAsia"/>
+          <w:lang w:val="zh-CN"/>
+        </w:rPr>
+        <w:t xml:space="preserve">步进微调当前曲歌词时间轴（±30s），↺</w:t>
+      </w:r>
+      <w:r>
+        <w:rPr>
+          <w:lang w:val="zh-CN"/>
+        </w:rPr>
+        <w:t xml:space="preserve"> </w:t>
+      </w:r>
+      <w:r>
+        <w:rPr>
+          <w:rFonts w:hint="eastAsia"/>
+          <w:lang w:val="zh-CN"/>
+        </w:rPr>
+        <w:t xml:space="preserve">归零；按曲目记忆，AM</w:t>
+      </w:r>
+      <w:r>
+        <w:rPr>
+          <w:lang w:val="zh-CN"/>
+        </w:rPr>
+        <w:t xml:space="preserve"> </w:t>
+      </w:r>
+      <w:r>
+        <w:rPr>
+          <w:rFonts w:hint="eastAsia"/>
+          <w:lang w:val="zh-CN"/>
+        </w:rPr>
+        <w:t xml:space="preserve">面板、FB2K</w:t>
+      </w:r>
+      <w:r>
+        <w:rPr>
+          <w:lang w:val="zh-CN"/>
+        </w:rPr>
+        <w:t xml:space="preserve"> </w:t>
+      </w:r>
+      <w:r>
+        <w:rPr>
+          <w:rFonts w:hint="eastAsia"/>
+          <w:lang w:val="zh-CN"/>
+        </w:rPr>
+        <w:t xml:space="preserve">侧栏、桌面歌词同步生效</w:t>
+      </w:r>
+    </w:p>
+    <w:p>
+      <w:pPr>
+        <w:pStyle w:val="Compact"/>
+        <w:numPr>
+          <w:ilvl w:val="0"/>
+          <w:numId w:val="1004"/>
+        </w:numPr>
+      </w:pPr>
+      <w:r>
+        <w:rPr>
+          <w:rFonts w:hint="eastAsia"/>
+          <w:b/>
+          <w:bCs/>
+          <w:lang w:val="zh-CN"/>
+        </w:rPr>
         <w:t xml:space="preserve">底部频谱条</w:t>
       </w:r>
       <w:r>
@@ -11950,6 +12280,153 @@
           <w:lang w:val="zh-CN"/>
         </w:rPr>
         <w:t xml:space="preserve">版本更新</w:t>
+      </w:r>
+    </w:p>
+    <w:p>
+      <w:pPr>
+        <w:pStyle w:val="Compact"/>
+        <w:numPr>
+          <w:ilvl w:val="0"/>
+          <w:numId w:val="1010"/>
+        </w:numPr>
+      </w:pPr>
+      <w:r>
+        <w:rPr>
+          <w:b/>
+          <w:bCs/>
+          <w:lang w:val="zh-CN"/>
+        </w:rPr>
+        <w:t xml:space="preserve">V4.6.0</w:t>
+      </w:r>
+      <w:r>
+        <w:rPr>
+          <w:rFonts w:hint="eastAsia"/>
+          <w:lang w:val="zh-CN"/>
+        </w:rPr>
+        <w:t xml:space="preserve">：【公告】本版是年前的最后一个版本：开发者小组暂时没有精力继续投入开发，自本版起暂停更新（重大问题仍会尽力修复），请期待年后的大版本更新与更多平台适配。本版内容：①</w:t>
+      </w:r>
+      <w:r>
+        <w:rPr>
+          <w:lang w:val="zh-CN"/>
+        </w:rPr>
+        <w:t xml:space="preserve"> Apple Music </w:t>
+      </w:r>
+      <w:r>
+        <w:rPr>
+          <w:rFonts w:hint="eastAsia"/>
+          <w:lang w:val="zh-CN"/>
+        </w:rPr>
+        <w:t xml:space="preserve">音源（实验性）——侧栏</w:t>
+      </w:r>
+      <w:r>
+        <w:rPr>
+          <w:lang w:val="zh-CN"/>
+        </w:rPr>
+        <w:t xml:space="preserve"> 🍎 </w:t>
+      </w:r>
+      <w:r>
+        <w:rPr>
+          <w:rFonts w:hint="eastAsia"/>
+          <w:lang w:val="zh-CN"/>
+        </w:rPr>
+        <w:t xml:space="preserve">登录自己的</w:t>
+      </w:r>
+      <w:r>
+        <w:rPr>
+          <w:lang w:val="zh-CN"/>
+        </w:rPr>
+        <w:t xml:space="preserve"> Apple </w:t>
+      </w:r>
+      <w:r>
+        <w:rPr>
+          <w:rFonts w:hint="eastAsia"/>
+          <w:lang w:val="zh-CN"/>
+        </w:rPr>
+        <w:t xml:space="preserve">账号（支持两步验证），搜索/链接解析/歌单，ALAC</w:t>
+      </w:r>
+      <w:r>
+        <w:rPr>
+          <w:lang w:val="zh-CN"/>
+        </w:rPr>
+        <w:t xml:space="preserve"> </w:t>
+      </w:r>
+      <w:r>
+        <w:rPr>
+          <w:rFonts w:hint="eastAsia"/>
+          <w:lang w:val="zh-CN"/>
+        </w:rPr>
+        <w:t xml:space="preserve">无损流式</w:t>
+      </w:r>
+      <w:r>
+        <w:rPr>
+          <w:lang w:val="zh-CN"/>
+        </w:rPr>
+        <w:t xml:space="preserve"> + AAC 256K </w:t>
+      </w:r>
+      <w:r>
+        <w:rPr>
+          <w:rFonts w:hint="eastAsia"/>
+          <w:lang w:val="zh-CN"/>
+        </w:rPr>
+        <w:t xml:space="preserve">双档播放，五档下载带全套标签封面歌词，播放加载进度卡逐阶段显示；②</w:t>
+      </w:r>
+      <w:r>
+        <w:rPr>
+          <w:lang w:val="zh-CN"/>
+        </w:rPr>
+        <w:t xml:space="preserve"> </w:t>
+      </w:r>
+      <w:r>
+        <w:rPr>
+          <w:rFonts w:hint="eastAsia"/>
+          <w:lang w:val="zh-CN"/>
+        </w:rPr>
+        <w:t xml:space="preserve">秋野奈</w:t>
+      </w:r>
+      <w:r>
+        <w:rPr>
+          <w:lang w:val="zh-CN"/>
+        </w:rPr>
+        <w:t xml:space="preserve"> PR </w:t>
+      </w:r>
+      <w:r>
+        <w:rPr>
+          <w:rFonts w:hint="eastAsia"/>
+          <w:lang w:val="zh-CN"/>
+        </w:rPr>
+        <w:t xml:space="preserve">#20——普通歌词支持「每行词数」折行、右键「下一首播放」/多选「添加到待播清单」（队列允许重复项）、随机播放队列可见且切模式自动重排、待播清单插入保持滚动位置、沉浸宽幅封面真实占位、隐藏控制栏后内容居中；③</w:t>
+      </w:r>
+      <w:r>
+        <w:rPr>
+          <w:lang w:val="zh-CN"/>
+        </w:rPr>
+        <w:t xml:space="preserve"> </w:t>
+      </w:r>
+      <w:r>
+        <w:rPr>
+          <w:rFonts w:hint="eastAsia"/>
+          <w:lang w:val="zh-CN"/>
+        </w:rPr>
+        <w:t xml:space="preserve">修复流媒体切歌引擎报错隐患（探测失败自动回退+重试）；④</w:t>
+      </w:r>
+      <w:r>
+        <w:rPr>
+          <w:lang w:val="zh-CN"/>
+        </w:rPr>
+        <w:t xml:space="preserve"> Apple Music </w:t>
+      </w:r>
+      <w:r>
+        <w:rPr>
+          <w:rFonts w:hint="eastAsia"/>
+          <w:lang w:val="zh-CN"/>
+        </w:rPr>
+        <w:t xml:space="preserve">后端运行时瘦身</w:t>
+      </w:r>
+      <w:r>
+        <w:rPr>
+          <w:lang w:val="zh-CN"/>
+        </w:rPr>
+        <w:t xml:space="preserve"> 671MB→276MB</w:t>
       </w:r>
     </w:p>
     <w:p>

--- a/AnniePlayer-LXversion安妮洛雪/《章鱼科技：安妮播放器全功能说明书》.docx
+++ b/AnniePlayer-LXversion安妮洛雪/《章鱼科技：安妮播放器全功能说明书》.docx
@@ -97,7 +97,7 @@
           <w:rFonts w:hint="eastAsia"/>
           <w:lang w:val="zh-CN"/>
         </w:rPr>
-        <w:t xml:space="preserve">：V4.6.0</w:t>
+        <w:t xml:space="preserve">：V4.6.2</w:t>
       </w:r>
       <w:r>
         <w:rPr>
@@ -9376,7 +9376,54 @@
           <w:rFonts w:hint="eastAsia"/>
           <w:lang w:val="zh-CN"/>
         </w:rPr>
-        <w:t xml:space="preserve">代码生成），但仍请只导入可信来源的脚本</w:t>
+        <w:t xml:space="preserve">代码生成），但仍请只导入可信来源的脚本；V4.6.1</w:t>
+      </w:r>
+      <w:r>
+        <w:rPr>
+          <w:lang w:val="zh-CN"/>
+        </w:rPr>
+        <w:t xml:space="preserve"> </w:t>
+      </w:r>
+      <w:r>
+        <w:rPr>
+          <w:rFonts w:hint="eastAsia"/>
+          <w:lang w:val="zh-CN"/>
+        </w:rPr>
+        <w:t xml:space="preserve">起支持「安妮独家音源」——带</w:t>
+      </w:r>
+      <w:r>
+        <w:rPr>
+          <w:lang w:val="zh-CN"/>
+        </w:rPr>
+        <w:t xml:space="preserve"> </w:t>
+      </w:r>
+      <w:r>
+        <w:rPr>
+          <w:rStyle w:val="VerbatimChar"/>
+          <w:rFonts w:hint="eastAsia"/>
+          <w:lang w:val="zh-CN"/>
+        </w:rPr>
+        <w:t xml:space="preserve">#@安妮音源</w:t>
+      </w:r>
+      <w:r>
+        <w:rPr>
+          <w:rStyle w:val="VerbatimChar"/>
+          <w:lang w:val="zh-CN"/>
+        </w:rPr>
+        <w:t xml:space="preserve"> vN</w:t>
+      </w:r>
+      <w:r>
+        <w:rPr>
+          <w:lang w:val="zh-CN"/>
+        </w:rPr>
+        <w:t xml:space="preserve"> </w:t>
+      </w:r>
+      <w:r>
+        <w:rPr>
+          <w:rFonts w:hint="eastAsia"/>
+          <w:lang w:val="zh-CN"/>
+        </w:rPr>
+        <w:t xml:space="preserve">标识块的脚本仅可在安妮播放器运行（洛雪导入即报错），心跳验证宿主身份，普通洛雪音源不受影响</w:t>
       </w:r>
     </w:p>
     <w:p>
@@ -12280,6 +12327,284 @@
           <w:lang w:val="zh-CN"/>
         </w:rPr>
         <w:t xml:space="preserve">版本更新</w:t>
+      </w:r>
+    </w:p>
+    <w:p>
+      <w:pPr>
+        <w:pStyle w:val="Compact"/>
+        <w:numPr>
+          <w:ilvl w:val="0"/>
+          <w:numId w:val="1010"/>
+        </w:numPr>
+      </w:pPr>
+      <w:r>
+        <w:rPr>
+          <w:b/>
+          <w:bCs/>
+          <w:lang w:val="zh-CN"/>
+        </w:rPr>
+        <w:t xml:space="preserve">V4.6.2</w:t>
+      </w:r>
+      <w:r>
+        <w:rPr>
+          <w:rFonts w:hint="eastAsia"/>
+          <w:lang w:val="zh-CN"/>
+        </w:rPr>
+        <w:t xml:space="preserve">：修复在线听歌选</w:t>
+      </w:r>
+      <w:r>
+        <w:rPr>
+          <w:lang w:val="zh-CN"/>
+        </w:rPr>
+        <w:t xml:space="preserve"> Hi-Res </w:t>
+      </w:r>
+      <w:r>
+        <w:rPr>
+          <w:rFonts w:hint="eastAsia"/>
+          <w:lang w:val="zh-CN"/>
+        </w:rPr>
+        <w:t xml:space="preserve">实际只播普通</w:t>
+      </w:r>
+      <w:r>
+        <w:rPr>
+          <w:lang w:val="zh-CN"/>
+        </w:rPr>
+        <w:t xml:space="preserve"> </w:t>
+      </w:r>
+      <w:r>
+        <w:rPr>
+          <w:rFonts w:hint="eastAsia"/>
+          <w:lang w:val="zh-CN"/>
+        </w:rPr>
+        <w:t xml:space="preserve">FLAC：播放取音质时按搜索结果的音质清单预过滤，清单由平台字段推导并不可靠（平台显示没有</w:t>
+      </w:r>
+      <w:r>
+        <w:rPr>
+          <w:lang w:val="zh-CN"/>
+        </w:rPr>
+        <w:t xml:space="preserve"> 24bit </w:t>
+      </w:r>
+      <w:r>
+        <w:rPr>
+          <w:rFonts w:hint="eastAsia"/>
+          <w:lang w:val="zh-CN"/>
+        </w:rPr>
+        <w:t xml:space="preserve">不代表真没有），Hi-Res</w:t>
+      </w:r>
+      <w:r>
+        <w:rPr>
+          <w:lang w:val="zh-CN"/>
+        </w:rPr>
+        <w:t xml:space="preserve"> </w:t>
+      </w:r>
+      <w:r>
+        <w:rPr>
+          <w:rFonts w:hint="eastAsia"/>
+          <w:lang w:val="zh-CN"/>
+        </w:rPr>
+        <w:t xml:space="preserve">档被直接跳过从普通</w:t>
+      </w:r>
+      <w:r>
+        <w:rPr>
+          <w:lang w:val="zh-CN"/>
+        </w:rPr>
+        <w:t xml:space="preserve"> FLAC </w:t>
+      </w:r>
+      <w:r>
+        <w:rPr>
+          <w:rFonts w:hint="eastAsia"/>
+          <w:lang w:val="zh-CN"/>
+        </w:rPr>
+        <w:t xml:space="preserve">起播——现所选档位始终尝试，仅降级档按清单过滤（下载不走该过滤，此前下载正常即因此）</w:t>
+      </w:r>
+    </w:p>
+    <w:p>
+      <w:pPr>
+        <w:pStyle w:val="Compact"/>
+        <w:numPr>
+          <w:ilvl w:val="0"/>
+          <w:numId w:val="1010"/>
+        </w:numPr>
+      </w:pPr>
+      <w:r>
+        <w:rPr>
+          <w:b/>
+          <w:bCs/>
+          <w:lang w:val="zh-CN"/>
+        </w:rPr>
+        <w:t xml:space="preserve">V4.6.1</w:t>
+      </w:r>
+      <w:r>
+        <w:rPr>
+          <w:rFonts w:hint="eastAsia"/>
+          <w:lang w:val="zh-CN"/>
+        </w:rPr>
+        <w:t xml:space="preserve">：【重要】安妮独家音源机制上线（电狗</w:t>
+      </w:r>
+      <w:r>
+        <w:rPr>
+          <w:lang w:val="zh-CN"/>
+        </w:rPr>
+        <w:t xml:space="preserve"> PR </w:t>
+      </w:r>
+      <w:r>
+        <w:rPr>
+          <w:rFonts w:hint="eastAsia"/>
+          <w:lang w:val="zh-CN"/>
+        </w:rPr>
+        <w:t xml:space="preserve">#21/#27）：①</w:t>
+      </w:r>
+      <w:r>
+        <w:rPr>
+          <w:lang w:val="zh-CN"/>
+        </w:rPr>
+        <w:t xml:space="preserve"> </w:t>
+      </w:r>
+      <w:r>
+        <w:rPr>
+          <w:rFonts w:hint="eastAsia"/>
+          <w:lang w:val="zh-CN"/>
+        </w:rPr>
+        <w:t xml:space="preserve">「标识块」防导入——独家音源脚本文件头带</w:t>
+      </w:r>
+      <w:r>
+        <w:rPr>
+          <w:lang w:val="zh-CN"/>
+        </w:rPr>
+        <w:t xml:space="preserve"> </w:t>
+      </w:r>
+      <w:r>
+        <w:rPr>
+          <w:rStyle w:val="VerbatimChar"/>
+          <w:rFonts w:hint="eastAsia"/>
+          <w:lang w:val="zh-CN"/>
+        </w:rPr>
+        <w:t xml:space="preserve">#@安妮音源</w:t>
+      </w:r>
+      <w:r>
+        <w:rPr>
+          <w:rStyle w:val="VerbatimChar"/>
+          <w:lang w:val="zh-CN"/>
+        </w:rPr>
+        <w:t xml:space="preserve"> vN</w:t>
+      </w:r>
+      <w:r>
+        <w:rPr>
+          <w:lang w:val="zh-CN"/>
+        </w:rPr>
+        <w:t xml:space="preserve"> </w:t>
+      </w:r>
+      <w:r>
+        <w:rPr>
+          <w:rFonts w:hint="eastAsia"/>
+          <w:lang w:val="zh-CN"/>
+        </w:rPr>
+        <w:t xml:space="preserve">标记，洛雪等第三方播放器解析即语法错误，连导入都做不到；②</w:t>
+      </w:r>
+      <w:r>
+        <w:rPr>
+          <w:lang w:val="zh-CN"/>
+        </w:rPr>
+        <w:t xml:space="preserve"> </w:t>
+      </w:r>
+      <w:r>
+        <w:rPr>
+          <w:rFonts w:hint="eastAsia"/>
+          <w:lang w:val="zh-CN"/>
+        </w:rPr>
+        <w:t xml:space="preserve">心跳验证——音源启动时向本机安妮端点</w:t>
+      </w:r>
+      <w:r>
+        <w:rPr>
+          <w:lang w:val="zh-CN"/>
+        </w:rPr>
+        <w:t xml:space="preserve"> POST </w:t>
+      </w:r>
+      <w:r>
+        <w:rPr>
+          <w:rFonts w:hint="eastAsia"/>
+          <w:lang w:val="zh-CN"/>
+        </w:rPr>
+        <w:t xml:space="preserve">验证宿主身份，验证通过才注册，防标识块被恶意剥离后盗用；③</w:t>
+      </w:r>
+      <w:r>
+        <w:rPr>
+          <w:lang w:val="zh-CN"/>
+        </w:rPr>
+        <w:t xml:space="preserve"> </w:t>
+      </w:r>
+      <w:r>
+        <w:rPr>
+          <w:rFonts w:hint="eastAsia"/>
+          <w:lang w:val="zh-CN"/>
+        </w:rPr>
+        <w:t xml:space="preserve">握手协议统一为</w:t>
+      </w:r>
+      <w:r>
+        <w:rPr>
+          <w:lang w:val="zh-CN"/>
+        </w:rPr>
+        <w:t xml:space="preserve"> </w:t>
+      </w:r>
+      <w:r>
+        <w:rPr>
+          <w:rStyle w:val="VerbatimChar"/>
+          <w:lang w:val="zh-CN"/>
+        </w:rPr>
+        <w:t xml:space="preserve">POST /heartbeat</w:t>
+      </w:r>
+      <w:r>
+        <w:rPr>
+          <w:rFonts w:hint="eastAsia"/>
+          <w:lang w:val="zh-CN"/>
+        </w:rPr>
+        <w:t xml:space="preserve">，响应主字段</w:t>
+      </w:r>
+      <w:r>
+        <w:rPr>
+          <w:lang w:val="zh-CN"/>
+        </w:rPr>
+        <w:t xml:space="preserve"> </w:t>
+      </w:r>
+      <w:r>
+        <w:rPr>
+          <w:rStyle w:val="VerbatimChar"/>
+          <w:lang w:val="zh-CN"/>
+        </w:rPr>
+        <w:t xml:space="preserve">status:'ok'</w:t>
+      </w:r>
+      <w:r>
+        <w:rPr>
+          <w:rFonts w:hint="eastAsia"/>
+          <w:lang w:val="zh-CN"/>
+        </w:rPr>
+        <w:t xml:space="preserve">，支持异步注册（先验证后挂载）；④</w:t>
+      </w:r>
+      <w:r>
+        <w:rPr>
+          <w:lang w:val="zh-CN"/>
+        </w:rPr>
+        <w:t xml:space="preserve"> </w:t>
+      </w:r>
+      <w:r>
+        <w:rPr>
+          <w:rFonts w:hint="eastAsia"/>
+          <w:lang w:val="zh-CN"/>
+        </w:rPr>
+        <w:t xml:space="preserve">普通洛雪音源完全不受影响（无标识块走原路径，行为零变化）；⑤</w:t>
+      </w:r>
+      <w:r>
+        <w:rPr>
+          <w:lang w:val="zh-CN"/>
+        </w:rPr>
+        <w:t xml:space="preserve"> </w:t>
+      </w:r>
+      <w:r>
+        <w:rPr>
+          <w:rFonts w:hint="eastAsia"/>
+          <w:lang w:val="zh-CN"/>
+        </w:rPr>
+        <w:t xml:space="preserve">旧版独家音源（无标识块）作废，需换发带标识块的新版</w:t>
       </w:r>
     </w:p>
     <w:p>

--- a/AnniePlayer-LXversion安妮洛雪/《章鱼科技：安妮播放器全功能说明书》.docx
+++ b/AnniePlayer-LXversion安妮洛雪/《章鱼科技：安妮播放器全功能说明书》.docx
@@ -97,7 +97,7 @@
           <w:rFonts w:hint="eastAsia"/>
           <w:lang w:val="zh-CN"/>
         </w:rPr>
-        <w:t xml:space="preserve">：V4.6.2</w:t>
+        <w:t xml:space="preserve">：V4.6.3</w:t>
       </w:r>
       <w:r>
         <w:rPr>
@@ -5937,7 +5937,7 @@
           <w:rFonts w:hint="eastAsia"/>
           <w:lang w:val="zh-CN"/>
         </w:rPr>
-        <w:t xml:space="preserve">：侧栏「下载情况」统一管理所有下载任务：所有任务/正在下载/已暂停/出错/下载完成五标签切换；任务可暂停/继续/重试/移除/打开所在文件夹，进度条实时显示；出错标签一键重试，完成标签一键清空；重启软件后未完成任务自动转为已暂停可继续；并发数与文件命名等在</w:t>
+        <w:t xml:space="preserve">：侧栏「下载情况」统一管理所有下载任务：所有任务/正在下载/已暂停/出错/下载完成五标签切换；任务可暂停/继续/重试/移除/打开所在文件夹，进度条实时显示；出错标签一键重试，完成标签一键清空，另有「一键清空」移除全部任务（已下载完成的文件保留）；重启软件后未完成任务自动转为已暂停可继续；并发数与文件命名等在</w:t>
       </w:r>
       <w:r>
         <w:rPr>
@@ -5994,144 +5994,40 @@
           <w:bCs/>
           <w:lang w:val="zh-CN"/>
         </w:rPr>
-        <w:t xml:space="preserve">在线歌单（流媒体收藏）</w:t>
-      </w:r>
-      <w:r>
-        <w:rPr>
-          <w:rFonts w:hint="eastAsia"/>
-          <w:lang w:val="zh-CN"/>
-        </w:rPr>
-        <w:t xml:space="preserve">：侧栏「在线歌单」分组：＋</w:t>
-      </w:r>
-      <w:r>
-        <w:rPr>
-          <w:lang w:val="zh-CN"/>
-        </w:rPr>
-        <w:t xml:space="preserve"> </w:t>
-      </w:r>
-      <w:r>
-        <w:rPr>
-          <w:rFonts w:hint="eastAsia"/>
-          <w:lang w:val="zh-CN"/>
-        </w:rPr>
-        <w:t xml:space="preserve">新建、✕</w:t>
-      </w:r>
-      <w:r>
-        <w:rPr>
-          <w:lang w:val="zh-CN"/>
-        </w:rPr>
-        <w:t xml:space="preserve"> </w:t>
-      </w:r>
-      <w:r>
-        <w:rPr>
-          <w:rFonts w:hint="eastAsia"/>
-          <w:lang w:val="zh-CN"/>
-        </w:rPr>
-        <w:t xml:space="preserve">删除、点列表名改名、▶</w:t>
-      </w:r>
-      <w:r>
-        <w:rPr>
-          <w:lang w:val="zh-CN"/>
-        </w:rPr>
-        <w:t xml:space="preserve"> </w:t>
-      </w:r>
-      <w:r>
-        <w:rPr>
-          <w:rFonts w:hint="eastAsia"/>
-          <w:lang w:val="zh-CN"/>
-        </w:rPr>
-        <w:t xml:space="preserve">播放</w:t>
-      </w:r>
-      <w:r>
-        <w:rPr>
-          <w:lang w:val="zh-CN"/>
-        </w:rPr>
-        <w:t xml:space="preserve"> / 🔀 </w:t>
-      </w:r>
-      <w:r>
-        <w:rPr>
-          <w:rFonts w:hint="eastAsia"/>
-          <w:lang w:val="zh-CN"/>
-        </w:rPr>
-        <w:t xml:space="preserve">随机播放、📥</w:t>
-      </w:r>
-      <w:r>
-        <w:rPr>
-          <w:lang w:val="zh-CN"/>
-        </w:rPr>
-        <w:t xml:space="preserve"> </w:t>
-      </w:r>
-      <w:r>
-        <w:rPr>
-          <w:rFonts w:hint="eastAsia"/>
-          <w:lang w:val="zh-CN"/>
-        </w:rPr>
-        <w:t xml:space="preserve">导入在线歌单（.anniespl）；右键歌单可「📤</w:t>
-      </w:r>
-      <w:r>
-        <w:rPr>
-          <w:lang w:val="zh-CN"/>
-        </w:rPr>
-        <w:t xml:space="preserve"> </w:t>
-      </w:r>
-      <w:r>
-        <w:rPr>
-          <w:rFonts w:hint="eastAsia"/>
-          <w:lang w:val="zh-CN"/>
-        </w:rPr>
-        <w:t xml:space="preserve">导出在线歌单…」生成</w:t>
-      </w:r>
-      <w:r>
-        <w:rPr>
-          <w:lang w:val="zh-CN"/>
-        </w:rPr>
-        <w:t xml:space="preserve"> .anniespl </w:t>
-      </w:r>
-      <w:r>
-        <w:rPr>
-          <w:rFonts w:hint="eastAsia"/>
-          <w:lang w:val="zh-CN"/>
-        </w:rPr>
-        <w:t xml:space="preserve">文件——流媒体曲目存平台</w:t>
-      </w:r>
-      <w:r>
-        <w:rPr>
-          <w:lang w:val="zh-CN"/>
-        </w:rPr>
-        <w:t xml:space="preserve"> ID </w:t>
-      </w:r>
-      <w:r>
-        <w:rPr>
-          <w:rFonts w:hint="eastAsia"/>
-          <w:lang w:val="zh-CN"/>
-        </w:rPr>
-        <w:t xml:space="preserve">快照（不依赖本地文件），拷到另一台电脑导入后联网即可播放，重装系统也能恢复；封面默认取第一首曲目封面（整专收藏即专辑封面）；歌单头部搜索框可在歌单内过滤定位；收藏存平台曲目信息（不存播放地址），每次播放现解析</w:t>
-      </w:r>
-      <w:r>
-        <w:rPr>
-          <w:lang w:val="zh-CN"/>
-        </w:rPr>
-        <w:t xml:space="preserve"> URL </w:t>
-      </w:r>
-      <w:r>
-        <w:rPr>
-          <w:rFonts w:hint="eastAsia"/>
-          <w:lang w:val="zh-CN"/>
-        </w:rPr>
-        <w:t xml:space="preserve">不怕过期，歌词/封面/独占输出全自动；与本地播放列表互不相混；行内</w:t>
-      </w:r>
-      <w:r>
-        <w:rPr>
-          <w:lang w:val="zh-CN"/>
-        </w:rPr>
-        <w:t xml:space="preserve"> ✕ </w:t>
-      </w:r>
-      <w:r>
-        <w:rPr>
-          <w:rFonts w:hint="eastAsia"/>
-          <w:lang w:val="zh-CN"/>
-        </w:rPr>
-        <w:t xml:space="preserve">移除单曲；在线播放联动全局播放模式（顺序/随机/单曲循环）</w:t>
+        <w:t xml:space="preserve">下载音质与续传（V4.6.3）</w:t>
+      </w:r>
+      <w:r>
+        <w:rPr>
+          <w:rFonts w:hint="eastAsia"/>
+          <w:lang w:val="zh-CN"/>
+        </w:rPr>
+        <w:t xml:space="preserve">：点下载弹音质选择窗：单曲按该曲音质清单出按钮（带文件大小），多选/批量下载自动按每首歌各自最高音质入队（上限</w:t>
+      </w:r>
+      <w:r>
+        <w:rPr>
+          <w:lang w:val="zh-CN"/>
+        </w:rPr>
+        <w:t xml:space="preserve"> </w:t>
+      </w:r>
+      <w:r>
+        <w:rPr>
+          <w:rFonts w:hint="eastAsia"/>
+          <w:lang w:val="zh-CN"/>
+        </w:rPr>
+        <w:t xml:space="preserve">Hi-Res）；任务锁定所选音质不再静默降级，失败可重试；断点续传——暂停/断网保留半成品，继续从断点接着下，链接过期自动重新取址续传；自动换源——当前平台失败时跨平台找同歌重下（设置可关）；同一首歌可下载多个音质共存；QQ</w:t>
+      </w:r>
+      <w:r>
+        <w:rPr>
+          <w:lang w:val="zh-CN"/>
+        </w:rPr>
+        <w:t xml:space="preserve"> mflac/mgg </w:t>
+      </w:r>
+      <w:r>
+        <w:rPr>
+          <w:rFonts w:hint="eastAsia"/>
+          <w:lang w:val="zh-CN"/>
+        </w:rPr>
+        <w:t xml:space="preserve">等加密格式自动拒收并换源</w:t>
       </w:r>
     </w:p>
     <w:p>
@@ -6149,174 +6045,144 @@
           <w:bCs/>
           <w:lang w:val="zh-CN"/>
         </w:rPr>
-        <w:t xml:space="preserve">Qobuz（侧栏</w:t>
-      </w:r>
-      <w:r>
-        <w:rPr>
-          <w:b/>
-          <w:bCs/>
-          <w:lang w:val="zh-CN"/>
-        </w:rPr>
-        <w:t xml:space="preserve"> </w:t>
-      </w:r>
-      <w:r>
-        <w:rPr>
-          <w:rFonts w:hint="eastAsia"/>
-          <w:b/>
-          <w:bCs/>
-          <w:lang w:val="zh-CN"/>
-        </w:rPr>
-        <w:t xml:space="preserve">🔷）</w:t>
-      </w:r>
-      <w:r>
-        <w:rPr>
-          <w:rFonts w:hint="eastAsia"/>
-          <w:lang w:val="zh-CN"/>
-        </w:rPr>
-        <w:t xml:space="preserve">：登录自己的</w:t>
-      </w:r>
-      <w:r>
-        <w:rPr>
-          <w:lang w:val="zh-CN"/>
-        </w:rPr>
-        <w:t xml:space="preserve"> Qobuz </w:t>
-      </w:r>
-      <w:r>
-        <w:rPr>
-          <w:rFonts w:hint="eastAsia"/>
-          <w:lang w:val="zh-CN"/>
-        </w:rPr>
-        <w:t xml:space="preserve">付费账号（邮箱+密码</w:t>
-      </w:r>
-      <w:r>
-        <w:rPr>
-          <w:lang w:val="zh-CN"/>
-        </w:rPr>
-        <w:t xml:space="preserve"> </w:t>
-      </w:r>
-      <w:r>
-        <w:rPr>
-          <w:rFonts w:hint="eastAsia"/>
-          <w:lang w:val="zh-CN"/>
-        </w:rPr>
-        <w:t xml:space="preserve">或</w:t>
-      </w:r>
-      <w:r>
-        <w:rPr>
-          <w:lang w:val="zh-CN"/>
-        </w:rPr>
-        <w:t xml:space="preserve"> </w:t>
-      </w:r>
-      <w:r>
-        <w:rPr>
-          <w:rFonts w:hint="eastAsia"/>
-          <w:lang w:val="zh-CN"/>
-        </w:rPr>
-        <w:t xml:space="preserve">user_auth_token，凭据仅本机加密保存）：搜索专辑/单曲/歌单，收藏专辑/收藏单曲/我的歌单快捷入口，详情页点曲目即播——最高</w:t>
-      </w:r>
-      <w:r>
-        <w:rPr>
-          <w:lang w:val="zh-CN"/>
-        </w:rPr>
-        <w:t xml:space="preserve"> 24bit/192kHz FLAC </w:t>
-      </w:r>
-      <w:r>
-        <w:rPr>
-          <w:rFonts w:hint="eastAsia"/>
-          <w:lang w:val="zh-CN"/>
-        </w:rPr>
-        <w:t xml:space="preserve">直链，bit-perfect</w:t>
-      </w:r>
-      <w:r>
-        <w:rPr>
-          <w:lang w:val="zh-CN"/>
-        </w:rPr>
-        <w:t xml:space="preserve"> </w:t>
-      </w:r>
-      <w:r>
-        <w:rPr>
-          <w:rFonts w:hint="eastAsia"/>
-          <w:lang w:val="zh-CN"/>
-        </w:rPr>
-        <w:t xml:space="preserve">独占输出与本地同一管线；专辑/歌单/搜索结果整表即播放队列，播完自动接下一首（联动全局播放模式：顺序/随机/单曲循环），上一首/下一首按钮正常生效；歌词按「LRCLIB</w:t>
-      </w:r>
-      <w:r>
-        <w:rPr>
-          <w:lang w:val="zh-CN"/>
-        </w:rPr>
-        <w:t xml:space="preserve"> </w:t>
-      </w:r>
-      <w:r>
-        <w:rPr>
-          <w:rFonts w:hint="eastAsia"/>
-          <w:lang w:val="zh-CN"/>
-        </w:rPr>
-        <w:t xml:space="preserve">优先</w:t>
-      </w:r>
-      <w:r>
-        <w:rPr>
-          <w:lang w:val="zh-CN"/>
-        </w:rPr>
-        <w:t xml:space="preserve"> → </w:t>
-      </w:r>
-      <w:r>
-        <w:rPr>
-          <w:rFonts w:hint="eastAsia"/>
-          <w:lang w:val="zh-CN"/>
-        </w:rPr>
-        <w:t xml:space="preserve">五大平台兜底」匹配（Qobuz</w:t>
-      </w:r>
-      <w:r>
-        <w:rPr>
-          <w:lang w:val="zh-CN"/>
-        </w:rPr>
-        <w:t xml:space="preserve"> </w:t>
-      </w:r>
-      <w:r>
-        <w:rPr>
-          <w:rFonts w:hint="eastAsia"/>
-          <w:lang w:val="zh-CN"/>
-        </w:rPr>
-        <w:t xml:space="preserve">无歌词接口，含翻译行）；音质四档可选，顶栏实时显示播放音质；详情页</w:t>
-      </w:r>
-      <w:r>
-        <w:rPr>
-          <w:lang w:val="zh-CN"/>
-        </w:rPr>
-        <w:t xml:space="preserve"> ♥ </w:t>
-      </w:r>
-      <w:r>
-        <w:rPr>
-          <w:rFonts w:hint="eastAsia"/>
-          <w:lang w:val="zh-CN"/>
-        </w:rPr>
-        <w:t xml:space="preserve">收藏专辑/歌单到</w:t>
-      </w:r>
-      <w:r>
-        <w:rPr>
-          <w:lang w:val="zh-CN"/>
-        </w:rPr>
-        <w:t xml:space="preserve"> Qobuz </w:t>
-      </w:r>
-      <w:r>
-        <w:rPr>
-          <w:rFonts w:hint="eastAsia"/>
-          <w:lang w:val="zh-CN"/>
-        </w:rPr>
-        <w:t xml:space="preserve">账号（与官方</w:t>
-      </w:r>
-      <w:r>
-        <w:rPr>
-          <w:lang w:val="zh-CN"/>
-        </w:rPr>
-        <w:t xml:space="preserve"> App </w:t>
-      </w:r>
-      <w:r>
-        <w:rPr>
-          <w:rFonts w:hint="eastAsia"/>
-          <w:lang w:val="zh-CN"/>
-        </w:rPr>
-        <w:t xml:space="preserve">实时同步，再点取消）</w:t>
+        <w:t xml:space="preserve">在线歌单（流媒体收藏）</w:t>
+      </w:r>
+      <w:r>
+        <w:rPr>
+          <w:rFonts w:hint="eastAsia"/>
+          <w:lang w:val="zh-CN"/>
+        </w:rPr>
+        <w:t xml:space="preserve">：侧栏「在线歌单」分组：＋</w:t>
+      </w:r>
+      <w:r>
+        <w:rPr>
+          <w:lang w:val="zh-CN"/>
+        </w:rPr>
+        <w:t xml:space="preserve"> </w:t>
+      </w:r>
+      <w:r>
+        <w:rPr>
+          <w:rFonts w:hint="eastAsia"/>
+          <w:lang w:val="zh-CN"/>
+        </w:rPr>
+        <w:t xml:space="preserve">新建、✕</w:t>
+      </w:r>
+      <w:r>
+        <w:rPr>
+          <w:lang w:val="zh-CN"/>
+        </w:rPr>
+        <w:t xml:space="preserve"> </w:t>
+      </w:r>
+      <w:r>
+        <w:rPr>
+          <w:rFonts w:hint="eastAsia"/>
+          <w:lang w:val="zh-CN"/>
+        </w:rPr>
+        <w:t xml:space="preserve">删除、点列表名改名、▶</w:t>
+      </w:r>
+      <w:r>
+        <w:rPr>
+          <w:lang w:val="zh-CN"/>
+        </w:rPr>
+        <w:t xml:space="preserve"> </w:t>
+      </w:r>
+      <w:r>
+        <w:rPr>
+          <w:rFonts w:hint="eastAsia"/>
+          <w:lang w:val="zh-CN"/>
+        </w:rPr>
+        <w:t xml:space="preserve">播放</w:t>
+      </w:r>
+      <w:r>
+        <w:rPr>
+          <w:lang w:val="zh-CN"/>
+        </w:rPr>
+        <w:t xml:space="preserve"> / 🔀 </w:t>
+      </w:r>
+      <w:r>
+        <w:rPr>
+          <w:rFonts w:hint="eastAsia"/>
+          <w:lang w:val="zh-CN"/>
+        </w:rPr>
+        <w:t xml:space="preserve">随机播放、📥</w:t>
+      </w:r>
+      <w:r>
+        <w:rPr>
+          <w:lang w:val="zh-CN"/>
+        </w:rPr>
+        <w:t xml:space="preserve"> </w:t>
+      </w:r>
+      <w:r>
+        <w:rPr>
+          <w:rFonts w:hint="eastAsia"/>
+          <w:lang w:val="zh-CN"/>
+        </w:rPr>
+        <w:t xml:space="preserve">导入在线歌单（.anniespl）；右键歌单可「📤</w:t>
+      </w:r>
+      <w:r>
+        <w:rPr>
+          <w:lang w:val="zh-CN"/>
+        </w:rPr>
+        <w:t xml:space="preserve"> </w:t>
+      </w:r>
+      <w:r>
+        <w:rPr>
+          <w:rFonts w:hint="eastAsia"/>
+          <w:lang w:val="zh-CN"/>
+        </w:rPr>
+        <w:t xml:space="preserve">导出在线歌单…」生成</w:t>
+      </w:r>
+      <w:r>
+        <w:rPr>
+          <w:lang w:val="zh-CN"/>
+        </w:rPr>
+        <w:t xml:space="preserve"> .anniespl </w:t>
+      </w:r>
+      <w:r>
+        <w:rPr>
+          <w:rFonts w:hint="eastAsia"/>
+          <w:lang w:val="zh-CN"/>
+        </w:rPr>
+        <w:t xml:space="preserve">文件——流媒体曲目存平台</w:t>
+      </w:r>
+      <w:r>
+        <w:rPr>
+          <w:lang w:val="zh-CN"/>
+        </w:rPr>
+        <w:t xml:space="preserve"> ID </w:t>
+      </w:r>
+      <w:r>
+        <w:rPr>
+          <w:rFonts w:hint="eastAsia"/>
+          <w:lang w:val="zh-CN"/>
+        </w:rPr>
+        <w:t xml:space="preserve">快照（不依赖本地文件），拷到另一台电脑导入后联网即可播放，重装系统也能恢复；封面默认取第一首曲目封面（整专收藏即专辑封面）；歌单头部搜索框可在歌单内过滤定位；收藏存平台曲目信息（不存播放地址），每次播放现解析</w:t>
+      </w:r>
+      <w:r>
+        <w:rPr>
+          <w:lang w:val="zh-CN"/>
+        </w:rPr>
+        <w:t xml:space="preserve"> URL </w:t>
+      </w:r>
+      <w:r>
+        <w:rPr>
+          <w:rFonts w:hint="eastAsia"/>
+          <w:lang w:val="zh-CN"/>
+        </w:rPr>
+        <w:t xml:space="preserve">不怕过期，歌词/封面/独占输出全自动；与本地播放列表互不相混；行内</w:t>
+      </w:r>
+      <w:r>
+        <w:rPr>
+          <w:lang w:val="zh-CN"/>
+        </w:rPr>
+        <w:t xml:space="preserve"> ✕ </w:t>
+      </w:r>
+      <w:r>
+        <w:rPr>
+          <w:rFonts w:hint="eastAsia"/>
+          <w:lang w:val="zh-CN"/>
+        </w:rPr>
+        <w:t xml:space="preserve">移除单曲；在线播放联动全局播放模式（顺序/随机/单曲循环）</w:t>
       </w:r>
     </w:p>
     <w:p>
@@ -6329,53 +6195,36 @@
       </w:pPr>
       <w:r>
         <w:rPr>
-          <w:b/>
-          <w:bCs/>
-          <w:lang w:val="zh-CN"/>
-        </w:rPr>
-        <w:t xml:space="preserve">Qobuz </w:t>
-      </w:r>
-      <w:r>
-        <w:rPr>
-          <w:rFonts w:hint="eastAsia"/>
-          <w:b/>
-          <w:bCs/>
-          <w:lang w:val="zh-CN"/>
-        </w:rPr>
-        <w:t xml:space="preserve">下载</w:t>
-      </w:r>
-      <w:r>
-        <w:rPr>
-          <w:rFonts w:hint="eastAsia"/>
-          <w:lang w:val="zh-CN"/>
-        </w:rPr>
-        <w:t xml:space="preserve">：曲目行</w:t>
-      </w:r>
-      <w:r>
-        <w:rPr>
-          <w:lang w:val="zh-CN"/>
-        </w:rPr>
-        <w:t xml:space="preserve"> ⬇ </w:t>
-      </w:r>
-      <w:r>
-        <w:rPr>
-          <w:rFonts w:hint="eastAsia"/>
-          <w:lang w:val="zh-CN"/>
-        </w:rPr>
-        <w:t xml:space="preserve">单曲下载</w:t>
-      </w:r>
-      <w:r>
-        <w:rPr>
-          <w:lang w:val="zh-CN"/>
-        </w:rPr>
-        <w:t xml:space="preserve"> / </w:t>
-      </w:r>
-      <w:r>
-        <w:rPr>
-          <w:rFonts w:hint="eastAsia"/>
-          <w:lang w:val="zh-CN"/>
-        </w:rPr>
-        <w:t xml:space="preserve">详情页「下载全部」；粘贴</w:t>
+          <w:rFonts w:hint="eastAsia"/>
+          <w:b/>
+          <w:bCs/>
+          <w:lang w:val="zh-CN"/>
+        </w:rPr>
+        <w:t xml:space="preserve">Qobuz（侧栏</w:t>
+      </w:r>
+      <w:r>
+        <w:rPr>
+          <w:b/>
+          <w:bCs/>
+          <w:lang w:val="zh-CN"/>
+        </w:rPr>
+        <w:t xml:space="preserve"> </w:t>
+      </w:r>
+      <w:r>
+        <w:rPr>
+          <w:rFonts w:hint="eastAsia"/>
+          <w:b/>
+          <w:bCs/>
+          <w:lang w:val="zh-CN"/>
+        </w:rPr>
+        <w:t xml:space="preserve">🔷）</w:t>
+      </w:r>
+      <w:r>
+        <w:rPr>
+          <w:rFonts w:hint="eastAsia"/>
+          <w:lang w:val="zh-CN"/>
+        </w:rPr>
+        <w:t xml:space="preserve">：登录自己的</w:t>
       </w:r>
       <w:r>
         <w:rPr>
@@ -6388,20 +6237,98 @@
           <w:rFonts w:hint="eastAsia"/>
           <w:lang w:val="zh-CN"/>
         </w:rPr>
-        <w:t xml:space="preserve">链接或</w:t>
-      </w:r>
-      <w:r>
-        <w:rPr>
-          <w:lang w:val="zh-CN"/>
-        </w:rPr>
-        <w:t xml:space="preserve"> ID </w:t>
-      </w:r>
-      <w:r>
-        <w:rPr>
-          <w:rFonts w:hint="eastAsia"/>
-          <w:lang w:val="zh-CN"/>
-        </w:rPr>
-        <w:t xml:space="preserve">解析：专辑/歌单链接直接打开完整曲目详情（可逐首播放、逐首下载，顶部保留「下载全部」与</w:t>
+        <w:t xml:space="preserve">付费账号（邮箱+密码</w:t>
+      </w:r>
+      <w:r>
+        <w:rPr>
+          <w:lang w:val="zh-CN"/>
+        </w:rPr>
+        <w:t xml:space="preserve"> </w:t>
+      </w:r>
+      <w:r>
+        <w:rPr>
+          <w:rFonts w:hint="eastAsia"/>
+          <w:lang w:val="zh-CN"/>
+        </w:rPr>
+        <w:t xml:space="preserve">或</w:t>
+      </w:r>
+      <w:r>
+        <w:rPr>
+          <w:lang w:val="zh-CN"/>
+        </w:rPr>
+        <w:t xml:space="preserve"> </w:t>
+      </w:r>
+      <w:r>
+        <w:rPr>
+          <w:rFonts w:hint="eastAsia"/>
+          <w:lang w:val="zh-CN"/>
+        </w:rPr>
+        <w:t xml:space="preserve">user_auth_token，凭据仅本机加密保存）：搜索专辑/单曲/歌单，收藏专辑/收藏单曲/我的歌单快捷入口，详情页点曲目即播——最高</w:t>
+      </w:r>
+      <w:r>
+        <w:rPr>
+          <w:lang w:val="zh-CN"/>
+        </w:rPr>
+        <w:t xml:space="preserve"> 24bit/192kHz FLAC </w:t>
+      </w:r>
+      <w:r>
+        <w:rPr>
+          <w:rFonts w:hint="eastAsia"/>
+          <w:lang w:val="zh-CN"/>
+        </w:rPr>
+        <w:t xml:space="preserve">直链，bit-perfect</w:t>
+      </w:r>
+      <w:r>
+        <w:rPr>
+          <w:lang w:val="zh-CN"/>
+        </w:rPr>
+        <w:t xml:space="preserve"> </w:t>
+      </w:r>
+      <w:r>
+        <w:rPr>
+          <w:rFonts w:hint="eastAsia"/>
+          <w:lang w:val="zh-CN"/>
+        </w:rPr>
+        <w:t xml:space="preserve">独占输出与本地同一管线；专辑/歌单/搜索结果整表即播放队列，播完自动接下一首（联动全局播放模式：顺序/随机/单曲循环），上一首/下一首按钮正常生效；歌词按「LRCLIB</w:t>
+      </w:r>
+      <w:r>
+        <w:rPr>
+          <w:lang w:val="zh-CN"/>
+        </w:rPr>
+        <w:t xml:space="preserve"> </w:t>
+      </w:r>
+      <w:r>
+        <w:rPr>
+          <w:rFonts w:hint="eastAsia"/>
+          <w:lang w:val="zh-CN"/>
+        </w:rPr>
+        <w:t xml:space="preserve">优先</w:t>
+      </w:r>
+      <w:r>
+        <w:rPr>
+          <w:lang w:val="zh-CN"/>
+        </w:rPr>
+        <w:t xml:space="preserve"> → </w:t>
+      </w:r>
+      <w:r>
+        <w:rPr>
+          <w:rFonts w:hint="eastAsia"/>
+          <w:lang w:val="zh-CN"/>
+        </w:rPr>
+        <w:t xml:space="preserve">五大平台兜底」匹配（Qobuz</w:t>
+      </w:r>
+      <w:r>
+        <w:rPr>
+          <w:lang w:val="zh-CN"/>
+        </w:rPr>
+        <w:t xml:space="preserve"> </w:t>
+      </w:r>
+      <w:r>
+        <w:rPr>
+          <w:rFonts w:hint="eastAsia"/>
+          <w:lang w:val="zh-CN"/>
+        </w:rPr>
+        <w:t xml:space="preserve">无歌词接口，含翻译行）；音质四档可选，顶栏实时显示播放音质；详情页</w:t>
       </w:r>
       <w:r>
         <w:rPr>
@@ -6414,150 +6341,33 @@
           <w:rFonts w:hint="eastAsia"/>
           <w:lang w:val="zh-CN"/>
         </w:rPr>
-        <w:t xml:space="preserve">收藏），单曲链接仍是横幅一键下载；并发</w:t>
-      </w:r>
-      <w:r>
-        <w:rPr>
-          <w:lang w:val="zh-CN"/>
-        </w:rPr>
-        <w:t xml:space="preserve"> 3 + </w:t>
-      </w:r>
-      <w:r>
-        <w:rPr>
-          <w:rFonts w:hint="eastAsia"/>
-          <w:lang w:val="zh-CN"/>
-        </w:rPr>
-        <w:t xml:space="preserve">失败自动重试</w:t>
-      </w:r>
-      <w:r>
-        <w:rPr>
-          <w:lang w:val="zh-CN"/>
-        </w:rPr>
-        <w:t xml:space="preserve"> + </w:t>
-      </w:r>
-      <w:r>
-        <w:rPr>
-          <w:rFonts w:hint="eastAsia"/>
-          <w:lang w:val="zh-CN"/>
-        </w:rPr>
-        <w:t xml:space="preserve">断点续传</w:t>
-      </w:r>
-      <w:r>
-        <w:rPr>
-          <w:lang w:val="zh-CN"/>
-        </w:rPr>
-        <w:t xml:space="preserve"> + </w:t>
-      </w:r>
-      <w:r>
-        <w:rPr>
-          <w:rFonts w:hint="eastAsia"/>
-          <w:lang w:val="zh-CN"/>
-        </w:rPr>
-        <w:t xml:space="preserve">落盘校验音频文件头（地区限制拦截不再存成假文件）；落盘自动写入全套标签（标题/艺人/专辑/专辑艺术家/曲目号/碟号/年份/流派/厂牌/作曲家）并嵌入封面，歌词按「LRCLIB</w:t>
-      </w:r>
-      <w:r>
-        <w:rPr>
-          <w:lang w:val="zh-CN"/>
-        </w:rPr>
-        <w:t xml:space="preserve"> </w:t>
-      </w:r>
-      <w:r>
-        <w:rPr>
-          <w:rFonts w:hint="eastAsia"/>
-          <w:lang w:val="zh-CN"/>
-        </w:rPr>
-        <w:t xml:space="preserve">优先</w:t>
-      </w:r>
-      <w:r>
-        <w:rPr>
-          <w:lang w:val="zh-CN"/>
-        </w:rPr>
-        <w:t xml:space="preserve"> → </w:t>
-      </w:r>
-      <w:r>
-        <w:rPr>
-          <w:rFonts w:hint="eastAsia"/>
-          <w:lang w:val="zh-CN"/>
-        </w:rPr>
-        <w:t xml:space="preserve">五大平台兜底」自动补全（嵌入</w:t>
-      </w:r>
-      <w:r>
-        <w:rPr>
-          <w:lang w:val="zh-CN"/>
-        </w:rPr>
-        <w:t xml:space="preserve"> + </w:t>
-      </w:r>
-      <w:r>
-        <w:rPr>
-          <w:rFonts w:hint="eastAsia"/>
-          <w:lang w:val="zh-CN"/>
-        </w:rPr>
-        <w:t xml:space="preserve">旁挂</w:t>
-      </w:r>
-      <w:r>
-        <w:rPr>
-          <w:lang w:val="zh-CN"/>
-        </w:rPr>
-        <w:t xml:space="preserve"> </w:t>
-      </w:r>
-      <w:r>
-        <w:rPr>
-          <w:rFonts w:hint="eastAsia"/>
-          <w:lang w:val="zh-CN"/>
-        </w:rPr>
-        <w:t xml:space="preserve">.lrc，多首都无匹配时只统一提醒一次）；已下载的旧文件重新加入下载队列即可只补标签不重复下载；专辑自动按「艺人</w:t>
-      </w:r>
-      <w:r>
-        <w:rPr>
-          <w:lang w:val="zh-CN"/>
-        </w:rPr>
-        <w:t xml:space="preserve"> - </w:t>
-      </w:r>
-      <w:r>
-        <w:rPr>
-          <w:rFonts w:hint="eastAsia"/>
-          <w:lang w:val="zh-CN"/>
-        </w:rPr>
-        <w:t xml:space="preserve">专辑</w:t>
-      </w:r>
-      <w:r>
-        <w:rPr>
-          <w:lang w:val="zh-CN"/>
-        </w:rPr>
-        <w:t xml:space="preserve"> / </w:t>
-      </w:r>
-      <w:r>
-        <w:rPr>
-          <w:rFonts w:hint="eastAsia"/>
-          <w:lang w:val="zh-CN"/>
-        </w:rPr>
-        <w:t xml:space="preserve">序号</w:t>
-      </w:r>
-      <w:r>
-        <w:rPr>
-          <w:lang w:val="zh-CN"/>
-        </w:rPr>
-        <w:t xml:space="preserve"> - </w:t>
-      </w:r>
-      <w:r>
-        <w:rPr>
-          <w:rFonts w:hint="eastAsia"/>
-          <w:lang w:val="zh-CN"/>
-        </w:rPr>
-        <w:t xml:space="preserve">标题」归档；账号栏</w:t>
-      </w:r>
-      <w:r>
-        <w:rPr>
-          <w:lang w:val="zh-CN"/>
-        </w:rPr>
-        <w:t xml:space="preserve"> 📁 </w:t>
-      </w:r>
-      <w:r>
-        <w:rPr>
-          <w:rFonts w:hint="eastAsia"/>
-          <w:lang w:val="zh-CN"/>
-        </w:rPr>
-        <w:t xml:space="preserve">自选下载目录（默认与流媒体下载目录相同，可一键恢复默认）</w:t>
+        <w:t xml:space="preserve">收藏专辑/歌单到</w:t>
+      </w:r>
+      <w:r>
+        <w:rPr>
+          <w:lang w:val="zh-CN"/>
+        </w:rPr>
+        <w:t xml:space="preserve"> Qobuz </w:t>
+      </w:r>
+      <w:r>
+        <w:rPr>
+          <w:rFonts w:hint="eastAsia"/>
+          <w:lang w:val="zh-CN"/>
+        </w:rPr>
+        <w:t xml:space="preserve">账号（与官方</w:t>
+      </w:r>
+      <w:r>
+        <w:rPr>
+          <w:lang w:val="zh-CN"/>
+        </w:rPr>
+        <w:t xml:space="preserve"> App </w:t>
+      </w:r>
+      <w:r>
+        <w:rPr>
+          <w:rFonts w:hint="eastAsia"/>
+          <w:lang w:val="zh-CN"/>
+        </w:rPr>
+        <w:t xml:space="preserve">实时同步，再点取消）</w:t>
       </w:r>
     </w:p>
     <w:p>
@@ -6574,105 +6384,140 @@
           <w:bCs/>
           <w:lang w:val="zh-CN"/>
         </w:rPr>
-        <w:t xml:space="preserve">Apple Music </w:t>
-      </w:r>
-      <w:r>
-        <w:rPr>
-          <w:rFonts w:hint="eastAsia"/>
-          <w:b/>
-          <w:bCs/>
-          <w:lang w:val="zh-CN"/>
-        </w:rPr>
-        <w:t xml:space="preserve">音源（侧栏</w:t>
-      </w:r>
-      <w:r>
-        <w:rPr>
-          <w:b/>
-          <w:bCs/>
-          <w:lang w:val="zh-CN"/>
-        </w:rPr>
-        <w:t xml:space="preserve"> </w:t>
-      </w:r>
-      <w:r>
-        <w:rPr>
-          <w:rFonts w:hint="eastAsia"/>
-          <w:b/>
-          <w:bCs/>
-          <w:lang w:val="zh-CN"/>
-        </w:rPr>
-        <w:t xml:space="preserve">🍎，实验性）</w:t>
-      </w:r>
-      <w:r>
-        <w:rPr>
-          <w:rFonts w:hint="eastAsia"/>
-          <w:lang w:val="zh-CN"/>
-        </w:rPr>
-        <w:t xml:space="preserve">：（V4.6</w:t>
-      </w:r>
-      <w:r>
-        <w:rPr>
-          <w:lang w:val="zh-CN"/>
-        </w:rPr>
-        <w:t xml:space="preserve"> </w:t>
-      </w:r>
-      <w:r>
-        <w:rPr>
-          <w:rFonts w:hint="eastAsia"/>
-          <w:lang w:val="zh-CN"/>
-        </w:rPr>
-        <w:t xml:space="preserve">新增，实验性功能：开发难度大，实际效果暂时无法保证，请等待后续版本）首次进入按引导登录自己的</w:t>
-      </w:r>
-      <w:r>
-        <w:rPr>
-          <w:lang w:val="zh-CN"/>
-        </w:rPr>
-        <w:t xml:space="preserve"> Apple </w:t>
-      </w:r>
-      <w:r>
-        <w:rPr>
-          <w:rFonts w:hint="eastAsia"/>
-          <w:lang w:val="zh-CN"/>
-        </w:rPr>
-        <w:t xml:space="preserve">账号（支持两步验证，建议专用小号）；之后可搜索歌曲/专辑、粘贴链接解析（单曲/专辑/歌单）；播放音质两档——ALAC</w:t>
-      </w:r>
-      <w:r>
-        <w:rPr>
-          <w:lang w:val="zh-CN"/>
-        </w:rPr>
-        <w:t xml:space="preserve"> </w:t>
-      </w:r>
-      <w:r>
-        <w:rPr>
-          <w:rFonts w:hint="eastAsia"/>
-          <w:lang w:val="zh-CN"/>
-        </w:rPr>
-        <w:t xml:space="preserve">无损（流式，最高</w:t>
-      </w:r>
-      <w:r>
-        <w:rPr>
-          <w:lang w:val="zh-CN"/>
-        </w:rPr>
-        <w:t xml:space="preserve"> </w:t>
-      </w:r>
-      <w:r>
-        <w:rPr>
-          <w:rFonts w:hint="eastAsia"/>
-          <w:lang w:val="zh-CN"/>
-        </w:rPr>
-        <w:t xml:space="preserve">24bit/192kHz）/</w:t>
-      </w:r>
-      <w:r>
-        <w:rPr>
-          <w:lang w:val="zh-CN"/>
-        </w:rPr>
-        <w:t xml:space="preserve"> AAC </w:t>
-      </w:r>
-      <w:r>
-        <w:rPr>
-          <w:rFonts w:hint="eastAsia"/>
-          <w:lang w:val="zh-CN"/>
-        </w:rPr>
-        <w:t xml:space="preserve">256K（起播快，缓冲式）；播放时底部弹出加载进度卡（解析播放列表</w:t>
+        <w:t xml:space="preserve">Qobuz </w:t>
+      </w:r>
+      <w:r>
+        <w:rPr>
+          <w:rFonts w:hint="eastAsia"/>
+          <w:b/>
+          <w:bCs/>
+          <w:lang w:val="zh-CN"/>
+        </w:rPr>
+        <w:t xml:space="preserve">下载</w:t>
+      </w:r>
+      <w:r>
+        <w:rPr>
+          <w:rFonts w:hint="eastAsia"/>
+          <w:lang w:val="zh-CN"/>
+        </w:rPr>
+        <w:t xml:space="preserve">：曲目行</w:t>
+      </w:r>
+      <w:r>
+        <w:rPr>
+          <w:lang w:val="zh-CN"/>
+        </w:rPr>
+        <w:t xml:space="preserve"> ⬇ </w:t>
+      </w:r>
+      <w:r>
+        <w:rPr>
+          <w:rFonts w:hint="eastAsia"/>
+          <w:lang w:val="zh-CN"/>
+        </w:rPr>
+        <w:t xml:space="preserve">单曲下载</w:t>
+      </w:r>
+      <w:r>
+        <w:rPr>
+          <w:lang w:val="zh-CN"/>
+        </w:rPr>
+        <w:t xml:space="preserve"> / </w:t>
+      </w:r>
+      <w:r>
+        <w:rPr>
+          <w:rFonts w:hint="eastAsia"/>
+          <w:lang w:val="zh-CN"/>
+        </w:rPr>
+        <w:t xml:space="preserve">详情页「下载全部」；粘贴</w:t>
+      </w:r>
+      <w:r>
+        <w:rPr>
+          <w:lang w:val="zh-CN"/>
+        </w:rPr>
+        <w:t xml:space="preserve"> Qobuz </w:t>
+      </w:r>
+      <w:r>
+        <w:rPr>
+          <w:rFonts w:hint="eastAsia"/>
+          <w:lang w:val="zh-CN"/>
+        </w:rPr>
+        <w:t xml:space="preserve">链接或</w:t>
+      </w:r>
+      <w:r>
+        <w:rPr>
+          <w:lang w:val="zh-CN"/>
+        </w:rPr>
+        <w:t xml:space="preserve"> ID </w:t>
+      </w:r>
+      <w:r>
+        <w:rPr>
+          <w:rFonts w:hint="eastAsia"/>
+          <w:lang w:val="zh-CN"/>
+        </w:rPr>
+        <w:t xml:space="preserve">解析：专辑/歌单链接直接打开完整曲目详情（可逐首播放、逐首下载，顶部保留「下载全部」与</w:t>
+      </w:r>
+      <w:r>
+        <w:rPr>
+          <w:lang w:val="zh-CN"/>
+        </w:rPr>
+        <w:t xml:space="preserve"> ♥ </w:t>
+      </w:r>
+      <w:r>
+        <w:rPr>
+          <w:rFonts w:hint="eastAsia"/>
+          <w:lang w:val="zh-CN"/>
+        </w:rPr>
+        <w:t xml:space="preserve">收藏），单曲链接仍是横幅一键下载；并发</w:t>
+      </w:r>
+      <w:r>
+        <w:rPr>
+          <w:lang w:val="zh-CN"/>
+        </w:rPr>
+        <w:t xml:space="preserve"> 3 + </w:t>
+      </w:r>
+      <w:r>
+        <w:rPr>
+          <w:rFonts w:hint="eastAsia"/>
+          <w:lang w:val="zh-CN"/>
+        </w:rPr>
+        <w:t xml:space="preserve">失败自动重试</w:t>
+      </w:r>
+      <w:r>
+        <w:rPr>
+          <w:lang w:val="zh-CN"/>
+        </w:rPr>
+        <w:t xml:space="preserve"> + </w:t>
+      </w:r>
+      <w:r>
+        <w:rPr>
+          <w:rFonts w:hint="eastAsia"/>
+          <w:lang w:val="zh-CN"/>
+        </w:rPr>
+        <w:t xml:space="preserve">断点续传</w:t>
+      </w:r>
+      <w:r>
+        <w:rPr>
+          <w:lang w:val="zh-CN"/>
+        </w:rPr>
+        <w:t xml:space="preserve"> + </w:t>
+      </w:r>
+      <w:r>
+        <w:rPr>
+          <w:rFonts w:hint="eastAsia"/>
+          <w:lang w:val="zh-CN"/>
+        </w:rPr>
+        <w:t xml:space="preserve">落盘校验音频文件头（地区限制拦截不再存成假文件）；落盘自动写入全套标签（标题/艺人/专辑/专辑艺术家/曲目号/碟号/年份/流派/厂牌/作曲家）并嵌入封面，歌词按「LRCLIB</w:t>
+      </w:r>
+      <w:r>
+        <w:rPr>
+          <w:lang w:val="zh-CN"/>
+        </w:rPr>
+        <w:t xml:space="preserve"> </w:t>
+      </w:r>
+      <w:r>
+        <w:rPr>
+          <w:rFonts w:hint="eastAsia"/>
+          <w:lang w:val="zh-CN"/>
+        </w:rPr>
+        <w:t xml:space="preserve">优先</w:t>
       </w:r>
       <w:r>
         <w:rPr>
@@ -6685,33 +6530,85 @@
           <w:rFonts w:hint="eastAsia"/>
           <w:lang w:val="zh-CN"/>
         </w:rPr>
-        <w:t xml:space="preserve">获取密钥</w:t>
-      </w:r>
-      <w:r>
-        <w:rPr>
-          <w:lang w:val="zh-CN"/>
-        </w:rPr>
-        <w:t xml:space="preserve"> → </w:t>
-      </w:r>
-      <w:r>
-        <w:rPr>
-          <w:rFonts w:hint="eastAsia"/>
-          <w:lang w:val="zh-CN"/>
-        </w:rPr>
-        <w:t xml:space="preserve">下载分片逐阶段显示，真正出声后显示「加载成功」）；下载音质五档（AAC</w:t>
-      </w:r>
-      <w:r>
-        <w:rPr>
-          <w:lang w:val="zh-CN"/>
-        </w:rPr>
-        <w:t xml:space="preserve"> 256K/128K、HE-AAC 64K、ALAC </w:t>
-      </w:r>
-      <w:r>
-        <w:rPr>
-          <w:rFonts w:hint="eastAsia"/>
-          <w:lang w:val="zh-CN"/>
-        </w:rPr>
-        <w:t xml:space="preserve">无损、杜比全景声），落盘自动写入全套标签/封面/歌词</w:t>
+        <w:t xml:space="preserve">五大平台兜底」自动补全（嵌入</w:t>
+      </w:r>
+      <w:r>
+        <w:rPr>
+          <w:lang w:val="zh-CN"/>
+        </w:rPr>
+        <w:t xml:space="preserve"> + </w:t>
+      </w:r>
+      <w:r>
+        <w:rPr>
+          <w:rFonts w:hint="eastAsia"/>
+          <w:lang w:val="zh-CN"/>
+        </w:rPr>
+        <w:t xml:space="preserve">旁挂</w:t>
+      </w:r>
+      <w:r>
+        <w:rPr>
+          <w:lang w:val="zh-CN"/>
+        </w:rPr>
+        <w:t xml:space="preserve"> </w:t>
+      </w:r>
+      <w:r>
+        <w:rPr>
+          <w:rFonts w:hint="eastAsia"/>
+          <w:lang w:val="zh-CN"/>
+        </w:rPr>
+        <w:t xml:space="preserve">.lrc，多首都无匹配时只统一提醒一次）；已下载的旧文件重新加入下载队列即可只补标签不重复下载；专辑自动按「艺人</w:t>
+      </w:r>
+      <w:r>
+        <w:rPr>
+          <w:lang w:val="zh-CN"/>
+        </w:rPr>
+        <w:t xml:space="preserve"> - </w:t>
+      </w:r>
+      <w:r>
+        <w:rPr>
+          <w:rFonts w:hint="eastAsia"/>
+          <w:lang w:val="zh-CN"/>
+        </w:rPr>
+        <w:t xml:space="preserve">专辑</w:t>
+      </w:r>
+      <w:r>
+        <w:rPr>
+          <w:lang w:val="zh-CN"/>
+        </w:rPr>
+        <w:t xml:space="preserve"> / </w:t>
+      </w:r>
+      <w:r>
+        <w:rPr>
+          <w:rFonts w:hint="eastAsia"/>
+          <w:lang w:val="zh-CN"/>
+        </w:rPr>
+        <w:t xml:space="preserve">序号</w:t>
+      </w:r>
+      <w:r>
+        <w:rPr>
+          <w:lang w:val="zh-CN"/>
+        </w:rPr>
+        <w:t xml:space="preserve"> - </w:t>
+      </w:r>
+      <w:r>
+        <w:rPr>
+          <w:rFonts w:hint="eastAsia"/>
+          <w:lang w:val="zh-CN"/>
+        </w:rPr>
+        <w:t xml:space="preserve">标题」归档；账号栏</w:t>
+      </w:r>
+      <w:r>
+        <w:rPr>
+          <w:lang w:val="zh-CN"/>
+        </w:rPr>
+        <w:t xml:space="preserve"> 📁 </w:t>
+      </w:r>
+      <w:r>
+        <w:rPr>
+          <w:rFonts w:hint="eastAsia"/>
+          <w:lang w:val="zh-CN"/>
+        </w:rPr>
+        <w:t xml:space="preserve">自选下载目录（默认与流媒体下载目录相同，可一键恢复默认）</w:t>
       </w:r>
     </w:p>
     <w:p>
@@ -6724,29 +6621,37 @@
       </w:pPr>
       <w:r>
         <w:rPr>
-          <w:rFonts w:hint="eastAsia"/>
-          <w:b/>
-          <w:bCs/>
-          <w:lang w:val="zh-CN"/>
-        </w:rPr>
-        <w:t xml:space="preserve">待播清单</w:t>
-      </w:r>
-      <w:r>
-        <w:rPr>
-          <w:b/>
-          <w:bCs/>
-          <w:lang w:val="zh-CN"/>
-        </w:rPr>
-        <w:t xml:space="preserve"> · </w:t>
-      </w:r>
-      <w:r>
-        <w:rPr>
-          <w:rFonts w:hint="eastAsia"/>
-          <w:b/>
-          <w:bCs/>
-          <w:lang w:val="zh-CN"/>
-        </w:rPr>
-        <w:t xml:space="preserve">快速插队</w:t>
+          <w:b/>
+          <w:bCs/>
+          <w:lang w:val="zh-CN"/>
+        </w:rPr>
+        <w:t xml:space="preserve">Apple Music </w:t>
+      </w:r>
+      <w:r>
+        <w:rPr>
+          <w:rFonts w:hint="eastAsia"/>
+          <w:b/>
+          <w:bCs/>
+          <w:lang w:val="zh-CN"/>
+        </w:rPr>
+        <w:t xml:space="preserve">音源（侧栏</w:t>
+      </w:r>
+      <w:r>
+        <w:rPr>
+          <w:b/>
+          <w:bCs/>
+          <w:lang w:val="zh-CN"/>
+        </w:rPr>
+        <w:t xml:space="preserve"> </w:t>
+      </w:r>
+      <w:r>
+        <w:rPr>
+          <w:rFonts w:hint="eastAsia"/>
+          <w:b/>
+          <w:bCs/>
+          <w:lang w:val="zh-CN"/>
+        </w:rPr>
+        <w:t xml:space="preserve">🍎，实验性）</w:t>
       </w:r>
       <w:r>
         <w:rPr>
@@ -6766,33 +6671,98 @@
           <w:rFonts w:hint="eastAsia"/>
           <w:lang w:val="zh-CN"/>
         </w:rPr>
-        <w:t xml:space="preserve">新增）歌曲右键「▶️</w:t>
-      </w:r>
-      <w:r>
-        <w:rPr>
-          <w:lang w:val="zh-CN"/>
-        </w:rPr>
-        <w:t xml:space="preserve"> </w:t>
-      </w:r>
-      <w:r>
-        <w:rPr>
-          <w:rFonts w:hint="eastAsia"/>
-          <w:lang w:val="zh-CN"/>
-        </w:rPr>
-        <w:t xml:space="preserve">下一首播放」插到当前曲之后；多选后工具条「⏭️</w:t>
-      </w:r>
-      <w:r>
-        <w:rPr>
-          <w:lang w:val="zh-CN"/>
-        </w:rPr>
-        <w:t xml:space="preserve"> </w:t>
-      </w:r>
-      <w:r>
-        <w:rPr>
-          <w:rFonts w:hint="eastAsia"/>
-          <w:lang w:val="zh-CN"/>
-        </w:rPr>
-        <w:t xml:space="preserve">添加到待播清单」追加到队列末尾；队列允许同一首歌出现多次（高亮按行判定）；插入/追加时已打开的待播面板保持滚动位置不跳顶</w:t>
+        <w:t xml:space="preserve">新增，实验性功能：开发难度大，实际效果暂时无法保证，请等待后续版本）首次进入按引导登录自己的</w:t>
+      </w:r>
+      <w:r>
+        <w:rPr>
+          <w:lang w:val="zh-CN"/>
+        </w:rPr>
+        <w:t xml:space="preserve"> Apple </w:t>
+      </w:r>
+      <w:r>
+        <w:rPr>
+          <w:rFonts w:hint="eastAsia"/>
+          <w:lang w:val="zh-CN"/>
+        </w:rPr>
+        <w:t xml:space="preserve">账号（支持两步验证，建议专用小号）；之后可搜索歌曲/专辑、粘贴链接解析（单曲/专辑/歌单）；播放音质两档——ALAC</w:t>
+      </w:r>
+      <w:r>
+        <w:rPr>
+          <w:lang w:val="zh-CN"/>
+        </w:rPr>
+        <w:t xml:space="preserve"> </w:t>
+      </w:r>
+      <w:r>
+        <w:rPr>
+          <w:rFonts w:hint="eastAsia"/>
+          <w:lang w:val="zh-CN"/>
+        </w:rPr>
+        <w:t xml:space="preserve">无损（流式，最高</w:t>
+      </w:r>
+      <w:r>
+        <w:rPr>
+          <w:lang w:val="zh-CN"/>
+        </w:rPr>
+        <w:t xml:space="preserve"> </w:t>
+      </w:r>
+      <w:r>
+        <w:rPr>
+          <w:rFonts w:hint="eastAsia"/>
+          <w:lang w:val="zh-CN"/>
+        </w:rPr>
+        <w:t xml:space="preserve">24bit/192kHz）/</w:t>
+      </w:r>
+      <w:r>
+        <w:rPr>
+          <w:lang w:val="zh-CN"/>
+        </w:rPr>
+        <w:t xml:space="preserve"> AAC </w:t>
+      </w:r>
+      <w:r>
+        <w:rPr>
+          <w:rFonts w:hint="eastAsia"/>
+          <w:lang w:val="zh-CN"/>
+        </w:rPr>
+        <w:t xml:space="preserve">256K（起播快，缓冲式）；播放时底部弹出加载进度卡（解析播放列表</w:t>
+      </w:r>
+      <w:r>
+        <w:rPr>
+          <w:lang w:val="zh-CN"/>
+        </w:rPr>
+        <w:t xml:space="preserve"> → </w:t>
+      </w:r>
+      <w:r>
+        <w:rPr>
+          <w:rFonts w:hint="eastAsia"/>
+          <w:lang w:val="zh-CN"/>
+        </w:rPr>
+        <w:t xml:space="preserve">获取密钥</w:t>
+      </w:r>
+      <w:r>
+        <w:rPr>
+          <w:lang w:val="zh-CN"/>
+        </w:rPr>
+        <w:t xml:space="preserve"> → </w:t>
+      </w:r>
+      <w:r>
+        <w:rPr>
+          <w:rFonts w:hint="eastAsia"/>
+          <w:lang w:val="zh-CN"/>
+        </w:rPr>
+        <w:t xml:space="preserve">下载分片逐阶段显示，真正出声后显示「加载成功」）；下载音质五档（AAC</w:t>
+      </w:r>
+      <w:r>
+        <w:rPr>
+          <w:lang w:val="zh-CN"/>
+        </w:rPr>
+        <w:t xml:space="preserve"> 256K/128K、HE-AAC 64K、ALAC </w:t>
+      </w:r>
+      <w:r>
+        <w:rPr>
+          <w:rFonts w:hint="eastAsia"/>
+          <w:lang w:val="zh-CN"/>
+        </w:rPr>
+        <w:t xml:space="preserve">无损、杜比全景声），落盘自动写入全套标签/封面/歌词</w:t>
       </w:r>
     </w:p>
     <w:p>
@@ -6810,7 +6780,24 @@
           <w:bCs/>
           <w:lang w:val="zh-CN"/>
         </w:rPr>
-        <w:t xml:space="preserve">随机播放可见化</w:t>
+        <w:t xml:space="preserve">待播清单</w:t>
+      </w:r>
+      <w:r>
+        <w:rPr>
+          <w:b/>
+          <w:bCs/>
+          <w:lang w:val="zh-CN"/>
+        </w:rPr>
+        <w:t xml:space="preserve"> · </w:t>
+      </w:r>
+      <w:r>
+        <w:rPr>
+          <w:rFonts w:hint="eastAsia"/>
+          <w:b/>
+          <w:bCs/>
+          <w:lang w:val="zh-CN"/>
+        </w:rPr>
+        <w:t xml:space="preserve">快速插队</w:t>
       </w:r>
       <w:r>
         <w:rPr>
@@ -6830,7 +6817,33 @@
           <w:rFonts w:hint="eastAsia"/>
           <w:lang w:val="zh-CN"/>
         </w:rPr>
-        <w:t xml:space="preserve">新增）随机模式下待播清单显示真实的洗牌顺序（开始播放时以点的那首为首重洗）；切回顺序/循环模式自动恢复列表原始顺序；随机播到末尾自动再洗一次继续</w:t>
+        <w:t xml:space="preserve">新增）歌曲右键「▶️</w:t>
+      </w:r>
+      <w:r>
+        <w:rPr>
+          <w:lang w:val="zh-CN"/>
+        </w:rPr>
+        <w:t xml:space="preserve"> </w:t>
+      </w:r>
+      <w:r>
+        <w:rPr>
+          <w:rFonts w:hint="eastAsia"/>
+          <w:lang w:val="zh-CN"/>
+        </w:rPr>
+        <w:t xml:space="preserve">下一首播放」插到当前曲之后；多选后工具条「⏭️</w:t>
+      </w:r>
+      <w:r>
+        <w:rPr>
+          <w:lang w:val="zh-CN"/>
+        </w:rPr>
+        <w:t xml:space="preserve"> </w:t>
+      </w:r>
+      <w:r>
+        <w:rPr>
+          <w:rFonts w:hint="eastAsia"/>
+          <w:lang w:val="zh-CN"/>
+        </w:rPr>
+        <w:t xml:space="preserve">添加到待播清单」追加到队列末尾；队列允许同一首歌出现多次（高亮按行判定）；插入/追加时已打开的待播面板保持滚动位置不跳顶</w:t>
       </w:r>
     </w:p>
     <w:p>
@@ -6848,7 +6861,7 @@
           <w:bCs/>
           <w:lang w:val="zh-CN"/>
         </w:rPr>
-        <w:t xml:space="preserve">歌词折行（普通歌词）</w:t>
+        <w:t xml:space="preserve">随机播放可见化</w:t>
       </w:r>
       <w:r>
         <w:rPr>
@@ -6868,13 +6881,7 @@
           <w:rFonts w:hint="eastAsia"/>
           <w:lang w:val="zh-CN"/>
         </w:rPr>
-        <w:t xml:space="preserve">新增）「每行词数」设置对普通歌词同样生效（此前仅逐字歌词）：按视觉宽度折算（数值≈每行汉字数，西文不拆词），句读不落行首；上限提升到</w:t>
-      </w:r>
-      <w:r>
-        <w:rPr>
-          <w:lang w:val="zh-CN"/>
-        </w:rPr>
-        <w:t xml:space="preserve"> 17</w:t>
+        <w:t xml:space="preserve">新增）随机模式下待播清单显示真实的洗牌顺序（开始播放时以点的那首为首重洗）；切回顺序/循环模式自动恢复列表原始顺序；随机播到末尾自动再洗一次继续</w:t>
       </w:r>
     </w:p>
     <w:p>
@@ -6892,14 +6899,33 @@
           <w:bCs/>
           <w:lang w:val="zh-CN"/>
         </w:rPr>
-        <w:t xml:space="preserve">亮/暗切换（☀/🌙）</w:t>
-      </w:r>
-      <w:r>
-        <w:rPr>
-          <w:rFonts w:hint="eastAsia"/>
-          <w:lang w:val="zh-CN"/>
-        </w:rPr>
-        <w:t xml:space="preserve">：独立记忆；亮色为柔和暖白，封面氛围背景与沉浸页自动适配</w:t>
+        <w:t xml:space="preserve">歌词折行（普通歌词）</w:t>
+      </w:r>
+      <w:r>
+        <w:rPr>
+          <w:rFonts w:hint="eastAsia"/>
+          <w:lang w:val="zh-CN"/>
+        </w:rPr>
+        <w:t xml:space="preserve">：（V4.6</w:t>
+      </w:r>
+      <w:r>
+        <w:rPr>
+          <w:lang w:val="zh-CN"/>
+        </w:rPr>
+        <w:t xml:space="preserve"> </w:t>
+      </w:r>
+      <w:r>
+        <w:rPr>
+          <w:rFonts w:hint="eastAsia"/>
+          <w:lang w:val="zh-CN"/>
+        </w:rPr>
+        <w:t xml:space="preserve">新增）「每行词数」设置对普通歌词同样生效（此前仅逐字歌词）：按视觉宽度折算（数值≈每行汉字数，西文不拆词），句读不落行首；上限提升到</w:t>
+      </w:r>
+      <w:r>
+        <w:rPr>
+          <w:lang w:val="zh-CN"/>
+        </w:rPr>
+        <w:t xml:space="preserve"> 17</w:t>
       </w:r>
     </w:p>
     <w:p>
@@ -6917,252 +6943,14 @@
           <w:bCs/>
           <w:lang w:val="zh-CN"/>
         </w:rPr>
-        <w:t xml:space="preserve">歌词外观（歌词栏</w:t>
-      </w:r>
-      <w:r>
-        <w:rPr>
-          <w:b/>
-          <w:bCs/>
-          <w:lang w:val="zh-CN"/>
-        </w:rPr>
-        <w:t xml:space="preserve"> </w:t>
-      </w:r>
-      <w:r>
-        <w:rPr>
-          <w:rFonts w:hint="eastAsia"/>
-          <w:b/>
-          <w:bCs/>
-          <w:lang w:val="zh-CN"/>
-        </w:rPr>
-        <w:t xml:space="preserve">⚙）</w:t>
-      </w:r>
-      <w:r>
-        <w:rPr>
-          <w:rFonts w:hint="eastAsia"/>
-          <w:lang w:val="zh-CN"/>
-        </w:rPr>
-        <w:t xml:space="preserve">：主界面右栏</w:t>
-      </w:r>
-      <w:r>
-        <w:rPr>
-          <w:lang w:val="zh-CN"/>
-        </w:rPr>
-        <w:t xml:space="preserve"> ⚙ </w:t>
-      </w:r>
-      <w:r>
-        <w:rPr>
-          <w:rFonts w:hint="eastAsia"/>
-          <w:lang w:val="zh-CN"/>
-        </w:rPr>
-        <w:t xml:space="preserve">与沉浸模式右上角</w:t>
-      </w:r>
-      <w:r>
-        <w:rPr>
-          <w:lang w:val="zh-CN"/>
-        </w:rPr>
-        <w:t xml:space="preserve"> ⚙ </w:t>
-      </w:r>
-      <w:r>
-        <w:rPr>
-          <w:rFonts w:hint="eastAsia"/>
-          <w:lang w:val="zh-CN"/>
-        </w:rPr>
-        <w:t xml:space="preserve">是两套独立配置，互不影响（标题分别显示「主界面</w:t>
-      </w:r>
-      <w:r>
-        <w:rPr>
-          <w:lang w:val="zh-CN"/>
-        </w:rPr>
-        <w:t xml:space="preserve"> / </w:t>
-      </w:r>
-      <w:r>
-        <w:rPr>
-          <w:rFonts w:hint="eastAsia"/>
-          <w:lang w:val="zh-CN"/>
-        </w:rPr>
-        <w:t xml:space="preserve">沉浸模式」）：字号</w:t>
-      </w:r>
-      <w:r>
-        <w:rPr>
-          <w:lang w:val="zh-CN"/>
-        </w:rPr>
-        <w:t xml:space="preserve"> 70–160% / </w:t>
-      </w:r>
-      <w:r>
-        <w:rPr>
-          <w:rFonts w:hint="eastAsia"/>
-          <w:lang w:val="zh-CN"/>
-        </w:rPr>
-        <w:t xml:space="preserve">译文字号</w:t>
-      </w:r>
-      <w:r>
-        <w:rPr>
-          <w:lang w:val="zh-CN"/>
-        </w:rPr>
-        <w:t xml:space="preserve"> </w:t>
-      </w:r>
-      <w:r>
-        <w:rPr>
-          <w:rFonts w:hint="eastAsia"/>
-          <w:lang w:val="zh-CN"/>
-        </w:rPr>
-        <w:t xml:space="preserve">70–160%（独立缩放）/</w:t>
-      </w:r>
-      <w:r>
-        <w:rPr>
-          <w:lang w:val="zh-CN"/>
-        </w:rPr>
-        <w:t xml:space="preserve"> </w:t>
-      </w:r>
-      <w:r>
-        <w:rPr>
-          <w:rFonts w:hint="eastAsia"/>
-          <w:lang w:val="zh-CN"/>
-        </w:rPr>
-        <w:t xml:space="preserve">行距</w:t>
-      </w:r>
-      <w:r>
-        <w:rPr>
-          <w:lang w:val="zh-CN"/>
-        </w:rPr>
-        <w:t xml:space="preserve"> 1.20–2.20 / </w:t>
-      </w:r>
-      <w:r>
-        <w:rPr>
-          <w:rFonts w:hint="eastAsia"/>
-          <w:lang w:val="zh-CN"/>
-        </w:rPr>
-        <w:t xml:space="preserve">每行词数</w:t>
-      </w:r>
-      <w:r>
-        <w:rPr>
-          <w:lang w:val="zh-CN"/>
-        </w:rPr>
-        <w:t xml:space="preserve"> </w:t>
-      </w:r>
-      <w:r>
-        <w:rPr>
-          <w:rFonts w:hint="eastAsia"/>
-          <w:lang w:val="zh-CN"/>
-        </w:rPr>
-        <w:t xml:space="preserve">0–17（0=自动；逐字歌词按词、普通歌词按字宽，V4.6</w:t>
-      </w:r>
-      <w:r>
-        <w:rPr>
-          <w:lang w:val="zh-CN"/>
-        </w:rPr>
-        <w:t xml:space="preserve"> </w:t>
-      </w:r>
-      <w:r>
-        <w:rPr>
-          <w:rFonts w:hint="eastAsia"/>
-          <w:lang w:val="zh-CN"/>
-        </w:rPr>
-        <w:t xml:space="preserve">起普通歌词也生效）/</w:t>
-      </w:r>
-      <w:r>
-        <w:rPr>
-          <w:lang w:val="zh-CN"/>
-        </w:rPr>
-        <w:t xml:space="preserve"> </w:t>
-      </w:r>
-      <w:r>
-        <w:rPr>
-          <w:rFonts w:hint="eastAsia"/>
-          <w:lang w:val="zh-CN"/>
-        </w:rPr>
-        <w:t xml:space="preserve">歌词虚化开关（非当前行模糊，默认开）；三档一键预设「舒适</w:t>
-      </w:r>
-      <w:r>
-        <w:rPr>
-          <w:lang w:val="zh-CN"/>
-        </w:rPr>
-        <w:t xml:space="preserve"> / </w:t>
-      </w:r>
-      <w:r>
-        <w:rPr>
-          <w:rFonts w:hint="eastAsia"/>
-          <w:lang w:val="zh-CN"/>
-        </w:rPr>
-        <w:t xml:space="preserve">影院</w:t>
-      </w:r>
-      <w:r>
-        <w:rPr>
-          <w:lang w:val="zh-CN"/>
-        </w:rPr>
-        <w:t xml:space="preserve"> / </w:t>
-      </w:r>
-      <w:r>
-        <w:rPr>
-          <w:rFonts w:hint="eastAsia"/>
-          <w:lang w:val="zh-CN"/>
-        </w:rPr>
-        <w:t xml:space="preserve">紧凑」（只覆盖字号/行距/虚化，不动其他调校）；双语模式：上下行（原文上译文下）/</w:t>
-      </w:r>
-      <w:r>
-        <w:rPr>
-          <w:lang w:val="zh-CN"/>
-        </w:rPr>
-        <w:t xml:space="preserve"> </w:t>
-      </w:r>
-      <w:r>
-        <w:rPr>
-          <w:rFonts w:hint="eastAsia"/>
-          <w:lang w:val="zh-CN"/>
-        </w:rPr>
-        <w:t xml:space="preserve">侧行（译文并排右列）/</w:t>
-      </w:r>
-      <w:r>
-        <w:rPr>
-          <w:lang w:val="zh-CN"/>
-        </w:rPr>
-        <w:t xml:space="preserve"> </w:t>
-      </w:r>
-      <w:r>
-        <w:rPr>
-          <w:rFonts w:hint="eastAsia"/>
-          <w:lang w:val="zh-CN"/>
-        </w:rPr>
-        <w:t xml:space="preserve">只原文</w:t>
-      </w:r>
-      <w:r>
-        <w:rPr>
-          <w:lang w:val="zh-CN"/>
-        </w:rPr>
-        <w:t xml:space="preserve"> / </w:t>
-      </w:r>
-      <w:r>
-        <w:rPr>
-          <w:rFonts w:hint="eastAsia"/>
-          <w:lang w:val="zh-CN"/>
-        </w:rPr>
-        <w:t xml:space="preserve">只译文（无译文的曲目自动回退原文）；歌词跟随位置：偏上</w:t>
-      </w:r>
-      <w:r>
-        <w:rPr>
-          <w:lang w:val="zh-CN"/>
-        </w:rPr>
-        <w:t xml:space="preserve"> / </w:t>
-      </w:r>
-      <w:r>
-        <w:rPr>
-          <w:rFonts w:hint="eastAsia"/>
-          <w:lang w:val="zh-CN"/>
-        </w:rPr>
-        <w:t xml:space="preserve">居中</w:t>
-      </w:r>
-      <w:r>
-        <w:rPr>
-          <w:lang w:val="zh-CN"/>
-        </w:rPr>
-        <w:t xml:space="preserve"> / </w:t>
-      </w:r>
-      <w:r>
-        <w:rPr>
-          <w:rFonts w:hint="eastAsia"/>
-          <w:lang w:val="zh-CN"/>
-        </w:rPr>
-        <w:t xml:space="preserve">偏下（当前行相对歌词栏的停留高度）；面板封面开关（歌词栏顶部显示当前专辑封面，默认开）仅主界面；封面大小可拖拽右下角把手调节（140–280px，记忆）；迷你歌词跟随主界面配置；沉浸歌词首次使用自动取主界面现有调校，调过一次后即独立</w:t>
+        <w:t xml:space="preserve">亮/暗切换（☀/🌙）</w:t>
+      </w:r>
+      <w:r>
+        <w:rPr>
+          <w:rFonts w:hint="eastAsia"/>
+          <w:lang w:val="zh-CN"/>
+        </w:rPr>
+        <w:t xml:space="preserve">：独立记忆；亮色为柔和暖白，封面氛围背景与沉浸页自动适配</w:t>
       </w:r>
     </w:p>
     <w:p>
@@ -7180,27 +6968,252 @@
           <w:bCs/>
           <w:lang w:val="zh-CN"/>
         </w:rPr>
-        <w:t xml:space="preserve">歌词栏折叠</w:t>
-      </w:r>
-      <w:r>
-        <w:rPr>
-          <w:rFonts w:hint="eastAsia"/>
-          <w:lang w:val="zh-CN"/>
-        </w:rPr>
-        <w:t xml:space="preserve">：歌词栏右缘（展开时左缘）小标签</w:t>
-      </w:r>
-      <w:r>
-        <w:rPr>
-          <w:lang w:val="zh-CN"/>
-        </w:rPr>
-        <w:t xml:space="preserve"> ❮/❯ </w:t>
-      </w:r>
-      <w:r>
-        <w:rPr>
-          <w:rFonts w:hint="eastAsia"/>
-          <w:lang w:val="zh-CN"/>
-        </w:rPr>
-        <w:t xml:space="preserve">一键收起/展开歌词面板，收起后内容区占满全宽</w:t>
+        <w:t xml:space="preserve">歌词外观（歌词栏</w:t>
+      </w:r>
+      <w:r>
+        <w:rPr>
+          <w:b/>
+          <w:bCs/>
+          <w:lang w:val="zh-CN"/>
+        </w:rPr>
+        <w:t xml:space="preserve"> </w:t>
+      </w:r>
+      <w:r>
+        <w:rPr>
+          <w:rFonts w:hint="eastAsia"/>
+          <w:b/>
+          <w:bCs/>
+          <w:lang w:val="zh-CN"/>
+        </w:rPr>
+        <w:t xml:space="preserve">⚙）</w:t>
+      </w:r>
+      <w:r>
+        <w:rPr>
+          <w:rFonts w:hint="eastAsia"/>
+          <w:lang w:val="zh-CN"/>
+        </w:rPr>
+        <w:t xml:space="preserve">：主界面右栏</w:t>
+      </w:r>
+      <w:r>
+        <w:rPr>
+          <w:lang w:val="zh-CN"/>
+        </w:rPr>
+        <w:t xml:space="preserve"> ⚙ </w:t>
+      </w:r>
+      <w:r>
+        <w:rPr>
+          <w:rFonts w:hint="eastAsia"/>
+          <w:lang w:val="zh-CN"/>
+        </w:rPr>
+        <w:t xml:space="preserve">与沉浸模式右上角</w:t>
+      </w:r>
+      <w:r>
+        <w:rPr>
+          <w:lang w:val="zh-CN"/>
+        </w:rPr>
+        <w:t xml:space="preserve"> ⚙ </w:t>
+      </w:r>
+      <w:r>
+        <w:rPr>
+          <w:rFonts w:hint="eastAsia"/>
+          <w:lang w:val="zh-CN"/>
+        </w:rPr>
+        <w:t xml:space="preserve">是两套独立配置，互不影响（标题分别显示「主界面</w:t>
+      </w:r>
+      <w:r>
+        <w:rPr>
+          <w:lang w:val="zh-CN"/>
+        </w:rPr>
+        <w:t xml:space="preserve"> / </w:t>
+      </w:r>
+      <w:r>
+        <w:rPr>
+          <w:rFonts w:hint="eastAsia"/>
+          <w:lang w:val="zh-CN"/>
+        </w:rPr>
+        <w:t xml:space="preserve">沉浸模式」）：字号</w:t>
+      </w:r>
+      <w:r>
+        <w:rPr>
+          <w:lang w:val="zh-CN"/>
+        </w:rPr>
+        <w:t xml:space="preserve"> 70–160% / </w:t>
+      </w:r>
+      <w:r>
+        <w:rPr>
+          <w:rFonts w:hint="eastAsia"/>
+          <w:lang w:val="zh-CN"/>
+        </w:rPr>
+        <w:t xml:space="preserve">译文字号</w:t>
+      </w:r>
+      <w:r>
+        <w:rPr>
+          <w:lang w:val="zh-CN"/>
+        </w:rPr>
+        <w:t xml:space="preserve"> </w:t>
+      </w:r>
+      <w:r>
+        <w:rPr>
+          <w:rFonts w:hint="eastAsia"/>
+          <w:lang w:val="zh-CN"/>
+        </w:rPr>
+        <w:t xml:space="preserve">70–160%（独立缩放）/</w:t>
+      </w:r>
+      <w:r>
+        <w:rPr>
+          <w:lang w:val="zh-CN"/>
+        </w:rPr>
+        <w:t xml:space="preserve"> </w:t>
+      </w:r>
+      <w:r>
+        <w:rPr>
+          <w:rFonts w:hint="eastAsia"/>
+          <w:lang w:val="zh-CN"/>
+        </w:rPr>
+        <w:t xml:space="preserve">行距</w:t>
+      </w:r>
+      <w:r>
+        <w:rPr>
+          <w:lang w:val="zh-CN"/>
+        </w:rPr>
+        <w:t xml:space="preserve"> 1.20–2.20 / </w:t>
+      </w:r>
+      <w:r>
+        <w:rPr>
+          <w:rFonts w:hint="eastAsia"/>
+          <w:lang w:val="zh-CN"/>
+        </w:rPr>
+        <w:t xml:space="preserve">每行词数</w:t>
+      </w:r>
+      <w:r>
+        <w:rPr>
+          <w:lang w:val="zh-CN"/>
+        </w:rPr>
+        <w:t xml:space="preserve"> </w:t>
+      </w:r>
+      <w:r>
+        <w:rPr>
+          <w:rFonts w:hint="eastAsia"/>
+          <w:lang w:val="zh-CN"/>
+        </w:rPr>
+        <w:t xml:space="preserve">0–17（0=自动；逐字歌词按词、普通歌词按字宽，V4.6</w:t>
+      </w:r>
+      <w:r>
+        <w:rPr>
+          <w:lang w:val="zh-CN"/>
+        </w:rPr>
+        <w:t xml:space="preserve"> </w:t>
+      </w:r>
+      <w:r>
+        <w:rPr>
+          <w:rFonts w:hint="eastAsia"/>
+          <w:lang w:val="zh-CN"/>
+        </w:rPr>
+        <w:t xml:space="preserve">起普通歌词也生效）/</w:t>
+      </w:r>
+      <w:r>
+        <w:rPr>
+          <w:lang w:val="zh-CN"/>
+        </w:rPr>
+        <w:t xml:space="preserve"> </w:t>
+      </w:r>
+      <w:r>
+        <w:rPr>
+          <w:rFonts w:hint="eastAsia"/>
+          <w:lang w:val="zh-CN"/>
+        </w:rPr>
+        <w:t xml:space="preserve">歌词虚化开关（非当前行模糊，默认开）；三档一键预设「舒适</w:t>
+      </w:r>
+      <w:r>
+        <w:rPr>
+          <w:lang w:val="zh-CN"/>
+        </w:rPr>
+        <w:t xml:space="preserve"> / </w:t>
+      </w:r>
+      <w:r>
+        <w:rPr>
+          <w:rFonts w:hint="eastAsia"/>
+          <w:lang w:val="zh-CN"/>
+        </w:rPr>
+        <w:t xml:space="preserve">影院</w:t>
+      </w:r>
+      <w:r>
+        <w:rPr>
+          <w:lang w:val="zh-CN"/>
+        </w:rPr>
+        <w:t xml:space="preserve"> / </w:t>
+      </w:r>
+      <w:r>
+        <w:rPr>
+          <w:rFonts w:hint="eastAsia"/>
+          <w:lang w:val="zh-CN"/>
+        </w:rPr>
+        <w:t xml:space="preserve">紧凑」（只覆盖字号/行距/虚化，不动其他调校）；双语模式：上下行（原文上译文下）/</w:t>
+      </w:r>
+      <w:r>
+        <w:rPr>
+          <w:lang w:val="zh-CN"/>
+        </w:rPr>
+        <w:t xml:space="preserve"> </w:t>
+      </w:r>
+      <w:r>
+        <w:rPr>
+          <w:rFonts w:hint="eastAsia"/>
+          <w:lang w:val="zh-CN"/>
+        </w:rPr>
+        <w:t xml:space="preserve">侧行（译文并排右列）/</w:t>
+      </w:r>
+      <w:r>
+        <w:rPr>
+          <w:lang w:val="zh-CN"/>
+        </w:rPr>
+        <w:t xml:space="preserve"> </w:t>
+      </w:r>
+      <w:r>
+        <w:rPr>
+          <w:rFonts w:hint="eastAsia"/>
+          <w:lang w:val="zh-CN"/>
+        </w:rPr>
+        <w:t xml:space="preserve">只原文</w:t>
+      </w:r>
+      <w:r>
+        <w:rPr>
+          <w:lang w:val="zh-CN"/>
+        </w:rPr>
+        <w:t xml:space="preserve"> / </w:t>
+      </w:r>
+      <w:r>
+        <w:rPr>
+          <w:rFonts w:hint="eastAsia"/>
+          <w:lang w:val="zh-CN"/>
+        </w:rPr>
+        <w:t xml:space="preserve">只译文（无译文的曲目自动回退原文）；歌词跟随位置：偏上</w:t>
+      </w:r>
+      <w:r>
+        <w:rPr>
+          <w:lang w:val="zh-CN"/>
+        </w:rPr>
+        <w:t xml:space="preserve"> / </w:t>
+      </w:r>
+      <w:r>
+        <w:rPr>
+          <w:rFonts w:hint="eastAsia"/>
+          <w:lang w:val="zh-CN"/>
+        </w:rPr>
+        <w:t xml:space="preserve">居中</w:t>
+      </w:r>
+      <w:r>
+        <w:rPr>
+          <w:lang w:val="zh-CN"/>
+        </w:rPr>
+        <w:t xml:space="preserve"> / </w:t>
+      </w:r>
+      <w:r>
+        <w:rPr>
+          <w:rFonts w:hint="eastAsia"/>
+          <w:lang w:val="zh-CN"/>
+        </w:rPr>
+        <w:t xml:space="preserve">偏下（当前行相对歌词栏的停留高度）；面板封面开关（歌词栏顶部显示当前专辑封面，默认开）仅主界面；封面大小可拖拽右下角把手调节（140–280px，记忆）；迷你歌词跟随主界面配置；沉浸歌词首次使用自动取主界面现有调校，调过一次后即独立</w:t>
       </w:r>
     </w:p>
     <w:p>
@@ -7218,40 +7231,27 @@
           <w:bCs/>
           <w:lang w:val="zh-CN"/>
         </w:rPr>
-        <w:t xml:space="preserve">歌词栏滚动浏览</w:t>
-      </w:r>
-      <w:r>
-        <w:rPr>
-          <w:rFonts w:hint="eastAsia"/>
-          <w:lang w:val="zh-CN"/>
-        </w:rPr>
-        <w:t xml:space="preserve">：鼠标滚动歌词上下翻看时进入</w:t>
-      </w:r>
-      <w:r>
-        <w:rPr>
-          <w:lang w:val="zh-CN"/>
-        </w:rPr>
-        <w:t xml:space="preserve"> 5 </w:t>
-      </w:r>
-      <w:r>
-        <w:rPr>
-          <w:rFonts w:hint="eastAsia"/>
-          <w:lang w:val="zh-CN"/>
-        </w:rPr>
-        <w:t xml:space="preserve">秒浏览保护期，播放到下一行不会强制拉回（期间当前行高亮与逐字进度照常更新），停止滚动</w:t>
-      </w:r>
-      <w:r>
-        <w:rPr>
-          <w:lang w:val="zh-CN"/>
-        </w:rPr>
-        <w:t xml:space="preserve"> 5 </w:t>
-      </w:r>
-      <w:r>
-        <w:rPr>
-          <w:rFonts w:hint="eastAsia"/>
-          <w:lang w:val="zh-CN"/>
-        </w:rPr>
-        <w:t xml:space="preserve">秒后自动恢复跟随</w:t>
+        <w:t xml:space="preserve">歌词栏折叠</w:t>
+      </w:r>
+      <w:r>
+        <w:rPr>
+          <w:rFonts w:hint="eastAsia"/>
+          <w:lang w:val="zh-CN"/>
+        </w:rPr>
+        <w:t xml:space="preserve">：歌词栏右缘（展开时左缘）小标签</w:t>
+      </w:r>
+      <w:r>
+        <w:rPr>
+          <w:lang w:val="zh-CN"/>
+        </w:rPr>
+        <w:t xml:space="preserve"> ❮/❯ </w:t>
+      </w:r>
+      <w:r>
+        <w:rPr>
+          <w:rFonts w:hint="eastAsia"/>
+          <w:lang w:val="zh-CN"/>
+        </w:rPr>
+        <w:t xml:space="preserve">一键收起/展开歌词面板，收起后内容区占满全宽</w:t>
       </w:r>
     </w:p>
     <w:p>
@@ -7264,118 +7264,45 @@
       </w:pPr>
       <w:r>
         <w:rPr>
-          <w:b/>
-          <w:bCs/>
-          <w:lang w:val="zh-CN"/>
-        </w:rPr>
-        <w:t xml:space="preserve">AM </w:t>
-      </w:r>
-      <w:r>
-        <w:rPr>
-          <w:rFonts w:hint="eastAsia"/>
-          <w:b/>
-          <w:bCs/>
-          <w:lang w:val="zh-CN"/>
-        </w:rPr>
-        <w:t xml:space="preserve">界面设置</w:t>
-      </w:r>
-      <w:r>
-        <w:rPr>
-          <w:rFonts w:hint="eastAsia"/>
-          <w:lang w:val="zh-CN"/>
-        </w:rPr>
-        <w:t xml:space="preserve">：设置</w:t>
-      </w:r>
-      <w:r>
-        <w:rPr>
-          <w:lang w:val="zh-CN"/>
-        </w:rPr>
-        <w:t xml:space="preserve"> → AM </w:t>
-      </w:r>
-      <w:r>
-        <w:rPr>
-          <w:rFonts w:hint="eastAsia"/>
-          <w:lang w:val="zh-CN"/>
-        </w:rPr>
-        <w:t xml:space="preserve">界面：顶栏置底（窗口三键钉右上角玻璃角标）；沉浸模式真全屏（隐藏任务栏，默认窗口最大化）；沉浸模式样式（经典双栏</w:t>
-      </w:r>
-      <w:r>
-        <w:rPr>
-          <w:lang w:val="zh-CN"/>
-        </w:rPr>
-        <w:t xml:space="preserve"> / </w:t>
-      </w:r>
-      <w:r>
-        <w:rPr>
-          <w:rFonts w:hint="eastAsia"/>
-          <w:lang w:val="zh-CN"/>
-        </w:rPr>
-        <w:t xml:space="preserve">彩胶唱片，沉浸中切换立即生效）；启动时询问是否续播（默认关=静默恢复上次曲目与进度并暂停；开=弹窗询问）；系统媒体会话</w:t>
-      </w:r>
-      <w:r>
-        <w:rPr>
-          <w:lang w:val="zh-CN"/>
-        </w:rPr>
-        <w:t xml:space="preserve"> </w:t>
-      </w:r>
-      <w:r>
-        <w:rPr>
-          <w:rFonts w:hint="eastAsia"/>
-          <w:lang w:val="zh-CN"/>
-        </w:rPr>
-        <w:t xml:space="preserve">SMTC（V4.5</w:t>
-      </w:r>
-      <w:r>
-        <w:rPr>
-          <w:lang w:val="zh-CN"/>
-        </w:rPr>
-        <w:t xml:space="preserve"> </w:t>
-      </w:r>
-      <w:r>
-        <w:rPr>
-          <w:rFonts w:hint="eastAsia"/>
-          <w:lang w:val="zh-CN"/>
-        </w:rPr>
-        <w:t xml:space="preserve">起默认关——部分机器上伴随进程推高</w:t>
-      </w:r>
-      <w:r>
-        <w:rPr>
-          <w:lang w:val="zh-CN"/>
-        </w:rPr>
-        <w:t xml:space="preserve"> CPU </w:t>
-      </w:r>
-      <w:r>
-        <w:rPr>
-          <w:rFonts w:hint="eastAsia"/>
-          <w:lang w:val="zh-CN"/>
-        </w:rPr>
-        <w:t xml:space="preserve">温度，需要时在设置中手动开启）；AM</w:t>
-      </w:r>
-      <w:r>
-        <w:rPr>
-          <w:lang w:val="zh-CN"/>
-        </w:rPr>
-        <w:t xml:space="preserve"> </w:t>
-      </w:r>
-      <w:r>
-        <w:rPr>
-          <w:rFonts w:hint="eastAsia"/>
-          <w:lang w:val="zh-CN"/>
-        </w:rPr>
-        <w:t xml:space="preserve">歌词样式与沉浸歌词样式（字号/行距/每行词数等）各自独立，迁入本页统一调整；封面取色权重（按面积/偏冷/偏暖）与搜索框、A–Z</w:t>
-      </w:r>
-      <w:r>
-        <w:rPr>
-          <w:lang w:val="zh-CN"/>
-        </w:rPr>
-        <w:t xml:space="preserve"> </w:t>
-      </w:r>
-      <w:r>
-        <w:rPr>
-          <w:rFonts w:hint="eastAsia"/>
-          <w:lang w:val="zh-CN"/>
-        </w:rPr>
-        <w:t xml:space="preserve">索引条底色来源（跟随封面/跟随频谱主色/不着色）</w:t>
+          <w:rFonts w:hint="eastAsia"/>
+          <w:b/>
+          <w:bCs/>
+          <w:lang w:val="zh-CN"/>
+        </w:rPr>
+        <w:t xml:space="preserve">歌词栏滚动浏览</w:t>
+      </w:r>
+      <w:r>
+        <w:rPr>
+          <w:rFonts w:hint="eastAsia"/>
+          <w:lang w:val="zh-CN"/>
+        </w:rPr>
+        <w:t xml:space="preserve">：鼠标滚动歌词上下翻看时进入</w:t>
+      </w:r>
+      <w:r>
+        <w:rPr>
+          <w:lang w:val="zh-CN"/>
+        </w:rPr>
+        <w:t xml:space="preserve"> 5 </w:t>
+      </w:r>
+      <w:r>
+        <w:rPr>
+          <w:rFonts w:hint="eastAsia"/>
+          <w:lang w:val="zh-CN"/>
+        </w:rPr>
+        <w:t xml:space="preserve">秒浏览保护期，播放到下一行不会强制拉回（期间当前行高亮与逐字进度照常更新），停止滚动</w:t>
+      </w:r>
+      <w:r>
+        <w:rPr>
+          <w:lang w:val="zh-CN"/>
+        </w:rPr>
+        <w:t xml:space="preserve"> 5 </w:t>
+      </w:r>
+      <w:r>
+        <w:rPr>
+          <w:rFonts w:hint="eastAsia"/>
+          <w:lang w:val="zh-CN"/>
+        </w:rPr>
+        <w:t xml:space="preserve">秒后自动恢复跟随</w:t>
       </w:r>
     </w:p>
     <w:p>
@@ -7388,29 +7315,20 @@
       </w:pPr>
       <w:r>
         <w:rPr>
-          <w:rFonts w:hint="eastAsia"/>
-          <w:b/>
-          <w:bCs/>
-          <w:lang w:val="zh-CN"/>
-        </w:rPr>
-        <w:t xml:space="preserve">沉浸模式</w:t>
-      </w:r>
-      <w:r>
-        <w:rPr>
-          <w:b/>
-          <w:bCs/>
-          <w:lang w:val="zh-CN"/>
-        </w:rPr>
-        <w:t xml:space="preserve"> · </w:t>
-      </w:r>
-      <w:r>
-        <w:rPr>
-          <w:rFonts w:hint="eastAsia"/>
-          <w:b/>
-          <w:bCs/>
-          <w:lang w:val="zh-CN"/>
-        </w:rPr>
-        <w:t xml:space="preserve">彩胶唱片</w:t>
+          <w:b/>
+          <w:bCs/>
+          <w:lang w:val="zh-CN"/>
+        </w:rPr>
+        <w:t xml:space="preserve">AM </w:t>
+      </w:r>
+      <w:r>
+        <w:rPr>
+          <w:rFonts w:hint="eastAsia"/>
+          <w:b/>
+          <w:bCs/>
+          <w:lang w:val="zh-CN"/>
+        </w:rPr>
+        <w:t xml:space="preserve">界面设置</w:t>
       </w:r>
       <w:r>
         <w:rPr>
@@ -7430,85 +7348,7 @@
           <w:rFonts w:hint="eastAsia"/>
           <w:lang w:val="zh-CN"/>
         </w:rPr>
-        <w:t xml:space="preserve">界面「沉浸模式样式」选彩胶唱片：右侧旋转彩胶——封面截成圆形标签随盘旋转，盘体磨砂亚克力半透明、刻纹颜色从封面实时提取（黑白封面回落主题强调色），播放时柔和加速起转、暂停时带阻尼减速缓缓停稳（rAF</w:t>
-      </w:r>
-      <w:r>
-        <w:rPr>
-          <w:lang w:val="zh-CN"/>
-        </w:rPr>
-        <w:t xml:space="preserve"> </w:t>
-      </w:r>
-      <w:r>
-        <w:rPr>
-          <w:rFonts w:hint="eastAsia"/>
-          <w:lang w:val="zh-CN"/>
-        </w:rPr>
-        <w:t xml:space="preserve">惯性物理，不再是生硬定格），切歌瞬间唱片有一次换碟明暗闪动、盘面叠一层慢速反向流光；左侧常驻大歌词；底部全宽进度条（可拖拽）+</w:t>
-      </w:r>
-      <w:r>
-        <w:rPr>
-          <w:lang w:val="zh-CN"/>
-        </w:rPr>
-        <w:t xml:space="preserve"> </w:t>
-      </w:r>
-      <w:r>
-        <w:rPr>
-          <w:rFonts w:hint="eastAsia"/>
-          <w:lang w:val="zh-CN"/>
-        </w:rPr>
-        <w:t xml:space="preserve">传输/音量/待播清单；背景与全局统一（封面氛围或自定义壁纸照常生效）。沉浸界面右上角</w:t>
-      </w:r>
-      <w:r>
-        <w:rPr>
-          <w:lang w:val="zh-CN"/>
-        </w:rPr>
-        <w:t xml:space="preserve"> 💿 </w:t>
-      </w:r>
-      <w:r>
-        <w:rPr>
-          <w:rFonts w:hint="eastAsia"/>
-          <w:lang w:val="zh-CN"/>
-        </w:rPr>
-        <w:t xml:space="preserve">打开「彩胶外观」：封面大小（50–90%，胶圈宽度随之反向）/</w:t>
-      </w:r>
-      <w:r>
-        <w:rPr>
-          <w:lang w:val="zh-CN"/>
-        </w:rPr>
-        <w:t xml:space="preserve"> </w:t>
-      </w:r>
-      <w:r>
-        <w:rPr>
-          <w:rFonts w:hint="eastAsia"/>
-          <w:lang w:val="zh-CN"/>
-        </w:rPr>
-        <w:t xml:space="preserve">盘体大小（最大</w:t>
-      </w:r>
-      <w:r>
-        <w:rPr>
-          <w:lang w:val="zh-CN"/>
-        </w:rPr>
-        <w:t xml:space="preserve"> </w:t>
-      </w:r>
-      <w:r>
-        <w:rPr>
-          <w:rFonts w:hint="eastAsia"/>
-          <w:lang w:val="zh-CN"/>
-        </w:rPr>
-        <w:t xml:space="preserve">160%）/</w:t>
-      </w:r>
-      <w:r>
-        <w:rPr>
-          <w:lang w:val="zh-CN"/>
-        </w:rPr>
-        <w:t xml:space="preserve"> </w:t>
-      </w:r>
-      <w:r>
-        <w:rPr>
-          <w:rFonts w:hint="eastAsia"/>
-          <w:lang w:val="zh-CN"/>
-        </w:rPr>
-        <w:t xml:space="preserve">盘体不透明度</w:t>
+        <w:t xml:space="preserve">界面：顶栏置底（窗口三键钉右上角玻璃角标）；沉浸模式真全屏（隐藏任务栏，默认窗口最大化）；沉浸模式样式（经典双栏</w:t>
       </w:r>
       <w:r>
         <w:rPr>
@@ -7521,98 +7361,72 @@
           <w:rFonts w:hint="eastAsia"/>
           <w:lang w:val="zh-CN"/>
         </w:rPr>
-        <w:t xml:space="preserve">转速（4–60</w:t>
-      </w:r>
-      <w:r>
-        <w:rPr>
-          <w:lang w:val="zh-CN"/>
-        </w:rPr>
-        <w:t xml:space="preserve"> </w:t>
-      </w:r>
-      <w:r>
-        <w:rPr>
-          <w:rFonts w:hint="eastAsia"/>
-          <w:lang w:val="zh-CN"/>
-        </w:rPr>
-        <w:t xml:space="preserve">秒/圈）滑杆，唱片位置「居中</w:t>
-      </w:r>
-      <w:r>
-        <w:rPr>
-          <w:lang w:val="zh-CN"/>
-        </w:rPr>
-        <w:t xml:space="preserve"> / </w:t>
-      </w:r>
-      <w:r>
-        <w:rPr>
-          <w:rFonts w:hint="eastAsia"/>
-          <w:lang w:val="zh-CN"/>
-        </w:rPr>
-        <w:t xml:space="preserve">右上悬挂」（QQ</w:t>
-      </w:r>
-      <w:r>
-        <w:rPr>
-          <w:lang w:val="zh-CN"/>
-        </w:rPr>
-        <w:t xml:space="preserve"> </w:t>
-      </w:r>
-      <w:r>
-        <w:rPr>
-          <w:rFonts w:hint="eastAsia"/>
-          <w:lang w:val="zh-CN"/>
-        </w:rPr>
-        <w:t xml:space="preserve">音乐式探出屏幕右上），轴心孔可开关，盘面图片可自定义（上传一张图自动智能去边裁切——唱片照片的白边/黑边会自动识别去除，随盘旋转，「盘体不透明」对它同样生效；历史</w:t>
-      </w:r>
-      <w:r>
-        <w:rPr>
-          <w:lang w:val="zh-CN"/>
-        </w:rPr>
-        <w:t xml:space="preserve"> 8 </w:t>
-      </w:r>
-      <w:r>
-        <w:rPr>
-          <w:rFonts w:hint="eastAsia"/>
-          <w:lang w:val="zh-CN"/>
-        </w:rPr>
-        <w:t xml:space="preserve">张缩略图条点按切回、hover</w:t>
-      </w:r>
-      <w:r>
-        <w:rPr>
-          <w:lang w:val="zh-CN"/>
-        </w:rPr>
-        <w:t xml:space="preserve"> ✕ </w:t>
-      </w:r>
-      <w:r>
-        <w:rPr>
-          <w:rFonts w:hint="eastAsia"/>
-          <w:lang w:val="zh-CN"/>
-        </w:rPr>
-        <w:t xml:space="preserve">删除，清除即回封面取色刻纹），🎲</w:t>
-      </w:r>
-      <w:r>
-        <w:rPr>
-          <w:lang w:val="zh-CN"/>
-        </w:rPr>
-        <w:t xml:space="preserve"> </w:t>
-      </w:r>
-      <w:r>
-        <w:rPr>
-          <w:rFonts w:hint="eastAsia"/>
-          <w:lang w:val="zh-CN"/>
-        </w:rPr>
-        <w:t xml:space="preserve">换一组随机纹路（宽度/明暗/哑光圈随机生成，固定半径起铺、不受封面大小影响），↺</w:t>
-      </w:r>
-      <w:r>
-        <w:rPr>
-          <w:lang w:val="zh-CN"/>
-        </w:rPr>
-        <w:t xml:space="preserve"> </w:t>
-      </w:r>
-      <w:r>
-        <w:rPr>
-          <w:rFonts w:hint="eastAsia"/>
-          <w:lang w:val="zh-CN"/>
-        </w:rPr>
-        <w:t xml:space="preserve">一键恢复默认；全部即时生效并记忆。拖动底部进度条时唱片像表把一样跟手转动（前拽顺时针、后拽逆时针，暂停时也生效），点击跳转时唱片朝跳转方向加速甩一下再恢复正常转速</w:t>
+        <w:t xml:space="preserve">彩胶唱片，沉浸中切换立即生效）；启动时询问是否续播（默认关=静默恢复上次曲目与进度并暂停；开=弹窗询问）；系统媒体会话</w:t>
+      </w:r>
+      <w:r>
+        <w:rPr>
+          <w:lang w:val="zh-CN"/>
+        </w:rPr>
+        <w:t xml:space="preserve"> </w:t>
+      </w:r>
+      <w:r>
+        <w:rPr>
+          <w:rFonts w:hint="eastAsia"/>
+          <w:lang w:val="zh-CN"/>
+        </w:rPr>
+        <w:t xml:space="preserve">SMTC（V4.5</w:t>
+      </w:r>
+      <w:r>
+        <w:rPr>
+          <w:lang w:val="zh-CN"/>
+        </w:rPr>
+        <w:t xml:space="preserve"> </w:t>
+      </w:r>
+      <w:r>
+        <w:rPr>
+          <w:rFonts w:hint="eastAsia"/>
+          <w:lang w:val="zh-CN"/>
+        </w:rPr>
+        <w:t xml:space="preserve">起默认关——部分机器上伴随进程推高</w:t>
+      </w:r>
+      <w:r>
+        <w:rPr>
+          <w:lang w:val="zh-CN"/>
+        </w:rPr>
+        <w:t xml:space="preserve"> CPU </w:t>
+      </w:r>
+      <w:r>
+        <w:rPr>
+          <w:rFonts w:hint="eastAsia"/>
+          <w:lang w:val="zh-CN"/>
+        </w:rPr>
+        <w:t xml:space="preserve">温度，需要时在设置中手动开启）；AM</w:t>
+      </w:r>
+      <w:r>
+        <w:rPr>
+          <w:lang w:val="zh-CN"/>
+        </w:rPr>
+        <w:t xml:space="preserve"> </w:t>
+      </w:r>
+      <w:r>
+        <w:rPr>
+          <w:rFonts w:hint="eastAsia"/>
+          <w:lang w:val="zh-CN"/>
+        </w:rPr>
+        <w:t xml:space="preserve">歌词样式与沉浸歌词样式（字号/行距/每行词数等）各自独立，迁入本页统一调整；封面取色权重（按面积/偏冷/偏暖）与搜索框、A–Z</w:t>
+      </w:r>
+      <w:r>
+        <w:rPr>
+          <w:lang w:val="zh-CN"/>
+        </w:rPr>
+        <w:t xml:space="preserve"> </w:t>
+      </w:r>
+      <w:r>
+        <w:rPr>
+          <w:rFonts w:hint="eastAsia"/>
+          <w:lang w:val="zh-CN"/>
+        </w:rPr>
+        <w:t xml:space="preserve">索引条底色来源（跟随封面/跟随频谱主色/不着色）</w:t>
       </w:r>
     </w:p>
     <w:p>
@@ -7630,96 +7444,226 @@
           <w:bCs/>
           <w:lang w:val="zh-CN"/>
         </w:rPr>
-        <w:t xml:space="preserve">歌词偏移（歌词栏</w:t>
-      </w:r>
-      <w:r>
-        <w:rPr>
-          <w:b/>
-          <w:bCs/>
-          <w:lang w:val="zh-CN"/>
-        </w:rPr>
-        <w:t xml:space="preserve"> </w:t>
-      </w:r>
-      <w:r>
-        <w:rPr>
-          <w:rFonts w:hint="eastAsia"/>
-          <w:b/>
-          <w:bCs/>
-          <w:lang w:val="zh-CN"/>
-        </w:rPr>
-        <w:t xml:space="preserve">⚙）</w:t>
-      </w:r>
-      <w:r>
-        <w:rPr>
-          <w:rFonts w:hint="eastAsia"/>
-          <w:lang w:val="zh-CN"/>
-        </w:rPr>
-        <w:t xml:space="preserve">：−/＋</w:t>
-      </w:r>
-      <w:r>
-        <w:rPr>
-          <w:lang w:val="zh-CN"/>
-        </w:rPr>
-        <w:t xml:space="preserve"> </w:t>
-      </w:r>
-      <w:r>
-        <w:rPr>
-          <w:rFonts w:hint="eastAsia"/>
-          <w:lang w:val="zh-CN"/>
-        </w:rPr>
-        <w:t xml:space="preserve">按</w:t>
-      </w:r>
-      <w:r>
-        <w:rPr>
-          <w:lang w:val="zh-CN"/>
-        </w:rPr>
-        <w:t xml:space="preserve"> 0.5s </w:t>
-      </w:r>
-      <w:r>
-        <w:rPr>
-          <w:rFonts w:hint="eastAsia"/>
-          <w:lang w:val="zh-CN"/>
-        </w:rPr>
-        <w:t xml:space="preserve">步进微调当前曲歌词时间轴（±30s），↺</w:t>
-      </w:r>
-      <w:r>
-        <w:rPr>
-          <w:lang w:val="zh-CN"/>
-        </w:rPr>
-        <w:t xml:space="preserve"> </w:t>
-      </w:r>
-      <w:r>
-        <w:rPr>
-          <w:rFonts w:hint="eastAsia"/>
-          <w:lang w:val="zh-CN"/>
-        </w:rPr>
-        <w:t xml:space="preserve">归零；按曲目记忆，AM</w:t>
-      </w:r>
-      <w:r>
-        <w:rPr>
-          <w:lang w:val="zh-CN"/>
-        </w:rPr>
-        <w:t xml:space="preserve"> </w:t>
-      </w:r>
-      <w:r>
-        <w:rPr>
-          <w:rFonts w:hint="eastAsia"/>
-          <w:lang w:val="zh-CN"/>
-        </w:rPr>
-        <w:t xml:space="preserve">面板、FB2K</w:t>
-      </w:r>
-      <w:r>
-        <w:rPr>
-          <w:lang w:val="zh-CN"/>
-        </w:rPr>
-        <w:t xml:space="preserve"> </w:t>
-      </w:r>
-      <w:r>
-        <w:rPr>
-          <w:rFonts w:hint="eastAsia"/>
-          <w:lang w:val="zh-CN"/>
-        </w:rPr>
-        <w:t xml:space="preserve">侧栏、桌面歌词同步生效</w:t>
+        <w:t xml:space="preserve">沉浸模式</w:t>
+      </w:r>
+      <w:r>
+        <w:rPr>
+          <w:b/>
+          <w:bCs/>
+          <w:lang w:val="zh-CN"/>
+        </w:rPr>
+        <w:t xml:space="preserve"> · </w:t>
+      </w:r>
+      <w:r>
+        <w:rPr>
+          <w:rFonts w:hint="eastAsia"/>
+          <w:b/>
+          <w:bCs/>
+          <w:lang w:val="zh-CN"/>
+        </w:rPr>
+        <w:t xml:space="preserve">彩胶唱片</w:t>
+      </w:r>
+      <w:r>
+        <w:rPr>
+          <w:rFonts w:hint="eastAsia"/>
+          <w:lang w:val="zh-CN"/>
+        </w:rPr>
+        <w:t xml:space="preserve">：设置</w:t>
+      </w:r>
+      <w:r>
+        <w:rPr>
+          <w:lang w:val="zh-CN"/>
+        </w:rPr>
+        <w:t xml:space="preserve"> → AM </w:t>
+      </w:r>
+      <w:r>
+        <w:rPr>
+          <w:rFonts w:hint="eastAsia"/>
+          <w:lang w:val="zh-CN"/>
+        </w:rPr>
+        <w:t xml:space="preserve">界面「沉浸模式样式」选彩胶唱片：右侧旋转彩胶——封面截成圆形标签随盘旋转，盘体磨砂亚克力半透明、刻纹颜色从封面实时提取（黑白封面回落主题强调色），播放时柔和加速起转、暂停时带阻尼减速缓缓停稳（rAF</w:t>
+      </w:r>
+      <w:r>
+        <w:rPr>
+          <w:lang w:val="zh-CN"/>
+        </w:rPr>
+        <w:t xml:space="preserve"> </w:t>
+      </w:r>
+      <w:r>
+        <w:rPr>
+          <w:rFonts w:hint="eastAsia"/>
+          <w:lang w:val="zh-CN"/>
+        </w:rPr>
+        <w:t xml:space="preserve">惯性物理，不再是生硬定格），切歌瞬间唱片有一次换碟明暗闪动、盘面叠一层慢速反向流光；左侧常驻大歌词；底部全宽进度条（可拖拽）+</w:t>
+      </w:r>
+      <w:r>
+        <w:rPr>
+          <w:lang w:val="zh-CN"/>
+        </w:rPr>
+        <w:t xml:space="preserve"> </w:t>
+      </w:r>
+      <w:r>
+        <w:rPr>
+          <w:rFonts w:hint="eastAsia"/>
+          <w:lang w:val="zh-CN"/>
+        </w:rPr>
+        <w:t xml:space="preserve">传输/音量/待播清单；背景与全局统一（封面氛围或自定义壁纸照常生效）。沉浸界面右上角</w:t>
+      </w:r>
+      <w:r>
+        <w:rPr>
+          <w:lang w:val="zh-CN"/>
+        </w:rPr>
+        <w:t xml:space="preserve"> 💿 </w:t>
+      </w:r>
+      <w:r>
+        <w:rPr>
+          <w:rFonts w:hint="eastAsia"/>
+          <w:lang w:val="zh-CN"/>
+        </w:rPr>
+        <w:t xml:space="preserve">打开「彩胶外观」：封面大小（50–90%，胶圈宽度随之反向）/</w:t>
+      </w:r>
+      <w:r>
+        <w:rPr>
+          <w:lang w:val="zh-CN"/>
+        </w:rPr>
+        <w:t xml:space="preserve"> </w:t>
+      </w:r>
+      <w:r>
+        <w:rPr>
+          <w:rFonts w:hint="eastAsia"/>
+          <w:lang w:val="zh-CN"/>
+        </w:rPr>
+        <w:t xml:space="preserve">盘体大小（最大</w:t>
+      </w:r>
+      <w:r>
+        <w:rPr>
+          <w:lang w:val="zh-CN"/>
+        </w:rPr>
+        <w:t xml:space="preserve"> </w:t>
+      </w:r>
+      <w:r>
+        <w:rPr>
+          <w:rFonts w:hint="eastAsia"/>
+          <w:lang w:val="zh-CN"/>
+        </w:rPr>
+        <w:t xml:space="preserve">160%）/</w:t>
+      </w:r>
+      <w:r>
+        <w:rPr>
+          <w:lang w:val="zh-CN"/>
+        </w:rPr>
+        <w:t xml:space="preserve"> </w:t>
+      </w:r>
+      <w:r>
+        <w:rPr>
+          <w:rFonts w:hint="eastAsia"/>
+          <w:lang w:val="zh-CN"/>
+        </w:rPr>
+        <w:t xml:space="preserve">盘体不透明度</w:t>
+      </w:r>
+      <w:r>
+        <w:rPr>
+          <w:lang w:val="zh-CN"/>
+        </w:rPr>
+        <w:t xml:space="preserve"> / </w:t>
+      </w:r>
+      <w:r>
+        <w:rPr>
+          <w:rFonts w:hint="eastAsia"/>
+          <w:lang w:val="zh-CN"/>
+        </w:rPr>
+        <w:t xml:space="preserve">转速（4–60</w:t>
+      </w:r>
+      <w:r>
+        <w:rPr>
+          <w:lang w:val="zh-CN"/>
+        </w:rPr>
+        <w:t xml:space="preserve"> </w:t>
+      </w:r>
+      <w:r>
+        <w:rPr>
+          <w:rFonts w:hint="eastAsia"/>
+          <w:lang w:val="zh-CN"/>
+        </w:rPr>
+        <w:t xml:space="preserve">秒/圈）滑杆，唱片位置「居中</w:t>
+      </w:r>
+      <w:r>
+        <w:rPr>
+          <w:lang w:val="zh-CN"/>
+        </w:rPr>
+        <w:t xml:space="preserve"> / </w:t>
+      </w:r>
+      <w:r>
+        <w:rPr>
+          <w:rFonts w:hint="eastAsia"/>
+          <w:lang w:val="zh-CN"/>
+        </w:rPr>
+        <w:t xml:space="preserve">右上悬挂」（QQ</w:t>
+      </w:r>
+      <w:r>
+        <w:rPr>
+          <w:lang w:val="zh-CN"/>
+        </w:rPr>
+        <w:t xml:space="preserve"> </w:t>
+      </w:r>
+      <w:r>
+        <w:rPr>
+          <w:rFonts w:hint="eastAsia"/>
+          <w:lang w:val="zh-CN"/>
+        </w:rPr>
+        <w:t xml:space="preserve">音乐式探出屏幕右上），轴心孔可开关，盘面图片可自定义（上传一张图自动智能去边裁切——唱片照片的白边/黑边会自动识别去除，随盘旋转，「盘体不透明」对它同样生效；历史</w:t>
+      </w:r>
+      <w:r>
+        <w:rPr>
+          <w:lang w:val="zh-CN"/>
+        </w:rPr>
+        <w:t xml:space="preserve"> 8 </w:t>
+      </w:r>
+      <w:r>
+        <w:rPr>
+          <w:rFonts w:hint="eastAsia"/>
+          <w:lang w:val="zh-CN"/>
+        </w:rPr>
+        <w:t xml:space="preserve">张缩略图条点按切回、hover</w:t>
+      </w:r>
+      <w:r>
+        <w:rPr>
+          <w:lang w:val="zh-CN"/>
+        </w:rPr>
+        <w:t xml:space="preserve"> ✕ </w:t>
+      </w:r>
+      <w:r>
+        <w:rPr>
+          <w:rFonts w:hint="eastAsia"/>
+          <w:lang w:val="zh-CN"/>
+        </w:rPr>
+        <w:t xml:space="preserve">删除，清除即回封面取色刻纹），🎲</w:t>
+      </w:r>
+      <w:r>
+        <w:rPr>
+          <w:lang w:val="zh-CN"/>
+        </w:rPr>
+        <w:t xml:space="preserve"> </w:t>
+      </w:r>
+      <w:r>
+        <w:rPr>
+          <w:rFonts w:hint="eastAsia"/>
+          <w:lang w:val="zh-CN"/>
+        </w:rPr>
+        <w:t xml:space="preserve">换一组随机纹路（宽度/明暗/哑光圈随机生成，固定半径起铺、不受封面大小影响），↺</w:t>
+      </w:r>
+      <w:r>
+        <w:rPr>
+          <w:lang w:val="zh-CN"/>
+        </w:rPr>
+        <w:t xml:space="preserve"> </w:t>
+      </w:r>
+      <w:r>
+        <w:rPr>
+          <w:rFonts w:hint="eastAsia"/>
+          <w:lang w:val="zh-CN"/>
+        </w:rPr>
+        <w:t xml:space="preserve">一键恢复默认；全部即时生效并记忆。拖动底部进度条时唱片像表把一样跟手转动（前拽顺时针、后拽逆时针，暂停时也生效），点击跳转时唱片朝跳转方向加速甩一下再恢复正常转速</w:t>
       </w:r>
     </w:p>
     <w:p>
@@ -7737,6 +7681,113 @@
           <w:bCs/>
           <w:lang w:val="zh-CN"/>
         </w:rPr>
+        <w:t xml:space="preserve">歌词偏移（歌词栏</w:t>
+      </w:r>
+      <w:r>
+        <w:rPr>
+          <w:b/>
+          <w:bCs/>
+          <w:lang w:val="zh-CN"/>
+        </w:rPr>
+        <w:t xml:space="preserve"> </w:t>
+      </w:r>
+      <w:r>
+        <w:rPr>
+          <w:rFonts w:hint="eastAsia"/>
+          <w:b/>
+          <w:bCs/>
+          <w:lang w:val="zh-CN"/>
+        </w:rPr>
+        <w:t xml:space="preserve">⚙）</w:t>
+      </w:r>
+      <w:r>
+        <w:rPr>
+          <w:rFonts w:hint="eastAsia"/>
+          <w:lang w:val="zh-CN"/>
+        </w:rPr>
+        <w:t xml:space="preserve">：−/＋</w:t>
+      </w:r>
+      <w:r>
+        <w:rPr>
+          <w:lang w:val="zh-CN"/>
+        </w:rPr>
+        <w:t xml:space="preserve"> </w:t>
+      </w:r>
+      <w:r>
+        <w:rPr>
+          <w:rFonts w:hint="eastAsia"/>
+          <w:lang w:val="zh-CN"/>
+        </w:rPr>
+        <w:t xml:space="preserve">按</w:t>
+      </w:r>
+      <w:r>
+        <w:rPr>
+          <w:lang w:val="zh-CN"/>
+        </w:rPr>
+        <w:t xml:space="preserve"> 0.5s </w:t>
+      </w:r>
+      <w:r>
+        <w:rPr>
+          <w:rFonts w:hint="eastAsia"/>
+          <w:lang w:val="zh-CN"/>
+        </w:rPr>
+        <w:t xml:space="preserve">步进微调当前曲歌词时间轴（±30s），↺</w:t>
+      </w:r>
+      <w:r>
+        <w:rPr>
+          <w:lang w:val="zh-CN"/>
+        </w:rPr>
+        <w:t xml:space="preserve"> </w:t>
+      </w:r>
+      <w:r>
+        <w:rPr>
+          <w:rFonts w:hint="eastAsia"/>
+          <w:lang w:val="zh-CN"/>
+        </w:rPr>
+        <w:t xml:space="preserve">归零；按曲目记忆，AM</w:t>
+      </w:r>
+      <w:r>
+        <w:rPr>
+          <w:lang w:val="zh-CN"/>
+        </w:rPr>
+        <w:t xml:space="preserve"> </w:t>
+      </w:r>
+      <w:r>
+        <w:rPr>
+          <w:rFonts w:hint="eastAsia"/>
+          <w:lang w:val="zh-CN"/>
+        </w:rPr>
+        <w:t xml:space="preserve">面板、FB2K</w:t>
+      </w:r>
+      <w:r>
+        <w:rPr>
+          <w:lang w:val="zh-CN"/>
+        </w:rPr>
+        <w:t xml:space="preserve"> </w:t>
+      </w:r>
+      <w:r>
+        <w:rPr>
+          <w:rFonts w:hint="eastAsia"/>
+          <w:lang w:val="zh-CN"/>
+        </w:rPr>
+        <w:t xml:space="preserve">侧栏、桌面歌词同步生效</w:t>
+      </w:r>
+    </w:p>
+    <w:p>
+      <w:pPr>
+        <w:pStyle w:val="Compact"/>
+        <w:numPr>
+          <w:ilvl w:val="0"/>
+          <w:numId w:val="1004"/>
+        </w:numPr>
+      </w:pPr>
+      <w:r>
+        <w:rPr>
+          <w:rFonts w:hint="eastAsia"/>
+          <w:b/>
+          <w:bCs/>
+          <w:lang w:val="zh-CN"/>
+        </w:rPr>
         <w:t xml:space="preserve">底部频谱条</w:t>
       </w:r>
       <w:r>
@@ -9209,7 +9260,7 @@
           <w:rFonts w:hint="eastAsia"/>
           <w:lang w:val="zh-CN"/>
         </w:rPr>
-        <w:t xml:space="preserve">：下载目录更改/恢复默认；同时下载任务数（1–10）；同名文件已存在时跳过；文件命名方式（艺术家-歌曲名/歌曲名-艺术家/歌曲名）；嵌入封面</w:t>
+        <w:t xml:space="preserve">：下载目录更改/恢复默认；同时下载任务数（1–10）；同名文件已存在时跳过；文件命名方式（艺术家-歌曲名/歌曲名-艺术家/歌曲名）；自动换源下载（失败时跨平台找同歌重试）；嵌入封面</w:t>
       </w:r>
       <w:r>
         <w:rPr>
@@ -9235,7 +9286,46 @@
           <w:rFonts w:hint="eastAsia"/>
           <w:lang w:val="zh-CN"/>
         </w:rPr>
-        <w:t xml:space="preserve">同时嵌入翻译歌词开关；旁挂歌词含翻译；歌词文件编码</w:t>
+        <w:t xml:space="preserve">同时嵌入翻译歌词</w:t>
+      </w:r>
+      <w:r>
+        <w:rPr>
+          <w:lang w:val="zh-CN"/>
+        </w:rPr>
+        <w:t xml:space="preserve"> / </w:t>
+      </w:r>
+      <w:r>
+        <w:rPr>
+          <w:rFonts w:hint="eastAsia"/>
+          <w:lang w:val="zh-CN"/>
+        </w:rPr>
+        <w:t xml:space="preserve">罗马音歌词</w:t>
+      </w:r>
+      <w:r>
+        <w:rPr>
+          <w:lang w:val="zh-CN"/>
+        </w:rPr>
+        <w:t xml:space="preserve"> / </w:t>
+      </w:r>
+      <w:r>
+        <w:rPr>
+          <w:rFonts w:hint="eastAsia"/>
+          <w:lang w:val="zh-CN"/>
+        </w:rPr>
+        <w:t xml:space="preserve">逐字歌词（awlrc</w:t>
+      </w:r>
+      <w:r>
+        <w:rPr>
+          <w:lang w:val="zh-CN"/>
+        </w:rPr>
+        <w:t xml:space="preserve"> </w:t>
+      </w:r>
+      <w:r>
+        <w:rPr>
+          <w:rFonts w:hint="eastAsia"/>
+          <w:lang w:val="zh-CN"/>
+        </w:rPr>
+        <w:t xml:space="preserve">扩展标签，支持逐字的播放器可逐字高亮）开关；旁挂歌词含翻译/罗马音/逐字；歌词文件编码</w:t>
       </w:r>
       <w:r>
         <w:rPr>
@@ -12327,6 +12417,199 @@
           <w:lang w:val="zh-CN"/>
         </w:rPr>
         <w:t xml:space="preserve">版本更新</w:t>
+      </w:r>
+    </w:p>
+    <w:p>
+      <w:pPr>
+        <w:pStyle w:val="Compact"/>
+        <w:numPr>
+          <w:ilvl w:val="0"/>
+          <w:numId w:val="1010"/>
+        </w:numPr>
+      </w:pPr>
+      <w:r>
+        <w:rPr>
+          <w:b/>
+          <w:bCs/>
+          <w:lang w:val="zh-CN"/>
+        </w:rPr>
+        <w:t xml:space="preserve">V4.6.3</w:t>
+      </w:r>
+      <w:r>
+        <w:rPr>
+          <w:rFonts w:hint="eastAsia"/>
+          <w:lang w:val="zh-CN"/>
+        </w:rPr>
+        <w:t xml:space="preserve">：下载体系洛雪化改造（仅国内流媒体，Apple</w:t>
+      </w:r>
+      <w:r>
+        <w:rPr>
+          <w:lang w:val="zh-CN"/>
+        </w:rPr>
+        <w:t xml:space="preserve"> Music/Qobuz </w:t>
+      </w:r>
+      <w:r>
+        <w:rPr>
+          <w:rFonts w:hint="eastAsia"/>
+          <w:lang w:val="zh-CN"/>
+        </w:rPr>
+        <w:t xml:space="preserve">不变）：①</w:t>
+      </w:r>
+      <w:r>
+        <w:rPr>
+          <w:lang w:val="zh-CN"/>
+        </w:rPr>
+        <w:t xml:space="preserve"> </w:t>
+      </w:r>
+      <w:r>
+        <w:rPr>
+          <w:rFonts w:hint="eastAsia"/>
+          <w:lang w:val="zh-CN"/>
+        </w:rPr>
+        <w:t xml:space="preserve">点下载弹音质选择窗——单曲按该曲音质清单出按钮（带文件大小），多选/批量下载按每首歌各自最高音质入队（上限</w:t>
+      </w:r>
+      <w:r>
+        <w:rPr>
+          <w:lang w:val="zh-CN"/>
+        </w:rPr>
+        <w:t xml:space="preserve"> </w:t>
+      </w:r>
+      <w:r>
+        <w:rPr>
+          <w:rFonts w:hint="eastAsia"/>
+          <w:lang w:val="zh-CN"/>
+        </w:rPr>
+        <w:t xml:space="preserve">Hi-Res）；②</w:t>
+      </w:r>
+      <w:r>
+        <w:rPr>
+          <w:lang w:val="zh-CN"/>
+        </w:rPr>
+        <w:t xml:space="preserve"> </w:t>
+      </w:r>
+      <w:r>
+        <w:rPr>
+          <w:rFonts w:hint="eastAsia"/>
+          <w:lang w:val="zh-CN"/>
+        </w:rPr>
+        <w:t xml:space="preserve">任务锁定音质不再静默降级，失败即报错可重试；③</w:t>
+      </w:r>
+      <w:r>
+        <w:rPr>
+          <w:lang w:val="zh-CN"/>
+        </w:rPr>
+        <w:t xml:space="preserve"> </w:t>
+      </w:r>
+      <w:r>
+        <w:rPr>
+          <w:rFonts w:hint="eastAsia"/>
+          <w:lang w:val="zh-CN"/>
+        </w:rPr>
+        <w:t xml:space="preserve">断点续传——暂停/断网保留半成品，继续从断点接着下，链接过期自动重新取址续传；④</w:t>
+      </w:r>
+      <w:r>
+        <w:rPr>
+          <w:lang w:val="zh-CN"/>
+        </w:rPr>
+        <w:t xml:space="preserve"> </w:t>
+      </w:r>
+      <w:r>
+        <w:rPr>
+          <w:rFonts w:hint="eastAsia"/>
+          <w:lang w:val="zh-CN"/>
+        </w:rPr>
+        <w:t xml:space="preserve">自动换源下载——失败时跨平台找同歌重下（设置可关）；⑤</w:t>
+      </w:r>
+      <w:r>
+        <w:rPr>
+          <w:lang w:val="zh-CN"/>
+        </w:rPr>
+        <w:t xml:space="preserve"> </w:t>
+      </w:r>
+      <w:r>
+        <w:rPr>
+          <w:rFonts w:hint="eastAsia"/>
+          <w:lang w:val="zh-CN"/>
+        </w:rPr>
+        <w:t xml:space="preserve">下载设置补齐罗马音/逐字歌词嵌入与旁挂（逐字为</w:t>
+      </w:r>
+      <w:r>
+        <w:rPr>
+          <w:lang w:val="zh-CN"/>
+        </w:rPr>
+        <w:t xml:space="preserve"> awlrc </w:t>
+      </w:r>
+      <w:r>
+        <w:rPr>
+          <w:rFonts w:hint="eastAsia"/>
+          <w:lang w:val="zh-CN"/>
+        </w:rPr>
+        <w:t xml:space="preserve">扩展标签）；⑥</w:t>
+      </w:r>
+      <w:r>
+        <w:rPr>
+          <w:lang w:val="zh-CN"/>
+        </w:rPr>
+        <w:t xml:space="preserve"> </w:t>
+      </w:r>
+      <w:r>
+        <w:rPr>
+          <w:rFonts w:hint="eastAsia"/>
+          <w:lang w:val="zh-CN"/>
+        </w:rPr>
+        <w:t xml:space="preserve">加密格式双防线——QQ</w:t>
+      </w:r>
+      <w:r>
+        <w:rPr>
+          <w:lang w:val="zh-CN"/>
+        </w:rPr>
+        <w:t xml:space="preserve"> mflac/mgg </w:t>
+      </w:r>
+      <w:r>
+        <w:rPr>
+          <w:rFonts w:hint="eastAsia"/>
+          <w:lang w:val="zh-CN"/>
+        </w:rPr>
+        <w:t xml:space="preserve">等加密容器直接拒收</w:t>
+      </w:r>
+      <w:r>
+        <w:rPr>
+          <w:lang w:val="zh-CN"/>
+        </w:rPr>
+        <w:t xml:space="preserve"> + </w:t>
+      </w:r>
+      <w:r>
+        <w:rPr>
+          <w:rFonts w:hint="eastAsia"/>
+          <w:lang w:val="zh-CN"/>
+        </w:rPr>
+        <w:t xml:space="preserve">下载完成校验文件头，加密内容自动丢弃并换源；⑦</w:t>
+      </w:r>
+      <w:r>
+        <w:rPr>
+          <w:lang w:val="zh-CN"/>
+        </w:rPr>
+        <w:t xml:space="preserve"> </w:t>
+      </w:r>
+      <w:r>
+        <w:rPr>
+          <w:rFonts w:hint="eastAsia"/>
+          <w:lang w:val="zh-CN"/>
+        </w:rPr>
+        <w:t xml:space="preserve">下载情况新增「一键清空」；⑧</w:t>
+      </w:r>
+      <w:r>
+        <w:rPr>
+          <w:lang w:val="zh-CN"/>
+        </w:rPr>
+        <w:t xml:space="preserve"> </w:t>
+      </w:r>
+      <w:r>
+        <w:rPr>
+          <w:rFonts w:hint="eastAsia"/>
+          <w:lang w:val="zh-CN"/>
+        </w:rPr>
+        <w:t xml:space="preserve">同一首歌可同时下载多个音质</w:t>
       </w:r>
     </w:p>
     <w:p>

--- a/AnniePlayer-LXversion安妮洛雪/《章鱼科技：安妮播放器全功能说明书》.docx
+++ b/AnniePlayer-LXversion安妮洛雪/《章鱼科技：安妮播放器全功能说明书》.docx
@@ -97,7 +97,7 @@
           <w:rFonts w:hint="eastAsia"/>
           <w:lang w:val="zh-CN"/>
         </w:rPr>
-        <w:t xml:space="preserve">：V4.6.3</w:t>
+        <w:t xml:space="preserve">：V4.6.5</w:t>
       </w:r>
       <w:r>
         <w:rPr>
@@ -5925,58 +5925,105 @@
       </w:pPr>
       <w:r>
         <w:rPr>
-          <w:rFonts w:hint="eastAsia"/>
-          <w:b/>
-          <w:bCs/>
-          <w:lang w:val="zh-CN"/>
-        </w:rPr>
-        <w:t xml:space="preserve">下载情况页（⬇）</w:t>
-      </w:r>
-      <w:r>
-        <w:rPr>
-          <w:rFonts w:hint="eastAsia"/>
-          <w:lang w:val="zh-CN"/>
-        </w:rPr>
-        <w:t xml:space="preserve">：侧栏「下载情况」统一管理所有下载任务：所有任务/正在下载/已暂停/出错/下载完成五标签切换；任务可暂停/继续/重试/移除/打开所在文件夹，进度条实时显示；出错标签一键重试，完成标签一键清空，另有「一键清空」移除全部任务（已下载完成的文件保留）；重启软件后未完成任务自动转为已暂停可继续；并发数与文件命名等在</w:t>
-      </w:r>
-      <w:r>
-        <w:rPr>
-          <w:lang w:val="zh-CN"/>
-        </w:rPr>
-        <w:t xml:space="preserve"> </w:t>
-      </w:r>
-      <w:r>
-        <w:rPr>
-          <w:rFonts w:hint="eastAsia"/>
-          <w:lang w:val="zh-CN"/>
-        </w:rPr>
-        <w:t xml:space="preserve">设置</w:t>
-      </w:r>
-      <w:r>
-        <w:rPr>
-          <w:lang w:val="zh-CN"/>
-        </w:rPr>
-        <w:t xml:space="preserve"> → </w:t>
-      </w:r>
-      <w:r>
-        <w:rPr>
-          <w:rFonts w:hint="eastAsia"/>
-          <w:lang w:val="zh-CN"/>
-        </w:rPr>
-        <w:t xml:space="preserve">下载</w:t>
-      </w:r>
-      <w:r>
-        <w:rPr>
-          <w:lang w:val="zh-CN"/>
-        </w:rPr>
-        <w:t xml:space="preserve"> </w:t>
-      </w:r>
-      <w:r>
-        <w:rPr>
-          <w:rFonts w:hint="eastAsia"/>
-          <w:lang w:val="zh-CN"/>
-        </w:rPr>
-        <w:t xml:space="preserve">调整</w:t>
+          <w:b/>
+          <w:bCs/>
+          <w:lang w:val="zh-CN"/>
+        </w:rPr>
+        <w:t xml:space="preserve">QQ Hi-Res </w:t>
+      </w:r>
+      <w:r>
+        <w:rPr>
+          <w:rFonts w:hint="eastAsia"/>
+          <w:b/>
+          <w:bCs/>
+          <w:lang w:val="zh-CN"/>
+        </w:rPr>
+        <w:t xml:space="preserve">真实识别（V4.6.5）</w:t>
+      </w:r>
+      <w:r>
+        <w:rPr>
+          <w:rFonts w:hint="eastAsia"/>
+          <w:lang w:val="zh-CN"/>
+        </w:rPr>
+        <w:t xml:space="preserve">：搜索、歌单、专辑、排行榜会按</w:t>
+      </w:r>
+      <w:r>
+        <w:rPr>
+          <w:lang w:val="zh-CN"/>
+        </w:rPr>
+        <w:t xml:space="preserve"> songmid </w:t>
+      </w:r>
+      <w:r>
+        <w:rPr>
+          <w:rFonts w:hint="eastAsia"/>
+          <w:lang w:val="zh-CN"/>
+        </w:rPr>
+        <w:t xml:space="preserve">批量查询</w:t>
+      </w:r>
+      <w:r>
+        <w:rPr>
+          <w:lang w:val="zh-CN"/>
+        </w:rPr>
+        <w:t xml:space="preserve"> QQ </w:t>
+      </w:r>
+      <w:r>
+        <w:rPr>
+          <w:rFonts w:hint="eastAsia"/>
+          <w:lang w:val="zh-CN"/>
+        </w:rPr>
+        <w:t xml:space="preserve">官方单曲详情，列表只在详情明确提供</w:t>
+      </w:r>
+      <w:r>
+        <w:rPr>
+          <w:lang w:val="zh-CN"/>
+        </w:rPr>
+        <w:t xml:space="preserve"> Hi-Res </w:t>
+      </w:r>
+      <w:r>
+        <w:rPr>
+          <w:rFonts w:hint="eastAsia"/>
+          <w:lang w:val="zh-CN"/>
+        </w:rPr>
+        <w:t xml:space="preserve">时显示对应徽标，下载音质弹窗同时显示真实文件大小；普通</w:t>
+      </w:r>
+      <w:r>
+        <w:rPr>
+          <w:lang w:val="zh-CN"/>
+        </w:rPr>
+        <w:t xml:space="preserve"> FLAC </w:t>
+      </w:r>
+      <w:r>
+        <w:rPr>
+          <w:rFonts w:hint="eastAsia"/>
+          <w:lang w:val="zh-CN"/>
+        </w:rPr>
+        <w:t xml:space="preserve">不会被误标。在线播放以引擎实际解码的编码/位深/采样率为准，下载完成后再用</w:t>
+      </w:r>
+      <w:r>
+        <w:rPr>
+          <w:lang w:val="zh-CN"/>
+        </w:rPr>
+        <w:t xml:space="preserve"> ffprobe </w:t>
+      </w:r>
+      <w:r>
+        <w:rPr>
+          <w:rFonts w:hint="eastAsia"/>
+          <w:lang w:val="zh-CN"/>
+        </w:rPr>
+        <w:t xml:space="preserve">核验成品文件，下载情况显示真实</w:t>
+      </w:r>
+      <w:r>
+        <w:rPr>
+          <w:lang w:val="zh-CN"/>
+        </w:rPr>
+        <w:t xml:space="preserve"> 24bit/kHz </w:t>
+      </w:r>
+      <w:r>
+        <w:rPr>
+          <w:rFonts w:hint="eastAsia"/>
+          <w:lang w:val="zh-CN"/>
+        </w:rPr>
+        <w:t xml:space="preserve">并同步在线歌曲；旧已完成任务会自动回填，无需重新下载</w:t>
       </w:r>
     </w:p>
     <w:p>
@@ -5994,40 +6041,53 @@
           <w:bCs/>
           <w:lang w:val="zh-CN"/>
         </w:rPr>
-        <w:t xml:space="preserve">下载音质与续传（V4.6.3）</w:t>
-      </w:r>
-      <w:r>
-        <w:rPr>
-          <w:rFonts w:hint="eastAsia"/>
-          <w:lang w:val="zh-CN"/>
-        </w:rPr>
-        <w:t xml:space="preserve">：点下载弹音质选择窗：单曲按该曲音质清单出按钮（带文件大小），多选/批量下载自动按每首歌各自最高音质入队（上限</w:t>
-      </w:r>
-      <w:r>
-        <w:rPr>
-          <w:lang w:val="zh-CN"/>
-        </w:rPr>
-        <w:t xml:space="preserve"> </w:t>
-      </w:r>
-      <w:r>
-        <w:rPr>
-          <w:rFonts w:hint="eastAsia"/>
-          <w:lang w:val="zh-CN"/>
-        </w:rPr>
-        <w:t xml:space="preserve">Hi-Res）；任务锁定所选音质不再静默降级，失败可重试；断点续传——暂停/断网保留半成品，继续从断点接着下，链接过期自动重新取址续传；自动换源——当前平台失败时跨平台找同歌重下（设置可关）；同一首歌可下载多个音质共存；QQ</w:t>
-      </w:r>
-      <w:r>
-        <w:rPr>
-          <w:lang w:val="zh-CN"/>
-        </w:rPr>
-        <w:t xml:space="preserve"> mflac/mgg </w:t>
-      </w:r>
-      <w:r>
-        <w:rPr>
-          <w:rFonts w:hint="eastAsia"/>
-          <w:lang w:val="zh-CN"/>
-        </w:rPr>
-        <w:t xml:space="preserve">等加密格式自动拒收并换源</w:t>
+        <w:t xml:space="preserve">下载情况页（⬇）</w:t>
+      </w:r>
+      <w:r>
+        <w:rPr>
+          <w:rFonts w:hint="eastAsia"/>
+          <w:lang w:val="zh-CN"/>
+        </w:rPr>
+        <w:t xml:space="preserve">：侧栏「下载情况」统一管理所有下载任务：所有任务/正在下载/已暂停/出错/下载完成五标签切换；任务可暂停/继续/重试/移除/打开所在文件夹，进度条实时显示；出错标签一键重试，完成标签一键清空，另有「一键清空」移除全部任务（已下载完成的文件保留）；重启软件后未完成任务自动转为已暂停可继续；并发数与文件命名等在</w:t>
+      </w:r>
+      <w:r>
+        <w:rPr>
+          <w:lang w:val="zh-CN"/>
+        </w:rPr>
+        <w:t xml:space="preserve"> </w:t>
+      </w:r>
+      <w:r>
+        <w:rPr>
+          <w:rFonts w:hint="eastAsia"/>
+          <w:lang w:val="zh-CN"/>
+        </w:rPr>
+        <w:t xml:space="preserve">设置</w:t>
+      </w:r>
+      <w:r>
+        <w:rPr>
+          <w:lang w:val="zh-CN"/>
+        </w:rPr>
+        <w:t xml:space="preserve"> → </w:t>
+      </w:r>
+      <w:r>
+        <w:rPr>
+          <w:rFonts w:hint="eastAsia"/>
+          <w:lang w:val="zh-CN"/>
+        </w:rPr>
+        <w:t xml:space="preserve">下载</w:t>
+      </w:r>
+      <w:r>
+        <w:rPr>
+          <w:lang w:val="zh-CN"/>
+        </w:rPr>
+        <w:t xml:space="preserve"> </w:t>
+      </w:r>
+      <w:r>
+        <w:rPr>
+          <w:rFonts w:hint="eastAsia"/>
+          <w:lang w:val="zh-CN"/>
+        </w:rPr>
+        <w:t xml:space="preserve">调整</w:t>
       </w:r>
     </w:p>
     <w:p>
@@ -6045,144 +6105,40 @@
           <w:bCs/>
           <w:lang w:val="zh-CN"/>
         </w:rPr>
-        <w:t xml:space="preserve">在线歌单（流媒体收藏）</w:t>
-      </w:r>
-      <w:r>
-        <w:rPr>
-          <w:rFonts w:hint="eastAsia"/>
-          <w:lang w:val="zh-CN"/>
-        </w:rPr>
-        <w:t xml:space="preserve">：侧栏「在线歌单」分组：＋</w:t>
-      </w:r>
-      <w:r>
-        <w:rPr>
-          <w:lang w:val="zh-CN"/>
-        </w:rPr>
-        <w:t xml:space="preserve"> </w:t>
-      </w:r>
-      <w:r>
-        <w:rPr>
-          <w:rFonts w:hint="eastAsia"/>
-          <w:lang w:val="zh-CN"/>
-        </w:rPr>
-        <w:t xml:space="preserve">新建、✕</w:t>
-      </w:r>
-      <w:r>
-        <w:rPr>
-          <w:lang w:val="zh-CN"/>
-        </w:rPr>
-        <w:t xml:space="preserve"> </w:t>
-      </w:r>
-      <w:r>
-        <w:rPr>
-          <w:rFonts w:hint="eastAsia"/>
-          <w:lang w:val="zh-CN"/>
-        </w:rPr>
-        <w:t xml:space="preserve">删除、点列表名改名、▶</w:t>
-      </w:r>
-      <w:r>
-        <w:rPr>
-          <w:lang w:val="zh-CN"/>
-        </w:rPr>
-        <w:t xml:space="preserve"> </w:t>
-      </w:r>
-      <w:r>
-        <w:rPr>
-          <w:rFonts w:hint="eastAsia"/>
-          <w:lang w:val="zh-CN"/>
-        </w:rPr>
-        <w:t xml:space="preserve">播放</w:t>
-      </w:r>
-      <w:r>
-        <w:rPr>
-          <w:lang w:val="zh-CN"/>
-        </w:rPr>
-        <w:t xml:space="preserve"> / 🔀 </w:t>
-      </w:r>
-      <w:r>
-        <w:rPr>
-          <w:rFonts w:hint="eastAsia"/>
-          <w:lang w:val="zh-CN"/>
-        </w:rPr>
-        <w:t xml:space="preserve">随机播放、📥</w:t>
-      </w:r>
-      <w:r>
-        <w:rPr>
-          <w:lang w:val="zh-CN"/>
-        </w:rPr>
-        <w:t xml:space="preserve"> </w:t>
-      </w:r>
-      <w:r>
-        <w:rPr>
-          <w:rFonts w:hint="eastAsia"/>
-          <w:lang w:val="zh-CN"/>
-        </w:rPr>
-        <w:t xml:space="preserve">导入在线歌单（.anniespl）；右键歌单可「📤</w:t>
-      </w:r>
-      <w:r>
-        <w:rPr>
-          <w:lang w:val="zh-CN"/>
-        </w:rPr>
-        <w:t xml:space="preserve"> </w:t>
-      </w:r>
-      <w:r>
-        <w:rPr>
-          <w:rFonts w:hint="eastAsia"/>
-          <w:lang w:val="zh-CN"/>
-        </w:rPr>
-        <w:t xml:space="preserve">导出在线歌单…」生成</w:t>
-      </w:r>
-      <w:r>
-        <w:rPr>
-          <w:lang w:val="zh-CN"/>
-        </w:rPr>
-        <w:t xml:space="preserve"> .anniespl </w:t>
-      </w:r>
-      <w:r>
-        <w:rPr>
-          <w:rFonts w:hint="eastAsia"/>
-          <w:lang w:val="zh-CN"/>
-        </w:rPr>
-        <w:t xml:space="preserve">文件——流媒体曲目存平台</w:t>
-      </w:r>
-      <w:r>
-        <w:rPr>
-          <w:lang w:val="zh-CN"/>
-        </w:rPr>
-        <w:t xml:space="preserve"> ID </w:t>
-      </w:r>
-      <w:r>
-        <w:rPr>
-          <w:rFonts w:hint="eastAsia"/>
-          <w:lang w:val="zh-CN"/>
-        </w:rPr>
-        <w:t xml:space="preserve">快照（不依赖本地文件），拷到另一台电脑导入后联网即可播放，重装系统也能恢复；封面默认取第一首曲目封面（整专收藏即专辑封面）；歌单头部搜索框可在歌单内过滤定位；收藏存平台曲目信息（不存播放地址），每次播放现解析</w:t>
-      </w:r>
-      <w:r>
-        <w:rPr>
-          <w:lang w:val="zh-CN"/>
-        </w:rPr>
-        <w:t xml:space="preserve"> URL </w:t>
-      </w:r>
-      <w:r>
-        <w:rPr>
-          <w:rFonts w:hint="eastAsia"/>
-          <w:lang w:val="zh-CN"/>
-        </w:rPr>
-        <w:t xml:space="preserve">不怕过期，歌词/封面/独占输出全自动；与本地播放列表互不相混；行内</w:t>
-      </w:r>
-      <w:r>
-        <w:rPr>
-          <w:lang w:val="zh-CN"/>
-        </w:rPr>
-        <w:t xml:space="preserve"> ✕ </w:t>
-      </w:r>
-      <w:r>
-        <w:rPr>
-          <w:rFonts w:hint="eastAsia"/>
-          <w:lang w:val="zh-CN"/>
-        </w:rPr>
-        <w:t xml:space="preserve">移除单曲；在线播放联动全局播放模式（顺序/随机/单曲循环）</w:t>
+        <w:t xml:space="preserve">下载音质与续传（V4.6.3）</w:t>
+      </w:r>
+      <w:r>
+        <w:rPr>
+          <w:rFonts w:hint="eastAsia"/>
+          <w:lang w:val="zh-CN"/>
+        </w:rPr>
+        <w:t xml:space="preserve">：点下载弹音质选择窗：单曲按该曲音质清单出按钮（带文件大小），多选/批量下载自动按每首歌各自最高音质入队（上限</w:t>
+      </w:r>
+      <w:r>
+        <w:rPr>
+          <w:lang w:val="zh-CN"/>
+        </w:rPr>
+        <w:t xml:space="preserve"> </w:t>
+      </w:r>
+      <w:r>
+        <w:rPr>
+          <w:rFonts w:hint="eastAsia"/>
+          <w:lang w:val="zh-CN"/>
+        </w:rPr>
+        <w:t xml:space="preserve">Hi-Res）；任务锁定所选音质不再静默降级，失败可重试；断点续传——暂停/断网保留半成品，继续从断点接着下，链接过期自动重新取址续传；自动换源——当前平台失败时跨平台找同歌重下（设置可关）；同一首歌可下载多个音质共存；QQ</w:t>
+      </w:r>
+      <w:r>
+        <w:rPr>
+          <w:lang w:val="zh-CN"/>
+        </w:rPr>
+        <w:t xml:space="preserve"> mflac/mgg </w:t>
+      </w:r>
+      <w:r>
+        <w:rPr>
+          <w:rFonts w:hint="eastAsia"/>
+          <w:lang w:val="zh-CN"/>
+        </w:rPr>
+        <w:t xml:space="preserve">等加密格式自动拒收并换源</w:t>
       </w:r>
     </w:p>
     <w:p>
@@ -6200,174 +6156,144 @@
           <w:bCs/>
           <w:lang w:val="zh-CN"/>
         </w:rPr>
-        <w:t xml:space="preserve">Qobuz（侧栏</w:t>
-      </w:r>
-      <w:r>
-        <w:rPr>
-          <w:b/>
-          <w:bCs/>
-          <w:lang w:val="zh-CN"/>
-        </w:rPr>
-        <w:t xml:space="preserve"> </w:t>
-      </w:r>
-      <w:r>
-        <w:rPr>
-          <w:rFonts w:hint="eastAsia"/>
-          <w:b/>
-          <w:bCs/>
-          <w:lang w:val="zh-CN"/>
-        </w:rPr>
-        <w:t xml:space="preserve">🔷）</w:t>
-      </w:r>
-      <w:r>
-        <w:rPr>
-          <w:rFonts w:hint="eastAsia"/>
-          <w:lang w:val="zh-CN"/>
-        </w:rPr>
-        <w:t xml:space="preserve">：登录自己的</w:t>
-      </w:r>
-      <w:r>
-        <w:rPr>
-          <w:lang w:val="zh-CN"/>
-        </w:rPr>
-        <w:t xml:space="preserve"> Qobuz </w:t>
-      </w:r>
-      <w:r>
-        <w:rPr>
-          <w:rFonts w:hint="eastAsia"/>
-          <w:lang w:val="zh-CN"/>
-        </w:rPr>
-        <w:t xml:space="preserve">付费账号（邮箱+密码</w:t>
-      </w:r>
-      <w:r>
-        <w:rPr>
-          <w:lang w:val="zh-CN"/>
-        </w:rPr>
-        <w:t xml:space="preserve"> </w:t>
-      </w:r>
-      <w:r>
-        <w:rPr>
-          <w:rFonts w:hint="eastAsia"/>
-          <w:lang w:val="zh-CN"/>
-        </w:rPr>
-        <w:t xml:space="preserve">或</w:t>
-      </w:r>
-      <w:r>
-        <w:rPr>
-          <w:lang w:val="zh-CN"/>
-        </w:rPr>
-        <w:t xml:space="preserve"> </w:t>
-      </w:r>
-      <w:r>
-        <w:rPr>
-          <w:rFonts w:hint="eastAsia"/>
-          <w:lang w:val="zh-CN"/>
-        </w:rPr>
-        <w:t xml:space="preserve">user_auth_token，凭据仅本机加密保存）：搜索专辑/单曲/歌单，收藏专辑/收藏单曲/我的歌单快捷入口，详情页点曲目即播——最高</w:t>
-      </w:r>
-      <w:r>
-        <w:rPr>
-          <w:lang w:val="zh-CN"/>
-        </w:rPr>
-        <w:t xml:space="preserve"> 24bit/192kHz FLAC </w:t>
-      </w:r>
-      <w:r>
-        <w:rPr>
-          <w:rFonts w:hint="eastAsia"/>
-          <w:lang w:val="zh-CN"/>
-        </w:rPr>
-        <w:t xml:space="preserve">直链，bit-perfect</w:t>
-      </w:r>
-      <w:r>
-        <w:rPr>
-          <w:lang w:val="zh-CN"/>
-        </w:rPr>
-        <w:t xml:space="preserve"> </w:t>
-      </w:r>
-      <w:r>
-        <w:rPr>
-          <w:rFonts w:hint="eastAsia"/>
-          <w:lang w:val="zh-CN"/>
-        </w:rPr>
-        <w:t xml:space="preserve">独占输出与本地同一管线；专辑/歌单/搜索结果整表即播放队列，播完自动接下一首（联动全局播放模式：顺序/随机/单曲循环），上一首/下一首按钮正常生效；歌词按「LRCLIB</w:t>
-      </w:r>
-      <w:r>
-        <w:rPr>
-          <w:lang w:val="zh-CN"/>
-        </w:rPr>
-        <w:t xml:space="preserve"> </w:t>
-      </w:r>
-      <w:r>
-        <w:rPr>
-          <w:rFonts w:hint="eastAsia"/>
-          <w:lang w:val="zh-CN"/>
-        </w:rPr>
-        <w:t xml:space="preserve">优先</w:t>
-      </w:r>
-      <w:r>
-        <w:rPr>
-          <w:lang w:val="zh-CN"/>
-        </w:rPr>
-        <w:t xml:space="preserve"> → </w:t>
-      </w:r>
-      <w:r>
-        <w:rPr>
-          <w:rFonts w:hint="eastAsia"/>
-          <w:lang w:val="zh-CN"/>
-        </w:rPr>
-        <w:t xml:space="preserve">五大平台兜底」匹配（Qobuz</w:t>
-      </w:r>
-      <w:r>
-        <w:rPr>
-          <w:lang w:val="zh-CN"/>
-        </w:rPr>
-        <w:t xml:space="preserve"> </w:t>
-      </w:r>
-      <w:r>
-        <w:rPr>
-          <w:rFonts w:hint="eastAsia"/>
-          <w:lang w:val="zh-CN"/>
-        </w:rPr>
-        <w:t xml:space="preserve">无歌词接口，含翻译行）；音质四档可选，顶栏实时显示播放音质；详情页</w:t>
-      </w:r>
-      <w:r>
-        <w:rPr>
-          <w:lang w:val="zh-CN"/>
-        </w:rPr>
-        <w:t xml:space="preserve"> ♥ </w:t>
-      </w:r>
-      <w:r>
-        <w:rPr>
-          <w:rFonts w:hint="eastAsia"/>
-          <w:lang w:val="zh-CN"/>
-        </w:rPr>
-        <w:t xml:space="preserve">收藏专辑/歌单到</w:t>
-      </w:r>
-      <w:r>
-        <w:rPr>
-          <w:lang w:val="zh-CN"/>
-        </w:rPr>
-        <w:t xml:space="preserve"> Qobuz </w:t>
-      </w:r>
-      <w:r>
-        <w:rPr>
-          <w:rFonts w:hint="eastAsia"/>
-          <w:lang w:val="zh-CN"/>
-        </w:rPr>
-        <w:t xml:space="preserve">账号（与官方</w:t>
-      </w:r>
-      <w:r>
-        <w:rPr>
-          <w:lang w:val="zh-CN"/>
-        </w:rPr>
-        <w:t xml:space="preserve"> App </w:t>
-      </w:r>
-      <w:r>
-        <w:rPr>
-          <w:rFonts w:hint="eastAsia"/>
-          <w:lang w:val="zh-CN"/>
-        </w:rPr>
-        <w:t xml:space="preserve">实时同步，再点取消）</w:t>
+        <w:t xml:space="preserve">在线歌单（流媒体收藏）</w:t>
+      </w:r>
+      <w:r>
+        <w:rPr>
+          <w:rFonts w:hint="eastAsia"/>
+          <w:lang w:val="zh-CN"/>
+        </w:rPr>
+        <w:t xml:space="preserve">：侧栏「在线歌单」分组：＋</w:t>
+      </w:r>
+      <w:r>
+        <w:rPr>
+          <w:lang w:val="zh-CN"/>
+        </w:rPr>
+        <w:t xml:space="preserve"> </w:t>
+      </w:r>
+      <w:r>
+        <w:rPr>
+          <w:rFonts w:hint="eastAsia"/>
+          <w:lang w:val="zh-CN"/>
+        </w:rPr>
+        <w:t xml:space="preserve">新建、✕</w:t>
+      </w:r>
+      <w:r>
+        <w:rPr>
+          <w:lang w:val="zh-CN"/>
+        </w:rPr>
+        <w:t xml:space="preserve"> </w:t>
+      </w:r>
+      <w:r>
+        <w:rPr>
+          <w:rFonts w:hint="eastAsia"/>
+          <w:lang w:val="zh-CN"/>
+        </w:rPr>
+        <w:t xml:space="preserve">删除、点列表名改名、▶</w:t>
+      </w:r>
+      <w:r>
+        <w:rPr>
+          <w:lang w:val="zh-CN"/>
+        </w:rPr>
+        <w:t xml:space="preserve"> </w:t>
+      </w:r>
+      <w:r>
+        <w:rPr>
+          <w:rFonts w:hint="eastAsia"/>
+          <w:lang w:val="zh-CN"/>
+        </w:rPr>
+        <w:t xml:space="preserve">播放</w:t>
+      </w:r>
+      <w:r>
+        <w:rPr>
+          <w:lang w:val="zh-CN"/>
+        </w:rPr>
+        <w:t xml:space="preserve"> / 🔀 </w:t>
+      </w:r>
+      <w:r>
+        <w:rPr>
+          <w:rFonts w:hint="eastAsia"/>
+          <w:lang w:val="zh-CN"/>
+        </w:rPr>
+        <w:t xml:space="preserve">随机播放、📥</w:t>
+      </w:r>
+      <w:r>
+        <w:rPr>
+          <w:lang w:val="zh-CN"/>
+        </w:rPr>
+        <w:t xml:space="preserve"> </w:t>
+      </w:r>
+      <w:r>
+        <w:rPr>
+          <w:rFonts w:hint="eastAsia"/>
+          <w:lang w:val="zh-CN"/>
+        </w:rPr>
+        <w:t xml:space="preserve">导入在线歌单（.anniespl）；右键歌单可「📤</w:t>
+      </w:r>
+      <w:r>
+        <w:rPr>
+          <w:lang w:val="zh-CN"/>
+        </w:rPr>
+        <w:t xml:space="preserve"> </w:t>
+      </w:r>
+      <w:r>
+        <w:rPr>
+          <w:rFonts w:hint="eastAsia"/>
+          <w:lang w:val="zh-CN"/>
+        </w:rPr>
+        <w:t xml:space="preserve">导出在线歌单…」生成</w:t>
+      </w:r>
+      <w:r>
+        <w:rPr>
+          <w:lang w:val="zh-CN"/>
+        </w:rPr>
+        <w:t xml:space="preserve"> .anniespl </w:t>
+      </w:r>
+      <w:r>
+        <w:rPr>
+          <w:rFonts w:hint="eastAsia"/>
+          <w:lang w:val="zh-CN"/>
+        </w:rPr>
+        <w:t xml:space="preserve">文件——流媒体曲目存平台</w:t>
+      </w:r>
+      <w:r>
+        <w:rPr>
+          <w:lang w:val="zh-CN"/>
+        </w:rPr>
+        <w:t xml:space="preserve"> ID </w:t>
+      </w:r>
+      <w:r>
+        <w:rPr>
+          <w:rFonts w:hint="eastAsia"/>
+          <w:lang w:val="zh-CN"/>
+        </w:rPr>
+        <w:t xml:space="preserve">快照（不依赖本地文件），拷到另一台电脑导入后联网即可播放，重装系统也能恢复；封面默认取第一首曲目封面（整专收藏即专辑封面）；歌单头部搜索框可在歌单内过滤定位；收藏存平台曲目信息（不存播放地址），每次播放现解析</w:t>
+      </w:r>
+      <w:r>
+        <w:rPr>
+          <w:lang w:val="zh-CN"/>
+        </w:rPr>
+        <w:t xml:space="preserve"> URL </w:t>
+      </w:r>
+      <w:r>
+        <w:rPr>
+          <w:rFonts w:hint="eastAsia"/>
+          <w:lang w:val="zh-CN"/>
+        </w:rPr>
+        <w:t xml:space="preserve">不怕过期，歌词/封面/独占输出全自动；与本地播放列表互不相混；行内</w:t>
+      </w:r>
+      <w:r>
+        <w:rPr>
+          <w:lang w:val="zh-CN"/>
+        </w:rPr>
+        <w:t xml:space="preserve"> ✕ </w:t>
+      </w:r>
+      <w:r>
+        <w:rPr>
+          <w:rFonts w:hint="eastAsia"/>
+          <w:lang w:val="zh-CN"/>
+        </w:rPr>
+        <w:t xml:space="preserve">移除单曲；在线播放联动全局播放模式（顺序/随机/单曲循环）</w:t>
       </w:r>
     </w:p>
     <w:p>
@@ -6380,53 +6306,36 @@
       </w:pPr>
       <w:r>
         <w:rPr>
-          <w:b/>
-          <w:bCs/>
-          <w:lang w:val="zh-CN"/>
-        </w:rPr>
-        <w:t xml:space="preserve">Qobuz </w:t>
-      </w:r>
-      <w:r>
-        <w:rPr>
-          <w:rFonts w:hint="eastAsia"/>
-          <w:b/>
-          <w:bCs/>
-          <w:lang w:val="zh-CN"/>
-        </w:rPr>
-        <w:t xml:space="preserve">下载</w:t>
-      </w:r>
-      <w:r>
-        <w:rPr>
-          <w:rFonts w:hint="eastAsia"/>
-          <w:lang w:val="zh-CN"/>
-        </w:rPr>
-        <w:t xml:space="preserve">：曲目行</w:t>
-      </w:r>
-      <w:r>
-        <w:rPr>
-          <w:lang w:val="zh-CN"/>
-        </w:rPr>
-        <w:t xml:space="preserve"> ⬇ </w:t>
-      </w:r>
-      <w:r>
-        <w:rPr>
-          <w:rFonts w:hint="eastAsia"/>
-          <w:lang w:val="zh-CN"/>
-        </w:rPr>
-        <w:t xml:space="preserve">单曲下载</w:t>
-      </w:r>
-      <w:r>
-        <w:rPr>
-          <w:lang w:val="zh-CN"/>
-        </w:rPr>
-        <w:t xml:space="preserve"> / </w:t>
-      </w:r>
-      <w:r>
-        <w:rPr>
-          <w:rFonts w:hint="eastAsia"/>
-          <w:lang w:val="zh-CN"/>
-        </w:rPr>
-        <w:t xml:space="preserve">详情页「下载全部」；粘贴</w:t>
+          <w:rFonts w:hint="eastAsia"/>
+          <w:b/>
+          <w:bCs/>
+          <w:lang w:val="zh-CN"/>
+        </w:rPr>
+        <w:t xml:space="preserve">Qobuz（侧栏</w:t>
+      </w:r>
+      <w:r>
+        <w:rPr>
+          <w:b/>
+          <w:bCs/>
+          <w:lang w:val="zh-CN"/>
+        </w:rPr>
+        <w:t xml:space="preserve"> </w:t>
+      </w:r>
+      <w:r>
+        <w:rPr>
+          <w:rFonts w:hint="eastAsia"/>
+          <w:b/>
+          <w:bCs/>
+          <w:lang w:val="zh-CN"/>
+        </w:rPr>
+        <w:t xml:space="preserve">🔷）</w:t>
+      </w:r>
+      <w:r>
+        <w:rPr>
+          <w:rFonts w:hint="eastAsia"/>
+          <w:lang w:val="zh-CN"/>
+        </w:rPr>
+        <w:t xml:space="preserve">：登录自己的</w:t>
       </w:r>
       <w:r>
         <w:rPr>
@@ -6439,20 +6348,98 @@
           <w:rFonts w:hint="eastAsia"/>
           <w:lang w:val="zh-CN"/>
         </w:rPr>
-        <w:t xml:space="preserve">链接或</w:t>
-      </w:r>
-      <w:r>
-        <w:rPr>
-          <w:lang w:val="zh-CN"/>
-        </w:rPr>
-        <w:t xml:space="preserve"> ID </w:t>
-      </w:r>
-      <w:r>
-        <w:rPr>
-          <w:rFonts w:hint="eastAsia"/>
-          <w:lang w:val="zh-CN"/>
-        </w:rPr>
-        <w:t xml:space="preserve">解析：专辑/歌单链接直接打开完整曲目详情（可逐首播放、逐首下载，顶部保留「下载全部」与</w:t>
+        <w:t xml:space="preserve">付费账号（邮箱+密码</w:t>
+      </w:r>
+      <w:r>
+        <w:rPr>
+          <w:lang w:val="zh-CN"/>
+        </w:rPr>
+        <w:t xml:space="preserve"> </w:t>
+      </w:r>
+      <w:r>
+        <w:rPr>
+          <w:rFonts w:hint="eastAsia"/>
+          <w:lang w:val="zh-CN"/>
+        </w:rPr>
+        <w:t xml:space="preserve">或</w:t>
+      </w:r>
+      <w:r>
+        <w:rPr>
+          <w:lang w:val="zh-CN"/>
+        </w:rPr>
+        <w:t xml:space="preserve"> </w:t>
+      </w:r>
+      <w:r>
+        <w:rPr>
+          <w:rFonts w:hint="eastAsia"/>
+          <w:lang w:val="zh-CN"/>
+        </w:rPr>
+        <w:t xml:space="preserve">user_auth_token，凭据仅本机加密保存）：搜索专辑/单曲/歌单，收藏专辑/收藏单曲/我的歌单快捷入口，详情页点曲目即播——最高</w:t>
+      </w:r>
+      <w:r>
+        <w:rPr>
+          <w:lang w:val="zh-CN"/>
+        </w:rPr>
+        <w:t xml:space="preserve"> 24bit/192kHz FLAC </w:t>
+      </w:r>
+      <w:r>
+        <w:rPr>
+          <w:rFonts w:hint="eastAsia"/>
+          <w:lang w:val="zh-CN"/>
+        </w:rPr>
+        <w:t xml:space="preserve">直链，bit-perfect</w:t>
+      </w:r>
+      <w:r>
+        <w:rPr>
+          <w:lang w:val="zh-CN"/>
+        </w:rPr>
+        <w:t xml:space="preserve"> </w:t>
+      </w:r>
+      <w:r>
+        <w:rPr>
+          <w:rFonts w:hint="eastAsia"/>
+          <w:lang w:val="zh-CN"/>
+        </w:rPr>
+        <w:t xml:space="preserve">独占输出与本地同一管线；专辑/歌单/搜索结果整表即播放队列，播完自动接下一首（联动全局播放模式：顺序/随机/单曲循环），上一首/下一首按钮正常生效；歌词按「LRCLIB</w:t>
+      </w:r>
+      <w:r>
+        <w:rPr>
+          <w:lang w:val="zh-CN"/>
+        </w:rPr>
+        <w:t xml:space="preserve"> </w:t>
+      </w:r>
+      <w:r>
+        <w:rPr>
+          <w:rFonts w:hint="eastAsia"/>
+          <w:lang w:val="zh-CN"/>
+        </w:rPr>
+        <w:t xml:space="preserve">优先</w:t>
+      </w:r>
+      <w:r>
+        <w:rPr>
+          <w:lang w:val="zh-CN"/>
+        </w:rPr>
+        <w:t xml:space="preserve"> → </w:t>
+      </w:r>
+      <w:r>
+        <w:rPr>
+          <w:rFonts w:hint="eastAsia"/>
+          <w:lang w:val="zh-CN"/>
+        </w:rPr>
+        <w:t xml:space="preserve">五大平台兜底」匹配（Qobuz</w:t>
+      </w:r>
+      <w:r>
+        <w:rPr>
+          <w:lang w:val="zh-CN"/>
+        </w:rPr>
+        <w:t xml:space="preserve"> </w:t>
+      </w:r>
+      <w:r>
+        <w:rPr>
+          <w:rFonts w:hint="eastAsia"/>
+          <w:lang w:val="zh-CN"/>
+        </w:rPr>
+        <w:t xml:space="preserve">无歌词接口，含翻译行）；音质四档可选，顶栏实时显示播放音质；详情页</w:t>
       </w:r>
       <w:r>
         <w:rPr>
@@ -6465,150 +6452,33 @@
           <w:rFonts w:hint="eastAsia"/>
           <w:lang w:val="zh-CN"/>
         </w:rPr>
-        <w:t xml:space="preserve">收藏），单曲链接仍是横幅一键下载；并发</w:t>
-      </w:r>
-      <w:r>
-        <w:rPr>
-          <w:lang w:val="zh-CN"/>
-        </w:rPr>
-        <w:t xml:space="preserve"> 3 + </w:t>
-      </w:r>
-      <w:r>
-        <w:rPr>
-          <w:rFonts w:hint="eastAsia"/>
-          <w:lang w:val="zh-CN"/>
-        </w:rPr>
-        <w:t xml:space="preserve">失败自动重试</w:t>
-      </w:r>
-      <w:r>
-        <w:rPr>
-          <w:lang w:val="zh-CN"/>
-        </w:rPr>
-        <w:t xml:space="preserve"> + </w:t>
-      </w:r>
-      <w:r>
-        <w:rPr>
-          <w:rFonts w:hint="eastAsia"/>
-          <w:lang w:val="zh-CN"/>
-        </w:rPr>
-        <w:t xml:space="preserve">断点续传</w:t>
-      </w:r>
-      <w:r>
-        <w:rPr>
-          <w:lang w:val="zh-CN"/>
-        </w:rPr>
-        <w:t xml:space="preserve"> + </w:t>
-      </w:r>
-      <w:r>
-        <w:rPr>
-          <w:rFonts w:hint="eastAsia"/>
-          <w:lang w:val="zh-CN"/>
-        </w:rPr>
-        <w:t xml:space="preserve">落盘校验音频文件头（地区限制拦截不再存成假文件）；落盘自动写入全套标签（标题/艺人/专辑/专辑艺术家/曲目号/碟号/年份/流派/厂牌/作曲家）并嵌入封面，歌词按「LRCLIB</w:t>
-      </w:r>
-      <w:r>
-        <w:rPr>
-          <w:lang w:val="zh-CN"/>
-        </w:rPr>
-        <w:t xml:space="preserve"> </w:t>
-      </w:r>
-      <w:r>
-        <w:rPr>
-          <w:rFonts w:hint="eastAsia"/>
-          <w:lang w:val="zh-CN"/>
-        </w:rPr>
-        <w:t xml:space="preserve">优先</w:t>
-      </w:r>
-      <w:r>
-        <w:rPr>
-          <w:lang w:val="zh-CN"/>
-        </w:rPr>
-        <w:t xml:space="preserve"> → </w:t>
-      </w:r>
-      <w:r>
-        <w:rPr>
-          <w:rFonts w:hint="eastAsia"/>
-          <w:lang w:val="zh-CN"/>
-        </w:rPr>
-        <w:t xml:space="preserve">五大平台兜底」自动补全（嵌入</w:t>
-      </w:r>
-      <w:r>
-        <w:rPr>
-          <w:lang w:val="zh-CN"/>
-        </w:rPr>
-        <w:t xml:space="preserve"> + </w:t>
-      </w:r>
-      <w:r>
-        <w:rPr>
-          <w:rFonts w:hint="eastAsia"/>
-          <w:lang w:val="zh-CN"/>
-        </w:rPr>
-        <w:t xml:space="preserve">旁挂</w:t>
-      </w:r>
-      <w:r>
-        <w:rPr>
-          <w:lang w:val="zh-CN"/>
-        </w:rPr>
-        <w:t xml:space="preserve"> </w:t>
-      </w:r>
-      <w:r>
-        <w:rPr>
-          <w:rFonts w:hint="eastAsia"/>
-          <w:lang w:val="zh-CN"/>
-        </w:rPr>
-        <w:t xml:space="preserve">.lrc，多首都无匹配时只统一提醒一次）；已下载的旧文件重新加入下载队列即可只补标签不重复下载；专辑自动按「艺人</w:t>
-      </w:r>
-      <w:r>
-        <w:rPr>
-          <w:lang w:val="zh-CN"/>
-        </w:rPr>
-        <w:t xml:space="preserve"> - </w:t>
-      </w:r>
-      <w:r>
-        <w:rPr>
-          <w:rFonts w:hint="eastAsia"/>
-          <w:lang w:val="zh-CN"/>
-        </w:rPr>
-        <w:t xml:space="preserve">专辑</w:t>
-      </w:r>
-      <w:r>
-        <w:rPr>
-          <w:lang w:val="zh-CN"/>
-        </w:rPr>
-        <w:t xml:space="preserve"> / </w:t>
-      </w:r>
-      <w:r>
-        <w:rPr>
-          <w:rFonts w:hint="eastAsia"/>
-          <w:lang w:val="zh-CN"/>
-        </w:rPr>
-        <w:t xml:space="preserve">序号</w:t>
-      </w:r>
-      <w:r>
-        <w:rPr>
-          <w:lang w:val="zh-CN"/>
-        </w:rPr>
-        <w:t xml:space="preserve"> - </w:t>
-      </w:r>
-      <w:r>
-        <w:rPr>
-          <w:rFonts w:hint="eastAsia"/>
-          <w:lang w:val="zh-CN"/>
-        </w:rPr>
-        <w:t xml:space="preserve">标题」归档；账号栏</w:t>
-      </w:r>
-      <w:r>
-        <w:rPr>
-          <w:lang w:val="zh-CN"/>
-        </w:rPr>
-        <w:t xml:space="preserve"> 📁 </w:t>
-      </w:r>
-      <w:r>
-        <w:rPr>
-          <w:rFonts w:hint="eastAsia"/>
-          <w:lang w:val="zh-CN"/>
-        </w:rPr>
-        <w:t xml:space="preserve">自选下载目录（默认与流媒体下载目录相同，可一键恢复默认）</w:t>
+        <w:t xml:space="preserve">收藏专辑/歌单到</w:t>
+      </w:r>
+      <w:r>
+        <w:rPr>
+          <w:lang w:val="zh-CN"/>
+        </w:rPr>
+        <w:t xml:space="preserve"> Qobuz </w:t>
+      </w:r>
+      <w:r>
+        <w:rPr>
+          <w:rFonts w:hint="eastAsia"/>
+          <w:lang w:val="zh-CN"/>
+        </w:rPr>
+        <w:t xml:space="preserve">账号（与官方</w:t>
+      </w:r>
+      <w:r>
+        <w:rPr>
+          <w:lang w:val="zh-CN"/>
+        </w:rPr>
+        <w:t xml:space="preserve"> App </w:t>
+      </w:r>
+      <w:r>
+        <w:rPr>
+          <w:rFonts w:hint="eastAsia"/>
+          <w:lang w:val="zh-CN"/>
+        </w:rPr>
+        <w:t xml:space="preserve">实时同步，再点取消）</w:t>
       </w:r>
     </w:p>
     <w:p>
@@ -6625,105 +6495,140 @@
           <w:bCs/>
           <w:lang w:val="zh-CN"/>
         </w:rPr>
-        <w:t xml:space="preserve">Apple Music </w:t>
-      </w:r>
-      <w:r>
-        <w:rPr>
-          <w:rFonts w:hint="eastAsia"/>
-          <w:b/>
-          <w:bCs/>
-          <w:lang w:val="zh-CN"/>
-        </w:rPr>
-        <w:t xml:space="preserve">音源（侧栏</w:t>
-      </w:r>
-      <w:r>
-        <w:rPr>
-          <w:b/>
-          <w:bCs/>
-          <w:lang w:val="zh-CN"/>
-        </w:rPr>
-        <w:t xml:space="preserve"> </w:t>
-      </w:r>
-      <w:r>
-        <w:rPr>
-          <w:rFonts w:hint="eastAsia"/>
-          <w:b/>
-          <w:bCs/>
-          <w:lang w:val="zh-CN"/>
-        </w:rPr>
-        <w:t xml:space="preserve">🍎，实验性）</w:t>
-      </w:r>
-      <w:r>
-        <w:rPr>
-          <w:rFonts w:hint="eastAsia"/>
-          <w:lang w:val="zh-CN"/>
-        </w:rPr>
-        <w:t xml:space="preserve">：（V4.6</w:t>
-      </w:r>
-      <w:r>
-        <w:rPr>
-          <w:lang w:val="zh-CN"/>
-        </w:rPr>
-        <w:t xml:space="preserve"> </w:t>
-      </w:r>
-      <w:r>
-        <w:rPr>
-          <w:rFonts w:hint="eastAsia"/>
-          <w:lang w:val="zh-CN"/>
-        </w:rPr>
-        <w:t xml:space="preserve">新增，实验性功能：开发难度大，实际效果暂时无法保证，请等待后续版本）首次进入按引导登录自己的</w:t>
-      </w:r>
-      <w:r>
-        <w:rPr>
-          <w:lang w:val="zh-CN"/>
-        </w:rPr>
-        <w:t xml:space="preserve"> Apple </w:t>
-      </w:r>
-      <w:r>
-        <w:rPr>
-          <w:rFonts w:hint="eastAsia"/>
-          <w:lang w:val="zh-CN"/>
-        </w:rPr>
-        <w:t xml:space="preserve">账号（支持两步验证，建议专用小号）；之后可搜索歌曲/专辑、粘贴链接解析（单曲/专辑/歌单）；播放音质两档——ALAC</w:t>
-      </w:r>
-      <w:r>
-        <w:rPr>
-          <w:lang w:val="zh-CN"/>
-        </w:rPr>
-        <w:t xml:space="preserve"> </w:t>
-      </w:r>
-      <w:r>
-        <w:rPr>
-          <w:rFonts w:hint="eastAsia"/>
-          <w:lang w:val="zh-CN"/>
-        </w:rPr>
-        <w:t xml:space="preserve">无损（流式，最高</w:t>
-      </w:r>
-      <w:r>
-        <w:rPr>
-          <w:lang w:val="zh-CN"/>
-        </w:rPr>
-        <w:t xml:space="preserve"> </w:t>
-      </w:r>
-      <w:r>
-        <w:rPr>
-          <w:rFonts w:hint="eastAsia"/>
-          <w:lang w:val="zh-CN"/>
-        </w:rPr>
-        <w:t xml:space="preserve">24bit/192kHz）/</w:t>
-      </w:r>
-      <w:r>
-        <w:rPr>
-          <w:lang w:val="zh-CN"/>
-        </w:rPr>
-        <w:t xml:space="preserve"> AAC </w:t>
-      </w:r>
-      <w:r>
-        <w:rPr>
-          <w:rFonts w:hint="eastAsia"/>
-          <w:lang w:val="zh-CN"/>
-        </w:rPr>
-        <w:t xml:space="preserve">256K（起播快，缓冲式）；播放时底部弹出加载进度卡（解析播放列表</w:t>
+        <w:t xml:space="preserve">Qobuz </w:t>
+      </w:r>
+      <w:r>
+        <w:rPr>
+          <w:rFonts w:hint="eastAsia"/>
+          <w:b/>
+          <w:bCs/>
+          <w:lang w:val="zh-CN"/>
+        </w:rPr>
+        <w:t xml:space="preserve">下载</w:t>
+      </w:r>
+      <w:r>
+        <w:rPr>
+          <w:rFonts w:hint="eastAsia"/>
+          <w:lang w:val="zh-CN"/>
+        </w:rPr>
+        <w:t xml:space="preserve">：曲目行</w:t>
+      </w:r>
+      <w:r>
+        <w:rPr>
+          <w:lang w:val="zh-CN"/>
+        </w:rPr>
+        <w:t xml:space="preserve"> ⬇ </w:t>
+      </w:r>
+      <w:r>
+        <w:rPr>
+          <w:rFonts w:hint="eastAsia"/>
+          <w:lang w:val="zh-CN"/>
+        </w:rPr>
+        <w:t xml:space="preserve">单曲下载</w:t>
+      </w:r>
+      <w:r>
+        <w:rPr>
+          <w:lang w:val="zh-CN"/>
+        </w:rPr>
+        <w:t xml:space="preserve"> / </w:t>
+      </w:r>
+      <w:r>
+        <w:rPr>
+          <w:rFonts w:hint="eastAsia"/>
+          <w:lang w:val="zh-CN"/>
+        </w:rPr>
+        <w:t xml:space="preserve">详情页「下载全部」；粘贴</w:t>
+      </w:r>
+      <w:r>
+        <w:rPr>
+          <w:lang w:val="zh-CN"/>
+        </w:rPr>
+        <w:t xml:space="preserve"> Qobuz </w:t>
+      </w:r>
+      <w:r>
+        <w:rPr>
+          <w:rFonts w:hint="eastAsia"/>
+          <w:lang w:val="zh-CN"/>
+        </w:rPr>
+        <w:t xml:space="preserve">链接或</w:t>
+      </w:r>
+      <w:r>
+        <w:rPr>
+          <w:lang w:val="zh-CN"/>
+        </w:rPr>
+        <w:t xml:space="preserve"> ID </w:t>
+      </w:r>
+      <w:r>
+        <w:rPr>
+          <w:rFonts w:hint="eastAsia"/>
+          <w:lang w:val="zh-CN"/>
+        </w:rPr>
+        <w:t xml:space="preserve">解析：专辑/歌单链接直接打开完整曲目详情（可逐首播放、逐首下载，顶部保留「下载全部」与</w:t>
+      </w:r>
+      <w:r>
+        <w:rPr>
+          <w:lang w:val="zh-CN"/>
+        </w:rPr>
+        <w:t xml:space="preserve"> ♥ </w:t>
+      </w:r>
+      <w:r>
+        <w:rPr>
+          <w:rFonts w:hint="eastAsia"/>
+          <w:lang w:val="zh-CN"/>
+        </w:rPr>
+        <w:t xml:space="preserve">收藏），单曲链接仍是横幅一键下载；并发</w:t>
+      </w:r>
+      <w:r>
+        <w:rPr>
+          <w:lang w:val="zh-CN"/>
+        </w:rPr>
+        <w:t xml:space="preserve"> 3 + </w:t>
+      </w:r>
+      <w:r>
+        <w:rPr>
+          <w:rFonts w:hint="eastAsia"/>
+          <w:lang w:val="zh-CN"/>
+        </w:rPr>
+        <w:t xml:space="preserve">失败自动重试</w:t>
+      </w:r>
+      <w:r>
+        <w:rPr>
+          <w:lang w:val="zh-CN"/>
+        </w:rPr>
+        <w:t xml:space="preserve"> + </w:t>
+      </w:r>
+      <w:r>
+        <w:rPr>
+          <w:rFonts w:hint="eastAsia"/>
+          <w:lang w:val="zh-CN"/>
+        </w:rPr>
+        <w:t xml:space="preserve">断点续传</w:t>
+      </w:r>
+      <w:r>
+        <w:rPr>
+          <w:lang w:val="zh-CN"/>
+        </w:rPr>
+        <w:t xml:space="preserve"> + </w:t>
+      </w:r>
+      <w:r>
+        <w:rPr>
+          <w:rFonts w:hint="eastAsia"/>
+          <w:lang w:val="zh-CN"/>
+        </w:rPr>
+        <w:t xml:space="preserve">落盘校验音频文件头（地区限制拦截不再存成假文件）；落盘自动写入全套标签（标题/艺人/专辑/专辑艺术家/曲目号/碟号/年份/流派/厂牌/作曲家）并嵌入封面，歌词按「LRCLIB</w:t>
+      </w:r>
+      <w:r>
+        <w:rPr>
+          <w:lang w:val="zh-CN"/>
+        </w:rPr>
+        <w:t xml:space="preserve"> </w:t>
+      </w:r>
+      <w:r>
+        <w:rPr>
+          <w:rFonts w:hint="eastAsia"/>
+          <w:lang w:val="zh-CN"/>
+        </w:rPr>
+        <w:t xml:space="preserve">优先</w:t>
       </w:r>
       <w:r>
         <w:rPr>
@@ -6736,33 +6641,85 @@
           <w:rFonts w:hint="eastAsia"/>
           <w:lang w:val="zh-CN"/>
         </w:rPr>
-        <w:t xml:space="preserve">获取密钥</w:t>
-      </w:r>
-      <w:r>
-        <w:rPr>
-          <w:lang w:val="zh-CN"/>
-        </w:rPr>
-        <w:t xml:space="preserve"> → </w:t>
-      </w:r>
-      <w:r>
-        <w:rPr>
-          <w:rFonts w:hint="eastAsia"/>
-          <w:lang w:val="zh-CN"/>
-        </w:rPr>
-        <w:t xml:space="preserve">下载分片逐阶段显示，真正出声后显示「加载成功」）；下载音质五档（AAC</w:t>
-      </w:r>
-      <w:r>
-        <w:rPr>
-          <w:lang w:val="zh-CN"/>
-        </w:rPr>
-        <w:t xml:space="preserve"> 256K/128K、HE-AAC 64K、ALAC </w:t>
-      </w:r>
-      <w:r>
-        <w:rPr>
-          <w:rFonts w:hint="eastAsia"/>
-          <w:lang w:val="zh-CN"/>
-        </w:rPr>
-        <w:t xml:space="preserve">无损、杜比全景声），落盘自动写入全套标签/封面/歌词</w:t>
+        <w:t xml:space="preserve">五大平台兜底」自动补全（嵌入</w:t>
+      </w:r>
+      <w:r>
+        <w:rPr>
+          <w:lang w:val="zh-CN"/>
+        </w:rPr>
+        <w:t xml:space="preserve"> + </w:t>
+      </w:r>
+      <w:r>
+        <w:rPr>
+          <w:rFonts w:hint="eastAsia"/>
+          <w:lang w:val="zh-CN"/>
+        </w:rPr>
+        <w:t xml:space="preserve">旁挂</w:t>
+      </w:r>
+      <w:r>
+        <w:rPr>
+          <w:lang w:val="zh-CN"/>
+        </w:rPr>
+        <w:t xml:space="preserve"> </w:t>
+      </w:r>
+      <w:r>
+        <w:rPr>
+          <w:rFonts w:hint="eastAsia"/>
+          <w:lang w:val="zh-CN"/>
+        </w:rPr>
+        <w:t xml:space="preserve">.lrc，多首都无匹配时只统一提醒一次）；已下载的旧文件重新加入下载队列即可只补标签不重复下载；专辑自动按「艺人</w:t>
+      </w:r>
+      <w:r>
+        <w:rPr>
+          <w:lang w:val="zh-CN"/>
+        </w:rPr>
+        <w:t xml:space="preserve"> - </w:t>
+      </w:r>
+      <w:r>
+        <w:rPr>
+          <w:rFonts w:hint="eastAsia"/>
+          <w:lang w:val="zh-CN"/>
+        </w:rPr>
+        <w:t xml:space="preserve">专辑</w:t>
+      </w:r>
+      <w:r>
+        <w:rPr>
+          <w:lang w:val="zh-CN"/>
+        </w:rPr>
+        <w:t xml:space="preserve"> / </w:t>
+      </w:r>
+      <w:r>
+        <w:rPr>
+          <w:rFonts w:hint="eastAsia"/>
+          <w:lang w:val="zh-CN"/>
+        </w:rPr>
+        <w:t xml:space="preserve">序号</w:t>
+      </w:r>
+      <w:r>
+        <w:rPr>
+          <w:lang w:val="zh-CN"/>
+        </w:rPr>
+        <w:t xml:space="preserve"> - </w:t>
+      </w:r>
+      <w:r>
+        <w:rPr>
+          <w:rFonts w:hint="eastAsia"/>
+          <w:lang w:val="zh-CN"/>
+        </w:rPr>
+        <w:t xml:space="preserve">标题」归档；账号栏</w:t>
+      </w:r>
+      <w:r>
+        <w:rPr>
+          <w:lang w:val="zh-CN"/>
+        </w:rPr>
+        <w:t xml:space="preserve"> 📁 </w:t>
+      </w:r>
+      <w:r>
+        <w:rPr>
+          <w:rFonts w:hint="eastAsia"/>
+          <w:lang w:val="zh-CN"/>
+        </w:rPr>
+        <w:t xml:space="preserve">自选下载目录（默认与流媒体下载目录相同，可一键恢复默认）</w:t>
       </w:r>
     </w:p>
     <w:p>
@@ -6775,29 +6732,37 @@
       </w:pPr>
       <w:r>
         <w:rPr>
-          <w:rFonts w:hint="eastAsia"/>
-          <w:b/>
-          <w:bCs/>
-          <w:lang w:val="zh-CN"/>
-        </w:rPr>
-        <w:t xml:space="preserve">待播清单</w:t>
-      </w:r>
-      <w:r>
-        <w:rPr>
-          <w:b/>
-          <w:bCs/>
-          <w:lang w:val="zh-CN"/>
-        </w:rPr>
-        <w:t xml:space="preserve"> · </w:t>
-      </w:r>
-      <w:r>
-        <w:rPr>
-          <w:rFonts w:hint="eastAsia"/>
-          <w:b/>
-          <w:bCs/>
-          <w:lang w:val="zh-CN"/>
-        </w:rPr>
-        <w:t xml:space="preserve">快速插队</w:t>
+          <w:b/>
+          <w:bCs/>
+          <w:lang w:val="zh-CN"/>
+        </w:rPr>
+        <w:t xml:space="preserve">Apple Music </w:t>
+      </w:r>
+      <w:r>
+        <w:rPr>
+          <w:rFonts w:hint="eastAsia"/>
+          <w:b/>
+          <w:bCs/>
+          <w:lang w:val="zh-CN"/>
+        </w:rPr>
+        <w:t xml:space="preserve">音源（侧栏</w:t>
+      </w:r>
+      <w:r>
+        <w:rPr>
+          <w:b/>
+          <w:bCs/>
+          <w:lang w:val="zh-CN"/>
+        </w:rPr>
+        <w:t xml:space="preserve"> </w:t>
+      </w:r>
+      <w:r>
+        <w:rPr>
+          <w:rFonts w:hint="eastAsia"/>
+          <w:b/>
+          <w:bCs/>
+          <w:lang w:val="zh-CN"/>
+        </w:rPr>
+        <w:t xml:space="preserve">🍎，实验性）</w:t>
       </w:r>
       <w:r>
         <w:rPr>
@@ -6817,33 +6782,98 @@
           <w:rFonts w:hint="eastAsia"/>
           <w:lang w:val="zh-CN"/>
         </w:rPr>
-        <w:t xml:space="preserve">新增）歌曲右键「▶️</w:t>
-      </w:r>
-      <w:r>
-        <w:rPr>
-          <w:lang w:val="zh-CN"/>
-        </w:rPr>
-        <w:t xml:space="preserve"> </w:t>
-      </w:r>
-      <w:r>
-        <w:rPr>
-          <w:rFonts w:hint="eastAsia"/>
-          <w:lang w:val="zh-CN"/>
-        </w:rPr>
-        <w:t xml:space="preserve">下一首播放」插到当前曲之后；多选后工具条「⏭️</w:t>
-      </w:r>
-      <w:r>
-        <w:rPr>
-          <w:lang w:val="zh-CN"/>
-        </w:rPr>
-        <w:t xml:space="preserve"> </w:t>
-      </w:r>
-      <w:r>
-        <w:rPr>
-          <w:rFonts w:hint="eastAsia"/>
-          <w:lang w:val="zh-CN"/>
-        </w:rPr>
-        <w:t xml:space="preserve">添加到待播清单」追加到队列末尾；队列允许同一首歌出现多次（高亮按行判定）；插入/追加时已打开的待播面板保持滚动位置不跳顶</w:t>
+        <w:t xml:space="preserve">新增，实验性功能：开发难度大，实际效果暂时无法保证，请等待后续版本）首次进入按引导登录自己的</w:t>
+      </w:r>
+      <w:r>
+        <w:rPr>
+          <w:lang w:val="zh-CN"/>
+        </w:rPr>
+        <w:t xml:space="preserve"> Apple </w:t>
+      </w:r>
+      <w:r>
+        <w:rPr>
+          <w:rFonts w:hint="eastAsia"/>
+          <w:lang w:val="zh-CN"/>
+        </w:rPr>
+        <w:t xml:space="preserve">账号（支持两步验证，建议专用小号）；之后可搜索歌曲/专辑、粘贴链接解析（单曲/专辑/歌单）；播放音质两档——ALAC</w:t>
+      </w:r>
+      <w:r>
+        <w:rPr>
+          <w:lang w:val="zh-CN"/>
+        </w:rPr>
+        <w:t xml:space="preserve"> </w:t>
+      </w:r>
+      <w:r>
+        <w:rPr>
+          <w:rFonts w:hint="eastAsia"/>
+          <w:lang w:val="zh-CN"/>
+        </w:rPr>
+        <w:t xml:space="preserve">无损（流式，最高</w:t>
+      </w:r>
+      <w:r>
+        <w:rPr>
+          <w:lang w:val="zh-CN"/>
+        </w:rPr>
+        <w:t xml:space="preserve"> </w:t>
+      </w:r>
+      <w:r>
+        <w:rPr>
+          <w:rFonts w:hint="eastAsia"/>
+          <w:lang w:val="zh-CN"/>
+        </w:rPr>
+        <w:t xml:space="preserve">24bit/192kHz）/</w:t>
+      </w:r>
+      <w:r>
+        <w:rPr>
+          <w:lang w:val="zh-CN"/>
+        </w:rPr>
+        <w:t xml:space="preserve"> AAC </w:t>
+      </w:r>
+      <w:r>
+        <w:rPr>
+          <w:rFonts w:hint="eastAsia"/>
+          <w:lang w:val="zh-CN"/>
+        </w:rPr>
+        <w:t xml:space="preserve">256K（起播快，缓冲式）；播放时底部弹出加载进度卡（解析播放列表</w:t>
+      </w:r>
+      <w:r>
+        <w:rPr>
+          <w:lang w:val="zh-CN"/>
+        </w:rPr>
+        <w:t xml:space="preserve"> → </w:t>
+      </w:r>
+      <w:r>
+        <w:rPr>
+          <w:rFonts w:hint="eastAsia"/>
+          <w:lang w:val="zh-CN"/>
+        </w:rPr>
+        <w:t xml:space="preserve">获取密钥</w:t>
+      </w:r>
+      <w:r>
+        <w:rPr>
+          <w:lang w:val="zh-CN"/>
+        </w:rPr>
+        <w:t xml:space="preserve"> → </w:t>
+      </w:r>
+      <w:r>
+        <w:rPr>
+          <w:rFonts w:hint="eastAsia"/>
+          <w:lang w:val="zh-CN"/>
+        </w:rPr>
+        <w:t xml:space="preserve">下载分片逐阶段显示，真正出声后显示「加载成功」）；下载音质五档（AAC</w:t>
+      </w:r>
+      <w:r>
+        <w:rPr>
+          <w:lang w:val="zh-CN"/>
+        </w:rPr>
+        <w:t xml:space="preserve"> 256K/128K、HE-AAC 64K、ALAC </w:t>
+      </w:r>
+      <w:r>
+        <w:rPr>
+          <w:rFonts w:hint="eastAsia"/>
+          <w:lang w:val="zh-CN"/>
+        </w:rPr>
+        <w:t xml:space="preserve">无损、杜比全景声），落盘自动写入全套标签/封面/歌词</w:t>
       </w:r>
     </w:p>
     <w:p>
@@ -6861,7 +6891,24 @@
           <w:bCs/>
           <w:lang w:val="zh-CN"/>
         </w:rPr>
-        <w:t xml:space="preserve">随机播放可见化</w:t>
+        <w:t xml:space="preserve">待播清单</w:t>
+      </w:r>
+      <w:r>
+        <w:rPr>
+          <w:b/>
+          <w:bCs/>
+          <w:lang w:val="zh-CN"/>
+        </w:rPr>
+        <w:t xml:space="preserve"> · </w:t>
+      </w:r>
+      <w:r>
+        <w:rPr>
+          <w:rFonts w:hint="eastAsia"/>
+          <w:b/>
+          <w:bCs/>
+          <w:lang w:val="zh-CN"/>
+        </w:rPr>
+        <w:t xml:space="preserve">快速插队</w:t>
       </w:r>
       <w:r>
         <w:rPr>
@@ -6881,7 +6928,33 @@
           <w:rFonts w:hint="eastAsia"/>
           <w:lang w:val="zh-CN"/>
         </w:rPr>
-        <w:t xml:space="preserve">新增）随机模式下待播清单显示真实的洗牌顺序（开始播放时以点的那首为首重洗）；切回顺序/循环模式自动恢复列表原始顺序；随机播到末尾自动再洗一次继续</w:t>
+        <w:t xml:space="preserve">新增）歌曲右键「▶️</w:t>
+      </w:r>
+      <w:r>
+        <w:rPr>
+          <w:lang w:val="zh-CN"/>
+        </w:rPr>
+        <w:t xml:space="preserve"> </w:t>
+      </w:r>
+      <w:r>
+        <w:rPr>
+          <w:rFonts w:hint="eastAsia"/>
+          <w:lang w:val="zh-CN"/>
+        </w:rPr>
+        <w:t xml:space="preserve">下一首播放」插到当前曲之后；多选后工具条「⏭️</w:t>
+      </w:r>
+      <w:r>
+        <w:rPr>
+          <w:lang w:val="zh-CN"/>
+        </w:rPr>
+        <w:t xml:space="preserve"> </w:t>
+      </w:r>
+      <w:r>
+        <w:rPr>
+          <w:rFonts w:hint="eastAsia"/>
+          <w:lang w:val="zh-CN"/>
+        </w:rPr>
+        <w:t xml:space="preserve">添加到待播清单」追加到队列末尾；队列允许同一首歌出现多次（高亮按行判定）；插入/追加时已打开的待播面板保持滚动位置不跳顶</w:t>
       </w:r>
     </w:p>
     <w:p>
@@ -6899,7 +6972,7 @@
           <w:bCs/>
           <w:lang w:val="zh-CN"/>
         </w:rPr>
-        <w:t xml:space="preserve">歌词折行（普通歌词）</w:t>
+        <w:t xml:space="preserve">随机播放可见化</w:t>
       </w:r>
       <w:r>
         <w:rPr>
@@ -6919,13 +6992,7 @@
           <w:rFonts w:hint="eastAsia"/>
           <w:lang w:val="zh-CN"/>
         </w:rPr>
-        <w:t xml:space="preserve">新增）「每行词数」设置对普通歌词同样生效（此前仅逐字歌词）：按视觉宽度折算（数值≈每行汉字数，西文不拆词），句读不落行首；上限提升到</w:t>
-      </w:r>
-      <w:r>
-        <w:rPr>
-          <w:lang w:val="zh-CN"/>
-        </w:rPr>
-        <w:t xml:space="preserve"> 17</w:t>
+        <w:t xml:space="preserve">新增）随机模式下待播清单显示真实的洗牌顺序（开始播放时以点的那首为首重洗）；切回顺序/循环模式自动恢复列表原始顺序；随机播到末尾自动再洗一次继续</w:t>
       </w:r>
     </w:p>
     <w:p>
@@ -6943,14 +7010,33 @@
           <w:bCs/>
           <w:lang w:val="zh-CN"/>
         </w:rPr>
-        <w:t xml:space="preserve">亮/暗切换（☀/🌙）</w:t>
-      </w:r>
-      <w:r>
-        <w:rPr>
-          <w:rFonts w:hint="eastAsia"/>
-          <w:lang w:val="zh-CN"/>
-        </w:rPr>
-        <w:t xml:space="preserve">：独立记忆；亮色为柔和暖白，封面氛围背景与沉浸页自动适配</w:t>
+        <w:t xml:space="preserve">歌词折行（普通歌词）</w:t>
+      </w:r>
+      <w:r>
+        <w:rPr>
+          <w:rFonts w:hint="eastAsia"/>
+          <w:lang w:val="zh-CN"/>
+        </w:rPr>
+        <w:t xml:space="preserve">：（V4.6</w:t>
+      </w:r>
+      <w:r>
+        <w:rPr>
+          <w:lang w:val="zh-CN"/>
+        </w:rPr>
+        <w:t xml:space="preserve"> </w:t>
+      </w:r>
+      <w:r>
+        <w:rPr>
+          <w:rFonts w:hint="eastAsia"/>
+          <w:lang w:val="zh-CN"/>
+        </w:rPr>
+        <w:t xml:space="preserve">新增）「每行词数」设置对普通歌词同样生效（此前仅逐字歌词）：按视觉宽度折算（数值≈每行汉字数，西文不拆词），句读不落行首；上限提升到</w:t>
+      </w:r>
+      <w:r>
+        <w:rPr>
+          <w:lang w:val="zh-CN"/>
+        </w:rPr>
+        <w:t xml:space="preserve"> 17</w:t>
       </w:r>
     </w:p>
     <w:p>
@@ -6968,252 +7054,14 @@
           <w:bCs/>
           <w:lang w:val="zh-CN"/>
         </w:rPr>
-        <w:t xml:space="preserve">歌词外观（歌词栏</w:t>
-      </w:r>
-      <w:r>
-        <w:rPr>
-          <w:b/>
-          <w:bCs/>
-          <w:lang w:val="zh-CN"/>
-        </w:rPr>
-        <w:t xml:space="preserve"> </w:t>
-      </w:r>
-      <w:r>
-        <w:rPr>
-          <w:rFonts w:hint="eastAsia"/>
-          <w:b/>
-          <w:bCs/>
-          <w:lang w:val="zh-CN"/>
-        </w:rPr>
-        <w:t xml:space="preserve">⚙）</w:t>
-      </w:r>
-      <w:r>
-        <w:rPr>
-          <w:rFonts w:hint="eastAsia"/>
-          <w:lang w:val="zh-CN"/>
-        </w:rPr>
-        <w:t xml:space="preserve">：主界面右栏</w:t>
-      </w:r>
-      <w:r>
-        <w:rPr>
-          <w:lang w:val="zh-CN"/>
-        </w:rPr>
-        <w:t xml:space="preserve"> ⚙ </w:t>
-      </w:r>
-      <w:r>
-        <w:rPr>
-          <w:rFonts w:hint="eastAsia"/>
-          <w:lang w:val="zh-CN"/>
-        </w:rPr>
-        <w:t xml:space="preserve">与沉浸模式右上角</w:t>
-      </w:r>
-      <w:r>
-        <w:rPr>
-          <w:lang w:val="zh-CN"/>
-        </w:rPr>
-        <w:t xml:space="preserve"> ⚙ </w:t>
-      </w:r>
-      <w:r>
-        <w:rPr>
-          <w:rFonts w:hint="eastAsia"/>
-          <w:lang w:val="zh-CN"/>
-        </w:rPr>
-        <w:t xml:space="preserve">是两套独立配置，互不影响（标题分别显示「主界面</w:t>
-      </w:r>
-      <w:r>
-        <w:rPr>
-          <w:lang w:val="zh-CN"/>
-        </w:rPr>
-        <w:t xml:space="preserve"> / </w:t>
-      </w:r>
-      <w:r>
-        <w:rPr>
-          <w:rFonts w:hint="eastAsia"/>
-          <w:lang w:val="zh-CN"/>
-        </w:rPr>
-        <w:t xml:space="preserve">沉浸模式」）：字号</w:t>
-      </w:r>
-      <w:r>
-        <w:rPr>
-          <w:lang w:val="zh-CN"/>
-        </w:rPr>
-        <w:t xml:space="preserve"> 70–160% / </w:t>
-      </w:r>
-      <w:r>
-        <w:rPr>
-          <w:rFonts w:hint="eastAsia"/>
-          <w:lang w:val="zh-CN"/>
-        </w:rPr>
-        <w:t xml:space="preserve">译文字号</w:t>
-      </w:r>
-      <w:r>
-        <w:rPr>
-          <w:lang w:val="zh-CN"/>
-        </w:rPr>
-        <w:t xml:space="preserve"> </w:t>
-      </w:r>
-      <w:r>
-        <w:rPr>
-          <w:rFonts w:hint="eastAsia"/>
-          <w:lang w:val="zh-CN"/>
-        </w:rPr>
-        <w:t xml:space="preserve">70–160%（独立缩放）/</w:t>
-      </w:r>
-      <w:r>
-        <w:rPr>
-          <w:lang w:val="zh-CN"/>
-        </w:rPr>
-        <w:t xml:space="preserve"> </w:t>
-      </w:r>
-      <w:r>
-        <w:rPr>
-          <w:rFonts w:hint="eastAsia"/>
-          <w:lang w:val="zh-CN"/>
-        </w:rPr>
-        <w:t xml:space="preserve">行距</w:t>
-      </w:r>
-      <w:r>
-        <w:rPr>
-          <w:lang w:val="zh-CN"/>
-        </w:rPr>
-        <w:t xml:space="preserve"> 1.20–2.20 / </w:t>
-      </w:r>
-      <w:r>
-        <w:rPr>
-          <w:rFonts w:hint="eastAsia"/>
-          <w:lang w:val="zh-CN"/>
-        </w:rPr>
-        <w:t xml:space="preserve">每行词数</w:t>
-      </w:r>
-      <w:r>
-        <w:rPr>
-          <w:lang w:val="zh-CN"/>
-        </w:rPr>
-        <w:t xml:space="preserve"> </w:t>
-      </w:r>
-      <w:r>
-        <w:rPr>
-          <w:rFonts w:hint="eastAsia"/>
-          <w:lang w:val="zh-CN"/>
-        </w:rPr>
-        <w:t xml:space="preserve">0–17（0=自动；逐字歌词按词、普通歌词按字宽，V4.6</w:t>
-      </w:r>
-      <w:r>
-        <w:rPr>
-          <w:lang w:val="zh-CN"/>
-        </w:rPr>
-        <w:t xml:space="preserve"> </w:t>
-      </w:r>
-      <w:r>
-        <w:rPr>
-          <w:rFonts w:hint="eastAsia"/>
-          <w:lang w:val="zh-CN"/>
-        </w:rPr>
-        <w:t xml:space="preserve">起普通歌词也生效）/</w:t>
-      </w:r>
-      <w:r>
-        <w:rPr>
-          <w:lang w:val="zh-CN"/>
-        </w:rPr>
-        <w:t xml:space="preserve"> </w:t>
-      </w:r>
-      <w:r>
-        <w:rPr>
-          <w:rFonts w:hint="eastAsia"/>
-          <w:lang w:val="zh-CN"/>
-        </w:rPr>
-        <w:t xml:space="preserve">歌词虚化开关（非当前行模糊，默认开）；三档一键预设「舒适</w:t>
-      </w:r>
-      <w:r>
-        <w:rPr>
-          <w:lang w:val="zh-CN"/>
-        </w:rPr>
-        <w:t xml:space="preserve"> / </w:t>
-      </w:r>
-      <w:r>
-        <w:rPr>
-          <w:rFonts w:hint="eastAsia"/>
-          <w:lang w:val="zh-CN"/>
-        </w:rPr>
-        <w:t xml:space="preserve">影院</w:t>
-      </w:r>
-      <w:r>
-        <w:rPr>
-          <w:lang w:val="zh-CN"/>
-        </w:rPr>
-        <w:t xml:space="preserve"> / </w:t>
-      </w:r>
-      <w:r>
-        <w:rPr>
-          <w:rFonts w:hint="eastAsia"/>
-          <w:lang w:val="zh-CN"/>
-        </w:rPr>
-        <w:t xml:space="preserve">紧凑」（只覆盖字号/行距/虚化，不动其他调校）；双语模式：上下行（原文上译文下）/</w:t>
-      </w:r>
-      <w:r>
-        <w:rPr>
-          <w:lang w:val="zh-CN"/>
-        </w:rPr>
-        <w:t xml:space="preserve"> </w:t>
-      </w:r>
-      <w:r>
-        <w:rPr>
-          <w:rFonts w:hint="eastAsia"/>
-          <w:lang w:val="zh-CN"/>
-        </w:rPr>
-        <w:t xml:space="preserve">侧行（译文并排右列）/</w:t>
-      </w:r>
-      <w:r>
-        <w:rPr>
-          <w:lang w:val="zh-CN"/>
-        </w:rPr>
-        <w:t xml:space="preserve"> </w:t>
-      </w:r>
-      <w:r>
-        <w:rPr>
-          <w:rFonts w:hint="eastAsia"/>
-          <w:lang w:val="zh-CN"/>
-        </w:rPr>
-        <w:t xml:space="preserve">只原文</w:t>
-      </w:r>
-      <w:r>
-        <w:rPr>
-          <w:lang w:val="zh-CN"/>
-        </w:rPr>
-        <w:t xml:space="preserve"> / </w:t>
-      </w:r>
-      <w:r>
-        <w:rPr>
-          <w:rFonts w:hint="eastAsia"/>
-          <w:lang w:val="zh-CN"/>
-        </w:rPr>
-        <w:t xml:space="preserve">只译文（无译文的曲目自动回退原文）；歌词跟随位置：偏上</w:t>
-      </w:r>
-      <w:r>
-        <w:rPr>
-          <w:lang w:val="zh-CN"/>
-        </w:rPr>
-        <w:t xml:space="preserve"> / </w:t>
-      </w:r>
-      <w:r>
-        <w:rPr>
-          <w:rFonts w:hint="eastAsia"/>
-          <w:lang w:val="zh-CN"/>
-        </w:rPr>
-        <w:t xml:space="preserve">居中</w:t>
-      </w:r>
-      <w:r>
-        <w:rPr>
-          <w:lang w:val="zh-CN"/>
-        </w:rPr>
-        <w:t xml:space="preserve"> / </w:t>
-      </w:r>
-      <w:r>
-        <w:rPr>
-          <w:rFonts w:hint="eastAsia"/>
-          <w:lang w:val="zh-CN"/>
-        </w:rPr>
-        <w:t xml:space="preserve">偏下（当前行相对歌词栏的停留高度）；面板封面开关（歌词栏顶部显示当前专辑封面，默认开）仅主界面；封面大小可拖拽右下角把手调节（140–280px，记忆）；迷你歌词跟随主界面配置；沉浸歌词首次使用自动取主界面现有调校，调过一次后即独立</w:t>
+        <w:t xml:space="preserve">亮/暗切换（☀/🌙）</w:t>
+      </w:r>
+      <w:r>
+        <w:rPr>
+          <w:rFonts w:hint="eastAsia"/>
+          <w:lang w:val="zh-CN"/>
+        </w:rPr>
+        <w:t xml:space="preserve">：独立记忆；亮色为柔和暖白，封面氛围背景与沉浸页自动适配</w:t>
       </w:r>
     </w:p>
     <w:p>
@@ -7231,27 +7079,252 @@
           <w:bCs/>
           <w:lang w:val="zh-CN"/>
         </w:rPr>
-        <w:t xml:space="preserve">歌词栏折叠</w:t>
-      </w:r>
-      <w:r>
-        <w:rPr>
-          <w:rFonts w:hint="eastAsia"/>
-          <w:lang w:val="zh-CN"/>
-        </w:rPr>
-        <w:t xml:space="preserve">：歌词栏右缘（展开时左缘）小标签</w:t>
-      </w:r>
-      <w:r>
-        <w:rPr>
-          <w:lang w:val="zh-CN"/>
-        </w:rPr>
-        <w:t xml:space="preserve"> ❮/❯ </w:t>
-      </w:r>
-      <w:r>
-        <w:rPr>
-          <w:rFonts w:hint="eastAsia"/>
-          <w:lang w:val="zh-CN"/>
-        </w:rPr>
-        <w:t xml:space="preserve">一键收起/展开歌词面板，收起后内容区占满全宽</w:t>
+        <w:t xml:space="preserve">歌词外观（歌词栏</w:t>
+      </w:r>
+      <w:r>
+        <w:rPr>
+          <w:b/>
+          <w:bCs/>
+          <w:lang w:val="zh-CN"/>
+        </w:rPr>
+        <w:t xml:space="preserve"> </w:t>
+      </w:r>
+      <w:r>
+        <w:rPr>
+          <w:rFonts w:hint="eastAsia"/>
+          <w:b/>
+          <w:bCs/>
+          <w:lang w:val="zh-CN"/>
+        </w:rPr>
+        <w:t xml:space="preserve">⚙）</w:t>
+      </w:r>
+      <w:r>
+        <w:rPr>
+          <w:rFonts w:hint="eastAsia"/>
+          <w:lang w:val="zh-CN"/>
+        </w:rPr>
+        <w:t xml:space="preserve">：主界面右栏</w:t>
+      </w:r>
+      <w:r>
+        <w:rPr>
+          <w:lang w:val="zh-CN"/>
+        </w:rPr>
+        <w:t xml:space="preserve"> ⚙ </w:t>
+      </w:r>
+      <w:r>
+        <w:rPr>
+          <w:rFonts w:hint="eastAsia"/>
+          <w:lang w:val="zh-CN"/>
+        </w:rPr>
+        <w:t xml:space="preserve">与沉浸模式右上角</w:t>
+      </w:r>
+      <w:r>
+        <w:rPr>
+          <w:lang w:val="zh-CN"/>
+        </w:rPr>
+        <w:t xml:space="preserve"> ⚙ </w:t>
+      </w:r>
+      <w:r>
+        <w:rPr>
+          <w:rFonts w:hint="eastAsia"/>
+          <w:lang w:val="zh-CN"/>
+        </w:rPr>
+        <w:t xml:space="preserve">是两套独立配置，互不影响（标题分别显示「主界面</w:t>
+      </w:r>
+      <w:r>
+        <w:rPr>
+          <w:lang w:val="zh-CN"/>
+        </w:rPr>
+        <w:t xml:space="preserve"> / </w:t>
+      </w:r>
+      <w:r>
+        <w:rPr>
+          <w:rFonts w:hint="eastAsia"/>
+          <w:lang w:val="zh-CN"/>
+        </w:rPr>
+        <w:t xml:space="preserve">沉浸模式」）：字号</w:t>
+      </w:r>
+      <w:r>
+        <w:rPr>
+          <w:lang w:val="zh-CN"/>
+        </w:rPr>
+        <w:t xml:space="preserve"> 70–160% / </w:t>
+      </w:r>
+      <w:r>
+        <w:rPr>
+          <w:rFonts w:hint="eastAsia"/>
+          <w:lang w:val="zh-CN"/>
+        </w:rPr>
+        <w:t xml:space="preserve">译文字号</w:t>
+      </w:r>
+      <w:r>
+        <w:rPr>
+          <w:lang w:val="zh-CN"/>
+        </w:rPr>
+        <w:t xml:space="preserve"> </w:t>
+      </w:r>
+      <w:r>
+        <w:rPr>
+          <w:rFonts w:hint="eastAsia"/>
+          <w:lang w:val="zh-CN"/>
+        </w:rPr>
+        <w:t xml:space="preserve">70–160%（独立缩放）/</w:t>
+      </w:r>
+      <w:r>
+        <w:rPr>
+          <w:lang w:val="zh-CN"/>
+        </w:rPr>
+        <w:t xml:space="preserve"> </w:t>
+      </w:r>
+      <w:r>
+        <w:rPr>
+          <w:rFonts w:hint="eastAsia"/>
+          <w:lang w:val="zh-CN"/>
+        </w:rPr>
+        <w:t xml:space="preserve">行距</w:t>
+      </w:r>
+      <w:r>
+        <w:rPr>
+          <w:lang w:val="zh-CN"/>
+        </w:rPr>
+        <w:t xml:space="preserve"> 1.20–2.20 / </w:t>
+      </w:r>
+      <w:r>
+        <w:rPr>
+          <w:rFonts w:hint="eastAsia"/>
+          <w:lang w:val="zh-CN"/>
+        </w:rPr>
+        <w:t xml:space="preserve">每行词数</w:t>
+      </w:r>
+      <w:r>
+        <w:rPr>
+          <w:lang w:val="zh-CN"/>
+        </w:rPr>
+        <w:t xml:space="preserve"> </w:t>
+      </w:r>
+      <w:r>
+        <w:rPr>
+          <w:rFonts w:hint="eastAsia"/>
+          <w:lang w:val="zh-CN"/>
+        </w:rPr>
+        <w:t xml:space="preserve">0–17（0=自动；逐字歌词按词、普通歌词按字宽，V4.6</w:t>
+      </w:r>
+      <w:r>
+        <w:rPr>
+          <w:lang w:val="zh-CN"/>
+        </w:rPr>
+        <w:t xml:space="preserve"> </w:t>
+      </w:r>
+      <w:r>
+        <w:rPr>
+          <w:rFonts w:hint="eastAsia"/>
+          <w:lang w:val="zh-CN"/>
+        </w:rPr>
+        <w:t xml:space="preserve">起普通歌词也生效）/</w:t>
+      </w:r>
+      <w:r>
+        <w:rPr>
+          <w:lang w:val="zh-CN"/>
+        </w:rPr>
+        <w:t xml:space="preserve"> </w:t>
+      </w:r>
+      <w:r>
+        <w:rPr>
+          <w:rFonts w:hint="eastAsia"/>
+          <w:lang w:val="zh-CN"/>
+        </w:rPr>
+        <w:t xml:space="preserve">歌词虚化开关（非当前行模糊，默认开）；三档一键预设「舒适</w:t>
+      </w:r>
+      <w:r>
+        <w:rPr>
+          <w:lang w:val="zh-CN"/>
+        </w:rPr>
+        <w:t xml:space="preserve"> / </w:t>
+      </w:r>
+      <w:r>
+        <w:rPr>
+          <w:rFonts w:hint="eastAsia"/>
+          <w:lang w:val="zh-CN"/>
+        </w:rPr>
+        <w:t xml:space="preserve">影院</w:t>
+      </w:r>
+      <w:r>
+        <w:rPr>
+          <w:lang w:val="zh-CN"/>
+        </w:rPr>
+        <w:t xml:space="preserve"> / </w:t>
+      </w:r>
+      <w:r>
+        <w:rPr>
+          <w:rFonts w:hint="eastAsia"/>
+          <w:lang w:val="zh-CN"/>
+        </w:rPr>
+        <w:t xml:space="preserve">紧凑」（只覆盖字号/行距/虚化，不动其他调校）；双语模式：上下行（原文上译文下）/</w:t>
+      </w:r>
+      <w:r>
+        <w:rPr>
+          <w:lang w:val="zh-CN"/>
+        </w:rPr>
+        <w:t xml:space="preserve"> </w:t>
+      </w:r>
+      <w:r>
+        <w:rPr>
+          <w:rFonts w:hint="eastAsia"/>
+          <w:lang w:val="zh-CN"/>
+        </w:rPr>
+        <w:t xml:space="preserve">侧行（译文并排右列）/</w:t>
+      </w:r>
+      <w:r>
+        <w:rPr>
+          <w:lang w:val="zh-CN"/>
+        </w:rPr>
+        <w:t xml:space="preserve"> </w:t>
+      </w:r>
+      <w:r>
+        <w:rPr>
+          <w:rFonts w:hint="eastAsia"/>
+          <w:lang w:val="zh-CN"/>
+        </w:rPr>
+        <w:t xml:space="preserve">只原文</w:t>
+      </w:r>
+      <w:r>
+        <w:rPr>
+          <w:lang w:val="zh-CN"/>
+        </w:rPr>
+        <w:t xml:space="preserve"> / </w:t>
+      </w:r>
+      <w:r>
+        <w:rPr>
+          <w:rFonts w:hint="eastAsia"/>
+          <w:lang w:val="zh-CN"/>
+        </w:rPr>
+        <w:t xml:space="preserve">只译文（无译文的曲目自动回退原文）；歌词跟随位置：偏上</w:t>
+      </w:r>
+      <w:r>
+        <w:rPr>
+          <w:lang w:val="zh-CN"/>
+        </w:rPr>
+        <w:t xml:space="preserve"> / </w:t>
+      </w:r>
+      <w:r>
+        <w:rPr>
+          <w:rFonts w:hint="eastAsia"/>
+          <w:lang w:val="zh-CN"/>
+        </w:rPr>
+        <w:t xml:space="preserve">居中</w:t>
+      </w:r>
+      <w:r>
+        <w:rPr>
+          <w:lang w:val="zh-CN"/>
+        </w:rPr>
+        <w:t xml:space="preserve"> / </w:t>
+      </w:r>
+      <w:r>
+        <w:rPr>
+          <w:rFonts w:hint="eastAsia"/>
+          <w:lang w:val="zh-CN"/>
+        </w:rPr>
+        <w:t xml:space="preserve">偏下（当前行相对歌词栏的停留高度）；面板封面开关（歌词栏顶部显示当前专辑封面，默认开）仅主界面；封面大小可拖拽右下角把手调节（140–280px，记忆）；迷你歌词跟随主界面配置；沉浸歌词首次使用自动取主界面现有调校，调过一次后即独立</w:t>
       </w:r>
     </w:p>
     <w:p>
@@ -7269,40 +7342,27 @@
           <w:bCs/>
           <w:lang w:val="zh-CN"/>
         </w:rPr>
-        <w:t xml:space="preserve">歌词栏滚动浏览</w:t>
-      </w:r>
-      <w:r>
-        <w:rPr>
-          <w:rFonts w:hint="eastAsia"/>
-          <w:lang w:val="zh-CN"/>
-        </w:rPr>
-        <w:t xml:space="preserve">：鼠标滚动歌词上下翻看时进入</w:t>
-      </w:r>
-      <w:r>
-        <w:rPr>
-          <w:lang w:val="zh-CN"/>
-        </w:rPr>
-        <w:t xml:space="preserve"> 5 </w:t>
-      </w:r>
-      <w:r>
-        <w:rPr>
-          <w:rFonts w:hint="eastAsia"/>
-          <w:lang w:val="zh-CN"/>
-        </w:rPr>
-        <w:t xml:space="preserve">秒浏览保护期，播放到下一行不会强制拉回（期间当前行高亮与逐字进度照常更新），停止滚动</w:t>
-      </w:r>
-      <w:r>
-        <w:rPr>
-          <w:lang w:val="zh-CN"/>
-        </w:rPr>
-        <w:t xml:space="preserve"> 5 </w:t>
-      </w:r>
-      <w:r>
-        <w:rPr>
-          <w:rFonts w:hint="eastAsia"/>
-          <w:lang w:val="zh-CN"/>
-        </w:rPr>
-        <w:t xml:space="preserve">秒后自动恢复跟随</w:t>
+        <w:t xml:space="preserve">歌词栏折叠</w:t>
+      </w:r>
+      <w:r>
+        <w:rPr>
+          <w:rFonts w:hint="eastAsia"/>
+          <w:lang w:val="zh-CN"/>
+        </w:rPr>
+        <w:t xml:space="preserve">：歌词栏右缘（展开时左缘）小标签</w:t>
+      </w:r>
+      <w:r>
+        <w:rPr>
+          <w:lang w:val="zh-CN"/>
+        </w:rPr>
+        <w:t xml:space="preserve"> ❮/❯ </w:t>
+      </w:r>
+      <w:r>
+        <w:rPr>
+          <w:rFonts w:hint="eastAsia"/>
+          <w:lang w:val="zh-CN"/>
+        </w:rPr>
+        <w:t xml:space="preserve">一键收起/展开歌词面板，收起后内容区占满全宽</w:t>
       </w:r>
     </w:p>
     <w:p>
@@ -7315,118 +7375,45 @@
       </w:pPr>
       <w:r>
         <w:rPr>
-          <w:b/>
-          <w:bCs/>
-          <w:lang w:val="zh-CN"/>
-        </w:rPr>
-        <w:t xml:space="preserve">AM </w:t>
-      </w:r>
-      <w:r>
-        <w:rPr>
-          <w:rFonts w:hint="eastAsia"/>
-          <w:b/>
-          <w:bCs/>
-          <w:lang w:val="zh-CN"/>
-        </w:rPr>
-        <w:t xml:space="preserve">界面设置</w:t>
-      </w:r>
-      <w:r>
-        <w:rPr>
-          <w:rFonts w:hint="eastAsia"/>
-          <w:lang w:val="zh-CN"/>
-        </w:rPr>
-        <w:t xml:space="preserve">：设置</w:t>
-      </w:r>
-      <w:r>
-        <w:rPr>
-          <w:lang w:val="zh-CN"/>
-        </w:rPr>
-        <w:t xml:space="preserve"> → AM </w:t>
-      </w:r>
-      <w:r>
-        <w:rPr>
-          <w:rFonts w:hint="eastAsia"/>
-          <w:lang w:val="zh-CN"/>
-        </w:rPr>
-        <w:t xml:space="preserve">界面：顶栏置底（窗口三键钉右上角玻璃角标）；沉浸模式真全屏（隐藏任务栏，默认窗口最大化）；沉浸模式样式（经典双栏</w:t>
-      </w:r>
-      <w:r>
-        <w:rPr>
-          <w:lang w:val="zh-CN"/>
-        </w:rPr>
-        <w:t xml:space="preserve"> / </w:t>
-      </w:r>
-      <w:r>
-        <w:rPr>
-          <w:rFonts w:hint="eastAsia"/>
-          <w:lang w:val="zh-CN"/>
-        </w:rPr>
-        <w:t xml:space="preserve">彩胶唱片，沉浸中切换立即生效）；启动时询问是否续播（默认关=静默恢复上次曲目与进度并暂停；开=弹窗询问）；系统媒体会话</w:t>
-      </w:r>
-      <w:r>
-        <w:rPr>
-          <w:lang w:val="zh-CN"/>
-        </w:rPr>
-        <w:t xml:space="preserve"> </w:t>
-      </w:r>
-      <w:r>
-        <w:rPr>
-          <w:rFonts w:hint="eastAsia"/>
-          <w:lang w:val="zh-CN"/>
-        </w:rPr>
-        <w:t xml:space="preserve">SMTC（V4.5</w:t>
-      </w:r>
-      <w:r>
-        <w:rPr>
-          <w:lang w:val="zh-CN"/>
-        </w:rPr>
-        <w:t xml:space="preserve"> </w:t>
-      </w:r>
-      <w:r>
-        <w:rPr>
-          <w:rFonts w:hint="eastAsia"/>
-          <w:lang w:val="zh-CN"/>
-        </w:rPr>
-        <w:t xml:space="preserve">起默认关——部分机器上伴随进程推高</w:t>
-      </w:r>
-      <w:r>
-        <w:rPr>
-          <w:lang w:val="zh-CN"/>
-        </w:rPr>
-        <w:t xml:space="preserve"> CPU </w:t>
-      </w:r>
-      <w:r>
-        <w:rPr>
-          <w:rFonts w:hint="eastAsia"/>
-          <w:lang w:val="zh-CN"/>
-        </w:rPr>
-        <w:t xml:space="preserve">温度，需要时在设置中手动开启）；AM</w:t>
-      </w:r>
-      <w:r>
-        <w:rPr>
-          <w:lang w:val="zh-CN"/>
-        </w:rPr>
-        <w:t xml:space="preserve"> </w:t>
-      </w:r>
-      <w:r>
-        <w:rPr>
-          <w:rFonts w:hint="eastAsia"/>
-          <w:lang w:val="zh-CN"/>
-        </w:rPr>
-        <w:t xml:space="preserve">歌词样式与沉浸歌词样式（字号/行距/每行词数等）各自独立，迁入本页统一调整；封面取色权重（按面积/偏冷/偏暖）与搜索框、A–Z</w:t>
-      </w:r>
-      <w:r>
-        <w:rPr>
-          <w:lang w:val="zh-CN"/>
-        </w:rPr>
-        <w:t xml:space="preserve"> </w:t>
-      </w:r>
-      <w:r>
-        <w:rPr>
-          <w:rFonts w:hint="eastAsia"/>
-          <w:lang w:val="zh-CN"/>
-        </w:rPr>
-        <w:t xml:space="preserve">索引条底色来源（跟随封面/跟随频谱主色/不着色）</w:t>
+          <w:rFonts w:hint="eastAsia"/>
+          <w:b/>
+          <w:bCs/>
+          <w:lang w:val="zh-CN"/>
+        </w:rPr>
+        <w:t xml:space="preserve">歌词栏滚动浏览</w:t>
+      </w:r>
+      <w:r>
+        <w:rPr>
+          <w:rFonts w:hint="eastAsia"/>
+          <w:lang w:val="zh-CN"/>
+        </w:rPr>
+        <w:t xml:space="preserve">：鼠标滚动歌词上下翻看时进入</w:t>
+      </w:r>
+      <w:r>
+        <w:rPr>
+          <w:lang w:val="zh-CN"/>
+        </w:rPr>
+        <w:t xml:space="preserve"> 5 </w:t>
+      </w:r>
+      <w:r>
+        <w:rPr>
+          <w:rFonts w:hint="eastAsia"/>
+          <w:lang w:val="zh-CN"/>
+        </w:rPr>
+        <w:t xml:space="preserve">秒浏览保护期，播放到下一行不会强制拉回（期间当前行高亮与逐字进度照常更新），停止滚动</w:t>
+      </w:r>
+      <w:r>
+        <w:rPr>
+          <w:lang w:val="zh-CN"/>
+        </w:rPr>
+        <w:t xml:space="preserve"> 5 </w:t>
+      </w:r>
+      <w:r>
+        <w:rPr>
+          <w:rFonts w:hint="eastAsia"/>
+          <w:lang w:val="zh-CN"/>
+        </w:rPr>
+        <w:t xml:space="preserve">秒后自动恢复跟随</w:t>
       </w:r>
     </w:p>
     <w:p>
@@ -7439,29 +7426,20 @@
       </w:pPr>
       <w:r>
         <w:rPr>
-          <w:rFonts w:hint="eastAsia"/>
-          <w:b/>
-          <w:bCs/>
-          <w:lang w:val="zh-CN"/>
-        </w:rPr>
-        <w:t xml:space="preserve">沉浸模式</w:t>
-      </w:r>
-      <w:r>
-        <w:rPr>
-          <w:b/>
-          <w:bCs/>
-          <w:lang w:val="zh-CN"/>
-        </w:rPr>
-        <w:t xml:space="preserve"> · </w:t>
-      </w:r>
-      <w:r>
-        <w:rPr>
-          <w:rFonts w:hint="eastAsia"/>
-          <w:b/>
-          <w:bCs/>
-          <w:lang w:val="zh-CN"/>
-        </w:rPr>
-        <w:t xml:space="preserve">彩胶唱片</w:t>
+          <w:b/>
+          <w:bCs/>
+          <w:lang w:val="zh-CN"/>
+        </w:rPr>
+        <w:t xml:space="preserve">AM </w:t>
+      </w:r>
+      <w:r>
+        <w:rPr>
+          <w:rFonts w:hint="eastAsia"/>
+          <w:b/>
+          <w:bCs/>
+          <w:lang w:val="zh-CN"/>
+        </w:rPr>
+        <w:t xml:space="preserve">界面设置</w:t>
       </w:r>
       <w:r>
         <w:rPr>
@@ -7481,85 +7459,7 @@
           <w:rFonts w:hint="eastAsia"/>
           <w:lang w:val="zh-CN"/>
         </w:rPr>
-        <w:t xml:space="preserve">界面「沉浸模式样式」选彩胶唱片：右侧旋转彩胶——封面截成圆形标签随盘旋转，盘体磨砂亚克力半透明、刻纹颜色从封面实时提取（黑白封面回落主题强调色），播放时柔和加速起转、暂停时带阻尼减速缓缓停稳（rAF</w:t>
-      </w:r>
-      <w:r>
-        <w:rPr>
-          <w:lang w:val="zh-CN"/>
-        </w:rPr>
-        <w:t xml:space="preserve"> </w:t>
-      </w:r>
-      <w:r>
-        <w:rPr>
-          <w:rFonts w:hint="eastAsia"/>
-          <w:lang w:val="zh-CN"/>
-        </w:rPr>
-        <w:t xml:space="preserve">惯性物理，不再是生硬定格），切歌瞬间唱片有一次换碟明暗闪动、盘面叠一层慢速反向流光；左侧常驻大歌词；底部全宽进度条（可拖拽）+</w:t>
-      </w:r>
-      <w:r>
-        <w:rPr>
-          <w:lang w:val="zh-CN"/>
-        </w:rPr>
-        <w:t xml:space="preserve"> </w:t>
-      </w:r>
-      <w:r>
-        <w:rPr>
-          <w:rFonts w:hint="eastAsia"/>
-          <w:lang w:val="zh-CN"/>
-        </w:rPr>
-        <w:t xml:space="preserve">传输/音量/待播清单；背景与全局统一（封面氛围或自定义壁纸照常生效）。沉浸界面右上角</w:t>
-      </w:r>
-      <w:r>
-        <w:rPr>
-          <w:lang w:val="zh-CN"/>
-        </w:rPr>
-        <w:t xml:space="preserve"> 💿 </w:t>
-      </w:r>
-      <w:r>
-        <w:rPr>
-          <w:rFonts w:hint="eastAsia"/>
-          <w:lang w:val="zh-CN"/>
-        </w:rPr>
-        <w:t xml:space="preserve">打开「彩胶外观」：封面大小（50–90%，胶圈宽度随之反向）/</w:t>
-      </w:r>
-      <w:r>
-        <w:rPr>
-          <w:lang w:val="zh-CN"/>
-        </w:rPr>
-        <w:t xml:space="preserve"> </w:t>
-      </w:r>
-      <w:r>
-        <w:rPr>
-          <w:rFonts w:hint="eastAsia"/>
-          <w:lang w:val="zh-CN"/>
-        </w:rPr>
-        <w:t xml:space="preserve">盘体大小（最大</w:t>
-      </w:r>
-      <w:r>
-        <w:rPr>
-          <w:lang w:val="zh-CN"/>
-        </w:rPr>
-        <w:t xml:space="preserve"> </w:t>
-      </w:r>
-      <w:r>
-        <w:rPr>
-          <w:rFonts w:hint="eastAsia"/>
-          <w:lang w:val="zh-CN"/>
-        </w:rPr>
-        <w:t xml:space="preserve">160%）/</w:t>
-      </w:r>
-      <w:r>
-        <w:rPr>
-          <w:lang w:val="zh-CN"/>
-        </w:rPr>
-        <w:t xml:space="preserve"> </w:t>
-      </w:r>
-      <w:r>
-        <w:rPr>
-          <w:rFonts w:hint="eastAsia"/>
-          <w:lang w:val="zh-CN"/>
-        </w:rPr>
-        <w:t xml:space="preserve">盘体不透明度</w:t>
+        <w:t xml:space="preserve">界面：顶栏置底（窗口三键钉右上角玻璃角标）；沉浸模式真全屏（隐藏任务栏，默认窗口最大化）；沉浸模式样式（经典双栏</w:t>
       </w:r>
       <w:r>
         <w:rPr>
@@ -7572,98 +7472,72 @@
           <w:rFonts w:hint="eastAsia"/>
           <w:lang w:val="zh-CN"/>
         </w:rPr>
-        <w:t xml:space="preserve">转速（4–60</w:t>
-      </w:r>
-      <w:r>
-        <w:rPr>
-          <w:lang w:val="zh-CN"/>
-        </w:rPr>
-        <w:t xml:space="preserve"> </w:t>
-      </w:r>
-      <w:r>
-        <w:rPr>
-          <w:rFonts w:hint="eastAsia"/>
-          <w:lang w:val="zh-CN"/>
-        </w:rPr>
-        <w:t xml:space="preserve">秒/圈）滑杆，唱片位置「居中</w:t>
-      </w:r>
-      <w:r>
-        <w:rPr>
-          <w:lang w:val="zh-CN"/>
-        </w:rPr>
-        <w:t xml:space="preserve"> / </w:t>
-      </w:r>
-      <w:r>
-        <w:rPr>
-          <w:rFonts w:hint="eastAsia"/>
-          <w:lang w:val="zh-CN"/>
-        </w:rPr>
-        <w:t xml:space="preserve">右上悬挂」（QQ</w:t>
-      </w:r>
-      <w:r>
-        <w:rPr>
-          <w:lang w:val="zh-CN"/>
-        </w:rPr>
-        <w:t xml:space="preserve"> </w:t>
-      </w:r>
-      <w:r>
-        <w:rPr>
-          <w:rFonts w:hint="eastAsia"/>
-          <w:lang w:val="zh-CN"/>
-        </w:rPr>
-        <w:t xml:space="preserve">音乐式探出屏幕右上），轴心孔可开关，盘面图片可自定义（上传一张图自动智能去边裁切——唱片照片的白边/黑边会自动识别去除，随盘旋转，「盘体不透明」对它同样生效；历史</w:t>
-      </w:r>
-      <w:r>
-        <w:rPr>
-          <w:lang w:val="zh-CN"/>
-        </w:rPr>
-        <w:t xml:space="preserve"> 8 </w:t>
-      </w:r>
-      <w:r>
-        <w:rPr>
-          <w:rFonts w:hint="eastAsia"/>
-          <w:lang w:val="zh-CN"/>
-        </w:rPr>
-        <w:t xml:space="preserve">张缩略图条点按切回、hover</w:t>
-      </w:r>
-      <w:r>
-        <w:rPr>
-          <w:lang w:val="zh-CN"/>
-        </w:rPr>
-        <w:t xml:space="preserve"> ✕ </w:t>
-      </w:r>
-      <w:r>
-        <w:rPr>
-          <w:rFonts w:hint="eastAsia"/>
-          <w:lang w:val="zh-CN"/>
-        </w:rPr>
-        <w:t xml:space="preserve">删除，清除即回封面取色刻纹），🎲</w:t>
-      </w:r>
-      <w:r>
-        <w:rPr>
-          <w:lang w:val="zh-CN"/>
-        </w:rPr>
-        <w:t xml:space="preserve"> </w:t>
-      </w:r>
-      <w:r>
-        <w:rPr>
-          <w:rFonts w:hint="eastAsia"/>
-          <w:lang w:val="zh-CN"/>
-        </w:rPr>
-        <w:t xml:space="preserve">换一组随机纹路（宽度/明暗/哑光圈随机生成，固定半径起铺、不受封面大小影响），↺</w:t>
-      </w:r>
-      <w:r>
-        <w:rPr>
-          <w:lang w:val="zh-CN"/>
-        </w:rPr>
-        <w:t xml:space="preserve"> </w:t>
-      </w:r>
-      <w:r>
-        <w:rPr>
-          <w:rFonts w:hint="eastAsia"/>
-          <w:lang w:val="zh-CN"/>
-        </w:rPr>
-        <w:t xml:space="preserve">一键恢复默认；全部即时生效并记忆。拖动底部进度条时唱片像表把一样跟手转动（前拽顺时针、后拽逆时针，暂停时也生效），点击跳转时唱片朝跳转方向加速甩一下再恢复正常转速</w:t>
+        <w:t xml:space="preserve">彩胶唱片，沉浸中切换立即生效）；启动时询问是否续播（默认关=静默恢复上次曲目与进度并暂停；开=弹窗询问）；系统媒体会话</w:t>
+      </w:r>
+      <w:r>
+        <w:rPr>
+          <w:lang w:val="zh-CN"/>
+        </w:rPr>
+        <w:t xml:space="preserve"> </w:t>
+      </w:r>
+      <w:r>
+        <w:rPr>
+          <w:rFonts w:hint="eastAsia"/>
+          <w:lang w:val="zh-CN"/>
+        </w:rPr>
+        <w:t xml:space="preserve">SMTC（V4.5</w:t>
+      </w:r>
+      <w:r>
+        <w:rPr>
+          <w:lang w:val="zh-CN"/>
+        </w:rPr>
+        <w:t xml:space="preserve"> </w:t>
+      </w:r>
+      <w:r>
+        <w:rPr>
+          <w:rFonts w:hint="eastAsia"/>
+          <w:lang w:val="zh-CN"/>
+        </w:rPr>
+        <w:t xml:space="preserve">起默认关——部分机器上伴随进程推高</w:t>
+      </w:r>
+      <w:r>
+        <w:rPr>
+          <w:lang w:val="zh-CN"/>
+        </w:rPr>
+        <w:t xml:space="preserve"> CPU </w:t>
+      </w:r>
+      <w:r>
+        <w:rPr>
+          <w:rFonts w:hint="eastAsia"/>
+          <w:lang w:val="zh-CN"/>
+        </w:rPr>
+        <w:t xml:space="preserve">温度，需要时在设置中手动开启）；AM</w:t>
+      </w:r>
+      <w:r>
+        <w:rPr>
+          <w:lang w:val="zh-CN"/>
+        </w:rPr>
+        <w:t xml:space="preserve"> </w:t>
+      </w:r>
+      <w:r>
+        <w:rPr>
+          <w:rFonts w:hint="eastAsia"/>
+          <w:lang w:val="zh-CN"/>
+        </w:rPr>
+        <w:t xml:space="preserve">歌词样式与沉浸歌词样式（字号/行距/每行词数等）各自独立，迁入本页统一调整；封面取色权重（按面积/偏冷/偏暖）与搜索框、A–Z</w:t>
+      </w:r>
+      <w:r>
+        <w:rPr>
+          <w:lang w:val="zh-CN"/>
+        </w:rPr>
+        <w:t xml:space="preserve"> </w:t>
+      </w:r>
+      <w:r>
+        <w:rPr>
+          <w:rFonts w:hint="eastAsia"/>
+          <w:lang w:val="zh-CN"/>
+        </w:rPr>
+        <w:t xml:space="preserve">索引条底色来源（跟随封面/跟随频谱主色/不着色）</w:t>
       </w:r>
     </w:p>
     <w:p>
@@ -7681,96 +7555,226 @@
           <w:bCs/>
           <w:lang w:val="zh-CN"/>
         </w:rPr>
-        <w:t xml:space="preserve">歌词偏移（歌词栏</w:t>
-      </w:r>
-      <w:r>
-        <w:rPr>
-          <w:b/>
-          <w:bCs/>
-          <w:lang w:val="zh-CN"/>
-        </w:rPr>
-        <w:t xml:space="preserve"> </w:t>
-      </w:r>
-      <w:r>
-        <w:rPr>
-          <w:rFonts w:hint="eastAsia"/>
-          <w:b/>
-          <w:bCs/>
-          <w:lang w:val="zh-CN"/>
-        </w:rPr>
-        <w:t xml:space="preserve">⚙）</w:t>
-      </w:r>
-      <w:r>
-        <w:rPr>
-          <w:rFonts w:hint="eastAsia"/>
-          <w:lang w:val="zh-CN"/>
-        </w:rPr>
-        <w:t xml:space="preserve">：−/＋</w:t>
-      </w:r>
-      <w:r>
-        <w:rPr>
-          <w:lang w:val="zh-CN"/>
-        </w:rPr>
-        <w:t xml:space="preserve"> </w:t>
-      </w:r>
-      <w:r>
-        <w:rPr>
-          <w:rFonts w:hint="eastAsia"/>
-          <w:lang w:val="zh-CN"/>
-        </w:rPr>
-        <w:t xml:space="preserve">按</w:t>
-      </w:r>
-      <w:r>
-        <w:rPr>
-          <w:lang w:val="zh-CN"/>
-        </w:rPr>
-        <w:t xml:space="preserve"> 0.5s </w:t>
-      </w:r>
-      <w:r>
-        <w:rPr>
-          <w:rFonts w:hint="eastAsia"/>
-          <w:lang w:val="zh-CN"/>
-        </w:rPr>
-        <w:t xml:space="preserve">步进微调当前曲歌词时间轴（±30s），↺</w:t>
-      </w:r>
-      <w:r>
-        <w:rPr>
-          <w:lang w:val="zh-CN"/>
-        </w:rPr>
-        <w:t xml:space="preserve"> </w:t>
-      </w:r>
-      <w:r>
-        <w:rPr>
-          <w:rFonts w:hint="eastAsia"/>
-          <w:lang w:val="zh-CN"/>
-        </w:rPr>
-        <w:t xml:space="preserve">归零；按曲目记忆，AM</w:t>
-      </w:r>
-      <w:r>
-        <w:rPr>
-          <w:lang w:val="zh-CN"/>
-        </w:rPr>
-        <w:t xml:space="preserve"> </w:t>
-      </w:r>
-      <w:r>
-        <w:rPr>
-          <w:rFonts w:hint="eastAsia"/>
-          <w:lang w:val="zh-CN"/>
-        </w:rPr>
-        <w:t xml:space="preserve">面板、FB2K</w:t>
-      </w:r>
-      <w:r>
-        <w:rPr>
-          <w:lang w:val="zh-CN"/>
-        </w:rPr>
-        <w:t xml:space="preserve"> </w:t>
-      </w:r>
-      <w:r>
-        <w:rPr>
-          <w:rFonts w:hint="eastAsia"/>
-          <w:lang w:val="zh-CN"/>
-        </w:rPr>
-        <w:t xml:space="preserve">侧栏、桌面歌词同步生效</w:t>
+        <w:t xml:space="preserve">沉浸模式</w:t>
+      </w:r>
+      <w:r>
+        <w:rPr>
+          <w:b/>
+          <w:bCs/>
+          <w:lang w:val="zh-CN"/>
+        </w:rPr>
+        <w:t xml:space="preserve"> · </w:t>
+      </w:r>
+      <w:r>
+        <w:rPr>
+          <w:rFonts w:hint="eastAsia"/>
+          <w:b/>
+          <w:bCs/>
+          <w:lang w:val="zh-CN"/>
+        </w:rPr>
+        <w:t xml:space="preserve">彩胶唱片</w:t>
+      </w:r>
+      <w:r>
+        <w:rPr>
+          <w:rFonts w:hint="eastAsia"/>
+          <w:lang w:val="zh-CN"/>
+        </w:rPr>
+        <w:t xml:space="preserve">：设置</w:t>
+      </w:r>
+      <w:r>
+        <w:rPr>
+          <w:lang w:val="zh-CN"/>
+        </w:rPr>
+        <w:t xml:space="preserve"> → AM </w:t>
+      </w:r>
+      <w:r>
+        <w:rPr>
+          <w:rFonts w:hint="eastAsia"/>
+          <w:lang w:val="zh-CN"/>
+        </w:rPr>
+        <w:t xml:space="preserve">界面「沉浸模式样式」选彩胶唱片：右侧旋转彩胶——封面截成圆形标签随盘旋转，盘体磨砂亚克力半透明、刻纹颜色从封面实时提取（黑白封面回落主题强调色），播放时柔和加速起转、暂停时带阻尼减速缓缓停稳（rAF</w:t>
+      </w:r>
+      <w:r>
+        <w:rPr>
+          <w:lang w:val="zh-CN"/>
+        </w:rPr>
+        <w:t xml:space="preserve"> </w:t>
+      </w:r>
+      <w:r>
+        <w:rPr>
+          <w:rFonts w:hint="eastAsia"/>
+          <w:lang w:val="zh-CN"/>
+        </w:rPr>
+        <w:t xml:space="preserve">惯性物理，不再是生硬定格），切歌瞬间唱片有一次换碟明暗闪动、盘面叠一层慢速反向流光；左侧常驻大歌词；底部全宽进度条（可拖拽）+</w:t>
+      </w:r>
+      <w:r>
+        <w:rPr>
+          <w:lang w:val="zh-CN"/>
+        </w:rPr>
+        <w:t xml:space="preserve"> </w:t>
+      </w:r>
+      <w:r>
+        <w:rPr>
+          <w:rFonts w:hint="eastAsia"/>
+          <w:lang w:val="zh-CN"/>
+        </w:rPr>
+        <w:t xml:space="preserve">传输/音量/待播清单；背景与全局统一（封面氛围或自定义壁纸照常生效）。沉浸界面右上角</w:t>
+      </w:r>
+      <w:r>
+        <w:rPr>
+          <w:lang w:val="zh-CN"/>
+        </w:rPr>
+        <w:t xml:space="preserve"> 💿 </w:t>
+      </w:r>
+      <w:r>
+        <w:rPr>
+          <w:rFonts w:hint="eastAsia"/>
+          <w:lang w:val="zh-CN"/>
+        </w:rPr>
+        <w:t xml:space="preserve">打开「彩胶外观」：封面大小（50–90%，胶圈宽度随之反向）/</w:t>
+      </w:r>
+      <w:r>
+        <w:rPr>
+          <w:lang w:val="zh-CN"/>
+        </w:rPr>
+        <w:t xml:space="preserve"> </w:t>
+      </w:r>
+      <w:r>
+        <w:rPr>
+          <w:rFonts w:hint="eastAsia"/>
+          <w:lang w:val="zh-CN"/>
+        </w:rPr>
+        <w:t xml:space="preserve">盘体大小（最大</w:t>
+      </w:r>
+      <w:r>
+        <w:rPr>
+          <w:lang w:val="zh-CN"/>
+        </w:rPr>
+        <w:t xml:space="preserve"> </w:t>
+      </w:r>
+      <w:r>
+        <w:rPr>
+          <w:rFonts w:hint="eastAsia"/>
+          <w:lang w:val="zh-CN"/>
+        </w:rPr>
+        <w:t xml:space="preserve">160%）/</w:t>
+      </w:r>
+      <w:r>
+        <w:rPr>
+          <w:lang w:val="zh-CN"/>
+        </w:rPr>
+        <w:t xml:space="preserve"> </w:t>
+      </w:r>
+      <w:r>
+        <w:rPr>
+          <w:rFonts w:hint="eastAsia"/>
+          <w:lang w:val="zh-CN"/>
+        </w:rPr>
+        <w:t xml:space="preserve">盘体不透明度</w:t>
+      </w:r>
+      <w:r>
+        <w:rPr>
+          <w:lang w:val="zh-CN"/>
+        </w:rPr>
+        <w:t xml:space="preserve"> / </w:t>
+      </w:r>
+      <w:r>
+        <w:rPr>
+          <w:rFonts w:hint="eastAsia"/>
+          <w:lang w:val="zh-CN"/>
+        </w:rPr>
+        <w:t xml:space="preserve">转速（4–60</w:t>
+      </w:r>
+      <w:r>
+        <w:rPr>
+          <w:lang w:val="zh-CN"/>
+        </w:rPr>
+        <w:t xml:space="preserve"> </w:t>
+      </w:r>
+      <w:r>
+        <w:rPr>
+          <w:rFonts w:hint="eastAsia"/>
+          <w:lang w:val="zh-CN"/>
+        </w:rPr>
+        <w:t xml:space="preserve">秒/圈）滑杆，唱片位置「居中</w:t>
+      </w:r>
+      <w:r>
+        <w:rPr>
+          <w:lang w:val="zh-CN"/>
+        </w:rPr>
+        <w:t xml:space="preserve"> / </w:t>
+      </w:r>
+      <w:r>
+        <w:rPr>
+          <w:rFonts w:hint="eastAsia"/>
+          <w:lang w:val="zh-CN"/>
+        </w:rPr>
+        <w:t xml:space="preserve">右上悬挂」（QQ</w:t>
+      </w:r>
+      <w:r>
+        <w:rPr>
+          <w:lang w:val="zh-CN"/>
+        </w:rPr>
+        <w:t xml:space="preserve"> </w:t>
+      </w:r>
+      <w:r>
+        <w:rPr>
+          <w:rFonts w:hint="eastAsia"/>
+          <w:lang w:val="zh-CN"/>
+        </w:rPr>
+        <w:t xml:space="preserve">音乐式探出屏幕右上），轴心孔可开关，盘面图片可自定义（上传一张图自动智能去边裁切——唱片照片的白边/黑边会自动识别去除，随盘旋转，「盘体不透明」对它同样生效；历史</w:t>
+      </w:r>
+      <w:r>
+        <w:rPr>
+          <w:lang w:val="zh-CN"/>
+        </w:rPr>
+        <w:t xml:space="preserve"> 8 </w:t>
+      </w:r>
+      <w:r>
+        <w:rPr>
+          <w:rFonts w:hint="eastAsia"/>
+          <w:lang w:val="zh-CN"/>
+        </w:rPr>
+        <w:t xml:space="preserve">张缩略图条点按切回、hover</w:t>
+      </w:r>
+      <w:r>
+        <w:rPr>
+          <w:lang w:val="zh-CN"/>
+        </w:rPr>
+        <w:t xml:space="preserve"> ✕ </w:t>
+      </w:r>
+      <w:r>
+        <w:rPr>
+          <w:rFonts w:hint="eastAsia"/>
+          <w:lang w:val="zh-CN"/>
+        </w:rPr>
+        <w:t xml:space="preserve">删除，清除即回封面取色刻纹），🎲</w:t>
+      </w:r>
+      <w:r>
+        <w:rPr>
+          <w:lang w:val="zh-CN"/>
+        </w:rPr>
+        <w:t xml:space="preserve"> </w:t>
+      </w:r>
+      <w:r>
+        <w:rPr>
+          <w:rFonts w:hint="eastAsia"/>
+          <w:lang w:val="zh-CN"/>
+        </w:rPr>
+        <w:t xml:space="preserve">换一组随机纹路（宽度/明暗/哑光圈随机生成，固定半径起铺、不受封面大小影响），↺</w:t>
+      </w:r>
+      <w:r>
+        <w:rPr>
+          <w:lang w:val="zh-CN"/>
+        </w:rPr>
+        <w:t xml:space="preserve"> </w:t>
+      </w:r>
+      <w:r>
+        <w:rPr>
+          <w:rFonts w:hint="eastAsia"/>
+          <w:lang w:val="zh-CN"/>
+        </w:rPr>
+        <w:t xml:space="preserve">一键恢复默认；全部即时生效并记忆。拖动底部进度条时唱片像表把一样跟手转动（前拽顺时针、后拽逆时针，暂停时也生效），点击跳转时唱片朝跳转方向加速甩一下再恢复正常转速</w:t>
       </w:r>
     </w:p>
     <w:p>
@@ -7788,6 +7792,113 @@
           <w:bCs/>
           <w:lang w:val="zh-CN"/>
         </w:rPr>
+        <w:t xml:space="preserve">歌词偏移（歌词栏</w:t>
+      </w:r>
+      <w:r>
+        <w:rPr>
+          <w:b/>
+          <w:bCs/>
+          <w:lang w:val="zh-CN"/>
+        </w:rPr>
+        <w:t xml:space="preserve"> </w:t>
+      </w:r>
+      <w:r>
+        <w:rPr>
+          <w:rFonts w:hint="eastAsia"/>
+          <w:b/>
+          <w:bCs/>
+          <w:lang w:val="zh-CN"/>
+        </w:rPr>
+        <w:t xml:space="preserve">⚙）</w:t>
+      </w:r>
+      <w:r>
+        <w:rPr>
+          <w:rFonts w:hint="eastAsia"/>
+          <w:lang w:val="zh-CN"/>
+        </w:rPr>
+        <w:t xml:space="preserve">：−/＋</w:t>
+      </w:r>
+      <w:r>
+        <w:rPr>
+          <w:lang w:val="zh-CN"/>
+        </w:rPr>
+        <w:t xml:space="preserve"> </w:t>
+      </w:r>
+      <w:r>
+        <w:rPr>
+          <w:rFonts w:hint="eastAsia"/>
+          <w:lang w:val="zh-CN"/>
+        </w:rPr>
+        <w:t xml:space="preserve">按</w:t>
+      </w:r>
+      <w:r>
+        <w:rPr>
+          <w:lang w:val="zh-CN"/>
+        </w:rPr>
+        <w:t xml:space="preserve"> 0.5s </w:t>
+      </w:r>
+      <w:r>
+        <w:rPr>
+          <w:rFonts w:hint="eastAsia"/>
+          <w:lang w:val="zh-CN"/>
+        </w:rPr>
+        <w:t xml:space="preserve">步进微调当前曲歌词时间轴（±30s），↺</w:t>
+      </w:r>
+      <w:r>
+        <w:rPr>
+          <w:lang w:val="zh-CN"/>
+        </w:rPr>
+        <w:t xml:space="preserve"> </w:t>
+      </w:r>
+      <w:r>
+        <w:rPr>
+          <w:rFonts w:hint="eastAsia"/>
+          <w:lang w:val="zh-CN"/>
+        </w:rPr>
+        <w:t xml:space="preserve">归零；按曲目记忆，AM</w:t>
+      </w:r>
+      <w:r>
+        <w:rPr>
+          <w:lang w:val="zh-CN"/>
+        </w:rPr>
+        <w:t xml:space="preserve"> </w:t>
+      </w:r>
+      <w:r>
+        <w:rPr>
+          <w:rFonts w:hint="eastAsia"/>
+          <w:lang w:val="zh-CN"/>
+        </w:rPr>
+        <w:t xml:space="preserve">面板、FB2K</w:t>
+      </w:r>
+      <w:r>
+        <w:rPr>
+          <w:lang w:val="zh-CN"/>
+        </w:rPr>
+        <w:t xml:space="preserve"> </w:t>
+      </w:r>
+      <w:r>
+        <w:rPr>
+          <w:rFonts w:hint="eastAsia"/>
+          <w:lang w:val="zh-CN"/>
+        </w:rPr>
+        <w:t xml:space="preserve">侧栏、桌面歌词同步生效</w:t>
+      </w:r>
+    </w:p>
+    <w:p>
+      <w:pPr>
+        <w:pStyle w:val="Compact"/>
+        <w:numPr>
+          <w:ilvl w:val="0"/>
+          <w:numId w:val="1004"/>
+        </w:numPr>
+      </w:pPr>
+      <w:r>
+        <w:rPr>
+          <w:rFonts w:hint="eastAsia"/>
+          <w:b/>
+          <w:bCs/>
+          <w:lang w:val="zh-CN"/>
+        </w:rPr>
         <w:t xml:space="preserve">底部频谱条</w:t>
       </w:r>
       <w:r>
@@ -12417,6 +12528,509 @@
           <w:lang w:val="zh-CN"/>
         </w:rPr>
         <w:t xml:space="preserve">版本更新</w:t>
+      </w:r>
+    </w:p>
+    <w:p>
+      <w:pPr>
+        <w:pStyle w:val="Compact"/>
+        <w:numPr>
+          <w:ilvl w:val="0"/>
+          <w:numId w:val="1010"/>
+        </w:numPr>
+      </w:pPr>
+      <w:r>
+        <w:rPr>
+          <w:b/>
+          <w:bCs/>
+          <w:lang w:val="zh-CN"/>
+        </w:rPr>
+        <w:t xml:space="preserve">V4.6.5</w:t>
+      </w:r>
+      <w:r>
+        <w:rPr>
+          <w:rFonts w:hint="eastAsia"/>
+          <w:lang w:val="zh-CN"/>
+        </w:rPr>
+        <w:t xml:space="preserve">：QQ音乐</w:t>
+      </w:r>
+      <w:r>
+        <w:rPr>
+          <w:lang w:val="zh-CN"/>
+        </w:rPr>
+        <w:t xml:space="preserve"> Hi-Res </w:t>
+      </w:r>
+      <w:r>
+        <w:rPr>
+          <w:rFonts w:hint="eastAsia"/>
+          <w:lang w:val="zh-CN"/>
+        </w:rPr>
+        <w:t xml:space="preserve">识别与真实音质显示修复：①</w:t>
+      </w:r>
+      <w:r>
+        <w:rPr>
+          <w:lang w:val="zh-CN"/>
+        </w:rPr>
+        <w:t xml:space="preserve"> </w:t>
+      </w:r>
+      <w:r>
+        <w:rPr>
+          <w:rFonts w:hint="eastAsia"/>
+          <w:lang w:val="zh-CN"/>
+        </w:rPr>
+        <w:t xml:space="preserve">搜索、歌单、专辑、排行榜按</w:t>
+      </w:r>
+      <w:r>
+        <w:rPr>
+          <w:lang w:val="zh-CN"/>
+        </w:rPr>
+        <w:t xml:space="preserve"> songmid </w:t>
+      </w:r>
+      <w:r>
+        <w:rPr>
+          <w:rFonts w:hint="eastAsia"/>
+          <w:lang w:val="zh-CN"/>
+        </w:rPr>
+        <w:t xml:space="preserve">批量补全</w:t>
+      </w:r>
+      <w:r>
+        <w:rPr>
+          <w:lang w:val="zh-CN"/>
+        </w:rPr>
+        <w:t xml:space="preserve"> QQ </w:t>
+      </w:r>
+      <w:r>
+        <w:rPr>
+          <w:rFonts w:hint="eastAsia"/>
+          <w:lang w:val="zh-CN"/>
+        </w:rPr>
+        <w:t xml:space="preserve">官方单曲详情，真实存在</w:t>
+      </w:r>
+      <w:r>
+        <w:rPr>
+          <w:lang w:val="zh-CN"/>
+        </w:rPr>
+        <w:t xml:space="preserve"> Hi-Res </w:t>
+      </w:r>
+      <w:r>
+        <w:rPr>
+          <w:rFonts w:hint="eastAsia"/>
+          <w:lang w:val="zh-CN"/>
+        </w:rPr>
+        <w:t xml:space="preserve">才显示并附文件大小，普通</w:t>
+      </w:r>
+      <w:r>
+        <w:rPr>
+          <w:lang w:val="zh-CN"/>
+        </w:rPr>
+        <w:t xml:space="preserve"> FLAC </w:t>
+      </w:r>
+      <w:r>
+        <w:rPr>
+          <w:rFonts w:hint="eastAsia"/>
+          <w:lang w:val="zh-CN"/>
+        </w:rPr>
+        <w:t xml:space="preserve">不误标，已确认无</w:t>
+      </w:r>
+      <w:r>
+        <w:rPr>
+          <w:lang w:val="zh-CN"/>
+        </w:rPr>
+        <w:t xml:space="preserve"> Hi-Res </w:t>
+      </w:r>
+      <w:r>
+        <w:rPr>
+          <w:rFonts w:hint="eastAsia"/>
+          <w:lang w:val="zh-CN"/>
+        </w:rPr>
+        <w:t xml:space="preserve">的歌曲不再出现空白档；②</w:t>
+      </w:r>
+      <w:r>
+        <w:rPr>
+          <w:lang w:val="zh-CN"/>
+        </w:rPr>
+        <w:t xml:space="preserve"> </w:t>
+      </w:r>
+      <w:r>
+        <w:rPr>
+          <w:rFonts w:hint="eastAsia"/>
+          <w:lang w:val="zh-CN"/>
+        </w:rPr>
+        <w:t xml:space="preserve">在线播放与列表读取引擎真实解码格式，显示实际编码、位深、采样率；③</w:t>
+      </w:r>
+      <w:r>
+        <w:rPr>
+          <w:lang w:val="zh-CN"/>
+        </w:rPr>
+        <w:t xml:space="preserve"> </w:t>
+      </w:r>
+      <w:r>
+        <w:rPr>
+          <w:rFonts w:hint="eastAsia"/>
+          <w:lang w:val="zh-CN"/>
+        </w:rPr>
+        <w:t xml:space="preserve">下载完成后</w:t>
+      </w:r>
+      <w:r>
+        <w:rPr>
+          <w:lang w:val="zh-CN"/>
+        </w:rPr>
+        <w:t xml:space="preserve"> ffprobe </w:t>
+      </w:r>
+      <w:r>
+        <w:rPr>
+          <w:rFonts w:hint="eastAsia"/>
+          <w:lang w:val="zh-CN"/>
+        </w:rPr>
+        <w:t xml:space="preserve">核验成品文件（FLAC</w:t>
+      </w:r>
+      <w:r>
+        <w:rPr>
+          <w:lang w:val="zh-CN"/>
+        </w:rPr>
+        <w:t xml:space="preserve"> </w:t>
+      </w:r>
+      <w:r>
+        <w:rPr>
+          <w:rFonts w:hint="eastAsia"/>
+          <w:lang w:val="zh-CN"/>
+        </w:rPr>
+        <w:t xml:space="preserve">补读</w:t>
+      </w:r>
+      <w:r>
+        <w:rPr>
+          <w:lang w:val="zh-CN"/>
+        </w:rPr>
+        <w:t xml:space="preserve"> </w:t>
+      </w:r>
+      <w:r>
+        <w:rPr>
+          <w:rFonts w:hint="eastAsia"/>
+          <w:lang w:val="zh-CN"/>
+        </w:rPr>
+        <w:t xml:space="preserve">bits_per_raw_sample），下载情况显示真实</w:t>
+      </w:r>
+      <w:r>
+        <w:rPr>
+          <w:lang w:val="zh-CN"/>
+        </w:rPr>
+        <w:t xml:space="preserve"> Hi-Res 24bit/kHz </w:t>
+      </w:r>
+      <w:r>
+        <w:rPr>
+          <w:rFonts w:hint="eastAsia"/>
+          <w:lang w:val="zh-CN"/>
+        </w:rPr>
+        <w:t xml:space="preserve">并同步对应在线歌曲，旧任务自动回填；④</w:t>
+      </w:r>
+      <w:r>
+        <w:rPr>
+          <w:lang w:val="zh-CN"/>
+        </w:rPr>
+        <w:t xml:space="preserve"> </w:t>
+      </w:r>
+      <w:r>
+        <w:rPr>
+          <w:rFonts w:hint="eastAsia"/>
+          <w:lang w:val="zh-CN"/>
+        </w:rPr>
+        <w:t xml:space="preserve">补齐专辑曲目模块导出</w:t>
+      </w:r>
+    </w:p>
+    <w:p>
+      <w:pPr>
+        <w:pStyle w:val="Compact"/>
+        <w:numPr>
+          <w:ilvl w:val="0"/>
+          <w:numId w:val="1010"/>
+        </w:numPr>
+      </w:pPr>
+      <w:r>
+        <w:rPr>
+          <w:b/>
+          <w:bCs/>
+          <w:lang w:val="zh-CN"/>
+        </w:rPr>
+        <w:t xml:space="preserve">V4.6.4</w:t>
+      </w:r>
+      <w:r>
+        <w:rPr>
+          <w:rFonts w:hint="eastAsia"/>
+          <w:lang w:val="zh-CN"/>
+        </w:rPr>
+        <w:t xml:space="preserve">：健壮性大修</w:t>
+      </w:r>
+      <w:r>
+        <w:rPr>
+          <w:lang w:val="zh-CN"/>
+        </w:rPr>
+        <w:t xml:space="preserve"> + </w:t>
+      </w:r>
+      <w:r>
+        <w:rPr>
+          <w:rFonts w:hint="eastAsia"/>
+          <w:lang w:val="zh-CN"/>
+        </w:rPr>
+        <w:t xml:space="preserve">设备拔出无感恢复：①</w:t>
+      </w:r>
+      <w:r>
+        <w:rPr>
+          <w:lang w:val="zh-CN"/>
+        </w:rPr>
+        <w:t xml:space="preserve"> </w:t>
+      </w:r>
+      <w:r>
+        <w:rPr>
+          <w:rFonts w:hint="eastAsia"/>
+          <w:lang w:val="zh-CN"/>
+        </w:rPr>
+        <w:t xml:space="preserve">设备拔出无感恢复——播放中拔出</w:t>
+      </w:r>
+      <w:r>
+        <w:rPr>
+          <w:lang w:val="zh-CN"/>
+        </w:rPr>
+        <w:t xml:space="preserve"> USB </w:t>
+      </w:r>
+      <w:r>
+        <w:rPr>
+          <w:rFonts w:hint="eastAsia"/>
+          <w:lang w:val="zh-CN"/>
+        </w:rPr>
+        <w:t xml:space="preserve">DAC/声卡（含</w:t>
+      </w:r>
+      <w:r>
+        <w:rPr>
+          <w:lang w:val="zh-CN"/>
+        </w:rPr>
+        <w:t xml:space="preserve"> ASIO </w:t>
+      </w:r>
+      <w:r>
+        <w:rPr>
+          <w:rFonts w:hint="eastAsia"/>
+          <w:lang w:val="zh-CN"/>
+        </w:rPr>
+        <w:t xml:space="preserve">独占），引擎</w:t>
+      </w:r>
+      <w:r>
+        <w:rPr>
+          <w:lang w:val="zh-CN"/>
+        </w:rPr>
+        <w:t xml:space="preserve"> 2 </w:t>
+      </w:r>
+      <w:r>
+        <w:rPr>
+          <w:rFonts w:hint="eastAsia"/>
+          <w:lang w:val="zh-CN"/>
+        </w:rPr>
+        <w:t xml:space="preserve">秒内检测到，自动切换到系统当前默认输出并弹窗告知，点</w:t>
+      </w:r>
+      <w:r>
+        <w:rPr>
+          <w:lang w:val="zh-CN"/>
+        </w:rPr>
+        <w:t xml:space="preserve"> ▶ </w:t>
+      </w:r>
+      <w:r>
+        <w:rPr>
+          <w:rFonts w:hint="eastAsia"/>
+          <w:lang w:val="zh-CN"/>
+        </w:rPr>
+        <w:t xml:space="preserve">即从断点续播（洛雪流媒体自动重新取址防链接过期，本地/Qobuz/AM</w:t>
+      </w:r>
+      <w:r>
+        <w:rPr>
+          <w:lang w:val="zh-CN"/>
+        </w:rPr>
+        <w:t xml:space="preserve"> </w:t>
+      </w:r>
+      <w:r>
+        <w:rPr>
+          <w:rFonts w:hint="eastAsia"/>
+          <w:lang w:val="zh-CN"/>
+        </w:rPr>
+        <w:t xml:space="preserve">从断点重播），不再无声假播放、不需手动换设备；②</w:t>
+      </w:r>
+      <w:r>
+        <w:rPr>
+          <w:lang w:val="zh-CN"/>
+        </w:rPr>
+        <w:t xml:space="preserve"> </w:t>
+      </w:r>
+      <w:r>
+        <w:rPr>
+          <w:rFonts w:hint="eastAsia"/>
+          <w:lang w:val="zh-CN"/>
+        </w:rPr>
+        <w:t xml:space="preserve">数据安全加固——重启恢复/节拍缓存/下载任务/流媒体配置等</w:t>
+      </w:r>
+      <w:r>
+        <w:rPr>
+          <w:lang w:val="zh-CN"/>
+        </w:rPr>
+        <w:t xml:space="preserve"> 5 </w:t>
+      </w:r>
+      <w:r>
+        <w:rPr>
+          <w:rFonts w:hint="eastAsia"/>
+          <w:lang w:val="zh-CN"/>
+        </w:rPr>
+        <w:t xml:space="preserve">处</w:t>
+      </w:r>
+      <w:r>
+        <w:rPr>
+          <w:lang w:val="zh-CN"/>
+        </w:rPr>
+        <w:t xml:space="preserve"> JSON </w:t>
+      </w:r>
+      <w:r>
+        <w:rPr>
+          <w:rFonts w:hint="eastAsia"/>
+          <w:lang w:val="zh-CN"/>
+        </w:rPr>
+        <w:t xml:space="preserve">改原子写，断电强杀不再整文件清零；备份导入后重启走完整退出清理，数据必落盘、引擎不留孤儿进程；③</w:t>
+      </w:r>
+      <w:r>
+        <w:rPr>
+          <w:lang w:val="zh-CN"/>
+        </w:rPr>
+        <w:t xml:space="preserve"> </w:t>
+      </w:r>
+      <w:r>
+        <w:rPr>
+          <w:rFonts w:hint="eastAsia"/>
+          <w:lang w:val="zh-CN"/>
+        </w:rPr>
+        <w:t xml:space="preserve">下载自动建文件夹——歌单/专辑批量下载自动生成同名子文件夹（非法字符清洗），单曲/搜索下载仍落根目录；自制在线歌单补齐多选批量下载（对齐流媒体平台歌单）；④</w:t>
+      </w:r>
+      <w:r>
+        <w:rPr>
+          <w:lang w:val="zh-CN"/>
+        </w:rPr>
+        <w:t xml:space="preserve"> </w:t>
+      </w:r>
+      <w:r>
+        <w:rPr>
+          <w:rFonts w:hint="eastAsia"/>
+          <w:lang w:val="zh-CN"/>
+        </w:rPr>
+        <w:t xml:space="preserve">下载情况视图新增一键打开下载目录、歌单任务</w:t>
+      </w:r>
+      <w:r>
+        <w:rPr>
+          <w:lang w:val="zh-CN"/>
+        </w:rPr>
+        <w:t xml:space="preserve"> 📂 </w:t>
+      </w:r>
+      <w:r>
+        <w:rPr>
+          <w:rFonts w:hint="eastAsia"/>
+          <w:lang w:val="zh-CN"/>
+        </w:rPr>
+        <w:t xml:space="preserve">直达专属子文件夹；⑤</w:t>
+      </w:r>
+      <w:r>
+        <w:rPr>
+          <w:lang w:val="zh-CN"/>
+        </w:rPr>
+        <w:t xml:space="preserve"> </w:t>
+      </w:r>
+      <w:r>
+        <w:rPr>
+          <w:rFonts w:hint="eastAsia"/>
+          <w:lang w:val="zh-CN"/>
+        </w:rPr>
+        <w:t xml:space="preserve">引擎防护——ASIO</w:t>
+      </w:r>
+      <w:r>
+        <w:rPr>
+          <w:lang w:val="zh-CN"/>
+        </w:rPr>
+        <w:t xml:space="preserve"> </w:t>
+      </w:r>
+      <w:r>
+        <w:rPr>
+          <w:rFonts w:hint="eastAsia"/>
+          <w:lang w:val="zh-CN"/>
+        </w:rPr>
+        <w:t xml:space="preserve">设备探活、ffmpeg</w:t>
+      </w:r>
+      <w:r>
+        <w:rPr>
+          <w:lang w:val="zh-CN"/>
+        </w:rPr>
+        <w:t xml:space="preserve"> stderr </w:t>
+      </w:r>
+      <w:r>
+        <w:rPr>
+          <w:rFonts w:hint="eastAsia"/>
+          <w:lang w:val="zh-CN"/>
+        </w:rPr>
+        <w:t xml:space="preserve">截断+超时杀进程树、DSP</w:t>
+      </w:r>
+      <w:r>
+        <w:rPr>
+          <w:lang w:val="zh-CN"/>
+        </w:rPr>
+        <w:t xml:space="preserve"> NaN </w:t>
+      </w:r>
+      <w:r>
+        <w:rPr>
+          <w:rFonts w:hint="eastAsia"/>
+          <w:lang w:val="zh-CN"/>
+        </w:rPr>
+        <w:t xml:space="preserve">防护、下载扩展名白名单、Qobuz</w:t>
+      </w:r>
+      <w:r>
+        <w:rPr>
+          <w:lang w:val="zh-CN"/>
+        </w:rPr>
+        <w:t xml:space="preserve"> token </w:t>
+      </w:r>
+      <w:r>
+        <w:rPr>
+          <w:rFonts w:hint="eastAsia"/>
+          <w:lang w:val="zh-CN"/>
+        </w:rPr>
+        <w:t xml:space="preserve">过期自动重登；⑥</w:t>
+      </w:r>
+      <w:r>
+        <w:rPr>
+          <w:lang w:val="zh-CN"/>
+        </w:rPr>
+        <w:t xml:space="preserve"> </w:t>
+      </w:r>
+      <w:r>
+        <w:rPr>
+          <w:rFonts w:hint="eastAsia"/>
+          <w:lang w:val="zh-CN"/>
+        </w:rPr>
+        <w:t xml:space="preserve">边缘修复——主题切换异常解锁、配色立即生效、进度拖拽中断复位、缓存索引并发覆盖、隐私模式</w:t>
+      </w:r>
+      <w:r>
+        <w:rPr>
+          <w:lang w:val="zh-CN"/>
+        </w:rPr>
+        <w:t xml:space="preserve"> localStorage </w:t>
+      </w:r>
+      <w:r>
+        <w:rPr>
+          <w:rFonts w:hint="eastAsia"/>
+          <w:lang w:val="zh-CN"/>
+        </w:rPr>
+        <w:t xml:space="preserve">兜底等</w:t>
+      </w:r>
+      <w:r>
+        <w:rPr>
+          <w:lang w:val="zh-CN"/>
+        </w:rPr>
+        <w:t xml:space="preserve"> 7 </w:t>
+      </w:r>
+      <w:r>
+        <w:rPr>
+          <w:rFonts w:hint="eastAsia"/>
+          <w:lang w:val="zh-CN"/>
+        </w:rPr>
+        <w:t xml:space="preserve">项</w:t>
       </w:r>
     </w:p>
     <w:p>

--- a/AnniePlayer-LXversion安妮洛雪/《章鱼科技：安妮播放器全功能说明书》.docx
+++ b/AnniePlayer-LXversion安妮洛雪/《章鱼科技：安妮播放器全功能说明书》.docx
@@ -97,7 +97,7 @@
           <w:rFonts w:hint="eastAsia"/>
           <w:lang w:val="zh-CN"/>
         </w:rPr>
-        <w:t xml:space="preserve">：V4.6.5</w:t>
+        <w:t xml:space="preserve">：V4.6.7</w:t>
       </w:r>
       <w:r>
         <w:rPr>
@@ -6036,58 +6036,144 @@
       </w:pPr>
       <w:r>
         <w:rPr>
-          <w:rFonts w:hint="eastAsia"/>
-          <w:b/>
-          <w:bCs/>
-          <w:lang w:val="zh-CN"/>
-        </w:rPr>
-        <w:t xml:space="preserve">下载情况页（⬇）</w:t>
-      </w:r>
-      <w:r>
-        <w:rPr>
-          <w:rFonts w:hint="eastAsia"/>
-          <w:lang w:val="zh-CN"/>
-        </w:rPr>
-        <w:t xml:space="preserve">：侧栏「下载情况」统一管理所有下载任务：所有任务/正在下载/已暂停/出错/下载完成五标签切换；任务可暂停/继续/重试/移除/打开所在文件夹，进度条实时显示；出错标签一键重试，完成标签一键清空，另有「一键清空」移除全部任务（已下载完成的文件保留）；重启软件后未完成任务自动转为已暂停可继续；并发数与文件命名等在</w:t>
-      </w:r>
-      <w:r>
-        <w:rPr>
-          <w:lang w:val="zh-CN"/>
-        </w:rPr>
-        <w:t xml:space="preserve"> </w:t>
-      </w:r>
-      <w:r>
-        <w:rPr>
-          <w:rFonts w:hint="eastAsia"/>
-          <w:lang w:val="zh-CN"/>
-        </w:rPr>
-        <w:t xml:space="preserve">设置</w:t>
-      </w:r>
-      <w:r>
-        <w:rPr>
-          <w:lang w:val="zh-CN"/>
-        </w:rPr>
-        <w:t xml:space="preserve"> → </w:t>
-      </w:r>
-      <w:r>
-        <w:rPr>
-          <w:rFonts w:hint="eastAsia"/>
-          <w:lang w:val="zh-CN"/>
-        </w:rPr>
-        <w:t xml:space="preserve">下载</w:t>
-      </w:r>
-      <w:r>
-        <w:rPr>
-          <w:lang w:val="zh-CN"/>
-        </w:rPr>
-        <w:t xml:space="preserve"> </w:t>
-      </w:r>
-      <w:r>
-        <w:rPr>
-          <w:rFonts w:hint="eastAsia"/>
-          <w:lang w:val="zh-CN"/>
-        </w:rPr>
-        <w:t xml:space="preserve">调整</w:t>
+          <w:b/>
+          <w:bCs/>
+          <w:lang w:val="zh-CN"/>
+        </w:rPr>
+        <w:t xml:space="preserve">QQ Hi-Res </w:t>
+      </w:r>
+      <w:r>
+        <w:rPr>
+          <w:rFonts w:hint="eastAsia"/>
+          <w:b/>
+          <w:bCs/>
+          <w:lang w:val="zh-CN"/>
+        </w:rPr>
+        <w:t xml:space="preserve">大歌单与选档（V4.6.6）</w:t>
+      </w:r>
+      <w:r>
+        <w:rPr>
+          <w:rFonts w:hint="eastAsia"/>
+          <w:lang w:val="zh-CN"/>
+        </w:rPr>
+        <w:t xml:space="preserve">：对照洛雪</w:t>
+      </w:r>
+      <w:r>
+        <w:rPr>
+          <w:lang w:val="zh-CN"/>
+        </w:rPr>
+        <w:t xml:space="preserve"> QQ </w:t>
+      </w:r>
+      <w:r>
+        <w:rPr>
+          <w:rFonts w:hint="eastAsia"/>
+          <w:lang w:val="zh-CN"/>
+        </w:rPr>
+        <w:t xml:space="preserve">单曲详情实现，将官方详情补全固定为每</w:t>
+      </w:r>
+      <w:r>
+        <w:rPr>
+          <w:lang w:val="zh-CN"/>
+        </w:rPr>
+        <w:t xml:space="preserve"> 20 </w:t>
+      </w:r>
+      <w:r>
+        <w:rPr>
+          <w:rFonts w:hint="eastAsia"/>
+          <w:lang w:val="zh-CN"/>
+        </w:rPr>
+        <w:t xml:space="preserve">首一批，规避</w:t>
+      </w:r>
+      <w:r>
+        <w:rPr>
+          <w:lang w:val="zh-CN"/>
+        </w:rPr>
+        <w:t xml:space="preserve"> 50 </w:t>
+      </w:r>
+      <w:r>
+        <w:rPr>
+          <w:rFonts w:hint="eastAsia"/>
+          <w:lang w:val="zh-CN"/>
+        </w:rPr>
+        <w:t xml:space="preserve">首触发</w:t>
+      </w:r>
+      <w:r>
+        <w:rPr>
+          <w:lang w:val="zh-CN"/>
+        </w:rPr>
+        <w:t xml:space="preserve"> QQ </w:t>
+      </w:r>
+      <w:r>
+        <w:rPr>
+          <w:rFonts w:hint="eastAsia"/>
+          <w:lang w:val="zh-CN"/>
+        </w:rPr>
+        <w:t xml:space="preserve">整批</w:t>
+      </w:r>
+      <w:r>
+        <w:rPr>
+          <w:lang w:val="zh-CN"/>
+        </w:rPr>
+        <w:t xml:space="preserve"> 500000 </w:t>
+      </w:r>
+      <w:r>
+        <w:rPr>
+          <w:rFonts w:hint="eastAsia"/>
+          <w:lang w:val="zh-CN"/>
+        </w:rPr>
+        <w:t xml:space="preserve">错误；239</w:t>
+      </w:r>
+      <w:r>
+        <w:rPr>
+          <w:lang w:val="zh-CN"/>
+        </w:rPr>
+        <w:t xml:space="preserve"> </w:t>
+      </w:r>
+      <w:r>
+        <w:rPr>
+          <w:rFonts w:hint="eastAsia"/>
+          <w:lang w:val="zh-CN"/>
+        </w:rPr>
+        <w:t xml:space="preserve">首大歌单已验证全部刷新。下载不再把「有</w:t>
+      </w:r>
+      <w:r>
+        <w:rPr>
+          <w:lang w:val="zh-CN"/>
+        </w:rPr>
+        <w:t xml:space="preserve"> </w:t>
+      </w:r>
+      <w:r>
+        <w:rPr>
+          <w:rFonts w:hint="eastAsia"/>
+          <w:lang w:val="zh-CN"/>
+        </w:rPr>
+        <w:t xml:space="preserve">FLAC」当成可尝试</w:t>
+      </w:r>
+      <w:r>
+        <w:rPr>
+          <w:lang w:val="zh-CN"/>
+        </w:rPr>
+        <w:t xml:space="preserve"> Hi-Res </w:t>
+      </w:r>
+      <w:r>
+        <w:rPr>
+          <w:rFonts w:hint="eastAsia"/>
+          <w:lang w:val="zh-CN"/>
+        </w:rPr>
+        <w:t xml:space="preserve">的依据，单曲与批量均只按该曲官方真实音质清单选档；自制在线歌单打开时自动刷新并保存旧音质快照，成品仍由</w:t>
+      </w:r>
+      <w:r>
+        <w:rPr>
+          <w:lang w:val="zh-CN"/>
+        </w:rPr>
+        <w:t xml:space="preserve"> ffprobe </w:t>
+      </w:r>
+      <w:r>
+        <w:rPr>
+          <w:rFonts w:hint="eastAsia"/>
+          <w:lang w:val="zh-CN"/>
+        </w:rPr>
+        <w:t xml:space="preserve">核验真实位深与采样率</w:t>
       </w:r>
     </w:p>
     <w:p>
@@ -6105,40 +6191,14 @@
           <w:bCs/>
           <w:lang w:val="zh-CN"/>
         </w:rPr>
-        <w:t xml:space="preserve">下载音质与续传（V4.6.3）</w:t>
-      </w:r>
-      <w:r>
-        <w:rPr>
-          <w:rFonts w:hint="eastAsia"/>
-          <w:lang w:val="zh-CN"/>
-        </w:rPr>
-        <w:t xml:space="preserve">：点下载弹音质选择窗：单曲按该曲音质清单出按钮（带文件大小），多选/批量下载自动按每首歌各自最高音质入队（上限</w:t>
-      </w:r>
-      <w:r>
-        <w:rPr>
-          <w:lang w:val="zh-CN"/>
-        </w:rPr>
-        <w:t xml:space="preserve"> </w:t>
-      </w:r>
-      <w:r>
-        <w:rPr>
-          <w:rFonts w:hint="eastAsia"/>
-          <w:lang w:val="zh-CN"/>
-        </w:rPr>
-        <w:t xml:space="preserve">Hi-Res）；任务锁定所选音质不再静默降级，失败可重试；断点续传——暂停/断网保留半成品，继续从断点接着下，链接过期自动重新取址续传；自动换源——当前平台失败时跨平台找同歌重下（设置可关）；同一首歌可下载多个音质共存；QQ</w:t>
-      </w:r>
-      <w:r>
-        <w:rPr>
-          <w:lang w:val="zh-CN"/>
-        </w:rPr>
-        <w:t xml:space="preserve"> mflac/mgg </w:t>
-      </w:r>
-      <w:r>
-        <w:rPr>
-          <w:rFonts w:hint="eastAsia"/>
-          <w:lang w:val="zh-CN"/>
-        </w:rPr>
-        <w:t xml:space="preserve">等加密格式自动拒收并换源</w:t>
+        <w:t xml:space="preserve">在线/本地音质徽标（V4.6.7）</w:t>
+      </w:r>
+      <w:r>
+        <w:rPr>
+          <w:rFonts w:hint="eastAsia"/>
+          <w:lang w:val="zh-CN"/>
+        </w:rPr>
+        <w:t xml:space="preserve">：在线播放时顶栏保留「音源·音质」，引擎实测位深/采样率只同步在线列表，不再覆盖音源文案；切到本地歌曲时立即清除上一首在线歌曲的临时徽标，再按本曲引擎事件显示真实编码、位深与采样率。在线与本地显示状态互不残留</w:t>
       </w:r>
     </w:p>
     <w:p>
@@ -6156,144 +6216,53 @@
           <w:bCs/>
           <w:lang w:val="zh-CN"/>
         </w:rPr>
-        <w:t xml:space="preserve">在线歌单（流媒体收藏）</w:t>
-      </w:r>
-      <w:r>
-        <w:rPr>
-          <w:rFonts w:hint="eastAsia"/>
-          <w:lang w:val="zh-CN"/>
-        </w:rPr>
-        <w:t xml:space="preserve">：侧栏「在线歌单」分组：＋</w:t>
-      </w:r>
-      <w:r>
-        <w:rPr>
-          <w:lang w:val="zh-CN"/>
-        </w:rPr>
-        <w:t xml:space="preserve"> </w:t>
-      </w:r>
-      <w:r>
-        <w:rPr>
-          <w:rFonts w:hint="eastAsia"/>
-          <w:lang w:val="zh-CN"/>
-        </w:rPr>
-        <w:t xml:space="preserve">新建、✕</w:t>
-      </w:r>
-      <w:r>
-        <w:rPr>
-          <w:lang w:val="zh-CN"/>
-        </w:rPr>
-        <w:t xml:space="preserve"> </w:t>
-      </w:r>
-      <w:r>
-        <w:rPr>
-          <w:rFonts w:hint="eastAsia"/>
-          <w:lang w:val="zh-CN"/>
-        </w:rPr>
-        <w:t xml:space="preserve">删除、点列表名改名、▶</w:t>
-      </w:r>
-      <w:r>
-        <w:rPr>
-          <w:lang w:val="zh-CN"/>
-        </w:rPr>
-        <w:t xml:space="preserve"> </w:t>
-      </w:r>
-      <w:r>
-        <w:rPr>
-          <w:rFonts w:hint="eastAsia"/>
-          <w:lang w:val="zh-CN"/>
-        </w:rPr>
-        <w:t xml:space="preserve">播放</w:t>
-      </w:r>
-      <w:r>
-        <w:rPr>
-          <w:lang w:val="zh-CN"/>
-        </w:rPr>
-        <w:t xml:space="preserve"> / 🔀 </w:t>
-      </w:r>
-      <w:r>
-        <w:rPr>
-          <w:rFonts w:hint="eastAsia"/>
-          <w:lang w:val="zh-CN"/>
-        </w:rPr>
-        <w:t xml:space="preserve">随机播放、📥</w:t>
-      </w:r>
-      <w:r>
-        <w:rPr>
-          <w:lang w:val="zh-CN"/>
-        </w:rPr>
-        <w:t xml:space="preserve"> </w:t>
-      </w:r>
-      <w:r>
-        <w:rPr>
-          <w:rFonts w:hint="eastAsia"/>
-          <w:lang w:val="zh-CN"/>
-        </w:rPr>
-        <w:t xml:space="preserve">导入在线歌单（.anniespl）；右键歌单可「📤</w:t>
-      </w:r>
-      <w:r>
-        <w:rPr>
-          <w:lang w:val="zh-CN"/>
-        </w:rPr>
-        <w:t xml:space="preserve"> </w:t>
-      </w:r>
-      <w:r>
-        <w:rPr>
-          <w:rFonts w:hint="eastAsia"/>
-          <w:lang w:val="zh-CN"/>
-        </w:rPr>
-        <w:t xml:space="preserve">导出在线歌单…」生成</w:t>
-      </w:r>
-      <w:r>
-        <w:rPr>
-          <w:lang w:val="zh-CN"/>
-        </w:rPr>
-        <w:t xml:space="preserve"> .anniespl </w:t>
-      </w:r>
-      <w:r>
-        <w:rPr>
-          <w:rFonts w:hint="eastAsia"/>
-          <w:lang w:val="zh-CN"/>
-        </w:rPr>
-        <w:t xml:space="preserve">文件——流媒体曲目存平台</w:t>
-      </w:r>
-      <w:r>
-        <w:rPr>
-          <w:lang w:val="zh-CN"/>
-        </w:rPr>
-        <w:t xml:space="preserve"> ID </w:t>
-      </w:r>
-      <w:r>
-        <w:rPr>
-          <w:rFonts w:hint="eastAsia"/>
-          <w:lang w:val="zh-CN"/>
-        </w:rPr>
-        <w:t xml:space="preserve">快照（不依赖本地文件），拷到另一台电脑导入后联网即可播放，重装系统也能恢复；封面默认取第一首曲目封面（整专收藏即专辑封面）；歌单头部搜索框可在歌单内过滤定位；收藏存平台曲目信息（不存播放地址），每次播放现解析</w:t>
-      </w:r>
-      <w:r>
-        <w:rPr>
-          <w:lang w:val="zh-CN"/>
-        </w:rPr>
-        <w:t xml:space="preserve"> URL </w:t>
-      </w:r>
-      <w:r>
-        <w:rPr>
-          <w:rFonts w:hint="eastAsia"/>
-          <w:lang w:val="zh-CN"/>
-        </w:rPr>
-        <w:t xml:space="preserve">不怕过期，歌词/封面/独占输出全自动；与本地播放列表互不相混；行内</w:t>
-      </w:r>
-      <w:r>
-        <w:rPr>
-          <w:lang w:val="zh-CN"/>
-        </w:rPr>
-        <w:t xml:space="preserve"> ✕ </w:t>
-      </w:r>
-      <w:r>
-        <w:rPr>
-          <w:rFonts w:hint="eastAsia"/>
-          <w:lang w:val="zh-CN"/>
-        </w:rPr>
-        <w:t xml:space="preserve">移除单曲；在线播放联动全局播放模式（顺序/随机/单曲循环）</w:t>
+        <w:t xml:space="preserve">下载情况页（⬇）</w:t>
+      </w:r>
+      <w:r>
+        <w:rPr>
+          <w:rFonts w:hint="eastAsia"/>
+          <w:lang w:val="zh-CN"/>
+        </w:rPr>
+        <w:t xml:space="preserve">：侧栏「下载情况」统一管理所有下载任务：所有任务/正在下载/已暂停/出错/下载完成五标签切换；任务可暂停/继续/重试/移除/打开所在文件夹，进度条实时显示；出错标签一键重试，完成标签一键清空，另有「一键清空」移除全部任务（已下载完成的文件保留）；重启软件后未完成任务自动转为已暂停可继续；并发数与文件命名等在</w:t>
+      </w:r>
+      <w:r>
+        <w:rPr>
+          <w:lang w:val="zh-CN"/>
+        </w:rPr>
+        <w:t xml:space="preserve"> </w:t>
+      </w:r>
+      <w:r>
+        <w:rPr>
+          <w:rFonts w:hint="eastAsia"/>
+          <w:lang w:val="zh-CN"/>
+        </w:rPr>
+        <w:t xml:space="preserve">设置</w:t>
+      </w:r>
+      <w:r>
+        <w:rPr>
+          <w:lang w:val="zh-CN"/>
+        </w:rPr>
+        <w:t xml:space="preserve"> → </w:t>
+      </w:r>
+      <w:r>
+        <w:rPr>
+          <w:rFonts w:hint="eastAsia"/>
+          <w:lang w:val="zh-CN"/>
+        </w:rPr>
+        <w:t xml:space="preserve">下载</w:t>
+      </w:r>
+      <w:r>
+        <w:rPr>
+          <w:lang w:val="zh-CN"/>
+        </w:rPr>
+        <w:t xml:space="preserve"> </w:t>
+      </w:r>
+      <w:r>
+        <w:rPr>
+          <w:rFonts w:hint="eastAsia"/>
+          <w:lang w:val="zh-CN"/>
+        </w:rPr>
+        <w:t xml:space="preserve">调整</w:t>
       </w:r>
     </w:p>
     <w:p>
@@ -6311,174 +6280,40 @@
           <w:bCs/>
           <w:lang w:val="zh-CN"/>
         </w:rPr>
-        <w:t xml:space="preserve">Qobuz（侧栏</w:t>
-      </w:r>
-      <w:r>
-        <w:rPr>
-          <w:b/>
-          <w:bCs/>
-          <w:lang w:val="zh-CN"/>
-        </w:rPr>
-        <w:t xml:space="preserve"> </w:t>
-      </w:r>
-      <w:r>
-        <w:rPr>
-          <w:rFonts w:hint="eastAsia"/>
-          <w:b/>
-          <w:bCs/>
-          <w:lang w:val="zh-CN"/>
-        </w:rPr>
-        <w:t xml:space="preserve">🔷）</w:t>
-      </w:r>
-      <w:r>
-        <w:rPr>
-          <w:rFonts w:hint="eastAsia"/>
-          <w:lang w:val="zh-CN"/>
-        </w:rPr>
-        <w:t xml:space="preserve">：登录自己的</w:t>
-      </w:r>
-      <w:r>
-        <w:rPr>
-          <w:lang w:val="zh-CN"/>
-        </w:rPr>
-        <w:t xml:space="preserve"> Qobuz </w:t>
-      </w:r>
-      <w:r>
-        <w:rPr>
-          <w:rFonts w:hint="eastAsia"/>
-          <w:lang w:val="zh-CN"/>
-        </w:rPr>
-        <w:t xml:space="preserve">付费账号（邮箱+密码</w:t>
-      </w:r>
-      <w:r>
-        <w:rPr>
-          <w:lang w:val="zh-CN"/>
-        </w:rPr>
-        <w:t xml:space="preserve"> </w:t>
-      </w:r>
-      <w:r>
-        <w:rPr>
-          <w:rFonts w:hint="eastAsia"/>
-          <w:lang w:val="zh-CN"/>
-        </w:rPr>
-        <w:t xml:space="preserve">或</w:t>
-      </w:r>
-      <w:r>
-        <w:rPr>
-          <w:lang w:val="zh-CN"/>
-        </w:rPr>
-        <w:t xml:space="preserve"> </w:t>
-      </w:r>
-      <w:r>
-        <w:rPr>
-          <w:rFonts w:hint="eastAsia"/>
-          <w:lang w:val="zh-CN"/>
-        </w:rPr>
-        <w:t xml:space="preserve">user_auth_token，凭据仅本机加密保存）：搜索专辑/单曲/歌单，收藏专辑/收藏单曲/我的歌单快捷入口，详情页点曲目即播——最高</w:t>
-      </w:r>
-      <w:r>
-        <w:rPr>
-          <w:lang w:val="zh-CN"/>
-        </w:rPr>
-        <w:t xml:space="preserve"> 24bit/192kHz FLAC </w:t>
-      </w:r>
-      <w:r>
-        <w:rPr>
-          <w:rFonts w:hint="eastAsia"/>
-          <w:lang w:val="zh-CN"/>
-        </w:rPr>
-        <w:t xml:space="preserve">直链，bit-perfect</w:t>
-      </w:r>
-      <w:r>
-        <w:rPr>
-          <w:lang w:val="zh-CN"/>
-        </w:rPr>
-        <w:t xml:space="preserve"> </w:t>
-      </w:r>
-      <w:r>
-        <w:rPr>
-          <w:rFonts w:hint="eastAsia"/>
-          <w:lang w:val="zh-CN"/>
-        </w:rPr>
-        <w:t xml:space="preserve">独占输出与本地同一管线；专辑/歌单/搜索结果整表即播放队列，播完自动接下一首（联动全局播放模式：顺序/随机/单曲循环），上一首/下一首按钮正常生效；歌词按「LRCLIB</w:t>
-      </w:r>
-      <w:r>
-        <w:rPr>
-          <w:lang w:val="zh-CN"/>
-        </w:rPr>
-        <w:t xml:space="preserve"> </w:t>
-      </w:r>
-      <w:r>
-        <w:rPr>
-          <w:rFonts w:hint="eastAsia"/>
-          <w:lang w:val="zh-CN"/>
-        </w:rPr>
-        <w:t xml:space="preserve">优先</w:t>
-      </w:r>
-      <w:r>
-        <w:rPr>
-          <w:lang w:val="zh-CN"/>
-        </w:rPr>
-        <w:t xml:space="preserve"> → </w:t>
-      </w:r>
-      <w:r>
-        <w:rPr>
-          <w:rFonts w:hint="eastAsia"/>
-          <w:lang w:val="zh-CN"/>
-        </w:rPr>
-        <w:t xml:space="preserve">五大平台兜底」匹配（Qobuz</w:t>
-      </w:r>
-      <w:r>
-        <w:rPr>
-          <w:lang w:val="zh-CN"/>
-        </w:rPr>
-        <w:t xml:space="preserve"> </w:t>
-      </w:r>
-      <w:r>
-        <w:rPr>
-          <w:rFonts w:hint="eastAsia"/>
-          <w:lang w:val="zh-CN"/>
-        </w:rPr>
-        <w:t xml:space="preserve">无歌词接口，含翻译行）；音质四档可选，顶栏实时显示播放音质；详情页</w:t>
-      </w:r>
-      <w:r>
-        <w:rPr>
-          <w:lang w:val="zh-CN"/>
-        </w:rPr>
-        <w:t xml:space="preserve"> ♥ </w:t>
-      </w:r>
-      <w:r>
-        <w:rPr>
-          <w:rFonts w:hint="eastAsia"/>
-          <w:lang w:val="zh-CN"/>
-        </w:rPr>
-        <w:t xml:space="preserve">收藏专辑/歌单到</w:t>
-      </w:r>
-      <w:r>
-        <w:rPr>
-          <w:lang w:val="zh-CN"/>
-        </w:rPr>
-        <w:t xml:space="preserve"> Qobuz </w:t>
-      </w:r>
-      <w:r>
-        <w:rPr>
-          <w:rFonts w:hint="eastAsia"/>
-          <w:lang w:val="zh-CN"/>
-        </w:rPr>
-        <w:t xml:space="preserve">账号（与官方</w:t>
-      </w:r>
-      <w:r>
-        <w:rPr>
-          <w:lang w:val="zh-CN"/>
-        </w:rPr>
-        <w:t xml:space="preserve"> App </w:t>
-      </w:r>
-      <w:r>
-        <w:rPr>
-          <w:rFonts w:hint="eastAsia"/>
-          <w:lang w:val="zh-CN"/>
-        </w:rPr>
-        <w:t xml:space="preserve">实时同步，再点取消）</w:t>
+        <w:t xml:space="preserve">下载音质与续传（V4.6.3）</w:t>
+      </w:r>
+      <w:r>
+        <w:rPr>
+          <w:rFonts w:hint="eastAsia"/>
+          <w:lang w:val="zh-CN"/>
+        </w:rPr>
+        <w:t xml:space="preserve">：点下载弹音质选择窗：单曲按该曲音质清单出按钮（带文件大小），多选/批量下载自动按每首歌各自最高音质入队（上限</w:t>
+      </w:r>
+      <w:r>
+        <w:rPr>
+          <w:lang w:val="zh-CN"/>
+        </w:rPr>
+        <w:t xml:space="preserve"> </w:t>
+      </w:r>
+      <w:r>
+        <w:rPr>
+          <w:rFonts w:hint="eastAsia"/>
+          <w:lang w:val="zh-CN"/>
+        </w:rPr>
+        <w:t xml:space="preserve">Hi-Res）；任务锁定所选音质不再静默降级，失败可重试；断点续传——暂停/断网保留半成品，继续从断点接着下，链接过期自动重新取址续传；自动换源——当前平台失败时跨平台找同歌重下（设置可关）；同一首歌可下载多个音质共存；QQ</w:t>
+      </w:r>
+      <w:r>
+        <w:rPr>
+          <w:lang w:val="zh-CN"/>
+        </w:rPr>
+        <w:t xml:space="preserve"> mflac/mgg </w:t>
+      </w:r>
+      <w:r>
+        <w:rPr>
+          <w:rFonts w:hint="eastAsia"/>
+          <w:lang w:val="zh-CN"/>
+        </w:rPr>
+        <w:t xml:space="preserve">等加密格式自动拒收并换源</w:t>
       </w:r>
     </w:p>
     <w:p>
@@ -6491,66 +6326,110 @@
       </w:pPr>
       <w:r>
         <w:rPr>
-          <w:b/>
-          <w:bCs/>
-          <w:lang w:val="zh-CN"/>
-        </w:rPr>
-        <w:t xml:space="preserve">Qobuz </w:t>
-      </w:r>
-      <w:r>
-        <w:rPr>
-          <w:rFonts w:hint="eastAsia"/>
-          <w:b/>
-          <w:bCs/>
-          <w:lang w:val="zh-CN"/>
-        </w:rPr>
-        <w:t xml:space="preserve">下载</w:t>
-      </w:r>
-      <w:r>
-        <w:rPr>
-          <w:rFonts w:hint="eastAsia"/>
-          <w:lang w:val="zh-CN"/>
-        </w:rPr>
-        <w:t xml:space="preserve">：曲目行</w:t>
-      </w:r>
-      <w:r>
-        <w:rPr>
-          <w:lang w:val="zh-CN"/>
-        </w:rPr>
-        <w:t xml:space="preserve"> ⬇ </w:t>
-      </w:r>
-      <w:r>
-        <w:rPr>
-          <w:rFonts w:hint="eastAsia"/>
-          <w:lang w:val="zh-CN"/>
-        </w:rPr>
-        <w:t xml:space="preserve">单曲下载</w:t>
-      </w:r>
-      <w:r>
-        <w:rPr>
-          <w:lang w:val="zh-CN"/>
-        </w:rPr>
-        <w:t xml:space="preserve"> / </w:t>
-      </w:r>
-      <w:r>
-        <w:rPr>
-          <w:rFonts w:hint="eastAsia"/>
-          <w:lang w:val="zh-CN"/>
-        </w:rPr>
-        <w:t xml:space="preserve">详情页「下载全部」；粘贴</w:t>
-      </w:r>
-      <w:r>
-        <w:rPr>
-          <w:lang w:val="zh-CN"/>
-        </w:rPr>
-        <w:t xml:space="preserve"> Qobuz </w:t>
-      </w:r>
-      <w:r>
-        <w:rPr>
-          <w:rFonts w:hint="eastAsia"/>
-          <w:lang w:val="zh-CN"/>
-        </w:rPr>
-        <w:t xml:space="preserve">链接或</w:t>
+          <w:rFonts w:hint="eastAsia"/>
+          <w:b/>
+          <w:bCs/>
+          <w:lang w:val="zh-CN"/>
+        </w:rPr>
+        <w:t xml:space="preserve">在线歌单（流媒体收藏）</w:t>
+      </w:r>
+      <w:r>
+        <w:rPr>
+          <w:rFonts w:hint="eastAsia"/>
+          <w:lang w:val="zh-CN"/>
+        </w:rPr>
+        <w:t xml:space="preserve">：侧栏「在线歌单」分组：＋</w:t>
+      </w:r>
+      <w:r>
+        <w:rPr>
+          <w:lang w:val="zh-CN"/>
+        </w:rPr>
+        <w:t xml:space="preserve"> </w:t>
+      </w:r>
+      <w:r>
+        <w:rPr>
+          <w:rFonts w:hint="eastAsia"/>
+          <w:lang w:val="zh-CN"/>
+        </w:rPr>
+        <w:t xml:space="preserve">新建、✕</w:t>
+      </w:r>
+      <w:r>
+        <w:rPr>
+          <w:lang w:val="zh-CN"/>
+        </w:rPr>
+        <w:t xml:space="preserve"> </w:t>
+      </w:r>
+      <w:r>
+        <w:rPr>
+          <w:rFonts w:hint="eastAsia"/>
+          <w:lang w:val="zh-CN"/>
+        </w:rPr>
+        <w:t xml:space="preserve">删除、点列表名改名、▶</w:t>
+      </w:r>
+      <w:r>
+        <w:rPr>
+          <w:lang w:val="zh-CN"/>
+        </w:rPr>
+        <w:t xml:space="preserve"> </w:t>
+      </w:r>
+      <w:r>
+        <w:rPr>
+          <w:rFonts w:hint="eastAsia"/>
+          <w:lang w:val="zh-CN"/>
+        </w:rPr>
+        <w:t xml:space="preserve">播放</w:t>
+      </w:r>
+      <w:r>
+        <w:rPr>
+          <w:lang w:val="zh-CN"/>
+        </w:rPr>
+        <w:t xml:space="preserve"> / 🔀 </w:t>
+      </w:r>
+      <w:r>
+        <w:rPr>
+          <w:rFonts w:hint="eastAsia"/>
+          <w:lang w:val="zh-CN"/>
+        </w:rPr>
+        <w:t xml:space="preserve">随机播放、📥</w:t>
+      </w:r>
+      <w:r>
+        <w:rPr>
+          <w:lang w:val="zh-CN"/>
+        </w:rPr>
+        <w:t xml:space="preserve"> </w:t>
+      </w:r>
+      <w:r>
+        <w:rPr>
+          <w:rFonts w:hint="eastAsia"/>
+          <w:lang w:val="zh-CN"/>
+        </w:rPr>
+        <w:t xml:space="preserve">导入在线歌单（.anniespl）；右键歌单可「📤</w:t>
+      </w:r>
+      <w:r>
+        <w:rPr>
+          <w:lang w:val="zh-CN"/>
+        </w:rPr>
+        <w:t xml:space="preserve"> </w:t>
+      </w:r>
+      <w:r>
+        <w:rPr>
+          <w:rFonts w:hint="eastAsia"/>
+          <w:lang w:val="zh-CN"/>
+        </w:rPr>
+        <w:t xml:space="preserve">导出在线歌单…」生成</w:t>
+      </w:r>
+      <w:r>
+        <w:rPr>
+          <w:lang w:val="zh-CN"/>
+        </w:rPr>
+        <w:t xml:space="preserve"> .anniespl </w:t>
+      </w:r>
+      <w:r>
+        <w:rPr>
+          <w:rFonts w:hint="eastAsia"/>
+          <w:lang w:val="zh-CN"/>
+        </w:rPr>
+        <w:t xml:space="preserve">文件——流媒体曲目存平台</w:t>
       </w:r>
       <w:r>
         <w:rPr>
@@ -6563,163 +6442,33 @@
           <w:rFonts w:hint="eastAsia"/>
           <w:lang w:val="zh-CN"/>
         </w:rPr>
-        <w:t xml:space="preserve">解析：专辑/歌单链接直接打开完整曲目详情（可逐首播放、逐首下载，顶部保留「下载全部」与</w:t>
-      </w:r>
-      <w:r>
-        <w:rPr>
-          <w:lang w:val="zh-CN"/>
-        </w:rPr>
-        <w:t xml:space="preserve"> ♥ </w:t>
-      </w:r>
-      <w:r>
-        <w:rPr>
-          <w:rFonts w:hint="eastAsia"/>
-          <w:lang w:val="zh-CN"/>
-        </w:rPr>
-        <w:t xml:space="preserve">收藏），单曲链接仍是横幅一键下载；并发</w:t>
-      </w:r>
-      <w:r>
-        <w:rPr>
-          <w:lang w:val="zh-CN"/>
-        </w:rPr>
-        <w:t xml:space="preserve"> 3 + </w:t>
-      </w:r>
-      <w:r>
-        <w:rPr>
-          <w:rFonts w:hint="eastAsia"/>
-          <w:lang w:val="zh-CN"/>
-        </w:rPr>
-        <w:t xml:space="preserve">失败自动重试</w:t>
-      </w:r>
-      <w:r>
-        <w:rPr>
-          <w:lang w:val="zh-CN"/>
-        </w:rPr>
-        <w:t xml:space="preserve"> + </w:t>
-      </w:r>
-      <w:r>
-        <w:rPr>
-          <w:rFonts w:hint="eastAsia"/>
-          <w:lang w:val="zh-CN"/>
-        </w:rPr>
-        <w:t xml:space="preserve">断点续传</w:t>
-      </w:r>
-      <w:r>
-        <w:rPr>
-          <w:lang w:val="zh-CN"/>
-        </w:rPr>
-        <w:t xml:space="preserve"> + </w:t>
-      </w:r>
-      <w:r>
-        <w:rPr>
-          <w:rFonts w:hint="eastAsia"/>
-          <w:lang w:val="zh-CN"/>
-        </w:rPr>
-        <w:t xml:space="preserve">落盘校验音频文件头（地区限制拦截不再存成假文件）；落盘自动写入全套标签（标题/艺人/专辑/专辑艺术家/曲目号/碟号/年份/流派/厂牌/作曲家）并嵌入封面，歌词按「LRCLIB</w:t>
-      </w:r>
-      <w:r>
-        <w:rPr>
-          <w:lang w:val="zh-CN"/>
-        </w:rPr>
-        <w:t xml:space="preserve"> </w:t>
-      </w:r>
-      <w:r>
-        <w:rPr>
-          <w:rFonts w:hint="eastAsia"/>
-          <w:lang w:val="zh-CN"/>
-        </w:rPr>
-        <w:t xml:space="preserve">优先</w:t>
-      </w:r>
-      <w:r>
-        <w:rPr>
-          <w:lang w:val="zh-CN"/>
-        </w:rPr>
-        <w:t xml:space="preserve"> → </w:t>
-      </w:r>
-      <w:r>
-        <w:rPr>
-          <w:rFonts w:hint="eastAsia"/>
-          <w:lang w:val="zh-CN"/>
-        </w:rPr>
-        <w:t xml:space="preserve">五大平台兜底」自动补全（嵌入</w:t>
-      </w:r>
-      <w:r>
-        <w:rPr>
-          <w:lang w:val="zh-CN"/>
-        </w:rPr>
-        <w:t xml:space="preserve"> + </w:t>
-      </w:r>
-      <w:r>
-        <w:rPr>
-          <w:rFonts w:hint="eastAsia"/>
-          <w:lang w:val="zh-CN"/>
-        </w:rPr>
-        <w:t xml:space="preserve">旁挂</w:t>
-      </w:r>
-      <w:r>
-        <w:rPr>
-          <w:lang w:val="zh-CN"/>
-        </w:rPr>
-        <w:t xml:space="preserve"> </w:t>
-      </w:r>
-      <w:r>
-        <w:rPr>
-          <w:rFonts w:hint="eastAsia"/>
-          <w:lang w:val="zh-CN"/>
-        </w:rPr>
-        <w:t xml:space="preserve">.lrc，多首都无匹配时只统一提醒一次）；已下载的旧文件重新加入下载队列即可只补标签不重复下载；专辑自动按「艺人</w:t>
-      </w:r>
-      <w:r>
-        <w:rPr>
-          <w:lang w:val="zh-CN"/>
-        </w:rPr>
-        <w:t xml:space="preserve"> - </w:t>
-      </w:r>
-      <w:r>
-        <w:rPr>
-          <w:rFonts w:hint="eastAsia"/>
-          <w:lang w:val="zh-CN"/>
-        </w:rPr>
-        <w:t xml:space="preserve">专辑</w:t>
-      </w:r>
-      <w:r>
-        <w:rPr>
-          <w:lang w:val="zh-CN"/>
-        </w:rPr>
-        <w:t xml:space="preserve"> / </w:t>
-      </w:r>
-      <w:r>
-        <w:rPr>
-          <w:rFonts w:hint="eastAsia"/>
-          <w:lang w:val="zh-CN"/>
-        </w:rPr>
-        <w:t xml:space="preserve">序号</w:t>
-      </w:r>
-      <w:r>
-        <w:rPr>
-          <w:lang w:val="zh-CN"/>
-        </w:rPr>
-        <w:t xml:space="preserve"> - </w:t>
-      </w:r>
-      <w:r>
-        <w:rPr>
-          <w:rFonts w:hint="eastAsia"/>
-          <w:lang w:val="zh-CN"/>
-        </w:rPr>
-        <w:t xml:space="preserve">标题」归档；账号栏</w:t>
-      </w:r>
-      <w:r>
-        <w:rPr>
-          <w:lang w:val="zh-CN"/>
-        </w:rPr>
-        <w:t xml:space="preserve"> 📁 </w:t>
-      </w:r>
-      <w:r>
-        <w:rPr>
-          <w:rFonts w:hint="eastAsia"/>
-          <w:lang w:val="zh-CN"/>
-        </w:rPr>
-        <w:t xml:space="preserve">自选下载目录（默认与流媒体下载目录相同，可一键恢复默认）</w:t>
+        <w:t xml:space="preserve">快照（不依赖本地文件），拷到另一台电脑导入后联网即可播放，重装系统也能恢复；封面默认取第一首曲目封面（整专收藏即专辑封面）；歌单头部搜索框可在歌单内过滤定位；收藏存平台曲目信息（不存播放地址），每次播放现解析</w:t>
+      </w:r>
+      <w:r>
+        <w:rPr>
+          <w:lang w:val="zh-CN"/>
+        </w:rPr>
+        <w:t xml:space="preserve"> URL </w:t>
+      </w:r>
+      <w:r>
+        <w:rPr>
+          <w:rFonts w:hint="eastAsia"/>
+          <w:lang w:val="zh-CN"/>
+        </w:rPr>
+        <w:t xml:space="preserve">不怕过期，歌词/封面/独占输出全自动；与本地播放列表互不相混；行内</w:t>
+      </w:r>
+      <w:r>
+        <w:rPr>
+          <w:lang w:val="zh-CN"/>
+        </w:rPr>
+        <w:t xml:space="preserve"> ✕ </w:t>
+      </w:r>
+      <w:r>
+        <w:rPr>
+          <w:rFonts w:hint="eastAsia"/>
+          <w:lang w:val="zh-CN"/>
+        </w:rPr>
+        <w:t xml:space="preserve">移除单曲；在线播放联动全局播放模式（顺序/随机/单曲循环）</w:t>
       </w:r>
     </w:p>
     <w:p>
@@ -6732,109 +6481,114 @@
       </w:pPr>
       <w:r>
         <w:rPr>
-          <w:b/>
-          <w:bCs/>
-          <w:lang w:val="zh-CN"/>
-        </w:rPr>
-        <w:t xml:space="preserve">Apple Music </w:t>
-      </w:r>
-      <w:r>
-        <w:rPr>
-          <w:rFonts w:hint="eastAsia"/>
-          <w:b/>
-          <w:bCs/>
-          <w:lang w:val="zh-CN"/>
-        </w:rPr>
-        <w:t xml:space="preserve">音源（侧栏</w:t>
-      </w:r>
-      <w:r>
-        <w:rPr>
-          <w:b/>
-          <w:bCs/>
-          <w:lang w:val="zh-CN"/>
-        </w:rPr>
-        <w:t xml:space="preserve"> </w:t>
-      </w:r>
-      <w:r>
-        <w:rPr>
-          <w:rFonts w:hint="eastAsia"/>
-          <w:b/>
-          <w:bCs/>
-          <w:lang w:val="zh-CN"/>
-        </w:rPr>
-        <w:t xml:space="preserve">🍎，实验性）</w:t>
-      </w:r>
-      <w:r>
-        <w:rPr>
-          <w:rFonts w:hint="eastAsia"/>
-          <w:lang w:val="zh-CN"/>
-        </w:rPr>
-        <w:t xml:space="preserve">：（V4.6</w:t>
-      </w:r>
-      <w:r>
-        <w:rPr>
-          <w:lang w:val="zh-CN"/>
-        </w:rPr>
-        <w:t xml:space="preserve"> </w:t>
-      </w:r>
-      <w:r>
-        <w:rPr>
-          <w:rFonts w:hint="eastAsia"/>
-          <w:lang w:val="zh-CN"/>
-        </w:rPr>
-        <w:t xml:space="preserve">新增，实验性功能：开发难度大，实际效果暂时无法保证，请等待后续版本）首次进入按引导登录自己的</w:t>
-      </w:r>
-      <w:r>
-        <w:rPr>
-          <w:lang w:val="zh-CN"/>
-        </w:rPr>
-        <w:t xml:space="preserve"> Apple </w:t>
-      </w:r>
-      <w:r>
-        <w:rPr>
-          <w:rFonts w:hint="eastAsia"/>
-          <w:lang w:val="zh-CN"/>
-        </w:rPr>
-        <w:t xml:space="preserve">账号（支持两步验证，建议专用小号）；之后可搜索歌曲/专辑、粘贴链接解析（单曲/专辑/歌单）；播放音质两档——ALAC</w:t>
-      </w:r>
-      <w:r>
-        <w:rPr>
-          <w:lang w:val="zh-CN"/>
-        </w:rPr>
-        <w:t xml:space="preserve"> </w:t>
-      </w:r>
-      <w:r>
-        <w:rPr>
-          <w:rFonts w:hint="eastAsia"/>
-          <w:lang w:val="zh-CN"/>
-        </w:rPr>
-        <w:t xml:space="preserve">无损（流式，最高</w:t>
-      </w:r>
-      <w:r>
-        <w:rPr>
-          <w:lang w:val="zh-CN"/>
-        </w:rPr>
-        <w:t xml:space="preserve"> </w:t>
-      </w:r>
-      <w:r>
-        <w:rPr>
-          <w:rFonts w:hint="eastAsia"/>
-          <w:lang w:val="zh-CN"/>
-        </w:rPr>
-        <w:t xml:space="preserve">24bit/192kHz）/</w:t>
-      </w:r>
-      <w:r>
-        <w:rPr>
-          <w:lang w:val="zh-CN"/>
-        </w:rPr>
-        <w:t xml:space="preserve"> AAC </w:t>
-      </w:r>
-      <w:r>
-        <w:rPr>
-          <w:rFonts w:hint="eastAsia"/>
-          <w:lang w:val="zh-CN"/>
-        </w:rPr>
-        <w:t xml:space="preserve">256K（起播快，缓冲式）；播放时底部弹出加载进度卡（解析播放列表</w:t>
+          <w:rFonts w:hint="eastAsia"/>
+          <w:b/>
+          <w:bCs/>
+          <w:lang w:val="zh-CN"/>
+        </w:rPr>
+        <w:t xml:space="preserve">Qobuz（侧栏</w:t>
+      </w:r>
+      <w:r>
+        <w:rPr>
+          <w:b/>
+          <w:bCs/>
+          <w:lang w:val="zh-CN"/>
+        </w:rPr>
+        <w:t xml:space="preserve"> </w:t>
+      </w:r>
+      <w:r>
+        <w:rPr>
+          <w:rFonts w:hint="eastAsia"/>
+          <w:b/>
+          <w:bCs/>
+          <w:lang w:val="zh-CN"/>
+        </w:rPr>
+        <w:t xml:space="preserve">🔷）</w:t>
+      </w:r>
+      <w:r>
+        <w:rPr>
+          <w:rFonts w:hint="eastAsia"/>
+          <w:lang w:val="zh-CN"/>
+        </w:rPr>
+        <w:t xml:space="preserve">：登录自己的</w:t>
+      </w:r>
+      <w:r>
+        <w:rPr>
+          <w:lang w:val="zh-CN"/>
+        </w:rPr>
+        <w:t xml:space="preserve"> Qobuz </w:t>
+      </w:r>
+      <w:r>
+        <w:rPr>
+          <w:rFonts w:hint="eastAsia"/>
+          <w:lang w:val="zh-CN"/>
+        </w:rPr>
+        <w:t xml:space="preserve">付费账号（邮箱+密码</w:t>
+      </w:r>
+      <w:r>
+        <w:rPr>
+          <w:lang w:val="zh-CN"/>
+        </w:rPr>
+        <w:t xml:space="preserve"> </w:t>
+      </w:r>
+      <w:r>
+        <w:rPr>
+          <w:rFonts w:hint="eastAsia"/>
+          <w:lang w:val="zh-CN"/>
+        </w:rPr>
+        <w:t xml:space="preserve">或</w:t>
+      </w:r>
+      <w:r>
+        <w:rPr>
+          <w:lang w:val="zh-CN"/>
+        </w:rPr>
+        <w:t xml:space="preserve"> </w:t>
+      </w:r>
+      <w:r>
+        <w:rPr>
+          <w:rFonts w:hint="eastAsia"/>
+          <w:lang w:val="zh-CN"/>
+        </w:rPr>
+        <w:t xml:space="preserve">user_auth_token，凭据仅本机加密保存）：搜索专辑/单曲/歌单，收藏专辑/收藏单曲/我的歌单快捷入口，详情页点曲目即播——最高</w:t>
+      </w:r>
+      <w:r>
+        <w:rPr>
+          <w:lang w:val="zh-CN"/>
+        </w:rPr>
+        <w:t xml:space="preserve"> 24bit/192kHz FLAC </w:t>
+      </w:r>
+      <w:r>
+        <w:rPr>
+          <w:rFonts w:hint="eastAsia"/>
+          <w:lang w:val="zh-CN"/>
+        </w:rPr>
+        <w:t xml:space="preserve">直链，bit-perfect</w:t>
+      </w:r>
+      <w:r>
+        <w:rPr>
+          <w:lang w:val="zh-CN"/>
+        </w:rPr>
+        <w:t xml:space="preserve"> </w:t>
+      </w:r>
+      <w:r>
+        <w:rPr>
+          <w:rFonts w:hint="eastAsia"/>
+          <w:lang w:val="zh-CN"/>
+        </w:rPr>
+        <w:t xml:space="preserve">独占输出与本地同一管线；专辑/歌单/搜索结果整表即播放队列，播完自动接下一首（联动全局播放模式：顺序/随机/单曲循环），上一首/下一首按钮正常生效；歌词按「LRCLIB</w:t>
+      </w:r>
+      <w:r>
+        <w:rPr>
+          <w:lang w:val="zh-CN"/>
+        </w:rPr>
+        <w:t xml:space="preserve"> </w:t>
+      </w:r>
+      <w:r>
+        <w:rPr>
+          <w:rFonts w:hint="eastAsia"/>
+          <w:lang w:val="zh-CN"/>
+        </w:rPr>
+        <w:t xml:space="preserve">优先</w:t>
       </w:r>
       <w:r>
         <w:rPr>
@@ -6847,33 +6601,59 @@
           <w:rFonts w:hint="eastAsia"/>
           <w:lang w:val="zh-CN"/>
         </w:rPr>
-        <w:t xml:space="preserve">获取密钥</w:t>
-      </w:r>
-      <w:r>
-        <w:rPr>
-          <w:lang w:val="zh-CN"/>
-        </w:rPr>
-        <w:t xml:space="preserve"> → </w:t>
-      </w:r>
-      <w:r>
-        <w:rPr>
-          <w:rFonts w:hint="eastAsia"/>
-          <w:lang w:val="zh-CN"/>
-        </w:rPr>
-        <w:t xml:space="preserve">下载分片逐阶段显示，真正出声后显示「加载成功」）；下载音质五档（AAC</w:t>
-      </w:r>
-      <w:r>
-        <w:rPr>
-          <w:lang w:val="zh-CN"/>
-        </w:rPr>
-        <w:t xml:space="preserve"> 256K/128K、HE-AAC 64K、ALAC </w:t>
-      </w:r>
-      <w:r>
-        <w:rPr>
-          <w:rFonts w:hint="eastAsia"/>
-          <w:lang w:val="zh-CN"/>
-        </w:rPr>
-        <w:t xml:space="preserve">无损、杜比全景声），落盘自动写入全套标签/封面/歌词</w:t>
+        <w:t xml:space="preserve">五大平台兜底」匹配（Qobuz</w:t>
+      </w:r>
+      <w:r>
+        <w:rPr>
+          <w:lang w:val="zh-CN"/>
+        </w:rPr>
+        <w:t xml:space="preserve"> </w:t>
+      </w:r>
+      <w:r>
+        <w:rPr>
+          <w:rFonts w:hint="eastAsia"/>
+          <w:lang w:val="zh-CN"/>
+        </w:rPr>
+        <w:t xml:space="preserve">无歌词接口，含翻译行）；音质四档可选，顶栏实时显示播放音质；详情页</w:t>
+      </w:r>
+      <w:r>
+        <w:rPr>
+          <w:lang w:val="zh-CN"/>
+        </w:rPr>
+        <w:t xml:space="preserve"> ♥ </w:t>
+      </w:r>
+      <w:r>
+        <w:rPr>
+          <w:rFonts w:hint="eastAsia"/>
+          <w:lang w:val="zh-CN"/>
+        </w:rPr>
+        <w:t xml:space="preserve">收藏专辑/歌单到</w:t>
+      </w:r>
+      <w:r>
+        <w:rPr>
+          <w:lang w:val="zh-CN"/>
+        </w:rPr>
+        <w:t xml:space="preserve"> Qobuz </w:t>
+      </w:r>
+      <w:r>
+        <w:rPr>
+          <w:rFonts w:hint="eastAsia"/>
+          <w:lang w:val="zh-CN"/>
+        </w:rPr>
+        <w:t xml:space="preserve">账号（与官方</w:t>
+      </w:r>
+      <w:r>
+        <w:rPr>
+          <w:lang w:val="zh-CN"/>
+        </w:rPr>
+        <w:t xml:space="preserve"> App </w:t>
+      </w:r>
+      <w:r>
+        <w:rPr>
+          <w:rFonts w:hint="eastAsia"/>
+          <w:lang w:val="zh-CN"/>
+        </w:rPr>
+        <w:t xml:space="preserve">实时同步，再点取消）</w:t>
       </w:r>
     </w:p>
     <w:p>
@@ -6886,75 +6666,235 @@
       </w:pPr>
       <w:r>
         <w:rPr>
-          <w:rFonts w:hint="eastAsia"/>
-          <w:b/>
-          <w:bCs/>
-          <w:lang w:val="zh-CN"/>
-        </w:rPr>
-        <w:t xml:space="preserve">待播清单</w:t>
-      </w:r>
-      <w:r>
-        <w:rPr>
-          <w:b/>
-          <w:bCs/>
-          <w:lang w:val="zh-CN"/>
-        </w:rPr>
-        <w:t xml:space="preserve"> · </w:t>
-      </w:r>
-      <w:r>
-        <w:rPr>
-          <w:rFonts w:hint="eastAsia"/>
-          <w:b/>
-          <w:bCs/>
-          <w:lang w:val="zh-CN"/>
-        </w:rPr>
-        <w:t xml:space="preserve">快速插队</w:t>
-      </w:r>
-      <w:r>
-        <w:rPr>
-          <w:rFonts w:hint="eastAsia"/>
-          <w:lang w:val="zh-CN"/>
-        </w:rPr>
-        <w:t xml:space="preserve">：（V4.6</w:t>
-      </w:r>
-      <w:r>
-        <w:rPr>
-          <w:lang w:val="zh-CN"/>
-        </w:rPr>
-        <w:t xml:space="preserve"> </w:t>
-      </w:r>
-      <w:r>
-        <w:rPr>
-          <w:rFonts w:hint="eastAsia"/>
-          <w:lang w:val="zh-CN"/>
-        </w:rPr>
-        <w:t xml:space="preserve">新增）歌曲右键「▶️</w:t>
-      </w:r>
-      <w:r>
-        <w:rPr>
-          <w:lang w:val="zh-CN"/>
-        </w:rPr>
-        <w:t xml:space="preserve"> </w:t>
-      </w:r>
-      <w:r>
-        <w:rPr>
-          <w:rFonts w:hint="eastAsia"/>
-          <w:lang w:val="zh-CN"/>
-        </w:rPr>
-        <w:t xml:space="preserve">下一首播放」插到当前曲之后；多选后工具条「⏭️</w:t>
-      </w:r>
-      <w:r>
-        <w:rPr>
-          <w:lang w:val="zh-CN"/>
-        </w:rPr>
-        <w:t xml:space="preserve"> </w:t>
-      </w:r>
-      <w:r>
-        <w:rPr>
-          <w:rFonts w:hint="eastAsia"/>
-          <w:lang w:val="zh-CN"/>
-        </w:rPr>
-        <w:t xml:space="preserve">添加到待播清单」追加到队列末尾；队列允许同一首歌出现多次（高亮按行判定）；插入/追加时已打开的待播面板保持滚动位置不跳顶</w:t>
+          <w:b/>
+          <w:bCs/>
+          <w:lang w:val="zh-CN"/>
+        </w:rPr>
+        <w:t xml:space="preserve">Qobuz </w:t>
+      </w:r>
+      <w:r>
+        <w:rPr>
+          <w:rFonts w:hint="eastAsia"/>
+          <w:b/>
+          <w:bCs/>
+          <w:lang w:val="zh-CN"/>
+        </w:rPr>
+        <w:t xml:space="preserve">下载</w:t>
+      </w:r>
+      <w:r>
+        <w:rPr>
+          <w:rFonts w:hint="eastAsia"/>
+          <w:lang w:val="zh-CN"/>
+        </w:rPr>
+        <w:t xml:space="preserve">：曲目行</w:t>
+      </w:r>
+      <w:r>
+        <w:rPr>
+          <w:lang w:val="zh-CN"/>
+        </w:rPr>
+        <w:t xml:space="preserve"> ⬇ </w:t>
+      </w:r>
+      <w:r>
+        <w:rPr>
+          <w:rFonts w:hint="eastAsia"/>
+          <w:lang w:val="zh-CN"/>
+        </w:rPr>
+        <w:t xml:space="preserve">单曲下载</w:t>
+      </w:r>
+      <w:r>
+        <w:rPr>
+          <w:lang w:val="zh-CN"/>
+        </w:rPr>
+        <w:t xml:space="preserve"> / </w:t>
+      </w:r>
+      <w:r>
+        <w:rPr>
+          <w:rFonts w:hint="eastAsia"/>
+          <w:lang w:val="zh-CN"/>
+        </w:rPr>
+        <w:t xml:space="preserve">详情页「下载全部」；粘贴</w:t>
+      </w:r>
+      <w:r>
+        <w:rPr>
+          <w:lang w:val="zh-CN"/>
+        </w:rPr>
+        <w:t xml:space="preserve"> Qobuz </w:t>
+      </w:r>
+      <w:r>
+        <w:rPr>
+          <w:rFonts w:hint="eastAsia"/>
+          <w:lang w:val="zh-CN"/>
+        </w:rPr>
+        <w:t xml:space="preserve">链接或</w:t>
+      </w:r>
+      <w:r>
+        <w:rPr>
+          <w:lang w:val="zh-CN"/>
+        </w:rPr>
+        <w:t xml:space="preserve"> ID </w:t>
+      </w:r>
+      <w:r>
+        <w:rPr>
+          <w:rFonts w:hint="eastAsia"/>
+          <w:lang w:val="zh-CN"/>
+        </w:rPr>
+        <w:t xml:space="preserve">解析：专辑/歌单链接直接打开完整曲目详情（可逐首播放、逐首下载，顶部保留「下载全部」与</w:t>
+      </w:r>
+      <w:r>
+        <w:rPr>
+          <w:lang w:val="zh-CN"/>
+        </w:rPr>
+        <w:t xml:space="preserve"> ♥ </w:t>
+      </w:r>
+      <w:r>
+        <w:rPr>
+          <w:rFonts w:hint="eastAsia"/>
+          <w:lang w:val="zh-CN"/>
+        </w:rPr>
+        <w:t xml:space="preserve">收藏），单曲链接仍是横幅一键下载；并发</w:t>
+      </w:r>
+      <w:r>
+        <w:rPr>
+          <w:lang w:val="zh-CN"/>
+        </w:rPr>
+        <w:t xml:space="preserve"> 3 + </w:t>
+      </w:r>
+      <w:r>
+        <w:rPr>
+          <w:rFonts w:hint="eastAsia"/>
+          <w:lang w:val="zh-CN"/>
+        </w:rPr>
+        <w:t xml:space="preserve">失败自动重试</w:t>
+      </w:r>
+      <w:r>
+        <w:rPr>
+          <w:lang w:val="zh-CN"/>
+        </w:rPr>
+        <w:t xml:space="preserve"> + </w:t>
+      </w:r>
+      <w:r>
+        <w:rPr>
+          <w:rFonts w:hint="eastAsia"/>
+          <w:lang w:val="zh-CN"/>
+        </w:rPr>
+        <w:t xml:space="preserve">断点续传</w:t>
+      </w:r>
+      <w:r>
+        <w:rPr>
+          <w:lang w:val="zh-CN"/>
+        </w:rPr>
+        <w:t xml:space="preserve"> + </w:t>
+      </w:r>
+      <w:r>
+        <w:rPr>
+          <w:rFonts w:hint="eastAsia"/>
+          <w:lang w:val="zh-CN"/>
+        </w:rPr>
+        <w:t xml:space="preserve">落盘校验音频文件头（地区限制拦截不再存成假文件）；落盘自动写入全套标签（标题/艺人/专辑/专辑艺术家/曲目号/碟号/年份/流派/厂牌/作曲家）并嵌入封面，歌词按「LRCLIB</w:t>
+      </w:r>
+      <w:r>
+        <w:rPr>
+          <w:lang w:val="zh-CN"/>
+        </w:rPr>
+        <w:t xml:space="preserve"> </w:t>
+      </w:r>
+      <w:r>
+        <w:rPr>
+          <w:rFonts w:hint="eastAsia"/>
+          <w:lang w:val="zh-CN"/>
+        </w:rPr>
+        <w:t xml:space="preserve">优先</w:t>
+      </w:r>
+      <w:r>
+        <w:rPr>
+          <w:lang w:val="zh-CN"/>
+        </w:rPr>
+        <w:t xml:space="preserve"> → </w:t>
+      </w:r>
+      <w:r>
+        <w:rPr>
+          <w:rFonts w:hint="eastAsia"/>
+          <w:lang w:val="zh-CN"/>
+        </w:rPr>
+        <w:t xml:space="preserve">五大平台兜底」自动补全（嵌入</w:t>
+      </w:r>
+      <w:r>
+        <w:rPr>
+          <w:lang w:val="zh-CN"/>
+        </w:rPr>
+        <w:t xml:space="preserve"> + </w:t>
+      </w:r>
+      <w:r>
+        <w:rPr>
+          <w:rFonts w:hint="eastAsia"/>
+          <w:lang w:val="zh-CN"/>
+        </w:rPr>
+        <w:t xml:space="preserve">旁挂</w:t>
+      </w:r>
+      <w:r>
+        <w:rPr>
+          <w:lang w:val="zh-CN"/>
+        </w:rPr>
+        <w:t xml:space="preserve"> </w:t>
+      </w:r>
+      <w:r>
+        <w:rPr>
+          <w:rFonts w:hint="eastAsia"/>
+          <w:lang w:val="zh-CN"/>
+        </w:rPr>
+        <w:t xml:space="preserve">.lrc，多首都无匹配时只统一提醒一次）；已下载的旧文件重新加入下载队列即可只补标签不重复下载；专辑自动按「艺人</w:t>
+      </w:r>
+      <w:r>
+        <w:rPr>
+          <w:lang w:val="zh-CN"/>
+        </w:rPr>
+        <w:t xml:space="preserve"> - </w:t>
+      </w:r>
+      <w:r>
+        <w:rPr>
+          <w:rFonts w:hint="eastAsia"/>
+          <w:lang w:val="zh-CN"/>
+        </w:rPr>
+        <w:t xml:space="preserve">专辑</w:t>
+      </w:r>
+      <w:r>
+        <w:rPr>
+          <w:lang w:val="zh-CN"/>
+        </w:rPr>
+        <w:t xml:space="preserve"> / </w:t>
+      </w:r>
+      <w:r>
+        <w:rPr>
+          <w:rFonts w:hint="eastAsia"/>
+          <w:lang w:val="zh-CN"/>
+        </w:rPr>
+        <w:t xml:space="preserve">序号</w:t>
+      </w:r>
+      <w:r>
+        <w:rPr>
+          <w:lang w:val="zh-CN"/>
+        </w:rPr>
+        <w:t xml:space="preserve"> - </w:t>
+      </w:r>
+      <w:r>
+        <w:rPr>
+          <w:rFonts w:hint="eastAsia"/>
+          <w:lang w:val="zh-CN"/>
+        </w:rPr>
+        <w:t xml:space="preserve">标题」归档；账号栏</w:t>
+      </w:r>
+      <w:r>
+        <w:rPr>
+          <w:lang w:val="zh-CN"/>
+        </w:rPr>
+        <w:t xml:space="preserve"> 📁 </w:t>
+      </w:r>
+      <w:r>
+        <w:rPr>
+          <w:rFonts w:hint="eastAsia"/>
+          <w:lang w:val="zh-CN"/>
+        </w:rPr>
+        <w:t xml:space="preserve">自选下载目录（默认与流媒体下载目录相同，可一键恢复默认）</w:t>
       </w:r>
     </w:p>
     <w:p>
@@ -6967,12 +6907,37 @@
       </w:pPr>
       <w:r>
         <w:rPr>
-          <w:rFonts w:hint="eastAsia"/>
-          <w:b/>
-          <w:bCs/>
-          <w:lang w:val="zh-CN"/>
-        </w:rPr>
-        <w:t xml:space="preserve">随机播放可见化</w:t>
+          <w:b/>
+          <w:bCs/>
+          <w:lang w:val="zh-CN"/>
+        </w:rPr>
+        <w:t xml:space="preserve">Apple Music </w:t>
+      </w:r>
+      <w:r>
+        <w:rPr>
+          <w:rFonts w:hint="eastAsia"/>
+          <w:b/>
+          <w:bCs/>
+          <w:lang w:val="zh-CN"/>
+        </w:rPr>
+        <w:t xml:space="preserve">音源（侧栏</w:t>
+      </w:r>
+      <w:r>
+        <w:rPr>
+          <w:b/>
+          <w:bCs/>
+          <w:lang w:val="zh-CN"/>
+        </w:rPr>
+        <w:t xml:space="preserve"> </w:t>
+      </w:r>
+      <w:r>
+        <w:rPr>
+          <w:rFonts w:hint="eastAsia"/>
+          <w:b/>
+          <w:bCs/>
+          <w:lang w:val="zh-CN"/>
+        </w:rPr>
+        <w:t xml:space="preserve">🍎，实验性）</w:t>
       </w:r>
       <w:r>
         <w:rPr>
@@ -6992,7 +6957,98 @@
           <w:rFonts w:hint="eastAsia"/>
           <w:lang w:val="zh-CN"/>
         </w:rPr>
-        <w:t xml:space="preserve">新增）随机模式下待播清单显示真实的洗牌顺序（开始播放时以点的那首为首重洗）；切回顺序/循环模式自动恢复列表原始顺序；随机播到末尾自动再洗一次继续</w:t>
+        <w:t xml:space="preserve">新增，实验性功能：开发难度大，实际效果暂时无法保证，请等待后续版本）首次进入按引导登录自己的</w:t>
+      </w:r>
+      <w:r>
+        <w:rPr>
+          <w:lang w:val="zh-CN"/>
+        </w:rPr>
+        <w:t xml:space="preserve"> Apple </w:t>
+      </w:r>
+      <w:r>
+        <w:rPr>
+          <w:rFonts w:hint="eastAsia"/>
+          <w:lang w:val="zh-CN"/>
+        </w:rPr>
+        <w:t xml:space="preserve">账号（支持两步验证，建议专用小号）；之后可搜索歌曲/专辑、粘贴链接解析（单曲/专辑/歌单）；播放音质两档——ALAC</w:t>
+      </w:r>
+      <w:r>
+        <w:rPr>
+          <w:lang w:val="zh-CN"/>
+        </w:rPr>
+        <w:t xml:space="preserve"> </w:t>
+      </w:r>
+      <w:r>
+        <w:rPr>
+          <w:rFonts w:hint="eastAsia"/>
+          <w:lang w:val="zh-CN"/>
+        </w:rPr>
+        <w:t xml:space="preserve">无损（流式，最高</w:t>
+      </w:r>
+      <w:r>
+        <w:rPr>
+          <w:lang w:val="zh-CN"/>
+        </w:rPr>
+        <w:t xml:space="preserve"> </w:t>
+      </w:r>
+      <w:r>
+        <w:rPr>
+          <w:rFonts w:hint="eastAsia"/>
+          <w:lang w:val="zh-CN"/>
+        </w:rPr>
+        <w:t xml:space="preserve">24bit/192kHz）/</w:t>
+      </w:r>
+      <w:r>
+        <w:rPr>
+          <w:lang w:val="zh-CN"/>
+        </w:rPr>
+        <w:t xml:space="preserve"> AAC </w:t>
+      </w:r>
+      <w:r>
+        <w:rPr>
+          <w:rFonts w:hint="eastAsia"/>
+          <w:lang w:val="zh-CN"/>
+        </w:rPr>
+        <w:t xml:space="preserve">256K（起播快，缓冲式）；播放时底部弹出加载进度卡（解析播放列表</w:t>
+      </w:r>
+      <w:r>
+        <w:rPr>
+          <w:lang w:val="zh-CN"/>
+        </w:rPr>
+        <w:t xml:space="preserve"> → </w:t>
+      </w:r>
+      <w:r>
+        <w:rPr>
+          <w:rFonts w:hint="eastAsia"/>
+          <w:lang w:val="zh-CN"/>
+        </w:rPr>
+        <w:t xml:space="preserve">获取密钥</w:t>
+      </w:r>
+      <w:r>
+        <w:rPr>
+          <w:lang w:val="zh-CN"/>
+        </w:rPr>
+        <w:t xml:space="preserve"> → </w:t>
+      </w:r>
+      <w:r>
+        <w:rPr>
+          <w:rFonts w:hint="eastAsia"/>
+          <w:lang w:val="zh-CN"/>
+        </w:rPr>
+        <w:t xml:space="preserve">下载分片逐阶段显示，真正出声后显示「加载成功」）；下载音质五档（AAC</w:t>
+      </w:r>
+      <w:r>
+        <w:rPr>
+          <w:lang w:val="zh-CN"/>
+        </w:rPr>
+        <w:t xml:space="preserve"> 256K/128K、HE-AAC 64K、ALAC </w:t>
+      </w:r>
+      <w:r>
+        <w:rPr>
+          <w:rFonts w:hint="eastAsia"/>
+          <w:lang w:val="zh-CN"/>
+        </w:rPr>
+        <w:t xml:space="preserve">无损、杜比全景声），落盘自动写入全套标签/封面/歌词</w:t>
       </w:r>
     </w:p>
     <w:p>
@@ -7010,7 +7066,24 @@
           <w:bCs/>
           <w:lang w:val="zh-CN"/>
         </w:rPr>
-        <w:t xml:space="preserve">歌词折行（普通歌词）</w:t>
+        <w:t xml:space="preserve">待播清单</w:t>
+      </w:r>
+      <w:r>
+        <w:rPr>
+          <w:b/>
+          <w:bCs/>
+          <w:lang w:val="zh-CN"/>
+        </w:rPr>
+        <w:t xml:space="preserve"> · </w:t>
+      </w:r>
+      <w:r>
+        <w:rPr>
+          <w:rFonts w:hint="eastAsia"/>
+          <w:b/>
+          <w:bCs/>
+          <w:lang w:val="zh-CN"/>
+        </w:rPr>
+        <w:t xml:space="preserve">快速插队</w:t>
       </w:r>
       <w:r>
         <w:rPr>
@@ -7030,13 +7103,33 @@
           <w:rFonts w:hint="eastAsia"/>
           <w:lang w:val="zh-CN"/>
         </w:rPr>
-        <w:t xml:space="preserve">新增）「每行词数」设置对普通歌词同样生效（此前仅逐字歌词）：按视觉宽度折算（数值≈每行汉字数，西文不拆词），句读不落行首；上限提升到</w:t>
-      </w:r>
-      <w:r>
-        <w:rPr>
-          <w:lang w:val="zh-CN"/>
-        </w:rPr>
-        <w:t xml:space="preserve"> 17</w:t>
+        <w:t xml:space="preserve">新增）歌曲右键「▶️</w:t>
+      </w:r>
+      <w:r>
+        <w:rPr>
+          <w:lang w:val="zh-CN"/>
+        </w:rPr>
+        <w:t xml:space="preserve"> </w:t>
+      </w:r>
+      <w:r>
+        <w:rPr>
+          <w:rFonts w:hint="eastAsia"/>
+          <w:lang w:val="zh-CN"/>
+        </w:rPr>
+        <w:t xml:space="preserve">下一首播放」插到当前曲之后；多选后工具条「⏭️</w:t>
+      </w:r>
+      <w:r>
+        <w:rPr>
+          <w:lang w:val="zh-CN"/>
+        </w:rPr>
+        <w:t xml:space="preserve"> </w:t>
+      </w:r>
+      <w:r>
+        <w:rPr>
+          <w:rFonts w:hint="eastAsia"/>
+          <w:lang w:val="zh-CN"/>
+        </w:rPr>
+        <w:t xml:space="preserve">添加到待播清单」追加到队列末尾；队列允许同一首歌出现多次（高亮按行判定）；插入/追加时已打开的待播面板保持滚动位置不跳顶</w:t>
       </w:r>
     </w:p>
     <w:p>
@@ -7054,14 +7147,27 @@
           <w:bCs/>
           <w:lang w:val="zh-CN"/>
         </w:rPr>
-        <w:t xml:space="preserve">亮/暗切换（☀/🌙）</w:t>
-      </w:r>
-      <w:r>
-        <w:rPr>
-          <w:rFonts w:hint="eastAsia"/>
-          <w:lang w:val="zh-CN"/>
-        </w:rPr>
-        <w:t xml:space="preserve">：独立记忆；亮色为柔和暖白，封面氛围背景与沉浸页自动适配</w:t>
+        <w:t xml:space="preserve">随机播放可见化</w:t>
+      </w:r>
+      <w:r>
+        <w:rPr>
+          <w:rFonts w:hint="eastAsia"/>
+          <w:lang w:val="zh-CN"/>
+        </w:rPr>
+        <w:t xml:space="preserve">：（V4.6</w:t>
+      </w:r>
+      <w:r>
+        <w:rPr>
+          <w:lang w:val="zh-CN"/>
+        </w:rPr>
+        <w:t xml:space="preserve"> </w:t>
+      </w:r>
+      <w:r>
+        <w:rPr>
+          <w:rFonts w:hint="eastAsia"/>
+          <w:lang w:val="zh-CN"/>
+        </w:rPr>
+        <w:t xml:space="preserve">新增）随机模式下待播清单显示真实的洗牌顺序（开始播放时以点的那首为首重洗）；切回顺序/循环模式自动恢复列表原始顺序；随机播到末尾自动再洗一次继续</w:t>
       </w:r>
     </w:p>
     <w:p>
@@ -7079,252 +7185,33 @@
           <w:bCs/>
           <w:lang w:val="zh-CN"/>
         </w:rPr>
-        <w:t xml:space="preserve">歌词外观（歌词栏</w:t>
-      </w:r>
-      <w:r>
-        <w:rPr>
-          <w:b/>
-          <w:bCs/>
-          <w:lang w:val="zh-CN"/>
-        </w:rPr>
-        <w:t xml:space="preserve"> </w:t>
-      </w:r>
-      <w:r>
-        <w:rPr>
-          <w:rFonts w:hint="eastAsia"/>
-          <w:b/>
-          <w:bCs/>
-          <w:lang w:val="zh-CN"/>
-        </w:rPr>
-        <w:t xml:space="preserve">⚙）</w:t>
-      </w:r>
-      <w:r>
-        <w:rPr>
-          <w:rFonts w:hint="eastAsia"/>
-          <w:lang w:val="zh-CN"/>
-        </w:rPr>
-        <w:t xml:space="preserve">：主界面右栏</w:t>
-      </w:r>
-      <w:r>
-        <w:rPr>
-          <w:lang w:val="zh-CN"/>
-        </w:rPr>
-        <w:t xml:space="preserve"> ⚙ </w:t>
-      </w:r>
-      <w:r>
-        <w:rPr>
-          <w:rFonts w:hint="eastAsia"/>
-          <w:lang w:val="zh-CN"/>
-        </w:rPr>
-        <w:t xml:space="preserve">与沉浸模式右上角</w:t>
-      </w:r>
-      <w:r>
-        <w:rPr>
-          <w:lang w:val="zh-CN"/>
-        </w:rPr>
-        <w:t xml:space="preserve"> ⚙ </w:t>
-      </w:r>
-      <w:r>
-        <w:rPr>
-          <w:rFonts w:hint="eastAsia"/>
-          <w:lang w:val="zh-CN"/>
-        </w:rPr>
-        <w:t xml:space="preserve">是两套独立配置，互不影响（标题分别显示「主界面</w:t>
-      </w:r>
-      <w:r>
-        <w:rPr>
-          <w:lang w:val="zh-CN"/>
-        </w:rPr>
-        <w:t xml:space="preserve"> / </w:t>
-      </w:r>
-      <w:r>
-        <w:rPr>
-          <w:rFonts w:hint="eastAsia"/>
-          <w:lang w:val="zh-CN"/>
-        </w:rPr>
-        <w:t xml:space="preserve">沉浸模式」）：字号</w:t>
-      </w:r>
-      <w:r>
-        <w:rPr>
-          <w:lang w:val="zh-CN"/>
-        </w:rPr>
-        <w:t xml:space="preserve"> 70–160% / </w:t>
-      </w:r>
-      <w:r>
-        <w:rPr>
-          <w:rFonts w:hint="eastAsia"/>
-          <w:lang w:val="zh-CN"/>
-        </w:rPr>
-        <w:t xml:space="preserve">译文字号</w:t>
-      </w:r>
-      <w:r>
-        <w:rPr>
-          <w:lang w:val="zh-CN"/>
-        </w:rPr>
-        <w:t xml:space="preserve"> </w:t>
-      </w:r>
-      <w:r>
-        <w:rPr>
-          <w:rFonts w:hint="eastAsia"/>
-          <w:lang w:val="zh-CN"/>
-        </w:rPr>
-        <w:t xml:space="preserve">70–160%（独立缩放）/</w:t>
-      </w:r>
-      <w:r>
-        <w:rPr>
-          <w:lang w:val="zh-CN"/>
-        </w:rPr>
-        <w:t xml:space="preserve"> </w:t>
-      </w:r>
-      <w:r>
-        <w:rPr>
-          <w:rFonts w:hint="eastAsia"/>
-          <w:lang w:val="zh-CN"/>
-        </w:rPr>
-        <w:t xml:space="preserve">行距</w:t>
-      </w:r>
-      <w:r>
-        <w:rPr>
-          <w:lang w:val="zh-CN"/>
-        </w:rPr>
-        <w:t xml:space="preserve"> 1.20–2.20 / </w:t>
-      </w:r>
-      <w:r>
-        <w:rPr>
-          <w:rFonts w:hint="eastAsia"/>
-          <w:lang w:val="zh-CN"/>
-        </w:rPr>
-        <w:t xml:space="preserve">每行词数</w:t>
-      </w:r>
-      <w:r>
-        <w:rPr>
-          <w:lang w:val="zh-CN"/>
-        </w:rPr>
-        <w:t xml:space="preserve"> </w:t>
-      </w:r>
-      <w:r>
-        <w:rPr>
-          <w:rFonts w:hint="eastAsia"/>
-          <w:lang w:val="zh-CN"/>
-        </w:rPr>
-        <w:t xml:space="preserve">0–17（0=自动；逐字歌词按词、普通歌词按字宽，V4.6</w:t>
-      </w:r>
-      <w:r>
-        <w:rPr>
-          <w:lang w:val="zh-CN"/>
-        </w:rPr>
-        <w:t xml:space="preserve"> </w:t>
-      </w:r>
-      <w:r>
-        <w:rPr>
-          <w:rFonts w:hint="eastAsia"/>
-          <w:lang w:val="zh-CN"/>
-        </w:rPr>
-        <w:t xml:space="preserve">起普通歌词也生效）/</w:t>
-      </w:r>
-      <w:r>
-        <w:rPr>
-          <w:lang w:val="zh-CN"/>
-        </w:rPr>
-        <w:t xml:space="preserve"> </w:t>
-      </w:r>
-      <w:r>
-        <w:rPr>
-          <w:rFonts w:hint="eastAsia"/>
-          <w:lang w:val="zh-CN"/>
-        </w:rPr>
-        <w:t xml:space="preserve">歌词虚化开关（非当前行模糊，默认开）；三档一键预设「舒适</w:t>
-      </w:r>
-      <w:r>
-        <w:rPr>
-          <w:lang w:val="zh-CN"/>
-        </w:rPr>
-        <w:t xml:space="preserve"> / </w:t>
-      </w:r>
-      <w:r>
-        <w:rPr>
-          <w:rFonts w:hint="eastAsia"/>
-          <w:lang w:val="zh-CN"/>
-        </w:rPr>
-        <w:t xml:space="preserve">影院</w:t>
-      </w:r>
-      <w:r>
-        <w:rPr>
-          <w:lang w:val="zh-CN"/>
-        </w:rPr>
-        <w:t xml:space="preserve"> / </w:t>
-      </w:r>
-      <w:r>
-        <w:rPr>
-          <w:rFonts w:hint="eastAsia"/>
-          <w:lang w:val="zh-CN"/>
-        </w:rPr>
-        <w:t xml:space="preserve">紧凑」（只覆盖字号/行距/虚化，不动其他调校）；双语模式：上下行（原文上译文下）/</w:t>
-      </w:r>
-      <w:r>
-        <w:rPr>
-          <w:lang w:val="zh-CN"/>
-        </w:rPr>
-        <w:t xml:space="preserve"> </w:t>
-      </w:r>
-      <w:r>
-        <w:rPr>
-          <w:rFonts w:hint="eastAsia"/>
-          <w:lang w:val="zh-CN"/>
-        </w:rPr>
-        <w:t xml:space="preserve">侧行（译文并排右列）/</w:t>
-      </w:r>
-      <w:r>
-        <w:rPr>
-          <w:lang w:val="zh-CN"/>
-        </w:rPr>
-        <w:t xml:space="preserve"> </w:t>
-      </w:r>
-      <w:r>
-        <w:rPr>
-          <w:rFonts w:hint="eastAsia"/>
-          <w:lang w:val="zh-CN"/>
-        </w:rPr>
-        <w:t xml:space="preserve">只原文</w:t>
-      </w:r>
-      <w:r>
-        <w:rPr>
-          <w:lang w:val="zh-CN"/>
-        </w:rPr>
-        <w:t xml:space="preserve"> / </w:t>
-      </w:r>
-      <w:r>
-        <w:rPr>
-          <w:rFonts w:hint="eastAsia"/>
-          <w:lang w:val="zh-CN"/>
-        </w:rPr>
-        <w:t xml:space="preserve">只译文（无译文的曲目自动回退原文）；歌词跟随位置：偏上</w:t>
-      </w:r>
-      <w:r>
-        <w:rPr>
-          <w:lang w:val="zh-CN"/>
-        </w:rPr>
-        <w:t xml:space="preserve"> / </w:t>
-      </w:r>
-      <w:r>
-        <w:rPr>
-          <w:rFonts w:hint="eastAsia"/>
-          <w:lang w:val="zh-CN"/>
-        </w:rPr>
-        <w:t xml:space="preserve">居中</w:t>
-      </w:r>
-      <w:r>
-        <w:rPr>
-          <w:lang w:val="zh-CN"/>
-        </w:rPr>
-        <w:t xml:space="preserve"> / </w:t>
-      </w:r>
-      <w:r>
-        <w:rPr>
-          <w:rFonts w:hint="eastAsia"/>
-          <w:lang w:val="zh-CN"/>
-        </w:rPr>
-        <w:t xml:space="preserve">偏下（当前行相对歌词栏的停留高度）；面板封面开关（歌词栏顶部显示当前专辑封面，默认开）仅主界面；封面大小可拖拽右下角把手调节（140–280px，记忆）；迷你歌词跟随主界面配置；沉浸歌词首次使用自动取主界面现有调校，调过一次后即独立</w:t>
+        <w:t xml:space="preserve">歌词折行（普通歌词）</w:t>
+      </w:r>
+      <w:r>
+        <w:rPr>
+          <w:rFonts w:hint="eastAsia"/>
+          <w:lang w:val="zh-CN"/>
+        </w:rPr>
+        <w:t xml:space="preserve">：（V4.6</w:t>
+      </w:r>
+      <w:r>
+        <w:rPr>
+          <w:lang w:val="zh-CN"/>
+        </w:rPr>
+        <w:t xml:space="preserve"> </w:t>
+      </w:r>
+      <w:r>
+        <w:rPr>
+          <w:rFonts w:hint="eastAsia"/>
+          <w:lang w:val="zh-CN"/>
+        </w:rPr>
+        <w:t xml:space="preserve">新增）「每行词数」设置对普通歌词同样生效（此前仅逐字歌词）：按视觉宽度折算（数值≈每行汉字数，西文不拆词），句读不落行首；上限提升到</w:t>
+      </w:r>
+      <w:r>
+        <w:rPr>
+          <w:lang w:val="zh-CN"/>
+        </w:rPr>
+        <w:t xml:space="preserve"> 17</w:t>
       </w:r>
     </w:p>
     <w:p>
@@ -7342,27 +7229,14 @@
           <w:bCs/>
           <w:lang w:val="zh-CN"/>
         </w:rPr>
-        <w:t xml:space="preserve">歌词栏折叠</w:t>
-      </w:r>
-      <w:r>
-        <w:rPr>
-          <w:rFonts w:hint="eastAsia"/>
-          <w:lang w:val="zh-CN"/>
-        </w:rPr>
-        <w:t xml:space="preserve">：歌词栏右缘（展开时左缘）小标签</w:t>
-      </w:r>
-      <w:r>
-        <w:rPr>
-          <w:lang w:val="zh-CN"/>
-        </w:rPr>
-        <w:t xml:space="preserve"> ❮/❯ </w:t>
-      </w:r>
-      <w:r>
-        <w:rPr>
-          <w:rFonts w:hint="eastAsia"/>
-          <w:lang w:val="zh-CN"/>
-        </w:rPr>
-        <w:t xml:space="preserve">一键收起/展开歌词面板，收起后内容区占满全宽</w:t>
+        <w:t xml:space="preserve">亮/暗切换（☀/🌙）</w:t>
+      </w:r>
+      <w:r>
+        <w:rPr>
+          <w:rFonts w:hint="eastAsia"/>
+          <w:lang w:val="zh-CN"/>
+        </w:rPr>
+        <w:t xml:space="preserve">：独立记忆；亮色为柔和暖白，封面氛围背景与沉浸页自动适配</w:t>
       </w:r>
     </w:p>
     <w:p>
@@ -7380,40 +7254,252 @@
           <w:bCs/>
           <w:lang w:val="zh-CN"/>
         </w:rPr>
-        <w:t xml:space="preserve">歌词栏滚动浏览</w:t>
-      </w:r>
-      <w:r>
-        <w:rPr>
-          <w:rFonts w:hint="eastAsia"/>
-          <w:lang w:val="zh-CN"/>
-        </w:rPr>
-        <w:t xml:space="preserve">：鼠标滚动歌词上下翻看时进入</w:t>
-      </w:r>
-      <w:r>
-        <w:rPr>
-          <w:lang w:val="zh-CN"/>
-        </w:rPr>
-        <w:t xml:space="preserve"> 5 </w:t>
-      </w:r>
-      <w:r>
-        <w:rPr>
-          <w:rFonts w:hint="eastAsia"/>
-          <w:lang w:val="zh-CN"/>
-        </w:rPr>
-        <w:t xml:space="preserve">秒浏览保护期，播放到下一行不会强制拉回（期间当前行高亮与逐字进度照常更新），停止滚动</w:t>
-      </w:r>
-      <w:r>
-        <w:rPr>
-          <w:lang w:val="zh-CN"/>
-        </w:rPr>
-        <w:t xml:space="preserve"> 5 </w:t>
-      </w:r>
-      <w:r>
-        <w:rPr>
-          <w:rFonts w:hint="eastAsia"/>
-          <w:lang w:val="zh-CN"/>
-        </w:rPr>
-        <w:t xml:space="preserve">秒后自动恢复跟随</w:t>
+        <w:t xml:space="preserve">歌词外观（歌词栏</w:t>
+      </w:r>
+      <w:r>
+        <w:rPr>
+          <w:b/>
+          <w:bCs/>
+          <w:lang w:val="zh-CN"/>
+        </w:rPr>
+        <w:t xml:space="preserve"> </w:t>
+      </w:r>
+      <w:r>
+        <w:rPr>
+          <w:rFonts w:hint="eastAsia"/>
+          <w:b/>
+          <w:bCs/>
+          <w:lang w:val="zh-CN"/>
+        </w:rPr>
+        <w:t xml:space="preserve">⚙）</w:t>
+      </w:r>
+      <w:r>
+        <w:rPr>
+          <w:rFonts w:hint="eastAsia"/>
+          <w:lang w:val="zh-CN"/>
+        </w:rPr>
+        <w:t xml:space="preserve">：主界面右栏</w:t>
+      </w:r>
+      <w:r>
+        <w:rPr>
+          <w:lang w:val="zh-CN"/>
+        </w:rPr>
+        <w:t xml:space="preserve"> ⚙ </w:t>
+      </w:r>
+      <w:r>
+        <w:rPr>
+          <w:rFonts w:hint="eastAsia"/>
+          <w:lang w:val="zh-CN"/>
+        </w:rPr>
+        <w:t xml:space="preserve">与沉浸模式右上角</w:t>
+      </w:r>
+      <w:r>
+        <w:rPr>
+          <w:lang w:val="zh-CN"/>
+        </w:rPr>
+        <w:t xml:space="preserve"> ⚙ </w:t>
+      </w:r>
+      <w:r>
+        <w:rPr>
+          <w:rFonts w:hint="eastAsia"/>
+          <w:lang w:val="zh-CN"/>
+        </w:rPr>
+        <w:t xml:space="preserve">是两套独立配置，互不影响（标题分别显示「主界面</w:t>
+      </w:r>
+      <w:r>
+        <w:rPr>
+          <w:lang w:val="zh-CN"/>
+        </w:rPr>
+        <w:t xml:space="preserve"> / </w:t>
+      </w:r>
+      <w:r>
+        <w:rPr>
+          <w:rFonts w:hint="eastAsia"/>
+          <w:lang w:val="zh-CN"/>
+        </w:rPr>
+        <w:t xml:space="preserve">沉浸模式」）：字号</w:t>
+      </w:r>
+      <w:r>
+        <w:rPr>
+          <w:lang w:val="zh-CN"/>
+        </w:rPr>
+        <w:t xml:space="preserve"> 70–160% / </w:t>
+      </w:r>
+      <w:r>
+        <w:rPr>
+          <w:rFonts w:hint="eastAsia"/>
+          <w:lang w:val="zh-CN"/>
+        </w:rPr>
+        <w:t xml:space="preserve">译文字号</w:t>
+      </w:r>
+      <w:r>
+        <w:rPr>
+          <w:lang w:val="zh-CN"/>
+        </w:rPr>
+        <w:t xml:space="preserve"> </w:t>
+      </w:r>
+      <w:r>
+        <w:rPr>
+          <w:rFonts w:hint="eastAsia"/>
+          <w:lang w:val="zh-CN"/>
+        </w:rPr>
+        <w:t xml:space="preserve">70–160%（独立缩放）/</w:t>
+      </w:r>
+      <w:r>
+        <w:rPr>
+          <w:lang w:val="zh-CN"/>
+        </w:rPr>
+        <w:t xml:space="preserve"> </w:t>
+      </w:r>
+      <w:r>
+        <w:rPr>
+          <w:rFonts w:hint="eastAsia"/>
+          <w:lang w:val="zh-CN"/>
+        </w:rPr>
+        <w:t xml:space="preserve">行距</w:t>
+      </w:r>
+      <w:r>
+        <w:rPr>
+          <w:lang w:val="zh-CN"/>
+        </w:rPr>
+        <w:t xml:space="preserve"> 1.20–2.20 / </w:t>
+      </w:r>
+      <w:r>
+        <w:rPr>
+          <w:rFonts w:hint="eastAsia"/>
+          <w:lang w:val="zh-CN"/>
+        </w:rPr>
+        <w:t xml:space="preserve">每行词数</w:t>
+      </w:r>
+      <w:r>
+        <w:rPr>
+          <w:lang w:val="zh-CN"/>
+        </w:rPr>
+        <w:t xml:space="preserve"> </w:t>
+      </w:r>
+      <w:r>
+        <w:rPr>
+          <w:rFonts w:hint="eastAsia"/>
+          <w:lang w:val="zh-CN"/>
+        </w:rPr>
+        <w:t xml:space="preserve">0–17（0=自动；逐字歌词按词、普通歌词按字宽，V4.6</w:t>
+      </w:r>
+      <w:r>
+        <w:rPr>
+          <w:lang w:val="zh-CN"/>
+        </w:rPr>
+        <w:t xml:space="preserve"> </w:t>
+      </w:r>
+      <w:r>
+        <w:rPr>
+          <w:rFonts w:hint="eastAsia"/>
+          <w:lang w:val="zh-CN"/>
+        </w:rPr>
+        <w:t xml:space="preserve">起普通歌词也生效）/</w:t>
+      </w:r>
+      <w:r>
+        <w:rPr>
+          <w:lang w:val="zh-CN"/>
+        </w:rPr>
+        <w:t xml:space="preserve"> </w:t>
+      </w:r>
+      <w:r>
+        <w:rPr>
+          <w:rFonts w:hint="eastAsia"/>
+          <w:lang w:val="zh-CN"/>
+        </w:rPr>
+        <w:t xml:space="preserve">歌词虚化开关（非当前行模糊，默认开）；三档一键预设「舒适</w:t>
+      </w:r>
+      <w:r>
+        <w:rPr>
+          <w:lang w:val="zh-CN"/>
+        </w:rPr>
+        <w:t xml:space="preserve"> / </w:t>
+      </w:r>
+      <w:r>
+        <w:rPr>
+          <w:rFonts w:hint="eastAsia"/>
+          <w:lang w:val="zh-CN"/>
+        </w:rPr>
+        <w:t xml:space="preserve">影院</w:t>
+      </w:r>
+      <w:r>
+        <w:rPr>
+          <w:lang w:val="zh-CN"/>
+        </w:rPr>
+        <w:t xml:space="preserve"> / </w:t>
+      </w:r>
+      <w:r>
+        <w:rPr>
+          <w:rFonts w:hint="eastAsia"/>
+          <w:lang w:val="zh-CN"/>
+        </w:rPr>
+        <w:t xml:space="preserve">紧凑」（只覆盖字号/行距/虚化，不动其他调校）；双语模式：上下行（原文上译文下）/</w:t>
+      </w:r>
+      <w:r>
+        <w:rPr>
+          <w:lang w:val="zh-CN"/>
+        </w:rPr>
+        <w:t xml:space="preserve"> </w:t>
+      </w:r>
+      <w:r>
+        <w:rPr>
+          <w:rFonts w:hint="eastAsia"/>
+          <w:lang w:val="zh-CN"/>
+        </w:rPr>
+        <w:t xml:space="preserve">侧行（译文并排右列）/</w:t>
+      </w:r>
+      <w:r>
+        <w:rPr>
+          <w:lang w:val="zh-CN"/>
+        </w:rPr>
+        <w:t xml:space="preserve"> </w:t>
+      </w:r>
+      <w:r>
+        <w:rPr>
+          <w:rFonts w:hint="eastAsia"/>
+          <w:lang w:val="zh-CN"/>
+        </w:rPr>
+        <w:t xml:space="preserve">只原文</w:t>
+      </w:r>
+      <w:r>
+        <w:rPr>
+          <w:lang w:val="zh-CN"/>
+        </w:rPr>
+        <w:t xml:space="preserve"> / </w:t>
+      </w:r>
+      <w:r>
+        <w:rPr>
+          <w:rFonts w:hint="eastAsia"/>
+          <w:lang w:val="zh-CN"/>
+        </w:rPr>
+        <w:t xml:space="preserve">只译文（无译文的曲目自动回退原文）；歌词跟随位置：偏上</w:t>
+      </w:r>
+      <w:r>
+        <w:rPr>
+          <w:lang w:val="zh-CN"/>
+        </w:rPr>
+        <w:t xml:space="preserve"> / </w:t>
+      </w:r>
+      <w:r>
+        <w:rPr>
+          <w:rFonts w:hint="eastAsia"/>
+          <w:lang w:val="zh-CN"/>
+        </w:rPr>
+        <w:t xml:space="preserve">居中</w:t>
+      </w:r>
+      <w:r>
+        <w:rPr>
+          <w:lang w:val="zh-CN"/>
+        </w:rPr>
+        <w:t xml:space="preserve"> / </w:t>
+      </w:r>
+      <w:r>
+        <w:rPr>
+          <w:rFonts w:hint="eastAsia"/>
+          <w:lang w:val="zh-CN"/>
+        </w:rPr>
+        <w:t xml:space="preserve">偏下（当前行相对歌词栏的停留高度）；面板封面开关（歌词栏顶部显示当前专辑封面，默认开）仅主界面；封面大小可拖拽右下角把手调节（140–280px，记忆）；迷你歌词跟随主界面配置；沉浸歌词首次使用自动取主界面现有调校，调过一次后即独立</w:t>
       </w:r>
     </w:p>
     <w:p>
@@ -7426,118 +7512,32 @@
       </w:pPr>
       <w:r>
         <w:rPr>
-          <w:b/>
-          <w:bCs/>
-          <w:lang w:val="zh-CN"/>
-        </w:rPr>
-        <w:t xml:space="preserve">AM </w:t>
-      </w:r>
-      <w:r>
-        <w:rPr>
-          <w:rFonts w:hint="eastAsia"/>
-          <w:b/>
-          <w:bCs/>
-          <w:lang w:val="zh-CN"/>
-        </w:rPr>
-        <w:t xml:space="preserve">界面设置</w:t>
-      </w:r>
-      <w:r>
-        <w:rPr>
-          <w:rFonts w:hint="eastAsia"/>
-          <w:lang w:val="zh-CN"/>
-        </w:rPr>
-        <w:t xml:space="preserve">：设置</w:t>
-      </w:r>
-      <w:r>
-        <w:rPr>
-          <w:lang w:val="zh-CN"/>
-        </w:rPr>
-        <w:t xml:space="preserve"> → AM </w:t>
-      </w:r>
-      <w:r>
-        <w:rPr>
-          <w:rFonts w:hint="eastAsia"/>
-          <w:lang w:val="zh-CN"/>
-        </w:rPr>
-        <w:t xml:space="preserve">界面：顶栏置底（窗口三键钉右上角玻璃角标）；沉浸模式真全屏（隐藏任务栏，默认窗口最大化）；沉浸模式样式（经典双栏</w:t>
-      </w:r>
-      <w:r>
-        <w:rPr>
-          <w:lang w:val="zh-CN"/>
-        </w:rPr>
-        <w:t xml:space="preserve"> / </w:t>
-      </w:r>
-      <w:r>
-        <w:rPr>
-          <w:rFonts w:hint="eastAsia"/>
-          <w:lang w:val="zh-CN"/>
-        </w:rPr>
-        <w:t xml:space="preserve">彩胶唱片，沉浸中切换立即生效）；启动时询问是否续播（默认关=静默恢复上次曲目与进度并暂停；开=弹窗询问）；系统媒体会话</w:t>
-      </w:r>
-      <w:r>
-        <w:rPr>
-          <w:lang w:val="zh-CN"/>
-        </w:rPr>
-        <w:t xml:space="preserve"> </w:t>
-      </w:r>
-      <w:r>
-        <w:rPr>
-          <w:rFonts w:hint="eastAsia"/>
-          <w:lang w:val="zh-CN"/>
-        </w:rPr>
-        <w:t xml:space="preserve">SMTC（V4.5</w:t>
-      </w:r>
-      <w:r>
-        <w:rPr>
-          <w:lang w:val="zh-CN"/>
-        </w:rPr>
-        <w:t xml:space="preserve"> </w:t>
-      </w:r>
-      <w:r>
-        <w:rPr>
-          <w:rFonts w:hint="eastAsia"/>
-          <w:lang w:val="zh-CN"/>
-        </w:rPr>
-        <w:t xml:space="preserve">起默认关——部分机器上伴随进程推高</w:t>
-      </w:r>
-      <w:r>
-        <w:rPr>
-          <w:lang w:val="zh-CN"/>
-        </w:rPr>
-        <w:t xml:space="preserve"> CPU </w:t>
-      </w:r>
-      <w:r>
-        <w:rPr>
-          <w:rFonts w:hint="eastAsia"/>
-          <w:lang w:val="zh-CN"/>
-        </w:rPr>
-        <w:t xml:space="preserve">温度，需要时在设置中手动开启）；AM</w:t>
-      </w:r>
-      <w:r>
-        <w:rPr>
-          <w:lang w:val="zh-CN"/>
-        </w:rPr>
-        <w:t xml:space="preserve"> </w:t>
-      </w:r>
-      <w:r>
-        <w:rPr>
-          <w:rFonts w:hint="eastAsia"/>
-          <w:lang w:val="zh-CN"/>
-        </w:rPr>
-        <w:t xml:space="preserve">歌词样式与沉浸歌词样式（字号/行距/每行词数等）各自独立，迁入本页统一调整；封面取色权重（按面积/偏冷/偏暖）与搜索框、A–Z</w:t>
-      </w:r>
-      <w:r>
-        <w:rPr>
-          <w:lang w:val="zh-CN"/>
-        </w:rPr>
-        <w:t xml:space="preserve"> </w:t>
-      </w:r>
-      <w:r>
-        <w:rPr>
-          <w:rFonts w:hint="eastAsia"/>
-          <w:lang w:val="zh-CN"/>
-        </w:rPr>
-        <w:t xml:space="preserve">索引条底色来源（跟随封面/跟随频谱主色/不着色）</w:t>
+          <w:rFonts w:hint="eastAsia"/>
+          <w:b/>
+          <w:bCs/>
+          <w:lang w:val="zh-CN"/>
+        </w:rPr>
+        <w:t xml:space="preserve">歌词栏折叠</w:t>
+      </w:r>
+      <w:r>
+        <w:rPr>
+          <w:rFonts w:hint="eastAsia"/>
+          <w:lang w:val="zh-CN"/>
+        </w:rPr>
+        <w:t xml:space="preserve">：歌词栏右缘（展开时左缘）小标签</w:t>
+      </w:r>
+      <w:r>
+        <w:rPr>
+          <w:lang w:val="zh-CN"/>
+        </w:rPr>
+        <w:t xml:space="preserve"> ❮/❯ </w:t>
+      </w:r>
+      <w:r>
+        <w:rPr>
+          <w:rFonts w:hint="eastAsia"/>
+          <w:lang w:val="zh-CN"/>
+        </w:rPr>
+        <w:t xml:space="preserve">一键收起/展开歌词面板，收起后内容区占满全宽</w:t>
       </w:r>
     </w:p>
     <w:p>
@@ -7555,226 +7555,40 @@
           <w:bCs/>
           <w:lang w:val="zh-CN"/>
         </w:rPr>
-        <w:t xml:space="preserve">沉浸模式</w:t>
-      </w:r>
-      <w:r>
-        <w:rPr>
-          <w:b/>
-          <w:bCs/>
-          <w:lang w:val="zh-CN"/>
-        </w:rPr>
-        <w:t xml:space="preserve"> · </w:t>
-      </w:r>
-      <w:r>
-        <w:rPr>
-          <w:rFonts w:hint="eastAsia"/>
-          <w:b/>
-          <w:bCs/>
-          <w:lang w:val="zh-CN"/>
-        </w:rPr>
-        <w:t xml:space="preserve">彩胶唱片</w:t>
-      </w:r>
-      <w:r>
-        <w:rPr>
-          <w:rFonts w:hint="eastAsia"/>
-          <w:lang w:val="zh-CN"/>
-        </w:rPr>
-        <w:t xml:space="preserve">：设置</w:t>
-      </w:r>
-      <w:r>
-        <w:rPr>
-          <w:lang w:val="zh-CN"/>
-        </w:rPr>
-        <w:t xml:space="preserve"> → AM </w:t>
-      </w:r>
-      <w:r>
-        <w:rPr>
-          <w:rFonts w:hint="eastAsia"/>
-          <w:lang w:val="zh-CN"/>
-        </w:rPr>
-        <w:t xml:space="preserve">界面「沉浸模式样式」选彩胶唱片：右侧旋转彩胶——封面截成圆形标签随盘旋转，盘体磨砂亚克力半透明、刻纹颜色从封面实时提取（黑白封面回落主题强调色），播放时柔和加速起转、暂停时带阻尼减速缓缓停稳（rAF</w:t>
-      </w:r>
-      <w:r>
-        <w:rPr>
-          <w:lang w:val="zh-CN"/>
-        </w:rPr>
-        <w:t xml:space="preserve"> </w:t>
-      </w:r>
-      <w:r>
-        <w:rPr>
-          <w:rFonts w:hint="eastAsia"/>
-          <w:lang w:val="zh-CN"/>
-        </w:rPr>
-        <w:t xml:space="preserve">惯性物理，不再是生硬定格），切歌瞬间唱片有一次换碟明暗闪动、盘面叠一层慢速反向流光；左侧常驻大歌词；底部全宽进度条（可拖拽）+</w:t>
-      </w:r>
-      <w:r>
-        <w:rPr>
-          <w:lang w:val="zh-CN"/>
-        </w:rPr>
-        <w:t xml:space="preserve"> </w:t>
-      </w:r>
-      <w:r>
-        <w:rPr>
-          <w:rFonts w:hint="eastAsia"/>
-          <w:lang w:val="zh-CN"/>
-        </w:rPr>
-        <w:t xml:space="preserve">传输/音量/待播清单；背景与全局统一（封面氛围或自定义壁纸照常生效）。沉浸界面右上角</w:t>
-      </w:r>
-      <w:r>
-        <w:rPr>
-          <w:lang w:val="zh-CN"/>
-        </w:rPr>
-        <w:t xml:space="preserve"> 💿 </w:t>
-      </w:r>
-      <w:r>
-        <w:rPr>
-          <w:rFonts w:hint="eastAsia"/>
-          <w:lang w:val="zh-CN"/>
-        </w:rPr>
-        <w:t xml:space="preserve">打开「彩胶外观」：封面大小（50–90%，胶圈宽度随之反向）/</w:t>
-      </w:r>
-      <w:r>
-        <w:rPr>
-          <w:lang w:val="zh-CN"/>
-        </w:rPr>
-        <w:t xml:space="preserve"> </w:t>
-      </w:r>
-      <w:r>
-        <w:rPr>
-          <w:rFonts w:hint="eastAsia"/>
-          <w:lang w:val="zh-CN"/>
-        </w:rPr>
-        <w:t xml:space="preserve">盘体大小（最大</w:t>
-      </w:r>
-      <w:r>
-        <w:rPr>
-          <w:lang w:val="zh-CN"/>
-        </w:rPr>
-        <w:t xml:space="preserve"> </w:t>
-      </w:r>
-      <w:r>
-        <w:rPr>
-          <w:rFonts w:hint="eastAsia"/>
-          <w:lang w:val="zh-CN"/>
-        </w:rPr>
-        <w:t xml:space="preserve">160%）/</w:t>
-      </w:r>
-      <w:r>
-        <w:rPr>
-          <w:lang w:val="zh-CN"/>
-        </w:rPr>
-        <w:t xml:space="preserve"> </w:t>
-      </w:r>
-      <w:r>
-        <w:rPr>
-          <w:rFonts w:hint="eastAsia"/>
-          <w:lang w:val="zh-CN"/>
-        </w:rPr>
-        <w:t xml:space="preserve">盘体不透明度</w:t>
-      </w:r>
-      <w:r>
-        <w:rPr>
-          <w:lang w:val="zh-CN"/>
-        </w:rPr>
-        <w:t xml:space="preserve"> / </w:t>
-      </w:r>
-      <w:r>
-        <w:rPr>
-          <w:rFonts w:hint="eastAsia"/>
-          <w:lang w:val="zh-CN"/>
-        </w:rPr>
-        <w:t xml:space="preserve">转速（4–60</w:t>
-      </w:r>
-      <w:r>
-        <w:rPr>
-          <w:lang w:val="zh-CN"/>
-        </w:rPr>
-        <w:t xml:space="preserve"> </w:t>
-      </w:r>
-      <w:r>
-        <w:rPr>
-          <w:rFonts w:hint="eastAsia"/>
-          <w:lang w:val="zh-CN"/>
-        </w:rPr>
-        <w:t xml:space="preserve">秒/圈）滑杆，唱片位置「居中</w:t>
-      </w:r>
-      <w:r>
-        <w:rPr>
-          <w:lang w:val="zh-CN"/>
-        </w:rPr>
-        <w:t xml:space="preserve"> / </w:t>
-      </w:r>
-      <w:r>
-        <w:rPr>
-          <w:rFonts w:hint="eastAsia"/>
-          <w:lang w:val="zh-CN"/>
-        </w:rPr>
-        <w:t xml:space="preserve">右上悬挂」（QQ</w:t>
-      </w:r>
-      <w:r>
-        <w:rPr>
-          <w:lang w:val="zh-CN"/>
-        </w:rPr>
-        <w:t xml:space="preserve"> </w:t>
-      </w:r>
-      <w:r>
-        <w:rPr>
-          <w:rFonts w:hint="eastAsia"/>
-          <w:lang w:val="zh-CN"/>
-        </w:rPr>
-        <w:t xml:space="preserve">音乐式探出屏幕右上），轴心孔可开关，盘面图片可自定义（上传一张图自动智能去边裁切——唱片照片的白边/黑边会自动识别去除，随盘旋转，「盘体不透明」对它同样生效；历史</w:t>
-      </w:r>
-      <w:r>
-        <w:rPr>
-          <w:lang w:val="zh-CN"/>
-        </w:rPr>
-        <w:t xml:space="preserve"> 8 </w:t>
-      </w:r>
-      <w:r>
-        <w:rPr>
-          <w:rFonts w:hint="eastAsia"/>
-          <w:lang w:val="zh-CN"/>
-        </w:rPr>
-        <w:t xml:space="preserve">张缩略图条点按切回、hover</w:t>
-      </w:r>
-      <w:r>
-        <w:rPr>
-          <w:lang w:val="zh-CN"/>
-        </w:rPr>
-        <w:t xml:space="preserve"> ✕ </w:t>
-      </w:r>
-      <w:r>
-        <w:rPr>
-          <w:rFonts w:hint="eastAsia"/>
-          <w:lang w:val="zh-CN"/>
-        </w:rPr>
-        <w:t xml:space="preserve">删除，清除即回封面取色刻纹），🎲</w:t>
-      </w:r>
-      <w:r>
-        <w:rPr>
-          <w:lang w:val="zh-CN"/>
-        </w:rPr>
-        <w:t xml:space="preserve"> </w:t>
-      </w:r>
-      <w:r>
-        <w:rPr>
-          <w:rFonts w:hint="eastAsia"/>
-          <w:lang w:val="zh-CN"/>
-        </w:rPr>
-        <w:t xml:space="preserve">换一组随机纹路（宽度/明暗/哑光圈随机生成，固定半径起铺、不受封面大小影响），↺</w:t>
-      </w:r>
-      <w:r>
-        <w:rPr>
-          <w:lang w:val="zh-CN"/>
-        </w:rPr>
-        <w:t xml:space="preserve"> </w:t>
-      </w:r>
-      <w:r>
-        <w:rPr>
-          <w:rFonts w:hint="eastAsia"/>
-          <w:lang w:val="zh-CN"/>
-        </w:rPr>
-        <w:t xml:space="preserve">一键恢复默认；全部即时生效并记忆。拖动底部进度条时唱片像表把一样跟手转动（前拽顺时针、后拽逆时针，暂停时也生效），点击跳转时唱片朝跳转方向加速甩一下再恢复正常转速</w:t>
+        <w:t xml:space="preserve">歌词栏滚动浏览</w:t>
+      </w:r>
+      <w:r>
+        <w:rPr>
+          <w:rFonts w:hint="eastAsia"/>
+          <w:lang w:val="zh-CN"/>
+        </w:rPr>
+        <w:t xml:space="preserve">：鼠标滚动歌词上下翻看时进入</w:t>
+      </w:r>
+      <w:r>
+        <w:rPr>
+          <w:lang w:val="zh-CN"/>
+        </w:rPr>
+        <w:t xml:space="preserve"> 5 </w:t>
+      </w:r>
+      <w:r>
+        <w:rPr>
+          <w:rFonts w:hint="eastAsia"/>
+          <w:lang w:val="zh-CN"/>
+        </w:rPr>
+        <w:t xml:space="preserve">秒浏览保护期，播放到下一行不会强制拉回（期间当前行高亮与逐字进度照常更新），停止滚动</w:t>
+      </w:r>
+      <w:r>
+        <w:rPr>
+          <w:lang w:val="zh-CN"/>
+        </w:rPr>
+        <w:t xml:space="preserve"> 5 </w:t>
+      </w:r>
+      <w:r>
+        <w:rPr>
+          <w:rFonts w:hint="eastAsia"/>
+          <w:lang w:val="zh-CN"/>
+        </w:rPr>
+        <w:t xml:space="preserve">秒后自动恢复跟随</w:t>
       </w:r>
     </w:p>
     <w:p>
@@ -7787,101 +7601,118 @@
       </w:pPr>
       <w:r>
         <w:rPr>
-          <w:rFonts w:hint="eastAsia"/>
-          <w:b/>
-          <w:bCs/>
-          <w:lang w:val="zh-CN"/>
-        </w:rPr>
-        <w:t xml:space="preserve">歌词偏移（歌词栏</w:t>
-      </w:r>
-      <w:r>
-        <w:rPr>
-          <w:b/>
-          <w:bCs/>
-          <w:lang w:val="zh-CN"/>
-        </w:rPr>
-        <w:t xml:space="preserve"> </w:t>
-      </w:r>
-      <w:r>
-        <w:rPr>
-          <w:rFonts w:hint="eastAsia"/>
-          <w:b/>
-          <w:bCs/>
-          <w:lang w:val="zh-CN"/>
-        </w:rPr>
-        <w:t xml:space="preserve">⚙）</w:t>
-      </w:r>
-      <w:r>
-        <w:rPr>
-          <w:rFonts w:hint="eastAsia"/>
-          <w:lang w:val="zh-CN"/>
-        </w:rPr>
-        <w:t xml:space="preserve">：−/＋</w:t>
-      </w:r>
-      <w:r>
-        <w:rPr>
-          <w:lang w:val="zh-CN"/>
-        </w:rPr>
-        <w:t xml:space="preserve"> </w:t>
-      </w:r>
-      <w:r>
-        <w:rPr>
-          <w:rFonts w:hint="eastAsia"/>
-          <w:lang w:val="zh-CN"/>
-        </w:rPr>
-        <w:t xml:space="preserve">按</w:t>
-      </w:r>
-      <w:r>
-        <w:rPr>
-          <w:lang w:val="zh-CN"/>
-        </w:rPr>
-        <w:t xml:space="preserve"> 0.5s </w:t>
-      </w:r>
-      <w:r>
-        <w:rPr>
-          <w:rFonts w:hint="eastAsia"/>
-          <w:lang w:val="zh-CN"/>
-        </w:rPr>
-        <w:t xml:space="preserve">步进微调当前曲歌词时间轴（±30s），↺</w:t>
-      </w:r>
-      <w:r>
-        <w:rPr>
-          <w:lang w:val="zh-CN"/>
-        </w:rPr>
-        <w:t xml:space="preserve"> </w:t>
-      </w:r>
-      <w:r>
-        <w:rPr>
-          <w:rFonts w:hint="eastAsia"/>
-          <w:lang w:val="zh-CN"/>
-        </w:rPr>
-        <w:t xml:space="preserve">归零；按曲目记忆，AM</w:t>
-      </w:r>
-      <w:r>
-        <w:rPr>
-          <w:lang w:val="zh-CN"/>
-        </w:rPr>
-        <w:t xml:space="preserve"> </w:t>
-      </w:r>
-      <w:r>
-        <w:rPr>
-          <w:rFonts w:hint="eastAsia"/>
-          <w:lang w:val="zh-CN"/>
-        </w:rPr>
-        <w:t xml:space="preserve">面板、FB2K</w:t>
-      </w:r>
-      <w:r>
-        <w:rPr>
-          <w:lang w:val="zh-CN"/>
-        </w:rPr>
-        <w:t xml:space="preserve"> </w:t>
-      </w:r>
-      <w:r>
-        <w:rPr>
-          <w:rFonts w:hint="eastAsia"/>
-          <w:lang w:val="zh-CN"/>
-        </w:rPr>
-        <w:t xml:space="preserve">侧栏、桌面歌词同步生效</w:t>
+          <w:b/>
+          <w:bCs/>
+          <w:lang w:val="zh-CN"/>
+        </w:rPr>
+        <w:t xml:space="preserve">AM </w:t>
+      </w:r>
+      <w:r>
+        <w:rPr>
+          <w:rFonts w:hint="eastAsia"/>
+          <w:b/>
+          <w:bCs/>
+          <w:lang w:val="zh-CN"/>
+        </w:rPr>
+        <w:t xml:space="preserve">界面设置</w:t>
+      </w:r>
+      <w:r>
+        <w:rPr>
+          <w:rFonts w:hint="eastAsia"/>
+          <w:lang w:val="zh-CN"/>
+        </w:rPr>
+        <w:t xml:space="preserve">：设置</w:t>
+      </w:r>
+      <w:r>
+        <w:rPr>
+          <w:lang w:val="zh-CN"/>
+        </w:rPr>
+        <w:t xml:space="preserve"> → AM </w:t>
+      </w:r>
+      <w:r>
+        <w:rPr>
+          <w:rFonts w:hint="eastAsia"/>
+          <w:lang w:val="zh-CN"/>
+        </w:rPr>
+        <w:t xml:space="preserve">界面：顶栏置底（窗口三键钉右上角玻璃角标）；沉浸模式真全屏（隐藏任务栏，默认窗口最大化）；沉浸模式样式（经典双栏</w:t>
+      </w:r>
+      <w:r>
+        <w:rPr>
+          <w:lang w:val="zh-CN"/>
+        </w:rPr>
+        <w:t xml:space="preserve"> / </w:t>
+      </w:r>
+      <w:r>
+        <w:rPr>
+          <w:rFonts w:hint="eastAsia"/>
+          <w:lang w:val="zh-CN"/>
+        </w:rPr>
+        <w:t xml:space="preserve">彩胶唱片，沉浸中切换立即生效）；启动时询问是否续播（默认关=静默恢复上次曲目与进度并暂停；开=弹窗询问）；系统媒体会话</w:t>
+      </w:r>
+      <w:r>
+        <w:rPr>
+          <w:lang w:val="zh-CN"/>
+        </w:rPr>
+        <w:t xml:space="preserve"> </w:t>
+      </w:r>
+      <w:r>
+        <w:rPr>
+          <w:rFonts w:hint="eastAsia"/>
+          <w:lang w:val="zh-CN"/>
+        </w:rPr>
+        <w:t xml:space="preserve">SMTC（V4.5</w:t>
+      </w:r>
+      <w:r>
+        <w:rPr>
+          <w:lang w:val="zh-CN"/>
+        </w:rPr>
+        <w:t xml:space="preserve"> </w:t>
+      </w:r>
+      <w:r>
+        <w:rPr>
+          <w:rFonts w:hint="eastAsia"/>
+          <w:lang w:val="zh-CN"/>
+        </w:rPr>
+        <w:t xml:space="preserve">起默认关——部分机器上伴随进程推高</w:t>
+      </w:r>
+      <w:r>
+        <w:rPr>
+          <w:lang w:val="zh-CN"/>
+        </w:rPr>
+        <w:t xml:space="preserve"> CPU </w:t>
+      </w:r>
+      <w:r>
+        <w:rPr>
+          <w:rFonts w:hint="eastAsia"/>
+          <w:lang w:val="zh-CN"/>
+        </w:rPr>
+        <w:t xml:space="preserve">温度，需要时在设置中手动开启）；AM</w:t>
+      </w:r>
+      <w:r>
+        <w:rPr>
+          <w:lang w:val="zh-CN"/>
+        </w:rPr>
+        <w:t xml:space="preserve"> </w:t>
+      </w:r>
+      <w:r>
+        <w:rPr>
+          <w:rFonts w:hint="eastAsia"/>
+          <w:lang w:val="zh-CN"/>
+        </w:rPr>
+        <w:t xml:space="preserve">歌词样式与沉浸歌词样式（字号/行距/每行词数等）各自独立，迁入本页统一调整；封面取色权重（按面积/偏冷/偏暖）与搜索框、A–Z</w:t>
+      </w:r>
+      <w:r>
+        <w:rPr>
+          <w:lang w:val="zh-CN"/>
+        </w:rPr>
+        <w:t xml:space="preserve"> </w:t>
+      </w:r>
+      <w:r>
+        <w:rPr>
+          <w:rFonts w:hint="eastAsia"/>
+          <w:lang w:val="zh-CN"/>
+        </w:rPr>
+        <w:t xml:space="preserve">索引条底色来源（跟随封面/跟随频谱主色/不着色）</w:t>
       </w:r>
     </w:p>
     <w:p>
@@ -7899,6 +7730,350 @@
           <w:bCs/>
           <w:lang w:val="zh-CN"/>
         </w:rPr>
+        <w:t xml:space="preserve">沉浸模式</w:t>
+      </w:r>
+      <w:r>
+        <w:rPr>
+          <w:b/>
+          <w:bCs/>
+          <w:lang w:val="zh-CN"/>
+        </w:rPr>
+        <w:t xml:space="preserve"> · </w:t>
+      </w:r>
+      <w:r>
+        <w:rPr>
+          <w:rFonts w:hint="eastAsia"/>
+          <w:b/>
+          <w:bCs/>
+          <w:lang w:val="zh-CN"/>
+        </w:rPr>
+        <w:t xml:space="preserve">彩胶唱片</w:t>
+      </w:r>
+      <w:r>
+        <w:rPr>
+          <w:rFonts w:hint="eastAsia"/>
+          <w:lang w:val="zh-CN"/>
+        </w:rPr>
+        <w:t xml:space="preserve">：设置</w:t>
+      </w:r>
+      <w:r>
+        <w:rPr>
+          <w:lang w:val="zh-CN"/>
+        </w:rPr>
+        <w:t xml:space="preserve"> → AM </w:t>
+      </w:r>
+      <w:r>
+        <w:rPr>
+          <w:rFonts w:hint="eastAsia"/>
+          <w:lang w:val="zh-CN"/>
+        </w:rPr>
+        <w:t xml:space="preserve">界面「沉浸模式样式」选彩胶唱片：右侧旋转彩胶——封面截成圆形标签随盘旋转，盘体磨砂亚克力半透明、刻纹颜色从封面实时提取（黑白封面回落主题强调色），播放时柔和加速起转、暂停时带阻尼减速缓缓停稳（rAF</w:t>
+      </w:r>
+      <w:r>
+        <w:rPr>
+          <w:lang w:val="zh-CN"/>
+        </w:rPr>
+        <w:t xml:space="preserve"> </w:t>
+      </w:r>
+      <w:r>
+        <w:rPr>
+          <w:rFonts w:hint="eastAsia"/>
+          <w:lang w:val="zh-CN"/>
+        </w:rPr>
+        <w:t xml:space="preserve">惯性物理，不再是生硬定格），切歌瞬间唱片有一次换碟明暗闪动、盘面叠一层慢速反向流光；左侧常驻大歌词；底部全宽进度条（可拖拽）+</w:t>
+      </w:r>
+      <w:r>
+        <w:rPr>
+          <w:lang w:val="zh-CN"/>
+        </w:rPr>
+        <w:t xml:space="preserve"> </w:t>
+      </w:r>
+      <w:r>
+        <w:rPr>
+          <w:rFonts w:hint="eastAsia"/>
+          <w:lang w:val="zh-CN"/>
+        </w:rPr>
+        <w:t xml:space="preserve">传输/音量/待播清单；背景与全局统一（封面氛围或自定义壁纸照常生效）。沉浸界面右上角</w:t>
+      </w:r>
+      <w:r>
+        <w:rPr>
+          <w:lang w:val="zh-CN"/>
+        </w:rPr>
+        <w:t xml:space="preserve"> 💿 </w:t>
+      </w:r>
+      <w:r>
+        <w:rPr>
+          <w:rFonts w:hint="eastAsia"/>
+          <w:lang w:val="zh-CN"/>
+        </w:rPr>
+        <w:t xml:space="preserve">打开「彩胶外观」：封面大小（50–90%，胶圈宽度随之反向）/</w:t>
+      </w:r>
+      <w:r>
+        <w:rPr>
+          <w:lang w:val="zh-CN"/>
+        </w:rPr>
+        <w:t xml:space="preserve"> </w:t>
+      </w:r>
+      <w:r>
+        <w:rPr>
+          <w:rFonts w:hint="eastAsia"/>
+          <w:lang w:val="zh-CN"/>
+        </w:rPr>
+        <w:t xml:space="preserve">盘体大小（最大</w:t>
+      </w:r>
+      <w:r>
+        <w:rPr>
+          <w:lang w:val="zh-CN"/>
+        </w:rPr>
+        <w:t xml:space="preserve"> </w:t>
+      </w:r>
+      <w:r>
+        <w:rPr>
+          <w:rFonts w:hint="eastAsia"/>
+          <w:lang w:val="zh-CN"/>
+        </w:rPr>
+        <w:t xml:space="preserve">160%）/</w:t>
+      </w:r>
+      <w:r>
+        <w:rPr>
+          <w:lang w:val="zh-CN"/>
+        </w:rPr>
+        <w:t xml:space="preserve"> </w:t>
+      </w:r>
+      <w:r>
+        <w:rPr>
+          <w:rFonts w:hint="eastAsia"/>
+          <w:lang w:val="zh-CN"/>
+        </w:rPr>
+        <w:t xml:space="preserve">盘体不透明度</w:t>
+      </w:r>
+      <w:r>
+        <w:rPr>
+          <w:lang w:val="zh-CN"/>
+        </w:rPr>
+        <w:t xml:space="preserve"> / </w:t>
+      </w:r>
+      <w:r>
+        <w:rPr>
+          <w:rFonts w:hint="eastAsia"/>
+          <w:lang w:val="zh-CN"/>
+        </w:rPr>
+        <w:t xml:space="preserve">转速（4–60</w:t>
+      </w:r>
+      <w:r>
+        <w:rPr>
+          <w:lang w:val="zh-CN"/>
+        </w:rPr>
+        <w:t xml:space="preserve"> </w:t>
+      </w:r>
+      <w:r>
+        <w:rPr>
+          <w:rFonts w:hint="eastAsia"/>
+          <w:lang w:val="zh-CN"/>
+        </w:rPr>
+        <w:t xml:space="preserve">秒/圈）滑杆，唱片位置「居中</w:t>
+      </w:r>
+      <w:r>
+        <w:rPr>
+          <w:lang w:val="zh-CN"/>
+        </w:rPr>
+        <w:t xml:space="preserve"> / </w:t>
+      </w:r>
+      <w:r>
+        <w:rPr>
+          <w:rFonts w:hint="eastAsia"/>
+          <w:lang w:val="zh-CN"/>
+        </w:rPr>
+        <w:t xml:space="preserve">右上悬挂」（QQ</w:t>
+      </w:r>
+      <w:r>
+        <w:rPr>
+          <w:lang w:val="zh-CN"/>
+        </w:rPr>
+        <w:t xml:space="preserve"> </w:t>
+      </w:r>
+      <w:r>
+        <w:rPr>
+          <w:rFonts w:hint="eastAsia"/>
+          <w:lang w:val="zh-CN"/>
+        </w:rPr>
+        <w:t xml:space="preserve">音乐式探出屏幕右上），轴心孔可开关，盘面图片可自定义（上传一张图自动智能去边裁切——唱片照片的白边/黑边会自动识别去除，随盘旋转，「盘体不透明」对它同样生效；历史</w:t>
+      </w:r>
+      <w:r>
+        <w:rPr>
+          <w:lang w:val="zh-CN"/>
+        </w:rPr>
+        <w:t xml:space="preserve"> 8 </w:t>
+      </w:r>
+      <w:r>
+        <w:rPr>
+          <w:rFonts w:hint="eastAsia"/>
+          <w:lang w:val="zh-CN"/>
+        </w:rPr>
+        <w:t xml:space="preserve">张缩略图条点按切回、hover</w:t>
+      </w:r>
+      <w:r>
+        <w:rPr>
+          <w:lang w:val="zh-CN"/>
+        </w:rPr>
+        <w:t xml:space="preserve"> ✕ </w:t>
+      </w:r>
+      <w:r>
+        <w:rPr>
+          <w:rFonts w:hint="eastAsia"/>
+          <w:lang w:val="zh-CN"/>
+        </w:rPr>
+        <w:t xml:space="preserve">删除，清除即回封面取色刻纹），🎲</w:t>
+      </w:r>
+      <w:r>
+        <w:rPr>
+          <w:lang w:val="zh-CN"/>
+        </w:rPr>
+        <w:t xml:space="preserve"> </w:t>
+      </w:r>
+      <w:r>
+        <w:rPr>
+          <w:rFonts w:hint="eastAsia"/>
+          <w:lang w:val="zh-CN"/>
+        </w:rPr>
+        <w:t xml:space="preserve">换一组随机纹路（宽度/明暗/哑光圈随机生成，固定半径起铺、不受封面大小影响），↺</w:t>
+      </w:r>
+      <w:r>
+        <w:rPr>
+          <w:lang w:val="zh-CN"/>
+        </w:rPr>
+        <w:t xml:space="preserve"> </w:t>
+      </w:r>
+      <w:r>
+        <w:rPr>
+          <w:rFonts w:hint="eastAsia"/>
+          <w:lang w:val="zh-CN"/>
+        </w:rPr>
+        <w:t xml:space="preserve">一键恢复默认；全部即时生效并记忆。拖动底部进度条时唱片像表把一样跟手转动（前拽顺时针、后拽逆时针，暂停时也生效），点击跳转时唱片朝跳转方向加速甩一下再恢复正常转速</w:t>
+      </w:r>
+    </w:p>
+    <w:p>
+      <w:pPr>
+        <w:pStyle w:val="Compact"/>
+        <w:numPr>
+          <w:ilvl w:val="0"/>
+          <w:numId w:val="1004"/>
+        </w:numPr>
+      </w:pPr>
+      <w:r>
+        <w:rPr>
+          <w:rFonts w:hint="eastAsia"/>
+          <w:b/>
+          <w:bCs/>
+          <w:lang w:val="zh-CN"/>
+        </w:rPr>
+        <w:t xml:space="preserve">歌词偏移（歌词栏</w:t>
+      </w:r>
+      <w:r>
+        <w:rPr>
+          <w:b/>
+          <w:bCs/>
+          <w:lang w:val="zh-CN"/>
+        </w:rPr>
+        <w:t xml:space="preserve"> </w:t>
+      </w:r>
+      <w:r>
+        <w:rPr>
+          <w:rFonts w:hint="eastAsia"/>
+          <w:b/>
+          <w:bCs/>
+          <w:lang w:val="zh-CN"/>
+        </w:rPr>
+        <w:t xml:space="preserve">⚙）</w:t>
+      </w:r>
+      <w:r>
+        <w:rPr>
+          <w:rFonts w:hint="eastAsia"/>
+          <w:lang w:val="zh-CN"/>
+        </w:rPr>
+        <w:t xml:space="preserve">：−/＋</w:t>
+      </w:r>
+      <w:r>
+        <w:rPr>
+          <w:lang w:val="zh-CN"/>
+        </w:rPr>
+        <w:t xml:space="preserve"> </w:t>
+      </w:r>
+      <w:r>
+        <w:rPr>
+          <w:rFonts w:hint="eastAsia"/>
+          <w:lang w:val="zh-CN"/>
+        </w:rPr>
+        <w:t xml:space="preserve">按</w:t>
+      </w:r>
+      <w:r>
+        <w:rPr>
+          <w:lang w:val="zh-CN"/>
+        </w:rPr>
+        <w:t xml:space="preserve"> 0.5s </w:t>
+      </w:r>
+      <w:r>
+        <w:rPr>
+          <w:rFonts w:hint="eastAsia"/>
+          <w:lang w:val="zh-CN"/>
+        </w:rPr>
+        <w:t xml:space="preserve">步进微调当前曲歌词时间轴（±30s），↺</w:t>
+      </w:r>
+      <w:r>
+        <w:rPr>
+          <w:lang w:val="zh-CN"/>
+        </w:rPr>
+        <w:t xml:space="preserve"> </w:t>
+      </w:r>
+      <w:r>
+        <w:rPr>
+          <w:rFonts w:hint="eastAsia"/>
+          <w:lang w:val="zh-CN"/>
+        </w:rPr>
+        <w:t xml:space="preserve">归零；按曲目记忆，AM</w:t>
+      </w:r>
+      <w:r>
+        <w:rPr>
+          <w:lang w:val="zh-CN"/>
+        </w:rPr>
+        <w:t xml:space="preserve"> </w:t>
+      </w:r>
+      <w:r>
+        <w:rPr>
+          <w:rFonts w:hint="eastAsia"/>
+          <w:lang w:val="zh-CN"/>
+        </w:rPr>
+        <w:t xml:space="preserve">面板、FB2K</w:t>
+      </w:r>
+      <w:r>
+        <w:rPr>
+          <w:lang w:val="zh-CN"/>
+        </w:rPr>
+        <w:t xml:space="preserve"> </w:t>
+      </w:r>
+      <w:r>
+        <w:rPr>
+          <w:rFonts w:hint="eastAsia"/>
+          <w:lang w:val="zh-CN"/>
+        </w:rPr>
+        <w:t xml:space="preserve">侧栏、桌面歌词同步生效</w:t>
+      </w:r>
+    </w:p>
+    <w:p>
+      <w:pPr>
+        <w:pStyle w:val="Compact"/>
+        <w:numPr>
+          <w:ilvl w:val="0"/>
+          <w:numId w:val="1004"/>
+        </w:numPr>
+      </w:pPr>
+      <w:r>
+        <w:rPr>
+          <w:rFonts w:hint="eastAsia"/>
+          <w:b/>
+          <w:bCs/>
+          <w:lang w:val="zh-CN"/>
+        </w:rPr>
         <w:t xml:space="preserve">底部频谱条</w:t>
       </w:r>
       <w:r>
@@ -12528,6 +12703,277 @@
           <w:lang w:val="zh-CN"/>
         </w:rPr>
         <w:t xml:space="preserve">版本更新</w:t>
+      </w:r>
+    </w:p>
+    <w:p>
+      <w:pPr>
+        <w:pStyle w:val="Compact"/>
+        <w:numPr>
+          <w:ilvl w:val="0"/>
+          <w:numId w:val="1010"/>
+        </w:numPr>
+      </w:pPr>
+      <w:r>
+        <w:rPr>
+          <w:b/>
+          <w:bCs/>
+          <w:lang w:val="zh-CN"/>
+        </w:rPr>
+        <w:t xml:space="preserve">V4.6.6</w:t>
+      </w:r>
+      <w:r>
+        <w:rPr>
+          <w:rFonts w:hint="eastAsia"/>
+          <w:lang w:val="zh-CN"/>
+        </w:rPr>
+        <w:t xml:space="preserve">：QQ音乐</w:t>
+      </w:r>
+      <w:r>
+        <w:rPr>
+          <w:lang w:val="zh-CN"/>
+        </w:rPr>
+        <w:t xml:space="preserve"> Hi-Res </w:t>
+      </w:r>
+      <w:r>
+        <w:rPr>
+          <w:rFonts w:hint="eastAsia"/>
+          <w:lang w:val="zh-CN"/>
+        </w:rPr>
+        <w:t xml:space="preserve">大歌单与下载选档修正：①</w:t>
+      </w:r>
+      <w:r>
+        <w:rPr>
+          <w:lang w:val="zh-CN"/>
+        </w:rPr>
+        <w:t xml:space="preserve"> </w:t>
+      </w:r>
+      <w:r>
+        <w:rPr>
+          <w:rFonts w:hint="eastAsia"/>
+          <w:lang w:val="zh-CN"/>
+        </w:rPr>
+        <w:t xml:space="preserve">官方单曲详情每批由</w:t>
+      </w:r>
+      <w:r>
+        <w:rPr>
+          <w:lang w:val="zh-CN"/>
+        </w:rPr>
+        <w:t xml:space="preserve"> 50 </w:t>
+      </w:r>
+      <w:r>
+        <w:rPr>
+          <w:rFonts w:hint="eastAsia"/>
+          <w:lang w:val="zh-CN"/>
+        </w:rPr>
+        <w:t xml:space="preserve">首改为</w:t>
+      </w:r>
+      <w:r>
+        <w:rPr>
+          <w:lang w:val="zh-CN"/>
+        </w:rPr>
+        <w:t xml:space="preserve"> 20 </w:t>
+      </w:r>
+      <w:r>
+        <w:rPr>
+          <w:rFonts w:hint="eastAsia"/>
+          <w:lang w:val="zh-CN"/>
+        </w:rPr>
+        <w:t xml:space="preserve">首，解决大歌单整批</w:t>
+      </w:r>
+      <w:r>
+        <w:rPr>
+          <w:lang w:val="zh-CN"/>
+        </w:rPr>
+        <w:t xml:space="preserve"> 500000 </w:t>
+      </w:r>
+      <w:r>
+        <w:rPr>
+          <w:rFonts w:hint="eastAsia"/>
+          <w:lang w:val="zh-CN"/>
+        </w:rPr>
+        <w:t xml:space="preserve">导致</w:t>
+      </w:r>
+      <w:r>
+        <w:rPr>
+          <w:lang w:val="zh-CN"/>
+        </w:rPr>
+        <w:t xml:space="preserve"> Hi-Res </w:t>
+      </w:r>
+      <w:r>
+        <w:rPr>
+          <w:rFonts w:hint="eastAsia"/>
+          <w:lang w:val="zh-CN"/>
+        </w:rPr>
+        <w:t xml:space="preserve">和大小丢失，239</w:t>
+      </w:r>
+      <w:r>
+        <w:rPr>
+          <w:lang w:val="zh-CN"/>
+        </w:rPr>
+        <w:t xml:space="preserve"> </w:t>
+      </w:r>
+      <w:r>
+        <w:rPr>
+          <w:rFonts w:hint="eastAsia"/>
+          <w:lang w:val="zh-CN"/>
+        </w:rPr>
+        <w:t xml:space="preserve">首歌单实测全部刷新；②</w:t>
+      </w:r>
+      <w:r>
+        <w:rPr>
+          <w:lang w:val="zh-CN"/>
+        </w:rPr>
+        <w:t xml:space="preserve"> </w:t>
+      </w:r>
+      <w:r>
+        <w:rPr>
+          <w:rFonts w:hint="eastAsia"/>
+          <w:lang w:val="zh-CN"/>
+        </w:rPr>
+        <w:t xml:space="preserve">移除「QQ</w:t>
+      </w:r>
+      <w:r>
+        <w:rPr>
+          <w:lang w:val="zh-CN"/>
+        </w:rPr>
+        <w:t xml:space="preserve"> </w:t>
+      </w:r>
+      <w:r>
+        <w:rPr>
+          <w:rFonts w:hint="eastAsia"/>
+          <w:lang w:val="zh-CN"/>
+        </w:rPr>
+        <w:t xml:space="preserve">有</w:t>
+      </w:r>
+      <w:r>
+        <w:rPr>
+          <w:lang w:val="zh-CN"/>
+        </w:rPr>
+        <w:t xml:space="preserve"> FLAC </w:t>
+      </w:r>
+      <w:r>
+        <w:rPr>
+          <w:rFonts w:hint="eastAsia"/>
+          <w:lang w:val="zh-CN"/>
+        </w:rPr>
+        <w:t xml:space="preserve">就允许</w:t>
+      </w:r>
+      <w:r>
+        <w:rPr>
+          <w:lang w:val="zh-CN"/>
+        </w:rPr>
+        <w:t xml:space="preserve"> </w:t>
+      </w:r>
+      <w:r>
+        <w:rPr>
+          <w:rFonts w:hint="eastAsia"/>
+          <w:lang w:val="zh-CN"/>
+        </w:rPr>
+        <w:t xml:space="preserve">Hi-Res」错误兜底，官方没有</w:t>
+      </w:r>
+      <w:r>
+        <w:rPr>
+          <w:lang w:val="zh-CN"/>
+        </w:rPr>
+        <w:t xml:space="preserve"> Hi-Res </w:t>
+      </w:r>
+      <w:r>
+        <w:rPr>
+          <w:rFonts w:hint="eastAsia"/>
+          <w:lang w:val="zh-CN"/>
+        </w:rPr>
+        <w:t xml:space="preserve">的歌曲只按真实</w:t>
+      </w:r>
+      <w:r>
+        <w:rPr>
+          <w:lang w:val="zh-CN"/>
+        </w:rPr>
+        <w:t xml:space="preserve"> FLAC </w:t>
+      </w:r>
+      <w:r>
+        <w:rPr>
+          <w:rFonts w:hint="eastAsia"/>
+          <w:lang w:val="zh-CN"/>
+        </w:rPr>
+        <w:t xml:space="preserve">档下载；③</w:t>
+      </w:r>
+      <w:r>
+        <w:rPr>
+          <w:lang w:val="zh-CN"/>
+        </w:rPr>
+        <w:t xml:space="preserve"> </w:t>
+      </w:r>
+      <w:r>
+        <w:rPr>
+          <w:rFonts w:hint="eastAsia"/>
+          <w:lang w:val="zh-CN"/>
+        </w:rPr>
+        <w:t xml:space="preserve">自制在线歌单自动刷新并保存旧</w:t>
+      </w:r>
+      <w:r>
+        <w:rPr>
+          <w:lang w:val="zh-CN"/>
+        </w:rPr>
+        <w:t xml:space="preserve"> QQ </w:t>
+      </w:r>
+      <w:r>
+        <w:rPr>
+          <w:rFonts w:hint="eastAsia"/>
+          <w:lang w:val="zh-CN"/>
+        </w:rPr>
+        <w:t xml:space="preserve">音质快照，《secret</w:t>
+      </w:r>
+      <w:r>
+        <w:rPr>
+          <w:lang w:val="zh-CN"/>
+        </w:rPr>
+        <w:t xml:space="preserve"> </w:t>
+      </w:r>
+      <w:r>
+        <w:rPr>
+          <w:rFonts w:hint="eastAsia"/>
+          <w:lang w:val="zh-CN"/>
+        </w:rPr>
+        <w:t xml:space="preserve">base》实测恢复</w:t>
+      </w:r>
+      <w:r>
+        <w:rPr>
+          <w:lang w:val="zh-CN"/>
+        </w:rPr>
+        <w:t xml:space="preserve"> Hi-Res </w:t>
+      </w:r>
+      <w:r>
+        <w:rPr>
+          <w:rFonts w:hint="eastAsia"/>
+          <w:lang w:val="zh-CN"/>
+        </w:rPr>
+        <w:t xml:space="preserve">133.11MB；④</w:t>
+      </w:r>
+      <w:r>
+        <w:rPr>
+          <w:lang w:val="zh-CN"/>
+        </w:rPr>
+        <w:t xml:space="preserve"> </w:t>
+      </w:r>
+      <w:r>
+        <w:rPr>
+          <w:rFonts w:hint="eastAsia"/>
+          <w:lang w:val="zh-CN"/>
+        </w:rPr>
+        <w:t xml:space="preserve">下载完成继续按</w:t>
+      </w:r>
+      <w:r>
+        <w:rPr>
+          <w:lang w:val="zh-CN"/>
+        </w:rPr>
+        <w:t xml:space="preserve"> ffprobe </w:t>
+      </w:r>
+      <w:r>
+        <w:rPr>
+          <w:rFonts w:hint="eastAsia"/>
+          <w:lang w:val="zh-CN"/>
+        </w:rPr>
+        <w:t xml:space="preserve">实测格式回显</w:t>
       </w:r>
     </w:p>
     <w:p>
